--- a/ВМА_отчет_л1.docx
+++ b/ВМА_отчет_л1.docx
@@ -7135,8 +7135,19 @@
           <w:sz w:val="28"/>
           <w:szCs w:val="28"/>
           <w:highlight w:val="none"/>
-        </w:rPr>
-        <w:t xml:space="preserve">Невязка по матрице: </w:t>
+          <w:lang w:val="en-US"/>
+        </w:rPr>
+        <w:t xml:space="preserve">R</w:t>
+      </w:r>
+      <w:r>
+        <w:rPr>
+          <w:b w:val="0"/>
+          <w:bCs w:val="0"/>
+          <w:sz w:val="28"/>
+          <w:szCs w:val="28"/>
+          <w:highlight w:val="none"/>
+        </w:rPr>
+        <w:t xml:space="preserve">: </w:t>
       </w:r>
       <w:r/>
     </w:p>

--- a/ВМА_отчет_л1.docx
+++ b/ВМА_отчет_л1.docx
@@ -88,6 +88,12 @@
           <w:szCs w:val="320"/>
         </w:rPr>
       </w:r>
+      <w:r>
+        <w:rPr>
+          <w:sz w:val="320"/>
+          <w:szCs w:val="320"/>
+        </w:rPr>
+      </w:r>
     </w:p>
     <w:p>
       <w:pPr>
@@ -109,13 +115,11 @@
       <w:r>
         <w:rPr>
           <w:rFonts w:ascii="Times New Roman" w:hAnsi="Times New Roman" w:eastAsia="Times New Roman" w:cs="Times New Roman"/>
-          <w:rtl w:val="0"/>
-          <w:lang w:val="ru-RU"/>
         </w:rPr>
       </w:r>
       <w:r>
         <w:rPr>
-          <w:rFonts w:ascii="Times New Roman" w:hAnsi="Times New Roman" w:eastAsia="Times New Roman" w:cs="Times New Roman"/>
+          <w:rFonts w:ascii="Times New Roman" w:hAnsi="Times New Roman" w:cs="Times New Roman"/>
         </w:rPr>
       </w:r>
     </w:p>
@@ -138,6 +142,11 @@
       <w:r>
         <w:rPr>
           <w:rFonts w:ascii="Times New Roman" w:hAnsi="Times New Roman" w:eastAsia="Times New Roman" w:cs="Times New Roman"/>
+        </w:rPr>
+      </w:r>
+      <w:r>
+        <w:rPr>
+          <w:rFonts w:ascii="Times New Roman" w:hAnsi="Times New Roman" w:cs="Times New Roman"/>
         </w:rPr>
       </w:r>
     </w:p>
@@ -164,6 +173,11 @@
           <w:rFonts w:ascii="Times New Roman" w:hAnsi="Times New Roman" w:eastAsia="Times New Roman" w:cs="Times New Roman"/>
         </w:rPr>
       </w:r>
+      <w:r>
+        <w:rPr>
+          <w:rFonts w:ascii="Times New Roman" w:hAnsi="Times New Roman" w:cs="Times New Roman"/>
+        </w:rPr>
+      </w:r>
     </w:p>
     <w:p>
       <w:pPr>
@@ -186,6 +200,11 @@
           <w:rFonts w:ascii="Times New Roman" w:hAnsi="Times New Roman" w:eastAsia="Times New Roman" w:cs="Times New Roman"/>
         </w:rPr>
       </w:r>
+      <w:r>
+        <w:rPr>
+          <w:rFonts w:ascii="Times New Roman" w:hAnsi="Times New Roman" w:cs="Times New Roman"/>
+        </w:rPr>
+      </w:r>
     </w:p>
     <w:p>
       <w:pPr>
@@ -206,6 +225,11 @@
       <w:r>
         <w:rPr>
           <w:rFonts w:ascii="Times New Roman" w:hAnsi="Times New Roman" w:eastAsia="Times New Roman" w:cs="Times New Roman"/>
+        </w:rPr>
+      </w:r>
+      <w:r>
+        <w:rPr>
+          <w:rFonts w:ascii="Times New Roman" w:hAnsi="Times New Roman" w:cs="Times New Roman"/>
         </w:rPr>
       </w:r>
     </w:p>
@@ -262,6 +286,11 @@
           <w:rFonts w:ascii="Times New Roman" w:hAnsi="Times New Roman" w:eastAsia="Times New Roman" w:cs="Times New Roman"/>
         </w:rPr>
       </w:r>
+      <w:r>
+        <w:rPr>
+          <w:rFonts w:ascii="Times New Roman" w:hAnsi="Times New Roman" w:cs="Times New Roman"/>
+        </w:rPr>
+      </w:r>
     </w:p>
     <w:p>
       <w:pPr>
@@ -310,6 +339,12 @@
           <w:color w:val="000000"/>
         </w:rPr>
       </w:r>
+      <w:r>
+        <w:rPr>
+          <w:rFonts w:ascii="Times New Roman" w:hAnsi="Times New Roman" w:cs="Times New Roman"/>
+          <w:color w:val="000000"/>
+        </w:rPr>
+      </w:r>
     </w:p>
     <w:p>
       <w:pPr>
@@ -331,6 +366,11 @@
           <w:rFonts w:ascii="Times New Roman" w:hAnsi="Times New Roman" w:eastAsia="Times New Roman" w:cs="Times New Roman"/>
         </w:rPr>
       </w:r>
+      <w:r>
+        <w:rPr>
+          <w:rFonts w:ascii="Times New Roman" w:hAnsi="Times New Roman" w:cs="Times New Roman"/>
+        </w:rPr>
+      </w:r>
     </w:p>
     <w:p>
       <w:pPr>
@@ -353,6 +393,11 @@
           <w:rFonts w:ascii="Times New Roman" w:hAnsi="Times New Roman" w:eastAsia="Times New Roman" w:cs="Times New Roman"/>
         </w:rPr>
       </w:r>
+      <w:r>
+        <w:rPr>
+          <w:rFonts w:ascii="Times New Roman" w:hAnsi="Times New Roman" w:cs="Times New Roman"/>
+        </w:rPr>
+      </w:r>
     </w:p>
     <w:p>
       <w:pPr>
@@ -376,6 +421,12 @@
       <w:r>
         <w:rPr>
           <w:rFonts w:ascii="Times New Roman" w:hAnsi="Times New Roman" w:eastAsia="Times New Roman" w:cs="Times New Roman"/>
+          <w:color w:val="000000"/>
+        </w:rPr>
+      </w:r>
+      <w:r>
+        <w:rPr>
+          <w:rFonts w:ascii="Times New Roman" w:hAnsi="Times New Roman" w:cs="Times New Roman"/>
           <w:color w:val="000000"/>
         </w:rPr>
       </w:r>
@@ -406,6 +457,12 @@
           <w:color w:val="000000"/>
         </w:rPr>
       </w:r>
+      <w:r>
+        <w:rPr>
+          <w:rFonts w:ascii="Times New Roman" w:hAnsi="Times New Roman" w:cs="Times New Roman"/>
+          <w:color w:val="000000"/>
+        </w:rPr>
+      </w:r>
     </w:p>
     <w:p>
       <w:pPr>
@@ -421,6 +478,13 @@
       <w:r>
         <w:rPr>
           <w:rtl w:val="0"/>
+        </w:rPr>
+      </w:r>
+      <w:r>
+        <w:rPr>
+          <w:color w:val="000000"/>
+          <w:sz w:val="480"/>
+          <w:szCs w:val="480"/>
         </w:rPr>
       </w:r>
       <w:r>
@@ -455,7 +519,7 @@
     </w:p>
     <w:p>
       <w:pPr>
-        <w:pStyle w:val="145"/>
+        <w:pStyle w:val="881"/>
         <w:pBdr/>
         <w:spacing/>
         <w:ind/>
@@ -479,14 +543,14 @@
         <w:rPr>
           <w:b/>
           <w:bCs/>
-          <w:rtl w:val="0"/>
+          <w:color w:val="1f1f1f"/>
         </w:rPr>
       </w:r>
       <w:r>
         <w:rPr>
           <w:b/>
           <w:bCs/>
-          <w:color w:val="1f1f1f"/>
+          <w:highlight w:val="none"/>
         </w:rPr>
       </w:r>
     </w:p>
@@ -533,9 +597,7 @@
         <w:rPr>
           <w:b w:val="0"/>
           <w:bCs w:val="0"/>
-          <w:highlight w:val="none"/>
-          <w:rtl w:val="0"/>
-          <w:lang w:val="ru-RU"/>
+          <w:color w:val="1f1f1f"/>
         </w:rPr>
       </w:r>
     </w:p>
@@ -597,6 +659,14 @@
           <w:lang w:val="ru-RU"/>
         </w:rPr>
       </w:r>
+      <w:r>
+        <w:rPr>
+          <w:b w:val="0"/>
+          <w:bCs w:val="0"/>
+          <w:highlight w:val="none"/>
+          <w:lang w:val="ru-RU"/>
+        </w:rPr>
+      </w:r>
     </w:p>
     <w:p>
       <w:pPr>
@@ -637,6 +707,14 @@
           <w:lang w:val="ru-RU"/>
         </w:rPr>
       </w:r>
+      <w:r>
+        <w:rPr>
+          <w:b w:val="0"/>
+          <w:bCs w:val="0"/>
+          <w:highlight w:val="none"/>
+          <w:lang w:val="ru-RU"/>
+        </w:rPr>
+      </w:r>
     </w:p>
     <w:p>
       <w:pPr>
@@ -748,15 +826,17 @@
       <w:r>
         <w:t xml:space="preserve">    [ 0.0203  -0.0305   0.1472  -0.0122   0.4263 ]         [ -2.0767 ]</w:t>
       </w:r>
-      <w:r/>
-      <w:r/>
-      <w:r/>
       <w:r>
         <w:rPr>
           <w:b w:val="0"/>
           <w:bCs w:val="0"/>
           <w:highlight w:val="none"/>
           <w:lang w:val="ru-RU"/>
+        </w:rPr>
+      </w:r>
+      <w:r>
+        <w:rPr>
+          <w:highlight w:val="none"/>
         </w:rPr>
       </w:r>
     </w:p>
@@ -849,6 +929,12 @@
           <w:lang w:val="ru-RU"/>
         </w:rPr>
       </w:r>
+      <w:r>
+        <w:rPr>
+          <w:highlight w:val="none"/>
+          <w:lang w:val="en-US"/>
+        </w:rPr>
+      </w:r>
     </w:p>
     <w:p>
       <w:pPr>
@@ -884,6 +970,12 @@
           <w:lang w:val="ru-RU" w:bidi="ru-RU"/>
         </w:rPr>
         <w:t xml:space="preserve">Прямой ход:</w:t>
+      </w:r>
+      <w:r>
+        <w:rPr>
+          <w:rFonts w:ascii="Times New Roman" w:hAnsi="Times New Roman" w:cs="Times New Roman"/>
+          <w:highlight w:val="none"/>
+        </w:rPr>
       </w:r>
       <w:r>
         <w:rPr>
@@ -1364,9 +1456,8 @@
       </w:r>
       <w:r>
         <w:rPr>
-          <w:rFonts w:ascii="Times New Roman" w:hAnsi="Times New Roman" w:eastAsia="Times New Roman" w:cs="Times New Roman"/>
+          <w:rFonts w:ascii="Times New Roman" w:hAnsi="Times New Roman" w:cs="Times New Roman"/>
           <w:highlight w:val="none"/>
-          <w:lang w:val="ru-RU" w:bidi="ru-RU"/>
         </w:rPr>
       </w:r>
     </w:p>
@@ -1390,7 +1481,6 @@
           <w:lang w:val="ru-RU"/>
         </w:rPr>
       </w:pPr>
-      <w:r/>
       <w:r>
         <w:rPr>
           <w:highlight w:val="none"/>
@@ -1761,14 +1851,14 @@
       </m:oMathPara>
       <w:r>
         <w:rPr>
+          <w:b w:val="0"/>
+          <w:bCs w:val="0"/>
           <w:highlight w:val="none"/>
           <w:lang w:val="ru-RU"/>
         </w:rPr>
       </w:r>
       <w:r>
         <w:rPr>
-          <w:b w:val="0"/>
-          <w:bCs w:val="0"/>
           <w:highlight w:val="none"/>
           <w:lang w:val="ru-RU"/>
         </w:rPr>
@@ -1807,6 +1897,12 @@
           <w:bCs w:val="0"/>
           <w:highlight w:val="none"/>
           <w:lang w:val="ru-RU"/>
+        </w:rPr>
+      </w:r>
+      <w:r>
+        <w:rPr>
+          <w:highlight w:val="none"/>
+          <w:lang w:val="ru-RU" w:bidi="ru-RU"/>
         </w:rPr>
       </w:r>
     </w:p>
@@ -1966,16 +2062,16 @@
       </m:oMathPara>
       <w:r>
         <w:rPr>
+          <w:b w:val="0"/>
+          <w:bCs w:val="0"/>
           <w:highlight w:val="none"/>
-          <w:lang w:val="ru-RU" w:bidi="ru-RU"/>
+          <w:lang w:val="ru-RU"/>
         </w:rPr>
       </w:r>
       <w:r>
         <w:rPr>
-          <w:b w:val="0"/>
-          <w:bCs w:val="0"/>
           <w:highlight w:val="none"/>
-          <w:lang w:val="ru-RU"/>
+          <w:lang w:val="ru-RU" w:bidi="ru-RU"/>
         </w:rPr>
       </w:r>
     </w:p>
@@ -2012,6 +2108,12 @@
           <w:bCs w:val="0"/>
           <w:highlight w:val="none"/>
           <w:lang w:val="ru-RU"/>
+        </w:rPr>
+      </w:r>
+      <w:r>
+        <w:rPr>
+          <w:highlight w:val="none"/>
+          <w:lang w:val="ru-RU" w:bidi="ru-RU"/>
         </w:rPr>
       </w:r>
     </w:p>
@@ -2201,22 +2303,16 @@
       </m:oMathPara>
       <w:r>
         <w:rPr>
+          <w:b w:val="0"/>
+          <w:bCs w:val="0"/>
           <w:highlight w:val="none"/>
-          <w:lang w:val="ru-RU" w:bidi="ru-RU"/>
+          <w:lang w:val="ru-RU"/>
         </w:rPr>
       </w:r>
       <w:r>
         <w:rPr>
           <w:highlight w:val="none"/>
           <w:lang w:val="ru-RU" w:bidi="ru-RU"/>
-        </w:rPr>
-      </w:r>
-      <w:r>
-        <w:rPr>
-          <w:b w:val="0"/>
-          <w:bCs w:val="0"/>
-          <w:highlight w:val="none"/>
-          <w:lang w:val="ru-RU"/>
         </w:rPr>
       </w:r>
     </w:p>
@@ -2253,6 +2349,12 @@
           <w:bCs w:val="0"/>
           <w:highlight w:val="none"/>
           <w:lang w:val="ru-RU"/>
+        </w:rPr>
+      </w:r>
+      <w:r>
+        <w:rPr>
+          <w:highlight w:val="none"/>
+          <w:lang w:val="ru-RU" w:bidi="ru-RU"/>
         </w:rPr>
       </w:r>
     </w:p>
@@ -2303,6 +2405,13 @@
           <w:lang w:val="ru-RU"/>
         </w:rPr>
       </w:r>
+      <w:r>
+        <w:rPr>
+          <w:rFonts w:ascii="Cambria Math" w:hAnsi="Cambria Math" w:eastAsia="Cambria Math" w:cs="Cambria Math"/>
+          <w:highlight w:val="none"/>
+          <w:lang w:val="ru-RU" w:bidi="ru-RU"/>
+        </w:rPr>
+      </w:r>
     </w:p>
     <w:p>
       <w:pPr>
@@ -2324,7 +2433,6 @@
           <w:lang w:val="ru-RU" w:bidi="ru-RU"/>
         </w:rPr>
       </w:pPr>
-      <w:r/>
       <w:r>
         <w:rPr>
           <w:highlight w:val="none"/>
@@ -2379,16 +2487,16 @@
       </m:oMathPara>
       <w:r>
         <w:rPr>
+          <w:b w:val="0"/>
+          <w:bCs w:val="0"/>
           <w:highlight w:val="none"/>
-          <w:lang w:val="ru-RU" w:bidi="ru-RU"/>
+          <w:lang w:val="ru-RU"/>
         </w:rPr>
       </w:r>
       <w:r>
         <w:rPr>
-          <w:b w:val="0"/>
-          <w:bCs w:val="0"/>
           <w:highlight w:val="none"/>
-          <w:lang w:val="ru-RU"/>
+          <w:lang w:val="ru-RU" w:bidi="ru-RU"/>
         </w:rPr>
       </w:r>
     </w:p>
@@ -2439,4232 +2547,1077 @@
           <w:color w:val="000000"/>
           <w:sz w:val="24"/>
           <w:szCs w:val="24"/>
-          <w:highlight w:val="none"/>
+          <w:highlight w:val="white"/>
         </w:rPr>
       </w:r>
     </w:p>
     <w:p>
       <w:pPr>
         <w:pBdr>
-          <w:top w:val="none" w:color="000000" w:sz="0" w:space="0"/>
-          <w:bottom w:val="none" w:color="000000" w:sz="0" w:space="0"/>
-          <w:right w:val="none" w:color="000000" w:sz="0" w:space="0"/>
-          <w:between w:val="none" w:color="000000" w:sz="0" w:space="0"/>
+          <w:top w:val="none" w:color="000000" w:sz="4" w:space="0"/>
+          <w:left w:val="none" w:color="000000" w:sz="4" w:space="0"/>
+          <w:bottom w:val="none" w:color="000000" w:sz="4" w:space="0"/>
+          <w:right w:val="none" w:color="000000" w:sz="4" w:space="0"/>
         </w:pBdr>
-        <w:tabs>
-          <w:tab w:val="left" w:leader="none" w:pos="1194"/>
-          <w:tab w:val="left" w:leader="none" w:pos="1195"/>
-        </w:tabs>
-        <w:spacing w:line="276" w:lineRule="auto"/>
+        <w:shd w:val="clear" w:color="ffffff" w:fill="ffffff"/>
+        <w:spacing w:line="285" w:lineRule="atLeast"/>
         <w:ind w:right="0" w:firstLine="709" w:left="0"/>
-        <w:jc w:val="left"/>
-        <w:rPr>
-          <w:rFonts w:ascii="Courier New" w:hAnsi="Courier New" w:eastAsia="Courier New" w:cs="Courier New"/>
-          <w:color w:val="000000"/>
-          <w:sz w:val="24"/>
-          <w:szCs w:val="24"/>
-          <w:highlight w:val="none"/>
-        </w:rPr>
+        <w:rPr/>
       </w:pPr>
       <w:r>
         <w:rPr>
-          <w:sz w:val="24"/>
-          <w:szCs w:val="24"/>
-          <w:highlight w:val="none"/>
-          <w:lang w:val="ru-RU" w:bidi="ru-RU"/>
-        </w:rPr>
-      </w:r>
-      <w:r>
-        <w:rPr>
-          <w:rFonts w:ascii="Courier New" w:hAnsi="Courier New" w:eastAsia="Courier New" w:cs="Courier New"/>
-          <w:b/>
-          <w:color w:val="800000"/>
-          <w:sz w:val="24"/>
-          <w:szCs w:val="24"/>
-          <w:highlight w:val="white"/>
+          <w:rFonts w:ascii="Consolas" w:hAnsi="Consolas" w:eastAsia="Consolas" w:cs="Consolas"/>
+          <w:color w:val="0000ff"/>
+          <w:sz w:val="21"/>
         </w:rPr>
         <w:t xml:space="preserve">def</w:t>
       </w:r>
       <w:r>
         <w:rPr>
-          <w:rFonts w:ascii="Courier New" w:hAnsi="Courier New" w:eastAsia="Courier New" w:cs="Courier New"/>
+          <w:rFonts w:ascii="Consolas" w:hAnsi="Consolas" w:eastAsia="Consolas" w:cs="Consolas"/>
           <w:color w:val="000000"/>
-          <w:sz w:val="24"/>
-          <w:szCs w:val="24"/>
-          <w:highlight w:val="white"/>
+          <w:sz w:val="21"/>
         </w:rPr>
-        <w:t xml:space="preserve"> Gauss_right</w:t>
+        <w:t xml:space="preserve"> Gauss_right(a_, b_):</w:t>
+      </w:r>
+      <w:r/>
+    </w:p>
+    <w:p>
+      <w:pPr>
+        <w:pBdr>
+          <w:top w:val="none" w:color="000000" w:sz="4" w:space="0"/>
+          <w:left w:val="none" w:color="000000" w:sz="4" w:space="0"/>
+          <w:bottom w:val="none" w:color="000000" w:sz="4" w:space="0"/>
+          <w:right w:val="none" w:color="000000" w:sz="4" w:space="0"/>
+        </w:pBdr>
+        <w:shd w:val="clear" w:color="ffffff" w:fill="ffffff"/>
+        <w:spacing w:line="285" w:lineRule="atLeast"/>
+        <w:ind w:right="0" w:firstLine="709" w:left="0"/>
+        <w:rPr/>
+      </w:pPr>
+      <w:r>
+        <w:rPr>
+          <w:rFonts w:ascii="Consolas" w:hAnsi="Consolas" w:eastAsia="Consolas" w:cs="Consolas"/>
+          <w:color w:val="000000"/>
+          <w:sz w:val="21"/>
+        </w:rPr>
+        <w:t xml:space="preserve">    n = b_.shape[</w:t>
       </w:r>
       <w:r>
         <w:rPr>
-          <w:rFonts w:ascii="Courier New" w:hAnsi="Courier New" w:eastAsia="Courier New" w:cs="Courier New"/>
-          <w:color w:val="808030"/>
-          <w:sz w:val="24"/>
-          <w:szCs w:val="24"/>
-          <w:highlight w:val="white"/>
-        </w:rPr>
-        <w:t xml:space="preserve">(</w:t>
-      </w:r>
-      <w:r>
-        <w:rPr>
-          <w:rFonts w:ascii="Courier New" w:hAnsi="Courier New" w:eastAsia="Courier New" w:cs="Courier New"/>
-          <w:color w:val="000000"/>
-          <w:sz w:val="24"/>
-          <w:szCs w:val="24"/>
-          <w:highlight w:val="white"/>
-        </w:rPr>
-        <w:t xml:space="preserve">a_</w:t>
-      </w:r>
-      <w:r>
-        <w:rPr>
-          <w:rFonts w:ascii="Courier New" w:hAnsi="Courier New" w:eastAsia="Courier New" w:cs="Courier New"/>
-          <w:color w:val="808030"/>
-          <w:sz w:val="24"/>
-          <w:szCs w:val="24"/>
-          <w:highlight w:val="white"/>
-        </w:rPr>
-        <w:t xml:space="preserve">,</w:t>
-      </w:r>
-      <w:r>
-        <w:rPr>
-          <w:rFonts w:ascii="Courier New" w:hAnsi="Courier New" w:eastAsia="Courier New" w:cs="Courier New"/>
-          <w:color w:val="000000"/>
-          <w:sz w:val="24"/>
-          <w:szCs w:val="24"/>
-          <w:highlight w:val="white"/>
-        </w:rPr>
-        <w:t xml:space="preserve"> b_</w:t>
-      </w:r>
-      <w:r>
-        <w:rPr>
-          <w:rFonts w:ascii="Courier New" w:hAnsi="Courier New" w:eastAsia="Courier New" w:cs="Courier New"/>
-          <w:color w:val="808030"/>
-          <w:sz w:val="24"/>
-          <w:szCs w:val="24"/>
-          <w:highlight w:val="white"/>
-        </w:rPr>
-        <w:t xml:space="preserve">):</w:t>
-      </w:r>
-      <w:r>
-        <w:rPr>
-          <w:rFonts w:ascii="Courier New" w:hAnsi="Courier New" w:eastAsia="Courier New" w:cs="Courier New"/>
-          <w:color w:val="000000"/>
-          <w:sz w:val="24"/>
-          <w:szCs w:val="24"/>
-          <w:highlight w:val="white"/>
-        </w:rPr>
-        <w:t xml:space="preserve">    </w:t>
-      </w:r>
-      <w:r>
-        <w:rPr>
-          <w:b w:val="0"/>
-          <w:bCs w:val="0"/>
-          <w:sz w:val="24"/>
-          <w:szCs w:val="24"/>
-          <w:highlight w:val="none"/>
-          <w:lang w:val="ru-RU"/>
-        </w:rPr>
-      </w:r>
-    </w:p>
-    <w:p>
-      <w:pPr>
-        <w:pBdr>
-          <w:top w:val="none" w:color="000000" w:sz="0" w:space="0"/>
-          <w:bottom w:val="none" w:color="000000" w:sz="0" w:space="0"/>
-          <w:right w:val="none" w:color="000000" w:sz="0" w:space="0"/>
-          <w:between w:val="none" w:color="000000" w:sz="0" w:space="0"/>
-        </w:pBdr>
-        <w:tabs>
-          <w:tab w:val="left" w:leader="none" w:pos="1194"/>
-          <w:tab w:val="left" w:leader="none" w:pos="1195"/>
-        </w:tabs>
-        <w:spacing w:line="276" w:lineRule="auto"/>
-        <w:ind w:right="0" w:firstLine="709" w:left="0"/>
-        <w:jc w:val="left"/>
-        <w:rPr>
-          <w:rFonts w:ascii="Courier New" w:hAnsi="Courier New" w:eastAsia="Courier New" w:cs="Courier New"/>
-          <w:color w:val="000000"/>
-          <w:sz w:val="24"/>
-          <w:szCs w:val="24"/>
-          <w:highlight w:val="white"/>
-        </w:rPr>
-      </w:pPr>
-      <w:r>
-        <w:rPr>
-          <w:rFonts w:ascii="Courier New" w:hAnsi="Courier New" w:eastAsia="Courier New" w:cs="Courier New"/>
-          <w:color w:val="000000"/>
-          <w:sz w:val="24"/>
-          <w:szCs w:val="24"/>
-          <w:highlight w:val="none"/>
-        </w:rPr>
-        <w:tab/>
-      </w:r>
-      <w:r>
-        <w:rPr>
-          <w:rFonts w:ascii="Courier New" w:hAnsi="Courier New" w:eastAsia="Courier New" w:cs="Courier New"/>
-          <w:color w:val="000000"/>
-          <w:sz w:val="24"/>
-          <w:szCs w:val="24"/>
-          <w:highlight w:val="white"/>
-        </w:rPr>
-        <w:t xml:space="preserve">n </w:t>
-      </w:r>
-      <w:r>
-        <w:rPr>
-          <w:rFonts w:ascii="Courier New" w:hAnsi="Courier New" w:eastAsia="Courier New" w:cs="Courier New"/>
-          <w:color w:val="808030"/>
-          <w:sz w:val="24"/>
-          <w:szCs w:val="24"/>
-          <w:highlight w:val="white"/>
-        </w:rPr>
-        <w:t xml:space="preserve">=</w:t>
-      </w:r>
-      <w:r>
-        <w:rPr>
-          <w:rFonts w:ascii="Courier New" w:hAnsi="Courier New" w:eastAsia="Courier New" w:cs="Courier New"/>
-          <w:color w:val="000000"/>
-          <w:sz w:val="24"/>
-          <w:szCs w:val="24"/>
-          <w:highlight w:val="white"/>
-        </w:rPr>
-        <w:t xml:space="preserve"> b_</w:t>
-      </w:r>
-      <w:r>
-        <w:rPr>
-          <w:rFonts w:ascii="Courier New" w:hAnsi="Courier New" w:eastAsia="Courier New" w:cs="Courier New"/>
-          <w:color w:val="808030"/>
-          <w:sz w:val="24"/>
-          <w:szCs w:val="24"/>
-          <w:highlight w:val="white"/>
-        </w:rPr>
-        <w:t xml:space="preserve">.</w:t>
-      </w:r>
-      <w:r>
-        <w:rPr>
-          <w:rFonts w:ascii="Courier New" w:hAnsi="Courier New" w:eastAsia="Courier New" w:cs="Courier New"/>
-          <w:color w:val="000000"/>
-          <w:sz w:val="24"/>
-          <w:szCs w:val="24"/>
-          <w:highlight w:val="white"/>
-        </w:rPr>
-        <w:t xml:space="preserve">shape</w:t>
-      </w:r>
-      <w:r>
-        <w:rPr>
-          <w:rFonts w:ascii="Courier New" w:hAnsi="Courier New" w:eastAsia="Courier New" w:cs="Courier New"/>
-          <w:color w:val="808030"/>
-          <w:sz w:val="24"/>
-          <w:szCs w:val="24"/>
-          <w:highlight w:val="white"/>
-        </w:rPr>
-        <w:t xml:space="preserve">[</w:t>
-      </w:r>
-      <w:r>
-        <w:rPr>
-          <w:rFonts w:ascii="Courier New" w:hAnsi="Courier New" w:eastAsia="Courier New" w:cs="Courier New"/>
-          <w:color w:val="008c00"/>
-          <w:sz w:val="24"/>
-          <w:szCs w:val="24"/>
-          <w:highlight w:val="white"/>
+          <w:rFonts w:ascii="Consolas" w:hAnsi="Consolas" w:eastAsia="Consolas" w:cs="Consolas"/>
+          <w:color w:val="098658"/>
+          <w:sz w:val="21"/>
         </w:rPr>
         <w:t xml:space="preserve">0</w:t>
       </w:r>
       <w:r>
         <w:rPr>
-          <w:rFonts w:ascii="Courier New" w:hAnsi="Courier New" w:eastAsia="Courier New" w:cs="Courier New"/>
-          <w:color w:val="808030"/>
-          <w:sz w:val="24"/>
-          <w:szCs w:val="24"/>
-          <w:highlight w:val="white"/>
+          <w:rFonts w:ascii="Consolas" w:hAnsi="Consolas" w:eastAsia="Consolas" w:cs="Consolas"/>
+          <w:color w:val="000000"/>
+          <w:sz w:val="21"/>
         </w:rPr>
         <w:t xml:space="preserve">]</w:t>
       </w:r>
+      <w:r/>
+    </w:p>
+    <w:p>
+      <w:pPr>
+        <w:pBdr>
+          <w:top w:val="none" w:color="000000" w:sz="4" w:space="0"/>
+          <w:left w:val="none" w:color="000000" w:sz="4" w:space="0"/>
+          <w:bottom w:val="none" w:color="000000" w:sz="4" w:space="0"/>
+          <w:right w:val="none" w:color="000000" w:sz="4" w:space="0"/>
+        </w:pBdr>
+        <w:shd w:val="clear" w:color="ffffff" w:fill="ffffff"/>
+        <w:spacing w:line="285" w:lineRule="atLeast"/>
+        <w:ind w:right="0" w:firstLine="709" w:left="0"/>
+        <w:rPr/>
+      </w:pPr>
       <w:r>
         <w:rPr>
-          <w:rFonts w:ascii="Courier New" w:hAnsi="Courier New" w:eastAsia="Courier New" w:cs="Courier New"/>
+          <w:rFonts w:ascii="Consolas" w:hAnsi="Consolas" w:eastAsia="Consolas" w:cs="Consolas"/>
           <w:color w:val="000000"/>
-          <w:sz w:val="24"/>
-          <w:szCs w:val="24"/>
-          <w:highlight w:val="white"/>
+          <w:sz w:val="21"/>
         </w:rPr>
-        <w:t xml:space="preserve">    </w:t>
+        <w:t xml:space="preserve">    m = a_.shape[</w:t>
       </w:r>
       <w:r>
         <w:rPr>
-          <w:b w:val="0"/>
-          <w:bCs w:val="0"/>
-          <w:sz w:val="24"/>
-          <w:szCs w:val="24"/>
-          <w:highlight w:val="none"/>
-          <w:lang w:val="ru-RU"/>
-        </w:rPr>
-      </w:r>
-    </w:p>
-    <w:p>
-      <w:pPr>
-        <w:pBdr>
-          <w:top w:val="none" w:color="000000" w:sz="0" w:space="0"/>
-          <w:bottom w:val="none" w:color="000000" w:sz="0" w:space="0"/>
-          <w:right w:val="none" w:color="000000" w:sz="0" w:space="0"/>
-          <w:between w:val="none" w:color="000000" w:sz="0" w:space="0"/>
-        </w:pBdr>
-        <w:tabs>
-          <w:tab w:val="left" w:leader="none" w:pos="1194"/>
-          <w:tab w:val="left" w:leader="none" w:pos="1195"/>
-        </w:tabs>
-        <w:spacing w:line="276" w:lineRule="auto"/>
-        <w:ind w:right="0" w:firstLine="709" w:left="0"/>
-        <w:jc w:val="left"/>
-        <w:rPr>
-          <w:rFonts w:ascii="Courier New" w:hAnsi="Courier New" w:eastAsia="Courier New" w:cs="Courier New"/>
-          <w:color w:val="000000"/>
-          <w:sz w:val="24"/>
-          <w:szCs w:val="24"/>
-          <w:highlight w:val="white"/>
-        </w:rPr>
-      </w:pPr>
-      <w:r>
-        <w:rPr>
-          <w:rFonts w:ascii="Courier New" w:hAnsi="Courier New" w:eastAsia="Courier New" w:cs="Courier New"/>
-          <w:color w:val="000000"/>
-          <w:sz w:val="24"/>
-          <w:szCs w:val="24"/>
-          <w:highlight w:val="none"/>
-        </w:rPr>
-        <w:tab/>
-      </w:r>
-      <w:r>
-        <w:rPr>
-          <w:rFonts w:ascii="Courier New" w:hAnsi="Courier New" w:eastAsia="Courier New" w:cs="Courier New"/>
-          <w:color w:val="000000"/>
-          <w:sz w:val="24"/>
-          <w:szCs w:val="24"/>
-          <w:highlight w:val="white"/>
-        </w:rPr>
-        <w:t xml:space="preserve">m </w:t>
-      </w:r>
-      <w:r>
-        <w:rPr>
-          <w:rFonts w:ascii="Courier New" w:hAnsi="Courier New" w:eastAsia="Courier New" w:cs="Courier New"/>
-          <w:color w:val="808030"/>
-          <w:sz w:val="24"/>
-          <w:szCs w:val="24"/>
-          <w:highlight w:val="white"/>
-        </w:rPr>
-        <w:t xml:space="preserve">=</w:t>
-      </w:r>
-      <w:r>
-        <w:rPr>
-          <w:rFonts w:ascii="Courier New" w:hAnsi="Courier New" w:eastAsia="Courier New" w:cs="Courier New"/>
-          <w:color w:val="000000"/>
-          <w:sz w:val="24"/>
-          <w:szCs w:val="24"/>
-          <w:highlight w:val="white"/>
-        </w:rPr>
-        <w:t xml:space="preserve"> a_</w:t>
-      </w:r>
-      <w:r>
-        <w:rPr>
-          <w:rFonts w:ascii="Courier New" w:hAnsi="Courier New" w:eastAsia="Courier New" w:cs="Courier New"/>
-          <w:color w:val="808030"/>
-          <w:sz w:val="24"/>
-          <w:szCs w:val="24"/>
-          <w:highlight w:val="white"/>
-        </w:rPr>
-        <w:t xml:space="preserve">.</w:t>
-      </w:r>
-      <w:r>
-        <w:rPr>
-          <w:rFonts w:ascii="Courier New" w:hAnsi="Courier New" w:eastAsia="Courier New" w:cs="Courier New"/>
-          <w:color w:val="000000"/>
-          <w:sz w:val="24"/>
-          <w:szCs w:val="24"/>
-          <w:highlight w:val="white"/>
-        </w:rPr>
-        <w:t xml:space="preserve">shape</w:t>
-      </w:r>
-      <w:r>
-        <w:rPr>
-          <w:rFonts w:ascii="Courier New" w:hAnsi="Courier New" w:eastAsia="Courier New" w:cs="Courier New"/>
-          <w:color w:val="808030"/>
-          <w:sz w:val="24"/>
-          <w:szCs w:val="24"/>
-          <w:highlight w:val="white"/>
-        </w:rPr>
-        <w:t xml:space="preserve">[</w:t>
-      </w:r>
-      <w:r>
-        <w:rPr>
-          <w:rFonts w:ascii="Courier New" w:hAnsi="Courier New" w:eastAsia="Courier New" w:cs="Courier New"/>
-          <w:color w:val="008c00"/>
-          <w:sz w:val="24"/>
-          <w:szCs w:val="24"/>
-          <w:highlight w:val="white"/>
+          <w:rFonts w:ascii="Consolas" w:hAnsi="Consolas" w:eastAsia="Consolas" w:cs="Consolas"/>
+          <w:color w:val="098658"/>
+          <w:sz w:val="21"/>
         </w:rPr>
         <w:t xml:space="preserve">1</w:t>
       </w:r>
       <w:r>
         <w:rPr>
-          <w:rFonts w:ascii="Courier New" w:hAnsi="Courier New" w:eastAsia="Courier New" w:cs="Courier New"/>
-          <w:color w:val="808030"/>
-          <w:sz w:val="24"/>
-          <w:szCs w:val="24"/>
-          <w:highlight w:val="white"/>
+          <w:rFonts w:ascii="Consolas" w:hAnsi="Consolas" w:eastAsia="Consolas" w:cs="Consolas"/>
+          <w:color w:val="000000"/>
+          <w:sz w:val="21"/>
         </w:rPr>
-        <w:t xml:space="preserve">]</w:t>
+        <w:t xml:space="preserve">] + b_.shape[</w:t>
       </w:r>
       <w:r>
         <w:rPr>
-          <w:rFonts w:ascii="Courier New" w:hAnsi="Courier New" w:eastAsia="Courier New" w:cs="Courier New"/>
-          <w:color w:val="000000"/>
-          <w:sz w:val="24"/>
-          <w:szCs w:val="24"/>
-          <w:highlight w:val="white"/>
-        </w:rPr>
-        <w:t xml:space="preserve"> </w:t>
-      </w:r>
-      <w:r>
-        <w:rPr>
-          <w:rFonts w:ascii="Courier New" w:hAnsi="Courier New" w:eastAsia="Courier New" w:cs="Courier New"/>
-          <w:color w:val="44aadd"/>
-          <w:sz w:val="24"/>
-          <w:szCs w:val="24"/>
-          <w:highlight w:val="white"/>
-        </w:rPr>
-        <w:t xml:space="preserve">+</w:t>
-      </w:r>
-      <w:r>
-        <w:rPr>
-          <w:rFonts w:ascii="Courier New" w:hAnsi="Courier New" w:eastAsia="Courier New" w:cs="Courier New"/>
-          <w:color w:val="000000"/>
-          <w:sz w:val="24"/>
-          <w:szCs w:val="24"/>
-          <w:highlight w:val="white"/>
-        </w:rPr>
-        <w:t xml:space="preserve"> b_</w:t>
-      </w:r>
-      <w:r>
-        <w:rPr>
-          <w:rFonts w:ascii="Courier New" w:hAnsi="Courier New" w:eastAsia="Courier New" w:cs="Courier New"/>
-          <w:color w:val="808030"/>
-          <w:sz w:val="24"/>
-          <w:szCs w:val="24"/>
-          <w:highlight w:val="white"/>
-        </w:rPr>
-        <w:t xml:space="preserve">.</w:t>
-      </w:r>
-      <w:r>
-        <w:rPr>
-          <w:rFonts w:ascii="Courier New" w:hAnsi="Courier New" w:eastAsia="Courier New" w:cs="Courier New"/>
-          <w:color w:val="000000"/>
-          <w:sz w:val="24"/>
-          <w:szCs w:val="24"/>
-          <w:highlight w:val="white"/>
-        </w:rPr>
-        <w:t xml:space="preserve">shape</w:t>
-      </w:r>
-      <w:r>
-        <w:rPr>
-          <w:rFonts w:ascii="Courier New" w:hAnsi="Courier New" w:eastAsia="Courier New" w:cs="Courier New"/>
-          <w:color w:val="808030"/>
-          <w:sz w:val="24"/>
-          <w:szCs w:val="24"/>
-          <w:highlight w:val="white"/>
-        </w:rPr>
-        <w:t xml:space="preserve">[</w:t>
-      </w:r>
-      <w:r>
-        <w:rPr>
-          <w:rFonts w:ascii="Courier New" w:hAnsi="Courier New" w:eastAsia="Courier New" w:cs="Courier New"/>
-          <w:color w:val="008c00"/>
-          <w:sz w:val="24"/>
-          <w:szCs w:val="24"/>
-          <w:highlight w:val="white"/>
+          <w:rFonts w:ascii="Consolas" w:hAnsi="Consolas" w:eastAsia="Consolas" w:cs="Consolas"/>
+          <w:color w:val="098658"/>
+          <w:sz w:val="21"/>
         </w:rPr>
         <w:t xml:space="preserve">1</w:t>
       </w:r>
       <w:r>
         <w:rPr>
-          <w:rFonts w:ascii="Courier New" w:hAnsi="Courier New" w:eastAsia="Courier New" w:cs="Courier New"/>
-          <w:color w:val="808030"/>
-          <w:sz w:val="24"/>
-          <w:szCs w:val="24"/>
-          <w:highlight w:val="white"/>
+          <w:rFonts w:ascii="Consolas" w:hAnsi="Consolas" w:eastAsia="Consolas" w:cs="Consolas"/>
+          <w:color w:val="000000"/>
+          <w:sz w:val="21"/>
         </w:rPr>
         <w:t xml:space="preserve">]</w:t>
       </w:r>
+      <w:r/>
+    </w:p>
+    <w:p>
+      <w:pPr>
+        <w:pBdr>
+          <w:top w:val="none" w:color="000000" w:sz="4" w:space="0"/>
+          <w:left w:val="none" w:color="000000" w:sz="4" w:space="0"/>
+          <w:bottom w:val="none" w:color="000000" w:sz="4" w:space="0"/>
+          <w:right w:val="none" w:color="000000" w:sz="4" w:space="0"/>
+        </w:pBdr>
+        <w:shd w:val="clear" w:color="ffffff" w:fill="ffffff"/>
+        <w:spacing w:line="285" w:lineRule="atLeast"/>
+        <w:ind w:right="0" w:firstLine="709" w:left="0"/>
+        <w:rPr/>
+      </w:pPr>
       <w:r>
         <w:rPr>
-          <w:rFonts w:ascii="Courier New" w:hAnsi="Courier New" w:eastAsia="Courier New" w:cs="Courier New"/>
+          <w:rFonts w:ascii="Consolas" w:hAnsi="Consolas" w:eastAsia="Consolas" w:cs="Consolas"/>
           <w:color w:val="000000"/>
-          <w:sz w:val="24"/>
-          <w:szCs w:val="24"/>
-          <w:highlight w:val="white"/>
+          <w:sz w:val="21"/>
         </w:rPr>
-        <w:t xml:space="preserve">    </w:t>
+        <w:t xml:space="preserve">    p = np.arange(n)</w:t>
+      </w:r>
+      <w:r/>
+    </w:p>
+    <w:p>
+      <w:pPr>
+        <w:pBdr>
+          <w:top w:val="none" w:color="000000" w:sz="4" w:space="0"/>
+          <w:left w:val="none" w:color="000000" w:sz="4" w:space="0"/>
+          <w:bottom w:val="none" w:color="000000" w:sz="4" w:space="0"/>
+          <w:right w:val="none" w:color="000000" w:sz="4" w:space="0"/>
+        </w:pBdr>
+        <w:shd w:val="clear" w:color="ffffff" w:fill="ffffff"/>
+        <w:spacing w:line="285" w:lineRule="atLeast"/>
+        <w:ind w:right="0" w:firstLine="709" w:left="0"/>
+        <w:rPr/>
+      </w:pPr>
+      <w:r>
+        <w:rPr>
+          <w:rFonts w:ascii="Consolas" w:hAnsi="Consolas" w:eastAsia="Consolas" w:cs="Consolas"/>
+          <w:color w:val="000000"/>
+          <w:sz w:val="21"/>
+        </w:rPr>
+        <w:t xml:space="preserve">    A = np.hstack((a_, b_))</w:t>
+      </w:r>
+      <w:r/>
+    </w:p>
+    <w:p>
+      <w:pPr>
+        <w:pBdr>
+          <w:top w:val="none" w:color="000000" w:sz="4" w:space="0"/>
+          <w:left w:val="none" w:color="000000" w:sz="4" w:space="0"/>
+          <w:bottom w:val="none" w:color="000000" w:sz="4" w:space="0"/>
+          <w:right w:val="none" w:color="000000" w:sz="4" w:space="0"/>
+        </w:pBdr>
+        <w:shd w:val="clear" w:color="ffffff" w:fill="ffffff"/>
+        <w:spacing w:line="285" w:lineRule="atLeast"/>
+        <w:ind w:right="0" w:firstLine="709" w:left="0"/>
+        <w:rPr/>
+      </w:pPr>
+      <w:r>
+        <w:rPr>
+          <w:rFonts w:ascii="Consolas" w:hAnsi="Consolas" w:eastAsia="Consolas" w:cs="Consolas"/>
+          <w:color w:val="000000"/>
+          <w:sz w:val="21"/>
+        </w:rPr>
+        <w:t xml:space="preserve">    </w:t>
       </w:r>
       <w:r>
         <w:rPr>
-          <w:b w:val="0"/>
-          <w:bCs w:val="0"/>
-          <w:sz w:val="24"/>
-          <w:szCs w:val="24"/>
-          <w:highlight w:val="none"/>
-          <w:lang w:val="ru-RU"/>
-        </w:rPr>
-      </w:r>
-    </w:p>
-    <w:p>
-      <w:pPr>
-        <w:pBdr>
-          <w:top w:val="none" w:color="000000" w:sz="0" w:space="0"/>
-          <w:bottom w:val="none" w:color="000000" w:sz="0" w:space="0"/>
-          <w:right w:val="none" w:color="000000" w:sz="0" w:space="0"/>
-          <w:between w:val="none" w:color="000000" w:sz="0" w:space="0"/>
-        </w:pBdr>
-        <w:tabs>
-          <w:tab w:val="left" w:leader="none" w:pos="1194"/>
-          <w:tab w:val="left" w:leader="none" w:pos="1195"/>
-        </w:tabs>
-        <w:spacing w:line="276" w:lineRule="auto"/>
-        <w:ind w:right="0" w:firstLine="709" w:left="0"/>
-        <w:jc w:val="left"/>
-        <w:rPr>
-          <w:rFonts w:ascii="Courier New" w:hAnsi="Courier New" w:eastAsia="Courier New" w:cs="Courier New"/>
-          <w:color w:val="000000"/>
-          <w:sz w:val="24"/>
-          <w:szCs w:val="24"/>
-          <w:highlight w:val="white"/>
-        </w:rPr>
-      </w:pPr>
-      <w:r>
-        <w:rPr>
-          <w:rFonts w:ascii="Courier New" w:hAnsi="Courier New" w:eastAsia="Courier New" w:cs="Courier New"/>
-          <w:color w:val="000000"/>
-          <w:sz w:val="24"/>
-          <w:szCs w:val="24"/>
-          <w:highlight w:val="none"/>
-        </w:rPr>
-        <w:tab/>
-      </w:r>
-      <w:r>
-        <w:rPr>
-          <w:rFonts w:ascii="Courier New" w:hAnsi="Courier New" w:eastAsia="Courier New" w:cs="Courier New"/>
-          <w:color w:val="000000"/>
-          <w:sz w:val="24"/>
-          <w:szCs w:val="24"/>
-          <w:highlight w:val="white"/>
-        </w:rPr>
-        <w:t xml:space="preserve">p </w:t>
-      </w:r>
-      <w:r>
-        <w:rPr>
-          <w:rFonts w:ascii="Courier New" w:hAnsi="Courier New" w:eastAsia="Courier New" w:cs="Courier New"/>
-          <w:color w:val="808030"/>
-          <w:sz w:val="24"/>
-          <w:szCs w:val="24"/>
-          <w:highlight w:val="white"/>
-        </w:rPr>
-        <w:t xml:space="preserve">=</w:t>
-      </w:r>
-      <w:r>
-        <w:rPr>
-          <w:rFonts w:ascii="Courier New" w:hAnsi="Courier New" w:eastAsia="Courier New" w:cs="Courier New"/>
-          <w:color w:val="000000"/>
-          <w:sz w:val="24"/>
-          <w:szCs w:val="24"/>
-          <w:highlight w:val="white"/>
-        </w:rPr>
-        <w:t xml:space="preserve"> np</w:t>
-      </w:r>
-      <w:r>
-        <w:rPr>
-          <w:rFonts w:ascii="Courier New" w:hAnsi="Courier New" w:eastAsia="Courier New" w:cs="Courier New"/>
-          <w:color w:val="808030"/>
-          <w:sz w:val="24"/>
-          <w:szCs w:val="24"/>
-          <w:highlight w:val="white"/>
-        </w:rPr>
-        <w:t xml:space="preserve">.</w:t>
-      </w:r>
-      <w:r>
-        <w:rPr>
-          <w:rFonts w:ascii="Courier New" w:hAnsi="Courier New" w:eastAsia="Courier New" w:cs="Courier New"/>
-          <w:color w:val="000000"/>
-          <w:sz w:val="24"/>
-          <w:szCs w:val="24"/>
-          <w:highlight w:val="white"/>
-        </w:rPr>
-        <w:t xml:space="preserve">arange</w:t>
-      </w:r>
-      <w:r>
-        <w:rPr>
-          <w:rFonts w:ascii="Courier New" w:hAnsi="Courier New" w:eastAsia="Courier New" w:cs="Courier New"/>
-          <w:color w:val="808030"/>
-          <w:sz w:val="24"/>
-          <w:szCs w:val="24"/>
-          <w:highlight w:val="white"/>
-        </w:rPr>
-        <w:t xml:space="preserve">(</w:t>
-      </w:r>
-      <w:r>
-        <w:rPr>
-          <w:rFonts w:ascii="Courier New" w:hAnsi="Courier New" w:eastAsia="Courier New" w:cs="Courier New"/>
-          <w:color w:val="000000"/>
-          <w:sz w:val="24"/>
-          <w:szCs w:val="24"/>
-          <w:highlight w:val="white"/>
-        </w:rPr>
-        <w:t xml:space="preserve">n</w:t>
-      </w:r>
-      <w:r>
-        <w:rPr>
-          <w:rFonts w:ascii="Courier New" w:hAnsi="Courier New" w:eastAsia="Courier New" w:cs="Courier New"/>
-          <w:color w:val="808030"/>
-          <w:sz w:val="24"/>
-          <w:szCs w:val="24"/>
-          <w:highlight w:val="white"/>
-        </w:rPr>
-        <w:t xml:space="preserve">)</w:t>
-      </w:r>
-      <w:r>
-        <w:rPr>
-          <w:rFonts w:ascii="Courier New" w:hAnsi="Courier New" w:eastAsia="Courier New" w:cs="Courier New"/>
-          <w:color w:val="000000"/>
-          <w:sz w:val="24"/>
-          <w:szCs w:val="24"/>
-          <w:highlight w:val="white"/>
-        </w:rPr>
-        <w:t xml:space="preserve">    </w:t>
-      </w:r>
-      <w:r>
-        <w:rPr>
-          <w:b w:val="0"/>
-          <w:bCs w:val="0"/>
-          <w:sz w:val="24"/>
-          <w:szCs w:val="24"/>
-          <w:highlight w:val="none"/>
-          <w:lang w:val="ru-RU"/>
-        </w:rPr>
-      </w:r>
-    </w:p>
-    <w:p>
-      <w:pPr>
-        <w:pBdr>
-          <w:top w:val="none" w:color="000000" w:sz="0" w:space="0"/>
-          <w:bottom w:val="none" w:color="000000" w:sz="0" w:space="0"/>
-          <w:right w:val="none" w:color="000000" w:sz="0" w:space="0"/>
-          <w:between w:val="none" w:color="000000" w:sz="0" w:space="0"/>
-        </w:pBdr>
-        <w:tabs>
-          <w:tab w:val="left" w:leader="none" w:pos="1194"/>
-          <w:tab w:val="left" w:leader="none" w:pos="1195"/>
-        </w:tabs>
-        <w:spacing w:line="276" w:lineRule="auto"/>
-        <w:ind w:right="0" w:firstLine="709" w:left="0"/>
-        <w:jc w:val="left"/>
-        <w:rPr>
-          <w:rFonts w:ascii="Courier New" w:hAnsi="Courier New" w:eastAsia="Courier New" w:cs="Courier New"/>
-          <w:color w:val="808030"/>
-          <w:sz w:val="24"/>
-          <w:szCs w:val="24"/>
-          <w:highlight w:val="white"/>
-        </w:rPr>
-      </w:pPr>
-      <w:r>
-        <w:rPr>
-          <w:rFonts w:ascii="Courier New" w:hAnsi="Courier New" w:eastAsia="Courier New" w:cs="Courier New"/>
-          <w:color w:val="000000"/>
-          <w:sz w:val="24"/>
-          <w:szCs w:val="24"/>
-          <w:highlight w:val="none"/>
-        </w:rPr>
-        <w:tab/>
-      </w:r>
-      <w:r>
-        <w:rPr>
-          <w:rFonts w:ascii="Courier New" w:hAnsi="Courier New" w:eastAsia="Courier New" w:cs="Courier New"/>
-          <w:color w:val="000000"/>
-          <w:sz w:val="24"/>
-          <w:szCs w:val="24"/>
-          <w:highlight w:val="white"/>
-        </w:rPr>
-        <w:t xml:space="preserve">A </w:t>
-      </w:r>
-      <w:r>
-        <w:rPr>
-          <w:rFonts w:ascii="Courier New" w:hAnsi="Courier New" w:eastAsia="Courier New" w:cs="Courier New"/>
-          <w:color w:val="808030"/>
-          <w:sz w:val="24"/>
-          <w:szCs w:val="24"/>
-          <w:highlight w:val="white"/>
-        </w:rPr>
-        <w:t xml:space="preserve">=</w:t>
-      </w:r>
-      <w:r>
-        <w:rPr>
-          <w:rFonts w:ascii="Courier New" w:hAnsi="Courier New" w:eastAsia="Courier New" w:cs="Courier New"/>
-          <w:color w:val="000000"/>
-          <w:sz w:val="24"/>
-          <w:szCs w:val="24"/>
-          <w:highlight w:val="white"/>
-        </w:rPr>
-        <w:t xml:space="preserve"> np</w:t>
-      </w:r>
-      <w:r>
-        <w:rPr>
-          <w:rFonts w:ascii="Courier New" w:hAnsi="Courier New" w:eastAsia="Courier New" w:cs="Courier New"/>
-          <w:color w:val="808030"/>
-          <w:sz w:val="24"/>
-          <w:szCs w:val="24"/>
-          <w:highlight w:val="white"/>
-        </w:rPr>
-        <w:t xml:space="preserve">.</w:t>
-      </w:r>
-      <w:r>
-        <w:rPr>
-          <w:rFonts w:ascii="Courier New" w:hAnsi="Courier New" w:eastAsia="Courier New" w:cs="Courier New"/>
-          <w:color w:val="000000"/>
-          <w:sz w:val="24"/>
-          <w:szCs w:val="24"/>
-          <w:highlight w:val="white"/>
-        </w:rPr>
-        <w:t xml:space="preserve">hstack</w:t>
-      </w:r>
-      <w:r>
-        <w:rPr>
-          <w:rFonts w:ascii="Courier New" w:hAnsi="Courier New" w:eastAsia="Courier New" w:cs="Courier New"/>
-          <w:color w:val="808030"/>
-          <w:sz w:val="24"/>
-          <w:szCs w:val="24"/>
-          <w:highlight w:val="white"/>
-        </w:rPr>
-        <w:t xml:space="preserve">((</w:t>
-      </w:r>
-      <w:r>
-        <w:rPr>
-          <w:rFonts w:ascii="Courier New" w:hAnsi="Courier New" w:eastAsia="Courier New" w:cs="Courier New"/>
-          <w:color w:val="000000"/>
-          <w:sz w:val="24"/>
-          <w:szCs w:val="24"/>
-          <w:highlight w:val="white"/>
-        </w:rPr>
-        <w:t xml:space="preserve">a_</w:t>
-      </w:r>
-      <w:r>
-        <w:rPr>
-          <w:rFonts w:ascii="Courier New" w:hAnsi="Courier New" w:eastAsia="Courier New" w:cs="Courier New"/>
-          <w:color w:val="808030"/>
-          <w:sz w:val="24"/>
-          <w:szCs w:val="24"/>
-          <w:highlight w:val="white"/>
-        </w:rPr>
-        <w:t xml:space="preserve">,</w:t>
-      </w:r>
-      <w:r>
-        <w:rPr>
-          <w:rFonts w:ascii="Courier New" w:hAnsi="Courier New" w:eastAsia="Courier New" w:cs="Courier New"/>
-          <w:color w:val="000000"/>
-          <w:sz w:val="24"/>
-          <w:szCs w:val="24"/>
-          <w:highlight w:val="white"/>
-        </w:rPr>
-        <w:t xml:space="preserve"> b_</w:t>
-      </w:r>
-      <w:r>
-        <w:rPr>
-          <w:rFonts w:ascii="Courier New" w:hAnsi="Courier New" w:eastAsia="Courier New" w:cs="Courier New"/>
-          <w:color w:val="808030"/>
-          <w:sz w:val="24"/>
-          <w:szCs w:val="24"/>
-          <w:highlight w:val="white"/>
-        </w:rPr>
-        <w:t xml:space="preserve">))</w:t>
-      </w:r>
-      <w:r>
-        <w:rPr>
-          <w:b w:val="0"/>
-          <w:bCs w:val="0"/>
-          <w:sz w:val="24"/>
-          <w:szCs w:val="24"/>
-          <w:highlight w:val="none"/>
-          <w:lang w:val="ru-RU"/>
-        </w:rPr>
-      </w:r>
-    </w:p>
-    <w:p>
-      <w:pPr>
-        <w:pBdr>
-          <w:top w:val="none" w:color="000000" w:sz="0" w:space="0"/>
-          <w:bottom w:val="none" w:color="000000" w:sz="0" w:space="0"/>
-          <w:right w:val="none" w:color="000000" w:sz="0" w:space="0"/>
-          <w:between w:val="none" w:color="000000" w:sz="0" w:space="0"/>
-        </w:pBdr>
-        <w:tabs>
-          <w:tab w:val="left" w:leader="none" w:pos="1194"/>
-          <w:tab w:val="left" w:leader="none" w:pos="1195"/>
-        </w:tabs>
-        <w:spacing w:line="276" w:lineRule="auto"/>
-        <w:ind w:right="0" w:firstLine="709" w:left="0"/>
-        <w:jc w:val="left"/>
-        <w:rPr>
-          <w:rFonts w:ascii="Courier New" w:hAnsi="Courier New" w:eastAsia="Courier New" w:cs="Courier New"/>
-          <w:color w:val="808030"/>
-          <w:sz w:val="24"/>
-          <w:szCs w:val="24"/>
-          <w:highlight w:val="white"/>
-        </w:rPr>
-      </w:pPr>
-      <w:r>
-        <w:rPr>
-          <w:rFonts w:ascii="Courier New" w:hAnsi="Courier New" w:eastAsia="Courier New" w:cs="Courier New"/>
-          <w:color w:val="808030"/>
-          <w:sz w:val="24"/>
-          <w:szCs w:val="24"/>
-          <w:highlight w:val="white"/>
-        </w:rPr>
-      </w:r>
-      <w:r>
-        <w:rPr>
-          <w:rFonts w:ascii="Courier New" w:hAnsi="Courier New" w:eastAsia="Courier New" w:cs="Courier New"/>
-          <w:color w:val="000000"/>
-          <w:sz w:val="24"/>
-          <w:szCs w:val="24"/>
-          <w:highlight w:val="white"/>
-        </w:rPr>
-        <w:t xml:space="preserve">    </w:t>
-      </w:r>
-      <w:r>
-        <w:rPr>
-          <w:rFonts w:ascii="Courier New" w:hAnsi="Courier New" w:eastAsia="Courier New" w:cs="Courier New"/>
-          <w:b/>
-          <w:color w:val="800000"/>
-          <w:sz w:val="24"/>
-          <w:szCs w:val="24"/>
-          <w:highlight w:val="white"/>
+          <w:rFonts w:ascii="Consolas" w:hAnsi="Consolas" w:eastAsia="Consolas" w:cs="Consolas"/>
+          <w:color w:val="0000ff"/>
+          <w:sz w:val="21"/>
         </w:rPr>
         <w:t xml:space="preserve">for</w:t>
       </w:r>
       <w:r>
         <w:rPr>
-          <w:rFonts w:ascii="Courier New" w:hAnsi="Courier New" w:eastAsia="Courier New" w:cs="Courier New"/>
+          <w:rFonts w:ascii="Consolas" w:hAnsi="Consolas" w:eastAsia="Consolas" w:cs="Consolas"/>
           <w:color w:val="000000"/>
-          <w:sz w:val="24"/>
-          <w:szCs w:val="24"/>
-          <w:highlight w:val="white"/>
+          <w:sz w:val="21"/>
         </w:rPr>
         <w:t xml:space="preserve"> k </w:t>
       </w:r>
       <w:r>
         <w:rPr>
-          <w:rFonts w:ascii="Courier New" w:hAnsi="Courier New" w:eastAsia="Courier New" w:cs="Courier New"/>
-          <w:b/>
-          <w:color w:val="800000"/>
-          <w:sz w:val="24"/>
-          <w:szCs w:val="24"/>
-          <w:highlight w:val="white"/>
+          <w:rFonts w:ascii="Consolas" w:hAnsi="Consolas" w:eastAsia="Consolas" w:cs="Consolas"/>
+          <w:color w:val="0000ff"/>
+          <w:sz w:val="21"/>
         </w:rPr>
         <w:t xml:space="preserve">in</w:t>
       </w:r>
       <w:r>
         <w:rPr>
-          <w:rFonts w:ascii="Courier New" w:hAnsi="Courier New" w:eastAsia="Courier New" w:cs="Courier New"/>
+          <w:rFonts w:ascii="Consolas" w:hAnsi="Consolas" w:eastAsia="Consolas" w:cs="Consolas"/>
           <w:color w:val="000000"/>
-          <w:sz w:val="24"/>
-          <w:szCs w:val="24"/>
-          <w:highlight w:val="white"/>
+          <w:sz w:val="21"/>
         </w:rPr>
-        <w:t xml:space="preserve"> </w:t>
+        <w:t xml:space="preserve"> range(n - </w:t>
       </w:r>
       <w:r>
         <w:rPr>
-          <w:rFonts w:ascii="Courier New" w:hAnsi="Courier New" w:eastAsia="Courier New" w:cs="Courier New"/>
-          <w:color w:val="400000"/>
-          <w:sz w:val="24"/>
-          <w:szCs w:val="24"/>
-          <w:highlight w:val="white"/>
-        </w:rPr>
-        <w:t xml:space="preserve">range</w:t>
-      </w:r>
-      <w:r>
-        <w:rPr>
-          <w:rFonts w:ascii="Courier New" w:hAnsi="Courier New" w:eastAsia="Courier New" w:cs="Courier New"/>
-          <w:color w:val="808030"/>
-          <w:sz w:val="24"/>
-          <w:szCs w:val="24"/>
-          <w:highlight w:val="white"/>
-        </w:rPr>
-        <w:t xml:space="preserve">(</w:t>
-      </w:r>
-      <w:r>
-        <w:rPr>
-          <w:rFonts w:ascii="Courier New" w:hAnsi="Courier New" w:eastAsia="Courier New" w:cs="Courier New"/>
-          <w:color w:val="000000"/>
-          <w:sz w:val="24"/>
-          <w:szCs w:val="24"/>
-          <w:highlight w:val="white"/>
-        </w:rPr>
-        <w:t xml:space="preserve">n </w:t>
-      </w:r>
-      <w:r>
-        <w:rPr>
-          <w:rFonts w:ascii="Courier New" w:hAnsi="Courier New" w:eastAsia="Courier New" w:cs="Courier New"/>
-          <w:color w:val="44aadd"/>
-          <w:sz w:val="24"/>
-          <w:szCs w:val="24"/>
-          <w:highlight w:val="white"/>
-        </w:rPr>
-        <w:t xml:space="preserve">-</w:t>
-      </w:r>
-      <w:r>
-        <w:rPr>
-          <w:rFonts w:ascii="Courier New" w:hAnsi="Courier New" w:eastAsia="Courier New" w:cs="Courier New"/>
-          <w:color w:val="000000"/>
-          <w:sz w:val="24"/>
-          <w:szCs w:val="24"/>
-          <w:highlight w:val="white"/>
-        </w:rPr>
-        <w:t xml:space="preserve"> </w:t>
-      </w:r>
-      <w:r>
-        <w:rPr>
-          <w:rFonts w:ascii="Courier New" w:hAnsi="Courier New" w:eastAsia="Courier New" w:cs="Courier New"/>
-          <w:color w:val="008c00"/>
-          <w:sz w:val="24"/>
-          <w:szCs w:val="24"/>
-          <w:highlight w:val="white"/>
+          <w:rFonts w:ascii="Consolas" w:hAnsi="Consolas" w:eastAsia="Consolas" w:cs="Consolas"/>
+          <w:color w:val="098658"/>
+          <w:sz w:val="21"/>
         </w:rPr>
         <w:t xml:space="preserve">1</w:t>
       </w:r>
       <w:r>
         <w:rPr>
-          <w:rFonts w:ascii="Courier New" w:hAnsi="Courier New" w:eastAsia="Courier New" w:cs="Courier New"/>
-          <w:color w:val="808030"/>
-          <w:sz w:val="24"/>
-          <w:szCs w:val="24"/>
-          <w:highlight w:val="white"/>
+          <w:rFonts w:ascii="Consolas" w:hAnsi="Consolas" w:eastAsia="Consolas" w:cs="Consolas"/>
+          <w:color w:val="000000"/>
+          <w:sz w:val="21"/>
         </w:rPr>
         <w:t xml:space="preserve">):</w:t>
       </w:r>
+      <w:r/>
+    </w:p>
+    <w:p>
+      <w:pPr>
+        <w:pBdr>
+          <w:top w:val="none" w:color="000000" w:sz="4" w:space="0"/>
+          <w:left w:val="none" w:color="000000" w:sz="4" w:space="0"/>
+          <w:bottom w:val="none" w:color="000000" w:sz="4" w:space="0"/>
+          <w:right w:val="none" w:color="000000" w:sz="4" w:space="0"/>
+        </w:pBdr>
+        <w:shd w:val="clear" w:color="ffffff" w:fill="ffffff"/>
+        <w:spacing w:line="285" w:lineRule="atLeast"/>
+        <w:ind w:right="0" w:firstLine="709" w:left="0"/>
+        <w:rPr/>
+      </w:pPr>
       <w:r>
         <w:rPr>
-          <w:b w:val="0"/>
-          <w:bCs w:val="0"/>
-          <w:sz w:val="24"/>
-          <w:szCs w:val="24"/>
-          <w:highlight w:val="none"/>
-          <w:lang w:val="ru-RU"/>
+          <w:rFonts w:ascii="Consolas" w:hAnsi="Consolas" w:eastAsia="Consolas" w:cs="Consolas"/>
+          <w:color w:val="000000"/>
+          <w:sz w:val="21"/>
         </w:rPr>
+        <w:t xml:space="preserve">        swaps = find_swap_leading_element(A, k, p)</w:t>
       </w:r>
+      <w:r/>
     </w:p>
     <w:p>
       <w:pPr>
         <w:pBdr>
-          <w:top w:val="none" w:color="000000" w:sz="0" w:space="0"/>
-          <w:bottom w:val="none" w:color="000000" w:sz="0" w:space="0"/>
-          <w:right w:val="none" w:color="000000" w:sz="0" w:space="0"/>
-          <w:between w:val="none" w:color="000000" w:sz="0" w:space="0"/>
+          <w:top w:val="none" w:color="000000" w:sz="4" w:space="0"/>
+          <w:left w:val="none" w:color="000000" w:sz="4" w:space="0"/>
+          <w:bottom w:val="none" w:color="000000" w:sz="4" w:space="0"/>
+          <w:right w:val="none" w:color="000000" w:sz="4" w:space="0"/>
         </w:pBdr>
-        <w:tabs>
-          <w:tab w:val="left" w:leader="none" w:pos="1194"/>
-          <w:tab w:val="left" w:leader="none" w:pos="1195"/>
-        </w:tabs>
-        <w:spacing w:line="276" w:lineRule="auto"/>
+        <w:shd w:val="clear" w:color="ffffff" w:fill="ffffff"/>
+        <w:spacing w:line="285" w:lineRule="atLeast"/>
         <w:ind w:right="0" w:firstLine="709" w:left="0"/>
-        <w:jc w:val="left"/>
-        <w:rPr>
-          <w:rFonts w:ascii="Courier New" w:hAnsi="Courier New" w:eastAsia="Courier New" w:cs="Courier New"/>
-          <w:color w:val="808030"/>
-          <w:sz w:val="24"/>
-          <w:szCs w:val="24"/>
-          <w:highlight w:val="white"/>
-        </w:rPr>
+        <w:rPr/>
       </w:pPr>
       <w:r>
         <w:rPr>
-          <w:rFonts w:ascii="Courier New" w:hAnsi="Courier New" w:eastAsia="Courier New" w:cs="Courier New"/>
-          <w:color w:val="808030"/>
-          <w:sz w:val="24"/>
-          <w:szCs w:val="24"/>
-          <w:highlight w:val="white"/>
+          <w:rFonts w:ascii="Consolas" w:hAnsi="Consolas" w:eastAsia="Consolas" w:cs="Consolas"/>
+          <w:color w:val="000000"/>
+          <w:sz w:val="21"/>
         </w:rPr>
+        <w:t xml:space="preserve">        </w:t>
       </w:r>
       <w:r>
         <w:rPr>
-          <w:rFonts w:ascii="Courier New" w:hAnsi="Courier New" w:eastAsia="Courier New" w:cs="Courier New"/>
-          <w:color w:val="000000"/>
-          <w:sz w:val="24"/>
-          <w:szCs w:val="24"/>
-          <w:highlight w:val="white"/>
-        </w:rPr>
-        <w:t xml:space="preserve">        swaps </w:t>
-      </w:r>
-      <w:r>
-        <w:rPr>
-          <w:rFonts w:ascii="Courier New" w:hAnsi="Courier New" w:eastAsia="Courier New" w:cs="Courier New"/>
-          <w:color w:val="808030"/>
-          <w:sz w:val="24"/>
-          <w:szCs w:val="24"/>
-          <w:highlight w:val="white"/>
-        </w:rPr>
-        <w:t xml:space="preserve">=</w:t>
-      </w:r>
-      <w:r>
-        <w:rPr>
-          <w:rFonts w:ascii="Courier New" w:hAnsi="Courier New" w:eastAsia="Courier New" w:cs="Courier New"/>
-          <w:color w:val="000000"/>
-          <w:sz w:val="24"/>
-          <w:szCs w:val="24"/>
-          <w:highlight w:val="white"/>
-        </w:rPr>
-        <w:t xml:space="preserve"> find_swap_leading_element</w:t>
-      </w:r>
-      <w:r>
-        <w:rPr>
-          <w:rFonts w:ascii="Courier New" w:hAnsi="Courier New" w:eastAsia="Courier New" w:cs="Courier New"/>
-          <w:color w:val="808030"/>
-          <w:sz w:val="24"/>
-          <w:szCs w:val="24"/>
-          <w:highlight w:val="white"/>
-        </w:rPr>
-        <w:t xml:space="preserve">(</w:t>
-      </w:r>
-      <w:r>
-        <w:rPr>
-          <w:rFonts w:ascii="Courier New" w:hAnsi="Courier New" w:eastAsia="Courier New" w:cs="Courier New"/>
-          <w:color w:val="000000"/>
-          <w:sz w:val="24"/>
-          <w:szCs w:val="24"/>
-          <w:highlight w:val="white"/>
-        </w:rPr>
-        <w:t xml:space="preserve">A</w:t>
-      </w:r>
-      <w:r>
-        <w:rPr>
-          <w:rFonts w:ascii="Courier New" w:hAnsi="Courier New" w:eastAsia="Courier New" w:cs="Courier New"/>
-          <w:color w:val="808030"/>
-          <w:sz w:val="24"/>
-          <w:szCs w:val="24"/>
-          <w:highlight w:val="white"/>
-        </w:rPr>
-        <w:t xml:space="preserve">,</w:t>
-      </w:r>
-      <w:r>
-        <w:rPr>
-          <w:rFonts w:ascii="Courier New" w:hAnsi="Courier New" w:eastAsia="Courier New" w:cs="Courier New"/>
-          <w:color w:val="000000"/>
-          <w:sz w:val="24"/>
-          <w:szCs w:val="24"/>
-          <w:highlight w:val="white"/>
-        </w:rPr>
-        <w:t xml:space="preserve"> k</w:t>
-      </w:r>
-      <w:r>
-        <w:rPr>
-          <w:rFonts w:ascii="Courier New" w:hAnsi="Courier New" w:eastAsia="Courier New" w:cs="Courier New"/>
-          <w:color w:val="808030"/>
-          <w:sz w:val="24"/>
-          <w:szCs w:val="24"/>
-          <w:highlight w:val="white"/>
-        </w:rPr>
-        <w:t xml:space="preserve">,</w:t>
-      </w:r>
-      <w:r>
-        <w:rPr>
-          <w:rFonts w:ascii="Courier New" w:hAnsi="Courier New" w:eastAsia="Courier New" w:cs="Courier New"/>
-          <w:color w:val="000000"/>
-          <w:sz w:val="24"/>
-          <w:szCs w:val="24"/>
-          <w:highlight w:val="white"/>
-        </w:rPr>
-        <w:t xml:space="preserve"> p</w:t>
-      </w:r>
-      <w:r>
-        <w:rPr>
-          <w:rFonts w:ascii="Courier New" w:hAnsi="Courier New" w:eastAsia="Courier New" w:cs="Courier New"/>
-          <w:color w:val="808030"/>
-          <w:sz w:val="24"/>
-          <w:szCs w:val="24"/>
-          <w:highlight w:val="white"/>
-        </w:rPr>
-        <w:t xml:space="preserve">)</w:t>
-      </w:r>
-      <w:r>
-        <w:rPr>
-          <w:b w:val="0"/>
-          <w:bCs w:val="0"/>
-          <w:sz w:val="24"/>
-          <w:szCs w:val="24"/>
-          <w:highlight w:val="none"/>
-          <w:lang w:val="ru-RU"/>
-        </w:rPr>
-      </w:r>
-    </w:p>
-    <w:p>
-      <w:pPr>
-        <w:pBdr>
-          <w:top w:val="none" w:color="000000" w:sz="0" w:space="0"/>
-          <w:bottom w:val="none" w:color="000000" w:sz="0" w:space="0"/>
-          <w:right w:val="none" w:color="000000" w:sz="0" w:space="0"/>
-          <w:between w:val="none" w:color="000000" w:sz="0" w:space="0"/>
-        </w:pBdr>
-        <w:tabs>
-          <w:tab w:val="left" w:leader="none" w:pos="1194"/>
-          <w:tab w:val="left" w:leader="none" w:pos="1195"/>
-        </w:tabs>
-        <w:spacing w:line="276" w:lineRule="auto"/>
-        <w:ind w:right="0" w:firstLine="709" w:left="0"/>
-        <w:jc w:val="left"/>
-        <w:rPr>
-          <w:rFonts w:ascii="Courier New" w:hAnsi="Courier New" w:eastAsia="Courier New" w:cs="Courier New"/>
-          <w:color w:val="808030"/>
-          <w:sz w:val="24"/>
-          <w:szCs w:val="24"/>
-          <w:highlight w:val="white"/>
-        </w:rPr>
-      </w:pPr>
-      <w:r>
-        <w:rPr>
-          <w:rFonts w:ascii="Courier New" w:hAnsi="Courier New" w:eastAsia="Courier New" w:cs="Courier New"/>
-          <w:color w:val="808030"/>
-          <w:sz w:val="24"/>
-          <w:szCs w:val="24"/>
-          <w:highlight w:val="white"/>
-        </w:rPr>
-      </w:r>
-      <w:r>
-        <w:rPr>
-          <w:rFonts w:ascii="Courier New" w:hAnsi="Courier New" w:eastAsia="Courier New" w:cs="Courier New"/>
-          <w:color w:val="000000"/>
-          <w:sz w:val="24"/>
-          <w:szCs w:val="24"/>
-          <w:highlight w:val="white"/>
-        </w:rPr>
-        <w:t xml:space="preserve">        </w:t>
-      </w:r>
-      <w:r>
-        <w:rPr>
-          <w:rFonts w:ascii="Courier New" w:hAnsi="Courier New" w:eastAsia="Courier New" w:cs="Courier New"/>
-          <w:b/>
-          <w:color w:val="800000"/>
-          <w:sz w:val="24"/>
-          <w:szCs w:val="24"/>
-          <w:highlight w:val="white"/>
+          <w:rFonts w:ascii="Consolas" w:hAnsi="Consolas" w:eastAsia="Consolas" w:cs="Consolas"/>
+          <w:color w:val="0000ff"/>
+          <w:sz w:val="21"/>
         </w:rPr>
         <w:t xml:space="preserve">for</w:t>
       </w:r>
       <w:r>
         <w:rPr>
-          <w:rFonts w:ascii="Courier New" w:hAnsi="Courier New" w:eastAsia="Courier New" w:cs="Courier New"/>
+          <w:rFonts w:ascii="Consolas" w:hAnsi="Consolas" w:eastAsia="Consolas" w:cs="Consolas"/>
           <w:color w:val="000000"/>
-          <w:sz w:val="24"/>
-          <w:szCs w:val="24"/>
-          <w:highlight w:val="white"/>
+          <w:sz w:val="21"/>
         </w:rPr>
         <w:t xml:space="preserve"> i </w:t>
       </w:r>
       <w:r>
         <w:rPr>
-          <w:rFonts w:ascii="Courier New" w:hAnsi="Courier New" w:eastAsia="Courier New" w:cs="Courier New"/>
-          <w:b/>
-          <w:color w:val="800000"/>
-          <w:sz w:val="24"/>
-          <w:szCs w:val="24"/>
-          <w:highlight w:val="white"/>
+          <w:rFonts w:ascii="Consolas" w:hAnsi="Consolas" w:eastAsia="Consolas" w:cs="Consolas"/>
+          <w:color w:val="0000ff"/>
+          <w:sz w:val="21"/>
         </w:rPr>
         <w:t xml:space="preserve">in</w:t>
       </w:r>
       <w:r>
         <w:rPr>
-          <w:rFonts w:ascii="Courier New" w:hAnsi="Courier New" w:eastAsia="Courier New" w:cs="Courier New"/>
+          <w:rFonts w:ascii="Consolas" w:hAnsi="Consolas" w:eastAsia="Consolas" w:cs="Consolas"/>
           <w:color w:val="000000"/>
-          <w:sz w:val="24"/>
-          <w:szCs w:val="24"/>
-          <w:highlight w:val="white"/>
+          <w:sz w:val="21"/>
         </w:rPr>
-        <w:t xml:space="preserve"> </w:t>
+        <w:t xml:space="preserve"> range(k + </w:t>
       </w:r>
       <w:r>
         <w:rPr>
-          <w:rFonts w:ascii="Courier New" w:hAnsi="Courier New" w:eastAsia="Courier New" w:cs="Courier New"/>
-          <w:color w:val="400000"/>
-          <w:sz w:val="24"/>
-          <w:szCs w:val="24"/>
-          <w:highlight w:val="white"/>
-        </w:rPr>
-        <w:t xml:space="preserve">range</w:t>
-      </w:r>
-      <w:r>
-        <w:rPr>
-          <w:rFonts w:ascii="Courier New" w:hAnsi="Courier New" w:eastAsia="Courier New" w:cs="Courier New"/>
-          <w:color w:val="808030"/>
-          <w:sz w:val="24"/>
-          <w:szCs w:val="24"/>
-          <w:highlight w:val="white"/>
-        </w:rPr>
-        <w:t xml:space="preserve">(</w:t>
-      </w:r>
-      <w:r>
-        <w:rPr>
-          <w:rFonts w:ascii="Courier New" w:hAnsi="Courier New" w:eastAsia="Courier New" w:cs="Courier New"/>
-          <w:color w:val="000000"/>
-          <w:sz w:val="24"/>
-          <w:szCs w:val="24"/>
-          <w:highlight w:val="white"/>
-        </w:rPr>
-        <w:t xml:space="preserve">k </w:t>
-      </w:r>
-      <w:r>
-        <w:rPr>
-          <w:rFonts w:ascii="Courier New" w:hAnsi="Courier New" w:eastAsia="Courier New" w:cs="Courier New"/>
-          <w:color w:val="44aadd"/>
-          <w:sz w:val="24"/>
-          <w:szCs w:val="24"/>
-          <w:highlight w:val="white"/>
-        </w:rPr>
-        <w:t xml:space="preserve">+</w:t>
-      </w:r>
-      <w:r>
-        <w:rPr>
-          <w:rFonts w:ascii="Courier New" w:hAnsi="Courier New" w:eastAsia="Courier New" w:cs="Courier New"/>
-          <w:color w:val="000000"/>
-          <w:sz w:val="24"/>
-          <w:szCs w:val="24"/>
-          <w:highlight w:val="white"/>
-        </w:rPr>
-        <w:t xml:space="preserve"> </w:t>
-      </w:r>
-      <w:r>
-        <w:rPr>
-          <w:rFonts w:ascii="Courier New" w:hAnsi="Courier New" w:eastAsia="Courier New" w:cs="Courier New"/>
-          <w:color w:val="008c00"/>
-          <w:sz w:val="24"/>
-          <w:szCs w:val="24"/>
-          <w:highlight w:val="white"/>
+          <w:rFonts w:ascii="Consolas" w:hAnsi="Consolas" w:eastAsia="Consolas" w:cs="Consolas"/>
+          <w:color w:val="098658"/>
+          <w:sz w:val="21"/>
         </w:rPr>
         <w:t xml:space="preserve">1</w:t>
       </w:r>
       <w:r>
         <w:rPr>
-          <w:rFonts w:ascii="Courier New" w:hAnsi="Courier New" w:eastAsia="Courier New" w:cs="Courier New"/>
-          <w:color w:val="808030"/>
-          <w:sz w:val="24"/>
-          <w:szCs w:val="24"/>
-          <w:highlight w:val="white"/>
+          <w:rFonts w:ascii="Consolas" w:hAnsi="Consolas" w:eastAsia="Consolas" w:cs="Consolas"/>
+          <w:color w:val="000000"/>
+          <w:sz w:val="21"/>
         </w:rPr>
-        <w:t xml:space="preserve">,</w:t>
+        <w:t xml:space="preserve">, n):</w:t>
+      </w:r>
+      <w:r/>
+    </w:p>
+    <w:p>
+      <w:pPr>
+        <w:pBdr>
+          <w:top w:val="none" w:color="000000" w:sz="4" w:space="0"/>
+          <w:left w:val="none" w:color="000000" w:sz="4" w:space="0"/>
+          <w:bottom w:val="none" w:color="000000" w:sz="4" w:space="0"/>
+          <w:right w:val="none" w:color="000000" w:sz="4" w:space="0"/>
+        </w:pBdr>
+        <w:shd w:val="clear" w:color="ffffff" w:fill="ffffff"/>
+        <w:spacing w:line="285" w:lineRule="atLeast"/>
+        <w:ind w:right="0" w:firstLine="709" w:left="0"/>
+        <w:rPr/>
+      </w:pPr>
+      <w:r>
+        <w:rPr>
+          <w:rFonts w:ascii="Consolas" w:hAnsi="Consolas" w:eastAsia="Consolas" w:cs="Consolas"/>
+          <w:color w:val="000000"/>
+          <w:sz w:val="21"/>
+        </w:rPr>
+        <w:t xml:space="preserve">            b = A[i][k] / A[k][k]</w:t>
+      </w:r>
+      <w:r/>
+    </w:p>
+    <w:p>
+      <w:pPr>
+        <w:pBdr>
+          <w:top w:val="none" w:color="000000" w:sz="4" w:space="0"/>
+          <w:left w:val="none" w:color="000000" w:sz="4" w:space="0"/>
+          <w:bottom w:val="none" w:color="000000" w:sz="4" w:space="0"/>
+          <w:right w:val="none" w:color="000000" w:sz="4" w:space="0"/>
+        </w:pBdr>
+        <w:shd w:val="clear" w:color="ffffff" w:fill="ffffff"/>
+        <w:spacing w:line="285" w:lineRule="atLeast"/>
+        <w:ind w:right="0" w:firstLine="709" w:left="0"/>
+        <w:rPr/>
+      </w:pPr>
+      <w:r>
+        <w:rPr>
+          <w:rFonts w:ascii="Consolas" w:hAnsi="Consolas" w:eastAsia="Consolas" w:cs="Consolas"/>
+          <w:color w:val="000000"/>
+          <w:sz w:val="21"/>
+        </w:rPr>
+        <w:t xml:space="preserve">            </w:t>
       </w:r>
       <w:r>
         <w:rPr>
-          <w:rFonts w:ascii="Courier New" w:hAnsi="Courier New" w:eastAsia="Courier New" w:cs="Courier New"/>
-          <w:color w:val="000000"/>
-          <w:sz w:val="24"/>
-          <w:szCs w:val="24"/>
-          <w:highlight w:val="white"/>
-        </w:rPr>
-        <w:t xml:space="preserve"> n</w:t>
-      </w:r>
-      <w:r>
-        <w:rPr>
-          <w:rFonts w:ascii="Courier New" w:hAnsi="Courier New" w:eastAsia="Courier New" w:cs="Courier New"/>
-          <w:color w:val="808030"/>
-          <w:sz w:val="24"/>
-          <w:szCs w:val="24"/>
-          <w:highlight w:val="white"/>
-        </w:rPr>
-        <w:t xml:space="preserve">):</w:t>
-      </w:r>
-      <w:r>
-        <w:rPr>
-          <w:b w:val="0"/>
-          <w:bCs w:val="0"/>
-          <w:sz w:val="24"/>
-          <w:szCs w:val="24"/>
-          <w:highlight w:val="none"/>
-          <w:lang w:val="ru-RU"/>
-        </w:rPr>
-      </w:r>
-    </w:p>
-    <w:p>
-      <w:pPr>
-        <w:pBdr>
-          <w:top w:val="none" w:color="000000" w:sz="0" w:space="0"/>
-          <w:bottom w:val="none" w:color="000000" w:sz="0" w:space="0"/>
-          <w:right w:val="none" w:color="000000" w:sz="0" w:space="0"/>
-          <w:between w:val="none" w:color="000000" w:sz="0" w:space="0"/>
-        </w:pBdr>
-        <w:tabs>
-          <w:tab w:val="left" w:leader="none" w:pos="1194"/>
-          <w:tab w:val="left" w:leader="none" w:pos="1195"/>
-        </w:tabs>
-        <w:spacing w:line="276" w:lineRule="auto"/>
-        <w:ind w:right="0" w:firstLine="709" w:left="0"/>
-        <w:jc w:val="left"/>
-        <w:rPr>
-          <w:rFonts w:ascii="Courier New" w:hAnsi="Courier New" w:eastAsia="Courier New" w:cs="Courier New"/>
-          <w:color w:val="808030"/>
-          <w:sz w:val="24"/>
-          <w:szCs w:val="24"/>
-          <w:highlight w:val="white"/>
-        </w:rPr>
-      </w:pPr>
-      <w:r>
-        <w:rPr>
-          <w:rFonts w:ascii="Courier New" w:hAnsi="Courier New" w:eastAsia="Courier New" w:cs="Courier New"/>
-          <w:color w:val="808030"/>
-          <w:sz w:val="24"/>
-          <w:szCs w:val="24"/>
-          <w:highlight w:val="white"/>
-        </w:rPr>
-      </w:r>
-      <w:r>
-        <w:rPr>
-          <w:rFonts w:ascii="Courier New" w:hAnsi="Courier New" w:eastAsia="Courier New" w:cs="Courier New"/>
-          <w:color w:val="000000"/>
-          <w:sz w:val="24"/>
-          <w:szCs w:val="24"/>
-          <w:highlight w:val="white"/>
-        </w:rPr>
-        <w:t xml:space="preserve">            b </w:t>
-      </w:r>
-      <w:r>
-        <w:rPr>
-          <w:rFonts w:ascii="Courier New" w:hAnsi="Courier New" w:eastAsia="Courier New" w:cs="Courier New"/>
-          <w:color w:val="808030"/>
-          <w:sz w:val="24"/>
-          <w:szCs w:val="24"/>
-          <w:highlight w:val="white"/>
-        </w:rPr>
-        <w:t xml:space="preserve">=</w:t>
-      </w:r>
-      <w:r>
-        <w:rPr>
-          <w:rFonts w:ascii="Courier New" w:hAnsi="Courier New" w:eastAsia="Courier New" w:cs="Courier New"/>
-          <w:color w:val="000000"/>
-          <w:sz w:val="24"/>
-          <w:szCs w:val="24"/>
-          <w:highlight w:val="white"/>
-        </w:rPr>
-        <w:t xml:space="preserve"> A</w:t>
-      </w:r>
-      <w:r>
-        <w:rPr>
-          <w:rFonts w:ascii="Courier New" w:hAnsi="Courier New" w:eastAsia="Courier New" w:cs="Courier New"/>
-          <w:color w:val="808030"/>
-          <w:sz w:val="24"/>
-          <w:szCs w:val="24"/>
-          <w:highlight w:val="white"/>
-        </w:rPr>
-        <w:t xml:space="preserve">[</w:t>
-      </w:r>
-      <w:r>
-        <w:rPr>
-          <w:rFonts w:ascii="Courier New" w:hAnsi="Courier New" w:eastAsia="Courier New" w:cs="Courier New"/>
-          <w:color w:val="000000"/>
-          <w:sz w:val="24"/>
-          <w:szCs w:val="24"/>
-          <w:highlight w:val="white"/>
-        </w:rPr>
-        <w:t xml:space="preserve">i</w:t>
-      </w:r>
-      <w:r>
-        <w:rPr>
-          <w:rFonts w:ascii="Courier New" w:hAnsi="Courier New" w:eastAsia="Courier New" w:cs="Courier New"/>
-          <w:color w:val="808030"/>
-          <w:sz w:val="24"/>
-          <w:szCs w:val="24"/>
-          <w:highlight w:val="white"/>
-        </w:rPr>
-        <w:t xml:space="preserve">][</w:t>
-      </w:r>
-      <w:r>
-        <w:rPr>
-          <w:rFonts w:ascii="Courier New" w:hAnsi="Courier New" w:eastAsia="Courier New" w:cs="Courier New"/>
-          <w:color w:val="000000"/>
-          <w:sz w:val="24"/>
-          <w:szCs w:val="24"/>
-          <w:highlight w:val="white"/>
-        </w:rPr>
-        <w:t xml:space="preserve">k</w:t>
-      </w:r>
-      <w:r>
-        <w:rPr>
-          <w:rFonts w:ascii="Courier New" w:hAnsi="Courier New" w:eastAsia="Courier New" w:cs="Courier New"/>
-          <w:color w:val="808030"/>
-          <w:sz w:val="24"/>
-          <w:szCs w:val="24"/>
-          <w:highlight w:val="white"/>
-        </w:rPr>
-        <w:t xml:space="preserve">]</w:t>
-      </w:r>
-      <w:r>
-        <w:rPr>
-          <w:rFonts w:ascii="Courier New" w:hAnsi="Courier New" w:eastAsia="Courier New" w:cs="Courier New"/>
-          <w:color w:val="000000"/>
-          <w:sz w:val="24"/>
-          <w:szCs w:val="24"/>
-          <w:highlight w:val="white"/>
-        </w:rPr>
-        <w:t xml:space="preserve"> </w:t>
-      </w:r>
-      <w:r>
-        <w:rPr>
-          <w:rFonts w:ascii="Courier New" w:hAnsi="Courier New" w:eastAsia="Courier New" w:cs="Courier New"/>
-          <w:color w:val="44aadd"/>
-          <w:sz w:val="24"/>
-          <w:szCs w:val="24"/>
-          <w:highlight w:val="white"/>
-        </w:rPr>
-        <w:t xml:space="preserve">/</w:t>
-      </w:r>
-      <w:r>
-        <w:rPr>
-          <w:rFonts w:ascii="Courier New" w:hAnsi="Courier New" w:eastAsia="Courier New" w:cs="Courier New"/>
-          <w:color w:val="000000"/>
-          <w:sz w:val="24"/>
-          <w:szCs w:val="24"/>
-          <w:highlight w:val="white"/>
-        </w:rPr>
-        <w:t xml:space="preserve"> A</w:t>
-      </w:r>
-      <w:r>
-        <w:rPr>
-          <w:rFonts w:ascii="Courier New" w:hAnsi="Courier New" w:eastAsia="Courier New" w:cs="Courier New"/>
-          <w:color w:val="808030"/>
-          <w:sz w:val="24"/>
-          <w:szCs w:val="24"/>
-          <w:highlight w:val="white"/>
-        </w:rPr>
-        <w:t xml:space="preserve">[</w:t>
-      </w:r>
-      <w:r>
-        <w:rPr>
-          <w:rFonts w:ascii="Courier New" w:hAnsi="Courier New" w:eastAsia="Courier New" w:cs="Courier New"/>
-          <w:color w:val="000000"/>
-          <w:sz w:val="24"/>
-          <w:szCs w:val="24"/>
-          <w:highlight w:val="white"/>
-        </w:rPr>
-        <w:t xml:space="preserve">k</w:t>
-      </w:r>
-      <w:r>
-        <w:rPr>
-          <w:rFonts w:ascii="Courier New" w:hAnsi="Courier New" w:eastAsia="Courier New" w:cs="Courier New"/>
-          <w:color w:val="808030"/>
-          <w:sz w:val="24"/>
-          <w:szCs w:val="24"/>
-          <w:highlight w:val="white"/>
-        </w:rPr>
-        <w:t xml:space="preserve">][</w:t>
-      </w:r>
-      <w:r>
-        <w:rPr>
-          <w:rFonts w:ascii="Courier New" w:hAnsi="Courier New" w:eastAsia="Courier New" w:cs="Courier New"/>
-          <w:color w:val="000000"/>
-          <w:sz w:val="24"/>
-          <w:szCs w:val="24"/>
-          <w:highlight w:val="white"/>
-        </w:rPr>
-        <w:t xml:space="preserve">k</w:t>
-      </w:r>
-      <w:r>
-        <w:rPr>
-          <w:rFonts w:ascii="Courier New" w:hAnsi="Courier New" w:eastAsia="Courier New" w:cs="Courier New"/>
-          <w:color w:val="808030"/>
-          <w:sz w:val="24"/>
-          <w:szCs w:val="24"/>
-          <w:highlight w:val="white"/>
-        </w:rPr>
-        <w:t xml:space="preserve">]</w:t>
-      </w:r>
-      <w:r>
-        <w:rPr>
-          <w:b w:val="0"/>
-          <w:bCs w:val="0"/>
-          <w:sz w:val="24"/>
-          <w:szCs w:val="24"/>
-          <w:highlight w:val="none"/>
-          <w:lang w:val="ru-RU"/>
-        </w:rPr>
-      </w:r>
-    </w:p>
-    <w:p>
-      <w:pPr>
-        <w:pBdr>
-          <w:top w:val="none" w:color="000000" w:sz="0" w:space="0"/>
-          <w:bottom w:val="none" w:color="000000" w:sz="0" w:space="0"/>
-          <w:right w:val="none" w:color="000000" w:sz="0" w:space="0"/>
-          <w:between w:val="none" w:color="000000" w:sz="0" w:space="0"/>
-        </w:pBdr>
-        <w:tabs>
-          <w:tab w:val="left" w:leader="none" w:pos="1194"/>
-          <w:tab w:val="left" w:leader="none" w:pos="1195"/>
-        </w:tabs>
-        <w:spacing w:line="276" w:lineRule="auto"/>
-        <w:ind w:right="0" w:firstLine="709" w:left="0"/>
-        <w:jc w:val="left"/>
-        <w:rPr>
-          <w:rFonts w:ascii="Courier New" w:hAnsi="Courier New" w:eastAsia="Courier New" w:cs="Courier New"/>
-          <w:color w:val="808030"/>
-          <w:sz w:val="24"/>
-          <w:szCs w:val="24"/>
-          <w:highlight w:val="white"/>
-        </w:rPr>
-      </w:pPr>
-      <w:r>
-        <w:rPr>
-          <w:rFonts w:ascii="Courier New" w:hAnsi="Courier New" w:eastAsia="Courier New" w:cs="Courier New"/>
-          <w:color w:val="808030"/>
-          <w:sz w:val="24"/>
-          <w:szCs w:val="24"/>
-          <w:highlight w:val="white"/>
-        </w:rPr>
-      </w:r>
-      <w:r>
-        <w:rPr>
-          <w:rFonts w:ascii="Courier New" w:hAnsi="Courier New" w:eastAsia="Courier New" w:cs="Courier New"/>
-          <w:color w:val="000000"/>
-          <w:sz w:val="24"/>
-          <w:szCs w:val="24"/>
-          <w:highlight w:val="white"/>
-        </w:rPr>
-        <w:t xml:space="preserve">            </w:t>
-      </w:r>
-      <w:r>
-        <w:rPr>
-          <w:rFonts w:ascii="Courier New" w:hAnsi="Courier New" w:eastAsia="Courier New" w:cs="Courier New"/>
-          <w:b/>
-          <w:color w:val="800000"/>
-          <w:sz w:val="24"/>
-          <w:szCs w:val="24"/>
-          <w:highlight w:val="white"/>
+          <w:rFonts w:ascii="Consolas" w:hAnsi="Consolas" w:eastAsia="Consolas" w:cs="Consolas"/>
+          <w:color w:val="0000ff"/>
+          <w:sz w:val="21"/>
         </w:rPr>
         <w:t xml:space="preserve">for</w:t>
       </w:r>
       <w:r>
         <w:rPr>
-          <w:rFonts w:ascii="Courier New" w:hAnsi="Courier New" w:eastAsia="Courier New" w:cs="Courier New"/>
+          <w:rFonts w:ascii="Consolas" w:hAnsi="Consolas" w:eastAsia="Consolas" w:cs="Consolas"/>
           <w:color w:val="000000"/>
-          <w:sz w:val="24"/>
-          <w:szCs w:val="24"/>
-          <w:highlight w:val="white"/>
+          <w:sz w:val="21"/>
         </w:rPr>
         <w:t xml:space="preserve"> j </w:t>
       </w:r>
       <w:r>
         <w:rPr>
-          <w:rFonts w:ascii="Courier New" w:hAnsi="Courier New" w:eastAsia="Courier New" w:cs="Courier New"/>
-          <w:b/>
-          <w:color w:val="800000"/>
-          <w:sz w:val="24"/>
-          <w:szCs w:val="24"/>
-          <w:highlight w:val="white"/>
+          <w:rFonts w:ascii="Consolas" w:hAnsi="Consolas" w:eastAsia="Consolas" w:cs="Consolas"/>
+          <w:color w:val="0000ff"/>
+          <w:sz w:val="21"/>
         </w:rPr>
         <w:t xml:space="preserve">in</w:t>
       </w:r>
       <w:r>
         <w:rPr>
-          <w:rFonts w:ascii="Courier New" w:hAnsi="Courier New" w:eastAsia="Courier New" w:cs="Courier New"/>
+          <w:rFonts w:ascii="Consolas" w:hAnsi="Consolas" w:eastAsia="Consolas" w:cs="Consolas"/>
           <w:color w:val="000000"/>
-          <w:sz w:val="24"/>
-          <w:szCs w:val="24"/>
-          <w:highlight w:val="white"/>
+          <w:sz w:val="21"/>
         </w:rPr>
-        <w:t xml:space="preserve"> </w:t>
+        <w:t xml:space="preserve"> range(k + </w:t>
       </w:r>
       <w:r>
         <w:rPr>
-          <w:rFonts w:ascii="Courier New" w:hAnsi="Courier New" w:eastAsia="Courier New" w:cs="Courier New"/>
-          <w:color w:val="400000"/>
-          <w:sz w:val="24"/>
-          <w:szCs w:val="24"/>
-          <w:highlight w:val="white"/>
-        </w:rPr>
-        <w:t xml:space="preserve">range</w:t>
-      </w:r>
-      <w:r>
-        <w:rPr>
-          <w:rFonts w:ascii="Courier New" w:hAnsi="Courier New" w:eastAsia="Courier New" w:cs="Courier New"/>
-          <w:color w:val="808030"/>
-          <w:sz w:val="24"/>
-          <w:szCs w:val="24"/>
-          <w:highlight w:val="white"/>
-        </w:rPr>
-        <w:t xml:space="preserve">(</w:t>
-      </w:r>
-      <w:r>
-        <w:rPr>
-          <w:rFonts w:ascii="Courier New" w:hAnsi="Courier New" w:eastAsia="Courier New" w:cs="Courier New"/>
-          <w:color w:val="000000"/>
-          <w:sz w:val="24"/>
-          <w:szCs w:val="24"/>
-          <w:highlight w:val="white"/>
-        </w:rPr>
-        <w:t xml:space="preserve">k </w:t>
-      </w:r>
-      <w:r>
-        <w:rPr>
-          <w:rFonts w:ascii="Courier New" w:hAnsi="Courier New" w:eastAsia="Courier New" w:cs="Courier New"/>
-          <w:color w:val="44aadd"/>
-          <w:sz w:val="24"/>
-          <w:szCs w:val="24"/>
-          <w:highlight w:val="white"/>
-        </w:rPr>
-        <w:t xml:space="preserve">+</w:t>
-      </w:r>
-      <w:r>
-        <w:rPr>
-          <w:rFonts w:ascii="Courier New" w:hAnsi="Courier New" w:eastAsia="Courier New" w:cs="Courier New"/>
-          <w:color w:val="000000"/>
-          <w:sz w:val="24"/>
-          <w:szCs w:val="24"/>
-          <w:highlight w:val="white"/>
-        </w:rPr>
-        <w:t xml:space="preserve"> </w:t>
-      </w:r>
-      <w:r>
-        <w:rPr>
-          <w:rFonts w:ascii="Courier New" w:hAnsi="Courier New" w:eastAsia="Courier New" w:cs="Courier New"/>
-          <w:color w:val="008c00"/>
-          <w:sz w:val="24"/>
-          <w:szCs w:val="24"/>
-          <w:highlight w:val="white"/>
+          <w:rFonts w:ascii="Consolas" w:hAnsi="Consolas" w:eastAsia="Consolas" w:cs="Consolas"/>
+          <w:color w:val="098658"/>
+          <w:sz w:val="21"/>
         </w:rPr>
         <w:t xml:space="preserve">1</w:t>
       </w:r>
       <w:r>
         <w:rPr>
-          <w:rFonts w:ascii="Courier New" w:hAnsi="Courier New" w:eastAsia="Courier New" w:cs="Courier New"/>
-          <w:color w:val="808030"/>
-          <w:sz w:val="24"/>
-          <w:szCs w:val="24"/>
-          <w:highlight w:val="white"/>
+          <w:rFonts w:ascii="Consolas" w:hAnsi="Consolas" w:eastAsia="Consolas" w:cs="Consolas"/>
+          <w:color w:val="000000"/>
+          <w:sz w:val="21"/>
         </w:rPr>
-        <w:t xml:space="preserve">,</w:t>
+        <w:t xml:space="preserve">, m):</w:t>
+      </w:r>
+      <w:r/>
+    </w:p>
+    <w:p>
+      <w:pPr>
+        <w:pBdr>
+          <w:top w:val="none" w:color="000000" w:sz="4" w:space="0"/>
+          <w:left w:val="none" w:color="000000" w:sz="4" w:space="0"/>
+          <w:bottom w:val="none" w:color="000000" w:sz="4" w:space="0"/>
+          <w:right w:val="none" w:color="000000" w:sz="4" w:space="0"/>
+        </w:pBdr>
+        <w:shd w:val="clear" w:color="ffffff" w:fill="ffffff"/>
+        <w:spacing w:line="285" w:lineRule="atLeast"/>
+        <w:ind w:right="0" w:firstLine="709" w:left="0"/>
+        <w:rPr/>
+      </w:pPr>
+      <w:r>
+        <w:rPr>
+          <w:rFonts w:ascii="Consolas" w:hAnsi="Consolas" w:eastAsia="Consolas" w:cs="Consolas"/>
+          <w:color w:val="000000"/>
+          <w:sz w:val="21"/>
+        </w:rPr>
+        <w:t xml:space="preserve">                A[i][j] = A[i][j] - A[k][j] * b</w:t>
+      </w:r>
+      <w:r/>
+    </w:p>
+    <w:p>
+      <w:pPr>
+        <w:pBdr>
+          <w:top w:val="none" w:color="000000" w:sz="4" w:space="0"/>
+          <w:left w:val="none" w:color="000000" w:sz="4" w:space="0"/>
+          <w:bottom w:val="none" w:color="000000" w:sz="4" w:space="0"/>
+          <w:right w:val="none" w:color="000000" w:sz="4" w:space="0"/>
+        </w:pBdr>
+        <w:shd w:val="clear" w:color="ffffff" w:fill="ffffff"/>
+        <w:spacing w:line="285" w:lineRule="atLeast"/>
+        <w:ind w:right="0" w:firstLine="709" w:left="0"/>
+        <w:rPr/>
+      </w:pPr>
+      <w:r>
+        <w:rPr>
+          <w:rFonts w:ascii="Consolas" w:hAnsi="Consolas" w:eastAsia="Consolas" w:cs="Consolas"/>
+          <w:color w:val="000000"/>
+          <w:sz w:val="21"/>
+        </w:rPr>
+        <w:t xml:space="preserve">    </w:t>
       </w:r>
       <w:r>
         <w:rPr>
-          <w:rFonts w:ascii="Courier New" w:hAnsi="Courier New" w:eastAsia="Courier New" w:cs="Courier New"/>
-          <w:color w:val="000000"/>
-          <w:sz w:val="24"/>
-          <w:szCs w:val="24"/>
-          <w:highlight w:val="white"/>
-        </w:rPr>
-        <w:t xml:space="preserve"> m</w:t>
-      </w:r>
-      <w:r>
-        <w:rPr>
-          <w:rFonts w:ascii="Courier New" w:hAnsi="Courier New" w:eastAsia="Courier New" w:cs="Courier New"/>
-          <w:color w:val="808030"/>
-          <w:sz w:val="24"/>
-          <w:szCs w:val="24"/>
-          <w:highlight w:val="white"/>
-        </w:rPr>
-        <w:t xml:space="preserve">):</w:t>
-      </w:r>
-      <w:r>
-        <w:rPr>
-          <w:b w:val="0"/>
-          <w:bCs w:val="0"/>
-          <w:sz w:val="24"/>
-          <w:szCs w:val="24"/>
-          <w:highlight w:val="none"/>
-          <w:lang w:val="ru-RU"/>
-        </w:rPr>
-      </w:r>
-    </w:p>
-    <w:p>
-      <w:pPr>
-        <w:pBdr>
-          <w:top w:val="none" w:color="000000" w:sz="0" w:space="0"/>
-          <w:bottom w:val="none" w:color="000000" w:sz="0" w:space="0"/>
-          <w:right w:val="none" w:color="000000" w:sz="0" w:space="0"/>
-          <w:between w:val="none" w:color="000000" w:sz="0" w:space="0"/>
-        </w:pBdr>
-        <w:tabs>
-          <w:tab w:val="left" w:leader="none" w:pos="1194"/>
-          <w:tab w:val="left" w:leader="none" w:pos="1195"/>
-        </w:tabs>
-        <w:spacing w:line="276" w:lineRule="auto"/>
-        <w:ind w:right="0" w:firstLine="709" w:left="0"/>
-        <w:jc w:val="left"/>
-        <w:rPr>
-          <w:rFonts w:ascii="Courier New" w:hAnsi="Courier New" w:eastAsia="Courier New" w:cs="Courier New"/>
-          <w:color w:val="000000"/>
-          <w:sz w:val="24"/>
-          <w:szCs w:val="24"/>
-          <w:highlight w:val="white"/>
-        </w:rPr>
-      </w:pPr>
-      <w:r>
-        <w:rPr>
-          <w:rFonts w:ascii="Courier New" w:hAnsi="Courier New" w:eastAsia="Courier New" w:cs="Courier New"/>
-          <w:color w:val="808030"/>
-          <w:sz w:val="24"/>
-          <w:szCs w:val="24"/>
-          <w:highlight w:val="white"/>
-        </w:rPr>
-      </w:r>
-      <w:r>
-        <w:rPr>
-          <w:rFonts w:ascii="Courier New" w:hAnsi="Courier New" w:eastAsia="Courier New" w:cs="Courier New"/>
-          <w:color w:val="000000"/>
-          <w:sz w:val="24"/>
-          <w:szCs w:val="24"/>
-          <w:highlight w:val="white"/>
-        </w:rPr>
-        <w:t xml:space="preserve">                A</w:t>
-      </w:r>
-      <w:r>
-        <w:rPr>
-          <w:rFonts w:ascii="Courier New" w:hAnsi="Courier New" w:eastAsia="Courier New" w:cs="Courier New"/>
-          <w:color w:val="808030"/>
-          <w:sz w:val="24"/>
-          <w:szCs w:val="24"/>
-          <w:highlight w:val="white"/>
-        </w:rPr>
-        <w:t xml:space="preserve">[</w:t>
-      </w:r>
-      <w:r>
-        <w:rPr>
-          <w:rFonts w:ascii="Courier New" w:hAnsi="Courier New" w:eastAsia="Courier New" w:cs="Courier New"/>
-          <w:color w:val="000000"/>
-          <w:sz w:val="24"/>
-          <w:szCs w:val="24"/>
-          <w:highlight w:val="white"/>
-        </w:rPr>
-        <w:t xml:space="preserve">i</w:t>
-      </w:r>
-      <w:r>
-        <w:rPr>
-          <w:rFonts w:ascii="Courier New" w:hAnsi="Courier New" w:eastAsia="Courier New" w:cs="Courier New"/>
-          <w:color w:val="808030"/>
-          <w:sz w:val="24"/>
-          <w:szCs w:val="24"/>
-          <w:highlight w:val="white"/>
-        </w:rPr>
-        <w:t xml:space="preserve">][</w:t>
-      </w:r>
-      <w:r>
-        <w:rPr>
-          <w:rFonts w:ascii="Courier New" w:hAnsi="Courier New" w:eastAsia="Courier New" w:cs="Courier New"/>
-          <w:color w:val="000000"/>
-          <w:sz w:val="24"/>
-          <w:szCs w:val="24"/>
-          <w:highlight w:val="white"/>
-        </w:rPr>
-        <w:t xml:space="preserve">j</w:t>
-      </w:r>
-      <w:r>
-        <w:rPr>
-          <w:rFonts w:ascii="Courier New" w:hAnsi="Courier New" w:eastAsia="Courier New" w:cs="Courier New"/>
-          <w:color w:val="808030"/>
-          <w:sz w:val="24"/>
-          <w:szCs w:val="24"/>
-          <w:highlight w:val="white"/>
-        </w:rPr>
-        <w:t xml:space="preserve">]</w:t>
-      </w:r>
-      <w:r>
-        <w:rPr>
-          <w:rFonts w:ascii="Courier New" w:hAnsi="Courier New" w:eastAsia="Courier New" w:cs="Courier New"/>
-          <w:color w:val="000000"/>
-          <w:sz w:val="24"/>
-          <w:szCs w:val="24"/>
-          <w:highlight w:val="white"/>
-        </w:rPr>
-        <w:t xml:space="preserve"> </w:t>
-      </w:r>
-      <w:r>
-        <w:rPr>
-          <w:rFonts w:ascii="Courier New" w:hAnsi="Courier New" w:eastAsia="Courier New" w:cs="Courier New"/>
-          <w:color w:val="808030"/>
-          <w:sz w:val="24"/>
-          <w:szCs w:val="24"/>
-          <w:highlight w:val="white"/>
-        </w:rPr>
-        <w:t xml:space="preserve">=</w:t>
-      </w:r>
-      <w:r>
-        <w:rPr>
-          <w:rFonts w:ascii="Courier New" w:hAnsi="Courier New" w:eastAsia="Courier New" w:cs="Courier New"/>
-          <w:color w:val="000000"/>
-          <w:sz w:val="24"/>
-          <w:szCs w:val="24"/>
-          <w:highlight w:val="white"/>
-        </w:rPr>
-        <w:t xml:space="preserve"> A</w:t>
-      </w:r>
-      <w:r>
-        <w:rPr>
-          <w:rFonts w:ascii="Courier New" w:hAnsi="Courier New" w:eastAsia="Courier New" w:cs="Courier New"/>
-          <w:color w:val="808030"/>
-          <w:sz w:val="24"/>
-          <w:szCs w:val="24"/>
-          <w:highlight w:val="white"/>
-        </w:rPr>
-        <w:t xml:space="preserve">[</w:t>
-      </w:r>
-      <w:r>
-        <w:rPr>
-          <w:rFonts w:ascii="Courier New" w:hAnsi="Courier New" w:eastAsia="Courier New" w:cs="Courier New"/>
-          <w:color w:val="000000"/>
-          <w:sz w:val="24"/>
-          <w:szCs w:val="24"/>
-          <w:highlight w:val="white"/>
-        </w:rPr>
-        <w:t xml:space="preserve">i</w:t>
-      </w:r>
-      <w:r>
-        <w:rPr>
-          <w:rFonts w:ascii="Courier New" w:hAnsi="Courier New" w:eastAsia="Courier New" w:cs="Courier New"/>
-          <w:color w:val="808030"/>
-          <w:sz w:val="24"/>
-          <w:szCs w:val="24"/>
-          <w:highlight w:val="white"/>
-        </w:rPr>
-        <w:t xml:space="preserve">][</w:t>
-      </w:r>
-      <w:r>
-        <w:rPr>
-          <w:rFonts w:ascii="Courier New" w:hAnsi="Courier New" w:eastAsia="Courier New" w:cs="Courier New"/>
-          <w:color w:val="000000"/>
-          <w:sz w:val="24"/>
-          <w:szCs w:val="24"/>
-          <w:highlight w:val="white"/>
-        </w:rPr>
-        <w:t xml:space="preserve">j</w:t>
-      </w:r>
-      <w:r>
-        <w:rPr>
-          <w:rFonts w:ascii="Courier New" w:hAnsi="Courier New" w:eastAsia="Courier New" w:cs="Courier New"/>
-          <w:color w:val="808030"/>
-          <w:sz w:val="24"/>
-          <w:szCs w:val="24"/>
-          <w:highlight w:val="white"/>
-        </w:rPr>
-        <w:t xml:space="preserve">]</w:t>
-      </w:r>
-      <w:r>
-        <w:rPr>
-          <w:rFonts w:ascii="Courier New" w:hAnsi="Courier New" w:eastAsia="Courier New" w:cs="Courier New"/>
-          <w:color w:val="000000"/>
-          <w:sz w:val="24"/>
-          <w:szCs w:val="24"/>
-          <w:highlight w:val="white"/>
-        </w:rPr>
-        <w:t xml:space="preserve"> </w:t>
-      </w:r>
-      <w:r>
-        <w:rPr>
-          <w:rFonts w:ascii="Courier New" w:hAnsi="Courier New" w:eastAsia="Courier New" w:cs="Courier New"/>
-          <w:color w:val="44aadd"/>
-          <w:sz w:val="24"/>
-          <w:szCs w:val="24"/>
-          <w:highlight w:val="white"/>
-        </w:rPr>
-        <w:t xml:space="preserve">-</w:t>
-      </w:r>
-      <w:r>
-        <w:rPr>
-          <w:rFonts w:ascii="Courier New" w:hAnsi="Courier New" w:eastAsia="Courier New" w:cs="Courier New"/>
-          <w:color w:val="000000"/>
-          <w:sz w:val="24"/>
-          <w:szCs w:val="24"/>
-          <w:highlight w:val="white"/>
-        </w:rPr>
-        <w:t xml:space="preserve"> A</w:t>
-      </w:r>
-      <w:r>
-        <w:rPr>
-          <w:rFonts w:ascii="Courier New" w:hAnsi="Courier New" w:eastAsia="Courier New" w:cs="Courier New"/>
-          <w:color w:val="808030"/>
-          <w:sz w:val="24"/>
-          <w:szCs w:val="24"/>
-          <w:highlight w:val="white"/>
-        </w:rPr>
-        <w:t xml:space="preserve">[</w:t>
-      </w:r>
-      <w:r>
-        <w:rPr>
-          <w:rFonts w:ascii="Courier New" w:hAnsi="Courier New" w:eastAsia="Courier New" w:cs="Courier New"/>
-          <w:color w:val="000000"/>
-          <w:sz w:val="24"/>
-          <w:szCs w:val="24"/>
-          <w:highlight w:val="white"/>
-        </w:rPr>
-        <w:t xml:space="preserve">k</w:t>
-      </w:r>
-      <w:r>
-        <w:rPr>
-          <w:rFonts w:ascii="Courier New" w:hAnsi="Courier New" w:eastAsia="Courier New" w:cs="Courier New"/>
-          <w:color w:val="808030"/>
-          <w:sz w:val="24"/>
-          <w:szCs w:val="24"/>
-          <w:highlight w:val="white"/>
-        </w:rPr>
-        <w:t xml:space="preserve">][</w:t>
-      </w:r>
-      <w:r>
-        <w:rPr>
-          <w:rFonts w:ascii="Courier New" w:hAnsi="Courier New" w:eastAsia="Courier New" w:cs="Courier New"/>
-          <w:color w:val="000000"/>
-          <w:sz w:val="24"/>
-          <w:szCs w:val="24"/>
-          <w:highlight w:val="white"/>
-        </w:rPr>
-        <w:t xml:space="preserve">j</w:t>
-      </w:r>
-      <w:r>
-        <w:rPr>
-          <w:rFonts w:ascii="Courier New" w:hAnsi="Courier New" w:eastAsia="Courier New" w:cs="Courier New"/>
-          <w:color w:val="808030"/>
-          <w:sz w:val="24"/>
-          <w:szCs w:val="24"/>
-          <w:highlight w:val="white"/>
-        </w:rPr>
-        <w:t xml:space="preserve">]</w:t>
-      </w:r>
-      <w:r>
-        <w:rPr>
-          <w:rFonts w:ascii="Courier New" w:hAnsi="Courier New" w:eastAsia="Courier New" w:cs="Courier New"/>
-          <w:color w:val="000000"/>
-          <w:sz w:val="24"/>
-          <w:szCs w:val="24"/>
-          <w:highlight w:val="white"/>
-        </w:rPr>
-        <w:t xml:space="preserve"> </w:t>
-      </w:r>
-      <w:r>
-        <w:rPr>
-          <w:rFonts w:ascii="Courier New" w:hAnsi="Courier New" w:eastAsia="Courier New" w:cs="Courier New"/>
-          <w:color w:val="44aadd"/>
-          <w:sz w:val="24"/>
-          <w:szCs w:val="24"/>
-          <w:highlight w:val="white"/>
-        </w:rPr>
-        <w:t xml:space="preserve">*</w:t>
-      </w:r>
-      <w:r>
-        <w:rPr>
-          <w:rFonts w:ascii="Courier New" w:hAnsi="Courier New" w:eastAsia="Courier New" w:cs="Courier New"/>
-          <w:color w:val="000000"/>
-          <w:sz w:val="24"/>
-          <w:szCs w:val="24"/>
-          <w:highlight w:val="white"/>
-        </w:rPr>
-        <w:t xml:space="preserve"> b</w:t>
-      </w:r>
-      <w:r>
-        <w:rPr>
-          <w:b w:val="0"/>
-          <w:bCs w:val="0"/>
-          <w:sz w:val="24"/>
-          <w:szCs w:val="24"/>
-          <w:highlight w:val="none"/>
-          <w:lang w:val="ru-RU"/>
-        </w:rPr>
-      </w:r>
-    </w:p>
-    <w:p>
-      <w:pPr>
-        <w:pBdr>
-          <w:top w:val="none" w:color="000000" w:sz="0" w:space="0"/>
-          <w:bottom w:val="none" w:color="000000" w:sz="0" w:space="0"/>
-          <w:right w:val="none" w:color="000000" w:sz="0" w:space="0"/>
-          <w:between w:val="none" w:color="000000" w:sz="0" w:space="0"/>
-        </w:pBdr>
-        <w:tabs>
-          <w:tab w:val="left" w:leader="none" w:pos="1194"/>
-          <w:tab w:val="left" w:leader="none" w:pos="1195"/>
-        </w:tabs>
-        <w:spacing w:line="276" w:lineRule="auto"/>
-        <w:ind w:right="0" w:firstLine="709" w:left="0"/>
-        <w:jc w:val="left"/>
-        <w:rPr>
-          <w:rFonts w:ascii="Courier New" w:hAnsi="Courier New" w:eastAsia="Courier New" w:cs="Courier New"/>
-          <w:color w:val="000000"/>
-          <w:sz w:val="24"/>
-          <w:szCs w:val="24"/>
-          <w:highlight w:val="white"/>
-        </w:rPr>
-      </w:pPr>
-      <w:r>
-        <w:rPr>
-          <w:rFonts w:ascii="Courier New" w:hAnsi="Courier New" w:eastAsia="Courier New" w:cs="Courier New"/>
-          <w:color w:val="000000"/>
-          <w:sz w:val="24"/>
-          <w:szCs w:val="24"/>
-          <w:highlight w:val="white"/>
-        </w:rPr>
-        <w:t xml:space="preserve">    </w:t>
-      </w:r>
-      <w:r>
-        <w:rPr>
-          <w:rFonts w:ascii="Courier New" w:hAnsi="Courier New" w:eastAsia="Courier New" w:cs="Courier New"/>
-          <w:b/>
-          <w:color w:val="800000"/>
-          <w:sz w:val="24"/>
-          <w:szCs w:val="24"/>
-          <w:highlight w:val="white"/>
+          <w:rFonts w:ascii="Consolas" w:hAnsi="Consolas" w:eastAsia="Consolas" w:cs="Consolas"/>
+          <w:color w:val="0000ff"/>
+          <w:sz w:val="21"/>
         </w:rPr>
         <w:t xml:space="preserve">return</w:t>
       </w:r>
       <w:r>
         <w:rPr>
-          <w:rFonts w:ascii="Courier New" w:hAnsi="Courier New" w:eastAsia="Courier New" w:cs="Courier New"/>
+          <w:rFonts w:ascii="Consolas" w:hAnsi="Consolas" w:eastAsia="Consolas" w:cs="Consolas"/>
           <w:color w:val="000000"/>
-          <w:sz w:val="24"/>
-          <w:szCs w:val="24"/>
-          <w:highlight w:val="white"/>
+          <w:sz w:val="21"/>
         </w:rPr>
-        <w:t xml:space="preserve"> A</w:t>
+        <w:t xml:space="preserve"> A, p, swaps</w:t>
       </w:r>
+      <w:r/>
+    </w:p>
+    <w:p>
+      <w:pPr>
+        <w:pBdr>
+          <w:top w:val="none" w:color="000000" w:sz="4" w:space="0"/>
+          <w:left w:val="none" w:color="000000" w:sz="4" w:space="0"/>
+          <w:bottom w:val="none" w:color="000000" w:sz="4" w:space="0"/>
+          <w:right w:val="none" w:color="000000" w:sz="4" w:space="0"/>
+        </w:pBdr>
+        <w:shd w:val="clear" w:color="ffffff" w:fill="ffffff"/>
+        <w:spacing w:line="285" w:lineRule="atLeast"/>
+        <w:ind w:right="0" w:firstLine="709" w:left="0"/>
+        <w:rPr/>
+      </w:pPr>
       <w:r>
         <w:rPr>
-          <w:rFonts w:ascii="Courier New" w:hAnsi="Courier New" w:eastAsia="Courier New" w:cs="Courier New"/>
-          <w:color w:val="808030"/>
-          <w:sz w:val="24"/>
-          <w:szCs w:val="24"/>
-          <w:highlight w:val="white"/>
+          <w:rFonts w:ascii="Consolas" w:hAnsi="Consolas" w:eastAsia="Consolas" w:cs="Consolas"/>
+          <w:sz w:val="21"/>
         </w:rPr>
-        <w:t xml:space="preserve">,</w:t>
       </w:r>
+      <w:r/>
+    </w:p>
+    <w:p>
+      <w:pPr>
+        <w:pBdr>
+          <w:top w:val="none" w:color="000000" w:sz="4" w:space="0"/>
+          <w:left w:val="none" w:color="000000" w:sz="4" w:space="0"/>
+          <w:bottom w:val="none" w:color="000000" w:sz="4" w:space="0"/>
+          <w:right w:val="none" w:color="000000" w:sz="4" w:space="0"/>
+        </w:pBdr>
+        <w:shd w:val="clear" w:color="ffffff" w:fill="ffffff"/>
+        <w:spacing w:line="285" w:lineRule="atLeast"/>
+        <w:ind w:right="0" w:firstLine="709" w:left="0"/>
+        <w:rPr/>
+      </w:pPr>
       <w:r>
         <w:rPr>
-          <w:rFonts w:ascii="Courier New" w:hAnsi="Courier New" w:eastAsia="Courier New" w:cs="Courier New"/>
-          <w:color w:val="000000"/>
-          <w:sz w:val="24"/>
-          <w:szCs w:val="24"/>
-          <w:highlight w:val="white"/>
-        </w:rPr>
-        <w:t xml:space="preserve"> p</w:t>
-      </w:r>
-      <w:r>
-        <w:rPr>
-          <w:rFonts w:ascii="Courier New" w:hAnsi="Courier New" w:eastAsia="Courier New" w:cs="Courier New"/>
-          <w:color w:val="808030"/>
-          <w:sz w:val="24"/>
-          <w:szCs w:val="24"/>
-          <w:highlight w:val="white"/>
-        </w:rPr>
-        <w:t xml:space="preserve">,</w:t>
-      </w:r>
-      <w:r>
-        <w:rPr>
-          <w:rFonts w:ascii="Courier New" w:hAnsi="Courier New" w:eastAsia="Courier New" w:cs="Courier New"/>
-          <w:color w:val="000000"/>
-          <w:sz w:val="24"/>
-          <w:szCs w:val="24"/>
-          <w:highlight w:val="white"/>
-        </w:rPr>
-        <w:t xml:space="preserve"> swaps</w:t>
-      </w:r>
-      <w:r>
-        <w:rPr>
-          <w:b w:val="0"/>
-          <w:bCs w:val="0"/>
-          <w:sz w:val="24"/>
-          <w:szCs w:val="24"/>
-          <w:highlight w:val="none"/>
-          <w:lang w:val="ru-RU"/>
-        </w:rPr>
-      </w:r>
-    </w:p>
-    <w:p>
-      <w:pPr>
-        <w:pBdr>
-          <w:top w:val="none" w:color="000000" w:sz="0" w:space="0"/>
-          <w:bottom w:val="none" w:color="000000" w:sz="0" w:space="0"/>
-          <w:right w:val="none" w:color="000000" w:sz="0" w:space="0"/>
-          <w:between w:val="none" w:color="000000" w:sz="0" w:space="0"/>
-        </w:pBdr>
-        <w:tabs>
-          <w:tab w:val="left" w:leader="none" w:pos="1194"/>
-          <w:tab w:val="left" w:leader="none" w:pos="1195"/>
-        </w:tabs>
-        <w:spacing w:line="276" w:lineRule="auto"/>
-        <w:ind w:right="0" w:firstLine="709" w:left="0"/>
-        <w:jc w:val="left"/>
-        <w:rPr>
-          <w:rFonts w:ascii="Courier New" w:hAnsi="Courier New" w:eastAsia="Courier New" w:cs="Courier New"/>
-          <w:color w:val="808030"/>
-          <w:sz w:val="24"/>
-          <w:szCs w:val="24"/>
-          <w:highlight w:val="white"/>
-        </w:rPr>
-      </w:pPr>
-      <w:r>
-        <w:rPr>
-          <w:rFonts w:ascii="Courier New" w:hAnsi="Courier New" w:eastAsia="Courier New" w:cs="Courier New"/>
-          <w:color w:val="000000"/>
-          <w:sz w:val="24"/>
-          <w:szCs w:val="24"/>
-          <w:highlight w:val="white"/>
-        </w:rPr>
-      </w:r>
-      <w:r>
-        <w:rPr>
-          <w:rFonts w:ascii="Courier New" w:hAnsi="Courier New" w:eastAsia="Courier New" w:cs="Courier New"/>
-          <w:b/>
-          <w:color w:val="800000"/>
-          <w:sz w:val="24"/>
-          <w:szCs w:val="24"/>
-          <w:highlight w:val="white"/>
+          <w:rFonts w:ascii="Consolas" w:hAnsi="Consolas" w:eastAsia="Consolas" w:cs="Consolas"/>
+          <w:color w:val="0000ff"/>
+          <w:sz w:val="21"/>
         </w:rPr>
         <w:t xml:space="preserve">def</w:t>
       </w:r>
       <w:r>
         <w:rPr>
-          <w:rFonts w:ascii="Courier New" w:hAnsi="Courier New" w:eastAsia="Courier New" w:cs="Courier New"/>
+          <w:rFonts w:ascii="Consolas" w:hAnsi="Consolas" w:eastAsia="Consolas" w:cs="Consolas"/>
           <w:color w:val="000000"/>
-          <w:sz w:val="24"/>
-          <w:szCs w:val="24"/>
-          <w:highlight w:val="white"/>
+          <w:sz w:val="21"/>
         </w:rPr>
-        <w:t xml:space="preserve"> Gauss_inv</w:t>
+        <w:t xml:space="preserve"> Gauss_inv(A, p):</w:t>
+      </w:r>
+      <w:r/>
+    </w:p>
+    <w:p>
+      <w:pPr>
+        <w:pBdr>
+          <w:top w:val="none" w:color="000000" w:sz="4" w:space="0"/>
+          <w:left w:val="none" w:color="000000" w:sz="4" w:space="0"/>
+          <w:bottom w:val="none" w:color="000000" w:sz="4" w:space="0"/>
+          <w:right w:val="none" w:color="000000" w:sz="4" w:space="0"/>
+        </w:pBdr>
+        <w:shd w:val="clear" w:color="ffffff" w:fill="ffffff"/>
+        <w:spacing w:line="285" w:lineRule="atLeast"/>
+        <w:ind w:right="0" w:firstLine="709" w:left="0"/>
+        <w:rPr/>
+      </w:pPr>
+      <w:r>
+        <w:rPr>
+          <w:rFonts w:ascii="Consolas" w:hAnsi="Consolas" w:eastAsia="Consolas" w:cs="Consolas"/>
+          <w:color w:val="000000"/>
+          <w:sz w:val="21"/>
+        </w:rPr>
+        <w:t xml:space="preserve">    n, m = A.shape</w:t>
+      </w:r>
+      <w:r/>
+    </w:p>
+    <w:p>
+      <w:pPr>
+        <w:pBdr>
+          <w:top w:val="none" w:color="000000" w:sz="4" w:space="0"/>
+          <w:left w:val="none" w:color="000000" w:sz="4" w:space="0"/>
+          <w:bottom w:val="none" w:color="000000" w:sz="4" w:space="0"/>
+          <w:right w:val="none" w:color="000000" w:sz="4" w:space="0"/>
+        </w:pBdr>
+        <w:shd w:val="clear" w:color="ffffff" w:fill="ffffff"/>
+        <w:spacing w:line="285" w:lineRule="atLeast"/>
+        <w:ind w:right="0" w:firstLine="709" w:left="0"/>
+        <w:rPr/>
+      </w:pPr>
+      <w:r>
+        <w:rPr>
+          <w:rFonts w:ascii="Consolas" w:hAnsi="Consolas" w:eastAsia="Consolas" w:cs="Consolas"/>
+          <w:color w:val="000000"/>
+          <w:sz w:val="21"/>
+        </w:rPr>
+        <w:t xml:space="preserve">    x = np.zeros(n) </w:t>
+      </w:r>
+      <w:r/>
+    </w:p>
+    <w:p>
+      <w:pPr>
+        <w:pBdr>
+          <w:top w:val="none" w:color="000000" w:sz="4" w:space="0"/>
+          <w:left w:val="none" w:color="000000" w:sz="4" w:space="0"/>
+          <w:bottom w:val="none" w:color="000000" w:sz="4" w:space="0"/>
+          <w:right w:val="none" w:color="000000" w:sz="4" w:space="0"/>
+        </w:pBdr>
+        <w:shd w:val="clear" w:color="ffffff" w:fill="ffffff"/>
+        <w:spacing w:line="285" w:lineRule="atLeast"/>
+        <w:ind w:right="0" w:firstLine="709" w:left="0"/>
+        <w:rPr/>
+      </w:pPr>
+      <w:r>
+        <w:rPr>
+          <w:rFonts w:ascii="Consolas" w:hAnsi="Consolas" w:eastAsia="Consolas" w:cs="Consolas"/>
+          <w:color w:val="000000"/>
+          <w:sz w:val="21"/>
+        </w:rPr>
+        <w:t xml:space="preserve">    x[n - </w:t>
       </w:r>
       <w:r>
         <w:rPr>
-          <w:rFonts w:ascii="Courier New" w:hAnsi="Courier New" w:eastAsia="Courier New" w:cs="Courier New"/>
-          <w:color w:val="808030"/>
-          <w:sz w:val="24"/>
-          <w:szCs w:val="24"/>
-          <w:highlight w:val="white"/>
-        </w:rPr>
-        <w:t xml:space="preserve">(</w:t>
-      </w:r>
-      <w:r>
-        <w:rPr>
-          <w:rFonts w:ascii="Courier New" w:hAnsi="Courier New" w:eastAsia="Courier New" w:cs="Courier New"/>
-          <w:color w:val="000000"/>
-          <w:sz w:val="24"/>
-          <w:szCs w:val="24"/>
-          <w:highlight w:val="white"/>
-        </w:rPr>
-        <w:t xml:space="preserve">A</w:t>
-      </w:r>
-      <w:r>
-        <w:rPr>
-          <w:rFonts w:ascii="Courier New" w:hAnsi="Courier New" w:eastAsia="Courier New" w:cs="Courier New"/>
-          <w:color w:val="808030"/>
-          <w:sz w:val="24"/>
-          <w:szCs w:val="24"/>
-          <w:highlight w:val="white"/>
-        </w:rPr>
-        <w:t xml:space="preserve">,</w:t>
-      </w:r>
-      <w:r>
-        <w:rPr>
-          <w:rFonts w:ascii="Courier New" w:hAnsi="Courier New" w:eastAsia="Courier New" w:cs="Courier New"/>
-          <w:color w:val="000000"/>
-          <w:sz w:val="24"/>
-          <w:szCs w:val="24"/>
-          <w:highlight w:val="white"/>
-        </w:rPr>
-        <w:t xml:space="preserve"> p</w:t>
-      </w:r>
-      <w:r>
-        <w:rPr>
-          <w:rFonts w:ascii="Courier New" w:hAnsi="Courier New" w:eastAsia="Courier New" w:cs="Courier New"/>
-          <w:color w:val="808030"/>
-          <w:sz w:val="24"/>
-          <w:szCs w:val="24"/>
-          <w:highlight w:val="white"/>
-        </w:rPr>
-        <w:t xml:space="preserve">):</w:t>
-      </w:r>
-      <w:r>
-        <w:rPr>
-          <w:b w:val="0"/>
-          <w:bCs w:val="0"/>
-          <w:sz w:val="24"/>
-          <w:szCs w:val="24"/>
-          <w:highlight w:val="none"/>
-          <w:lang w:val="ru-RU"/>
-        </w:rPr>
-      </w:r>
-    </w:p>
-    <w:p>
-      <w:pPr>
-        <w:pBdr>
-          <w:top w:val="none" w:color="000000" w:sz="0" w:space="0"/>
-          <w:bottom w:val="none" w:color="000000" w:sz="0" w:space="0"/>
-          <w:right w:val="none" w:color="000000" w:sz="0" w:space="0"/>
-          <w:between w:val="none" w:color="000000" w:sz="0" w:space="0"/>
-        </w:pBdr>
-        <w:tabs>
-          <w:tab w:val="left" w:leader="none" w:pos="1194"/>
-          <w:tab w:val="left" w:leader="none" w:pos="1195"/>
-        </w:tabs>
-        <w:spacing w:line="276" w:lineRule="auto"/>
-        <w:ind w:right="0" w:firstLine="709" w:left="0"/>
-        <w:jc w:val="left"/>
-        <w:rPr>
-          <w:rFonts w:ascii="Courier New" w:hAnsi="Courier New" w:eastAsia="Courier New" w:cs="Courier New"/>
-          <w:color w:val="000000"/>
-          <w:sz w:val="24"/>
-          <w:szCs w:val="24"/>
-          <w:highlight w:val="white"/>
-        </w:rPr>
-      </w:pPr>
-      <w:r>
-        <w:rPr>
-          <w:rFonts w:ascii="Courier New" w:hAnsi="Courier New" w:eastAsia="Courier New" w:cs="Courier New"/>
-          <w:color w:val="808030"/>
-          <w:sz w:val="24"/>
-          <w:szCs w:val="24"/>
-          <w:highlight w:val="white"/>
-        </w:rPr>
-      </w:r>
-      <w:r>
-        <w:rPr>
-          <w:rFonts w:ascii="Courier New" w:hAnsi="Courier New" w:eastAsia="Courier New" w:cs="Courier New"/>
-          <w:color w:val="000000"/>
-          <w:sz w:val="24"/>
-          <w:szCs w:val="24"/>
-          <w:highlight w:val="white"/>
-        </w:rPr>
-        <w:t xml:space="preserve">    n</w:t>
-      </w:r>
-      <w:r>
-        <w:rPr>
-          <w:rFonts w:ascii="Courier New" w:hAnsi="Courier New" w:eastAsia="Courier New" w:cs="Courier New"/>
-          <w:color w:val="808030"/>
-          <w:sz w:val="24"/>
-          <w:szCs w:val="24"/>
-          <w:highlight w:val="white"/>
-        </w:rPr>
-        <w:t xml:space="preserve">,</w:t>
-      </w:r>
-      <w:r>
-        <w:rPr>
-          <w:rFonts w:ascii="Courier New" w:hAnsi="Courier New" w:eastAsia="Courier New" w:cs="Courier New"/>
-          <w:color w:val="000000"/>
-          <w:sz w:val="24"/>
-          <w:szCs w:val="24"/>
-          <w:highlight w:val="white"/>
-        </w:rPr>
-        <w:t xml:space="preserve"> m </w:t>
-      </w:r>
-      <w:r>
-        <w:rPr>
-          <w:rFonts w:ascii="Courier New" w:hAnsi="Courier New" w:eastAsia="Courier New" w:cs="Courier New"/>
-          <w:color w:val="808030"/>
-          <w:sz w:val="24"/>
-          <w:szCs w:val="24"/>
-          <w:highlight w:val="white"/>
-        </w:rPr>
-        <w:t xml:space="preserve">=</w:t>
-      </w:r>
-      <w:r>
-        <w:rPr>
-          <w:rFonts w:ascii="Courier New" w:hAnsi="Courier New" w:eastAsia="Courier New" w:cs="Courier New"/>
-          <w:color w:val="000000"/>
-          <w:sz w:val="24"/>
-          <w:szCs w:val="24"/>
-          <w:highlight w:val="white"/>
-        </w:rPr>
-        <w:t xml:space="preserve"> A</w:t>
-      </w:r>
-      <w:r>
-        <w:rPr>
-          <w:rFonts w:ascii="Courier New" w:hAnsi="Courier New" w:eastAsia="Courier New" w:cs="Courier New"/>
-          <w:color w:val="808030"/>
-          <w:sz w:val="24"/>
-          <w:szCs w:val="24"/>
-          <w:highlight w:val="white"/>
-        </w:rPr>
-        <w:t xml:space="preserve">.</w:t>
-      </w:r>
-      <w:r>
-        <w:rPr>
-          <w:rFonts w:ascii="Courier New" w:hAnsi="Courier New" w:eastAsia="Courier New" w:cs="Courier New"/>
-          <w:color w:val="000000"/>
-          <w:sz w:val="24"/>
-          <w:szCs w:val="24"/>
-          <w:highlight w:val="white"/>
-        </w:rPr>
-        <w:t xml:space="preserve">shape</w:t>
-      </w:r>
-      <w:r>
-        <w:rPr>
-          <w:b w:val="0"/>
-          <w:bCs w:val="0"/>
-          <w:sz w:val="24"/>
-          <w:szCs w:val="24"/>
-          <w:highlight w:val="none"/>
-          <w:lang w:val="ru-RU"/>
-        </w:rPr>
-      </w:r>
-    </w:p>
-    <w:p>
-      <w:pPr>
-        <w:pBdr>
-          <w:top w:val="none" w:color="000000" w:sz="0" w:space="0"/>
-          <w:bottom w:val="none" w:color="000000" w:sz="0" w:space="0"/>
-          <w:right w:val="none" w:color="000000" w:sz="0" w:space="0"/>
-          <w:between w:val="none" w:color="000000" w:sz="0" w:space="0"/>
-        </w:pBdr>
-        <w:tabs>
-          <w:tab w:val="left" w:leader="none" w:pos="1194"/>
-          <w:tab w:val="left" w:leader="none" w:pos="1195"/>
-        </w:tabs>
-        <w:spacing w:line="276" w:lineRule="auto"/>
-        <w:ind w:right="0" w:firstLine="709" w:left="0"/>
-        <w:jc w:val="left"/>
-        <w:rPr>
-          <w:rFonts w:ascii="Courier New" w:hAnsi="Courier New" w:eastAsia="Courier New" w:cs="Courier New"/>
-          <w:color w:val="808030"/>
-          <w:sz w:val="24"/>
-          <w:szCs w:val="24"/>
-          <w:highlight w:val="white"/>
-        </w:rPr>
-      </w:pPr>
-      <w:r>
-        <w:rPr>
-          <w:rFonts w:ascii="Courier New" w:hAnsi="Courier New" w:eastAsia="Courier New" w:cs="Courier New"/>
-          <w:color w:val="000000"/>
-          <w:sz w:val="24"/>
-          <w:szCs w:val="24"/>
-          <w:highlight w:val="white"/>
-        </w:rPr>
-        <w:t xml:space="preserve">    x </w:t>
-      </w:r>
-      <w:r>
-        <w:rPr>
-          <w:rFonts w:ascii="Courier New" w:hAnsi="Courier New" w:eastAsia="Courier New" w:cs="Courier New"/>
-          <w:color w:val="808030"/>
-          <w:sz w:val="24"/>
-          <w:szCs w:val="24"/>
-          <w:highlight w:val="white"/>
-        </w:rPr>
-        <w:t xml:space="preserve">=</w:t>
-      </w:r>
-      <w:r>
-        <w:rPr>
-          <w:rFonts w:ascii="Courier New" w:hAnsi="Courier New" w:eastAsia="Courier New" w:cs="Courier New"/>
-          <w:color w:val="000000"/>
-          <w:sz w:val="24"/>
-          <w:szCs w:val="24"/>
-          <w:highlight w:val="white"/>
-        </w:rPr>
-        <w:t xml:space="preserve"> np</w:t>
-      </w:r>
-      <w:r>
-        <w:rPr>
-          <w:rFonts w:ascii="Courier New" w:hAnsi="Courier New" w:eastAsia="Courier New" w:cs="Courier New"/>
-          <w:color w:val="808030"/>
-          <w:sz w:val="24"/>
-          <w:szCs w:val="24"/>
-          <w:highlight w:val="white"/>
-        </w:rPr>
-        <w:t xml:space="preserve">.</w:t>
-      </w:r>
-      <w:r>
-        <w:rPr>
-          <w:rFonts w:ascii="Courier New" w:hAnsi="Courier New" w:eastAsia="Courier New" w:cs="Courier New"/>
-          <w:color w:val="000000"/>
-          <w:sz w:val="24"/>
-          <w:szCs w:val="24"/>
-          <w:highlight w:val="white"/>
-        </w:rPr>
-        <w:t xml:space="preserve">zeros</w:t>
-      </w:r>
-      <w:r>
-        <w:rPr>
-          <w:rFonts w:ascii="Courier New" w:hAnsi="Courier New" w:eastAsia="Courier New" w:cs="Courier New"/>
-          <w:color w:val="808030"/>
-          <w:sz w:val="24"/>
-          <w:szCs w:val="24"/>
-          <w:highlight w:val="white"/>
-        </w:rPr>
-        <w:t xml:space="preserve">(</w:t>
-      </w:r>
-      <w:r>
-        <w:rPr>
-          <w:rFonts w:ascii="Courier New" w:hAnsi="Courier New" w:eastAsia="Courier New" w:cs="Courier New"/>
-          <w:color w:val="000000"/>
-          <w:sz w:val="24"/>
-          <w:szCs w:val="24"/>
-          <w:highlight w:val="white"/>
-        </w:rPr>
-        <w:t xml:space="preserve">n</w:t>
-      </w:r>
-      <w:r>
-        <w:rPr>
-          <w:rFonts w:ascii="Courier New" w:hAnsi="Courier New" w:eastAsia="Courier New" w:cs="Courier New"/>
-          <w:color w:val="808030"/>
-          <w:sz w:val="24"/>
-          <w:szCs w:val="24"/>
-          <w:highlight w:val="white"/>
-        </w:rPr>
-        <w:t xml:space="preserve">)</w:t>
-      </w:r>
-      <w:r>
-        <w:rPr>
-          <w:b w:val="0"/>
-          <w:bCs w:val="0"/>
-          <w:sz w:val="24"/>
-          <w:szCs w:val="24"/>
-          <w:highlight w:val="none"/>
-          <w:lang w:val="ru-RU"/>
-        </w:rPr>
-      </w:r>
-    </w:p>
-    <w:p>
-      <w:pPr>
-        <w:pBdr>
-          <w:top w:val="none" w:color="000000" w:sz="0" w:space="0"/>
-          <w:bottom w:val="none" w:color="000000" w:sz="0" w:space="0"/>
-          <w:right w:val="none" w:color="000000" w:sz="0" w:space="0"/>
-          <w:between w:val="none" w:color="000000" w:sz="0" w:space="0"/>
-        </w:pBdr>
-        <w:tabs>
-          <w:tab w:val="left" w:leader="none" w:pos="1194"/>
-          <w:tab w:val="left" w:leader="none" w:pos="1195"/>
-        </w:tabs>
-        <w:spacing w:line="276" w:lineRule="auto"/>
-        <w:ind w:right="0" w:firstLine="709" w:left="0"/>
-        <w:jc w:val="left"/>
-        <w:rPr>
-          <w:rFonts w:ascii="Courier New" w:hAnsi="Courier New" w:eastAsia="Courier New" w:cs="Courier New"/>
-          <w:color w:val="808030"/>
-          <w:sz w:val="24"/>
-          <w:szCs w:val="24"/>
-          <w:highlight w:val="white"/>
-        </w:rPr>
-      </w:pPr>
-      <w:r>
-        <w:rPr>
-          <w:rFonts w:ascii="Courier New" w:hAnsi="Courier New" w:eastAsia="Courier New" w:cs="Courier New"/>
-          <w:color w:val="808030"/>
-          <w:sz w:val="24"/>
-          <w:szCs w:val="24"/>
-          <w:highlight w:val="white"/>
-        </w:rPr>
-      </w:r>
-      <w:r>
-        <w:rPr>
-          <w:rFonts w:ascii="Courier New" w:hAnsi="Courier New" w:eastAsia="Courier New" w:cs="Courier New"/>
-          <w:color w:val="000000"/>
-          <w:sz w:val="24"/>
-          <w:szCs w:val="24"/>
-          <w:highlight w:val="white"/>
-        </w:rPr>
-        <w:t xml:space="preserve">    x</w:t>
-      </w:r>
-      <w:r>
-        <w:rPr>
-          <w:rFonts w:ascii="Courier New" w:hAnsi="Courier New" w:eastAsia="Courier New" w:cs="Courier New"/>
-          <w:color w:val="808030"/>
-          <w:sz w:val="24"/>
-          <w:szCs w:val="24"/>
-          <w:highlight w:val="white"/>
-        </w:rPr>
-        <w:t xml:space="preserve">[</w:t>
-      </w:r>
-      <w:r>
-        <w:rPr>
-          <w:rFonts w:ascii="Courier New" w:hAnsi="Courier New" w:eastAsia="Courier New" w:cs="Courier New"/>
-          <w:color w:val="000000"/>
-          <w:sz w:val="24"/>
-          <w:szCs w:val="24"/>
-          <w:highlight w:val="white"/>
-        </w:rPr>
-        <w:t xml:space="preserve">n </w:t>
-      </w:r>
-      <w:r>
-        <w:rPr>
-          <w:rFonts w:ascii="Courier New" w:hAnsi="Courier New" w:eastAsia="Courier New" w:cs="Courier New"/>
-          <w:color w:val="44aadd"/>
-          <w:sz w:val="24"/>
-          <w:szCs w:val="24"/>
-          <w:highlight w:val="white"/>
-        </w:rPr>
-        <w:t xml:space="preserve">-</w:t>
-      </w:r>
-      <w:r>
-        <w:rPr>
-          <w:rFonts w:ascii="Courier New" w:hAnsi="Courier New" w:eastAsia="Courier New" w:cs="Courier New"/>
-          <w:color w:val="000000"/>
-          <w:sz w:val="24"/>
-          <w:szCs w:val="24"/>
-          <w:highlight w:val="white"/>
-        </w:rPr>
-        <w:t xml:space="preserve"> </w:t>
-      </w:r>
-      <w:r>
-        <w:rPr>
-          <w:rFonts w:ascii="Courier New" w:hAnsi="Courier New" w:eastAsia="Courier New" w:cs="Courier New"/>
-          <w:color w:val="008c00"/>
-          <w:sz w:val="24"/>
-          <w:szCs w:val="24"/>
-          <w:highlight w:val="white"/>
+          <w:rFonts w:ascii="Consolas" w:hAnsi="Consolas" w:eastAsia="Consolas" w:cs="Consolas"/>
+          <w:color w:val="098658"/>
+          <w:sz w:val="21"/>
         </w:rPr>
         <w:t xml:space="preserve">1</w:t>
       </w:r>
       <w:r>
         <w:rPr>
-          <w:rFonts w:ascii="Courier New" w:hAnsi="Courier New" w:eastAsia="Courier New" w:cs="Courier New"/>
-          <w:color w:val="808030"/>
-          <w:sz w:val="24"/>
-          <w:szCs w:val="24"/>
-          <w:highlight w:val="white"/>
+          <w:rFonts w:ascii="Consolas" w:hAnsi="Consolas" w:eastAsia="Consolas" w:cs="Consolas"/>
+          <w:color w:val="000000"/>
+          <w:sz w:val="21"/>
         </w:rPr>
-        <w:t xml:space="preserve">]</w:t>
+        <w:t xml:space="preserve">] = A[n - </w:t>
       </w:r>
       <w:r>
         <w:rPr>
-          <w:rFonts w:ascii="Courier New" w:hAnsi="Courier New" w:eastAsia="Courier New" w:cs="Courier New"/>
-          <w:color w:val="000000"/>
-          <w:sz w:val="24"/>
-          <w:szCs w:val="24"/>
-          <w:highlight w:val="white"/>
-        </w:rPr>
-        <w:t xml:space="preserve"> </w:t>
-      </w:r>
-      <w:r>
-        <w:rPr>
-          <w:rFonts w:ascii="Courier New" w:hAnsi="Courier New" w:eastAsia="Courier New" w:cs="Courier New"/>
-          <w:color w:val="808030"/>
-          <w:sz w:val="24"/>
-          <w:szCs w:val="24"/>
-          <w:highlight w:val="white"/>
-        </w:rPr>
-        <w:t xml:space="preserve">=</w:t>
-      </w:r>
-      <w:r>
-        <w:rPr>
-          <w:rFonts w:ascii="Courier New" w:hAnsi="Courier New" w:eastAsia="Courier New" w:cs="Courier New"/>
-          <w:color w:val="000000"/>
-          <w:sz w:val="24"/>
-          <w:szCs w:val="24"/>
-          <w:highlight w:val="white"/>
-        </w:rPr>
-        <w:t xml:space="preserve"> A</w:t>
-      </w:r>
-      <w:r>
-        <w:rPr>
-          <w:rFonts w:ascii="Courier New" w:hAnsi="Courier New" w:eastAsia="Courier New" w:cs="Courier New"/>
-          <w:color w:val="808030"/>
-          <w:sz w:val="24"/>
-          <w:szCs w:val="24"/>
-          <w:highlight w:val="white"/>
-        </w:rPr>
-        <w:t xml:space="preserve">[</w:t>
-      </w:r>
-      <w:r>
-        <w:rPr>
-          <w:rFonts w:ascii="Courier New" w:hAnsi="Courier New" w:eastAsia="Courier New" w:cs="Courier New"/>
-          <w:color w:val="000000"/>
-          <w:sz w:val="24"/>
-          <w:szCs w:val="24"/>
-          <w:highlight w:val="white"/>
-        </w:rPr>
-        <w:t xml:space="preserve">n </w:t>
-      </w:r>
-      <w:r>
-        <w:rPr>
-          <w:rFonts w:ascii="Courier New" w:hAnsi="Courier New" w:eastAsia="Courier New" w:cs="Courier New"/>
-          <w:color w:val="44aadd"/>
-          <w:sz w:val="24"/>
-          <w:szCs w:val="24"/>
-          <w:highlight w:val="white"/>
-        </w:rPr>
-        <w:t xml:space="preserve">-</w:t>
-      </w:r>
-      <w:r>
-        <w:rPr>
-          <w:rFonts w:ascii="Courier New" w:hAnsi="Courier New" w:eastAsia="Courier New" w:cs="Courier New"/>
-          <w:color w:val="000000"/>
-          <w:sz w:val="24"/>
-          <w:szCs w:val="24"/>
-          <w:highlight w:val="white"/>
-        </w:rPr>
-        <w:t xml:space="preserve"> </w:t>
-      </w:r>
-      <w:r>
-        <w:rPr>
-          <w:rFonts w:ascii="Courier New" w:hAnsi="Courier New" w:eastAsia="Courier New" w:cs="Courier New"/>
-          <w:color w:val="008c00"/>
-          <w:sz w:val="24"/>
-          <w:szCs w:val="24"/>
-          <w:highlight w:val="white"/>
+          <w:rFonts w:ascii="Consolas" w:hAnsi="Consolas" w:eastAsia="Consolas" w:cs="Consolas"/>
+          <w:color w:val="098658"/>
+          <w:sz w:val="21"/>
         </w:rPr>
         <w:t xml:space="preserve">1</w:t>
       </w:r>
       <w:r>
         <w:rPr>
-          <w:rFonts w:ascii="Courier New" w:hAnsi="Courier New" w:eastAsia="Courier New" w:cs="Courier New"/>
-          <w:color w:val="808030"/>
-          <w:sz w:val="24"/>
-          <w:szCs w:val="24"/>
-          <w:highlight w:val="white"/>
+          <w:rFonts w:ascii="Consolas" w:hAnsi="Consolas" w:eastAsia="Consolas" w:cs="Consolas"/>
+          <w:color w:val="000000"/>
+          <w:sz w:val="21"/>
         </w:rPr>
-        <w:t xml:space="preserve">][</w:t>
+        <w:t xml:space="preserve">][n] / A[n - </w:t>
       </w:r>
       <w:r>
         <w:rPr>
-          <w:rFonts w:ascii="Courier New" w:hAnsi="Courier New" w:eastAsia="Courier New" w:cs="Courier New"/>
-          <w:color w:val="000000"/>
-          <w:sz w:val="24"/>
-          <w:szCs w:val="24"/>
-          <w:highlight w:val="white"/>
-        </w:rPr>
-        <w:t xml:space="preserve">n</w:t>
-      </w:r>
-      <w:r>
-        <w:rPr>
-          <w:rFonts w:ascii="Courier New" w:hAnsi="Courier New" w:eastAsia="Courier New" w:cs="Courier New"/>
-          <w:color w:val="808030"/>
-          <w:sz w:val="24"/>
-          <w:szCs w:val="24"/>
-          <w:highlight w:val="white"/>
-        </w:rPr>
-        <w:t xml:space="preserve">]</w:t>
-      </w:r>
-      <w:r>
-        <w:rPr>
-          <w:rFonts w:ascii="Courier New" w:hAnsi="Courier New" w:eastAsia="Courier New" w:cs="Courier New"/>
-          <w:color w:val="000000"/>
-          <w:sz w:val="24"/>
-          <w:szCs w:val="24"/>
-          <w:highlight w:val="white"/>
-        </w:rPr>
-        <w:t xml:space="preserve"> </w:t>
-      </w:r>
-      <w:r>
-        <w:rPr>
-          <w:rFonts w:ascii="Courier New" w:hAnsi="Courier New" w:eastAsia="Courier New" w:cs="Courier New"/>
-          <w:color w:val="44aadd"/>
-          <w:sz w:val="24"/>
-          <w:szCs w:val="24"/>
-          <w:highlight w:val="white"/>
-        </w:rPr>
-        <w:t xml:space="preserve">/</w:t>
-      </w:r>
-      <w:r>
-        <w:rPr>
-          <w:rFonts w:ascii="Courier New" w:hAnsi="Courier New" w:eastAsia="Courier New" w:cs="Courier New"/>
-          <w:color w:val="000000"/>
-          <w:sz w:val="24"/>
-          <w:szCs w:val="24"/>
-          <w:highlight w:val="white"/>
-        </w:rPr>
-        <w:t xml:space="preserve"> A</w:t>
-      </w:r>
-      <w:r>
-        <w:rPr>
-          <w:rFonts w:ascii="Courier New" w:hAnsi="Courier New" w:eastAsia="Courier New" w:cs="Courier New"/>
-          <w:color w:val="808030"/>
-          <w:sz w:val="24"/>
-          <w:szCs w:val="24"/>
-          <w:highlight w:val="white"/>
-        </w:rPr>
-        <w:t xml:space="preserve">[</w:t>
-      </w:r>
-      <w:r>
-        <w:rPr>
-          <w:rFonts w:ascii="Courier New" w:hAnsi="Courier New" w:eastAsia="Courier New" w:cs="Courier New"/>
-          <w:color w:val="000000"/>
-          <w:sz w:val="24"/>
-          <w:szCs w:val="24"/>
-          <w:highlight w:val="white"/>
-        </w:rPr>
-        <w:t xml:space="preserve">n </w:t>
-      </w:r>
-      <w:r>
-        <w:rPr>
-          <w:rFonts w:ascii="Courier New" w:hAnsi="Courier New" w:eastAsia="Courier New" w:cs="Courier New"/>
-          <w:color w:val="44aadd"/>
-          <w:sz w:val="24"/>
-          <w:szCs w:val="24"/>
-          <w:highlight w:val="white"/>
-        </w:rPr>
-        <w:t xml:space="preserve">-</w:t>
-      </w:r>
-      <w:r>
-        <w:rPr>
-          <w:rFonts w:ascii="Courier New" w:hAnsi="Courier New" w:eastAsia="Courier New" w:cs="Courier New"/>
-          <w:color w:val="000000"/>
-          <w:sz w:val="24"/>
-          <w:szCs w:val="24"/>
-          <w:highlight w:val="white"/>
-        </w:rPr>
-        <w:t xml:space="preserve"> </w:t>
-      </w:r>
-      <w:r>
-        <w:rPr>
-          <w:rFonts w:ascii="Courier New" w:hAnsi="Courier New" w:eastAsia="Courier New" w:cs="Courier New"/>
-          <w:color w:val="008c00"/>
-          <w:sz w:val="24"/>
-          <w:szCs w:val="24"/>
-          <w:highlight w:val="white"/>
+          <w:rFonts w:ascii="Consolas" w:hAnsi="Consolas" w:eastAsia="Consolas" w:cs="Consolas"/>
+          <w:color w:val="098658"/>
+          <w:sz w:val="21"/>
         </w:rPr>
         <w:t xml:space="preserve">1</w:t>
       </w:r>
       <w:r>
         <w:rPr>
-          <w:rFonts w:ascii="Courier New" w:hAnsi="Courier New" w:eastAsia="Courier New" w:cs="Courier New"/>
-          <w:color w:val="808030"/>
-          <w:sz w:val="24"/>
-          <w:szCs w:val="24"/>
-          <w:highlight w:val="white"/>
+          <w:rFonts w:ascii="Consolas" w:hAnsi="Consolas" w:eastAsia="Consolas" w:cs="Consolas"/>
+          <w:color w:val="000000"/>
+          <w:sz w:val="21"/>
         </w:rPr>
-        <w:t xml:space="preserve">][</w:t>
+        <w:t xml:space="preserve">][n - </w:t>
       </w:r>
       <w:r>
         <w:rPr>
-          <w:rFonts w:ascii="Courier New" w:hAnsi="Courier New" w:eastAsia="Courier New" w:cs="Courier New"/>
-          <w:color w:val="000000"/>
-          <w:sz w:val="24"/>
-          <w:szCs w:val="24"/>
-          <w:highlight w:val="white"/>
-        </w:rPr>
-        <w:t xml:space="preserve">n </w:t>
-      </w:r>
-      <w:r>
-        <w:rPr>
-          <w:rFonts w:ascii="Courier New" w:hAnsi="Courier New" w:eastAsia="Courier New" w:cs="Courier New"/>
-          <w:color w:val="44aadd"/>
-          <w:sz w:val="24"/>
-          <w:szCs w:val="24"/>
-          <w:highlight w:val="white"/>
-        </w:rPr>
-        <w:t xml:space="preserve">-</w:t>
-      </w:r>
-      <w:r>
-        <w:rPr>
-          <w:rFonts w:ascii="Courier New" w:hAnsi="Courier New" w:eastAsia="Courier New" w:cs="Courier New"/>
-          <w:color w:val="000000"/>
-          <w:sz w:val="24"/>
-          <w:szCs w:val="24"/>
-          <w:highlight w:val="white"/>
-        </w:rPr>
-        <w:t xml:space="preserve"> </w:t>
-      </w:r>
-      <w:r>
-        <w:rPr>
-          <w:rFonts w:ascii="Courier New" w:hAnsi="Courier New" w:eastAsia="Courier New" w:cs="Courier New"/>
-          <w:color w:val="008c00"/>
-          <w:sz w:val="24"/>
-          <w:szCs w:val="24"/>
-          <w:highlight w:val="white"/>
+          <w:rFonts w:ascii="Consolas" w:hAnsi="Consolas" w:eastAsia="Consolas" w:cs="Consolas"/>
+          <w:color w:val="098658"/>
+          <w:sz w:val="21"/>
         </w:rPr>
         <w:t xml:space="preserve">1</w:t>
       </w:r>
       <w:r>
         <w:rPr>
-          <w:rFonts w:ascii="Courier New" w:hAnsi="Courier New" w:eastAsia="Courier New" w:cs="Courier New"/>
-          <w:color w:val="808030"/>
-          <w:sz w:val="24"/>
-          <w:szCs w:val="24"/>
-          <w:highlight w:val="white"/>
+          <w:rFonts w:ascii="Consolas" w:hAnsi="Consolas" w:eastAsia="Consolas" w:cs="Consolas"/>
+          <w:color w:val="000000"/>
+          <w:sz w:val="21"/>
         </w:rPr>
         <w:t xml:space="preserve">]</w:t>
       </w:r>
+      <w:r/>
+    </w:p>
+    <w:p>
+      <w:pPr>
+        <w:pBdr>
+          <w:top w:val="none" w:color="000000" w:sz="4" w:space="0"/>
+          <w:left w:val="none" w:color="000000" w:sz="4" w:space="0"/>
+          <w:bottom w:val="none" w:color="000000" w:sz="4" w:space="0"/>
+          <w:right w:val="none" w:color="000000" w:sz="4" w:space="0"/>
+        </w:pBdr>
+        <w:shd w:val="clear" w:color="ffffff" w:fill="ffffff"/>
+        <w:spacing w:line="285" w:lineRule="atLeast"/>
+        <w:ind w:right="0" w:firstLine="709" w:left="0"/>
+        <w:rPr/>
+      </w:pPr>
       <w:r>
         <w:rPr>
-          <w:b w:val="0"/>
-          <w:bCs w:val="0"/>
-          <w:sz w:val="24"/>
-          <w:szCs w:val="24"/>
-          <w:highlight w:val="none"/>
-          <w:lang w:val="ru-RU"/>
+          <w:rFonts w:ascii="Consolas" w:hAnsi="Consolas" w:eastAsia="Consolas" w:cs="Consolas"/>
+          <w:color w:val="000000"/>
+          <w:sz w:val="21"/>
         </w:rPr>
-      </w:r>
-    </w:p>
-    <w:p>
-      <w:pPr>
-        <w:pBdr>
-          <w:top w:val="none" w:color="000000" w:sz="0" w:space="0"/>
-          <w:bottom w:val="none" w:color="000000" w:sz="0" w:space="0"/>
-          <w:right w:val="none" w:color="000000" w:sz="0" w:space="0"/>
-          <w:between w:val="none" w:color="000000" w:sz="0" w:space="0"/>
-        </w:pBdr>
-        <w:tabs>
-          <w:tab w:val="left" w:leader="none" w:pos="1194"/>
-          <w:tab w:val="left" w:leader="none" w:pos="1195"/>
-        </w:tabs>
-        <w:spacing w:line="276" w:lineRule="auto"/>
-        <w:ind w:right="0" w:firstLine="709" w:left="0"/>
-        <w:jc w:val="left"/>
-        <w:rPr>
-          <w:rFonts w:ascii="Courier New" w:hAnsi="Courier New" w:eastAsia="Courier New" w:cs="Courier New"/>
-          <w:color w:val="808030"/>
-          <w:sz w:val="24"/>
-          <w:szCs w:val="24"/>
-          <w:highlight w:val="white"/>
-        </w:rPr>
-      </w:pPr>
-      <w:r>
-        <w:rPr>
-          <w:rFonts w:ascii="Courier New" w:hAnsi="Courier New" w:eastAsia="Courier New" w:cs="Courier New"/>
-          <w:color w:val="808030"/>
-          <w:sz w:val="24"/>
-          <w:szCs w:val="24"/>
-          <w:highlight w:val="white"/>
-        </w:rPr>
+        <w:t xml:space="preserve">    </w:t>
       </w:r>
       <w:r>
         <w:rPr>
-          <w:rFonts w:ascii="Courier New" w:hAnsi="Courier New" w:eastAsia="Courier New" w:cs="Courier New"/>
-          <w:color w:val="000000"/>
-          <w:sz w:val="24"/>
-          <w:szCs w:val="24"/>
-          <w:highlight w:val="white"/>
-        </w:rPr>
-        <w:t xml:space="preserve">    </w:t>
-      </w:r>
-      <w:r>
-        <w:rPr>
-          <w:rFonts w:ascii="Courier New" w:hAnsi="Courier New" w:eastAsia="Courier New" w:cs="Courier New"/>
-          <w:b/>
-          <w:color w:val="800000"/>
-          <w:sz w:val="24"/>
-          <w:szCs w:val="24"/>
-          <w:highlight w:val="white"/>
+          <w:rFonts w:ascii="Consolas" w:hAnsi="Consolas" w:eastAsia="Consolas" w:cs="Consolas"/>
+          <w:color w:val="0000ff"/>
+          <w:sz w:val="21"/>
         </w:rPr>
         <w:t xml:space="preserve">for</w:t>
       </w:r>
       <w:r>
         <w:rPr>
-          <w:rFonts w:ascii="Courier New" w:hAnsi="Courier New" w:eastAsia="Courier New" w:cs="Courier New"/>
+          <w:rFonts w:ascii="Consolas" w:hAnsi="Consolas" w:eastAsia="Consolas" w:cs="Consolas"/>
           <w:color w:val="000000"/>
-          <w:sz w:val="24"/>
-          <w:szCs w:val="24"/>
-          <w:highlight w:val="white"/>
+          <w:sz w:val="21"/>
         </w:rPr>
         <w:t xml:space="preserve"> k </w:t>
       </w:r>
       <w:r>
         <w:rPr>
-          <w:rFonts w:ascii="Courier New" w:hAnsi="Courier New" w:eastAsia="Courier New" w:cs="Courier New"/>
-          <w:b/>
-          <w:color w:val="800000"/>
-          <w:sz w:val="24"/>
-          <w:szCs w:val="24"/>
-          <w:highlight w:val="white"/>
+          <w:rFonts w:ascii="Consolas" w:hAnsi="Consolas" w:eastAsia="Consolas" w:cs="Consolas"/>
+          <w:color w:val="0000ff"/>
+          <w:sz w:val="21"/>
         </w:rPr>
         <w:t xml:space="preserve">in</w:t>
       </w:r>
       <w:r>
         <w:rPr>
-          <w:rFonts w:ascii="Courier New" w:hAnsi="Courier New" w:eastAsia="Courier New" w:cs="Courier New"/>
+          <w:rFonts w:ascii="Consolas" w:hAnsi="Consolas" w:eastAsia="Consolas" w:cs="Consolas"/>
           <w:color w:val="000000"/>
-          <w:sz w:val="24"/>
-          <w:szCs w:val="24"/>
-          <w:highlight w:val="white"/>
+          <w:sz w:val="21"/>
         </w:rPr>
-        <w:t xml:space="preserve"> </w:t>
+        <w:t xml:space="preserve"> range(n - </w:t>
       </w:r>
       <w:r>
         <w:rPr>
-          <w:rFonts w:ascii="Courier New" w:hAnsi="Courier New" w:eastAsia="Courier New" w:cs="Courier New"/>
-          <w:color w:val="400000"/>
-          <w:sz w:val="24"/>
-          <w:szCs w:val="24"/>
-          <w:highlight w:val="white"/>
-        </w:rPr>
-        <w:t xml:space="preserve">range</w:t>
-      </w:r>
-      <w:r>
-        <w:rPr>
-          <w:rFonts w:ascii="Courier New" w:hAnsi="Courier New" w:eastAsia="Courier New" w:cs="Courier New"/>
-          <w:color w:val="808030"/>
-          <w:sz w:val="24"/>
-          <w:szCs w:val="24"/>
-          <w:highlight w:val="white"/>
-        </w:rPr>
-        <w:t xml:space="preserve">(</w:t>
-      </w:r>
-      <w:r>
-        <w:rPr>
-          <w:rFonts w:ascii="Courier New" w:hAnsi="Courier New" w:eastAsia="Courier New" w:cs="Courier New"/>
-          <w:color w:val="000000"/>
-          <w:sz w:val="24"/>
-          <w:szCs w:val="24"/>
-          <w:highlight w:val="white"/>
-        </w:rPr>
-        <w:t xml:space="preserve">n </w:t>
-      </w:r>
-      <w:r>
-        <w:rPr>
-          <w:rFonts w:ascii="Courier New" w:hAnsi="Courier New" w:eastAsia="Courier New" w:cs="Courier New"/>
-          <w:color w:val="44aadd"/>
-          <w:sz w:val="24"/>
-          <w:szCs w:val="24"/>
-          <w:highlight w:val="white"/>
-        </w:rPr>
-        <w:t xml:space="preserve">-</w:t>
-      </w:r>
-      <w:r>
-        <w:rPr>
-          <w:rFonts w:ascii="Courier New" w:hAnsi="Courier New" w:eastAsia="Courier New" w:cs="Courier New"/>
-          <w:color w:val="000000"/>
-          <w:sz w:val="24"/>
-          <w:szCs w:val="24"/>
-          <w:highlight w:val="white"/>
-        </w:rPr>
-        <w:t xml:space="preserve"> </w:t>
-      </w:r>
-      <w:r>
-        <w:rPr>
-          <w:rFonts w:ascii="Courier New" w:hAnsi="Courier New" w:eastAsia="Courier New" w:cs="Courier New"/>
-          <w:color w:val="008c00"/>
-          <w:sz w:val="24"/>
-          <w:szCs w:val="24"/>
-          <w:highlight w:val="white"/>
+          <w:rFonts w:ascii="Consolas" w:hAnsi="Consolas" w:eastAsia="Consolas" w:cs="Consolas"/>
+          <w:color w:val="098658"/>
+          <w:sz w:val="21"/>
         </w:rPr>
         <w:t xml:space="preserve">2</w:t>
       </w:r>
       <w:r>
         <w:rPr>
-          <w:rFonts w:ascii="Courier New" w:hAnsi="Courier New" w:eastAsia="Courier New" w:cs="Courier New"/>
-          <w:color w:val="808030"/>
-          <w:sz w:val="24"/>
-          <w:szCs w:val="24"/>
-          <w:highlight w:val="white"/>
+          <w:rFonts w:ascii="Consolas" w:hAnsi="Consolas" w:eastAsia="Consolas" w:cs="Consolas"/>
+          <w:color w:val="000000"/>
+          <w:sz w:val="21"/>
         </w:rPr>
-        <w:t xml:space="preserve">,</w:t>
+        <w:t xml:space="preserve">, -</w:t>
       </w:r>
       <w:r>
         <w:rPr>
-          <w:rFonts w:ascii="Courier New" w:hAnsi="Courier New" w:eastAsia="Courier New" w:cs="Courier New"/>
-          <w:color w:val="000000"/>
-          <w:sz w:val="24"/>
-          <w:szCs w:val="24"/>
-          <w:highlight w:val="white"/>
-        </w:rPr>
-        <w:t xml:space="preserve"> </w:t>
-      </w:r>
-      <w:r>
-        <w:rPr>
-          <w:rFonts w:ascii="Courier New" w:hAnsi="Courier New" w:eastAsia="Courier New" w:cs="Courier New"/>
-          <w:color w:val="44aadd"/>
-          <w:sz w:val="24"/>
-          <w:szCs w:val="24"/>
-          <w:highlight w:val="white"/>
-        </w:rPr>
-        <w:t xml:space="preserve">-</w:t>
-      </w:r>
-      <w:r>
-        <w:rPr>
-          <w:rFonts w:ascii="Courier New" w:hAnsi="Courier New" w:eastAsia="Courier New" w:cs="Courier New"/>
-          <w:color w:val="008c00"/>
-          <w:sz w:val="24"/>
-          <w:szCs w:val="24"/>
-          <w:highlight w:val="white"/>
+          <w:rFonts w:ascii="Consolas" w:hAnsi="Consolas" w:eastAsia="Consolas" w:cs="Consolas"/>
+          <w:color w:val="098658"/>
+          <w:sz w:val="21"/>
         </w:rPr>
         <w:t xml:space="preserve">1</w:t>
       </w:r>
       <w:r>
         <w:rPr>
-          <w:rFonts w:ascii="Courier New" w:hAnsi="Courier New" w:eastAsia="Courier New" w:cs="Courier New"/>
-          <w:color w:val="808030"/>
-          <w:sz w:val="24"/>
-          <w:szCs w:val="24"/>
-          <w:highlight w:val="white"/>
+          <w:rFonts w:ascii="Consolas" w:hAnsi="Consolas" w:eastAsia="Consolas" w:cs="Consolas"/>
+          <w:color w:val="000000"/>
+          <w:sz w:val="21"/>
         </w:rPr>
-        <w:t xml:space="preserve">,</w:t>
+        <w:t xml:space="preserve">, -</w:t>
       </w:r>
       <w:r>
         <w:rPr>
-          <w:rFonts w:ascii="Courier New" w:hAnsi="Courier New" w:eastAsia="Courier New" w:cs="Courier New"/>
-          <w:color w:val="000000"/>
-          <w:sz w:val="24"/>
-          <w:szCs w:val="24"/>
-          <w:highlight w:val="white"/>
-        </w:rPr>
-        <w:t xml:space="preserve"> </w:t>
-      </w:r>
-      <w:r>
-        <w:rPr>
-          <w:rFonts w:ascii="Courier New" w:hAnsi="Courier New" w:eastAsia="Courier New" w:cs="Courier New"/>
-          <w:color w:val="44aadd"/>
-          <w:sz w:val="24"/>
-          <w:szCs w:val="24"/>
-          <w:highlight w:val="white"/>
-        </w:rPr>
-        <w:t xml:space="preserve">-</w:t>
-      </w:r>
-      <w:r>
-        <w:rPr>
-          <w:rFonts w:ascii="Courier New" w:hAnsi="Courier New" w:eastAsia="Courier New" w:cs="Courier New"/>
-          <w:color w:val="008c00"/>
-          <w:sz w:val="24"/>
-          <w:szCs w:val="24"/>
-          <w:highlight w:val="white"/>
+          <w:rFonts w:ascii="Consolas" w:hAnsi="Consolas" w:eastAsia="Consolas" w:cs="Consolas"/>
+          <w:color w:val="098658"/>
+          <w:sz w:val="21"/>
         </w:rPr>
         <w:t xml:space="preserve">1</w:t>
       </w:r>
       <w:r>
         <w:rPr>
-          <w:rFonts w:ascii="Courier New" w:hAnsi="Courier New" w:eastAsia="Courier New" w:cs="Courier New"/>
-          <w:color w:val="808030"/>
-          <w:sz w:val="24"/>
-          <w:szCs w:val="24"/>
-          <w:highlight w:val="white"/>
+          <w:rFonts w:ascii="Consolas" w:hAnsi="Consolas" w:eastAsia="Consolas" w:cs="Consolas"/>
+          <w:color w:val="000000"/>
+          <w:sz w:val="21"/>
         </w:rPr>
         <w:t xml:space="preserve">):</w:t>
       </w:r>
+      <w:r/>
+    </w:p>
+    <w:p>
+      <w:pPr>
+        <w:pBdr>
+          <w:top w:val="none" w:color="000000" w:sz="4" w:space="0"/>
+          <w:left w:val="none" w:color="000000" w:sz="4" w:space="0"/>
+          <w:bottom w:val="none" w:color="000000" w:sz="4" w:space="0"/>
+          <w:right w:val="none" w:color="000000" w:sz="4" w:space="0"/>
+        </w:pBdr>
+        <w:shd w:val="clear" w:color="ffffff" w:fill="ffffff"/>
+        <w:spacing w:line="285" w:lineRule="atLeast"/>
+        <w:ind w:right="0" w:firstLine="709" w:left="0"/>
+        <w:rPr/>
+      </w:pPr>
       <w:r>
         <w:rPr>
-          <w:b w:val="0"/>
-          <w:bCs w:val="0"/>
-          <w:sz w:val="24"/>
-          <w:szCs w:val="24"/>
-          <w:highlight w:val="none"/>
-          <w:lang w:val="ru-RU"/>
+          <w:rFonts w:ascii="Consolas" w:hAnsi="Consolas" w:eastAsia="Consolas" w:cs="Consolas"/>
+          <w:color w:val="000000"/>
+          <w:sz w:val="21"/>
         </w:rPr>
-      </w:r>
-    </w:p>
-    <w:p>
-      <w:pPr>
-        <w:pBdr>
-          <w:top w:val="none" w:color="000000" w:sz="0" w:space="0"/>
-          <w:bottom w:val="none" w:color="000000" w:sz="0" w:space="0"/>
-          <w:right w:val="none" w:color="000000" w:sz="0" w:space="0"/>
-          <w:between w:val="none" w:color="000000" w:sz="0" w:space="0"/>
-        </w:pBdr>
-        <w:tabs>
-          <w:tab w:val="left" w:leader="none" w:pos="1194"/>
-          <w:tab w:val="left" w:leader="none" w:pos="1195"/>
-        </w:tabs>
-        <w:spacing w:line="276" w:lineRule="auto"/>
-        <w:ind w:right="0" w:firstLine="709" w:left="0"/>
-        <w:jc w:val="left"/>
-        <w:rPr>
-          <w:rFonts w:ascii="Courier New" w:hAnsi="Courier New" w:eastAsia="Courier New" w:cs="Courier New"/>
-          <w:color w:val="008c00"/>
-          <w:sz w:val="24"/>
-          <w:szCs w:val="24"/>
-          <w:highlight w:val="white"/>
-        </w:rPr>
-      </w:pPr>
-      <w:r>
-        <w:rPr>
-          <w:rFonts w:ascii="Courier New" w:hAnsi="Courier New" w:eastAsia="Courier New" w:cs="Courier New"/>
-          <w:color w:val="808030"/>
-          <w:sz w:val="24"/>
-          <w:szCs w:val="24"/>
-          <w:highlight w:val="white"/>
-        </w:rPr>
+        <w:t xml:space="preserve">        sum = </w:t>
       </w:r>
       <w:r>
         <w:rPr>
-          <w:rFonts w:ascii="Courier New" w:hAnsi="Courier New" w:eastAsia="Courier New" w:cs="Courier New"/>
+          <w:rFonts w:ascii="Consolas" w:hAnsi="Consolas" w:eastAsia="Consolas" w:cs="Consolas"/>
+          <w:color w:val="098658"/>
+          <w:sz w:val="21"/>
+        </w:rPr>
+        <w:t xml:space="preserve">0</w:t>
+      </w:r>
+      <w:r/>
+    </w:p>
+    <w:p>
+      <w:pPr>
+        <w:pBdr>
+          <w:top w:val="none" w:color="000000" w:sz="4" w:space="0"/>
+          <w:left w:val="none" w:color="000000" w:sz="4" w:space="0"/>
+          <w:bottom w:val="none" w:color="000000" w:sz="4" w:space="0"/>
+          <w:right w:val="none" w:color="000000" w:sz="4" w:space="0"/>
+        </w:pBdr>
+        <w:shd w:val="clear" w:color="ffffff" w:fill="ffffff"/>
+        <w:spacing w:line="285" w:lineRule="atLeast"/>
+        <w:ind w:right="0" w:firstLine="709" w:left="0"/>
+        <w:rPr/>
+      </w:pPr>
+      <w:r>
+        <w:rPr>
+          <w:rFonts w:ascii="Consolas" w:hAnsi="Consolas" w:eastAsia="Consolas" w:cs="Consolas"/>
           <w:color w:val="000000"/>
-          <w:sz w:val="24"/>
-          <w:szCs w:val="24"/>
-          <w:highlight w:val="white"/>
+          <w:sz w:val="21"/>
         </w:rPr>
-        <w:t xml:space="preserve">        </w:t>
+        <w:t xml:space="preserve">        </w:t>
       </w:r>
       <w:r>
         <w:rPr>
-          <w:rFonts w:ascii="Courier New" w:hAnsi="Courier New" w:eastAsia="Courier New" w:cs="Courier New"/>
-          <w:color w:val="400000"/>
-          <w:sz w:val="24"/>
-          <w:szCs w:val="24"/>
-          <w:highlight w:val="white"/>
-        </w:rPr>
-        <w:t xml:space="preserve">sum</w:t>
-      </w:r>
-      <w:r>
-        <w:rPr>
-          <w:rFonts w:ascii="Courier New" w:hAnsi="Courier New" w:eastAsia="Courier New" w:cs="Courier New"/>
-          <w:color w:val="000000"/>
-          <w:sz w:val="24"/>
-          <w:szCs w:val="24"/>
-          <w:highlight w:val="white"/>
-        </w:rPr>
-        <w:t xml:space="preserve"> </w:t>
-      </w:r>
-      <w:r>
-        <w:rPr>
-          <w:rFonts w:ascii="Courier New" w:hAnsi="Courier New" w:eastAsia="Courier New" w:cs="Courier New"/>
-          <w:color w:val="808030"/>
-          <w:sz w:val="24"/>
-          <w:szCs w:val="24"/>
-          <w:highlight w:val="white"/>
-        </w:rPr>
-        <w:t xml:space="preserve">=</w:t>
-      </w:r>
-      <w:r>
-        <w:rPr>
-          <w:rFonts w:ascii="Courier New" w:hAnsi="Courier New" w:eastAsia="Courier New" w:cs="Courier New"/>
-          <w:color w:val="000000"/>
-          <w:sz w:val="24"/>
-          <w:szCs w:val="24"/>
-          <w:highlight w:val="white"/>
-        </w:rPr>
-        <w:t xml:space="preserve"> </w:t>
-      </w:r>
-      <w:r>
-        <w:rPr>
-          <w:rFonts w:ascii="Courier New" w:hAnsi="Courier New" w:eastAsia="Courier New" w:cs="Courier New"/>
-          <w:color w:val="008c00"/>
-          <w:sz w:val="24"/>
-          <w:szCs w:val="24"/>
-          <w:highlight w:val="white"/>
-        </w:rPr>
-        <w:t xml:space="preserve">0</w:t>
-      </w:r>
-      <w:r>
-        <w:rPr>
-          <w:b w:val="0"/>
-          <w:bCs w:val="0"/>
-          <w:sz w:val="24"/>
-          <w:szCs w:val="24"/>
-          <w:highlight w:val="none"/>
-          <w:lang w:val="ru-RU"/>
-        </w:rPr>
-      </w:r>
-    </w:p>
-    <w:p>
-      <w:pPr>
-        <w:pBdr>
-          <w:top w:val="none" w:color="000000" w:sz="0" w:space="0"/>
-          <w:bottom w:val="none" w:color="000000" w:sz="0" w:space="0"/>
-          <w:right w:val="none" w:color="000000" w:sz="0" w:space="0"/>
-          <w:between w:val="none" w:color="000000" w:sz="0" w:space="0"/>
-        </w:pBdr>
-        <w:tabs>
-          <w:tab w:val="left" w:leader="none" w:pos="1194"/>
-          <w:tab w:val="left" w:leader="none" w:pos="1195"/>
-        </w:tabs>
-        <w:spacing w:line="276" w:lineRule="auto"/>
-        <w:ind w:right="0" w:firstLine="709" w:left="0"/>
-        <w:jc w:val="left"/>
-        <w:rPr>
-          <w:rFonts w:ascii="Courier New" w:hAnsi="Courier New" w:eastAsia="Courier New" w:cs="Courier New"/>
-          <w:color w:val="808030"/>
-          <w:sz w:val="24"/>
-          <w:szCs w:val="24"/>
-          <w:highlight w:val="white"/>
-        </w:rPr>
-      </w:pPr>
-      <w:r>
-        <w:rPr>
-          <w:rFonts w:ascii="Courier New" w:hAnsi="Courier New" w:eastAsia="Courier New" w:cs="Courier New"/>
-          <w:color w:val="008c00"/>
-          <w:sz w:val="24"/>
-          <w:szCs w:val="24"/>
-          <w:highlight w:val="white"/>
-        </w:rPr>
-      </w:r>
-      <w:r>
-        <w:rPr>
-          <w:rFonts w:ascii="Courier New" w:hAnsi="Courier New" w:eastAsia="Courier New" w:cs="Courier New"/>
-          <w:color w:val="000000"/>
-          <w:sz w:val="24"/>
-          <w:szCs w:val="24"/>
-          <w:highlight w:val="white"/>
-        </w:rPr>
-        <w:t xml:space="preserve">        </w:t>
-      </w:r>
-      <w:r>
-        <w:rPr>
-          <w:rFonts w:ascii="Courier New" w:hAnsi="Courier New" w:eastAsia="Courier New" w:cs="Courier New"/>
-          <w:b/>
-          <w:color w:val="800000"/>
-          <w:sz w:val="24"/>
-          <w:szCs w:val="24"/>
-          <w:highlight w:val="white"/>
+          <w:rFonts w:ascii="Consolas" w:hAnsi="Consolas" w:eastAsia="Consolas" w:cs="Consolas"/>
+          <w:color w:val="0000ff"/>
+          <w:sz w:val="21"/>
         </w:rPr>
         <w:t xml:space="preserve">for</w:t>
       </w:r>
       <w:r>
         <w:rPr>
-          <w:rFonts w:ascii="Courier New" w:hAnsi="Courier New" w:eastAsia="Courier New" w:cs="Courier New"/>
+          <w:rFonts w:ascii="Consolas" w:hAnsi="Consolas" w:eastAsia="Consolas" w:cs="Consolas"/>
           <w:color w:val="000000"/>
-          <w:sz w:val="24"/>
-          <w:szCs w:val="24"/>
-          <w:highlight w:val="white"/>
+          <w:sz w:val="21"/>
         </w:rPr>
         <w:t xml:space="preserve"> j </w:t>
       </w:r>
       <w:r>
         <w:rPr>
-          <w:rFonts w:ascii="Courier New" w:hAnsi="Courier New" w:eastAsia="Courier New" w:cs="Courier New"/>
-          <w:b/>
-          <w:color w:val="800000"/>
-          <w:sz w:val="24"/>
-          <w:szCs w:val="24"/>
-          <w:highlight w:val="white"/>
+          <w:rFonts w:ascii="Consolas" w:hAnsi="Consolas" w:eastAsia="Consolas" w:cs="Consolas"/>
+          <w:color w:val="0000ff"/>
+          <w:sz w:val="21"/>
         </w:rPr>
         <w:t xml:space="preserve">in</w:t>
       </w:r>
       <w:r>
         <w:rPr>
-          <w:rFonts w:ascii="Courier New" w:hAnsi="Courier New" w:eastAsia="Courier New" w:cs="Courier New"/>
+          <w:rFonts w:ascii="Consolas" w:hAnsi="Consolas" w:eastAsia="Consolas" w:cs="Consolas"/>
           <w:color w:val="000000"/>
-          <w:sz w:val="24"/>
-          <w:szCs w:val="24"/>
-          <w:highlight w:val="white"/>
+          <w:sz w:val="21"/>
         </w:rPr>
-        <w:t xml:space="preserve"> </w:t>
+        <w:t xml:space="preserve"> range(k + </w:t>
       </w:r>
       <w:r>
         <w:rPr>
-          <w:rFonts w:ascii="Courier New" w:hAnsi="Courier New" w:eastAsia="Courier New" w:cs="Courier New"/>
-          <w:color w:val="400000"/>
-          <w:sz w:val="24"/>
-          <w:szCs w:val="24"/>
-          <w:highlight w:val="white"/>
-        </w:rPr>
-        <w:t xml:space="preserve">range</w:t>
-      </w:r>
-      <w:r>
-        <w:rPr>
-          <w:rFonts w:ascii="Courier New" w:hAnsi="Courier New" w:eastAsia="Courier New" w:cs="Courier New"/>
-          <w:color w:val="808030"/>
-          <w:sz w:val="24"/>
-          <w:szCs w:val="24"/>
-          <w:highlight w:val="white"/>
-        </w:rPr>
-        <w:t xml:space="preserve">(</w:t>
-      </w:r>
-      <w:r>
-        <w:rPr>
-          <w:rFonts w:ascii="Courier New" w:hAnsi="Courier New" w:eastAsia="Courier New" w:cs="Courier New"/>
-          <w:color w:val="000000"/>
-          <w:sz w:val="24"/>
-          <w:szCs w:val="24"/>
-          <w:highlight w:val="white"/>
-        </w:rPr>
-        <w:t xml:space="preserve">k </w:t>
-      </w:r>
-      <w:r>
-        <w:rPr>
-          <w:rFonts w:ascii="Courier New" w:hAnsi="Courier New" w:eastAsia="Courier New" w:cs="Courier New"/>
-          <w:color w:val="44aadd"/>
-          <w:sz w:val="24"/>
-          <w:szCs w:val="24"/>
-          <w:highlight w:val="white"/>
-        </w:rPr>
-        <w:t xml:space="preserve">+</w:t>
-      </w:r>
-      <w:r>
-        <w:rPr>
-          <w:rFonts w:ascii="Courier New" w:hAnsi="Courier New" w:eastAsia="Courier New" w:cs="Courier New"/>
-          <w:color w:val="000000"/>
-          <w:sz w:val="24"/>
-          <w:szCs w:val="24"/>
-          <w:highlight w:val="white"/>
-        </w:rPr>
-        <w:t xml:space="preserve"> </w:t>
-      </w:r>
-      <w:r>
-        <w:rPr>
-          <w:rFonts w:ascii="Courier New" w:hAnsi="Courier New" w:eastAsia="Courier New" w:cs="Courier New"/>
-          <w:color w:val="008c00"/>
-          <w:sz w:val="24"/>
-          <w:szCs w:val="24"/>
-          <w:highlight w:val="white"/>
+          <w:rFonts w:ascii="Consolas" w:hAnsi="Consolas" w:eastAsia="Consolas" w:cs="Consolas"/>
+          <w:color w:val="098658"/>
+          <w:sz w:val="21"/>
         </w:rPr>
         <w:t xml:space="preserve">1</w:t>
       </w:r>
       <w:r>
         <w:rPr>
-          <w:rFonts w:ascii="Courier New" w:hAnsi="Courier New" w:eastAsia="Courier New" w:cs="Courier New"/>
-          <w:color w:val="808030"/>
-          <w:sz w:val="24"/>
-          <w:szCs w:val="24"/>
-          <w:highlight w:val="white"/>
+          <w:rFonts w:ascii="Consolas" w:hAnsi="Consolas" w:eastAsia="Consolas" w:cs="Consolas"/>
+          <w:color w:val="000000"/>
+          <w:sz w:val="21"/>
         </w:rPr>
-        <w:t xml:space="preserve">,</w:t>
+        <w:t xml:space="preserve">, n):</w:t>
+      </w:r>
+      <w:r/>
+    </w:p>
+    <w:p>
+      <w:pPr>
+        <w:pBdr>
+          <w:top w:val="none" w:color="000000" w:sz="4" w:space="0"/>
+          <w:left w:val="none" w:color="000000" w:sz="4" w:space="0"/>
+          <w:bottom w:val="none" w:color="000000" w:sz="4" w:space="0"/>
+          <w:right w:val="none" w:color="000000" w:sz="4" w:space="0"/>
+        </w:pBdr>
+        <w:shd w:val="clear" w:color="ffffff" w:fill="ffffff"/>
+        <w:spacing w:line="285" w:lineRule="atLeast"/>
+        <w:ind w:right="0" w:firstLine="709" w:left="0"/>
+        <w:rPr/>
+      </w:pPr>
+      <w:r>
+        <w:rPr>
+          <w:rFonts w:ascii="Consolas" w:hAnsi="Consolas" w:eastAsia="Consolas" w:cs="Consolas"/>
+          <w:color w:val="000000"/>
+          <w:sz w:val="21"/>
+        </w:rPr>
+        <w:t xml:space="preserve">            sum += A[k][j] * x[j]</w:t>
+      </w:r>
+      <w:r/>
+    </w:p>
+    <w:p>
+      <w:pPr>
+        <w:pBdr>
+          <w:top w:val="none" w:color="000000" w:sz="4" w:space="0"/>
+          <w:left w:val="none" w:color="000000" w:sz="4" w:space="0"/>
+          <w:bottom w:val="none" w:color="000000" w:sz="4" w:space="0"/>
+          <w:right w:val="none" w:color="000000" w:sz="4" w:space="0"/>
+        </w:pBdr>
+        <w:shd w:val="clear" w:color="ffffff" w:fill="ffffff"/>
+        <w:spacing w:line="285" w:lineRule="atLeast"/>
+        <w:ind w:right="0" w:firstLine="709" w:left="0"/>
+        <w:rPr/>
+      </w:pPr>
+      <w:r>
+        <w:rPr>
+          <w:rFonts w:ascii="Consolas" w:hAnsi="Consolas" w:eastAsia="Consolas" w:cs="Consolas"/>
+          <w:color w:val="000000"/>
+          <w:sz w:val="21"/>
+        </w:rPr>
+        <w:t xml:space="preserve">        x[k] = (A[k][n] - sum) / A[k][k]</w:t>
+      </w:r>
+      <w:r/>
+    </w:p>
+    <w:p>
+      <w:pPr>
+        <w:pBdr>
+          <w:top w:val="none" w:color="000000" w:sz="4" w:space="0"/>
+          <w:left w:val="none" w:color="000000" w:sz="4" w:space="0"/>
+          <w:bottom w:val="none" w:color="000000" w:sz="4" w:space="0"/>
+          <w:right w:val="none" w:color="000000" w:sz="4" w:space="0"/>
+        </w:pBdr>
+        <w:shd w:val="clear" w:color="ffffff" w:fill="ffffff"/>
+        <w:spacing w:line="285" w:lineRule="atLeast"/>
+        <w:ind w:right="0" w:firstLine="709" w:left="0"/>
+        <w:rPr/>
+      </w:pPr>
+      <w:r>
+        <w:rPr>
+          <w:rFonts w:ascii="Consolas" w:hAnsi="Consolas" w:eastAsia="Consolas" w:cs="Consolas"/>
+          <w:color w:val="000000"/>
+          <w:sz w:val="21"/>
+        </w:rPr>
+        <w:t xml:space="preserve">    x_correct = np.zeros(n)</w:t>
+      </w:r>
+      <w:r/>
+    </w:p>
+    <w:p>
+      <w:pPr>
+        <w:pBdr>
+          <w:top w:val="none" w:color="000000" w:sz="4" w:space="0"/>
+          <w:left w:val="none" w:color="000000" w:sz="4" w:space="0"/>
+          <w:bottom w:val="none" w:color="000000" w:sz="4" w:space="0"/>
+          <w:right w:val="none" w:color="000000" w:sz="4" w:space="0"/>
+        </w:pBdr>
+        <w:shd w:val="clear" w:color="ffffff" w:fill="ffffff"/>
+        <w:spacing w:line="285" w:lineRule="atLeast"/>
+        <w:ind w:right="0" w:firstLine="709" w:left="0"/>
+        <w:rPr/>
+      </w:pPr>
+      <w:r>
+        <w:rPr>
+          <w:rFonts w:ascii="Consolas" w:hAnsi="Consolas" w:eastAsia="Consolas" w:cs="Consolas"/>
+          <w:color w:val="000000"/>
+          <w:sz w:val="21"/>
+        </w:rPr>
+        <w:t xml:space="preserve">    </w:t>
       </w:r>
       <w:r>
         <w:rPr>
-          <w:rFonts w:ascii="Courier New" w:hAnsi="Courier New" w:eastAsia="Courier New" w:cs="Courier New"/>
-          <w:color w:val="000000"/>
-          <w:sz w:val="24"/>
-          <w:szCs w:val="24"/>
-          <w:highlight w:val="white"/>
-        </w:rPr>
-        <w:t xml:space="preserve"> n</w:t>
-      </w:r>
-      <w:r>
-        <w:rPr>
-          <w:rFonts w:ascii="Courier New" w:hAnsi="Courier New" w:eastAsia="Courier New" w:cs="Courier New"/>
-          <w:color w:val="808030"/>
-          <w:sz w:val="24"/>
-          <w:szCs w:val="24"/>
-          <w:highlight w:val="white"/>
-        </w:rPr>
-        <w:t xml:space="preserve">):</w:t>
-      </w:r>
-      <w:r>
-        <w:rPr>
-          <w:b w:val="0"/>
-          <w:bCs w:val="0"/>
-          <w:sz w:val="24"/>
-          <w:szCs w:val="24"/>
-          <w:highlight w:val="none"/>
-          <w:lang w:val="ru-RU"/>
-        </w:rPr>
-      </w:r>
-    </w:p>
-    <w:p>
-      <w:pPr>
-        <w:pBdr>
-          <w:top w:val="none" w:color="000000" w:sz="0" w:space="0"/>
-          <w:bottom w:val="none" w:color="000000" w:sz="0" w:space="0"/>
-          <w:right w:val="none" w:color="000000" w:sz="0" w:space="0"/>
-          <w:between w:val="none" w:color="000000" w:sz="0" w:space="0"/>
-        </w:pBdr>
-        <w:tabs>
-          <w:tab w:val="left" w:leader="none" w:pos="1194"/>
-          <w:tab w:val="left" w:leader="none" w:pos="1195"/>
-        </w:tabs>
-        <w:spacing w:line="276" w:lineRule="auto"/>
-        <w:ind w:right="0" w:firstLine="709" w:left="0"/>
-        <w:jc w:val="left"/>
-        <w:rPr>
-          <w:rFonts w:ascii="Courier New" w:hAnsi="Courier New" w:eastAsia="Courier New" w:cs="Courier New"/>
-          <w:color w:val="808030"/>
-          <w:sz w:val="24"/>
-          <w:szCs w:val="24"/>
-          <w:highlight w:val="white"/>
-        </w:rPr>
-      </w:pPr>
-      <w:r>
-        <w:rPr>
-          <w:rFonts w:ascii="Courier New" w:hAnsi="Courier New" w:eastAsia="Courier New" w:cs="Courier New"/>
-          <w:color w:val="808030"/>
-          <w:sz w:val="24"/>
-          <w:szCs w:val="24"/>
-          <w:highlight w:val="white"/>
-        </w:rPr>
-      </w:r>
-      <w:r>
-        <w:rPr>
-          <w:rFonts w:ascii="Courier New" w:hAnsi="Courier New" w:eastAsia="Courier New" w:cs="Courier New"/>
-          <w:color w:val="000000"/>
-          <w:sz w:val="24"/>
-          <w:szCs w:val="24"/>
-          <w:highlight w:val="white"/>
-        </w:rPr>
-        <w:t xml:space="preserve">            </w:t>
-      </w:r>
-      <w:r>
-        <w:rPr>
-          <w:rFonts w:ascii="Courier New" w:hAnsi="Courier New" w:eastAsia="Courier New" w:cs="Courier New"/>
-          <w:color w:val="400000"/>
-          <w:sz w:val="24"/>
-          <w:szCs w:val="24"/>
-          <w:highlight w:val="white"/>
-        </w:rPr>
-        <w:t xml:space="preserve">sum</w:t>
-      </w:r>
-      <w:r>
-        <w:rPr>
-          <w:rFonts w:ascii="Courier New" w:hAnsi="Courier New" w:eastAsia="Courier New" w:cs="Courier New"/>
-          <w:color w:val="000000"/>
-          <w:sz w:val="24"/>
-          <w:szCs w:val="24"/>
-          <w:highlight w:val="white"/>
-        </w:rPr>
-        <w:t xml:space="preserve"> </w:t>
-      </w:r>
-      <w:r>
-        <w:rPr>
-          <w:rFonts w:ascii="Courier New" w:hAnsi="Courier New" w:eastAsia="Courier New" w:cs="Courier New"/>
-          <w:color w:val="44aadd"/>
-          <w:sz w:val="24"/>
-          <w:szCs w:val="24"/>
-          <w:highlight w:val="white"/>
-        </w:rPr>
-        <w:t xml:space="preserve">+</w:t>
-      </w:r>
-      <w:r>
-        <w:rPr>
-          <w:rFonts w:ascii="Courier New" w:hAnsi="Courier New" w:eastAsia="Courier New" w:cs="Courier New"/>
-          <w:color w:val="808030"/>
-          <w:sz w:val="24"/>
-          <w:szCs w:val="24"/>
-          <w:highlight w:val="white"/>
-        </w:rPr>
-        <w:t xml:space="preserve">=</w:t>
-      </w:r>
-      <w:r>
-        <w:rPr>
-          <w:rFonts w:ascii="Courier New" w:hAnsi="Courier New" w:eastAsia="Courier New" w:cs="Courier New"/>
-          <w:color w:val="000000"/>
-          <w:sz w:val="24"/>
-          <w:szCs w:val="24"/>
-          <w:highlight w:val="white"/>
-        </w:rPr>
-        <w:t xml:space="preserve"> A</w:t>
-      </w:r>
-      <w:r>
-        <w:rPr>
-          <w:rFonts w:ascii="Courier New" w:hAnsi="Courier New" w:eastAsia="Courier New" w:cs="Courier New"/>
-          <w:color w:val="808030"/>
-          <w:sz w:val="24"/>
-          <w:szCs w:val="24"/>
-          <w:highlight w:val="white"/>
-        </w:rPr>
-        <w:t xml:space="preserve">[</w:t>
-      </w:r>
-      <w:r>
-        <w:rPr>
-          <w:rFonts w:ascii="Courier New" w:hAnsi="Courier New" w:eastAsia="Courier New" w:cs="Courier New"/>
-          <w:color w:val="000000"/>
-          <w:sz w:val="24"/>
-          <w:szCs w:val="24"/>
-          <w:highlight w:val="white"/>
-        </w:rPr>
-        <w:t xml:space="preserve">k</w:t>
-      </w:r>
-      <w:r>
-        <w:rPr>
-          <w:rFonts w:ascii="Courier New" w:hAnsi="Courier New" w:eastAsia="Courier New" w:cs="Courier New"/>
-          <w:color w:val="808030"/>
-          <w:sz w:val="24"/>
-          <w:szCs w:val="24"/>
-          <w:highlight w:val="white"/>
-        </w:rPr>
-        <w:t xml:space="preserve">][</w:t>
-      </w:r>
-      <w:r>
-        <w:rPr>
-          <w:rFonts w:ascii="Courier New" w:hAnsi="Courier New" w:eastAsia="Courier New" w:cs="Courier New"/>
-          <w:color w:val="000000"/>
-          <w:sz w:val="24"/>
-          <w:szCs w:val="24"/>
-          <w:highlight w:val="white"/>
-        </w:rPr>
-        <w:t xml:space="preserve">j</w:t>
-      </w:r>
-      <w:r>
-        <w:rPr>
-          <w:rFonts w:ascii="Courier New" w:hAnsi="Courier New" w:eastAsia="Courier New" w:cs="Courier New"/>
-          <w:color w:val="808030"/>
-          <w:sz w:val="24"/>
-          <w:szCs w:val="24"/>
-          <w:highlight w:val="white"/>
-        </w:rPr>
-        <w:t xml:space="preserve">]</w:t>
-      </w:r>
-      <w:r>
-        <w:rPr>
-          <w:rFonts w:ascii="Courier New" w:hAnsi="Courier New" w:eastAsia="Courier New" w:cs="Courier New"/>
-          <w:color w:val="000000"/>
-          <w:sz w:val="24"/>
-          <w:szCs w:val="24"/>
-          <w:highlight w:val="white"/>
-        </w:rPr>
-        <w:t xml:space="preserve"> </w:t>
-      </w:r>
-      <w:r>
-        <w:rPr>
-          <w:rFonts w:ascii="Courier New" w:hAnsi="Courier New" w:eastAsia="Courier New" w:cs="Courier New"/>
-          <w:color w:val="44aadd"/>
-          <w:sz w:val="24"/>
-          <w:szCs w:val="24"/>
-          <w:highlight w:val="white"/>
-        </w:rPr>
-        <w:t xml:space="preserve">*</w:t>
-      </w:r>
-      <w:r>
-        <w:rPr>
-          <w:rFonts w:ascii="Courier New" w:hAnsi="Courier New" w:eastAsia="Courier New" w:cs="Courier New"/>
-          <w:color w:val="000000"/>
-          <w:sz w:val="24"/>
-          <w:szCs w:val="24"/>
-          <w:highlight w:val="white"/>
-        </w:rPr>
-        <w:t xml:space="preserve"> x</w:t>
-      </w:r>
-      <w:r>
-        <w:rPr>
-          <w:rFonts w:ascii="Courier New" w:hAnsi="Courier New" w:eastAsia="Courier New" w:cs="Courier New"/>
-          <w:color w:val="808030"/>
-          <w:sz w:val="24"/>
-          <w:szCs w:val="24"/>
-          <w:highlight w:val="white"/>
-        </w:rPr>
-        <w:t xml:space="preserve">[</w:t>
-      </w:r>
-      <w:r>
-        <w:rPr>
-          <w:rFonts w:ascii="Courier New" w:hAnsi="Courier New" w:eastAsia="Courier New" w:cs="Courier New"/>
-          <w:color w:val="000000"/>
-          <w:sz w:val="24"/>
-          <w:szCs w:val="24"/>
-          <w:highlight w:val="white"/>
-        </w:rPr>
-        <w:t xml:space="preserve">j</w:t>
-      </w:r>
-      <w:r>
-        <w:rPr>
-          <w:rFonts w:ascii="Courier New" w:hAnsi="Courier New" w:eastAsia="Courier New" w:cs="Courier New"/>
-          <w:color w:val="808030"/>
-          <w:sz w:val="24"/>
-          <w:szCs w:val="24"/>
-          <w:highlight w:val="white"/>
-        </w:rPr>
-        <w:t xml:space="preserve">]</w:t>
-      </w:r>
-      <w:r>
-        <w:rPr>
-          <w:b w:val="0"/>
-          <w:bCs w:val="0"/>
-          <w:sz w:val="24"/>
-          <w:szCs w:val="24"/>
-          <w:highlight w:val="none"/>
-          <w:lang w:val="ru-RU"/>
-        </w:rPr>
-      </w:r>
-    </w:p>
-    <w:p>
-      <w:pPr>
-        <w:pBdr>
-          <w:top w:val="none" w:color="000000" w:sz="0" w:space="0"/>
-          <w:bottom w:val="none" w:color="000000" w:sz="0" w:space="0"/>
-          <w:right w:val="none" w:color="000000" w:sz="0" w:space="0"/>
-          <w:between w:val="none" w:color="000000" w:sz="0" w:space="0"/>
-        </w:pBdr>
-        <w:tabs>
-          <w:tab w:val="left" w:leader="none" w:pos="1194"/>
-          <w:tab w:val="left" w:leader="none" w:pos="1195"/>
-        </w:tabs>
-        <w:spacing w:line="276" w:lineRule="auto"/>
-        <w:ind w:right="0" w:firstLine="709" w:left="0"/>
-        <w:jc w:val="left"/>
-        <w:rPr>
-          <w:rFonts w:ascii="Courier New" w:hAnsi="Courier New" w:eastAsia="Courier New" w:cs="Courier New"/>
-          <w:color w:val="808030"/>
-          <w:sz w:val="24"/>
-          <w:szCs w:val="24"/>
-          <w:highlight w:val="white"/>
-        </w:rPr>
-      </w:pPr>
-      <w:r>
-        <w:rPr>
-          <w:rFonts w:ascii="Courier New" w:hAnsi="Courier New" w:eastAsia="Courier New" w:cs="Courier New"/>
-          <w:color w:val="808030"/>
-          <w:sz w:val="24"/>
-          <w:szCs w:val="24"/>
-          <w:highlight w:val="white"/>
-        </w:rPr>
-      </w:r>
-      <w:r>
-        <w:rPr>
-          <w:rFonts w:ascii="Courier New" w:hAnsi="Courier New" w:eastAsia="Courier New" w:cs="Courier New"/>
-          <w:color w:val="000000"/>
-          <w:sz w:val="24"/>
-          <w:szCs w:val="24"/>
-          <w:highlight w:val="white"/>
-        </w:rPr>
-        <w:t xml:space="preserve">        x</w:t>
-      </w:r>
-      <w:r>
-        <w:rPr>
-          <w:rFonts w:ascii="Courier New" w:hAnsi="Courier New" w:eastAsia="Courier New" w:cs="Courier New"/>
-          <w:color w:val="808030"/>
-          <w:sz w:val="24"/>
-          <w:szCs w:val="24"/>
-          <w:highlight w:val="white"/>
-        </w:rPr>
-        <w:t xml:space="preserve">[</w:t>
-      </w:r>
-      <w:r>
-        <w:rPr>
-          <w:rFonts w:ascii="Courier New" w:hAnsi="Courier New" w:eastAsia="Courier New" w:cs="Courier New"/>
-          <w:color w:val="000000"/>
-          <w:sz w:val="24"/>
-          <w:szCs w:val="24"/>
-          <w:highlight w:val="white"/>
-        </w:rPr>
-        <w:t xml:space="preserve">k</w:t>
-      </w:r>
-      <w:r>
-        <w:rPr>
-          <w:rFonts w:ascii="Courier New" w:hAnsi="Courier New" w:eastAsia="Courier New" w:cs="Courier New"/>
-          <w:color w:val="808030"/>
-          <w:sz w:val="24"/>
-          <w:szCs w:val="24"/>
-          <w:highlight w:val="white"/>
-        </w:rPr>
-        <w:t xml:space="preserve">]</w:t>
-      </w:r>
-      <w:r>
-        <w:rPr>
-          <w:rFonts w:ascii="Courier New" w:hAnsi="Courier New" w:eastAsia="Courier New" w:cs="Courier New"/>
-          <w:color w:val="000000"/>
-          <w:sz w:val="24"/>
-          <w:szCs w:val="24"/>
-          <w:highlight w:val="white"/>
-        </w:rPr>
-        <w:t xml:space="preserve"> </w:t>
-      </w:r>
-      <w:r>
-        <w:rPr>
-          <w:rFonts w:ascii="Courier New" w:hAnsi="Courier New" w:eastAsia="Courier New" w:cs="Courier New"/>
-          <w:color w:val="808030"/>
-          <w:sz w:val="24"/>
-          <w:szCs w:val="24"/>
-          <w:highlight w:val="white"/>
-        </w:rPr>
-        <w:t xml:space="preserve">=</w:t>
-      </w:r>
-      <w:r>
-        <w:rPr>
-          <w:rFonts w:ascii="Courier New" w:hAnsi="Courier New" w:eastAsia="Courier New" w:cs="Courier New"/>
-          <w:color w:val="000000"/>
-          <w:sz w:val="24"/>
-          <w:szCs w:val="24"/>
-          <w:highlight w:val="white"/>
-        </w:rPr>
-        <w:t xml:space="preserve"> </w:t>
-      </w:r>
-      <w:r>
-        <w:rPr>
-          <w:rFonts w:ascii="Courier New" w:hAnsi="Courier New" w:eastAsia="Courier New" w:cs="Courier New"/>
-          <w:color w:val="808030"/>
-          <w:sz w:val="24"/>
-          <w:szCs w:val="24"/>
-          <w:highlight w:val="white"/>
-        </w:rPr>
-        <w:t xml:space="preserve">(</w:t>
-      </w:r>
-      <w:r>
-        <w:rPr>
-          <w:rFonts w:ascii="Courier New" w:hAnsi="Courier New" w:eastAsia="Courier New" w:cs="Courier New"/>
-          <w:color w:val="000000"/>
-          <w:sz w:val="24"/>
-          <w:szCs w:val="24"/>
-          <w:highlight w:val="white"/>
-        </w:rPr>
-        <w:t xml:space="preserve">A</w:t>
-      </w:r>
-      <w:r>
-        <w:rPr>
-          <w:rFonts w:ascii="Courier New" w:hAnsi="Courier New" w:eastAsia="Courier New" w:cs="Courier New"/>
-          <w:color w:val="808030"/>
-          <w:sz w:val="24"/>
-          <w:szCs w:val="24"/>
-          <w:highlight w:val="white"/>
-        </w:rPr>
-        <w:t xml:space="preserve">[</w:t>
-      </w:r>
-      <w:r>
-        <w:rPr>
-          <w:rFonts w:ascii="Courier New" w:hAnsi="Courier New" w:eastAsia="Courier New" w:cs="Courier New"/>
-          <w:color w:val="000000"/>
-          <w:sz w:val="24"/>
-          <w:szCs w:val="24"/>
-          <w:highlight w:val="white"/>
-        </w:rPr>
-        <w:t xml:space="preserve">k</w:t>
-      </w:r>
-      <w:r>
-        <w:rPr>
-          <w:rFonts w:ascii="Courier New" w:hAnsi="Courier New" w:eastAsia="Courier New" w:cs="Courier New"/>
-          <w:color w:val="808030"/>
-          <w:sz w:val="24"/>
-          <w:szCs w:val="24"/>
-          <w:highlight w:val="white"/>
-        </w:rPr>
-        <w:t xml:space="preserve">][</w:t>
-      </w:r>
-      <w:r>
-        <w:rPr>
-          <w:rFonts w:ascii="Courier New" w:hAnsi="Courier New" w:eastAsia="Courier New" w:cs="Courier New"/>
-          <w:color w:val="000000"/>
-          <w:sz w:val="24"/>
-          <w:szCs w:val="24"/>
-          <w:highlight w:val="white"/>
-        </w:rPr>
-        <w:t xml:space="preserve">n</w:t>
-      </w:r>
-      <w:r>
-        <w:rPr>
-          <w:rFonts w:ascii="Courier New" w:hAnsi="Courier New" w:eastAsia="Courier New" w:cs="Courier New"/>
-          <w:color w:val="808030"/>
-          <w:sz w:val="24"/>
-          <w:szCs w:val="24"/>
-          <w:highlight w:val="white"/>
-        </w:rPr>
-        <w:t xml:space="preserve">]</w:t>
-      </w:r>
-      <w:r>
-        <w:rPr>
-          <w:rFonts w:ascii="Courier New" w:hAnsi="Courier New" w:eastAsia="Courier New" w:cs="Courier New"/>
-          <w:color w:val="000000"/>
-          <w:sz w:val="24"/>
-          <w:szCs w:val="24"/>
-          <w:highlight w:val="white"/>
-        </w:rPr>
-        <w:t xml:space="preserve"> </w:t>
-      </w:r>
-      <w:r>
-        <w:rPr>
-          <w:rFonts w:ascii="Courier New" w:hAnsi="Courier New" w:eastAsia="Courier New" w:cs="Courier New"/>
-          <w:color w:val="44aadd"/>
-          <w:sz w:val="24"/>
-          <w:szCs w:val="24"/>
-          <w:highlight w:val="white"/>
-        </w:rPr>
-        <w:t xml:space="preserve">-</w:t>
-      </w:r>
-      <w:r>
-        <w:rPr>
-          <w:rFonts w:ascii="Courier New" w:hAnsi="Courier New" w:eastAsia="Courier New" w:cs="Courier New"/>
-          <w:color w:val="000000"/>
-          <w:sz w:val="24"/>
-          <w:szCs w:val="24"/>
-          <w:highlight w:val="white"/>
-        </w:rPr>
-        <w:t xml:space="preserve"> </w:t>
-      </w:r>
-      <w:r>
-        <w:rPr>
-          <w:rFonts w:ascii="Courier New" w:hAnsi="Courier New" w:eastAsia="Courier New" w:cs="Courier New"/>
-          <w:color w:val="400000"/>
-          <w:sz w:val="24"/>
-          <w:szCs w:val="24"/>
-          <w:highlight w:val="white"/>
-        </w:rPr>
-        <w:t xml:space="preserve">sum</w:t>
-      </w:r>
-      <w:r>
-        <w:rPr>
-          <w:rFonts w:ascii="Courier New" w:hAnsi="Courier New" w:eastAsia="Courier New" w:cs="Courier New"/>
-          <w:color w:val="808030"/>
-          <w:sz w:val="24"/>
-          <w:szCs w:val="24"/>
-          <w:highlight w:val="white"/>
-        </w:rPr>
-        <w:t xml:space="preserve">)</w:t>
-      </w:r>
-      <w:r>
-        <w:rPr>
-          <w:rFonts w:ascii="Courier New" w:hAnsi="Courier New" w:eastAsia="Courier New" w:cs="Courier New"/>
-          <w:color w:val="000000"/>
-          <w:sz w:val="24"/>
-          <w:szCs w:val="24"/>
-          <w:highlight w:val="white"/>
-        </w:rPr>
-        <w:t xml:space="preserve"> </w:t>
-      </w:r>
-      <w:r>
-        <w:rPr>
-          <w:rFonts w:ascii="Courier New" w:hAnsi="Courier New" w:eastAsia="Courier New" w:cs="Courier New"/>
-          <w:color w:val="44aadd"/>
-          <w:sz w:val="24"/>
-          <w:szCs w:val="24"/>
-          <w:highlight w:val="white"/>
-        </w:rPr>
-        <w:t xml:space="preserve">/</w:t>
-      </w:r>
-      <w:r>
-        <w:rPr>
-          <w:rFonts w:ascii="Courier New" w:hAnsi="Courier New" w:eastAsia="Courier New" w:cs="Courier New"/>
-          <w:color w:val="000000"/>
-          <w:sz w:val="24"/>
-          <w:szCs w:val="24"/>
-          <w:highlight w:val="white"/>
-        </w:rPr>
-        <w:t xml:space="preserve"> A</w:t>
-      </w:r>
-      <w:r>
-        <w:rPr>
-          <w:rFonts w:ascii="Courier New" w:hAnsi="Courier New" w:eastAsia="Courier New" w:cs="Courier New"/>
-          <w:color w:val="808030"/>
-          <w:sz w:val="24"/>
-          <w:szCs w:val="24"/>
-          <w:highlight w:val="white"/>
-        </w:rPr>
-        <w:t xml:space="preserve">[</w:t>
-      </w:r>
-      <w:r>
-        <w:rPr>
-          <w:rFonts w:ascii="Courier New" w:hAnsi="Courier New" w:eastAsia="Courier New" w:cs="Courier New"/>
-          <w:color w:val="000000"/>
-          <w:sz w:val="24"/>
-          <w:szCs w:val="24"/>
-          <w:highlight w:val="white"/>
-        </w:rPr>
-        <w:t xml:space="preserve">k</w:t>
-      </w:r>
-      <w:r>
-        <w:rPr>
-          <w:rFonts w:ascii="Courier New" w:hAnsi="Courier New" w:eastAsia="Courier New" w:cs="Courier New"/>
-          <w:color w:val="808030"/>
-          <w:sz w:val="24"/>
-          <w:szCs w:val="24"/>
-          <w:highlight w:val="white"/>
-        </w:rPr>
-        <w:t xml:space="preserve">][</w:t>
-      </w:r>
-      <w:r>
-        <w:rPr>
-          <w:rFonts w:ascii="Courier New" w:hAnsi="Courier New" w:eastAsia="Courier New" w:cs="Courier New"/>
-          <w:color w:val="000000"/>
-          <w:sz w:val="24"/>
-          <w:szCs w:val="24"/>
-          <w:highlight w:val="white"/>
-        </w:rPr>
-        <w:t xml:space="preserve">k</w:t>
-      </w:r>
-      <w:r>
-        <w:rPr>
-          <w:rFonts w:ascii="Courier New" w:hAnsi="Courier New" w:eastAsia="Courier New" w:cs="Courier New"/>
-          <w:color w:val="808030"/>
-          <w:sz w:val="24"/>
-          <w:szCs w:val="24"/>
-          <w:highlight w:val="white"/>
-        </w:rPr>
-        <w:t xml:space="preserve">]</w:t>
-      </w:r>
-      <w:r>
-        <w:rPr>
-          <w:b w:val="0"/>
-          <w:bCs w:val="0"/>
-          <w:sz w:val="24"/>
-          <w:szCs w:val="24"/>
-          <w:highlight w:val="none"/>
-          <w:lang w:val="ru-RU"/>
-        </w:rPr>
-      </w:r>
-    </w:p>
-    <w:p>
-      <w:pPr>
-        <w:pBdr>
-          <w:top w:val="none" w:color="000000" w:sz="0" w:space="0"/>
-          <w:bottom w:val="none" w:color="000000" w:sz="0" w:space="0"/>
-          <w:right w:val="none" w:color="000000" w:sz="0" w:space="0"/>
-          <w:between w:val="none" w:color="000000" w:sz="0" w:space="0"/>
-        </w:pBdr>
-        <w:tabs>
-          <w:tab w:val="left" w:leader="none" w:pos="1194"/>
-          <w:tab w:val="left" w:leader="none" w:pos="1195"/>
-        </w:tabs>
-        <w:spacing w:line="276" w:lineRule="auto"/>
-        <w:ind w:right="0" w:firstLine="709" w:left="0"/>
-        <w:jc w:val="left"/>
-        <w:rPr>
-          <w:rFonts w:ascii="Courier New" w:hAnsi="Courier New" w:eastAsia="Courier New" w:cs="Courier New"/>
-          <w:color w:val="808030"/>
-          <w:sz w:val="24"/>
-          <w:szCs w:val="24"/>
-          <w:highlight w:val="white"/>
-        </w:rPr>
-      </w:pPr>
-      <w:r>
-        <w:rPr>
-          <w:rFonts w:ascii="Courier New" w:hAnsi="Courier New" w:eastAsia="Courier New" w:cs="Courier New"/>
-          <w:color w:val="808030"/>
-          <w:sz w:val="24"/>
-          <w:szCs w:val="24"/>
-          <w:highlight w:val="white"/>
-        </w:rPr>
-      </w:r>
-      <w:r>
-        <w:rPr>
-          <w:rFonts w:ascii="Courier New" w:hAnsi="Courier New" w:eastAsia="Courier New" w:cs="Courier New"/>
-          <w:color w:val="000000"/>
-          <w:sz w:val="24"/>
-          <w:szCs w:val="24"/>
-          <w:highlight w:val="white"/>
-        </w:rPr>
-        <w:t xml:space="preserve">    x_correct </w:t>
-      </w:r>
-      <w:r>
-        <w:rPr>
-          <w:rFonts w:ascii="Courier New" w:hAnsi="Courier New" w:eastAsia="Courier New" w:cs="Courier New"/>
-          <w:color w:val="808030"/>
-          <w:sz w:val="24"/>
-          <w:szCs w:val="24"/>
-          <w:highlight w:val="white"/>
-        </w:rPr>
-        <w:t xml:space="preserve">=</w:t>
-      </w:r>
-      <w:r>
-        <w:rPr>
-          <w:rFonts w:ascii="Courier New" w:hAnsi="Courier New" w:eastAsia="Courier New" w:cs="Courier New"/>
-          <w:color w:val="000000"/>
-          <w:sz w:val="24"/>
-          <w:szCs w:val="24"/>
-          <w:highlight w:val="white"/>
-        </w:rPr>
-        <w:t xml:space="preserve"> np</w:t>
-      </w:r>
-      <w:r>
-        <w:rPr>
-          <w:rFonts w:ascii="Courier New" w:hAnsi="Courier New" w:eastAsia="Courier New" w:cs="Courier New"/>
-          <w:color w:val="808030"/>
-          <w:sz w:val="24"/>
-          <w:szCs w:val="24"/>
-          <w:highlight w:val="white"/>
-        </w:rPr>
-        <w:t xml:space="preserve">.</w:t>
-      </w:r>
-      <w:r>
-        <w:rPr>
-          <w:rFonts w:ascii="Courier New" w:hAnsi="Courier New" w:eastAsia="Courier New" w:cs="Courier New"/>
-          <w:color w:val="000000"/>
-          <w:sz w:val="24"/>
-          <w:szCs w:val="24"/>
-          <w:highlight w:val="white"/>
-        </w:rPr>
-        <w:t xml:space="preserve">zeros</w:t>
-      </w:r>
-      <w:r>
-        <w:rPr>
-          <w:rFonts w:ascii="Courier New" w:hAnsi="Courier New" w:eastAsia="Courier New" w:cs="Courier New"/>
-          <w:color w:val="808030"/>
-          <w:sz w:val="24"/>
-          <w:szCs w:val="24"/>
-          <w:highlight w:val="white"/>
-        </w:rPr>
-        <w:t xml:space="preserve">(</w:t>
-      </w:r>
-      <w:r>
-        <w:rPr>
-          <w:rFonts w:ascii="Courier New" w:hAnsi="Courier New" w:eastAsia="Courier New" w:cs="Courier New"/>
-          <w:color w:val="000000"/>
-          <w:sz w:val="24"/>
-          <w:szCs w:val="24"/>
-          <w:highlight w:val="white"/>
-        </w:rPr>
-        <w:t xml:space="preserve">n</w:t>
-      </w:r>
-      <w:r>
-        <w:rPr>
-          <w:rFonts w:ascii="Courier New" w:hAnsi="Courier New" w:eastAsia="Courier New" w:cs="Courier New"/>
-          <w:color w:val="808030"/>
-          <w:sz w:val="24"/>
-          <w:szCs w:val="24"/>
-          <w:highlight w:val="white"/>
-        </w:rPr>
-        <w:t xml:space="preserve">)</w:t>
-      </w:r>
-      <w:r>
-        <w:rPr>
-          <w:b w:val="0"/>
-          <w:bCs w:val="0"/>
-          <w:sz w:val="24"/>
-          <w:szCs w:val="24"/>
-          <w:highlight w:val="none"/>
-          <w:lang w:val="ru-RU"/>
-        </w:rPr>
-      </w:r>
-    </w:p>
-    <w:p>
-      <w:pPr>
-        <w:pBdr>
-          <w:top w:val="none" w:color="000000" w:sz="0" w:space="0"/>
-          <w:bottom w:val="none" w:color="000000" w:sz="0" w:space="0"/>
-          <w:right w:val="none" w:color="000000" w:sz="0" w:space="0"/>
-          <w:between w:val="none" w:color="000000" w:sz="0" w:space="0"/>
-        </w:pBdr>
-        <w:tabs>
-          <w:tab w:val="left" w:leader="none" w:pos="1194"/>
-          <w:tab w:val="left" w:leader="none" w:pos="1195"/>
-        </w:tabs>
-        <w:spacing w:line="276" w:lineRule="auto"/>
-        <w:ind w:right="0" w:firstLine="709" w:left="0"/>
-        <w:jc w:val="left"/>
-        <w:rPr>
-          <w:rFonts w:ascii="Courier New" w:hAnsi="Courier New" w:eastAsia="Courier New" w:cs="Courier New"/>
-          <w:color w:val="000000"/>
-          <w:sz w:val="24"/>
-          <w:szCs w:val="24"/>
-          <w:highlight w:val="white"/>
-        </w:rPr>
-      </w:pPr>
-      <w:r>
-        <w:rPr>
-          <w:rFonts w:ascii="Courier New" w:hAnsi="Courier New" w:eastAsia="Courier New" w:cs="Courier New"/>
-          <w:color w:val="808030"/>
-          <w:sz w:val="24"/>
-          <w:szCs w:val="24"/>
-          <w:highlight w:val="white"/>
-        </w:rPr>
-      </w:r>
-      <w:r>
-        <w:rPr>
-          <w:rFonts w:ascii="Courier New" w:hAnsi="Courier New" w:eastAsia="Courier New" w:cs="Courier New"/>
-          <w:color w:val="000000"/>
-          <w:sz w:val="24"/>
-          <w:szCs w:val="24"/>
-          <w:highlight w:val="white"/>
-        </w:rPr>
-        <w:t xml:space="preserve">    </w:t>
-      </w:r>
-      <w:r>
-        <w:rPr>
-          <w:rFonts w:ascii="Courier New" w:hAnsi="Courier New" w:eastAsia="Courier New" w:cs="Courier New"/>
-          <w:b/>
-          <w:color w:val="800000"/>
-          <w:sz w:val="24"/>
-          <w:szCs w:val="24"/>
-          <w:highlight w:val="white"/>
+          <w:rFonts w:ascii="Consolas" w:hAnsi="Consolas" w:eastAsia="Consolas" w:cs="Consolas"/>
+          <w:color w:val="0000ff"/>
+          <w:sz w:val="21"/>
         </w:rPr>
         <w:t xml:space="preserve">for</w:t>
       </w:r>
       <w:r>
         <w:rPr>
-          <w:rFonts w:ascii="Courier New" w:hAnsi="Courier New" w:eastAsia="Courier New" w:cs="Courier New"/>
+          <w:rFonts w:ascii="Consolas" w:hAnsi="Consolas" w:eastAsia="Consolas" w:cs="Consolas"/>
           <w:color w:val="000000"/>
-          <w:sz w:val="24"/>
-          <w:szCs w:val="24"/>
-          <w:highlight w:val="white"/>
+          <w:sz w:val="21"/>
         </w:rPr>
         <w:t xml:space="preserve"> i </w:t>
       </w:r>
       <w:r>
         <w:rPr>
-          <w:rFonts w:ascii="Courier New" w:hAnsi="Courier New" w:eastAsia="Courier New" w:cs="Courier New"/>
-          <w:b/>
-          <w:color w:val="800000"/>
-          <w:sz w:val="24"/>
-          <w:szCs w:val="24"/>
-          <w:highlight w:val="white"/>
+          <w:rFonts w:ascii="Consolas" w:hAnsi="Consolas" w:eastAsia="Consolas" w:cs="Consolas"/>
+          <w:color w:val="0000ff"/>
+          <w:sz w:val="21"/>
         </w:rPr>
         <w:t xml:space="preserve">in</w:t>
       </w:r>
       <w:r>
         <w:rPr>
-          <w:rFonts w:ascii="Courier New" w:hAnsi="Courier New" w:eastAsia="Courier New" w:cs="Courier New"/>
+          <w:rFonts w:ascii="Consolas" w:hAnsi="Consolas" w:eastAsia="Consolas" w:cs="Consolas"/>
           <w:color w:val="000000"/>
-          <w:sz w:val="24"/>
-          <w:szCs w:val="24"/>
-          <w:highlight w:val="white"/>
+          <w:sz w:val="21"/>
         </w:rPr>
-        <w:t xml:space="preserve"> </w:t>
+        <w:t xml:space="preserve"> range(n):</w:t>
+      </w:r>
+      <w:r/>
+    </w:p>
+    <w:p>
+      <w:pPr>
+        <w:pBdr>
+          <w:top w:val="none" w:color="000000" w:sz="4" w:space="0"/>
+          <w:left w:val="none" w:color="000000" w:sz="4" w:space="0"/>
+          <w:bottom w:val="none" w:color="000000" w:sz="4" w:space="0"/>
+          <w:right w:val="none" w:color="000000" w:sz="4" w:space="0"/>
+        </w:pBdr>
+        <w:shd w:val="clear" w:color="ffffff" w:fill="ffffff"/>
+        <w:spacing w:line="285" w:lineRule="atLeast"/>
+        <w:ind w:right="0" w:firstLine="709" w:left="0"/>
+        <w:rPr/>
+      </w:pPr>
+      <w:r>
+        <w:rPr>
+          <w:rFonts w:ascii="Consolas" w:hAnsi="Consolas" w:eastAsia="Consolas" w:cs="Consolas"/>
+          <w:color w:val="000000"/>
+          <w:sz w:val="21"/>
+        </w:rPr>
+        <w:t xml:space="preserve">        x_correct[p[i]] = x[i]</w:t>
+      </w:r>
+      <w:r/>
+    </w:p>
+    <w:p>
+      <w:pPr>
+        <w:pBdr>
+          <w:top w:val="none" w:color="000000" w:sz="4" w:space="0"/>
+          <w:left w:val="none" w:color="000000" w:sz="4" w:space="0"/>
+          <w:bottom w:val="none" w:color="000000" w:sz="4" w:space="0"/>
+          <w:right w:val="none" w:color="000000" w:sz="4" w:space="0"/>
+        </w:pBdr>
+        <w:shd w:val="clear" w:color="ffffff" w:fill="ffffff"/>
+        <w:spacing w:line="285" w:lineRule="atLeast"/>
+        <w:ind w:right="0" w:firstLine="709" w:left="0"/>
+        <w:rPr/>
+      </w:pPr>
+      <w:r>
+        <w:rPr>
+          <w:rFonts w:ascii="Consolas" w:hAnsi="Consolas" w:eastAsia="Consolas" w:cs="Consolas"/>
+          <w:color w:val="000000"/>
+          <w:sz w:val="21"/>
+        </w:rPr>
+        <w:t xml:space="preserve">    </w:t>
       </w:r>
       <w:r>
         <w:rPr>
-          <w:rFonts w:ascii="Courier New" w:hAnsi="Courier New" w:eastAsia="Courier New" w:cs="Courier New"/>
-          <w:color w:val="400000"/>
-          <w:sz w:val="24"/>
-          <w:szCs w:val="24"/>
-          <w:highlight w:val="white"/>
+          <w:rFonts w:ascii="Consolas" w:hAnsi="Consolas" w:eastAsia="Consolas" w:cs="Consolas"/>
+          <w:color w:val="0000ff"/>
+          <w:sz w:val="21"/>
         </w:rPr>
-        <w:t xml:space="preserve">range</w:t>
+        <w:t xml:space="preserve">return</w:t>
       </w:r>
       <w:r>
         <w:rPr>
-          <w:rFonts w:ascii="Courier New" w:hAnsi="Courier New" w:eastAsia="Courier New" w:cs="Courier New"/>
-          <w:color w:val="808030"/>
-          <w:sz w:val="24"/>
-          <w:szCs w:val="24"/>
-          <w:highlight w:val="white"/>
+          <w:rFonts w:ascii="Consolas" w:hAnsi="Consolas" w:eastAsia="Consolas" w:cs="Consolas"/>
+          <w:color w:val="000000"/>
+          <w:sz w:val="21"/>
         </w:rPr>
-        <w:t xml:space="preserve">(</w:t>
+        <w:t xml:space="preserve"> x_correct</w:t>
       </w:r>
-      <w:r>
-        <w:rPr>
-          <w:rFonts w:ascii="Courier New" w:hAnsi="Courier New" w:eastAsia="Courier New" w:cs="Courier New"/>
-          <w:color w:val="000000"/>
-          <w:sz w:val="24"/>
-          <w:szCs w:val="24"/>
-          <w:highlight w:val="white"/>
-        </w:rPr>
-        <w:t xml:space="preserve">n</w:t>
-      </w:r>
-      <w:r>
-        <w:rPr>
-          <w:rFonts w:ascii="Courier New" w:hAnsi="Courier New" w:eastAsia="Courier New" w:cs="Courier New"/>
-          <w:color w:val="808030"/>
-          <w:sz w:val="24"/>
-          <w:szCs w:val="24"/>
-          <w:highlight w:val="white"/>
-        </w:rPr>
-        <w:t xml:space="preserve">):</w:t>
-      </w:r>
-      <w:r>
-        <w:rPr>
-          <w:rFonts w:ascii="Courier New" w:hAnsi="Courier New" w:eastAsia="Courier New" w:cs="Courier New"/>
-          <w:color w:val="000000"/>
-          <w:sz w:val="24"/>
-          <w:szCs w:val="24"/>
-          <w:highlight w:val="white"/>
-        </w:rPr>
-        <w:t xml:space="preserve">        </w:t>
-      </w:r>
-      <w:r>
-        <w:rPr>
-          <w:b w:val="0"/>
-          <w:bCs w:val="0"/>
-          <w:sz w:val="24"/>
-          <w:szCs w:val="24"/>
-          <w:highlight w:val="none"/>
-          <w:lang w:val="ru-RU"/>
-        </w:rPr>
-      </w:r>
-    </w:p>
-    <w:p>
-      <w:pPr>
-        <w:pBdr>
-          <w:top w:val="none" w:color="000000" w:sz="0" w:space="0"/>
-          <w:bottom w:val="none" w:color="000000" w:sz="0" w:space="0"/>
-          <w:right w:val="none" w:color="000000" w:sz="0" w:space="0"/>
-          <w:between w:val="none" w:color="000000" w:sz="0" w:space="0"/>
-        </w:pBdr>
-        <w:tabs>
-          <w:tab w:val="left" w:leader="none" w:pos="1194"/>
-          <w:tab w:val="left" w:leader="none" w:pos="1195"/>
-        </w:tabs>
-        <w:spacing w:line="276" w:lineRule="auto"/>
-        <w:ind w:right="0" w:firstLine="709" w:left="0"/>
-        <w:jc w:val="left"/>
-        <w:rPr>
-          <w:rFonts w:ascii="Courier New" w:hAnsi="Courier New" w:eastAsia="Courier New" w:cs="Courier New"/>
-          <w:color w:val="000000"/>
-          <w:sz w:val="24"/>
-          <w:szCs w:val="24"/>
-          <w:highlight w:val="white"/>
-        </w:rPr>
-      </w:pPr>
-      <w:r>
-        <w:rPr>
-          <w:rFonts w:ascii="Courier New" w:hAnsi="Courier New" w:eastAsia="Courier New" w:cs="Courier New"/>
-          <w:color w:val="000000"/>
-          <w:sz w:val="24"/>
-          <w:szCs w:val="24"/>
-          <w:highlight w:val="white"/>
-        </w:rPr>
-        <w:t xml:space="preserve">x_correct</w:t>
-      </w:r>
-      <w:r>
-        <w:rPr>
-          <w:rFonts w:ascii="Courier New" w:hAnsi="Courier New" w:eastAsia="Courier New" w:cs="Courier New"/>
-          <w:color w:val="808030"/>
-          <w:sz w:val="24"/>
-          <w:szCs w:val="24"/>
-          <w:highlight w:val="white"/>
-        </w:rPr>
-        <w:t xml:space="preserve">[</w:t>
-      </w:r>
-      <w:r>
-        <w:rPr>
-          <w:rFonts w:ascii="Courier New" w:hAnsi="Courier New" w:eastAsia="Courier New" w:cs="Courier New"/>
-          <w:color w:val="000000"/>
-          <w:sz w:val="24"/>
-          <w:szCs w:val="24"/>
-          <w:highlight w:val="white"/>
-        </w:rPr>
-        <w:t xml:space="preserve">p</w:t>
-      </w:r>
-      <w:r>
-        <w:rPr>
-          <w:rFonts w:ascii="Courier New" w:hAnsi="Courier New" w:eastAsia="Courier New" w:cs="Courier New"/>
-          <w:color w:val="808030"/>
-          <w:sz w:val="24"/>
-          <w:szCs w:val="24"/>
-          <w:highlight w:val="white"/>
-        </w:rPr>
-        <w:t xml:space="preserve">[</w:t>
-      </w:r>
-      <w:r>
-        <w:rPr>
-          <w:rFonts w:ascii="Courier New" w:hAnsi="Courier New" w:eastAsia="Courier New" w:cs="Courier New"/>
-          <w:color w:val="000000"/>
-          <w:sz w:val="24"/>
-          <w:szCs w:val="24"/>
-          <w:highlight w:val="white"/>
-        </w:rPr>
-        <w:t xml:space="preserve">i</w:t>
-      </w:r>
-      <w:r>
-        <w:rPr>
-          <w:rFonts w:ascii="Courier New" w:hAnsi="Courier New" w:eastAsia="Courier New" w:cs="Courier New"/>
-          <w:color w:val="808030"/>
-          <w:sz w:val="24"/>
-          <w:szCs w:val="24"/>
-          <w:highlight w:val="white"/>
-        </w:rPr>
-        <w:t xml:space="preserve">]]</w:t>
-      </w:r>
-      <w:r>
-        <w:rPr>
-          <w:rFonts w:ascii="Courier New" w:hAnsi="Courier New" w:eastAsia="Courier New" w:cs="Courier New"/>
-          <w:color w:val="000000"/>
-          <w:sz w:val="24"/>
-          <w:szCs w:val="24"/>
-          <w:highlight w:val="white"/>
-        </w:rPr>
-        <w:t xml:space="preserve"> </w:t>
-      </w:r>
-      <w:r>
-        <w:rPr>
-          <w:rFonts w:ascii="Courier New" w:hAnsi="Courier New" w:eastAsia="Courier New" w:cs="Courier New"/>
-          <w:color w:val="808030"/>
-          <w:sz w:val="24"/>
-          <w:szCs w:val="24"/>
-          <w:highlight w:val="white"/>
-        </w:rPr>
-        <w:t xml:space="preserve">=</w:t>
-      </w:r>
-      <w:r>
-        <w:rPr>
-          <w:rFonts w:ascii="Courier New" w:hAnsi="Courier New" w:eastAsia="Courier New" w:cs="Courier New"/>
-          <w:color w:val="000000"/>
-          <w:sz w:val="24"/>
-          <w:szCs w:val="24"/>
-          <w:highlight w:val="white"/>
-        </w:rPr>
-        <w:t xml:space="preserve"> x</w:t>
-      </w:r>
-      <w:r>
-        <w:rPr>
-          <w:rFonts w:ascii="Courier New" w:hAnsi="Courier New" w:eastAsia="Courier New" w:cs="Courier New"/>
-          <w:color w:val="808030"/>
-          <w:sz w:val="24"/>
-          <w:szCs w:val="24"/>
-          <w:highlight w:val="white"/>
-        </w:rPr>
-        <w:t xml:space="preserve">[</w:t>
-      </w:r>
-      <w:r>
-        <w:rPr>
-          <w:rFonts w:ascii="Courier New" w:hAnsi="Courier New" w:eastAsia="Courier New" w:cs="Courier New"/>
-          <w:color w:val="000000"/>
-          <w:sz w:val="24"/>
-          <w:szCs w:val="24"/>
-          <w:highlight w:val="white"/>
-        </w:rPr>
-        <w:t xml:space="preserve">i</w:t>
-      </w:r>
-      <w:r>
-        <w:rPr>
-          <w:rFonts w:ascii="Courier New" w:hAnsi="Courier New" w:eastAsia="Courier New" w:cs="Courier New"/>
-          <w:color w:val="808030"/>
-          <w:sz w:val="24"/>
-          <w:szCs w:val="24"/>
-          <w:highlight w:val="white"/>
-        </w:rPr>
-        <w:t xml:space="preserve">]</w:t>
-      </w:r>
-      <w:r>
-        <w:rPr>
-          <w:rFonts w:ascii="Courier New" w:hAnsi="Courier New" w:eastAsia="Courier New" w:cs="Courier New"/>
-          <w:color w:val="000000"/>
-          <w:sz w:val="24"/>
-          <w:szCs w:val="24"/>
-          <w:highlight w:val="white"/>
-        </w:rPr>
-        <w:t xml:space="preserve">    </w:t>
-      </w:r>
-      <w:r>
-        <w:rPr>
-          <w:b w:val="0"/>
-          <w:bCs w:val="0"/>
-          <w:sz w:val="24"/>
-          <w:szCs w:val="24"/>
-          <w:highlight w:val="none"/>
-          <w:lang w:val="ru-RU"/>
-        </w:rPr>
-      </w:r>
+      <w:r/>
     </w:p>
     <w:p>
       <w:pPr>
@@ -6698,35 +3651,6 @@
       </w:r>
       <w:r>
         <w:rPr>
-          <w:rFonts w:ascii="Courier New" w:hAnsi="Courier New" w:eastAsia="Courier New" w:cs="Courier New"/>
-          <w:b/>
-          <w:color w:val="800000"/>
-          <w:sz w:val="24"/>
-          <w:szCs w:val="24"/>
-          <w:highlight w:val="white"/>
-        </w:rPr>
-        <w:t xml:space="preserve">return</w:t>
-      </w:r>
-      <w:r>
-        <w:rPr>
-          <w:rFonts w:ascii="Courier New" w:hAnsi="Courier New" w:eastAsia="Courier New" w:cs="Courier New"/>
-          <w:color w:val="000000"/>
-          <w:sz w:val="24"/>
-          <w:szCs w:val="24"/>
-          <w:highlight w:val="white"/>
-        </w:rPr>
-        <w:t xml:space="preserve"> x_correct</w:t>
-      </w:r>
-      <w:r>
-        <w:rPr>
-          <w:sz w:val="24"/>
-          <w:szCs w:val="24"/>
-        </w:rPr>
-      </w:r>
-      <w:r>
-        <w:rPr>
-          <w:b w:val="0"/>
-          <w:bCs w:val="0"/>
           <w:sz w:val="24"/>
           <w:szCs w:val="24"/>
           <w:highlight w:val="none"/>
@@ -6828,6 +3752,16 @@
           <w:highlight w:val="none"/>
         </w:rPr>
       </w:r>
+      <w:r>
+        <w:rPr>
+          <w:b/>
+          <w:bCs/>
+          <w:sz w:val="28"/>
+          <w:szCs w:val="28"/>
+          <w:highlight w:val="none"/>
+          <w:lang w:val="ru-RU"/>
+        </w:rPr>
+      </w:r>
     </w:p>
     <w:p>
       <w:pPr>
@@ -6871,7 +3805,6 @@
           <w:sz w:val="28"/>
           <w:szCs w:val="28"/>
           <w:highlight w:val="none"/>
-          <w:lang w:val="ru-RU"/>
         </w:rPr>
       </w:r>
       <w:r>
@@ -6881,6 +3814,7 @@
           <w:sz w:val="28"/>
           <w:szCs w:val="28"/>
           <w:highlight w:val="none"/>
+          <w:lang w:val="ru-RU"/>
         </w:rPr>
       </w:r>
     </w:p>
@@ -6917,89 +3851,6 @@
           <w:lang w:val="ru-RU"/>
         </w:rPr>
         <w:t xml:space="preserve">[4.99961 -3.99950 1.99891 2.99954 -6.00005]</w:t>
-      </w:r>
-      <w:r>
-        <w:rPr>
-          <w:b w:val="0"/>
-          <w:bCs w:val="0"/>
-          <w:sz w:val="28"/>
-          <w:szCs w:val="28"/>
-          <w:highlight w:val="none"/>
-        </w:rPr>
-      </w:r>
-      <w:r/>
-    </w:p>
-    <w:p>
-      <w:pPr>
-        <w:pBdr>
-          <w:top w:val="none" w:color="000000" w:sz="0" w:space="0"/>
-          <w:bottom w:val="none" w:color="000000" w:sz="0" w:space="0"/>
-          <w:right w:val="none" w:color="000000" w:sz="0" w:space="0"/>
-          <w:between w:val="none" w:color="000000" w:sz="0" w:space="0"/>
-        </w:pBdr>
-        <w:tabs>
-          <w:tab w:val="left" w:leader="none" w:pos="1194"/>
-          <w:tab w:val="left" w:leader="none" w:pos="1195"/>
-        </w:tabs>
-        <w:spacing w:line="276" w:lineRule="auto"/>
-        <w:ind w:right="0" w:firstLine="709" w:left="0"/>
-        <w:jc w:val="left"/>
-        <w:rPr/>
-      </w:pPr>
-      <w:r>
-        <w:rPr>
-          <w:b w:val="0"/>
-          <w:bCs w:val="0"/>
-          <w:sz w:val="28"/>
-          <w:szCs w:val="28"/>
-          <w:highlight w:val="none"/>
-        </w:rPr>
-        <w:t xml:space="preserve">r:</w:t>
-      </w:r>
-      <w:r/>
-    </w:p>
-    <w:p>
-      <w:pPr>
-        <w:pBdr>
-          <w:top w:val="none" w:color="000000" w:sz="0" w:space="0"/>
-          <w:bottom w:val="none" w:color="000000" w:sz="0" w:space="0"/>
-          <w:right w:val="none" w:color="000000" w:sz="0" w:space="0"/>
-          <w:between w:val="none" w:color="000000" w:sz="0" w:space="0"/>
-        </w:pBdr>
-        <w:tabs>
-          <w:tab w:val="left" w:leader="none" w:pos="1194"/>
-          <w:tab w:val="left" w:leader="none" w:pos="1195"/>
-        </w:tabs>
-        <w:spacing w:line="276" w:lineRule="auto"/>
-        <w:ind w:right="0" w:firstLine="709" w:left="0"/>
-        <w:jc w:val="left"/>
-        <w:rPr>
-          <w:b w:val="0"/>
-          <w:bCs w:val="0"/>
-          <w:sz w:val="28"/>
-          <w:szCs w:val="28"/>
-          <w:highlight w:val="none"/>
-        </w:rPr>
-      </w:pPr>
-      <w:r>
-        <w:rPr>
-          <w:b w:val="0"/>
-          <w:bCs w:val="0"/>
-          <w:sz w:val="28"/>
-          <w:szCs w:val="28"/>
-          <w:highlight w:val="none"/>
-        </w:rPr>
-        <w:t xml:space="preserve">[4.44089e-16 -2.22045e-16 -2.22045e-16 0.00000e+00 0.00000e+00]</w:t>
-      </w:r>
-      <w:r/>
-      <w:r>
-        <w:rPr>
-          <w:b w:val="0"/>
-          <w:bCs w:val="0"/>
-          <w:sz w:val="28"/>
-          <w:szCs w:val="28"/>
-          <w:highlight w:val="none"/>
-        </w:rPr>
       </w:r>
       <w:r>
         <w:rPr>
@@ -7045,7 +3896,7 @@
           <w:szCs w:val="28"/>
           <w:highlight w:val="none"/>
         </w:rPr>
-        <w:t xml:space="preserve">Deteminant:</w:t>
+        <w:t xml:space="preserve">r:</w:t>
       </w:r>
       <w:r/>
     </w:p>
@@ -7080,9 +3931,8 @@
           <w:szCs w:val="28"/>
           <w:highlight w:val="none"/>
         </w:rPr>
-        <w:t xml:space="preserve">0.022848087580690634</w:t>
+        <w:t xml:space="preserve">[4.44089e-16 -2.22045e-16 -2.22045e-16 0.00000e+00 0.00000e+00]</w:t>
       </w:r>
-      <w:r/>
       <w:r>
         <w:rPr>
           <w:b w:val="0"/>
@@ -7091,6 +3941,78 @@
           <w:szCs w:val="28"/>
           <w:highlight w:val="none"/>
         </w:rPr>
+      </w:r>
+      <w:r>
+        <w:rPr>
+          <w:b w:val="0"/>
+          <w:bCs w:val="0"/>
+          <w:sz w:val="28"/>
+          <w:szCs w:val="28"/>
+          <w:highlight w:val="none"/>
+        </w:rPr>
+      </w:r>
+    </w:p>
+    <w:p>
+      <w:pPr>
+        <w:pBdr>
+          <w:top w:val="none" w:color="000000" w:sz="0" w:space="0"/>
+          <w:bottom w:val="none" w:color="000000" w:sz="0" w:space="0"/>
+          <w:right w:val="none" w:color="000000" w:sz="0" w:space="0"/>
+          <w:between w:val="none" w:color="000000" w:sz="0" w:space="0"/>
+        </w:pBdr>
+        <w:tabs>
+          <w:tab w:val="left" w:leader="none" w:pos="1194"/>
+          <w:tab w:val="left" w:leader="none" w:pos="1195"/>
+        </w:tabs>
+        <w:spacing w:line="276" w:lineRule="auto"/>
+        <w:ind w:right="0" w:firstLine="709" w:left="0"/>
+        <w:jc w:val="left"/>
+        <w:rPr/>
+      </w:pPr>
+      <w:r>
+        <w:rPr>
+          <w:b w:val="0"/>
+          <w:bCs w:val="0"/>
+          <w:sz w:val="28"/>
+          <w:szCs w:val="28"/>
+          <w:highlight w:val="none"/>
+        </w:rPr>
+        <w:t xml:space="preserve">Deteminant:</w:t>
+      </w:r>
+      <w:r/>
+    </w:p>
+    <w:p>
+      <w:pPr>
+        <w:pBdr>
+          <w:top w:val="none" w:color="000000" w:sz="0" w:space="0"/>
+          <w:bottom w:val="none" w:color="000000" w:sz="0" w:space="0"/>
+          <w:right w:val="none" w:color="000000" w:sz="0" w:space="0"/>
+          <w:between w:val="none" w:color="000000" w:sz="0" w:space="0"/>
+        </w:pBdr>
+        <w:tabs>
+          <w:tab w:val="left" w:leader="none" w:pos="1194"/>
+          <w:tab w:val="left" w:leader="none" w:pos="1195"/>
+        </w:tabs>
+        <w:spacing w:line="276" w:lineRule="auto"/>
+        <w:ind w:right="0" w:firstLine="709" w:left="0"/>
+        <w:jc w:val="left"/>
+        <w:rPr>
+          <w:b w:val="0"/>
+          <w:bCs w:val="0"/>
+          <w:sz w:val="28"/>
+          <w:szCs w:val="28"/>
+          <w:highlight w:val="none"/>
+        </w:rPr>
+      </w:pPr>
+      <w:r>
+        <w:rPr>
+          <w:b w:val="0"/>
+          <w:bCs w:val="0"/>
+          <w:sz w:val="28"/>
+          <w:szCs w:val="28"/>
+          <w:highlight w:val="none"/>
+        </w:rPr>
+        <w:t xml:space="preserve">0.022848087580690634</w:t>
       </w:r>
       <w:r>
         <w:rPr>
@@ -7299,16 +4221,6 @@
           <w:highlight w:val="none"/>
         </w:rPr>
         <w:t xml:space="preserve"> [-1.38778e-17 -1.38778e-17 5.55112e-17 -6.93889e-18 0.00000e+00]]</w:t>
-      </w:r>
-      <w:r/>
-      <w:r>
-        <w:rPr>
-          <w:b w:val="0"/>
-          <w:bCs w:val="0"/>
-          <w:sz w:val="28"/>
-          <w:szCs w:val="28"/>
-          <w:highlight w:val="none"/>
-        </w:rPr>
       </w:r>
       <w:r>
         <w:rPr>
@@ -7467,6 +4379,15 @@
           <w:highlight w:val="none"/>
         </w:rPr>
       </w:r>
+      <w:r>
+        <w:rPr>
+          <w:b w:val="0"/>
+          <w:bCs w:val="0"/>
+          <w:sz w:val="28"/>
+          <w:szCs w:val="28"/>
+          <w:highlight w:val="none"/>
+        </w:rPr>
+      </w:r>
     </w:p>
     <w:sectPr>
       <w:headerReference w:type="default" r:id="rId9"/>
@@ -7494,7 +4415,6 @@
         <w:ind/>
         <w:rPr/>
       </w:pPr>
-      <w:r/>
       <w:r>
         <w:separator/>
       </w:r>
@@ -7509,7 +4429,6 @@
         <w:ind/>
         <w:rPr/>
       </w:pPr>
-      <w:r/>
       <w:r>
         <w:continuationSeparator/>
       </w:r>
@@ -7581,7 +4500,19 @@
     </w:r>
     <w:r>
       <w:rPr>
-        <w:rtl w:val="0"/>
+        <w:rFonts w:ascii="Times New Roman" w:hAnsi="Times New Roman" w:eastAsia="Times New Roman" w:cs="Times New Roman"/>
+        <w:b w:val="0"/>
+        <w:bCs w:val="0"/>
+        <w:i w:val="0"/>
+        <w:iCs w:val="0"/>
+        <w:smallCaps w:val="0"/>
+        <w:strike w:val="0"/>
+        <w:color w:val="000000"/>
+        <w:sz w:val="28"/>
+        <w:szCs w:val="28"/>
+        <w:u w:val="none"/>
+        <w:shd w:val="clear" w:color="auto" w:fill="auto"/>
+        <w:vertAlign w:val="baseline"/>
       </w:rPr>
     </w:r>
     <w:r>
@@ -7661,6 +4592,23 @@
         <w:vertAlign w:val="baseline"/>
       </w:rPr>
     </w:r>
+    <w:r>
+      <w:rPr>
+        <w:rFonts w:ascii="Times New Roman" w:hAnsi="Times New Roman" w:eastAsia="Times New Roman" w:cs="Times New Roman"/>
+        <w:b w:val="0"/>
+        <w:bCs w:val="0"/>
+        <w:i w:val="0"/>
+        <w:iCs w:val="0"/>
+        <w:smallCaps w:val="0"/>
+        <w:strike w:val="0"/>
+        <w:color w:val="000000"/>
+        <w:sz w:val="28"/>
+        <w:szCs w:val="28"/>
+        <w:u w:val="none"/>
+        <w:shd w:val="clear" w:color="auto" w:fill="auto"/>
+        <w:vertAlign w:val="baseline"/>
+      </w:rPr>
+    </w:r>
   </w:p>
 </w:ftr>
 </file>
@@ -7675,7 +4623,6 @@
         <w:ind/>
         <w:rPr/>
       </w:pPr>
-      <w:r/>
       <w:r>
         <w:separator/>
       </w:r>
@@ -7690,7 +4637,6 @@
         <w:ind/>
         <w:rPr/>
       </w:pPr>
-      <w:r/>
       <w:r>
         <w:continuationSeparator/>
       </w:r>
@@ -9398,7 +6344,7 @@
     <w:lsdException w:name="Bibliography" w:uiPriority="37"/>
     <w:lsdException w:name="TOC Heading" w:uiPriority="39" w:qFormat="1"/>
   </w:latentStyles>
-  <w:style w:type="table" w:styleId="11" w:default="1">
+  <w:style w:type="table" w:styleId="754" w:default="1">
     <w:name w:val="Normal Table"/>
     <w:uiPriority w:val="99"/>
     <w:semiHidden/>
@@ -9591,9 +6537,9 @@
       </w:tcPr>
     </w:tblStylePr>
   </w:style>
-  <w:style w:type="table" w:styleId="12">
+  <w:style w:type="table" w:styleId="755">
     <w:name w:val="Table Grid"/>
-    <w:basedOn w:val="11"/>
+    <w:basedOn w:val="754"/>
     <w:uiPriority w:val="59"/>
     <w:pPr>
       <w:pBdr/>
@@ -9790,9 +6736,9 @@
       </w:tcPr>
     </w:tblStylePr>
   </w:style>
-  <w:style w:type="table" w:styleId="13">
+  <w:style w:type="table" w:styleId="756">
     <w:name w:val="Table Grid Light"/>
-    <w:basedOn w:val="11"/>
+    <w:basedOn w:val="754"/>
     <w:uiPriority w:val="59"/>
     <w:pPr>
       <w:pBdr/>
@@ -9989,9 +6935,9 @@
       </w:tcPr>
     </w:tblStylePr>
   </w:style>
-  <w:style w:type="table" w:styleId="14">
+  <w:style w:type="table" w:styleId="757">
     <w:name w:val="Plain Table 1"/>
-    <w:basedOn w:val="11"/>
+    <w:basedOn w:val="754"/>
     <w:uiPriority w:val="59"/>
     <w:pPr>
       <w:pBdr/>
@@ -10214,9 +7160,9 @@
       </w:tcPr>
     </w:tblStylePr>
   </w:style>
-  <w:style w:type="table" w:styleId="15">
+  <w:style w:type="table" w:styleId="758">
     <w:name w:val="Plain Table 2"/>
-    <w:basedOn w:val="11"/>
+    <w:basedOn w:val="754"/>
     <w:uiPriority w:val="59"/>
     <w:pPr>
       <w:pBdr/>
@@ -10447,9 +7393,9 @@
       </w:tcPr>
     </w:tblStylePr>
   </w:style>
-  <w:style w:type="table" w:styleId="16">
+  <w:style w:type="table" w:styleId="759">
     <w:name w:val="Plain Table 3"/>
-    <w:basedOn w:val="11"/>
+    <w:basedOn w:val="754"/>
     <w:uiPriority w:val="99"/>
     <w:pPr>
       <w:pBdr/>
@@ -10677,9 +7623,9 @@
       </w:tcPr>
     </w:tblStylePr>
   </w:style>
-  <w:style w:type="table" w:styleId="17">
+  <w:style w:type="table" w:styleId="760">
     <w:name w:val="Plain Table 4"/>
-    <w:basedOn w:val="11"/>
+    <w:basedOn w:val="754"/>
     <w:uiPriority w:val="99"/>
     <w:pPr>
       <w:pBdr/>
@@ -10893,9 +7839,9 @@
       </w:tcPr>
     </w:tblStylePr>
   </w:style>
-  <w:style w:type="table" w:styleId="18">
+  <w:style w:type="table" w:styleId="761">
     <w:name w:val="Plain Table 5"/>
-    <w:basedOn w:val="11"/>
+    <w:basedOn w:val="754"/>
     <w:uiPriority w:val="99"/>
     <w:pPr>
       <w:pBdr/>
@@ -11126,9 +8072,9 @@
       </w:tcPr>
     </w:tblStylePr>
   </w:style>
-  <w:style w:type="table" w:styleId="19">
+  <w:style w:type="table" w:styleId="762">
     <w:name w:val="Grid Table 1 Light"/>
-    <w:basedOn w:val="11"/>
+    <w:basedOn w:val="754"/>
     <w:uiPriority w:val="99"/>
     <w:pPr>
       <w:pBdr/>
@@ -11349,9 +8295,9 @@
       </w:tcPr>
     </w:tblStylePr>
   </w:style>
-  <w:style w:type="table" w:styleId="20">
+  <w:style w:type="table" w:styleId="763">
     <w:name w:val="Grid Table 1 Light - Accent 1"/>
-    <w:basedOn w:val="11"/>
+    <w:basedOn w:val="754"/>
     <w:uiPriority w:val="99"/>
     <w:pPr>
       <w:pBdr/>
@@ -11572,9 +8518,9 @@
       </w:tcPr>
     </w:tblStylePr>
   </w:style>
-  <w:style w:type="table" w:styleId="21">
+  <w:style w:type="table" w:styleId="764">
     <w:name w:val="Grid Table 1 Light - Accent 2"/>
-    <w:basedOn w:val="11"/>
+    <w:basedOn w:val="754"/>
     <w:uiPriority w:val="99"/>
     <w:pPr>
       <w:pBdr/>
@@ -11795,9 +8741,9 @@
       </w:tcPr>
     </w:tblStylePr>
   </w:style>
-  <w:style w:type="table" w:styleId="22">
+  <w:style w:type="table" w:styleId="765">
     <w:name w:val="Grid Table 1 Light - Accent 3"/>
-    <w:basedOn w:val="11"/>
+    <w:basedOn w:val="754"/>
     <w:uiPriority w:val="99"/>
     <w:pPr>
       <w:pBdr/>
@@ -12018,9 +8964,9 @@
       </w:tcPr>
     </w:tblStylePr>
   </w:style>
-  <w:style w:type="table" w:styleId="23">
+  <w:style w:type="table" w:styleId="766">
     <w:name w:val="Grid Table 1 Light - Accent 4"/>
-    <w:basedOn w:val="11"/>
+    <w:basedOn w:val="754"/>
     <w:uiPriority w:val="99"/>
     <w:pPr>
       <w:pBdr/>
@@ -12241,9 +9187,9 @@
       </w:tcPr>
     </w:tblStylePr>
   </w:style>
-  <w:style w:type="table" w:styleId="24">
+  <w:style w:type="table" w:styleId="767">
     <w:name w:val="Grid Table 1 Light - Accent 5"/>
-    <w:basedOn w:val="11"/>
+    <w:basedOn w:val="754"/>
     <w:uiPriority w:val="99"/>
     <w:pPr>
       <w:pBdr/>
@@ -12464,9 +9410,9 @@
       </w:tcPr>
     </w:tblStylePr>
   </w:style>
-  <w:style w:type="table" w:styleId="25">
+  <w:style w:type="table" w:styleId="768">
     <w:name w:val="Grid Table 1 Light - Accent 6"/>
-    <w:basedOn w:val="11"/>
+    <w:basedOn w:val="754"/>
     <w:uiPriority w:val="99"/>
     <w:pPr>
       <w:pBdr/>
@@ -12687,9 +9633,9 @@
       </w:tcPr>
     </w:tblStylePr>
   </w:style>
-  <w:style w:type="table" w:styleId="26">
+  <w:style w:type="table" w:styleId="769">
     <w:name w:val="Grid Table 2"/>
-    <w:basedOn w:val="11"/>
+    <w:basedOn w:val="754"/>
     <w:uiPriority w:val="99"/>
     <w:pPr>
       <w:pBdr/>
@@ -12919,9 +9865,9 @@
       </w:tcPr>
     </w:tblStylePr>
   </w:style>
-  <w:style w:type="table" w:styleId="27">
+  <w:style w:type="table" w:styleId="770">
     <w:name w:val="Grid Table 2 - Accent 1"/>
-    <w:basedOn w:val="11"/>
+    <w:basedOn w:val="754"/>
     <w:uiPriority w:val="99"/>
     <w:pPr>
       <w:pBdr/>
@@ -13151,9 +10097,9 @@
       </w:tcPr>
     </w:tblStylePr>
   </w:style>
-  <w:style w:type="table" w:styleId="28">
+  <w:style w:type="table" w:styleId="771">
     <w:name w:val="Grid Table 2 - Accent 2"/>
-    <w:basedOn w:val="11"/>
+    <w:basedOn w:val="754"/>
     <w:uiPriority w:val="99"/>
     <w:pPr>
       <w:pBdr/>
@@ -13383,9 +10329,9 @@
       </w:tcPr>
     </w:tblStylePr>
   </w:style>
-  <w:style w:type="table" w:styleId="29">
+  <w:style w:type="table" w:styleId="772">
     <w:name w:val="Grid Table 2 - Accent 3"/>
-    <w:basedOn w:val="11"/>
+    <w:basedOn w:val="754"/>
     <w:uiPriority w:val="99"/>
     <w:pPr>
       <w:pBdr/>
@@ -13615,9 +10561,9 @@
       </w:tcPr>
     </w:tblStylePr>
   </w:style>
-  <w:style w:type="table" w:styleId="30">
+  <w:style w:type="table" w:styleId="773">
     <w:name w:val="Grid Table 2 - Accent 4"/>
-    <w:basedOn w:val="11"/>
+    <w:basedOn w:val="754"/>
     <w:uiPriority w:val="99"/>
     <w:pPr>
       <w:pBdr/>
@@ -13847,9 +10793,9 @@
       </w:tcPr>
     </w:tblStylePr>
   </w:style>
-  <w:style w:type="table" w:styleId="31">
+  <w:style w:type="table" w:styleId="774">
     <w:name w:val="Grid Table 2 - Accent 5"/>
-    <w:basedOn w:val="11"/>
+    <w:basedOn w:val="754"/>
     <w:uiPriority w:val="99"/>
     <w:pPr>
       <w:pBdr/>
@@ -14079,9 +11025,9 @@
       </w:tcPr>
     </w:tblStylePr>
   </w:style>
-  <w:style w:type="table" w:styleId="32">
+  <w:style w:type="table" w:styleId="775">
     <w:name w:val="Grid Table 2 - Accent 6"/>
-    <w:basedOn w:val="11"/>
+    <w:basedOn w:val="754"/>
     <w:uiPriority w:val="99"/>
     <w:pPr>
       <w:pBdr/>
@@ -14311,9 +11257,9 @@
       </w:tcPr>
     </w:tblStylePr>
   </w:style>
-  <w:style w:type="table" w:styleId="33">
+  <w:style w:type="table" w:styleId="776">
     <w:name w:val="Grid Table 3"/>
-    <w:basedOn w:val="11"/>
+    <w:basedOn w:val="754"/>
     <w:uiPriority w:val="99"/>
     <w:pPr>
       <w:pBdr/>
@@ -14412,29 +11358,6 @@
         <w:tblBorders/>
       </w:tblPr>
       <w:tcPr>
-        <w:shd w:color="ffffff"/>
-        <w:tcBorders>
-          <w:top w:val="none" w:color="000000" w:sz="4" w:space="0"/>
-          <w:left w:val="none" w:color="000000" w:sz="4" w:space="0"/>
-          <w:bottom w:val="none" w:color="000000" w:sz="4" w:space="0"/>
-          <w:right w:val="none" w:color="000000" w:sz="4" w:space="0"/>
-        </w:tcBorders>
-      </w:tcPr>
-    </w:tblStylePr>
-    <w:tblStylePr w:type="firstRow">
-      <w:rPr>
-        <w:b/>
-        <w:color w:val="404040"/>
-      </w:rPr>
-      <w:pPr>
-        <w:pBdr/>
-        <w:spacing/>
-        <w:ind/>
-      </w:pPr>
-      <w:tblPr>
-        <w:tblBorders/>
-      </w:tblPr>
-      <w:tcPr>
         <w:shd w:val="clear" w:color="ffffff"/>
         <w:tcBorders>
           <w:top w:val="none" w:color="000000" w:sz="4" w:space="0"/>
@@ -14444,30 +11367,7 @@
         </w:tcBorders>
       </w:tcPr>
     </w:tblStylePr>
-    <w:tblStylePr w:type="lastCol">
-      <w:rPr>
-        <w:i/>
-        <w:color w:val="404040"/>
-      </w:rPr>
-      <w:pPr>
-        <w:pBdr/>
-        <w:spacing/>
-        <w:ind/>
-      </w:pPr>
-      <w:tblPr>
-        <w:tblBorders/>
-      </w:tblPr>
-      <w:tcPr>
-        <w:shd w:color="ffffff"/>
-        <w:tcBorders>
-          <w:top w:val="none" w:color="000000" w:sz="4" w:space="0"/>
-          <w:left w:val="none" w:color="000000" w:sz="4" w:space="0"/>
-          <w:bottom w:val="none" w:color="000000" w:sz="4" w:space="0"/>
-          <w:right w:val="none" w:color="000000" w:sz="4" w:space="0"/>
-        </w:tcBorders>
-      </w:tcPr>
-    </w:tblStylePr>
-    <w:tblStylePr w:type="lastRow">
+    <w:tblStylePr w:type="firstRow">
       <w:rPr>
         <w:b/>
         <w:color w:val="404040"/>
@@ -14490,6 +11390,52 @@
         </w:tcBorders>
       </w:tcPr>
     </w:tblStylePr>
+    <w:tblStylePr w:type="lastCol">
+      <w:rPr>
+        <w:i/>
+        <w:color w:val="404040"/>
+      </w:rPr>
+      <w:pPr>
+        <w:pBdr/>
+        <w:spacing/>
+        <w:ind/>
+      </w:pPr>
+      <w:tblPr>
+        <w:tblBorders/>
+      </w:tblPr>
+      <w:tcPr>
+        <w:shd w:val="clear" w:color="ffffff"/>
+        <w:tcBorders>
+          <w:top w:val="none" w:color="000000" w:sz="4" w:space="0"/>
+          <w:left w:val="none" w:color="000000" w:sz="4" w:space="0"/>
+          <w:bottom w:val="none" w:color="000000" w:sz="4" w:space="0"/>
+          <w:right w:val="none" w:color="000000" w:sz="4" w:space="0"/>
+        </w:tcBorders>
+      </w:tcPr>
+    </w:tblStylePr>
+    <w:tblStylePr w:type="lastRow">
+      <w:rPr>
+        <w:b/>
+        <w:color w:val="404040"/>
+      </w:rPr>
+      <w:pPr>
+        <w:pBdr/>
+        <w:spacing/>
+        <w:ind/>
+      </w:pPr>
+      <w:tblPr>
+        <w:tblBorders/>
+      </w:tblPr>
+      <w:tcPr>
+        <w:shd w:val="clear" w:color="ffffff"/>
+        <w:tcBorders>
+          <w:top w:val="none" w:color="000000" w:sz="4" w:space="0"/>
+          <w:left w:val="none" w:color="000000" w:sz="4" w:space="0"/>
+          <w:bottom w:val="none" w:color="000000" w:sz="4" w:space="0"/>
+          <w:right w:val="none" w:color="000000" w:sz="4" w:space="0"/>
+        </w:tcBorders>
+      </w:tcPr>
+    </w:tblStylePr>
     <w:tblStylePr w:type="nwCell">
       <w:pPr>
         <w:pBdr/>
@@ -14556,9 +11502,9 @@
       </w:tcPr>
     </w:tblStylePr>
   </w:style>
-  <w:style w:type="table" w:styleId="34">
+  <w:style w:type="table" w:styleId="777">
     <w:name w:val="Grid Table 3 - Accent 1"/>
-    <w:basedOn w:val="11"/>
+    <w:basedOn w:val="754"/>
     <w:uiPriority w:val="99"/>
     <w:pPr>
       <w:pBdr/>
@@ -14657,29 +11603,6 @@
         <w:tblBorders/>
       </w:tblPr>
       <w:tcPr>
-        <w:shd w:color="ffffff"/>
-        <w:tcBorders>
-          <w:top w:val="none" w:color="000000" w:sz="4" w:space="0"/>
-          <w:left w:val="none" w:color="000000" w:sz="4" w:space="0"/>
-          <w:bottom w:val="none" w:color="000000" w:sz="4" w:space="0"/>
-          <w:right w:val="none" w:color="000000" w:sz="4" w:space="0"/>
-        </w:tcBorders>
-      </w:tcPr>
-    </w:tblStylePr>
-    <w:tblStylePr w:type="firstRow">
-      <w:rPr>
-        <w:b/>
-        <w:color w:val="404040"/>
-      </w:rPr>
-      <w:pPr>
-        <w:pBdr/>
-        <w:spacing/>
-        <w:ind/>
-      </w:pPr>
-      <w:tblPr>
-        <w:tblBorders/>
-      </w:tblPr>
-      <w:tcPr>
         <w:shd w:val="clear" w:color="ffffff"/>
         <w:tcBorders>
           <w:top w:val="none" w:color="000000" w:sz="4" w:space="0"/>
@@ -14689,30 +11612,7 @@
         </w:tcBorders>
       </w:tcPr>
     </w:tblStylePr>
-    <w:tblStylePr w:type="lastCol">
-      <w:rPr>
-        <w:i/>
-        <w:color w:val="404040"/>
-      </w:rPr>
-      <w:pPr>
-        <w:pBdr/>
-        <w:spacing/>
-        <w:ind/>
-      </w:pPr>
-      <w:tblPr>
-        <w:tblBorders/>
-      </w:tblPr>
-      <w:tcPr>
-        <w:shd w:color="ffffff"/>
-        <w:tcBorders>
-          <w:top w:val="none" w:color="000000" w:sz="4" w:space="0"/>
-          <w:left w:val="none" w:color="000000" w:sz="4" w:space="0"/>
-          <w:bottom w:val="none" w:color="000000" w:sz="4" w:space="0"/>
-          <w:right w:val="none" w:color="000000" w:sz="4" w:space="0"/>
-        </w:tcBorders>
-      </w:tcPr>
-    </w:tblStylePr>
-    <w:tblStylePr w:type="lastRow">
+    <w:tblStylePr w:type="firstRow">
       <w:rPr>
         <w:b/>
         <w:color w:val="404040"/>
@@ -14735,6 +11635,52 @@
         </w:tcBorders>
       </w:tcPr>
     </w:tblStylePr>
+    <w:tblStylePr w:type="lastCol">
+      <w:rPr>
+        <w:i/>
+        <w:color w:val="404040"/>
+      </w:rPr>
+      <w:pPr>
+        <w:pBdr/>
+        <w:spacing/>
+        <w:ind/>
+      </w:pPr>
+      <w:tblPr>
+        <w:tblBorders/>
+      </w:tblPr>
+      <w:tcPr>
+        <w:shd w:val="clear" w:color="ffffff"/>
+        <w:tcBorders>
+          <w:top w:val="none" w:color="000000" w:sz="4" w:space="0"/>
+          <w:left w:val="none" w:color="000000" w:sz="4" w:space="0"/>
+          <w:bottom w:val="none" w:color="000000" w:sz="4" w:space="0"/>
+          <w:right w:val="none" w:color="000000" w:sz="4" w:space="0"/>
+        </w:tcBorders>
+      </w:tcPr>
+    </w:tblStylePr>
+    <w:tblStylePr w:type="lastRow">
+      <w:rPr>
+        <w:b/>
+        <w:color w:val="404040"/>
+      </w:rPr>
+      <w:pPr>
+        <w:pBdr/>
+        <w:spacing/>
+        <w:ind/>
+      </w:pPr>
+      <w:tblPr>
+        <w:tblBorders/>
+      </w:tblPr>
+      <w:tcPr>
+        <w:shd w:val="clear" w:color="ffffff"/>
+        <w:tcBorders>
+          <w:top w:val="none" w:color="000000" w:sz="4" w:space="0"/>
+          <w:left w:val="none" w:color="000000" w:sz="4" w:space="0"/>
+          <w:bottom w:val="none" w:color="000000" w:sz="4" w:space="0"/>
+          <w:right w:val="none" w:color="000000" w:sz="4" w:space="0"/>
+        </w:tcBorders>
+      </w:tcPr>
+    </w:tblStylePr>
     <w:tblStylePr w:type="nwCell">
       <w:pPr>
         <w:pBdr/>
@@ -14801,9 +11747,9 @@
       </w:tcPr>
     </w:tblStylePr>
   </w:style>
-  <w:style w:type="table" w:styleId="35">
+  <w:style w:type="table" w:styleId="778">
     <w:name w:val="Grid Table 3 - Accent 2"/>
-    <w:basedOn w:val="11"/>
+    <w:basedOn w:val="754"/>
     <w:uiPriority w:val="99"/>
     <w:pPr>
       <w:pBdr/>
@@ -14902,29 +11848,6 @@
         <w:tblBorders/>
       </w:tblPr>
       <w:tcPr>
-        <w:shd w:color="ffffff"/>
-        <w:tcBorders>
-          <w:top w:val="none" w:color="000000" w:sz="4" w:space="0"/>
-          <w:left w:val="none" w:color="000000" w:sz="4" w:space="0"/>
-          <w:bottom w:val="none" w:color="000000" w:sz="4" w:space="0"/>
-          <w:right w:val="none" w:color="000000" w:sz="4" w:space="0"/>
-        </w:tcBorders>
-      </w:tcPr>
-    </w:tblStylePr>
-    <w:tblStylePr w:type="firstRow">
-      <w:rPr>
-        <w:b/>
-        <w:color w:val="404040"/>
-      </w:rPr>
-      <w:pPr>
-        <w:pBdr/>
-        <w:spacing/>
-        <w:ind/>
-      </w:pPr>
-      <w:tblPr>
-        <w:tblBorders/>
-      </w:tblPr>
-      <w:tcPr>
         <w:shd w:val="clear" w:color="ffffff"/>
         <w:tcBorders>
           <w:top w:val="none" w:color="000000" w:sz="4" w:space="0"/>
@@ -14934,30 +11857,7 @@
         </w:tcBorders>
       </w:tcPr>
     </w:tblStylePr>
-    <w:tblStylePr w:type="lastCol">
-      <w:rPr>
-        <w:i/>
-        <w:color w:val="404040"/>
-      </w:rPr>
-      <w:pPr>
-        <w:pBdr/>
-        <w:spacing/>
-        <w:ind/>
-      </w:pPr>
-      <w:tblPr>
-        <w:tblBorders/>
-      </w:tblPr>
-      <w:tcPr>
-        <w:shd w:color="ffffff"/>
-        <w:tcBorders>
-          <w:top w:val="none" w:color="000000" w:sz="4" w:space="0"/>
-          <w:left w:val="none" w:color="000000" w:sz="4" w:space="0"/>
-          <w:bottom w:val="none" w:color="000000" w:sz="4" w:space="0"/>
-          <w:right w:val="none" w:color="000000" w:sz="4" w:space="0"/>
-        </w:tcBorders>
-      </w:tcPr>
-    </w:tblStylePr>
-    <w:tblStylePr w:type="lastRow">
+    <w:tblStylePr w:type="firstRow">
       <w:rPr>
         <w:b/>
         <w:color w:val="404040"/>
@@ -14980,6 +11880,52 @@
         </w:tcBorders>
       </w:tcPr>
     </w:tblStylePr>
+    <w:tblStylePr w:type="lastCol">
+      <w:rPr>
+        <w:i/>
+        <w:color w:val="404040"/>
+      </w:rPr>
+      <w:pPr>
+        <w:pBdr/>
+        <w:spacing/>
+        <w:ind/>
+      </w:pPr>
+      <w:tblPr>
+        <w:tblBorders/>
+      </w:tblPr>
+      <w:tcPr>
+        <w:shd w:val="clear" w:color="ffffff"/>
+        <w:tcBorders>
+          <w:top w:val="none" w:color="000000" w:sz="4" w:space="0"/>
+          <w:left w:val="none" w:color="000000" w:sz="4" w:space="0"/>
+          <w:bottom w:val="none" w:color="000000" w:sz="4" w:space="0"/>
+          <w:right w:val="none" w:color="000000" w:sz="4" w:space="0"/>
+        </w:tcBorders>
+      </w:tcPr>
+    </w:tblStylePr>
+    <w:tblStylePr w:type="lastRow">
+      <w:rPr>
+        <w:b/>
+        <w:color w:val="404040"/>
+      </w:rPr>
+      <w:pPr>
+        <w:pBdr/>
+        <w:spacing/>
+        <w:ind/>
+      </w:pPr>
+      <w:tblPr>
+        <w:tblBorders/>
+      </w:tblPr>
+      <w:tcPr>
+        <w:shd w:val="clear" w:color="ffffff"/>
+        <w:tcBorders>
+          <w:top w:val="none" w:color="000000" w:sz="4" w:space="0"/>
+          <w:left w:val="none" w:color="000000" w:sz="4" w:space="0"/>
+          <w:bottom w:val="none" w:color="000000" w:sz="4" w:space="0"/>
+          <w:right w:val="none" w:color="000000" w:sz="4" w:space="0"/>
+        </w:tcBorders>
+      </w:tcPr>
+    </w:tblStylePr>
     <w:tblStylePr w:type="nwCell">
       <w:pPr>
         <w:pBdr/>
@@ -15046,9 +11992,9 @@
       </w:tcPr>
     </w:tblStylePr>
   </w:style>
-  <w:style w:type="table" w:styleId="36">
+  <w:style w:type="table" w:styleId="779">
     <w:name w:val="Grid Table 3 - Accent 3"/>
-    <w:basedOn w:val="11"/>
+    <w:basedOn w:val="754"/>
     <w:uiPriority w:val="99"/>
     <w:pPr>
       <w:pBdr/>
@@ -15147,29 +12093,6 @@
         <w:tblBorders/>
       </w:tblPr>
       <w:tcPr>
-        <w:shd w:color="ffffff"/>
-        <w:tcBorders>
-          <w:top w:val="none" w:color="000000" w:sz="4" w:space="0"/>
-          <w:left w:val="none" w:color="000000" w:sz="4" w:space="0"/>
-          <w:bottom w:val="none" w:color="000000" w:sz="4" w:space="0"/>
-          <w:right w:val="none" w:color="000000" w:sz="4" w:space="0"/>
-        </w:tcBorders>
-      </w:tcPr>
-    </w:tblStylePr>
-    <w:tblStylePr w:type="firstRow">
-      <w:rPr>
-        <w:b/>
-        <w:color w:val="404040"/>
-      </w:rPr>
-      <w:pPr>
-        <w:pBdr/>
-        <w:spacing/>
-        <w:ind/>
-      </w:pPr>
-      <w:tblPr>
-        <w:tblBorders/>
-      </w:tblPr>
-      <w:tcPr>
         <w:shd w:val="clear" w:color="ffffff"/>
         <w:tcBorders>
           <w:top w:val="none" w:color="000000" w:sz="4" w:space="0"/>
@@ -15179,30 +12102,7 @@
         </w:tcBorders>
       </w:tcPr>
     </w:tblStylePr>
-    <w:tblStylePr w:type="lastCol">
-      <w:rPr>
-        <w:i/>
-        <w:color w:val="404040"/>
-      </w:rPr>
-      <w:pPr>
-        <w:pBdr/>
-        <w:spacing/>
-        <w:ind/>
-      </w:pPr>
-      <w:tblPr>
-        <w:tblBorders/>
-      </w:tblPr>
-      <w:tcPr>
-        <w:shd w:color="ffffff"/>
-        <w:tcBorders>
-          <w:top w:val="none" w:color="000000" w:sz="4" w:space="0"/>
-          <w:left w:val="none" w:color="000000" w:sz="4" w:space="0"/>
-          <w:bottom w:val="none" w:color="000000" w:sz="4" w:space="0"/>
-          <w:right w:val="none" w:color="000000" w:sz="4" w:space="0"/>
-        </w:tcBorders>
-      </w:tcPr>
-    </w:tblStylePr>
-    <w:tblStylePr w:type="lastRow">
+    <w:tblStylePr w:type="firstRow">
       <w:rPr>
         <w:b/>
         <w:color w:val="404040"/>
@@ -15225,6 +12125,52 @@
         </w:tcBorders>
       </w:tcPr>
     </w:tblStylePr>
+    <w:tblStylePr w:type="lastCol">
+      <w:rPr>
+        <w:i/>
+        <w:color w:val="404040"/>
+      </w:rPr>
+      <w:pPr>
+        <w:pBdr/>
+        <w:spacing/>
+        <w:ind/>
+      </w:pPr>
+      <w:tblPr>
+        <w:tblBorders/>
+      </w:tblPr>
+      <w:tcPr>
+        <w:shd w:val="clear" w:color="ffffff"/>
+        <w:tcBorders>
+          <w:top w:val="none" w:color="000000" w:sz="4" w:space="0"/>
+          <w:left w:val="none" w:color="000000" w:sz="4" w:space="0"/>
+          <w:bottom w:val="none" w:color="000000" w:sz="4" w:space="0"/>
+          <w:right w:val="none" w:color="000000" w:sz="4" w:space="0"/>
+        </w:tcBorders>
+      </w:tcPr>
+    </w:tblStylePr>
+    <w:tblStylePr w:type="lastRow">
+      <w:rPr>
+        <w:b/>
+        <w:color w:val="404040"/>
+      </w:rPr>
+      <w:pPr>
+        <w:pBdr/>
+        <w:spacing/>
+        <w:ind/>
+      </w:pPr>
+      <w:tblPr>
+        <w:tblBorders/>
+      </w:tblPr>
+      <w:tcPr>
+        <w:shd w:val="clear" w:color="ffffff"/>
+        <w:tcBorders>
+          <w:top w:val="none" w:color="000000" w:sz="4" w:space="0"/>
+          <w:left w:val="none" w:color="000000" w:sz="4" w:space="0"/>
+          <w:bottom w:val="none" w:color="000000" w:sz="4" w:space="0"/>
+          <w:right w:val="none" w:color="000000" w:sz="4" w:space="0"/>
+        </w:tcBorders>
+      </w:tcPr>
+    </w:tblStylePr>
     <w:tblStylePr w:type="nwCell">
       <w:pPr>
         <w:pBdr/>
@@ -15291,9 +12237,9 @@
       </w:tcPr>
     </w:tblStylePr>
   </w:style>
-  <w:style w:type="table" w:styleId="37">
+  <w:style w:type="table" w:styleId="780">
     <w:name w:val="Grid Table 3 - Accent 4"/>
-    <w:basedOn w:val="11"/>
+    <w:basedOn w:val="754"/>
     <w:uiPriority w:val="99"/>
     <w:pPr>
       <w:pBdr/>
@@ -15392,29 +12338,6 @@
         <w:tblBorders/>
       </w:tblPr>
       <w:tcPr>
-        <w:shd w:color="ffffff"/>
-        <w:tcBorders>
-          <w:top w:val="none" w:color="000000" w:sz="4" w:space="0"/>
-          <w:left w:val="none" w:color="000000" w:sz="4" w:space="0"/>
-          <w:bottom w:val="none" w:color="000000" w:sz="4" w:space="0"/>
-          <w:right w:val="none" w:color="000000" w:sz="4" w:space="0"/>
-        </w:tcBorders>
-      </w:tcPr>
-    </w:tblStylePr>
-    <w:tblStylePr w:type="firstRow">
-      <w:rPr>
-        <w:b/>
-        <w:color w:val="404040"/>
-      </w:rPr>
-      <w:pPr>
-        <w:pBdr/>
-        <w:spacing/>
-        <w:ind/>
-      </w:pPr>
-      <w:tblPr>
-        <w:tblBorders/>
-      </w:tblPr>
-      <w:tcPr>
         <w:shd w:val="clear" w:color="ffffff"/>
         <w:tcBorders>
           <w:top w:val="none" w:color="000000" w:sz="4" w:space="0"/>
@@ -15424,30 +12347,7 @@
         </w:tcBorders>
       </w:tcPr>
     </w:tblStylePr>
-    <w:tblStylePr w:type="lastCol">
-      <w:rPr>
-        <w:i/>
-        <w:color w:val="404040"/>
-      </w:rPr>
-      <w:pPr>
-        <w:pBdr/>
-        <w:spacing/>
-        <w:ind/>
-      </w:pPr>
-      <w:tblPr>
-        <w:tblBorders/>
-      </w:tblPr>
-      <w:tcPr>
-        <w:shd w:color="ffffff"/>
-        <w:tcBorders>
-          <w:top w:val="none" w:color="000000" w:sz="4" w:space="0"/>
-          <w:left w:val="none" w:color="000000" w:sz="4" w:space="0"/>
-          <w:bottom w:val="none" w:color="000000" w:sz="4" w:space="0"/>
-          <w:right w:val="none" w:color="000000" w:sz="4" w:space="0"/>
-        </w:tcBorders>
-      </w:tcPr>
-    </w:tblStylePr>
-    <w:tblStylePr w:type="lastRow">
+    <w:tblStylePr w:type="firstRow">
       <w:rPr>
         <w:b/>
         <w:color w:val="404040"/>
@@ -15470,6 +12370,52 @@
         </w:tcBorders>
       </w:tcPr>
     </w:tblStylePr>
+    <w:tblStylePr w:type="lastCol">
+      <w:rPr>
+        <w:i/>
+        <w:color w:val="404040"/>
+      </w:rPr>
+      <w:pPr>
+        <w:pBdr/>
+        <w:spacing/>
+        <w:ind/>
+      </w:pPr>
+      <w:tblPr>
+        <w:tblBorders/>
+      </w:tblPr>
+      <w:tcPr>
+        <w:shd w:val="clear" w:color="ffffff"/>
+        <w:tcBorders>
+          <w:top w:val="none" w:color="000000" w:sz="4" w:space="0"/>
+          <w:left w:val="none" w:color="000000" w:sz="4" w:space="0"/>
+          <w:bottom w:val="none" w:color="000000" w:sz="4" w:space="0"/>
+          <w:right w:val="none" w:color="000000" w:sz="4" w:space="0"/>
+        </w:tcBorders>
+      </w:tcPr>
+    </w:tblStylePr>
+    <w:tblStylePr w:type="lastRow">
+      <w:rPr>
+        <w:b/>
+        <w:color w:val="404040"/>
+      </w:rPr>
+      <w:pPr>
+        <w:pBdr/>
+        <w:spacing/>
+        <w:ind/>
+      </w:pPr>
+      <w:tblPr>
+        <w:tblBorders/>
+      </w:tblPr>
+      <w:tcPr>
+        <w:shd w:val="clear" w:color="ffffff"/>
+        <w:tcBorders>
+          <w:top w:val="none" w:color="000000" w:sz="4" w:space="0"/>
+          <w:left w:val="none" w:color="000000" w:sz="4" w:space="0"/>
+          <w:bottom w:val="none" w:color="000000" w:sz="4" w:space="0"/>
+          <w:right w:val="none" w:color="000000" w:sz="4" w:space="0"/>
+        </w:tcBorders>
+      </w:tcPr>
+    </w:tblStylePr>
     <w:tblStylePr w:type="nwCell">
       <w:pPr>
         <w:pBdr/>
@@ -15536,9 +12482,9 @@
       </w:tcPr>
     </w:tblStylePr>
   </w:style>
-  <w:style w:type="table" w:styleId="38">
+  <w:style w:type="table" w:styleId="781">
     <w:name w:val="Grid Table 3 - Accent 5"/>
-    <w:basedOn w:val="11"/>
+    <w:basedOn w:val="754"/>
     <w:uiPriority w:val="99"/>
     <w:pPr>
       <w:pBdr/>
@@ -15637,29 +12583,6 @@
         <w:tblBorders/>
       </w:tblPr>
       <w:tcPr>
-        <w:shd w:color="ffffff"/>
-        <w:tcBorders>
-          <w:top w:val="none" w:color="000000" w:sz="4" w:space="0"/>
-          <w:left w:val="none" w:color="000000" w:sz="4" w:space="0"/>
-          <w:bottom w:val="none" w:color="000000" w:sz="4" w:space="0"/>
-          <w:right w:val="none" w:color="000000" w:sz="4" w:space="0"/>
-        </w:tcBorders>
-      </w:tcPr>
-    </w:tblStylePr>
-    <w:tblStylePr w:type="firstRow">
-      <w:rPr>
-        <w:b/>
-        <w:color w:val="404040"/>
-      </w:rPr>
-      <w:pPr>
-        <w:pBdr/>
-        <w:spacing/>
-        <w:ind/>
-      </w:pPr>
-      <w:tblPr>
-        <w:tblBorders/>
-      </w:tblPr>
-      <w:tcPr>
         <w:shd w:val="clear" w:color="ffffff"/>
         <w:tcBorders>
           <w:top w:val="none" w:color="000000" w:sz="4" w:space="0"/>
@@ -15669,30 +12592,7 @@
         </w:tcBorders>
       </w:tcPr>
     </w:tblStylePr>
-    <w:tblStylePr w:type="lastCol">
-      <w:rPr>
-        <w:i/>
-        <w:color w:val="404040"/>
-      </w:rPr>
-      <w:pPr>
-        <w:pBdr/>
-        <w:spacing/>
-        <w:ind/>
-      </w:pPr>
-      <w:tblPr>
-        <w:tblBorders/>
-      </w:tblPr>
-      <w:tcPr>
-        <w:shd w:color="ffffff"/>
-        <w:tcBorders>
-          <w:top w:val="none" w:color="000000" w:sz="4" w:space="0"/>
-          <w:left w:val="none" w:color="000000" w:sz="4" w:space="0"/>
-          <w:bottom w:val="none" w:color="000000" w:sz="4" w:space="0"/>
-          <w:right w:val="none" w:color="000000" w:sz="4" w:space="0"/>
-        </w:tcBorders>
-      </w:tcPr>
-    </w:tblStylePr>
-    <w:tblStylePr w:type="lastRow">
+    <w:tblStylePr w:type="firstRow">
       <w:rPr>
         <w:b/>
         <w:color w:val="404040"/>
@@ -15715,6 +12615,52 @@
         </w:tcBorders>
       </w:tcPr>
     </w:tblStylePr>
+    <w:tblStylePr w:type="lastCol">
+      <w:rPr>
+        <w:i/>
+        <w:color w:val="404040"/>
+      </w:rPr>
+      <w:pPr>
+        <w:pBdr/>
+        <w:spacing/>
+        <w:ind/>
+      </w:pPr>
+      <w:tblPr>
+        <w:tblBorders/>
+      </w:tblPr>
+      <w:tcPr>
+        <w:shd w:val="clear" w:color="ffffff"/>
+        <w:tcBorders>
+          <w:top w:val="none" w:color="000000" w:sz="4" w:space="0"/>
+          <w:left w:val="none" w:color="000000" w:sz="4" w:space="0"/>
+          <w:bottom w:val="none" w:color="000000" w:sz="4" w:space="0"/>
+          <w:right w:val="none" w:color="000000" w:sz="4" w:space="0"/>
+        </w:tcBorders>
+      </w:tcPr>
+    </w:tblStylePr>
+    <w:tblStylePr w:type="lastRow">
+      <w:rPr>
+        <w:b/>
+        <w:color w:val="404040"/>
+      </w:rPr>
+      <w:pPr>
+        <w:pBdr/>
+        <w:spacing/>
+        <w:ind/>
+      </w:pPr>
+      <w:tblPr>
+        <w:tblBorders/>
+      </w:tblPr>
+      <w:tcPr>
+        <w:shd w:val="clear" w:color="ffffff"/>
+        <w:tcBorders>
+          <w:top w:val="none" w:color="000000" w:sz="4" w:space="0"/>
+          <w:left w:val="none" w:color="000000" w:sz="4" w:space="0"/>
+          <w:bottom w:val="none" w:color="000000" w:sz="4" w:space="0"/>
+          <w:right w:val="none" w:color="000000" w:sz="4" w:space="0"/>
+        </w:tcBorders>
+      </w:tcPr>
+    </w:tblStylePr>
     <w:tblStylePr w:type="nwCell">
       <w:pPr>
         <w:pBdr/>
@@ -15781,9 +12727,9 @@
       </w:tcPr>
     </w:tblStylePr>
   </w:style>
-  <w:style w:type="table" w:styleId="39">
+  <w:style w:type="table" w:styleId="782">
     <w:name w:val="Grid Table 3 - Accent 6"/>
-    <w:basedOn w:val="11"/>
+    <w:basedOn w:val="754"/>
     <w:uiPriority w:val="99"/>
     <w:pPr>
       <w:pBdr/>
@@ -15882,29 +12828,6 @@
         <w:tblBorders/>
       </w:tblPr>
       <w:tcPr>
-        <w:shd w:color="ffffff"/>
-        <w:tcBorders>
-          <w:top w:val="none" w:color="000000" w:sz="4" w:space="0"/>
-          <w:left w:val="none" w:color="000000" w:sz="4" w:space="0"/>
-          <w:bottom w:val="none" w:color="000000" w:sz="4" w:space="0"/>
-          <w:right w:val="none" w:color="000000" w:sz="4" w:space="0"/>
-        </w:tcBorders>
-      </w:tcPr>
-    </w:tblStylePr>
-    <w:tblStylePr w:type="firstRow">
-      <w:rPr>
-        <w:b/>
-        <w:color w:val="404040"/>
-      </w:rPr>
-      <w:pPr>
-        <w:pBdr/>
-        <w:spacing/>
-        <w:ind/>
-      </w:pPr>
-      <w:tblPr>
-        <w:tblBorders/>
-      </w:tblPr>
-      <w:tcPr>
         <w:shd w:val="clear" w:color="ffffff"/>
         <w:tcBorders>
           <w:top w:val="none" w:color="000000" w:sz="4" w:space="0"/>
@@ -15914,30 +12837,7 @@
         </w:tcBorders>
       </w:tcPr>
     </w:tblStylePr>
-    <w:tblStylePr w:type="lastCol">
-      <w:rPr>
-        <w:i/>
-        <w:color w:val="404040"/>
-      </w:rPr>
-      <w:pPr>
-        <w:pBdr/>
-        <w:spacing/>
-        <w:ind/>
-      </w:pPr>
-      <w:tblPr>
-        <w:tblBorders/>
-      </w:tblPr>
-      <w:tcPr>
-        <w:shd w:color="ffffff"/>
-        <w:tcBorders>
-          <w:top w:val="none" w:color="000000" w:sz="4" w:space="0"/>
-          <w:left w:val="none" w:color="000000" w:sz="4" w:space="0"/>
-          <w:bottom w:val="none" w:color="000000" w:sz="4" w:space="0"/>
-          <w:right w:val="none" w:color="000000" w:sz="4" w:space="0"/>
-        </w:tcBorders>
-      </w:tcPr>
-    </w:tblStylePr>
-    <w:tblStylePr w:type="lastRow">
+    <w:tblStylePr w:type="firstRow">
       <w:rPr>
         <w:b/>
         <w:color w:val="404040"/>
@@ -15960,6 +12860,52 @@
         </w:tcBorders>
       </w:tcPr>
     </w:tblStylePr>
+    <w:tblStylePr w:type="lastCol">
+      <w:rPr>
+        <w:i/>
+        <w:color w:val="404040"/>
+      </w:rPr>
+      <w:pPr>
+        <w:pBdr/>
+        <w:spacing/>
+        <w:ind/>
+      </w:pPr>
+      <w:tblPr>
+        <w:tblBorders/>
+      </w:tblPr>
+      <w:tcPr>
+        <w:shd w:val="clear" w:color="ffffff"/>
+        <w:tcBorders>
+          <w:top w:val="none" w:color="000000" w:sz="4" w:space="0"/>
+          <w:left w:val="none" w:color="000000" w:sz="4" w:space="0"/>
+          <w:bottom w:val="none" w:color="000000" w:sz="4" w:space="0"/>
+          <w:right w:val="none" w:color="000000" w:sz="4" w:space="0"/>
+        </w:tcBorders>
+      </w:tcPr>
+    </w:tblStylePr>
+    <w:tblStylePr w:type="lastRow">
+      <w:rPr>
+        <w:b/>
+        <w:color w:val="404040"/>
+      </w:rPr>
+      <w:pPr>
+        <w:pBdr/>
+        <w:spacing/>
+        <w:ind/>
+      </w:pPr>
+      <w:tblPr>
+        <w:tblBorders/>
+      </w:tblPr>
+      <w:tcPr>
+        <w:shd w:val="clear" w:color="ffffff"/>
+        <w:tcBorders>
+          <w:top w:val="none" w:color="000000" w:sz="4" w:space="0"/>
+          <w:left w:val="none" w:color="000000" w:sz="4" w:space="0"/>
+          <w:bottom w:val="none" w:color="000000" w:sz="4" w:space="0"/>
+          <w:right w:val="none" w:color="000000" w:sz="4" w:space="0"/>
+        </w:tcBorders>
+      </w:tcPr>
+    </w:tblStylePr>
     <w:tblStylePr w:type="nwCell">
       <w:pPr>
         <w:pBdr/>
@@ -16026,9 +12972,9 @@
       </w:tcPr>
     </w:tblStylePr>
   </w:style>
-  <w:style w:type="table" w:styleId="40">
+  <w:style w:type="table" w:styleId="783">
     <w:name w:val="Grid Table 4"/>
-    <w:basedOn w:val="11"/>
+    <w:basedOn w:val="754"/>
     <w:uiPriority w:val="59"/>
     <w:pPr>
       <w:pBdr/>
@@ -16259,9 +13205,9 @@
       </w:tcPr>
     </w:tblStylePr>
   </w:style>
-  <w:style w:type="table" w:styleId="41">
+  <w:style w:type="table" w:styleId="784">
     <w:name w:val="Grid Table 4 - Accent 1"/>
-    <w:basedOn w:val="11"/>
+    <w:basedOn w:val="754"/>
     <w:uiPriority w:val="59"/>
     <w:pPr>
       <w:pBdr/>
@@ -16492,9 +13438,9 @@
       </w:tcPr>
     </w:tblStylePr>
   </w:style>
-  <w:style w:type="table" w:styleId="42">
+  <w:style w:type="table" w:styleId="785">
     <w:name w:val="Grid Table 4 - Accent 2"/>
-    <w:basedOn w:val="11"/>
+    <w:basedOn w:val="754"/>
     <w:uiPriority w:val="59"/>
     <w:pPr>
       <w:pBdr/>
@@ -16725,9 +13671,9 @@
       </w:tcPr>
     </w:tblStylePr>
   </w:style>
-  <w:style w:type="table" w:styleId="43">
+  <w:style w:type="table" w:styleId="786">
     <w:name w:val="Grid Table 4 - Accent 3"/>
-    <w:basedOn w:val="11"/>
+    <w:basedOn w:val="754"/>
     <w:uiPriority w:val="59"/>
     <w:pPr>
       <w:pBdr/>
@@ -16958,9 +13904,9 @@
       </w:tcPr>
     </w:tblStylePr>
   </w:style>
-  <w:style w:type="table" w:styleId="44">
+  <w:style w:type="table" w:styleId="787">
     <w:name w:val="Grid Table 4 - Accent 4"/>
-    <w:basedOn w:val="11"/>
+    <w:basedOn w:val="754"/>
     <w:uiPriority w:val="59"/>
     <w:pPr>
       <w:pBdr/>
@@ -17191,9 +14137,9 @@
       </w:tcPr>
     </w:tblStylePr>
   </w:style>
-  <w:style w:type="table" w:styleId="45">
+  <w:style w:type="table" w:styleId="788">
     <w:name w:val="Grid Table 4 - Accent 5"/>
-    <w:basedOn w:val="11"/>
+    <w:basedOn w:val="754"/>
     <w:uiPriority w:val="59"/>
     <w:pPr>
       <w:pBdr/>
@@ -17424,9 +14370,9 @@
       </w:tcPr>
     </w:tblStylePr>
   </w:style>
-  <w:style w:type="table" w:styleId="46">
+  <w:style w:type="table" w:styleId="789">
     <w:name w:val="Grid Table 4 - Accent 6"/>
-    <w:basedOn w:val="11"/>
+    <w:basedOn w:val="754"/>
     <w:uiPriority w:val="59"/>
     <w:pPr>
       <w:pBdr/>
@@ -17657,9 +14603,9 @@
       </w:tcPr>
     </w:tblStylePr>
   </w:style>
-  <w:style w:type="table" w:styleId="47">
+  <w:style w:type="table" w:styleId="790">
     <w:name w:val="Grid Table 5 Dark"/>
-    <w:basedOn w:val="11"/>
+    <w:basedOn w:val="754"/>
     <w:uiPriority w:val="99"/>
     <w:pPr>
       <w:pBdr/>
@@ -17885,9 +14831,9 @@
       </w:tcPr>
     </w:tblStylePr>
   </w:style>
-  <w:style w:type="table" w:styleId="48">
+  <w:style w:type="table" w:styleId="791">
     <w:name w:val="Grid Table 5 Dark- Accent 1"/>
-    <w:basedOn w:val="11"/>
+    <w:basedOn w:val="754"/>
     <w:uiPriority w:val="99"/>
     <w:pPr>
       <w:pBdr/>
@@ -18113,9 +15059,9 @@
       </w:tcPr>
     </w:tblStylePr>
   </w:style>
-  <w:style w:type="table" w:styleId="49">
+  <w:style w:type="table" w:styleId="792">
     <w:name w:val="Grid Table 5 Dark - Accent 2"/>
-    <w:basedOn w:val="11"/>
+    <w:basedOn w:val="754"/>
     <w:uiPriority w:val="99"/>
     <w:pPr>
       <w:pBdr/>
@@ -18341,9 +15287,9 @@
       </w:tcPr>
     </w:tblStylePr>
   </w:style>
-  <w:style w:type="table" w:styleId="50">
+  <w:style w:type="table" w:styleId="793">
     <w:name w:val="Grid Table 5 Dark - Accent 3"/>
-    <w:basedOn w:val="11"/>
+    <w:basedOn w:val="754"/>
     <w:uiPriority w:val="99"/>
     <w:pPr>
       <w:pBdr/>
@@ -18569,9 +15515,9 @@
       </w:tcPr>
     </w:tblStylePr>
   </w:style>
-  <w:style w:type="table" w:styleId="51">
+  <w:style w:type="table" w:styleId="794">
     <w:name w:val="Grid Table 5 Dark- Accent 4"/>
-    <w:basedOn w:val="11"/>
+    <w:basedOn w:val="754"/>
     <w:uiPriority w:val="99"/>
     <w:pPr>
       <w:pBdr/>
@@ -18797,9 +15743,9 @@
       </w:tcPr>
     </w:tblStylePr>
   </w:style>
-  <w:style w:type="table" w:styleId="52">
+  <w:style w:type="table" w:styleId="795">
     <w:name w:val="Grid Table 5 Dark - Accent 5"/>
-    <w:basedOn w:val="11"/>
+    <w:basedOn w:val="754"/>
     <w:uiPriority w:val="99"/>
     <w:pPr>
       <w:pBdr/>
@@ -19025,9 +15971,9 @@
       </w:tcPr>
     </w:tblStylePr>
   </w:style>
-  <w:style w:type="table" w:styleId="53">
+  <w:style w:type="table" w:styleId="796">
     <w:name w:val="Grid Table 5 Dark - Accent 6"/>
-    <w:basedOn w:val="11"/>
+    <w:basedOn w:val="754"/>
     <w:uiPriority w:val="99"/>
     <w:pPr>
       <w:pBdr/>
@@ -19253,9 +16199,9 @@
       </w:tcPr>
     </w:tblStylePr>
   </w:style>
-  <w:style w:type="table" w:styleId="54">
+  <w:style w:type="table" w:styleId="797">
     <w:name w:val="Grid Table 6 Colorful"/>
-    <w:basedOn w:val="11"/>
+    <w:basedOn w:val="754"/>
     <w:uiPriority w:val="99"/>
     <w:pPr>
       <w:pBdr/>
@@ -19483,9 +16429,9 @@
       </w:tcPr>
     </w:tblStylePr>
   </w:style>
-  <w:style w:type="table" w:styleId="55">
+  <w:style w:type="table" w:styleId="798">
     <w:name w:val="Grid Table 6 Colorful - Accent 1"/>
-    <w:basedOn w:val="11"/>
+    <w:basedOn w:val="754"/>
     <w:uiPriority w:val="99"/>
     <w:pPr>
       <w:pBdr/>
@@ -19713,9 +16659,9 @@
       </w:tcPr>
     </w:tblStylePr>
   </w:style>
-  <w:style w:type="table" w:styleId="56">
+  <w:style w:type="table" w:styleId="799">
     <w:name w:val="Grid Table 6 Colorful - Accent 2"/>
-    <w:basedOn w:val="11"/>
+    <w:basedOn w:val="754"/>
     <w:uiPriority w:val="99"/>
     <w:pPr>
       <w:pBdr/>
@@ -19943,9 +16889,9 @@
       </w:tcPr>
     </w:tblStylePr>
   </w:style>
-  <w:style w:type="table" w:styleId="57">
+  <w:style w:type="table" w:styleId="800">
     <w:name w:val="Grid Table 6 Colorful - Accent 3"/>
-    <w:basedOn w:val="11"/>
+    <w:basedOn w:val="754"/>
     <w:uiPriority w:val="99"/>
     <w:pPr>
       <w:pBdr/>
@@ -20173,9 +17119,9 @@
       </w:tcPr>
     </w:tblStylePr>
   </w:style>
-  <w:style w:type="table" w:styleId="58">
+  <w:style w:type="table" w:styleId="801">
     <w:name w:val="Grid Table 6 Colorful - Accent 4"/>
-    <w:basedOn w:val="11"/>
+    <w:basedOn w:val="754"/>
     <w:uiPriority w:val="99"/>
     <w:pPr>
       <w:pBdr/>
@@ -20403,9 +17349,9 @@
       </w:tcPr>
     </w:tblStylePr>
   </w:style>
-  <w:style w:type="table" w:styleId="59">
+  <w:style w:type="table" w:styleId="802">
     <w:name w:val="Grid Table 6 Colorful - Accent 5"/>
-    <w:basedOn w:val="11"/>
+    <w:basedOn w:val="754"/>
     <w:uiPriority w:val="99"/>
     <w:pPr>
       <w:pBdr/>
@@ -20633,9 +17579,9 @@
       </w:tcPr>
     </w:tblStylePr>
   </w:style>
-  <w:style w:type="table" w:styleId="60">
+  <w:style w:type="table" w:styleId="803">
     <w:name w:val="Grid Table 6 Colorful - Accent 6"/>
-    <w:basedOn w:val="11"/>
+    <w:basedOn w:val="754"/>
     <w:uiPriority w:val="99"/>
     <w:pPr>
       <w:pBdr/>
@@ -20863,9 +17809,9 @@
       </w:tcPr>
     </w:tblStylePr>
   </w:style>
-  <w:style w:type="table" w:styleId="61">
+  <w:style w:type="table" w:styleId="804">
     <w:name w:val="Grid Table 7 Colorful"/>
-    <w:basedOn w:val="11"/>
+    <w:basedOn w:val="754"/>
     <w:uiPriority w:val="99"/>
     <w:pPr>
       <w:pBdr/>
@@ -20967,11 +17913,11 @@
         <w:tblBorders/>
       </w:tblPr>
       <w:tcPr>
-        <w:shd w:color="ffffff"/>
+        <w:shd w:val="clear" w:color="ffffff"/>
         <w:tcBorders>
-          <w:top w:val="none"/>
-          <w:left w:val="none"/>
-          <w:bottom w:val="none"/>
+          <w:top w:val="none" w:color="000000" w:sz="4" w:space="0"/>
+          <w:left w:val="none" w:color="000000" w:sz="4" w:space="0"/>
+          <w:bottom w:val="none" w:color="000000" w:sz="4" w:space="0"/>
           <w:right w:val="single" w:color="000000" w:themeColor="text1" w:themeTint="80" w:sz="4" w:space="0"/>
         </w:tcBorders>
       </w:tcPr>
@@ -20994,10 +17940,10 @@
       <w:tcPr>
         <w:shd w:val="clear" w:color="ffffff" w:themeColor="light1" w:fill="ffffff" w:themeFill="light1"/>
         <w:tcBorders>
-          <w:top w:val="none"/>
-          <w:left w:val="none"/>
+          <w:top w:val="none" w:color="000000" w:sz="4" w:space="0"/>
+          <w:left w:val="none" w:color="000000" w:sz="4" w:space="0"/>
           <w:bottom w:val="single" w:color="000000" w:themeColor="text1" w:themeTint="80" w:sz="4" w:space="0"/>
-          <w:right w:val="none"/>
+          <w:right w:val="none" w:color="000000" w:sz="4" w:space="0"/>
         </w:tcBorders>
       </w:tcPr>
     </w:tblStylePr>
@@ -21017,12 +17963,12 @@
         <w:tblBorders/>
       </w:tblPr>
       <w:tcPr>
-        <w:shd w:color="ffffff"/>
+        <w:shd w:val="clear" w:color="ffffff"/>
         <w:tcBorders>
-          <w:top w:val="none"/>
+          <w:top w:val="none" w:color="000000" w:sz="4" w:space="0"/>
           <w:left w:val="single" w:color="000000" w:themeColor="text1" w:themeTint="80" w:sz="4" w:space="0"/>
-          <w:bottom w:val="none"/>
-          <w:right w:val="none"/>
+          <w:bottom w:val="none" w:color="000000" w:sz="4" w:space="0"/>
+          <w:right w:val="none" w:color="000000" w:sz="4" w:space="0"/>
         </w:tcBorders>
       </w:tcPr>
     </w:tblStylePr>
@@ -21045,9 +17991,9 @@
         <w:shd w:val="clear" w:color="ffffff" w:themeColor="light1" w:fill="ffffff" w:themeFill="light1"/>
         <w:tcBorders>
           <w:top w:val="single" w:color="000000" w:themeColor="text1" w:themeTint="80" w:sz="4" w:space="0"/>
-          <w:left w:val="none"/>
-          <w:bottom w:val="none"/>
-          <w:right w:val="none"/>
+          <w:left w:val="none" w:color="000000" w:sz="4" w:space="0"/>
+          <w:bottom w:val="none" w:color="000000" w:sz="4" w:space="0"/>
+          <w:right w:val="none" w:color="000000" w:sz="4" w:space="0"/>
         </w:tcBorders>
       </w:tcPr>
     </w:tblStylePr>
@@ -21117,9 +18063,9 @@
       </w:tcPr>
     </w:tblStylePr>
   </w:style>
-  <w:style w:type="table" w:styleId="62">
+  <w:style w:type="table" w:styleId="805">
     <w:name w:val="Grid Table 7 Colorful - Accent 1"/>
-    <w:basedOn w:val="11"/>
+    <w:basedOn w:val="754"/>
     <w:uiPriority w:val="99"/>
     <w:pPr>
       <w:pBdr/>
@@ -21221,11 +18167,11 @@
         <w:tblBorders/>
       </w:tblPr>
       <w:tcPr>
-        <w:shd w:color="ffffff"/>
+        <w:shd w:val="clear" w:color="ffffff"/>
         <w:tcBorders>
-          <w:top w:val="none"/>
-          <w:left w:val="none"/>
-          <w:bottom w:val="none"/>
+          <w:top w:val="none" w:color="000000" w:sz="4" w:space="0"/>
+          <w:left w:val="none" w:color="000000" w:sz="4" w:space="0"/>
+          <w:bottom w:val="none" w:color="000000" w:sz="4" w:space="0"/>
           <w:right w:val="single" w:color="000000" w:themeColor="accent1" w:themeTint="80" w:sz="4" w:space="0"/>
         </w:tcBorders>
       </w:tcPr>
@@ -21248,10 +18194,10 @@
       <w:tcPr>
         <w:shd w:val="clear" w:color="ffffff" w:themeColor="light1" w:fill="ffffff" w:themeFill="light1"/>
         <w:tcBorders>
-          <w:top w:val="none"/>
-          <w:left w:val="none"/>
+          <w:top w:val="none" w:color="000000" w:sz="4" w:space="0"/>
+          <w:left w:val="none" w:color="000000" w:sz="4" w:space="0"/>
           <w:bottom w:val="single" w:color="000000" w:themeColor="accent1" w:themeTint="80" w:sz="4" w:space="0"/>
-          <w:right w:val="none"/>
+          <w:right w:val="none" w:color="000000" w:sz="4" w:space="0"/>
         </w:tcBorders>
       </w:tcPr>
     </w:tblStylePr>
@@ -21271,12 +18217,12 @@
         <w:tblBorders/>
       </w:tblPr>
       <w:tcPr>
-        <w:shd w:color="ffffff"/>
+        <w:shd w:val="clear" w:color="ffffff"/>
         <w:tcBorders>
-          <w:top w:val="none"/>
+          <w:top w:val="none" w:color="000000" w:sz="4" w:space="0"/>
           <w:left w:val="single" w:color="000000" w:themeColor="accent1" w:themeTint="80" w:sz="4" w:space="0"/>
-          <w:bottom w:val="none"/>
-          <w:right w:val="none"/>
+          <w:bottom w:val="none" w:color="000000" w:sz="4" w:space="0"/>
+          <w:right w:val="none" w:color="000000" w:sz="4" w:space="0"/>
         </w:tcBorders>
       </w:tcPr>
     </w:tblStylePr>
@@ -21299,9 +18245,9 @@
         <w:shd w:val="clear" w:color="ffffff" w:themeColor="light1" w:fill="ffffff" w:themeFill="light1"/>
         <w:tcBorders>
           <w:top w:val="single" w:color="000000" w:themeColor="accent1" w:themeTint="80" w:sz="4" w:space="0"/>
-          <w:left w:val="none"/>
-          <w:bottom w:val="none"/>
-          <w:right w:val="none"/>
+          <w:left w:val="none" w:color="000000" w:sz="4" w:space="0"/>
+          <w:bottom w:val="none" w:color="000000" w:sz="4" w:space="0"/>
+          <w:right w:val="none" w:color="000000" w:sz="4" w:space="0"/>
         </w:tcBorders>
       </w:tcPr>
     </w:tblStylePr>
@@ -21371,9 +18317,9 @@
       </w:tcPr>
     </w:tblStylePr>
   </w:style>
-  <w:style w:type="table" w:styleId="63">
+  <w:style w:type="table" w:styleId="806">
     <w:name w:val="Grid Table 7 Colorful - Accent 2"/>
-    <w:basedOn w:val="11"/>
+    <w:basedOn w:val="754"/>
     <w:uiPriority w:val="99"/>
     <w:pPr>
       <w:pBdr/>
@@ -21475,11 +18421,11 @@
         <w:tblBorders/>
       </w:tblPr>
       <w:tcPr>
-        <w:shd w:color="ffffff"/>
+        <w:shd w:val="clear" w:color="ffffff"/>
         <w:tcBorders>
-          <w:top w:val="none"/>
-          <w:left w:val="none"/>
-          <w:bottom w:val="none"/>
+          <w:top w:val="none" w:color="000000" w:sz="4" w:space="0"/>
+          <w:left w:val="none" w:color="000000" w:sz="4" w:space="0"/>
+          <w:bottom w:val="none" w:color="000000" w:sz="4" w:space="0"/>
           <w:right w:val="single" w:color="000000" w:themeColor="accent2" w:themeTint="97" w:sz="4" w:space="0"/>
         </w:tcBorders>
       </w:tcPr>
@@ -21502,10 +18448,10 @@
       <w:tcPr>
         <w:shd w:val="clear" w:color="ffffff" w:themeColor="light1" w:fill="ffffff" w:themeFill="light1"/>
         <w:tcBorders>
-          <w:top w:val="none"/>
-          <w:left w:val="none"/>
+          <w:top w:val="none" w:color="000000" w:sz="4" w:space="0"/>
+          <w:left w:val="none" w:color="000000" w:sz="4" w:space="0"/>
           <w:bottom w:val="single" w:color="000000" w:themeColor="accent2" w:themeTint="97" w:sz="4" w:space="0"/>
-          <w:right w:val="none"/>
+          <w:right w:val="none" w:color="000000" w:sz="4" w:space="0"/>
         </w:tcBorders>
       </w:tcPr>
     </w:tblStylePr>
@@ -21525,12 +18471,12 @@
         <w:tblBorders/>
       </w:tblPr>
       <w:tcPr>
-        <w:shd w:color="ffffff"/>
+        <w:shd w:val="clear" w:color="ffffff"/>
         <w:tcBorders>
-          <w:top w:val="none"/>
+          <w:top w:val="none" w:color="000000" w:sz="4" w:space="0"/>
           <w:left w:val="single" w:color="000000" w:themeColor="accent2" w:themeTint="97" w:sz="4" w:space="0"/>
-          <w:bottom w:val="none"/>
-          <w:right w:val="none"/>
+          <w:bottom w:val="none" w:color="000000" w:sz="4" w:space="0"/>
+          <w:right w:val="none" w:color="000000" w:sz="4" w:space="0"/>
         </w:tcBorders>
       </w:tcPr>
     </w:tblStylePr>
@@ -21553,9 +18499,9 @@
         <w:shd w:val="clear" w:color="ffffff" w:themeColor="light1" w:fill="ffffff" w:themeFill="light1"/>
         <w:tcBorders>
           <w:top w:val="single" w:color="000000" w:themeColor="accent2" w:themeTint="97" w:sz="4" w:space="0"/>
-          <w:left w:val="none"/>
-          <w:bottom w:val="none"/>
-          <w:right w:val="none"/>
+          <w:left w:val="none" w:color="000000" w:sz="4" w:space="0"/>
+          <w:bottom w:val="none" w:color="000000" w:sz="4" w:space="0"/>
+          <w:right w:val="none" w:color="000000" w:sz="4" w:space="0"/>
         </w:tcBorders>
       </w:tcPr>
     </w:tblStylePr>
@@ -21625,9 +18571,9 @@
       </w:tcPr>
     </w:tblStylePr>
   </w:style>
-  <w:style w:type="table" w:styleId="64">
+  <w:style w:type="table" w:styleId="807">
     <w:name w:val="Grid Table 7 Colorful - Accent 3"/>
-    <w:basedOn w:val="11"/>
+    <w:basedOn w:val="754"/>
     <w:uiPriority w:val="99"/>
     <w:pPr>
       <w:pBdr/>
@@ -21729,11 +18675,11 @@
         <w:tblBorders/>
       </w:tblPr>
       <w:tcPr>
-        <w:shd w:color="ffffff"/>
+        <w:shd w:val="clear" w:color="ffffff"/>
         <w:tcBorders>
-          <w:top w:val="none"/>
-          <w:left w:val="none"/>
-          <w:bottom w:val="none"/>
+          <w:top w:val="none" w:color="000000" w:sz="4" w:space="0"/>
+          <w:left w:val="none" w:color="000000" w:sz="4" w:space="0"/>
+          <w:bottom w:val="none" w:color="000000" w:sz="4" w:space="0"/>
           <w:right w:val="single" w:color="000000" w:themeColor="accent3" w:themeTint="FE" w:sz="4" w:space="0"/>
         </w:tcBorders>
       </w:tcPr>
@@ -21756,10 +18702,10 @@
       <w:tcPr>
         <w:shd w:val="clear" w:color="ffffff" w:themeColor="light1" w:fill="ffffff" w:themeFill="light1"/>
         <w:tcBorders>
-          <w:top w:val="none"/>
-          <w:left w:val="none"/>
+          <w:top w:val="none" w:color="000000" w:sz="4" w:space="0"/>
+          <w:left w:val="none" w:color="000000" w:sz="4" w:space="0"/>
           <w:bottom w:val="single" w:color="000000" w:themeColor="accent3" w:themeTint="FE" w:sz="4" w:space="0"/>
-          <w:right w:val="none"/>
+          <w:right w:val="none" w:color="000000" w:sz="4" w:space="0"/>
         </w:tcBorders>
       </w:tcPr>
     </w:tblStylePr>
@@ -21779,12 +18725,12 @@
         <w:tblBorders/>
       </w:tblPr>
       <w:tcPr>
-        <w:shd w:color="ffffff"/>
+        <w:shd w:val="clear" w:color="ffffff"/>
         <w:tcBorders>
-          <w:top w:val="none"/>
+          <w:top w:val="none" w:color="000000" w:sz="4" w:space="0"/>
           <w:left w:val="single" w:color="000000" w:themeColor="accent3" w:themeTint="FE" w:sz="4" w:space="0"/>
-          <w:bottom w:val="none"/>
-          <w:right w:val="none"/>
+          <w:bottom w:val="none" w:color="000000" w:sz="4" w:space="0"/>
+          <w:right w:val="none" w:color="000000" w:sz="4" w:space="0"/>
         </w:tcBorders>
       </w:tcPr>
     </w:tblStylePr>
@@ -21807,9 +18753,9 @@
         <w:shd w:val="clear" w:color="ffffff" w:themeColor="light1" w:fill="ffffff" w:themeFill="light1"/>
         <w:tcBorders>
           <w:top w:val="single" w:color="000000" w:themeColor="accent3" w:themeTint="FE" w:sz="4" w:space="0"/>
-          <w:left w:val="none"/>
-          <w:bottom w:val="none"/>
-          <w:right w:val="none"/>
+          <w:left w:val="none" w:color="000000" w:sz="4" w:space="0"/>
+          <w:bottom w:val="none" w:color="000000" w:sz="4" w:space="0"/>
+          <w:right w:val="none" w:color="000000" w:sz="4" w:space="0"/>
         </w:tcBorders>
       </w:tcPr>
     </w:tblStylePr>
@@ -21879,9 +18825,9 @@
       </w:tcPr>
     </w:tblStylePr>
   </w:style>
-  <w:style w:type="table" w:styleId="65">
+  <w:style w:type="table" w:styleId="808">
     <w:name w:val="Grid Table 7 Colorful - Accent 4"/>
-    <w:basedOn w:val="11"/>
+    <w:basedOn w:val="754"/>
     <w:uiPriority w:val="99"/>
     <w:pPr>
       <w:pBdr/>
@@ -21983,11 +18929,11 @@
         <w:tblBorders/>
       </w:tblPr>
       <w:tcPr>
-        <w:shd w:color="ffffff"/>
+        <w:shd w:val="clear" w:color="ffffff"/>
         <w:tcBorders>
-          <w:top w:val="none"/>
-          <w:left w:val="none"/>
-          <w:bottom w:val="none"/>
+          <w:top w:val="none" w:color="000000" w:sz="4" w:space="0"/>
+          <w:left w:val="none" w:color="000000" w:sz="4" w:space="0"/>
+          <w:bottom w:val="none" w:color="000000" w:sz="4" w:space="0"/>
           <w:right w:val="single" w:color="000000" w:themeColor="accent4" w:themeTint="9A" w:sz="4" w:space="0"/>
         </w:tcBorders>
       </w:tcPr>
@@ -22010,10 +18956,10 @@
       <w:tcPr>
         <w:shd w:val="clear" w:color="ffffff" w:themeColor="light1" w:fill="ffffff" w:themeFill="light1"/>
         <w:tcBorders>
-          <w:top w:val="none"/>
-          <w:left w:val="none"/>
+          <w:top w:val="none" w:color="000000" w:sz="4" w:space="0"/>
+          <w:left w:val="none" w:color="000000" w:sz="4" w:space="0"/>
           <w:bottom w:val="single" w:color="000000" w:themeColor="accent4" w:themeTint="9A" w:sz="4" w:space="0"/>
-          <w:right w:val="none"/>
+          <w:right w:val="none" w:color="000000" w:sz="4" w:space="0"/>
         </w:tcBorders>
       </w:tcPr>
     </w:tblStylePr>
@@ -22033,12 +18979,12 @@
         <w:tblBorders/>
       </w:tblPr>
       <w:tcPr>
-        <w:shd w:color="ffffff"/>
+        <w:shd w:val="clear" w:color="ffffff"/>
         <w:tcBorders>
-          <w:top w:val="none"/>
+          <w:top w:val="none" w:color="000000" w:sz="4" w:space="0"/>
           <w:left w:val="single" w:color="000000" w:themeColor="accent4" w:themeTint="9A" w:sz="4" w:space="0"/>
-          <w:bottom w:val="none"/>
-          <w:right w:val="none"/>
+          <w:bottom w:val="none" w:color="000000" w:sz="4" w:space="0"/>
+          <w:right w:val="none" w:color="000000" w:sz="4" w:space="0"/>
         </w:tcBorders>
       </w:tcPr>
     </w:tblStylePr>
@@ -22061,9 +19007,9 @@
         <w:shd w:val="clear" w:color="ffffff" w:themeColor="light1" w:fill="ffffff" w:themeFill="light1"/>
         <w:tcBorders>
           <w:top w:val="single" w:color="000000" w:themeColor="accent4" w:themeTint="9A" w:sz="4" w:space="0"/>
-          <w:left w:val="none"/>
-          <w:bottom w:val="none"/>
-          <w:right w:val="none"/>
+          <w:left w:val="none" w:color="000000" w:sz="4" w:space="0"/>
+          <w:bottom w:val="none" w:color="000000" w:sz="4" w:space="0"/>
+          <w:right w:val="none" w:color="000000" w:sz="4" w:space="0"/>
         </w:tcBorders>
       </w:tcPr>
     </w:tblStylePr>
@@ -22133,9 +19079,9 @@
       </w:tcPr>
     </w:tblStylePr>
   </w:style>
-  <w:style w:type="table" w:styleId="66">
+  <w:style w:type="table" w:styleId="809">
     <w:name w:val="Grid Table 7 Colorful - Accent 5"/>
-    <w:basedOn w:val="11"/>
+    <w:basedOn w:val="754"/>
     <w:uiPriority w:val="99"/>
     <w:pPr>
       <w:pBdr/>
@@ -22237,11 +19183,11 @@
         <w:tblBorders/>
       </w:tblPr>
       <w:tcPr>
-        <w:shd w:color="ffffff"/>
+        <w:shd w:val="clear" w:color="ffffff"/>
         <w:tcBorders>
-          <w:top w:val="none"/>
-          <w:left w:val="none"/>
-          <w:bottom w:val="none"/>
+          <w:top w:val="none" w:color="000000" w:sz="4" w:space="0"/>
+          <w:left w:val="none" w:color="000000" w:sz="4" w:space="0"/>
+          <w:bottom w:val="none" w:color="000000" w:sz="4" w:space="0"/>
           <w:right w:val="single" w:color="000000" w:themeColor="accent5" w:themeTint="90" w:sz="4" w:space="0"/>
         </w:tcBorders>
       </w:tcPr>
@@ -22264,10 +19210,10 @@
       <w:tcPr>
         <w:shd w:val="clear" w:color="ffffff" w:themeColor="light1" w:fill="ffffff" w:themeFill="light1"/>
         <w:tcBorders>
-          <w:top w:val="none"/>
-          <w:left w:val="none"/>
+          <w:top w:val="none" w:color="000000" w:sz="4" w:space="0"/>
+          <w:left w:val="none" w:color="000000" w:sz="4" w:space="0"/>
           <w:bottom w:val="single" w:color="000000" w:themeColor="accent5" w:themeTint="90" w:sz="4" w:space="0"/>
-          <w:right w:val="none"/>
+          <w:right w:val="none" w:color="000000" w:sz="4" w:space="0"/>
         </w:tcBorders>
       </w:tcPr>
     </w:tblStylePr>
@@ -22287,12 +19233,12 @@
         <w:tblBorders/>
       </w:tblPr>
       <w:tcPr>
-        <w:shd w:color="ffffff"/>
+        <w:shd w:val="clear" w:color="ffffff"/>
         <w:tcBorders>
-          <w:top w:val="none"/>
+          <w:top w:val="none" w:color="000000" w:sz="4" w:space="0"/>
           <w:left w:val="single" w:color="000000" w:themeColor="accent5" w:themeTint="90" w:sz="4" w:space="0"/>
-          <w:bottom w:val="none"/>
-          <w:right w:val="none"/>
+          <w:bottom w:val="none" w:color="000000" w:sz="4" w:space="0"/>
+          <w:right w:val="none" w:color="000000" w:sz="4" w:space="0"/>
         </w:tcBorders>
       </w:tcPr>
     </w:tblStylePr>
@@ -22315,9 +19261,9 @@
         <w:shd w:val="clear" w:color="ffffff" w:themeColor="light1" w:fill="ffffff" w:themeFill="light1"/>
         <w:tcBorders>
           <w:top w:val="single" w:color="000000" w:themeColor="accent5" w:themeTint="90" w:sz="4" w:space="0"/>
-          <w:left w:val="none"/>
-          <w:bottom w:val="none"/>
-          <w:right w:val="none"/>
+          <w:left w:val="none" w:color="000000" w:sz="4" w:space="0"/>
+          <w:bottom w:val="none" w:color="000000" w:sz="4" w:space="0"/>
+          <w:right w:val="none" w:color="000000" w:sz="4" w:space="0"/>
         </w:tcBorders>
       </w:tcPr>
     </w:tblStylePr>
@@ -22387,9 +19333,9 @@
       </w:tcPr>
     </w:tblStylePr>
   </w:style>
-  <w:style w:type="table" w:styleId="67">
+  <w:style w:type="table" w:styleId="810">
     <w:name w:val="Grid Table 7 Colorful - Accent 6"/>
-    <w:basedOn w:val="11"/>
+    <w:basedOn w:val="754"/>
     <w:uiPriority w:val="99"/>
     <w:pPr>
       <w:pBdr/>
@@ -22491,11 +19437,11 @@
         <w:tblBorders/>
       </w:tblPr>
       <w:tcPr>
-        <w:shd w:color="ffffff"/>
+        <w:shd w:val="clear" w:color="ffffff"/>
         <w:tcBorders>
-          <w:top w:val="none"/>
-          <w:left w:val="none"/>
-          <w:bottom w:val="none"/>
+          <w:top w:val="none" w:color="000000" w:sz="4" w:space="0"/>
+          <w:left w:val="none" w:color="000000" w:sz="4" w:space="0"/>
+          <w:bottom w:val="none" w:color="000000" w:sz="4" w:space="0"/>
           <w:right w:val="single" w:color="000000" w:themeColor="accent6" w:themeTint="90" w:sz="4" w:space="0"/>
         </w:tcBorders>
       </w:tcPr>
@@ -22518,10 +19464,10 @@
       <w:tcPr>
         <w:shd w:val="clear" w:color="ffffff" w:themeColor="light1" w:fill="ffffff" w:themeFill="light1"/>
         <w:tcBorders>
-          <w:top w:val="none"/>
-          <w:left w:val="none"/>
+          <w:top w:val="none" w:color="000000" w:sz="4" w:space="0"/>
+          <w:left w:val="none" w:color="000000" w:sz="4" w:space="0"/>
           <w:bottom w:val="single" w:color="000000" w:themeColor="accent6" w:themeTint="90" w:sz="4" w:space="0"/>
-          <w:right w:val="none"/>
+          <w:right w:val="none" w:color="000000" w:sz="4" w:space="0"/>
         </w:tcBorders>
       </w:tcPr>
     </w:tblStylePr>
@@ -22541,12 +19487,12 @@
         <w:tblBorders/>
       </w:tblPr>
       <w:tcPr>
-        <w:shd w:color="ffffff"/>
+        <w:shd w:val="clear" w:color="ffffff"/>
         <w:tcBorders>
-          <w:top w:val="none"/>
+          <w:top w:val="none" w:color="000000" w:sz="4" w:space="0"/>
           <w:left w:val="single" w:color="000000" w:themeColor="accent6" w:themeTint="90" w:sz="4" w:space="0"/>
-          <w:bottom w:val="none"/>
-          <w:right w:val="none"/>
+          <w:bottom w:val="none" w:color="000000" w:sz="4" w:space="0"/>
+          <w:right w:val="none" w:color="000000" w:sz="4" w:space="0"/>
         </w:tcBorders>
       </w:tcPr>
     </w:tblStylePr>
@@ -22569,9 +19515,9 @@
         <w:shd w:val="clear" w:color="ffffff" w:themeColor="light1" w:fill="ffffff" w:themeFill="light1"/>
         <w:tcBorders>
           <w:top w:val="single" w:color="000000" w:themeColor="accent6" w:themeTint="90" w:sz="4" w:space="0"/>
-          <w:left w:val="none"/>
-          <w:bottom w:val="none"/>
-          <w:right w:val="none"/>
+          <w:left w:val="none" w:color="000000" w:sz="4" w:space="0"/>
+          <w:bottom w:val="none" w:color="000000" w:sz="4" w:space="0"/>
+          <w:right w:val="none" w:color="000000" w:sz="4" w:space="0"/>
         </w:tcBorders>
       </w:tcPr>
     </w:tblStylePr>
@@ -22641,9 +19587,9 @@
       </w:tcPr>
     </w:tblStylePr>
   </w:style>
-  <w:style w:type="table" w:styleId="68">
+  <w:style w:type="table" w:styleId="811">
     <w:name w:val="List Table 1 Light"/>
-    <w:basedOn w:val="11"/>
+    <w:basedOn w:val="754"/>
     <w:uiPriority w:val="99"/>
     <w:pPr>
       <w:pBdr/>
@@ -22857,9 +19803,9 @@
       </w:tcPr>
     </w:tblStylePr>
   </w:style>
-  <w:style w:type="table" w:styleId="69">
+  <w:style w:type="table" w:styleId="812">
     <w:name w:val="List Table 1 Light - Accent 1"/>
-    <w:basedOn w:val="11"/>
+    <w:basedOn w:val="754"/>
     <w:uiPriority w:val="99"/>
     <w:pPr>
       <w:pBdr/>
@@ -23073,9 +20019,9 @@
       </w:tcPr>
     </w:tblStylePr>
   </w:style>
-  <w:style w:type="table" w:styleId="70">
+  <w:style w:type="table" w:styleId="813">
     <w:name w:val="List Table 1 Light - Accent 2"/>
-    <w:basedOn w:val="11"/>
+    <w:basedOn w:val="754"/>
     <w:uiPriority w:val="99"/>
     <w:pPr>
       <w:pBdr/>
@@ -23289,9 +20235,9 @@
       </w:tcPr>
     </w:tblStylePr>
   </w:style>
-  <w:style w:type="table" w:styleId="71">
+  <w:style w:type="table" w:styleId="814">
     <w:name w:val="List Table 1 Light - Accent 3"/>
-    <w:basedOn w:val="11"/>
+    <w:basedOn w:val="754"/>
     <w:uiPriority w:val="99"/>
     <w:pPr>
       <w:pBdr/>
@@ -23505,9 +20451,9 @@
       </w:tcPr>
     </w:tblStylePr>
   </w:style>
-  <w:style w:type="table" w:styleId="72">
+  <w:style w:type="table" w:styleId="815">
     <w:name w:val="List Table 1 Light - Accent 4"/>
-    <w:basedOn w:val="11"/>
+    <w:basedOn w:val="754"/>
     <w:uiPriority w:val="99"/>
     <w:pPr>
       <w:pBdr/>
@@ -23721,9 +20667,9 @@
       </w:tcPr>
     </w:tblStylePr>
   </w:style>
-  <w:style w:type="table" w:styleId="73">
+  <w:style w:type="table" w:styleId="816">
     <w:name w:val="List Table 1 Light - Accent 5"/>
-    <w:basedOn w:val="11"/>
+    <w:basedOn w:val="754"/>
     <w:uiPriority w:val="99"/>
     <w:pPr>
       <w:pBdr/>
@@ -23937,9 +20883,9 @@
       </w:tcPr>
     </w:tblStylePr>
   </w:style>
-  <w:style w:type="table" w:styleId="74">
+  <w:style w:type="table" w:styleId="817">
     <w:name w:val="List Table 1 Light - Accent 6"/>
-    <w:basedOn w:val="11"/>
+    <w:basedOn w:val="754"/>
     <w:uiPriority w:val="99"/>
     <w:pPr>
       <w:pBdr/>
@@ -24153,9 +21099,9 @@
       </w:tcPr>
     </w:tblStylePr>
   </w:style>
-  <w:style w:type="table" w:styleId="75">
+  <w:style w:type="table" w:styleId="818">
     <w:name w:val="List Table 2"/>
-    <w:basedOn w:val="11"/>
+    <w:basedOn w:val="754"/>
     <w:uiPriority w:val="99"/>
     <w:pPr>
       <w:pBdr/>
@@ -24391,9 +21337,9 @@
       </w:tcPr>
     </w:tblStylePr>
   </w:style>
-  <w:style w:type="table" w:styleId="76">
+  <w:style w:type="table" w:styleId="819">
     <w:name w:val="List Table 2 - Accent 1"/>
-    <w:basedOn w:val="11"/>
+    <w:basedOn w:val="754"/>
     <w:uiPriority w:val="99"/>
     <w:pPr>
       <w:pBdr/>
@@ -24629,9 +21575,9 @@
       </w:tcPr>
     </w:tblStylePr>
   </w:style>
-  <w:style w:type="table" w:styleId="77">
+  <w:style w:type="table" w:styleId="820">
     <w:name w:val="List Table 2 - Accent 2"/>
-    <w:basedOn w:val="11"/>
+    <w:basedOn w:val="754"/>
     <w:uiPriority w:val="99"/>
     <w:pPr>
       <w:pBdr/>
@@ -24867,9 +21813,9 @@
       </w:tcPr>
     </w:tblStylePr>
   </w:style>
-  <w:style w:type="table" w:styleId="78">
+  <w:style w:type="table" w:styleId="821">
     <w:name w:val="List Table 2 - Accent 3"/>
-    <w:basedOn w:val="11"/>
+    <w:basedOn w:val="754"/>
     <w:uiPriority w:val="99"/>
     <w:pPr>
       <w:pBdr/>
@@ -25105,9 +22051,9 @@
       </w:tcPr>
     </w:tblStylePr>
   </w:style>
-  <w:style w:type="table" w:styleId="79">
+  <w:style w:type="table" w:styleId="822">
     <w:name w:val="List Table 2 - Accent 4"/>
-    <w:basedOn w:val="11"/>
+    <w:basedOn w:val="754"/>
     <w:uiPriority w:val="99"/>
     <w:pPr>
       <w:pBdr/>
@@ -25343,9 +22289,9 @@
       </w:tcPr>
     </w:tblStylePr>
   </w:style>
-  <w:style w:type="table" w:styleId="80">
+  <w:style w:type="table" w:styleId="823">
     <w:name w:val="List Table 2 - Accent 5"/>
-    <w:basedOn w:val="11"/>
+    <w:basedOn w:val="754"/>
     <w:uiPriority w:val="99"/>
     <w:pPr>
       <w:pBdr/>
@@ -25581,9 +22527,9 @@
       </w:tcPr>
     </w:tblStylePr>
   </w:style>
-  <w:style w:type="table" w:styleId="81">
+  <w:style w:type="table" w:styleId="824">
     <w:name w:val="List Table 2 - Accent 6"/>
-    <w:basedOn w:val="11"/>
+    <w:basedOn w:val="754"/>
     <w:uiPriority w:val="99"/>
     <w:pPr>
       <w:pBdr/>
@@ -25819,9 +22765,9 @@
       </w:tcPr>
     </w:tblStylePr>
   </w:style>
-  <w:style w:type="table" w:styleId="82">
+  <w:style w:type="table" w:styleId="825">
     <w:name w:val="List Table 3"/>
-    <w:basedOn w:val="11"/>
+    <w:basedOn w:val="754"/>
     <w:uiPriority w:val="99"/>
     <w:pPr>
       <w:pBdr/>
@@ -26047,9 +22993,9 @@
       </w:tcPr>
     </w:tblStylePr>
   </w:style>
-  <w:style w:type="table" w:styleId="83">
+  <w:style w:type="table" w:styleId="826">
     <w:name w:val="List Table 3 - Accent 1"/>
-    <w:basedOn w:val="11"/>
+    <w:basedOn w:val="754"/>
     <w:uiPriority w:val="99"/>
     <w:pPr>
       <w:pBdr/>
@@ -26275,9 +23221,9 @@
       </w:tcPr>
     </w:tblStylePr>
   </w:style>
-  <w:style w:type="table" w:styleId="84">
+  <w:style w:type="table" w:styleId="827">
     <w:name w:val="List Table 3 - Accent 2"/>
-    <w:basedOn w:val="11"/>
+    <w:basedOn w:val="754"/>
     <w:uiPriority w:val="99"/>
     <w:pPr>
       <w:pBdr/>
@@ -26503,9 +23449,9 @@
       </w:tcPr>
     </w:tblStylePr>
   </w:style>
-  <w:style w:type="table" w:styleId="85">
+  <w:style w:type="table" w:styleId="828">
     <w:name w:val="List Table 3 - Accent 3"/>
-    <w:basedOn w:val="11"/>
+    <w:basedOn w:val="754"/>
     <w:uiPriority w:val="99"/>
     <w:pPr>
       <w:pBdr/>
@@ -26731,9 +23677,9 @@
       </w:tcPr>
     </w:tblStylePr>
   </w:style>
-  <w:style w:type="table" w:styleId="86">
+  <w:style w:type="table" w:styleId="829">
     <w:name w:val="List Table 3 - Accent 4"/>
-    <w:basedOn w:val="11"/>
+    <w:basedOn w:val="754"/>
     <w:uiPriority w:val="99"/>
     <w:pPr>
       <w:pBdr/>
@@ -26959,9 +23905,9 @@
       </w:tcPr>
     </w:tblStylePr>
   </w:style>
-  <w:style w:type="table" w:styleId="87">
+  <w:style w:type="table" w:styleId="830">
     <w:name w:val="List Table 3 - Accent 5"/>
-    <w:basedOn w:val="11"/>
+    <w:basedOn w:val="754"/>
     <w:uiPriority w:val="99"/>
     <w:pPr>
       <w:pBdr/>
@@ -27187,9 +24133,9 @@
       </w:tcPr>
     </w:tblStylePr>
   </w:style>
-  <w:style w:type="table" w:styleId="88">
+  <w:style w:type="table" w:styleId="831">
     <w:name w:val="List Table 3 - Accent 6"/>
-    <w:basedOn w:val="11"/>
+    <w:basedOn w:val="754"/>
     <w:uiPriority w:val="99"/>
     <w:pPr>
       <w:pBdr/>
@@ -27415,9 +24361,9 @@
       </w:tcPr>
     </w:tblStylePr>
   </w:style>
-  <w:style w:type="table" w:styleId="89">
+  <w:style w:type="table" w:styleId="832">
     <w:name w:val="List Table 4"/>
-    <w:basedOn w:val="11"/>
+    <w:basedOn w:val="754"/>
     <w:uiPriority w:val="99"/>
     <w:pPr>
       <w:pBdr/>
@@ -27640,9 +24586,9 @@
       </w:tcPr>
     </w:tblStylePr>
   </w:style>
-  <w:style w:type="table" w:styleId="90">
+  <w:style w:type="table" w:styleId="833">
     <w:name w:val="List Table 4 - Accent 1"/>
-    <w:basedOn w:val="11"/>
+    <w:basedOn w:val="754"/>
     <w:uiPriority w:val="99"/>
     <w:pPr>
       <w:pBdr/>
@@ -27865,9 +24811,9 @@
       </w:tcPr>
     </w:tblStylePr>
   </w:style>
-  <w:style w:type="table" w:styleId="91">
+  <w:style w:type="table" w:styleId="834">
     <w:name w:val="List Table 4 - Accent 2"/>
-    <w:basedOn w:val="11"/>
+    <w:basedOn w:val="754"/>
     <w:uiPriority w:val="99"/>
     <w:pPr>
       <w:pBdr/>
@@ -28090,9 +25036,9 @@
       </w:tcPr>
     </w:tblStylePr>
   </w:style>
-  <w:style w:type="table" w:styleId="92">
+  <w:style w:type="table" w:styleId="835">
     <w:name w:val="List Table 4 - Accent 3"/>
-    <w:basedOn w:val="11"/>
+    <w:basedOn w:val="754"/>
     <w:uiPriority w:val="99"/>
     <w:pPr>
       <w:pBdr/>
@@ -28315,9 +25261,9 @@
       </w:tcPr>
     </w:tblStylePr>
   </w:style>
-  <w:style w:type="table" w:styleId="93">
+  <w:style w:type="table" w:styleId="836">
     <w:name w:val="List Table 4 - Accent 4"/>
-    <w:basedOn w:val="11"/>
+    <w:basedOn w:val="754"/>
     <w:uiPriority w:val="99"/>
     <w:pPr>
       <w:pBdr/>
@@ -28540,9 +25486,9 @@
       </w:tcPr>
     </w:tblStylePr>
   </w:style>
-  <w:style w:type="table" w:styleId="94">
+  <w:style w:type="table" w:styleId="837">
     <w:name w:val="List Table 4 - Accent 5"/>
-    <w:basedOn w:val="11"/>
+    <w:basedOn w:val="754"/>
     <w:uiPriority w:val="99"/>
     <w:pPr>
       <w:pBdr/>
@@ -28765,9 +25711,9 @@
       </w:tcPr>
     </w:tblStylePr>
   </w:style>
-  <w:style w:type="table" w:styleId="95">
+  <w:style w:type="table" w:styleId="838">
     <w:name w:val="List Table 4 - Accent 6"/>
-    <w:basedOn w:val="11"/>
+    <w:basedOn w:val="754"/>
     <w:uiPriority w:val="99"/>
     <w:pPr>
       <w:pBdr/>
@@ -28990,9 +25936,9 @@
       </w:tcPr>
     </w:tblStylePr>
   </w:style>
-  <w:style w:type="table" w:styleId="96">
+  <w:style w:type="table" w:styleId="839">
     <w:name w:val="List Table 5 Dark"/>
-    <w:basedOn w:val="11"/>
+    <w:basedOn w:val="754"/>
     <w:uiPriority w:val="99"/>
     <w:pPr>
       <w:pBdr/>
@@ -29232,9 +26178,9 @@
       </w:tcPr>
     </w:tblStylePr>
   </w:style>
-  <w:style w:type="table" w:styleId="97">
+  <w:style w:type="table" w:styleId="840">
     <w:name w:val="List Table 5 Dark - Accent 1"/>
-    <w:basedOn w:val="11"/>
+    <w:basedOn w:val="754"/>
     <w:uiPriority w:val="99"/>
     <w:pPr>
       <w:pBdr/>
@@ -29474,9 +26420,9 @@
       </w:tcPr>
     </w:tblStylePr>
   </w:style>
-  <w:style w:type="table" w:styleId="98">
+  <w:style w:type="table" w:styleId="841">
     <w:name w:val="List Table 5 Dark - Accent 2"/>
-    <w:basedOn w:val="11"/>
+    <w:basedOn w:val="754"/>
     <w:uiPriority w:val="99"/>
     <w:pPr>
       <w:pBdr/>
@@ -29716,9 +26662,9 @@
       </w:tcPr>
     </w:tblStylePr>
   </w:style>
-  <w:style w:type="table" w:styleId="99">
+  <w:style w:type="table" w:styleId="842">
     <w:name w:val="List Table 5 Dark - Accent 3"/>
-    <w:basedOn w:val="11"/>
+    <w:basedOn w:val="754"/>
     <w:uiPriority w:val="99"/>
     <w:pPr>
       <w:pBdr/>
@@ -29958,9 +26904,9 @@
       </w:tcPr>
     </w:tblStylePr>
   </w:style>
-  <w:style w:type="table" w:styleId="100">
+  <w:style w:type="table" w:styleId="843">
     <w:name w:val="List Table 5 Dark - Accent 4"/>
-    <w:basedOn w:val="11"/>
+    <w:basedOn w:val="754"/>
     <w:uiPriority w:val="99"/>
     <w:pPr>
       <w:pBdr/>
@@ -30200,9 +27146,9 @@
       </w:tcPr>
     </w:tblStylePr>
   </w:style>
-  <w:style w:type="table" w:styleId="101">
+  <w:style w:type="table" w:styleId="844">
     <w:name w:val="List Table 5 Dark - Accent 5"/>
-    <w:basedOn w:val="11"/>
+    <w:basedOn w:val="754"/>
     <w:uiPriority w:val="99"/>
     <w:pPr>
       <w:pBdr/>
@@ -30442,9 +27388,9 @@
       </w:tcPr>
     </w:tblStylePr>
   </w:style>
-  <w:style w:type="table" w:styleId="102">
+  <w:style w:type="table" w:styleId="845">
     <w:name w:val="List Table 5 Dark - Accent 6"/>
-    <w:basedOn w:val="11"/>
+    <w:basedOn w:val="754"/>
     <w:uiPriority w:val="99"/>
     <w:pPr>
       <w:pBdr/>
@@ -30684,9 +27630,9 @@
       </w:tcPr>
     </w:tblStylePr>
   </w:style>
-  <w:style w:type="table" w:styleId="103">
+  <w:style w:type="table" w:styleId="846">
     <w:name w:val="List Table 6 Colorful"/>
-    <w:basedOn w:val="11"/>
+    <w:basedOn w:val="754"/>
     <w:uiPriority w:val="99"/>
     <w:pPr>
       <w:pBdr/>
@@ -30907,9 +27853,9 @@
       </w:tcPr>
     </w:tblStylePr>
   </w:style>
-  <w:style w:type="table" w:styleId="104">
+  <w:style w:type="table" w:styleId="847">
     <w:name w:val="List Table 6 Colorful - Accent 1"/>
-    <w:basedOn w:val="11"/>
+    <w:basedOn w:val="754"/>
     <w:uiPriority w:val="99"/>
     <w:pPr>
       <w:pBdr/>
@@ -31130,9 +28076,9 @@
       </w:tcPr>
     </w:tblStylePr>
   </w:style>
-  <w:style w:type="table" w:styleId="105">
+  <w:style w:type="table" w:styleId="848">
     <w:name w:val="List Table 6 Colorful - Accent 2"/>
-    <w:basedOn w:val="11"/>
+    <w:basedOn w:val="754"/>
     <w:uiPriority w:val="99"/>
     <w:pPr>
       <w:pBdr/>
@@ -31353,9 +28299,9 @@
       </w:tcPr>
     </w:tblStylePr>
   </w:style>
-  <w:style w:type="table" w:styleId="106">
+  <w:style w:type="table" w:styleId="849">
     <w:name w:val="List Table 6 Colorful - Accent 3"/>
-    <w:basedOn w:val="11"/>
+    <w:basedOn w:val="754"/>
     <w:uiPriority w:val="99"/>
     <w:pPr>
       <w:pBdr/>
@@ -31576,9 +28522,9 @@
       </w:tcPr>
     </w:tblStylePr>
   </w:style>
-  <w:style w:type="table" w:styleId="107">
+  <w:style w:type="table" w:styleId="850">
     <w:name w:val="List Table 6 Colorful - Accent 4"/>
-    <w:basedOn w:val="11"/>
+    <w:basedOn w:val="754"/>
     <w:uiPriority w:val="99"/>
     <w:pPr>
       <w:pBdr/>
@@ -31799,9 +28745,9 @@
       </w:tcPr>
     </w:tblStylePr>
   </w:style>
-  <w:style w:type="table" w:styleId="108">
+  <w:style w:type="table" w:styleId="851">
     <w:name w:val="List Table 6 Colorful - Accent 5"/>
-    <w:basedOn w:val="11"/>
+    <w:basedOn w:val="754"/>
     <w:uiPriority w:val="99"/>
     <w:pPr>
       <w:pBdr/>
@@ -32022,9 +28968,9 @@
       </w:tcPr>
     </w:tblStylePr>
   </w:style>
-  <w:style w:type="table" w:styleId="109">
+  <w:style w:type="table" w:styleId="852">
     <w:name w:val="List Table 6 Colorful - Accent 6"/>
-    <w:basedOn w:val="11"/>
+    <w:basedOn w:val="754"/>
     <w:uiPriority w:val="99"/>
     <w:pPr>
       <w:pBdr/>
@@ -32245,9 +29191,9 @@
       </w:tcPr>
     </w:tblStylePr>
   </w:style>
-  <w:style w:type="table" w:styleId="110">
+  <w:style w:type="table" w:styleId="853">
     <w:name w:val="List Table 7 Colorful"/>
-    <w:basedOn w:val="11"/>
+    <w:basedOn w:val="754"/>
     <w:uiPriority w:val="99"/>
     <w:pPr>
       <w:pBdr/>
@@ -32346,11 +29292,11 @@
         <w:tblBorders/>
       </w:tblPr>
       <w:tcPr>
-        <w:shd w:color="ffffff"/>
+        <w:shd w:val="clear" w:color="ffffff"/>
         <w:tcBorders>
-          <w:top w:val="none"/>
-          <w:left w:val="none"/>
-          <w:bottom w:val="none"/>
+          <w:top w:val="none" w:color="000000" w:sz="4" w:space="0"/>
+          <w:left w:val="none" w:color="000000" w:sz="4" w:space="0"/>
+          <w:bottom w:val="none" w:color="000000" w:sz="4" w:space="0"/>
           <w:right w:val="single" w:color="000000" w:themeColor="text1" w:themeTint="80" w:sz="4" w:space="0"/>
         </w:tcBorders>
       </w:tcPr>
@@ -32373,10 +29319,10 @@
       <w:tcPr>
         <w:shd w:val="clear" w:color="ffffff" w:themeColor="light1" w:fill="ffffff" w:themeFill="light1"/>
         <w:tcBorders>
-          <w:top w:val="none"/>
-          <w:left w:val="none"/>
+          <w:top w:val="none" w:color="000000" w:sz="4" w:space="0"/>
+          <w:left w:val="none" w:color="000000" w:sz="4" w:space="0"/>
           <w:bottom w:val="single" w:color="000000" w:themeColor="text1" w:themeTint="80" w:sz="4" w:space="0"/>
-          <w:right w:val="none"/>
+          <w:right w:val="none" w:color="000000" w:sz="4" w:space="0"/>
         </w:tcBorders>
       </w:tcPr>
     </w:tblStylePr>
@@ -32396,12 +29342,12 @@
         <w:tblBorders/>
       </w:tblPr>
       <w:tcPr>
-        <w:shd w:color="ffffff"/>
+        <w:shd w:val="clear" w:color="ffffff"/>
         <w:tcBorders>
-          <w:top w:val="none"/>
+          <w:top w:val="none" w:color="000000" w:sz="4" w:space="0"/>
           <w:left w:val="single" w:color="000000" w:themeColor="text1" w:themeTint="80" w:sz="4" w:space="0"/>
-          <w:bottom w:val="none"/>
-          <w:right w:val="none"/>
+          <w:bottom w:val="none" w:color="000000" w:sz="4" w:space="0"/>
+          <w:right w:val="none" w:color="000000" w:sz="4" w:space="0"/>
         </w:tcBorders>
       </w:tcPr>
     </w:tblStylePr>
@@ -32424,9 +29370,9 @@
         <w:shd w:val="clear" w:color="ffffff" w:themeColor="light1" w:fill="ffffff" w:themeFill="light1"/>
         <w:tcBorders>
           <w:top w:val="single" w:color="000000" w:themeColor="text1" w:themeTint="80" w:sz="4" w:space="0"/>
-          <w:left w:val="none"/>
-          <w:bottom w:val="none"/>
-          <w:right w:val="none"/>
+          <w:left w:val="none" w:color="000000" w:sz="4" w:space="0"/>
+          <w:bottom w:val="none" w:color="000000" w:sz="4" w:space="0"/>
+          <w:right w:val="none" w:color="000000" w:sz="4" w:space="0"/>
         </w:tcBorders>
       </w:tcPr>
     </w:tblStylePr>
@@ -32501,9 +29447,9 @@
       </w:tcPr>
     </w:tblStylePr>
   </w:style>
-  <w:style w:type="table" w:styleId="111">
+  <w:style w:type="table" w:styleId="854">
     <w:name w:val="List Table 7 Colorful - Accent 1"/>
-    <w:basedOn w:val="11"/>
+    <w:basedOn w:val="754"/>
     <w:uiPriority w:val="99"/>
     <w:pPr>
       <w:pBdr/>
@@ -32602,11 +29548,11 @@
         <w:tblBorders/>
       </w:tblPr>
       <w:tcPr>
-        <w:shd w:color="ffffff"/>
+        <w:shd w:val="clear" w:color="ffffff"/>
         <w:tcBorders>
-          <w:top w:val="none"/>
-          <w:left w:val="none"/>
-          <w:bottom w:val="none"/>
+          <w:top w:val="none" w:color="000000" w:sz="4" w:space="0"/>
+          <w:left w:val="none" w:color="000000" w:sz="4" w:space="0"/>
+          <w:bottom w:val="none" w:color="000000" w:sz="4" w:space="0"/>
           <w:right w:val="single" w:color="000000" w:themeColor="accent1" w:sz="4" w:space="0"/>
         </w:tcBorders>
       </w:tcPr>
@@ -32629,10 +29575,10 @@
       <w:tcPr>
         <w:shd w:val="clear" w:color="ffffff" w:themeColor="light1" w:fill="ffffff" w:themeFill="light1"/>
         <w:tcBorders>
-          <w:top w:val="none"/>
-          <w:left w:val="none"/>
+          <w:top w:val="none" w:color="000000" w:sz="4" w:space="0"/>
+          <w:left w:val="none" w:color="000000" w:sz="4" w:space="0"/>
           <w:bottom w:val="single" w:color="000000" w:themeColor="accent1" w:sz="4" w:space="0"/>
-          <w:right w:val="none"/>
+          <w:right w:val="none" w:color="000000" w:sz="4" w:space="0"/>
         </w:tcBorders>
       </w:tcPr>
     </w:tblStylePr>
@@ -32652,12 +29598,12 @@
         <w:tblBorders/>
       </w:tblPr>
       <w:tcPr>
-        <w:shd w:color="ffffff"/>
+        <w:shd w:val="clear" w:color="ffffff"/>
         <w:tcBorders>
-          <w:top w:val="none"/>
+          <w:top w:val="none" w:color="000000" w:sz="4" w:space="0"/>
           <w:left w:val="single" w:color="000000" w:themeColor="accent1" w:sz="4" w:space="0"/>
-          <w:bottom w:val="none"/>
-          <w:right w:val="none"/>
+          <w:bottom w:val="none" w:color="000000" w:sz="4" w:space="0"/>
+          <w:right w:val="none" w:color="000000" w:sz="4" w:space="0"/>
         </w:tcBorders>
       </w:tcPr>
     </w:tblStylePr>
@@ -32680,9 +29626,9 @@
         <w:shd w:val="clear" w:color="ffffff" w:themeColor="light1" w:fill="ffffff" w:themeFill="light1"/>
         <w:tcBorders>
           <w:top w:val="single" w:color="000000" w:themeColor="accent1" w:sz="4" w:space="0"/>
-          <w:left w:val="none"/>
-          <w:bottom w:val="none"/>
-          <w:right w:val="none"/>
+          <w:left w:val="none" w:color="000000" w:sz="4" w:space="0"/>
+          <w:bottom w:val="none" w:color="000000" w:sz="4" w:space="0"/>
+          <w:right w:val="none" w:color="000000" w:sz="4" w:space="0"/>
         </w:tcBorders>
       </w:tcPr>
     </w:tblStylePr>
@@ -32757,9 +29703,9 @@
       </w:tcPr>
     </w:tblStylePr>
   </w:style>
-  <w:style w:type="table" w:styleId="112">
+  <w:style w:type="table" w:styleId="855">
     <w:name w:val="List Table 7 Colorful - Accent 2"/>
-    <w:basedOn w:val="11"/>
+    <w:basedOn w:val="754"/>
     <w:uiPriority w:val="99"/>
     <w:pPr>
       <w:pBdr/>
@@ -32858,11 +29804,11 @@
         <w:tblBorders/>
       </w:tblPr>
       <w:tcPr>
-        <w:shd w:color="ffffff"/>
+        <w:shd w:val="clear" w:color="ffffff"/>
         <w:tcBorders>
-          <w:top w:val="none"/>
-          <w:left w:val="none"/>
-          <w:bottom w:val="none"/>
+          <w:top w:val="none" w:color="000000" w:sz="4" w:space="0"/>
+          <w:left w:val="none" w:color="000000" w:sz="4" w:space="0"/>
+          <w:bottom w:val="none" w:color="000000" w:sz="4" w:space="0"/>
           <w:right w:val="single" w:color="000000" w:themeColor="accent2" w:themeTint="97" w:sz="4" w:space="0"/>
         </w:tcBorders>
       </w:tcPr>
@@ -32885,10 +29831,10 @@
       <w:tcPr>
         <w:shd w:val="clear" w:color="ffffff" w:themeColor="light1" w:fill="ffffff" w:themeFill="light1"/>
         <w:tcBorders>
-          <w:top w:val="none"/>
-          <w:left w:val="none"/>
+          <w:top w:val="none" w:color="000000" w:sz="4" w:space="0"/>
+          <w:left w:val="none" w:color="000000" w:sz="4" w:space="0"/>
           <w:bottom w:val="single" w:color="000000" w:themeColor="accent2" w:themeTint="97" w:sz="4" w:space="0"/>
-          <w:right w:val="none"/>
+          <w:right w:val="none" w:color="000000" w:sz="4" w:space="0"/>
         </w:tcBorders>
       </w:tcPr>
     </w:tblStylePr>
@@ -32908,12 +29854,12 @@
         <w:tblBorders/>
       </w:tblPr>
       <w:tcPr>
-        <w:shd w:color="ffffff"/>
+        <w:shd w:val="clear" w:color="ffffff"/>
         <w:tcBorders>
-          <w:top w:val="none"/>
+          <w:top w:val="none" w:color="000000" w:sz="4" w:space="0"/>
           <w:left w:val="single" w:color="000000" w:themeColor="accent2" w:themeTint="97" w:sz="4" w:space="0"/>
-          <w:bottom w:val="none"/>
-          <w:right w:val="none"/>
+          <w:bottom w:val="none" w:color="000000" w:sz="4" w:space="0"/>
+          <w:right w:val="none" w:color="000000" w:sz="4" w:space="0"/>
         </w:tcBorders>
       </w:tcPr>
     </w:tblStylePr>
@@ -32936,9 +29882,9 @@
         <w:shd w:val="clear" w:color="ffffff" w:themeColor="light1" w:fill="ffffff" w:themeFill="light1"/>
         <w:tcBorders>
           <w:top w:val="single" w:color="000000" w:themeColor="accent2" w:themeTint="97" w:sz="4" w:space="0"/>
-          <w:left w:val="none"/>
-          <w:bottom w:val="none"/>
-          <w:right w:val="none"/>
+          <w:left w:val="none" w:color="000000" w:sz="4" w:space="0"/>
+          <w:bottom w:val="none" w:color="000000" w:sz="4" w:space="0"/>
+          <w:right w:val="none" w:color="000000" w:sz="4" w:space="0"/>
         </w:tcBorders>
       </w:tcPr>
     </w:tblStylePr>
@@ -33013,9 +29959,9 @@
       </w:tcPr>
     </w:tblStylePr>
   </w:style>
-  <w:style w:type="table" w:styleId="113">
+  <w:style w:type="table" w:styleId="856">
     <w:name w:val="List Table 7 Colorful - Accent 3"/>
-    <w:basedOn w:val="11"/>
+    <w:basedOn w:val="754"/>
     <w:uiPriority w:val="99"/>
     <w:pPr>
       <w:pBdr/>
@@ -33114,11 +30060,11 @@
         <w:tblBorders/>
       </w:tblPr>
       <w:tcPr>
-        <w:shd w:color="ffffff"/>
+        <w:shd w:val="clear" w:color="ffffff"/>
         <w:tcBorders>
-          <w:top w:val="none"/>
-          <w:left w:val="none"/>
-          <w:bottom w:val="none"/>
+          <w:top w:val="none" w:color="000000" w:sz="4" w:space="0"/>
+          <w:left w:val="none" w:color="000000" w:sz="4" w:space="0"/>
+          <w:bottom w:val="none" w:color="000000" w:sz="4" w:space="0"/>
           <w:right w:val="single" w:color="000000" w:themeColor="accent3" w:themeTint="98" w:sz="4" w:space="0"/>
         </w:tcBorders>
       </w:tcPr>
@@ -33141,10 +30087,10 @@
       <w:tcPr>
         <w:shd w:val="clear" w:color="ffffff" w:themeColor="light1" w:fill="ffffff" w:themeFill="light1"/>
         <w:tcBorders>
-          <w:top w:val="none"/>
-          <w:left w:val="none"/>
+          <w:top w:val="none" w:color="000000" w:sz="4" w:space="0"/>
+          <w:left w:val="none" w:color="000000" w:sz="4" w:space="0"/>
           <w:bottom w:val="single" w:color="000000" w:themeColor="accent3" w:themeTint="98" w:sz="4" w:space="0"/>
-          <w:right w:val="none"/>
+          <w:right w:val="none" w:color="000000" w:sz="4" w:space="0"/>
         </w:tcBorders>
       </w:tcPr>
     </w:tblStylePr>
@@ -33164,12 +30110,12 @@
         <w:tblBorders/>
       </w:tblPr>
       <w:tcPr>
-        <w:shd w:color="ffffff"/>
+        <w:shd w:val="clear" w:color="ffffff"/>
         <w:tcBorders>
-          <w:top w:val="none"/>
+          <w:top w:val="none" w:color="000000" w:sz="4" w:space="0"/>
           <w:left w:val="single" w:color="000000" w:themeColor="accent3" w:themeTint="98" w:sz="4" w:space="0"/>
-          <w:bottom w:val="none"/>
-          <w:right w:val="none"/>
+          <w:bottom w:val="none" w:color="000000" w:sz="4" w:space="0"/>
+          <w:right w:val="none" w:color="000000" w:sz="4" w:space="0"/>
         </w:tcBorders>
       </w:tcPr>
     </w:tblStylePr>
@@ -33192,9 +30138,9 @@
         <w:shd w:val="clear" w:color="ffffff" w:themeColor="light1" w:fill="ffffff" w:themeFill="light1"/>
         <w:tcBorders>
           <w:top w:val="single" w:color="000000" w:themeColor="accent3" w:themeTint="98" w:sz="4" w:space="0"/>
-          <w:left w:val="none"/>
-          <w:bottom w:val="none"/>
-          <w:right w:val="none"/>
+          <w:left w:val="none" w:color="000000" w:sz="4" w:space="0"/>
+          <w:bottom w:val="none" w:color="000000" w:sz="4" w:space="0"/>
+          <w:right w:val="none" w:color="000000" w:sz="4" w:space="0"/>
         </w:tcBorders>
       </w:tcPr>
     </w:tblStylePr>
@@ -33269,9 +30215,9 @@
       </w:tcPr>
     </w:tblStylePr>
   </w:style>
-  <w:style w:type="table" w:styleId="114">
+  <w:style w:type="table" w:styleId="857">
     <w:name w:val="List Table 7 Colorful - Accent 4"/>
-    <w:basedOn w:val="11"/>
+    <w:basedOn w:val="754"/>
     <w:uiPriority w:val="99"/>
     <w:pPr>
       <w:pBdr/>
@@ -33370,11 +30316,11 @@
         <w:tblBorders/>
       </w:tblPr>
       <w:tcPr>
-        <w:shd w:color="ffffff"/>
+        <w:shd w:val="clear" w:color="ffffff"/>
         <w:tcBorders>
-          <w:top w:val="none"/>
-          <w:left w:val="none"/>
-          <w:bottom w:val="none"/>
+          <w:top w:val="none" w:color="000000" w:sz="4" w:space="0"/>
+          <w:left w:val="none" w:color="000000" w:sz="4" w:space="0"/>
+          <w:bottom w:val="none" w:color="000000" w:sz="4" w:space="0"/>
           <w:right w:val="single" w:color="000000" w:themeColor="accent4" w:themeTint="9A" w:sz="4" w:space="0"/>
         </w:tcBorders>
       </w:tcPr>
@@ -33397,10 +30343,10 @@
       <w:tcPr>
         <w:shd w:val="clear" w:color="ffffff" w:themeColor="light1" w:fill="ffffff" w:themeFill="light1"/>
         <w:tcBorders>
-          <w:top w:val="none"/>
-          <w:left w:val="none"/>
+          <w:top w:val="none" w:color="000000" w:sz="4" w:space="0"/>
+          <w:left w:val="none" w:color="000000" w:sz="4" w:space="0"/>
           <w:bottom w:val="single" w:color="000000" w:themeColor="accent4" w:themeTint="9A" w:sz="4" w:space="0"/>
-          <w:right w:val="none"/>
+          <w:right w:val="none" w:color="000000" w:sz="4" w:space="0"/>
         </w:tcBorders>
       </w:tcPr>
     </w:tblStylePr>
@@ -33420,12 +30366,12 @@
         <w:tblBorders/>
       </w:tblPr>
       <w:tcPr>
-        <w:shd w:color="ffffff"/>
+        <w:shd w:val="clear" w:color="ffffff"/>
         <w:tcBorders>
-          <w:top w:val="none"/>
+          <w:top w:val="none" w:color="000000" w:sz="4" w:space="0"/>
           <w:left w:val="single" w:color="000000" w:themeColor="accent4" w:themeTint="9A" w:sz="4" w:space="0"/>
-          <w:bottom w:val="none"/>
-          <w:right w:val="none"/>
+          <w:bottom w:val="none" w:color="000000" w:sz="4" w:space="0"/>
+          <w:right w:val="none" w:color="000000" w:sz="4" w:space="0"/>
         </w:tcBorders>
       </w:tcPr>
     </w:tblStylePr>
@@ -33448,9 +30394,9 @@
         <w:shd w:val="clear" w:color="ffffff" w:themeColor="light1" w:fill="ffffff" w:themeFill="light1"/>
         <w:tcBorders>
           <w:top w:val="single" w:color="000000" w:themeColor="accent4" w:themeTint="9A" w:sz="4" w:space="0"/>
-          <w:left w:val="none"/>
-          <w:bottom w:val="none"/>
-          <w:right w:val="none"/>
+          <w:left w:val="none" w:color="000000" w:sz="4" w:space="0"/>
+          <w:bottom w:val="none" w:color="000000" w:sz="4" w:space="0"/>
+          <w:right w:val="none" w:color="000000" w:sz="4" w:space="0"/>
         </w:tcBorders>
       </w:tcPr>
     </w:tblStylePr>
@@ -33525,9 +30471,9 @@
       </w:tcPr>
     </w:tblStylePr>
   </w:style>
-  <w:style w:type="table" w:styleId="115">
+  <w:style w:type="table" w:styleId="858">
     <w:name w:val="List Table 7 Colorful - Accent 5"/>
-    <w:basedOn w:val="11"/>
+    <w:basedOn w:val="754"/>
     <w:uiPriority w:val="99"/>
     <w:pPr>
       <w:pBdr/>
@@ -33626,11 +30572,11 @@
         <w:tblBorders/>
       </w:tblPr>
       <w:tcPr>
-        <w:shd w:color="ffffff"/>
+        <w:shd w:val="clear" w:color="ffffff"/>
         <w:tcBorders>
-          <w:top w:val="none"/>
-          <w:left w:val="none"/>
-          <w:bottom w:val="none"/>
+          <w:top w:val="none" w:color="000000" w:sz="4" w:space="0"/>
+          <w:left w:val="none" w:color="000000" w:sz="4" w:space="0"/>
+          <w:bottom w:val="none" w:color="000000" w:sz="4" w:space="0"/>
           <w:right w:val="single" w:color="000000" w:themeColor="accent5" w:themeTint="9A" w:sz="4" w:space="0"/>
         </w:tcBorders>
       </w:tcPr>
@@ -33653,10 +30599,10 @@
       <w:tcPr>
         <w:shd w:val="clear" w:color="ffffff" w:themeColor="light1" w:fill="ffffff" w:themeFill="light1"/>
         <w:tcBorders>
-          <w:top w:val="none"/>
-          <w:left w:val="none"/>
+          <w:top w:val="none" w:color="000000" w:sz="4" w:space="0"/>
+          <w:left w:val="none" w:color="000000" w:sz="4" w:space="0"/>
           <w:bottom w:val="single" w:color="000000" w:themeColor="accent5" w:themeTint="9A" w:sz="4" w:space="0"/>
-          <w:right w:val="none"/>
+          <w:right w:val="none" w:color="000000" w:sz="4" w:space="0"/>
         </w:tcBorders>
       </w:tcPr>
     </w:tblStylePr>
@@ -33676,12 +30622,12 @@
         <w:tblBorders/>
       </w:tblPr>
       <w:tcPr>
-        <w:shd w:color="ffffff"/>
+        <w:shd w:val="clear" w:color="ffffff"/>
         <w:tcBorders>
-          <w:top w:val="none"/>
+          <w:top w:val="none" w:color="000000" w:sz="4" w:space="0"/>
           <w:left w:val="single" w:color="000000" w:themeColor="accent5" w:themeTint="9A" w:sz="4" w:space="0"/>
-          <w:bottom w:val="none"/>
-          <w:right w:val="none"/>
+          <w:bottom w:val="none" w:color="000000" w:sz="4" w:space="0"/>
+          <w:right w:val="none" w:color="000000" w:sz="4" w:space="0"/>
         </w:tcBorders>
       </w:tcPr>
     </w:tblStylePr>
@@ -33704,9 +30650,9 @@
         <w:shd w:val="clear" w:color="ffffff" w:themeColor="light1" w:fill="ffffff" w:themeFill="light1"/>
         <w:tcBorders>
           <w:top w:val="single" w:color="000000" w:themeColor="accent5" w:themeTint="9A" w:sz="4" w:space="0"/>
-          <w:left w:val="none"/>
-          <w:bottom w:val="none"/>
-          <w:right w:val="none"/>
+          <w:left w:val="none" w:color="000000" w:sz="4" w:space="0"/>
+          <w:bottom w:val="none" w:color="000000" w:sz="4" w:space="0"/>
+          <w:right w:val="none" w:color="000000" w:sz="4" w:space="0"/>
         </w:tcBorders>
       </w:tcPr>
     </w:tblStylePr>
@@ -33781,9 +30727,9 @@
       </w:tcPr>
     </w:tblStylePr>
   </w:style>
-  <w:style w:type="table" w:styleId="116">
+  <w:style w:type="table" w:styleId="859">
     <w:name w:val="List Table 7 Colorful - Accent 6"/>
-    <w:basedOn w:val="11"/>
+    <w:basedOn w:val="754"/>
     <w:uiPriority w:val="99"/>
     <w:pPr>
       <w:pBdr/>
@@ -33882,11 +30828,11 @@
         <w:tblBorders/>
       </w:tblPr>
       <w:tcPr>
-        <w:shd w:color="ffffff"/>
+        <w:shd w:val="clear" w:color="ffffff"/>
         <w:tcBorders>
-          <w:top w:val="none"/>
-          <w:left w:val="none"/>
-          <w:bottom w:val="none"/>
+          <w:top w:val="none" w:color="000000" w:sz="4" w:space="0"/>
+          <w:left w:val="none" w:color="000000" w:sz="4" w:space="0"/>
+          <w:bottom w:val="none" w:color="000000" w:sz="4" w:space="0"/>
           <w:right w:val="single" w:color="000000" w:themeColor="accent6" w:themeTint="98" w:sz="4" w:space="0"/>
         </w:tcBorders>
       </w:tcPr>
@@ -33909,10 +30855,10 @@
       <w:tcPr>
         <w:shd w:val="clear" w:color="ffffff" w:themeColor="light1" w:fill="ffffff" w:themeFill="light1"/>
         <w:tcBorders>
-          <w:top w:val="none"/>
-          <w:left w:val="none"/>
+          <w:top w:val="none" w:color="000000" w:sz="4" w:space="0"/>
+          <w:left w:val="none" w:color="000000" w:sz="4" w:space="0"/>
           <w:bottom w:val="single" w:color="000000" w:themeColor="accent6" w:themeTint="98" w:sz="4" w:space="0"/>
-          <w:right w:val="none"/>
+          <w:right w:val="none" w:color="000000" w:sz="4" w:space="0"/>
         </w:tcBorders>
       </w:tcPr>
     </w:tblStylePr>
@@ -33932,12 +30878,12 @@
         <w:tblBorders/>
       </w:tblPr>
       <w:tcPr>
-        <w:shd w:color="ffffff"/>
+        <w:shd w:val="clear" w:color="ffffff"/>
         <w:tcBorders>
-          <w:top w:val="none"/>
+          <w:top w:val="none" w:color="000000" w:sz="4" w:space="0"/>
           <w:left w:val="single" w:color="000000" w:themeColor="accent6" w:themeTint="98" w:sz="4" w:space="0"/>
-          <w:bottom w:val="none"/>
-          <w:right w:val="none"/>
+          <w:bottom w:val="none" w:color="000000" w:sz="4" w:space="0"/>
+          <w:right w:val="none" w:color="000000" w:sz="4" w:space="0"/>
         </w:tcBorders>
       </w:tcPr>
     </w:tblStylePr>
@@ -33960,9 +30906,9 @@
         <w:shd w:val="clear" w:color="ffffff" w:themeColor="light1" w:fill="ffffff" w:themeFill="light1"/>
         <w:tcBorders>
           <w:top w:val="single" w:color="000000" w:themeColor="accent6" w:themeTint="98" w:sz="4" w:space="0"/>
-          <w:left w:val="none"/>
-          <w:bottom w:val="none"/>
-          <w:right w:val="none"/>
+          <w:left w:val="none" w:color="000000" w:sz="4" w:space="0"/>
+          <w:bottom w:val="none" w:color="000000" w:sz="4" w:space="0"/>
+          <w:right w:val="none" w:color="000000" w:sz="4" w:space="0"/>
         </w:tcBorders>
       </w:tcPr>
     </w:tblStylePr>
@@ -34037,9 +30983,9 @@
       </w:tcPr>
     </w:tblStylePr>
   </w:style>
-  <w:style w:type="table" w:styleId="117">
+  <w:style w:type="table" w:styleId="860">
     <w:name w:val="Lined - Accent"/>
-    <w:basedOn w:val="11"/>
+    <w:basedOn w:val="754"/>
     <w:uiPriority w:val="99"/>
     <w:pPr>
       <w:pBdr/>
@@ -34274,9 +31220,9 @@
       </w:tcPr>
     </w:tblStylePr>
   </w:style>
-  <w:style w:type="table" w:styleId="118">
+  <w:style w:type="table" w:styleId="861">
     <w:name w:val="Lined - Accent 1"/>
-    <w:basedOn w:val="11"/>
+    <w:basedOn w:val="754"/>
     <w:uiPriority w:val="99"/>
     <w:pPr>
       <w:pBdr/>
@@ -34511,9 +31457,9 @@
       </w:tcPr>
     </w:tblStylePr>
   </w:style>
-  <w:style w:type="table" w:styleId="119">
+  <w:style w:type="table" w:styleId="862">
     <w:name w:val="Lined - Accent 2"/>
-    <w:basedOn w:val="11"/>
+    <w:basedOn w:val="754"/>
     <w:uiPriority w:val="99"/>
     <w:pPr>
       <w:pBdr/>
@@ -34748,9 +31694,9 @@
       </w:tcPr>
     </w:tblStylePr>
   </w:style>
-  <w:style w:type="table" w:styleId="120">
+  <w:style w:type="table" w:styleId="863">
     <w:name w:val="Lined - Accent 3"/>
-    <w:basedOn w:val="11"/>
+    <w:basedOn w:val="754"/>
     <w:uiPriority w:val="99"/>
     <w:pPr>
       <w:pBdr/>
@@ -34985,9 +31931,9 @@
       </w:tcPr>
     </w:tblStylePr>
   </w:style>
-  <w:style w:type="table" w:styleId="121">
+  <w:style w:type="table" w:styleId="864">
     <w:name w:val="Lined - Accent 4"/>
-    <w:basedOn w:val="11"/>
+    <w:basedOn w:val="754"/>
     <w:uiPriority w:val="99"/>
     <w:pPr>
       <w:pBdr/>
@@ -35222,9 +32168,9 @@
       </w:tcPr>
     </w:tblStylePr>
   </w:style>
-  <w:style w:type="table" w:styleId="122">
+  <w:style w:type="table" w:styleId="865">
     <w:name w:val="Lined - Accent 5"/>
-    <w:basedOn w:val="11"/>
+    <w:basedOn w:val="754"/>
     <w:uiPriority w:val="99"/>
     <w:pPr>
       <w:pBdr/>
@@ -35459,9 +32405,9 @@
       </w:tcPr>
     </w:tblStylePr>
   </w:style>
-  <w:style w:type="table" w:styleId="123">
+  <w:style w:type="table" w:styleId="866">
     <w:name w:val="Lined - Accent 6"/>
-    <w:basedOn w:val="11"/>
+    <w:basedOn w:val="754"/>
     <w:uiPriority w:val="99"/>
     <w:pPr>
       <w:pBdr/>
@@ -35696,9 +32642,9 @@
       </w:tcPr>
     </w:tblStylePr>
   </w:style>
-  <w:style w:type="table" w:styleId="124">
+  <w:style w:type="table" w:styleId="867">
     <w:name w:val="Bordered &amp; Lined - Accent"/>
-    <w:basedOn w:val="11"/>
+    <w:basedOn w:val="754"/>
     <w:uiPriority w:val="99"/>
     <w:pPr>
       <w:pBdr/>
@@ -35940,9 +32886,9 @@
       </w:tcPr>
     </w:tblStylePr>
   </w:style>
-  <w:style w:type="table" w:styleId="125">
+  <w:style w:type="table" w:styleId="868">
     <w:name w:val="Bordered &amp; Lined - Accent 1"/>
-    <w:basedOn w:val="11"/>
+    <w:basedOn w:val="754"/>
     <w:uiPriority w:val="99"/>
     <w:pPr>
       <w:pBdr/>
@@ -36184,9 +33130,9 @@
       </w:tcPr>
     </w:tblStylePr>
   </w:style>
-  <w:style w:type="table" w:styleId="126">
+  <w:style w:type="table" w:styleId="869">
     <w:name w:val="Bordered &amp; Lined - Accent 2"/>
-    <w:basedOn w:val="11"/>
+    <w:basedOn w:val="754"/>
     <w:uiPriority w:val="99"/>
     <w:pPr>
       <w:pBdr/>
@@ -36428,9 +33374,9 @@
       </w:tcPr>
     </w:tblStylePr>
   </w:style>
-  <w:style w:type="table" w:styleId="127">
+  <w:style w:type="table" w:styleId="870">
     <w:name w:val="Bordered &amp; Lined - Accent 3"/>
-    <w:basedOn w:val="11"/>
+    <w:basedOn w:val="754"/>
     <w:uiPriority w:val="99"/>
     <w:pPr>
       <w:pBdr/>
@@ -36672,9 +33618,9 @@
       </w:tcPr>
     </w:tblStylePr>
   </w:style>
-  <w:style w:type="table" w:styleId="128">
+  <w:style w:type="table" w:styleId="871">
     <w:name w:val="Bordered &amp; Lined - Accent 4"/>
-    <w:basedOn w:val="11"/>
+    <w:basedOn w:val="754"/>
     <w:uiPriority w:val="99"/>
     <w:pPr>
       <w:pBdr/>
@@ -36916,9 +33862,9 @@
       </w:tcPr>
     </w:tblStylePr>
   </w:style>
-  <w:style w:type="table" w:styleId="129">
+  <w:style w:type="table" w:styleId="872">
     <w:name w:val="Bordered &amp; Lined - Accent 5"/>
-    <w:basedOn w:val="11"/>
+    <w:basedOn w:val="754"/>
     <w:uiPriority w:val="99"/>
     <w:pPr>
       <w:pBdr/>
@@ -37160,9 +34106,9 @@
       </w:tcPr>
     </w:tblStylePr>
   </w:style>
-  <w:style w:type="table" w:styleId="130">
+  <w:style w:type="table" w:styleId="873">
     <w:name w:val="Bordered &amp; Lined - Accent 6"/>
-    <w:basedOn w:val="11"/>
+    <w:basedOn w:val="754"/>
     <w:uiPriority w:val="99"/>
     <w:pPr>
       <w:pBdr/>
@@ -37404,9 +34350,9 @@
       </w:tcPr>
     </w:tblStylePr>
   </w:style>
-  <w:style w:type="table" w:styleId="131">
+  <w:style w:type="table" w:styleId="874">
     <w:name w:val="Bordered"/>
-    <w:basedOn w:val="11"/>
+    <w:basedOn w:val="754"/>
     <w:uiPriority w:val="99"/>
     <w:pPr>
       <w:pBdr/>
@@ -37635,9 +34581,9 @@
       </w:tcPr>
     </w:tblStylePr>
   </w:style>
-  <w:style w:type="table" w:styleId="132">
+  <w:style w:type="table" w:styleId="875">
     <w:name w:val="Bordered - Accent 1"/>
-    <w:basedOn w:val="11"/>
+    <w:basedOn w:val="754"/>
     <w:uiPriority w:val="99"/>
     <w:pPr>
       <w:pBdr/>
@@ -37866,9 +34812,9 @@
       </w:tcPr>
     </w:tblStylePr>
   </w:style>
-  <w:style w:type="table" w:styleId="133">
+  <w:style w:type="table" w:styleId="876">
     <w:name w:val="Bordered - Accent 2"/>
-    <w:basedOn w:val="11"/>
+    <w:basedOn w:val="754"/>
     <w:uiPriority w:val="99"/>
     <w:pPr>
       <w:pBdr/>
@@ -38097,9 +35043,9 @@
       </w:tcPr>
     </w:tblStylePr>
   </w:style>
-  <w:style w:type="table" w:styleId="134">
+  <w:style w:type="table" w:styleId="877">
     <w:name w:val="Bordered - Accent 3"/>
-    <w:basedOn w:val="11"/>
+    <w:basedOn w:val="754"/>
     <w:uiPriority w:val="99"/>
     <w:pPr>
       <w:pBdr/>
@@ -38328,9 +35274,9 @@
       </w:tcPr>
     </w:tblStylePr>
   </w:style>
-  <w:style w:type="table" w:styleId="135">
+  <w:style w:type="table" w:styleId="878">
     <w:name w:val="Bordered - Accent 4"/>
-    <w:basedOn w:val="11"/>
+    <w:basedOn w:val="754"/>
     <w:uiPriority w:val="99"/>
     <w:pPr>
       <w:pBdr/>
@@ -38559,9 +35505,9 @@
       </w:tcPr>
     </w:tblStylePr>
   </w:style>
-  <w:style w:type="table" w:styleId="136">
+  <w:style w:type="table" w:styleId="879">
     <w:name w:val="Bordered - Accent 5"/>
-    <w:basedOn w:val="11"/>
+    <w:basedOn w:val="754"/>
     <w:uiPriority w:val="99"/>
     <w:pPr>
       <w:pBdr/>
@@ -38790,9 +35736,9 @@
       </w:tcPr>
     </w:tblStylePr>
   </w:style>
-  <w:style w:type="table" w:styleId="137">
+  <w:style w:type="table" w:styleId="880">
     <w:name w:val="Bordered - Accent 6"/>
-    <w:basedOn w:val="11"/>
+    <w:basedOn w:val="754"/>
     <w:uiPriority w:val="99"/>
     <w:pPr>
       <w:pBdr/>
@@ -39021,11 +35967,11 @@
       </w:tcPr>
     </w:tblStylePr>
   </w:style>
-  <w:style w:type="paragraph" w:styleId="145">
+  <w:style w:type="paragraph" w:styleId="881">
     <w:name w:val="Heading 7"/>
-    <w:basedOn w:val="715"/>
-    <w:next w:val="715"/>
-    <w:link w:val="156"/>
+    <w:basedOn w:val="936"/>
+    <w:next w:val="936"/>
+    <w:link w:val="892"/>
     <w:uiPriority w:val="9"/>
     <w:unhideWhenUsed/>
     <w:qFormat/>
@@ -39042,11 +35988,11 @@
       <w:color w:val="595959" w:themeColor="text1" w:themeTint="A6"/>
     </w:rPr>
   </w:style>
-  <w:style w:type="paragraph" w:styleId="146">
+  <w:style w:type="paragraph" w:styleId="882">
     <w:name w:val="Heading 8"/>
-    <w:basedOn w:val="715"/>
-    <w:next w:val="715"/>
-    <w:link w:val="157"/>
+    <w:basedOn w:val="936"/>
+    <w:next w:val="936"/>
+    <w:link w:val="893"/>
     <w:uiPriority w:val="9"/>
     <w:unhideWhenUsed/>
     <w:qFormat/>
@@ -39065,11 +36011,11 @@
       <w:color w:val="272727" w:themeColor="text1" w:themeTint="D8"/>
     </w:rPr>
   </w:style>
-  <w:style w:type="paragraph" w:styleId="147">
+  <w:style w:type="paragraph" w:styleId="883">
     <w:name w:val="Heading 9"/>
-    <w:basedOn w:val="715"/>
-    <w:next w:val="715"/>
-    <w:link w:val="158"/>
+    <w:basedOn w:val="936"/>
+    <w:next w:val="936"/>
+    <w:link w:val="894"/>
     <w:uiPriority w:val="9"/>
     <w:unhideWhenUsed/>
     <w:qFormat/>
@@ -39088,7 +36034,7 @@
       <w:color w:val="272727" w:themeColor="text1" w:themeTint="D8"/>
     </w:rPr>
   </w:style>
-  <w:style w:type="character" w:styleId="148" w:default="1">
+  <w:style w:type="character" w:styleId="884" w:default="1">
     <w:name w:val="Default Paragraph Font"/>
     <w:uiPriority w:val="1"/>
     <w:semiHidden/>
@@ -39099,7 +36045,7 @@
       <w:ind/>
     </w:pPr>
   </w:style>
-  <w:style w:type="numbering" w:styleId="149" w:default="1">
+  <w:style w:type="numbering" w:styleId="885" w:default="1">
     <w:name w:val="No List"/>
     <w:uiPriority w:val="99"/>
     <w:semiHidden/>
@@ -39110,10 +36056,10 @@
       <w:ind/>
     </w:pPr>
   </w:style>
-  <w:style w:type="character" w:styleId="150">
+  <w:style w:type="character" w:styleId="886">
     <w:name w:val="Heading 1 Char"/>
-    <w:basedOn w:val="148"/>
-    <w:link w:val="716"/>
+    <w:basedOn w:val="884"/>
+    <w:link w:val="937"/>
     <w:uiPriority w:val="9"/>
     <w:pPr>
       <w:pBdr/>
@@ -39127,10 +36073,10 @@
       <w:szCs w:val="40"/>
     </w:rPr>
   </w:style>
-  <w:style w:type="character" w:styleId="151">
+  <w:style w:type="character" w:styleId="887">
     <w:name w:val="Heading 2 Char"/>
-    <w:basedOn w:val="148"/>
-    <w:link w:val="717"/>
+    <w:basedOn w:val="884"/>
+    <w:link w:val="938"/>
     <w:uiPriority w:val="9"/>
     <w:pPr>
       <w:pBdr/>
@@ -39144,10 +36090,10 @@
       <w:szCs w:val="32"/>
     </w:rPr>
   </w:style>
-  <w:style w:type="character" w:styleId="152">
+  <w:style w:type="character" w:styleId="888">
     <w:name w:val="Heading 3 Char"/>
-    <w:basedOn w:val="148"/>
-    <w:link w:val="718"/>
+    <w:basedOn w:val="884"/>
+    <w:link w:val="939"/>
     <w:uiPriority w:val="9"/>
     <w:pPr>
       <w:pBdr/>
@@ -39161,10 +36107,10 @@
       <w:szCs w:val="28"/>
     </w:rPr>
   </w:style>
-  <w:style w:type="character" w:styleId="153">
+  <w:style w:type="character" w:styleId="889">
     <w:name w:val="Heading 4 Char"/>
-    <w:basedOn w:val="148"/>
-    <w:link w:val="719"/>
+    <w:basedOn w:val="884"/>
+    <w:link w:val="940"/>
     <w:uiPriority w:val="9"/>
     <w:pPr>
       <w:pBdr/>
@@ -39178,10 +36124,10 @@
       <w:color w:val="0f4761" w:themeColor="accent1" w:themeShade="BF"/>
     </w:rPr>
   </w:style>
-  <w:style w:type="character" w:styleId="154">
+  <w:style w:type="character" w:styleId="890">
     <w:name w:val="Heading 5 Char"/>
-    <w:basedOn w:val="148"/>
-    <w:link w:val="720"/>
+    <w:basedOn w:val="884"/>
+    <w:link w:val="941"/>
     <w:uiPriority w:val="9"/>
     <w:pPr>
       <w:pBdr/>
@@ -39193,10 +36139,10 @@
       <w:color w:val="0f4761" w:themeColor="accent1" w:themeShade="BF"/>
     </w:rPr>
   </w:style>
-  <w:style w:type="character" w:styleId="155">
+  <w:style w:type="character" w:styleId="891">
     <w:name w:val="Heading 6 Char"/>
-    <w:basedOn w:val="148"/>
-    <w:link w:val="721"/>
+    <w:basedOn w:val="884"/>
+    <w:link w:val="942"/>
     <w:uiPriority w:val="9"/>
     <w:pPr>
       <w:pBdr/>
@@ -39210,10 +36156,10 @@
       <w:color w:val="595959" w:themeColor="text1" w:themeTint="A6"/>
     </w:rPr>
   </w:style>
-  <w:style w:type="character" w:styleId="156">
+  <w:style w:type="character" w:styleId="892">
     <w:name w:val="Heading 7 Char"/>
-    <w:basedOn w:val="148"/>
-    <w:link w:val="145"/>
+    <w:basedOn w:val="884"/>
+    <w:link w:val="881"/>
     <w:uiPriority w:val="9"/>
     <w:pPr>
       <w:pBdr/>
@@ -39225,10 +36171,10 @@
       <w:color w:val="595959" w:themeColor="text1" w:themeTint="A6"/>
     </w:rPr>
   </w:style>
-  <w:style w:type="character" w:styleId="157">
+  <w:style w:type="character" w:styleId="893">
     <w:name w:val="Heading 8 Char"/>
-    <w:basedOn w:val="148"/>
-    <w:link w:val="146"/>
+    <w:basedOn w:val="884"/>
+    <w:link w:val="882"/>
     <w:uiPriority w:val="9"/>
     <w:pPr>
       <w:pBdr/>
@@ -39242,10 +36188,10 @@
       <w:color w:val="272727" w:themeColor="text1" w:themeTint="D8"/>
     </w:rPr>
   </w:style>
-  <w:style w:type="character" w:styleId="158">
+  <w:style w:type="character" w:styleId="894">
     <w:name w:val="Heading 9 Char"/>
-    <w:basedOn w:val="148"/>
-    <w:link w:val="147"/>
+    <w:basedOn w:val="884"/>
+    <w:link w:val="883"/>
     <w:uiPriority w:val="9"/>
     <w:pPr>
       <w:pBdr/>
@@ -39259,10 +36205,10 @@
       <w:color w:val="272727" w:themeColor="text1" w:themeTint="D8"/>
     </w:rPr>
   </w:style>
-  <w:style w:type="character" w:styleId="160">
+  <w:style w:type="character" w:styleId="895">
     <w:name w:val="Title Char"/>
-    <w:basedOn w:val="148"/>
-    <w:link w:val="722"/>
+    <w:basedOn w:val="884"/>
+    <w:link w:val="943"/>
     <w:uiPriority w:val="10"/>
     <w:pPr>
       <w:pBdr/>
@@ -39276,10 +36222,10 @@
       <w:szCs w:val="56"/>
     </w:rPr>
   </w:style>
-  <w:style w:type="character" w:styleId="162">
+  <w:style w:type="character" w:styleId="896">
     <w:name w:val="Subtitle Char"/>
-    <w:basedOn w:val="148"/>
-    <w:link w:val="723"/>
+    <w:basedOn w:val="884"/>
+    <w:link w:val="944"/>
     <w:uiPriority w:val="11"/>
     <w:pPr>
       <w:pBdr/>
@@ -39293,11 +36239,11 @@
       <w:szCs w:val="28"/>
     </w:rPr>
   </w:style>
-  <w:style w:type="paragraph" w:styleId="163">
+  <w:style w:type="paragraph" w:styleId="897">
     <w:name w:val="Quote"/>
-    <w:basedOn w:val="715"/>
-    <w:next w:val="715"/>
-    <w:link w:val="164"/>
+    <w:basedOn w:val="936"/>
+    <w:next w:val="936"/>
+    <w:link w:val="898"/>
     <w:uiPriority w:val="29"/>
     <w:qFormat/>
     <w:pPr>
@@ -39312,10 +36258,10 @@
       <w:color w:val="404040" w:themeColor="text1" w:themeTint="BF"/>
     </w:rPr>
   </w:style>
-  <w:style w:type="character" w:styleId="164">
+  <w:style w:type="character" w:styleId="898">
     <w:name w:val="Quote Char"/>
-    <w:basedOn w:val="148"/>
-    <w:link w:val="163"/>
+    <w:basedOn w:val="884"/>
+    <w:link w:val="897"/>
     <w:uiPriority w:val="29"/>
     <w:pPr>
       <w:pBdr/>
@@ -39328,9 +36274,9 @@
       <w:color w:val="404040" w:themeColor="text1" w:themeTint="BF"/>
     </w:rPr>
   </w:style>
-  <w:style w:type="paragraph" w:styleId="165">
+  <w:style w:type="paragraph" w:styleId="899">
     <w:name w:val="List Paragraph"/>
-    <w:basedOn w:val="715"/>
+    <w:basedOn w:val="936"/>
     <w:uiPriority w:val="34"/>
     <w:qFormat/>
     <w:pPr>
@@ -39340,9 +36286,9 @@
       <w:contextualSpacing w:val="true"/>
     </w:pPr>
   </w:style>
-  <w:style w:type="character" w:styleId="166">
+  <w:style w:type="character" w:styleId="900">
     <w:name w:val="Intense Emphasis"/>
-    <w:basedOn w:val="148"/>
+    <w:basedOn w:val="884"/>
     <w:uiPriority w:val="21"/>
     <w:qFormat/>
     <w:pPr>
@@ -39356,11 +36302,11 @@
       <w:color w:val="0f4761" w:themeColor="accent1" w:themeShade="BF"/>
     </w:rPr>
   </w:style>
-  <w:style w:type="paragraph" w:styleId="167">
+  <w:style w:type="paragraph" w:styleId="901">
     <w:name w:val="Intense Quote"/>
-    <w:basedOn w:val="715"/>
-    <w:next w:val="715"/>
-    <w:link w:val="168"/>
+    <w:basedOn w:val="936"/>
+    <w:next w:val="936"/>
+    <w:link w:val="902"/>
     <w:uiPriority w:val="30"/>
     <w:qFormat/>
     <w:pPr>
@@ -39378,10 +36324,10 @@
       <w:color w:val="0f4761" w:themeColor="accent1" w:themeShade="BF"/>
     </w:rPr>
   </w:style>
-  <w:style w:type="character" w:styleId="168">
+  <w:style w:type="character" w:styleId="902">
     <w:name w:val="Intense Quote Char"/>
-    <w:basedOn w:val="148"/>
-    <w:link w:val="167"/>
+    <w:basedOn w:val="884"/>
+    <w:link w:val="901"/>
     <w:uiPriority w:val="30"/>
     <w:pPr>
       <w:pBdr/>
@@ -39394,9 +36340,9 @@
       <w:color w:val="0f4761" w:themeColor="accent1" w:themeShade="BF"/>
     </w:rPr>
   </w:style>
-  <w:style w:type="character" w:styleId="169">
+  <w:style w:type="character" w:styleId="903">
     <w:name w:val="Intense Reference"/>
-    <w:basedOn w:val="148"/>
+    <w:basedOn w:val="884"/>
     <w:uiPriority w:val="32"/>
     <w:qFormat/>
     <w:pPr>
@@ -39412,9 +36358,9 @@
       <w:spacing w:val="5"/>
     </w:rPr>
   </w:style>
-  <w:style w:type="paragraph" w:styleId="170">
+  <w:style w:type="paragraph" w:styleId="904">
     <w:name w:val="No Spacing"/>
-    <w:basedOn w:val="715"/>
+    <w:basedOn w:val="936"/>
     <w:uiPriority w:val="1"/>
     <w:qFormat/>
     <w:pPr>
@@ -39423,9 +36369,9 @@
       <w:ind/>
     </w:pPr>
   </w:style>
-  <w:style w:type="character" w:styleId="171">
+  <w:style w:type="character" w:styleId="905">
     <w:name w:val="Subtle Emphasis"/>
-    <w:basedOn w:val="148"/>
+    <w:basedOn w:val="884"/>
     <w:uiPriority w:val="19"/>
     <w:qFormat/>
     <w:pPr>
@@ -39439,9 +36385,9 @@
       <w:color w:val="404040" w:themeColor="text1" w:themeTint="BF"/>
     </w:rPr>
   </w:style>
-  <w:style w:type="character" w:styleId="172">
+  <w:style w:type="character" w:styleId="906">
     <w:name w:val="Emphasis"/>
-    <w:basedOn w:val="148"/>
+    <w:basedOn w:val="884"/>
     <w:uiPriority w:val="20"/>
     <w:qFormat/>
     <w:pPr>
@@ -39454,9 +36400,9 @@
       <w:iCs/>
     </w:rPr>
   </w:style>
-  <w:style w:type="character" w:styleId="173">
+  <w:style w:type="character" w:styleId="907">
     <w:name w:val="Strong"/>
-    <w:basedOn w:val="148"/>
+    <w:basedOn w:val="884"/>
     <w:uiPriority w:val="22"/>
     <w:qFormat/>
     <w:pPr>
@@ -39469,9 +36415,9 @@
       <w:bCs/>
     </w:rPr>
   </w:style>
-  <w:style w:type="character" w:styleId="174">
+  <w:style w:type="character" w:styleId="908">
     <w:name w:val="Subtle Reference"/>
-    <w:basedOn w:val="148"/>
+    <w:basedOn w:val="884"/>
     <w:uiPriority w:val="31"/>
     <w:qFormat/>
     <w:pPr>
@@ -39484,9 +36430,9 @@
       <w:color w:val="5a5a5a" w:themeColor="text1" w:themeTint="A5"/>
     </w:rPr>
   </w:style>
-  <w:style w:type="character" w:styleId="175">
+  <w:style w:type="character" w:styleId="909">
     <w:name w:val="Book Title"/>
-    <w:basedOn w:val="148"/>
+    <w:basedOn w:val="884"/>
     <w:uiPriority w:val="33"/>
     <w:qFormat/>
     <w:pPr>
@@ -39502,10 +36448,10 @@
       <w:spacing w:val="5"/>
     </w:rPr>
   </w:style>
-  <w:style w:type="paragraph" w:styleId="176">
+  <w:style w:type="paragraph" w:styleId="910">
     <w:name w:val="Header"/>
-    <w:basedOn w:val="715"/>
-    <w:link w:val="177"/>
+    <w:basedOn w:val="936"/>
+    <w:link w:val="911"/>
     <w:uiPriority w:val="99"/>
     <w:unhideWhenUsed/>
     <w:pPr>
@@ -39518,10 +36464,10 @@
       <w:ind/>
     </w:pPr>
   </w:style>
-  <w:style w:type="character" w:styleId="177">
+  <w:style w:type="character" w:styleId="911">
     <w:name w:val="Header Char"/>
-    <w:basedOn w:val="148"/>
-    <w:link w:val="176"/>
+    <w:basedOn w:val="884"/>
+    <w:link w:val="910"/>
     <w:uiPriority w:val="99"/>
     <w:pPr>
       <w:pBdr/>
@@ -39529,10 +36475,10 @@
       <w:ind/>
     </w:pPr>
   </w:style>
-  <w:style w:type="paragraph" w:styleId="178">
+  <w:style w:type="paragraph" w:styleId="912">
     <w:name w:val="Footer"/>
-    <w:basedOn w:val="715"/>
-    <w:link w:val="179"/>
+    <w:basedOn w:val="936"/>
+    <w:link w:val="913"/>
     <w:uiPriority w:val="99"/>
     <w:unhideWhenUsed/>
     <w:pPr>
@@ -39545,10 +36491,10 @@
       <w:ind/>
     </w:pPr>
   </w:style>
-  <w:style w:type="character" w:styleId="179">
+  <w:style w:type="character" w:styleId="913">
     <w:name w:val="Footer Char"/>
-    <w:basedOn w:val="148"/>
-    <w:link w:val="178"/>
+    <w:basedOn w:val="884"/>
+    <w:link w:val="912"/>
     <w:uiPriority w:val="99"/>
     <w:pPr>
       <w:pBdr/>
@@ -39556,10 +36502,10 @@
       <w:ind/>
     </w:pPr>
   </w:style>
-  <w:style w:type="paragraph" w:styleId="180">
+  <w:style w:type="paragraph" w:styleId="914">
     <w:name w:val="Caption"/>
-    <w:basedOn w:val="715"/>
-    <w:next w:val="715"/>
+    <w:basedOn w:val="936"/>
+    <w:next w:val="936"/>
     <w:uiPriority w:val="35"/>
     <w:unhideWhenUsed/>
     <w:qFormat/>
@@ -39576,10 +36522,10 @@
       <w:szCs w:val="18"/>
     </w:rPr>
   </w:style>
-  <w:style w:type="paragraph" w:styleId="181">
+  <w:style w:type="paragraph" w:styleId="915">
     <w:name w:val="footnote text"/>
-    <w:basedOn w:val="715"/>
-    <w:link w:val="182"/>
+    <w:basedOn w:val="936"/>
+    <w:link w:val="916"/>
     <w:uiPriority w:val="99"/>
     <w:semiHidden/>
     <w:unhideWhenUsed/>
@@ -39593,10 +36539,10 @@
       <w:szCs w:val="20"/>
     </w:rPr>
   </w:style>
-  <w:style w:type="character" w:styleId="182">
+  <w:style w:type="character" w:styleId="916">
     <w:name w:val="Footnote Text Char"/>
-    <w:basedOn w:val="148"/>
-    <w:link w:val="181"/>
+    <w:basedOn w:val="884"/>
+    <w:link w:val="915"/>
     <w:uiPriority w:val="99"/>
     <w:semiHidden/>
     <w:pPr>
@@ -39609,9 +36555,9 @@
       <w:szCs w:val="20"/>
     </w:rPr>
   </w:style>
-  <w:style w:type="character" w:styleId="183">
+  <w:style w:type="character" w:styleId="917">
     <w:name w:val="footnote reference"/>
-    <w:basedOn w:val="148"/>
+    <w:basedOn w:val="884"/>
     <w:uiPriority w:val="99"/>
     <w:semiHidden/>
     <w:unhideWhenUsed/>
@@ -39624,10 +36570,10 @@
       <w:vertAlign w:val="superscript"/>
     </w:rPr>
   </w:style>
-  <w:style w:type="paragraph" w:styleId="184">
+  <w:style w:type="paragraph" w:styleId="918">
     <w:name w:val="endnote text"/>
-    <w:basedOn w:val="715"/>
-    <w:link w:val="185"/>
+    <w:basedOn w:val="936"/>
+    <w:link w:val="919"/>
     <w:uiPriority w:val="99"/>
     <w:semiHidden/>
     <w:unhideWhenUsed/>
@@ -39641,10 +36587,10 @@
       <w:szCs w:val="20"/>
     </w:rPr>
   </w:style>
-  <w:style w:type="character" w:styleId="185">
+  <w:style w:type="character" w:styleId="919">
     <w:name w:val="Endnote Text Char"/>
-    <w:basedOn w:val="148"/>
-    <w:link w:val="184"/>
+    <w:basedOn w:val="884"/>
+    <w:link w:val="918"/>
     <w:uiPriority w:val="99"/>
     <w:semiHidden/>
     <w:pPr>
@@ -39657,9 +36603,9 @@
       <w:szCs w:val="20"/>
     </w:rPr>
   </w:style>
-  <w:style w:type="character" w:styleId="186">
+  <w:style w:type="character" w:styleId="920">
     <w:name w:val="endnote reference"/>
-    <w:basedOn w:val="148"/>
+    <w:basedOn w:val="884"/>
     <w:uiPriority w:val="99"/>
     <w:semiHidden/>
     <w:unhideWhenUsed/>
@@ -39672,9 +36618,9 @@
       <w:vertAlign w:val="superscript"/>
     </w:rPr>
   </w:style>
-  <w:style w:type="character" w:styleId="187">
+  <w:style w:type="character" w:styleId="921">
     <w:name w:val="Hyperlink"/>
-    <w:basedOn w:val="148"/>
+    <w:basedOn w:val="884"/>
     <w:uiPriority w:val="99"/>
     <w:unhideWhenUsed/>
     <w:pPr>
@@ -39687,9 +36633,9 @@
       <w:u w:val="single"/>
     </w:rPr>
   </w:style>
-  <w:style w:type="character" w:styleId="188">
+  <w:style w:type="character" w:styleId="922">
     <w:name w:val="FollowedHyperlink"/>
-    <w:basedOn w:val="148"/>
+    <w:basedOn w:val="884"/>
     <w:uiPriority w:val="99"/>
     <w:semiHidden/>
     <w:unhideWhenUsed/>
@@ -39703,10 +36649,10 @@
       <w:u w:val="single"/>
     </w:rPr>
   </w:style>
-  <w:style w:type="paragraph" w:styleId="189">
+  <w:style w:type="paragraph" w:styleId="923">
     <w:name w:val="toc 1"/>
-    <w:basedOn w:val="715"/>
-    <w:next w:val="715"/>
+    <w:basedOn w:val="936"/>
+    <w:next w:val="936"/>
     <w:uiPriority w:val="39"/>
     <w:unhideWhenUsed/>
     <w:pPr>
@@ -39715,10 +36661,10 @@
       <w:ind/>
     </w:pPr>
   </w:style>
-  <w:style w:type="paragraph" w:styleId="190">
+  <w:style w:type="paragraph" w:styleId="924">
     <w:name w:val="toc 2"/>
-    <w:basedOn w:val="715"/>
-    <w:next w:val="715"/>
+    <w:basedOn w:val="936"/>
+    <w:next w:val="936"/>
     <w:uiPriority w:val="39"/>
     <w:unhideWhenUsed/>
     <w:pPr>
@@ -39727,10 +36673,10 @@
       <w:ind w:left="220"/>
     </w:pPr>
   </w:style>
-  <w:style w:type="paragraph" w:styleId="191">
+  <w:style w:type="paragraph" w:styleId="925">
     <w:name w:val="toc 3"/>
-    <w:basedOn w:val="715"/>
-    <w:next w:val="715"/>
+    <w:basedOn w:val="936"/>
+    <w:next w:val="936"/>
     <w:uiPriority w:val="39"/>
     <w:unhideWhenUsed/>
     <w:pPr>
@@ -39739,10 +36685,10 @@
       <w:ind w:left="440"/>
     </w:pPr>
   </w:style>
-  <w:style w:type="paragraph" w:styleId="192">
+  <w:style w:type="paragraph" w:styleId="926">
     <w:name w:val="toc 4"/>
-    <w:basedOn w:val="715"/>
-    <w:next w:val="715"/>
+    <w:basedOn w:val="936"/>
+    <w:next w:val="936"/>
     <w:uiPriority w:val="39"/>
     <w:unhideWhenUsed/>
     <w:pPr>
@@ -39751,10 +36697,10 @@
       <w:ind w:left="660"/>
     </w:pPr>
   </w:style>
-  <w:style w:type="paragraph" w:styleId="193">
+  <w:style w:type="paragraph" w:styleId="927">
     <w:name w:val="toc 5"/>
-    <w:basedOn w:val="715"/>
-    <w:next w:val="715"/>
+    <w:basedOn w:val="936"/>
+    <w:next w:val="936"/>
     <w:uiPriority w:val="39"/>
     <w:unhideWhenUsed/>
     <w:pPr>
@@ -39763,10 +36709,10 @@
       <w:ind w:left="880"/>
     </w:pPr>
   </w:style>
-  <w:style w:type="paragraph" w:styleId="194">
+  <w:style w:type="paragraph" w:styleId="928">
     <w:name w:val="toc 6"/>
-    <w:basedOn w:val="715"/>
-    <w:next w:val="715"/>
+    <w:basedOn w:val="936"/>
+    <w:next w:val="936"/>
     <w:uiPriority w:val="39"/>
     <w:unhideWhenUsed/>
     <w:pPr>
@@ -39775,10 +36721,10 @@
       <w:ind w:left="1100"/>
     </w:pPr>
   </w:style>
-  <w:style w:type="paragraph" w:styleId="195">
+  <w:style w:type="paragraph" w:styleId="929">
     <w:name w:val="toc 7"/>
-    <w:basedOn w:val="715"/>
-    <w:next w:val="715"/>
+    <w:basedOn w:val="936"/>
+    <w:next w:val="936"/>
     <w:uiPriority w:val="39"/>
     <w:unhideWhenUsed/>
     <w:pPr>
@@ -39787,10 +36733,10 @@
       <w:ind w:left="1320"/>
     </w:pPr>
   </w:style>
-  <w:style w:type="paragraph" w:styleId="196">
+  <w:style w:type="paragraph" w:styleId="930">
     <w:name w:val="toc 8"/>
-    <w:basedOn w:val="715"/>
-    <w:next w:val="715"/>
+    <w:basedOn w:val="936"/>
+    <w:next w:val="936"/>
     <w:uiPriority w:val="39"/>
     <w:unhideWhenUsed/>
     <w:pPr>
@@ -39799,10 +36745,10 @@
       <w:ind w:left="1540"/>
     </w:pPr>
   </w:style>
-  <w:style w:type="paragraph" w:styleId="197">
+  <w:style w:type="paragraph" w:styleId="931">
     <w:name w:val="toc 9"/>
-    <w:basedOn w:val="715"/>
-    <w:next w:val="715"/>
+    <w:basedOn w:val="936"/>
+    <w:next w:val="936"/>
     <w:uiPriority w:val="39"/>
     <w:unhideWhenUsed/>
     <w:pPr>
@@ -39811,9 +36757,9 @@
       <w:ind w:left="1760"/>
     </w:pPr>
   </w:style>
-  <w:style w:type="character" w:styleId="198">
+  <w:style w:type="character" w:styleId="932">
     <w:name w:val="Placeholder Text"/>
-    <w:basedOn w:val="148"/>
+    <w:basedOn w:val="884"/>
     <w:uiPriority w:val="99"/>
     <w:semiHidden/>
     <w:pPr>
@@ -39825,7 +36771,7 @@
       <w:color w:val="666666"/>
     </w:rPr>
   </w:style>
-  <w:style w:type="paragraph" w:styleId="208">
+  <w:style w:type="paragraph" w:styleId="933">
     <w:name w:val="TOC Heading"/>
     <w:uiPriority w:val="39"/>
     <w:unhideWhenUsed/>
@@ -39835,10 +36781,10 @@
       <w:ind/>
     </w:pPr>
   </w:style>
-  <w:style w:type="paragraph" w:styleId="209">
+  <w:style w:type="paragraph" w:styleId="934">
     <w:name w:val="table of figures"/>
-    <w:basedOn w:val="715"/>
-    <w:next w:val="715"/>
+    <w:basedOn w:val="936"/>
+    <w:next w:val="936"/>
     <w:uiPriority w:val="99"/>
     <w:unhideWhenUsed/>
     <w:pPr>
@@ -39847,7 +36793,7 @@
       <w:ind/>
     </w:pPr>
   </w:style>
-  <w:style w:type="table" w:styleId="714">
+  <w:style w:type="table" w:styleId="935">
     <w:name w:val="TableNormal"/>
     <w:pPr>
       <w:pBdr/>
@@ -40036,7 +36982,7 @@
       </w:tcPr>
     </w:tblStylePr>
   </w:style>
-  <w:style w:type="paragraph" w:styleId="715" w:default="1">
+  <w:style w:type="paragraph" w:styleId="936" w:default="1">
     <w:name w:val="Normal"/>
     <w:pPr>
       <w:pBdr/>
@@ -40044,10 +36990,10 @@
       <w:ind/>
     </w:pPr>
   </w:style>
-  <w:style w:type="paragraph" w:styleId="716">
+  <w:style w:type="paragraph" w:styleId="937">
     <w:name w:val="Heading 1"/>
-    <w:basedOn w:val="715"/>
-    <w:next w:val="715"/>
+    <w:basedOn w:val="936"/>
+    <w:next w:val="936"/>
     <w:pPr>
       <w:keepNext w:val="true"/>
       <w:pageBreakBefore w:val="true"/>
@@ -40064,10 +37010,10 @@
       <w:szCs w:val="32"/>
     </w:rPr>
   </w:style>
-  <w:style w:type="paragraph" w:styleId="717">
+  <w:style w:type="paragraph" w:styleId="938">
     <w:name w:val="Heading 2"/>
-    <w:basedOn w:val="715"/>
-    <w:next w:val="715"/>
+    <w:basedOn w:val="936"/>
+    <w:next w:val="936"/>
     <w:pPr>
       <w:keepNext w:val="true"/>
       <w:pBdr/>
@@ -40081,10 +37027,10 @@
       <w:color w:val="000000"/>
     </w:rPr>
   </w:style>
-  <w:style w:type="paragraph" w:styleId="718">
+  <w:style w:type="paragraph" w:styleId="939">
     <w:name w:val="Heading 3"/>
-    <w:basedOn w:val="715"/>
-    <w:next w:val="715"/>
+    <w:basedOn w:val="936"/>
+    <w:next w:val="936"/>
     <w:pPr>
       <w:keepNext w:val="true"/>
       <w:keepLines w:val="true"/>
@@ -40100,10 +37046,10 @@
       <w:szCs w:val="28"/>
     </w:rPr>
   </w:style>
-  <w:style w:type="paragraph" w:styleId="719">
+  <w:style w:type="paragraph" w:styleId="940">
     <w:name w:val="Heading 4"/>
-    <w:basedOn w:val="715"/>
-    <w:next w:val="715"/>
+    <w:basedOn w:val="936"/>
+    <w:next w:val="936"/>
     <w:pPr>
       <w:keepNext w:val="true"/>
       <w:keepLines w:val="true"/>
@@ -40119,10 +37065,10 @@
       <w:szCs w:val="24"/>
     </w:rPr>
   </w:style>
-  <w:style w:type="paragraph" w:styleId="720">
+  <w:style w:type="paragraph" w:styleId="941">
     <w:name w:val="Heading 5"/>
-    <w:basedOn w:val="715"/>
-    <w:next w:val="715"/>
+    <w:basedOn w:val="936"/>
+    <w:next w:val="936"/>
     <w:pPr>
       <w:keepNext w:val="true"/>
       <w:keepLines w:val="true"/>
@@ -40138,10 +37084,10 @@
       <w:szCs w:val="22"/>
     </w:rPr>
   </w:style>
-  <w:style w:type="paragraph" w:styleId="721">
+  <w:style w:type="paragraph" w:styleId="942">
     <w:name w:val="Heading 6"/>
-    <w:basedOn w:val="715"/>
-    <w:next w:val="715"/>
+    <w:basedOn w:val="936"/>
+    <w:next w:val="936"/>
     <w:pPr>
       <w:keepNext w:val="true"/>
       <w:keepLines w:val="true"/>
@@ -40157,10 +37103,10 @@
       <w:szCs w:val="20"/>
     </w:rPr>
   </w:style>
-  <w:style w:type="paragraph" w:styleId="722">
+  <w:style w:type="paragraph" w:styleId="943">
     <w:name w:val="Title"/>
-    <w:basedOn w:val="715"/>
-    <w:next w:val="715"/>
+    <w:basedOn w:val="936"/>
+    <w:next w:val="936"/>
     <w:pPr>
       <w:pBdr/>
       <w:spacing w:line="360" w:lineRule="auto"/>
@@ -40172,10 +37118,10 @@
       <w:bCs/>
     </w:rPr>
   </w:style>
-  <w:style w:type="paragraph" w:styleId="723">
+  <w:style w:type="paragraph" w:styleId="944">
     <w:name w:val="Subtitle"/>
-    <w:basedOn w:val="715"/>
-    <w:next w:val="715"/>
+    <w:basedOn w:val="936"/>
+    <w:next w:val="936"/>
     <w:pPr>
       <w:keepNext w:val="true"/>
       <w:keepLines w:val="true"/>

--- a/ВМА_отчет_л1.docx
+++ b/ВМА_отчет_л1.docx
@@ -114,7 +114,7 @@
       </w:r>
       <w:r>
         <w:rPr>
-          <w:rFonts w:ascii="Times New Roman" w:hAnsi="Times New Roman" w:eastAsia="Times New Roman" w:cs="Times New Roman"/>
+          <w:rFonts w:ascii="Times New Roman" w:hAnsi="Times New Roman" w:cs="Times New Roman"/>
         </w:rPr>
       </w:r>
       <w:r>
@@ -141,7 +141,7 @@
       </w:r>
       <w:r>
         <w:rPr>
-          <w:rFonts w:ascii="Times New Roman" w:hAnsi="Times New Roman" w:eastAsia="Times New Roman" w:cs="Times New Roman"/>
+          <w:rFonts w:ascii="Times New Roman" w:hAnsi="Times New Roman" w:cs="Times New Roman"/>
         </w:rPr>
       </w:r>
       <w:r>
@@ -170,7 +170,7 @@
       </w:r>
       <w:r>
         <w:rPr>
-          <w:rFonts w:ascii="Times New Roman" w:hAnsi="Times New Roman" w:eastAsia="Times New Roman" w:cs="Times New Roman"/>
+          <w:rFonts w:ascii="Times New Roman" w:hAnsi="Times New Roman" w:cs="Times New Roman"/>
         </w:rPr>
       </w:r>
       <w:r>
@@ -197,7 +197,7 @@
       </w:r>
       <w:r>
         <w:rPr>
-          <w:rFonts w:ascii="Times New Roman" w:hAnsi="Times New Roman" w:eastAsia="Times New Roman" w:cs="Times New Roman"/>
+          <w:rFonts w:ascii="Times New Roman" w:hAnsi="Times New Roman" w:cs="Times New Roman"/>
         </w:rPr>
       </w:r>
       <w:r>
@@ -224,7 +224,7 @@
       </w:r>
       <w:r>
         <w:rPr>
-          <w:rFonts w:ascii="Times New Roman" w:hAnsi="Times New Roman" w:eastAsia="Times New Roman" w:cs="Times New Roman"/>
+          <w:rFonts w:ascii="Times New Roman" w:hAnsi="Times New Roman" w:cs="Times New Roman"/>
         </w:rPr>
       </w:r>
       <w:r>
@@ -241,6 +241,450 @@
         <w:jc w:val="right"/>
         <w:rPr>
           <w:rFonts w:ascii="Times New Roman" w:hAnsi="Times New Roman" w:cs="Times New Roman"/>
+        </w:rPr>
+      </w:pPr>
+      <w:r>
+        <w:rPr>
+          <w:rFonts w:ascii="Times New Roman" w:hAnsi="Times New Roman" w:eastAsia="Times New Roman" w:cs="Times New Roman"/>
+          <w:highlight w:val="none"/>
+          <w:rtl w:val="0"/>
+          <w:lang w:val="ru-RU"/>
+        </w:rPr>
+      </w:r>
+      <w:r>
+        <w:rPr>
+          <w:rFonts w:ascii="Times New Roman" w:hAnsi="Times New Roman" w:eastAsia="Times New Roman" w:cs="Times New Roman"/>
+          <w:highlight w:val="none"/>
+          <w:rtl w:val="0"/>
+          <w:lang w:val="ru-RU"/>
+        </w:rPr>
+      </w:r>
+      <w:r>
+        <w:rPr>
+          <w:rFonts w:ascii="Times New Roman" w:hAnsi="Times New Roman" w:eastAsia="Times New Roman" w:cs="Times New Roman"/>
+          <w:highlight w:val="none"/>
+          <w:rtl w:val="0"/>
+          <w:lang w:val="ru-RU"/>
+        </w:rPr>
+      </w:r>
+    </w:p>
+    <w:p>
+      <w:pPr>
+        <w:pBdr/>
+        <w:spacing/>
+        <w:ind w:firstLine="0"/>
+        <w:jc w:val="right"/>
+        <w:rPr>
+          <w:rFonts w:ascii="Times New Roman" w:hAnsi="Times New Roman" w:eastAsia="Times New Roman" w:cs="Times New Roman"/>
+          <w:highlight w:val="none"/>
+          <w:lang w:val="ru-RU"/>
+        </w:rPr>
+      </w:pPr>
+      <w:r>
+        <w:rPr>
+          <w:rFonts w:ascii="Times New Roman" w:hAnsi="Times New Roman" w:eastAsia="Times New Roman" w:cs="Times New Roman"/>
+          <w:highlight w:val="none"/>
+          <w:rtl w:val="0"/>
+          <w:lang w:val="ru-RU"/>
+        </w:rPr>
+      </w:r>
+      <w:r>
+        <w:rPr>
+          <w:rFonts w:ascii="Times New Roman" w:hAnsi="Times New Roman" w:eastAsia="Times New Roman" w:cs="Times New Roman"/>
+          <w:highlight w:val="none"/>
+          <w:rtl w:val="0"/>
+          <w:lang w:val="ru-RU"/>
+        </w:rPr>
+      </w:r>
+      <w:r>
+        <w:rPr>
+          <w:rFonts w:ascii="Times New Roman" w:hAnsi="Times New Roman" w:eastAsia="Times New Roman" w:cs="Times New Roman"/>
+          <w:highlight w:val="none"/>
+          <w:rtl w:val="0"/>
+          <w:lang w:val="ru-RU"/>
+        </w:rPr>
+      </w:r>
+    </w:p>
+    <w:p>
+      <w:pPr>
+        <w:pBdr/>
+        <w:spacing/>
+        <w:ind w:firstLine="0"/>
+        <w:jc w:val="right"/>
+        <w:rPr>
+          <w:rFonts w:ascii="Times New Roman" w:hAnsi="Times New Roman" w:eastAsia="Times New Roman" w:cs="Times New Roman"/>
+          <w:highlight w:val="none"/>
+          <w:lang w:val="ru-RU"/>
+        </w:rPr>
+      </w:pPr>
+      <w:r>
+        <w:rPr>
+          <w:rFonts w:ascii="Times New Roman" w:hAnsi="Times New Roman" w:eastAsia="Times New Roman" w:cs="Times New Roman"/>
+          <w:highlight w:val="none"/>
+          <w:rtl w:val="0"/>
+          <w:lang w:val="ru-RU"/>
+        </w:rPr>
+      </w:r>
+      <w:r>
+        <w:rPr>
+          <w:rFonts w:ascii="Times New Roman" w:hAnsi="Times New Roman" w:eastAsia="Times New Roman" w:cs="Times New Roman"/>
+          <w:highlight w:val="none"/>
+          <w:rtl w:val="0"/>
+          <w:lang w:val="ru-RU"/>
+        </w:rPr>
+      </w:r>
+      <w:r>
+        <w:rPr>
+          <w:rFonts w:ascii="Times New Roman" w:hAnsi="Times New Roman" w:eastAsia="Times New Roman" w:cs="Times New Roman"/>
+          <w:highlight w:val="none"/>
+          <w:rtl w:val="0"/>
+          <w:lang w:val="ru-RU"/>
+        </w:rPr>
+      </w:r>
+    </w:p>
+    <w:p>
+      <w:pPr>
+        <w:pBdr/>
+        <w:spacing/>
+        <w:ind w:firstLine="0"/>
+        <w:jc w:val="right"/>
+        <w:rPr>
+          <w:rFonts w:ascii="Times New Roman" w:hAnsi="Times New Roman" w:eastAsia="Times New Roman" w:cs="Times New Roman"/>
+          <w:highlight w:val="none"/>
+          <w:lang w:val="ru-RU"/>
+        </w:rPr>
+      </w:pPr>
+      <w:r>
+        <w:rPr>
+          <w:rFonts w:ascii="Times New Roman" w:hAnsi="Times New Roman" w:eastAsia="Times New Roman" w:cs="Times New Roman"/>
+          <w:highlight w:val="none"/>
+          <w:rtl w:val="0"/>
+          <w:lang w:val="ru-RU"/>
+        </w:rPr>
+      </w:r>
+      <w:r>
+        <w:rPr>
+          <w:rFonts w:ascii="Times New Roman" w:hAnsi="Times New Roman" w:eastAsia="Times New Roman" w:cs="Times New Roman"/>
+          <w:highlight w:val="none"/>
+          <w:rtl w:val="0"/>
+          <w:lang w:val="ru-RU"/>
+        </w:rPr>
+      </w:r>
+      <w:r>
+        <w:rPr>
+          <w:rFonts w:ascii="Times New Roman" w:hAnsi="Times New Roman" w:eastAsia="Times New Roman" w:cs="Times New Roman"/>
+          <w:highlight w:val="none"/>
+          <w:rtl w:val="0"/>
+          <w:lang w:val="ru-RU"/>
+        </w:rPr>
+      </w:r>
+    </w:p>
+    <w:p>
+      <w:pPr>
+        <w:pBdr/>
+        <w:spacing/>
+        <w:ind w:firstLine="0"/>
+        <w:jc w:val="right"/>
+        <w:rPr>
+          <w:rFonts w:ascii="Times New Roman" w:hAnsi="Times New Roman" w:eastAsia="Times New Roman" w:cs="Times New Roman"/>
+          <w:highlight w:val="none"/>
+          <w:lang w:val="ru-RU"/>
+        </w:rPr>
+      </w:pPr>
+      <w:r>
+        <w:rPr>
+          <w:rFonts w:ascii="Times New Roman" w:hAnsi="Times New Roman" w:eastAsia="Times New Roman" w:cs="Times New Roman"/>
+          <w:highlight w:val="none"/>
+          <w:rtl w:val="0"/>
+          <w:lang w:val="ru-RU"/>
+        </w:rPr>
+      </w:r>
+      <w:r>
+        <w:rPr>
+          <w:rFonts w:ascii="Times New Roman" w:hAnsi="Times New Roman" w:eastAsia="Times New Roman" w:cs="Times New Roman"/>
+          <w:highlight w:val="none"/>
+          <w:rtl w:val="0"/>
+          <w:lang w:val="ru-RU"/>
+        </w:rPr>
+      </w:r>
+      <w:r>
+        <w:rPr>
+          <w:rFonts w:ascii="Times New Roman" w:hAnsi="Times New Roman" w:eastAsia="Times New Roman" w:cs="Times New Roman"/>
+          <w:highlight w:val="none"/>
+          <w:rtl w:val="0"/>
+          <w:lang w:val="ru-RU"/>
+        </w:rPr>
+      </w:r>
+    </w:p>
+    <w:p>
+      <w:pPr>
+        <w:pBdr/>
+        <w:spacing/>
+        <w:ind w:firstLine="0"/>
+        <w:jc w:val="right"/>
+        <w:rPr>
+          <w:rFonts w:ascii="Times New Roman" w:hAnsi="Times New Roman" w:eastAsia="Times New Roman" w:cs="Times New Roman"/>
+          <w:highlight w:val="none"/>
+          <w:lang w:val="ru-RU"/>
+        </w:rPr>
+      </w:pPr>
+      <w:r>
+        <w:rPr>
+          <w:rFonts w:ascii="Times New Roman" w:hAnsi="Times New Roman" w:eastAsia="Times New Roman" w:cs="Times New Roman"/>
+          <w:highlight w:val="none"/>
+          <w:rtl w:val="0"/>
+          <w:lang w:val="ru-RU"/>
+        </w:rPr>
+      </w:r>
+      <w:r>
+        <w:rPr>
+          <w:rFonts w:ascii="Times New Roman" w:hAnsi="Times New Roman" w:eastAsia="Times New Roman" w:cs="Times New Roman"/>
+          <w:highlight w:val="none"/>
+          <w:rtl w:val="0"/>
+          <w:lang w:val="ru-RU"/>
+        </w:rPr>
+      </w:r>
+      <w:r>
+        <w:rPr>
+          <w:rFonts w:ascii="Times New Roman" w:hAnsi="Times New Roman" w:eastAsia="Times New Roman" w:cs="Times New Roman"/>
+          <w:highlight w:val="none"/>
+          <w:rtl w:val="0"/>
+          <w:lang w:val="ru-RU"/>
+        </w:rPr>
+      </w:r>
+    </w:p>
+    <w:p>
+      <w:pPr>
+        <w:pBdr/>
+        <w:spacing/>
+        <w:ind w:firstLine="0"/>
+        <w:jc w:val="right"/>
+        <w:rPr>
+          <w:rFonts w:ascii="Times New Roman" w:hAnsi="Times New Roman" w:eastAsia="Times New Roman" w:cs="Times New Roman"/>
+          <w:highlight w:val="none"/>
+          <w:lang w:val="ru-RU"/>
+        </w:rPr>
+      </w:pPr>
+      <w:r>
+        <w:rPr>
+          <w:rFonts w:ascii="Times New Roman" w:hAnsi="Times New Roman" w:eastAsia="Times New Roman" w:cs="Times New Roman"/>
+          <w:highlight w:val="none"/>
+          <w:rtl w:val="0"/>
+          <w:lang w:val="ru-RU"/>
+        </w:rPr>
+      </w:r>
+      <w:r>
+        <w:rPr>
+          <w:rFonts w:ascii="Times New Roman" w:hAnsi="Times New Roman" w:eastAsia="Times New Roman" w:cs="Times New Roman"/>
+          <w:highlight w:val="none"/>
+          <w:rtl w:val="0"/>
+          <w:lang w:val="ru-RU"/>
+        </w:rPr>
+      </w:r>
+      <w:r>
+        <w:rPr>
+          <w:rFonts w:ascii="Times New Roman" w:hAnsi="Times New Roman" w:eastAsia="Times New Roman" w:cs="Times New Roman"/>
+          <w:highlight w:val="none"/>
+          <w:rtl w:val="0"/>
+          <w:lang w:val="ru-RU"/>
+        </w:rPr>
+      </w:r>
+    </w:p>
+    <w:p>
+      <w:pPr>
+        <w:pBdr/>
+        <w:spacing/>
+        <w:ind w:firstLine="0"/>
+        <w:jc w:val="right"/>
+        <w:rPr>
+          <w:rFonts w:ascii="Times New Roman" w:hAnsi="Times New Roman" w:eastAsia="Times New Roman" w:cs="Times New Roman"/>
+          <w:highlight w:val="none"/>
+          <w:lang w:val="ru-RU"/>
+        </w:rPr>
+      </w:pPr>
+      <w:r>
+        <w:rPr>
+          <w:rFonts w:ascii="Times New Roman" w:hAnsi="Times New Roman" w:eastAsia="Times New Roman" w:cs="Times New Roman"/>
+          <w:highlight w:val="none"/>
+          <w:rtl w:val="0"/>
+          <w:lang w:val="ru-RU"/>
+        </w:rPr>
+      </w:r>
+      <w:r>
+        <w:rPr>
+          <w:rFonts w:ascii="Times New Roman" w:hAnsi="Times New Roman" w:eastAsia="Times New Roman" w:cs="Times New Roman"/>
+          <w:highlight w:val="none"/>
+          <w:rtl w:val="0"/>
+          <w:lang w:val="ru-RU"/>
+        </w:rPr>
+      </w:r>
+      <w:r>
+        <w:rPr>
+          <w:rFonts w:ascii="Times New Roman" w:hAnsi="Times New Roman" w:eastAsia="Times New Roman" w:cs="Times New Roman"/>
+          <w:highlight w:val="none"/>
+          <w:rtl w:val="0"/>
+          <w:lang w:val="ru-RU"/>
+        </w:rPr>
+      </w:r>
+    </w:p>
+    <w:p>
+      <w:pPr>
+        <w:pBdr/>
+        <w:spacing/>
+        <w:ind w:firstLine="0"/>
+        <w:jc w:val="right"/>
+        <w:rPr>
+          <w:rFonts w:ascii="Times New Roman" w:hAnsi="Times New Roman" w:eastAsia="Times New Roman" w:cs="Times New Roman"/>
+          <w:highlight w:val="none"/>
+          <w:lang w:val="ru-RU"/>
+        </w:rPr>
+      </w:pPr>
+      <w:r>
+        <w:rPr>
+          <w:rFonts w:ascii="Times New Roman" w:hAnsi="Times New Roman" w:eastAsia="Times New Roman" w:cs="Times New Roman"/>
+          <w:highlight w:val="none"/>
+          <w:rtl w:val="0"/>
+          <w:lang w:val="ru-RU"/>
+        </w:rPr>
+      </w:r>
+      <w:r>
+        <w:rPr>
+          <w:rFonts w:ascii="Times New Roman" w:hAnsi="Times New Roman" w:eastAsia="Times New Roman" w:cs="Times New Roman"/>
+          <w:highlight w:val="none"/>
+          <w:rtl w:val="0"/>
+          <w:lang w:val="ru-RU"/>
+        </w:rPr>
+      </w:r>
+      <w:r>
+        <w:rPr>
+          <w:rFonts w:ascii="Times New Roman" w:hAnsi="Times New Roman" w:eastAsia="Times New Roman" w:cs="Times New Roman"/>
+          <w:highlight w:val="none"/>
+          <w:rtl w:val="0"/>
+          <w:lang w:val="ru-RU"/>
+        </w:rPr>
+      </w:r>
+    </w:p>
+    <w:p>
+      <w:pPr>
+        <w:pBdr/>
+        <w:spacing/>
+        <w:ind w:firstLine="0"/>
+        <w:jc w:val="right"/>
+        <w:rPr>
+          <w:rFonts w:ascii="Times New Roman" w:hAnsi="Times New Roman" w:eastAsia="Times New Roman" w:cs="Times New Roman"/>
+          <w:highlight w:val="none"/>
+          <w:lang w:val="ru-RU"/>
+        </w:rPr>
+      </w:pPr>
+      <w:r>
+        <w:rPr>
+          <w:rFonts w:ascii="Times New Roman" w:hAnsi="Times New Roman" w:eastAsia="Times New Roman" w:cs="Times New Roman"/>
+          <w:highlight w:val="none"/>
+          <w:rtl w:val="0"/>
+          <w:lang w:val="ru-RU"/>
+        </w:rPr>
+      </w:r>
+      <w:r>
+        <w:rPr>
+          <w:rFonts w:ascii="Times New Roman" w:hAnsi="Times New Roman" w:eastAsia="Times New Roman" w:cs="Times New Roman"/>
+          <w:highlight w:val="none"/>
+          <w:rtl w:val="0"/>
+          <w:lang w:val="ru-RU"/>
+        </w:rPr>
+      </w:r>
+      <w:r>
+        <w:rPr>
+          <w:rFonts w:ascii="Times New Roman" w:hAnsi="Times New Roman" w:eastAsia="Times New Roman" w:cs="Times New Roman"/>
+          <w:highlight w:val="none"/>
+          <w:rtl w:val="0"/>
+          <w:lang w:val="ru-RU"/>
+        </w:rPr>
+      </w:r>
+    </w:p>
+    <w:p>
+      <w:pPr>
+        <w:pBdr/>
+        <w:spacing/>
+        <w:ind w:firstLine="0"/>
+        <w:jc w:val="right"/>
+        <w:rPr>
+          <w:rFonts w:ascii="Times New Roman" w:hAnsi="Times New Roman" w:eastAsia="Times New Roman" w:cs="Times New Roman"/>
+          <w:highlight w:val="none"/>
+          <w:lang w:val="ru-RU"/>
+        </w:rPr>
+      </w:pPr>
+      <w:r>
+        <w:rPr>
+          <w:rFonts w:ascii="Times New Roman" w:hAnsi="Times New Roman" w:eastAsia="Times New Roman" w:cs="Times New Roman"/>
+          <w:highlight w:val="none"/>
+          <w:rtl w:val="0"/>
+          <w:lang w:val="ru-RU"/>
+        </w:rPr>
+      </w:r>
+      <w:r>
+        <w:rPr>
+          <w:rFonts w:ascii="Times New Roman" w:hAnsi="Times New Roman" w:eastAsia="Times New Roman" w:cs="Times New Roman"/>
+          <w:highlight w:val="none"/>
+          <w:rtl w:val="0"/>
+          <w:lang w:val="ru-RU"/>
+        </w:rPr>
+      </w:r>
+      <w:r>
+        <w:rPr>
+          <w:rFonts w:ascii="Times New Roman" w:hAnsi="Times New Roman" w:eastAsia="Times New Roman" w:cs="Times New Roman"/>
+          <w:highlight w:val="none"/>
+          <w:rtl w:val="0"/>
+          <w:lang w:val="ru-RU"/>
+        </w:rPr>
+      </w:r>
+    </w:p>
+    <w:p>
+      <w:pPr>
+        <w:pBdr/>
+        <w:spacing/>
+        <w:ind w:firstLine="0"/>
+        <w:jc w:val="right"/>
+        <w:rPr>
+          <w:rFonts w:ascii="Times New Roman" w:hAnsi="Times New Roman" w:eastAsia="Times New Roman" w:cs="Times New Roman"/>
+          <w:highlight w:val="none"/>
+          <w:lang w:val="ru-RU"/>
+        </w:rPr>
+      </w:pPr>
+      <w:r>
+        <w:rPr>
+          <w:rFonts w:ascii="Times New Roman" w:hAnsi="Times New Roman" w:eastAsia="Times New Roman" w:cs="Times New Roman"/>
+          <w:highlight w:val="none"/>
+          <w:rtl w:val="0"/>
+          <w:lang w:val="ru-RU"/>
+        </w:rPr>
+      </w:r>
+      <w:r>
+        <w:rPr>
+          <w:rFonts w:ascii="Times New Roman" w:hAnsi="Times New Roman" w:eastAsia="Times New Roman" w:cs="Times New Roman"/>
+          <w:highlight w:val="none"/>
+          <w:rtl w:val="0"/>
+          <w:lang w:val="ru-RU"/>
+        </w:rPr>
+      </w:r>
+      <w:r>
+        <w:rPr>
+          <w:rFonts w:ascii="Times New Roman" w:hAnsi="Times New Roman" w:eastAsia="Times New Roman" w:cs="Times New Roman"/>
+          <w:highlight w:val="none"/>
+          <w:rtl w:val="0"/>
+          <w:lang w:val="ru-RU"/>
+        </w:rPr>
+      </w:r>
+    </w:p>
+    <w:p>
+      <w:pPr>
+        <w:pBdr/>
+        <w:spacing/>
+        <w:ind w:firstLine="0"/>
+        <w:jc w:val="right"/>
+        <w:rPr>
+          <w:rFonts w:ascii="Times New Roman" w:hAnsi="Times New Roman" w:eastAsia="Times New Roman" w:cs="Times New Roman"/>
+          <w:highlight w:val="none"/>
+          <w:lang w:val="ru-RU"/>
         </w:rPr>
       </w:pPr>
       <w:r>
@@ -283,7 +727,7 @@
       </w:r>
       <w:r>
         <w:rPr>
-          <w:rFonts w:ascii="Times New Roman" w:hAnsi="Times New Roman" w:eastAsia="Times New Roman" w:cs="Times New Roman"/>
+          <w:rFonts w:ascii="Times New Roman" w:hAnsi="Times New Roman" w:cs="Times New Roman"/>
         </w:rPr>
       </w:r>
       <w:r>
@@ -335,7 +779,7 @@
       </w:r>
       <w:r>
         <w:rPr>
-          <w:rFonts w:ascii="Times New Roman" w:hAnsi="Times New Roman" w:eastAsia="Times New Roman" w:cs="Times New Roman"/>
+          <w:rFonts w:ascii="Times New Roman" w:hAnsi="Times New Roman" w:cs="Times New Roman"/>
           <w:color w:val="000000"/>
         </w:rPr>
       </w:r>
@@ -363,7 +807,7 @@
       </w:r>
       <w:r>
         <w:rPr>
-          <w:rFonts w:ascii="Times New Roman" w:hAnsi="Times New Roman" w:eastAsia="Times New Roman" w:cs="Times New Roman"/>
+          <w:rFonts w:ascii="Times New Roman" w:hAnsi="Times New Roman" w:cs="Times New Roman"/>
         </w:rPr>
       </w:r>
       <w:r>
@@ -390,7 +834,7 @@
       </w:r>
       <w:r>
         <w:rPr>
-          <w:rFonts w:ascii="Times New Roman" w:hAnsi="Times New Roman" w:eastAsia="Times New Roman" w:cs="Times New Roman"/>
+          <w:rFonts w:ascii="Times New Roman" w:hAnsi="Times New Roman" w:cs="Times New Roman"/>
         </w:rPr>
       </w:r>
       <w:r>
@@ -420,7 +864,7 @@
       </w:r>
       <w:r>
         <w:rPr>
-          <w:rFonts w:ascii="Times New Roman" w:hAnsi="Times New Roman" w:eastAsia="Times New Roman" w:cs="Times New Roman"/>
+          <w:rFonts w:ascii="Times New Roman" w:hAnsi="Times New Roman" w:cs="Times New Roman"/>
           <w:color w:val="000000"/>
         </w:rPr>
       </w:r>
@@ -453,7 +897,7 @@
       </w:r>
       <w:r>
         <w:rPr>
-          <w:rFonts w:ascii="Times New Roman" w:hAnsi="Times New Roman" w:eastAsia="Times New Roman" w:cs="Times New Roman"/>
+          <w:rFonts w:ascii="Times New Roman" w:hAnsi="Times New Roman" w:cs="Times New Roman"/>
           <w:color w:val="000000"/>
         </w:rPr>
       </w:r>
@@ -463,18 +907,6 @@
           <w:color w:val="000000"/>
         </w:rPr>
       </w:r>
-    </w:p>
-    <w:p>
-      <w:pPr>
-        <w:pBdr/>
-        <w:spacing/>
-        <w:ind w:firstLine="5670"/>
-        <w:rPr>
-          <w:color w:val="000000"/>
-          <w:sz w:val="480"/>
-          <w:szCs w:val="480"/>
-        </w:rPr>
-      </w:pPr>
       <w:r>
         <w:rPr>
           <w:rtl w:val="0"/>
@@ -494,6 +926,12 @@
           <w:szCs w:val="480"/>
         </w:rPr>
       </w:r>
+      <w:r>
+        <w:rPr>
+          <w:rFonts w:ascii="Times New Roman" w:hAnsi="Times New Roman" w:cs="Times New Roman"/>
+          <w:color w:val="000000"/>
+        </w:rPr>
+      </w:r>
     </w:p>
     <w:p>
       <w:pPr>
@@ -502,13 +940,206 @@
         <w:ind w:firstLine="142"/>
         <w:jc w:val="center"/>
         <w:rPr/>
+      </w:pPr>
+      <w:r>
+        <w:rPr>
+          <w:color w:val="000000"/>
+          <w:highlight w:val="none"/>
+          <w:rtl w:val="0"/>
+          <w:lang w:val="ru-RU"/>
+        </w:rPr>
+      </w:r>
+      <w:r>
+        <w:rPr>
+          <w:color w:val="000000"/>
+          <w:highlight w:val="none"/>
+          <w:rtl w:val="0"/>
+          <w:lang w:val="ru-RU"/>
+        </w:rPr>
+      </w:r>
+      <w:r>
+        <w:rPr>
+          <w:color w:val="000000"/>
+          <w:highlight w:val="none"/>
+          <w:rtl w:val="0"/>
+          <w:lang w:val="ru-RU"/>
+        </w:rPr>
+      </w:r>
+    </w:p>
+    <w:p>
+      <w:pPr>
+        <w:pBdr/>
+        <w:spacing/>
+        <w:ind w:firstLine="0"/>
+        <w:jc w:val="left"/>
+        <w:rPr>
+          <w:color w:val="000000"/>
+          <w:highlight w:val="none"/>
+          <w:lang w:val="ru-RU"/>
+        </w:rPr>
+      </w:pPr>
+      <w:r>
+        <w:rPr>
+          <w:color w:val="000000"/>
+          <w:highlight w:val="none"/>
+          <w:rtl w:val="0"/>
+          <w:lang w:val="ru-RU"/>
+        </w:rPr>
+      </w:r>
+      <w:r>
+        <w:rPr>
+          <w:color w:val="000000"/>
+          <w:highlight w:val="none"/>
+          <w:rtl w:val="0"/>
+          <w:lang w:val="ru-RU"/>
+        </w:rPr>
+      </w:r>
+      <w:r>
+        <w:rPr>
+          <w:color w:val="000000"/>
+          <w:highlight w:val="none"/>
+          <w:rtl w:val="0"/>
+          <w:lang w:val="ru-RU"/>
+        </w:rPr>
+      </w:r>
+    </w:p>
+    <w:p>
+      <w:pPr>
+        <w:pBdr/>
+        <w:spacing/>
+        <w:ind w:firstLine="142"/>
+        <w:jc w:val="center"/>
+        <w:rPr>
+          <w:color w:val="000000"/>
+          <w:highlight w:val="none"/>
+          <w:lang w:val="ru-RU"/>
+        </w:rPr>
+      </w:pPr>
+      <w:r>
+        <w:rPr>
+          <w:color w:val="000000"/>
+          <w:highlight w:val="none"/>
+          <w:rtl w:val="0"/>
+          <w:lang w:val="ru-RU"/>
+        </w:rPr>
+      </w:r>
+      <w:r>
+        <w:rPr>
+          <w:color w:val="000000"/>
+          <w:highlight w:val="none"/>
+          <w:rtl w:val="0"/>
+          <w:lang w:val="ru-RU"/>
+        </w:rPr>
+      </w:r>
+      <w:r>
+        <w:rPr>
+          <w:color w:val="000000"/>
+          <w:highlight w:val="none"/>
+          <w:rtl w:val="0"/>
+          <w:lang w:val="ru-RU"/>
+        </w:rPr>
+      </w:r>
+    </w:p>
+    <w:p>
+      <w:pPr>
+        <w:pBdr/>
+        <w:spacing/>
+        <w:ind w:firstLine="142"/>
+        <w:jc w:val="center"/>
+        <w:rPr>
+          <w:color w:val="000000"/>
+          <w:highlight w:val="none"/>
+          <w:lang w:val="ru-RU"/>
+        </w:rPr>
+      </w:pPr>
+      <w:r>
+        <w:rPr>
+          <w:color w:val="000000"/>
+          <w:highlight w:val="none"/>
+          <w:rtl w:val="0"/>
+          <w:lang w:val="ru-RU"/>
+        </w:rPr>
+      </w:r>
+      <w:r>
+        <w:rPr>
+          <w:color w:val="000000"/>
+          <w:highlight w:val="none"/>
+          <w:rtl w:val="0"/>
+          <w:lang w:val="ru-RU"/>
+        </w:rPr>
+      </w:r>
+      <w:r>
+        <w:rPr>
+          <w:color w:val="000000"/>
+          <w:highlight w:val="none"/>
+          <w:rtl w:val="0"/>
+          <w:lang w:val="ru-RU"/>
+        </w:rPr>
+      </w:r>
+    </w:p>
+    <w:p>
+      <w:pPr>
+        <w:pBdr/>
+        <w:spacing/>
+        <w:ind w:firstLine="142"/>
+        <w:jc w:val="center"/>
+        <w:rPr>
+          <w:color w:val="000000"/>
+          <w:highlight w:val="none"/>
+          <w:lang w:val="ru-RU"/>
+        </w:rPr>
+      </w:pPr>
+      <w:r>
+        <w:rPr>
+          <w:color w:val="000000"/>
+          <w:highlight w:val="none"/>
+          <w:rtl w:val="0"/>
+          <w:lang w:val="ru-RU"/>
+        </w:rPr>
+      </w:r>
+      <w:r>
+        <w:rPr>
+          <w:color w:val="000000"/>
+          <w:highlight w:val="none"/>
+          <w:rtl w:val="0"/>
+          <w:lang w:val="ru-RU"/>
+        </w:rPr>
+      </w:r>
+      <w:r>
+        <w:rPr>
+          <w:color w:val="000000"/>
+          <w:highlight w:val="none"/>
+          <w:rtl w:val="0"/>
+          <w:lang w:val="ru-RU"/>
+        </w:rPr>
+      </w:r>
+    </w:p>
+    <w:p>
+      <w:pPr>
+        <w:pBdr/>
+        <w:spacing/>
+        <w:ind w:firstLine="0"/>
+        <w:jc w:val="center"/>
+        <w:rPr>
+          <w:color w:val="000000"/>
+          <w:highlight w:val="none"/>
+          <w:lang w:val="ru-RU"/>
+        </w:rPr>
       </w:pPr>
       <w:r>
         <w:rPr>
           <w:color w:val="000000"/>
           <w:rtl w:val="0"/>
         </w:rPr>
-        <w:t xml:space="preserve">Минск 2024</w:t>
+        <w:t xml:space="preserve">Минск 202</w:t>
+      </w:r>
+      <w:r>
+        <w:rPr>
+          <w:color w:val="000000"/>
+          <w:rtl w:val="0"/>
+          <w:lang w:val="ru-RU"/>
+        </w:rPr>
+        <w:t xml:space="preserve">6</w:t>
       </w:r>
       <w:r>
         <w:rPr>
@@ -519,7 +1150,7 @@
     </w:p>
     <w:p>
       <w:pPr>
-        <w:pStyle w:val="881"/>
+        <w:pStyle w:val="882"/>
         <w:pBdr/>
         <w:spacing/>
         <w:ind/>
@@ -543,7 +1174,7 @@
         <w:rPr>
           <w:b/>
           <w:bCs/>
-          <w:color w:val="1f1f1f"/>
+          <w:highlight w:val="none"/>
         </w:rPr>
       </w:r>
       <w:r>
@@ -588,9 +1219,7 @@
         <w:rPr>
           <w:b w:val="0"/>
           <w:bCs w:val="0"/>
-          <w:highlight w:val="none"/>
-          <w:rtl w:val="0"/>
-          <w:lang w:val="ru-RU"/>
+          <w:color w:val="1f1f1f"/>
         </w:rPr>
       </w:r>
       <w:r>
@@ -828,10 +1457,7 @@
       </w:r>
       <w:r>
         <w:rPr>
-          <w:b w:val="0"/>
-          <w:bCs w:val="0"/>
           <w:highlight w:val="none"/>
-          <w:lang w:val="ru-RU"/>
         </w:rPr>
       </w:r>
       <w:r>
@@ -923,10 +1549,8 @@
       </w:r>
       <w:r>
         <w:rPr>
-          <w:b w:val="0"/>
-          <w:bCs w:val="0"/>
           <w:highlight w:val="none"/>
-          <w:lang w:val="ru-RU"/>
+          <w:lang w:val="en-US"/>
         </w:rPr>
       </w:r>
       <w:r>
@@ -1449,9 +2073,8 @@
       </w:r>
       <w:r>
         <w:rPr>
-          <w:rFonts w:ascii="Times New Roman" w:hAnsi="Times New Roman" w:eastAsia="Times New Roman" w:cs="Times New Roman"/>
+          <w:rFonts w:ascii="Times New Roman" w:hAnsi="Times New Roman" w:cs="Times New Roman"/>
           <w:highlight w:val="none"/>
-          <w:lang w:val="ru-RU" w:bidi="ru-RU"/>
         </w:rPr>
       </w:r>
       <w:r>
@@ -1851,8 +2474,6 @@
       </m:oMathPara>
       <w:r>
         <w:rPr>
-          <w:b w:val="0"/>
-          <w:bCs w:val="0"/>
           <w:highlight w:val="none"/>
           <w:lang w:val="ru-RU"/>
         </w:rPr>
@@ -1893,10 +2514,8 @@
       </w:r>
       <w:r>
         <w:rPr>
-          <w:b w:val="0"/>
-          <w:bCs w:val="0"/>
           <w:highlight w:val="none"/>
-          <w:lang w:val="ru-RU"/>
+          <w:lang w:val="ru-RU" w:bidi="ru-RU"/>
         </w:rPr>
       </w:r>
       <w:r>
@@ -2062,10 +2681,8 @@
       </m:oMathPara>
       <w:r>
         <w:rPr>
-          <w:b w:val="0"/>
-          <w:bCs w:val="0"/>
           <w:highlight w:val="none"/>
-          <w:lang w:val="ru-RU"/>
+          <w:lang w:val="ru-RU" w:bidi="ru-RU"/>
         </w:rPr>
       </w:r>
       <w:r>
@@ -2104,10 +2721,8 @@
       </w:r>
       <w:r>
         <w:rPr>
-          <w:b w:val="0"/>
-          <w:bCs w:val="0"/>
           <w:highlight w:val="none"/>
-          <w:lang w:val="ru-RU"/>
+          <w:lang w:val="ru-RU" w:bidi="ru-RU"/>
         </w:rPr>
       </w:r>
       <w:r>
@@ -2303,10 +2918,8 @@
       </m:oMathPara>
       <w:r>
         <w:rPr>
-          <w:b w:val="0"/>
-          <w:bCs w:val="0"/>
           <w:highlight w:val="none"/>
-          <w:lang w:val="ru-RU"/>
+          <w:lang w:val="ru-RU" w:bidi="ru-RU"/>
         </w:rPr>
       </w:r>
       <w:r>
@@ -2345,10 +2958,8 @@
       </w:r>
       <w:r>
         <w:rPr>
-          <w:b w:val="0"/>
-          <w:bCs w:val="0"/>
           <w:highlight w:val="none"/>
-          <w:lang w:val="ru-RU"/>
+          <w:lang w:val="ru-RU" w:bidi="ru-RU"/>
         </w:rPr>
       </w:r>
       <w:r>
@@ -2399,10 +3010,9 @@
       </m:oMathPara>
       <w:r>
         <w:rPr>
-          <w:b w:val="0"/>
-          <w:bCs w:val="0"/>
+          <w:rFonts w:ascii="Cambria Math" w:hAnsi="Cambria Math" w:eastAsia="Cambria Math" w:cs="Cambria Math"/>
           <w:highlight w:val="none"/>
-          <w:lang w:val="ru-RU"/>
+          <w:lang w:val="ru-RU" w:bidi="ru-RU"/>
         </w:rPr>
       </w:r>
       <w:r>
@@ -2487,10 +3097,8 @@
       </m:oMathPara>
       <w:r>
         <w:rPr>
-          <w:b w:val="0"/>
-          <w:bCs w:val="0"/>
           <w:highlight w:val="none"/>
-          <w:lang w:val="ru-RU"/>
+          <w:lang w:val="ru-RU" w:bidi="ru-RU"/>
         </w:rPr>
       </w:r>
       <w:r>
@@ -2538,7 +3146,7 @@
           <w:color w:val="000000"/>
           <w:sz w:val="24"/>
           <w:szCs w:val="24"/>
-          <w:highlight w:val="none"/>
+          <w:highlight w:val="white"/>
         </w:rPr>
       </w:r>
       <w:r>
@@ -3656,6 +4264,13 @@
           <w:highlight w:val="none"/>
         </w:rPr>
       </w:r>
+      <w:r>
+        <w:rPr>
+          <w:sz w:val="24"/>
+          <w:szCs w:val="24"/>
+          <w:highlight w:val="none"/>
+        </w:rPr>
+      </w:r>
     </w:p>
     <w:p>
       <w:pPr>
@@ -3750,6 +4365,7 @@
           <w:sz w:val="28"/>
           <w:szCs w:val="28"/>
           <w:highlight w:val="none"/>
+          <w:lang w:val="ru-RU"/>
         </w:rPr>
       </w:r>
       <w:r>
@@ -3805,6 +4421,7 @@
           <w:sz w:val="28"/>
           <w:szCs w:val="28"/>
           <w:highlight w:val="none"/>
+          <w:lang w:val="ru-RU"/>
         </w:rPr>
       </w:r>
       <w:r>
@@ -6344,7 +6961,7 @@
     <w:lsdException w:name="Bibliography" w:uiPriority="37"/>
     <w:lsdException w:name="TOC Heading" w:uiPriority="39" w:qFormat="1"/>
   </w:latentStyles>
-  <w:style w:type="table" w:styleId="754" w:default="1">
+  <w:style w:type="table" w:styleId="755" w:default="1">
     <w:name w:val="Normal Table"/>
     <w:uiPriority w:val="99"/>
     <w:semiHidden/>
@@ -6537,9 +7154,9 @@
       </w:tcPr>
     </w:tblStylePr>
   </w:style>
-  <w:style w:type="table" w:styleId="755">
+  <w:style w:type="table" w:styleId="756">
     <w:name w:val="Table Grid"/>
-    <w:basedOn w:val="754"/>
+    <w:basedOn w:val="755"/>
     <w:uiPriority w:val="59"/>
     <w:pPr>
       <w:pBdr/>
@@ -6736,9 +7353,9 @@
       </w:tcPr>
     </w:tblStylePr>
   </w:style>
-  <w:style w:type="table" w:styleId="756">
+  <w:style w:type="table" w:styleId="757">
     <w:name w:val="Table Grid Light"/>
-    <w:basedOn w:val="754"/>
+    <w:basedOn w:val="755"/>
     <w:uiPriority w:val="59"/>
     <w:pPr>
       <w:pBdr/>
@@ -6935,9 +7552,9 @@
       </w:tcPr>
     </w:tblStylePr>
   </w:style>
-  <w:style w:type="table" w:styleId="757">
+  <w:style w:type="table" w:styleId="758">
     <w:name w:val="Plain Table 1"/>
-    <w:basedOn w:val="754"/>
+    <w:basedOn w:val="755"/>
     <w:uiPriority w:val="59"/>
     <w:pPr>
       <w:pBdr/>
@@ -7160,9 +7777,9 @@
       </w:tcPr>
     </w:tblStylePr>
   </w:style>
-  <w:style w:type="table" w:styleId="758">
+  <w:style w:type="table" w:styleId="759">
     <w:name w:val="Plain Table 2"/>
-    <w:basedOn w:val="754"/>
+    <w:basedOn w:val="755"/>
     <w:uiPriority w:val="59"/>
     <w:pPr>
       <w:pBdr/>
@@ -7393,9 +8010,9 @@
       </w:tcPr>
     </w:tblStylePr>
   </w:style>
-  <w:style w:type="table" w:styleId="759">
+  <w:style w:type="table" w:styleId="760">
     <w:name w:val="Plain Table 3"/>
-    <w:basedOn w:val="754"/>
+    <w:basedOn w:val="755"/>
     <w:uiPriority w:val="99"/>
     <w:pPr>
       <w:pBdr/>
@@ -7623,9 +8240,9 @@
       </w:tcPr>
     </w:tblStylePr>
   </w:style>
-  <w:style w:type="table" w:styleId="760">
+  <w:style w:type="table" w:styleId="761">
     <w:name w:val="Plain Table 4"/>
-    <w:basedOn w:val="754"/>
+    <w:basedOn w:val="755"/>
     <w:uiPriority w:val="99"/>
     <w:pPr>
       <w:pBdr/>
@@ -7839,9 +8456,9 @@
       </w:tcPr>
     </w:tblStylePr>
   </w:style>
-  <w:style w:type="table" w:styleId="761">
+  <w:style w:type="table" w:styleId="762">
     <w:name w:val="Plain Table 5"/>
-    <w:basedOn w:val="754"/>
+    <w:basedOn w:val="755"/>
     <w:uiPriority w:val="99"/>
     <w:pPr>
       <w:pBdr/>
@@ -8072,9 +8689,9 @@
       </w:tcPr>
     </w:tblStylePr>
   </w:style>
-  <w:style w:type="table" w:styleId="762">
+  <w:style w:type="table" w:styleId="763">
     <w:name w:val="Grid Table 1 Light"/>
-    <w:basedOn w:val="754"/>
+    <w:basedOn w:val="755"/>
     <w:uiPriority w:val="99"/>
     <w:pPr>
       <w:pBdr/>
@@ -8295,9 +8912,9 @@
       </w:tcPr>
     </w:tblStylePr>
   </w:style>
-  <w:style w:type="table" w:styleId="763">
+  <w:style w:type="table" w:styleId="764">
     <w:name w:val="Grid Table 1 Light - Accent 1"/>
-    <w:basedOn w:val="754"/>
+    <w:basedOn w:val="755"/>
     <w:uiPriority w:val="99"/>
     <w:pPr>
       <w:pBdr/>
@@ -8518,9 +9135,9 @@
       </w:tcPr>
     </w:tblStylePr>
   </w:style>
-  <w:style w:type="table" w:styleId="764">
+  <w:style w:type="table" w:styleId="765">
     <w:name w:val="Grid Table 1 Light - Accent 2"/>
-    <w:basedOn w:val="754"/>
+    <w:basedOn w:val="755"/>
     <w:uiPriority w:val="99"/>
     <w:pPr>
       <w:pBdr/>
@@ -8741,9 +9358,9 @@
       </w:tcPr>
     </w:tblStylePr>
   </w:style>
-  <w:style w:type="table" w:styleId="765">
+  <w:style w:type="table" w:styleId="766">
     <w:name w:val="Grid Table 1 Light - Accent 3"/>
-    <w:basedOn w:val="754"/>
+    <w:basedOn w:val="755"/>
     <w:uiPriority w:val="99"/>
     <w:pPr>
       <w:pBdr/>
@@ -8964,9 +9581,9 @@
       </w:tcPr>
     </w:tblStylePr>
   </w:style>
-  <w:style w:type="table" w:styleId="766">
+  <w:style w:type="table" w:styleId="767">
     <w:name w:val="Grid Table 1 Light - Accent 4"/>
-    <w:basedOn w:val="754"/>
+    <w:basedOn w:val="755"/>
     <w:uiPriority w:val="99"/>
     <w:pPr>
       <w:pBdr/>
@@ -9187,9 +9804,9 @@
       </w:tcPr>
     </w:tblStylePr>
   </w:style>
-  <w:style w:type="table" w:styleId="767">
+  <w:style w:type="table" w:styleId="768">
     <w:name w:val="Grid Table 1 Light - Accent 5"/>
-    <w:basedOn w:val="754"/>
+    <w:basedOn w:val="755"/>
     <w:uiPriority w:val="99"/>
     <w:pPr>
       <w:pBdr/>
@@ -9410,9 +10027,9 @@
       </w:tcPr>
     </w:tblStylePr>
   </w:style>
-  <w:style w:type="table" w:styleId="768">
+  <w:style w:type="table" w:styleId="769">
     <w:name w:val="Grid Table 1 Light - Accent 6"/>
-    <w:basedOn w:val="754"/>
+    <w:basedOn w:val="755"/>
     <w:uiPriority w:val="99"/>
     <w:pPr>
       <w:pBdr/>
@@ -9633,9 +10250,9 @@
       </w:tcPr>
     </w:tblStylePr>
   </w:style>
-  <w:style w:type="table" w:styleId="769">
+  <w:style w:type="table" w:styleId="770">
     <w:name w:val="Grid Table 2"/>
-    <w:basedOn w:val="754"/>
+    <w:basedOn w:val="755"/>
     <w:uiPriority w:val="99"/>
     <w:pPr>
       <w:pBdr/>
@@ -9865,9 +10482,9 @@
       </w:tcPr>
     </w:tblStylePr>
   </w:style>
-  <w:style w:type="table" w:styleId="770">
+  <w:style w:type="table" w:styleId="771">
     <w:name w:val="Grid Table 2 - Accent 1"/>
-    <w:basedOn w:val="754"/>
+    <w:basedOn w:val="755"/>
     <w:uiPriority w:val="99"/>
     <w:pPr>
       <w:pBdr/>
@@ -10097,9 +10714,9 @@
       </w:tcPr>
     </w:tblStylePr>
   </w:style>
-  <w:style w:type="table" w:styleId="771">
+  <w:style w:type="table" w:styleId="772">
     <w:name w:val="Grid Table 2 - Accent 2"/>
-    <w:basedOn w:val="754"/>
+    <w:basedOn w:val="755"/>
     <w:uiPriority w:val="99"/>
     <w:pPr>
       <w:pBdr/>
@@ -10329,9 +10946,9 @@
       </w:tcPr>
     </w:tblStylePr>
   </w:style>
-  <w:style w:type="table" w:styleId="772">
+  <w:style w:type="table" w:styleId="773">
     <w:name w:val="Grid Table 2 - Accent 3"/>
-    <w:basedOn w:val="754"/>
+    <w:basedOn w:val="755"/>
     <w:uiPriority w:val="99"/>
     <w:pPr>
       <w:pBdr/>
@@ -10561,9 +11178,9 @@
       </w:tcPr>
     </w:tblStylePr>
   </w:style>
-  <w:style w:type="table" w:styleId="773">
+  <w:style w:type="table" w:styleId="774">
     <w:name w:val="Grid Table 2 - Accent 4"/>
-    <w:basedOn w:val="754"/>
+    <w:basedOn w:val="755"/>
     <w:uiPriority w:val="99"/>
     <w:pPr>
       <w:pBdr/>
@@ -10793,9 +11410,9 @@
       </w:tcPr>
     </w:tblStylePr>
   </w:style>
-  <w:style w:type="table" w:styleId="774">
+  <w:style w:type="table" w:styleId="775">
     <w:name w:val="Grid Table 2 - Accent 5"/>
-    <w:basedOn w:val="754"/>
+    <w:basedOn w:val="755"/>
     <w:uiPriority w:val="99"/>
     <w:pPr>
       <w:pBdr/>
@@ -11025,9 +11642,9 @@
       </w:tcPr>
     </w:tblStylePr>
   </w:style>
-  <w:style w:type="table" w:styleId="775">
+  <w:style w:type="table" w:styleId="776">
     <w:name w:val="Grid Table 2 - Accent 6"/>
-    <w:basedOn w:val="754"/>
+    <w:basedOn w:val="755"/>
     <w:uiPriority w:val="99"/>
     <w:pPr>
       <w:pBdr/>
@@ -11257,9 +11874,9 @@
       </w:tcPr>
     </w:tblStylePr>
   </w:style>
-  <w:style w:type="table" w:styleId="776">
+  <w:style w:type="table" w:styleId="777">
     <w:name w:val="Grid Table 3"/>
-    <w:basedOn w:val="754"/>
+    <w:basedOn w:val="755"/>
     <w:uiPriority w:val="99"/>
     <w:pPr>
       <w:pBdr/>
@@ -11502,9 +12119,9 @@
       </w:tcPr>
     </w:tblStylePr>
   </w:style>
-  <w:style w:type="table" w:styleId="777">
+  <w:style w:type="table" w:styleId="778">
     <w:name w:val="Grid Table 3 - Accent 1"/>
-    <w:basedOn w:val="754"/>
+    <w:basedOn w:val="755"/>
     <w:uiPriority w:val="99"/>
     <w:pPr>
       <w:pBdr/>
@@ -11747,9 +12364,9 @@
       </w:tcPr>
     </w:tblStylePr>
   </w:style>
-  <w:style w:type="table" w:styleId="778">
+  <w:style w:type="table" w:styleId="779">
     <w:name w:val="Grid Table 3 - Accent 2"/>
-    <w:basedOn w:val="754"/>
+    <w:basedOn w:val="755"/>
     <w:uiPriority w:val="99"/>
     <w:pPr>
       <w:pBdr/>
@@ -11992,9 +12609,9 @@
       </w:tcPr>
     </w:tblStylePr>
   </w:style>
-  <w:style w:type="table" w:styleId="779">
+  <w:style w:type="table" w:styleId="780">
     <w:name w:val="Grid Table 3 - Accent 3"/>
-    <w:basedOn w:val="754"/>
+    <w:basedOn w:val="755"/>
     <w:uiPriority w:val="99"/>
     <w:pPr>
       <w:pBdr/>
@@ -12237,9 +12854,9 @@
       </w:tcPr>
     </w:tblStylePr>
   </w:style>
-  <w:style w:type="table" w:styleId="780">
+  <w:style w:type="table" w:styleId="781">
     <w:name w:val="Grid Table 3 - Accent 4"/>
-    <w:basedOn w:val="754"/>
+    <w:basedOn w:val="755"/>
     <w:uiPriority w:val="99"/>
     <w:pPr>
       <w:pBdr/>
@@ -12482,9 +13099,9 @@
       </w:tcPr>
     </w:tblStylePr>
   </w:style>
-  <w:style w:type="table" w:styleId="781">
+  <w:style w:type="table" w:styleId="782">
     <w:name w:val="Grid Table 3 - Accent 5"/>
-    <w:basedOn w:val="754"/>
+    <w:basedOn w:val="755"/>
     <w:uiPriority w:val="99"/>
     <w:pPr>
       <w:pBdr/>
@@ -12727,9 +13344,9 @@
       </w:tcPr>
     </w:tblStylePr>
   </w:style>
-  <w:style w:type="table" w:styleId="782">
+  <w:style w:type="table" w:styleId="783">
     <w:name w:val="Grid Table 3 - Accent 6"/>
-    <w:basedOn w:val="754"/>
+    <w:basedOn w:val="755"/>
     <w:uiPriority w:val="99"/>
     <w:pPr>
       <w:pBdr/>
@@ -12972,9 +13589,9 @@
       </w:tcPr>
     </w:tblStylePr>
   </w:style>
-  <w:style w:type="table" w:styleId="783">
+  <w:style w:type="table" w:styleId="784">
     <w:name w:val="Grid Table 4"/>
-    <w:basedOn w:val="754"/>
+    <w:basedOn w:val="755"/>
     <w:uiPriority w:val="59"/>
     <w:pPr>
       <w:pBdr/>
@@ -13205,9 +13822,9 @@
       </w:tcPr>
     </w:tblStylePr>
   </w:style>
-  <w:style w:type="table" w:styleId="784">
+  <w:style w:type="table" w:styleId="785">
     <w:name w:val="Grid Table 4 - Accent 1"/>
-    <w:basedOn w:val="754"/>
+    <w:basedOn w:val="755"/>
     <w:uiPriority w:val="59"/>
     <w:pPr>
       <w:pBdr/>
@@ -13438,9 +14055,9 @@
       </w:tcPr>
     </w:tblStylePr>
   </w:style>
-  <w:style w:type="table" w:styleId="785">
+  <w:style w:type="table" w:styleId="786">
     <w:name w:val="Grid Table 4 - Accent 2"/>
-    <w:basedOn w:val="754"/>
+    <w:basedOn w:val="755"/>
     <w:uiPriority w:val="59"/>
     <w:pPr>
       <w:pBdr/>
@@ -13671,9 +14288,9 @@
       </w:tcPr>
     </w:tblStylePr>
   </w:style>
-  <w:style w:type="table" w:styleId="786">
+  <w:style w:type="table" w:styleId="787">
     <w:name w:val="Grid Table 4 - Accent 3"/>
-    <w:basedOn w:val="754"/>
+    <w:basedOn w:val="755"/>
     <w:uiPriority w:val="59"/>
     <w:pPr>
       <w:pBdr/>
@@ -13904,9 +14521,9 @@
       </w:tcPr>
     </w:tblStylePr>
   </w:style>
-  <w:style w:type="table" w:styleId="787">
+  <w:style w:type="table" w:styleId="788">
     <w:name w:val="Grid Table 4 - Accent 4"/>
-    <w:basedOn w:val="754"/>
+    <w:basedOn w:val="755"/>
     <w:uiPriority w:val="59"/>
     <w:pPr>
       <w:pBdr/>
@@ -14137,9 +14754,9 @@
       </w:tcPr>
     </w:tblStylePr>
   </w:style>
-  <w:style w:type="table" w:styleId="788">
+  <w:style w:type="table" w:styleId="789">
     <w:name w:val="Grid Table 4 - Accent 5"/>
-    <w:basedOn w:val="754"/>
+    <w:basedOn w:val="755"/>
     <w:uiPriority w:val="59"/>
     <w:pPr>
       <w:pBdr/>
@@ -14370,9 +14987,9 @@
       </w:tcPr>
     </w:tblStylePr>
   </w:style>
-  <w:style w:type="table" w:styleId="789">
+  <w:style w:type="table" w:styleId="790">
     <w:name w:val="Grid Table 4 - Accent 6"/>
-    <w:basedOn w:val="754"/>
+    <w:basedOn w:val="755"/>
     <w:uiPriority w:val="59"/>
     <w:pPr>
       <w:pBdr/>
@@ -14603,9 +15220,9 @@
       </w:tcPr>
     </w:tblStylePr>
   </w:style>
-  <w:style w:type="table" w:styleId="790">
+  <w:style w:type="table" w:styleId="791">
     <w:name w:val="Grid Table 5 Dark"/>
-    <w:basedOn w:val="754"/>
+    <w:basedOn w:val="755"/>
     <w:uiPriority w:val="99"/>
     <w:pPr>
       <w:pBdr/>
@@ -14831,9 +15448,9 @@
       </w:tcPr>
     </w:tblStylePr>
   </w:style>
-  <w:style w:type="table" w:styleId="791">
+  <w:style w:type="table" w:styleId="792">
     <w:name w:val="Grid Table 5 Dark- Accent 1"/>
-    <w:basedOn w:val="754"/>
+    <w:basedOn w:val="755"/>
     <w:uiPriority w:val="99"/>
     <w:pPr>
       <w:pBdr/>
@@ -15059,9 +15676,9 @@
       </w:tcPr>
     </w:tblStylePr>
   </w:style>
-  <w:style w:type="table" w:styleId="792">
+  <w:style w:type="table" w:styleId="793">
     <w:name w:val="Grid Table 5 Dark - Accent 2"/>
-    <w:basedOn w:val="754"/>
+    <w:basedOn w:val="755"/>
     <w:uiPriority w:val="99"/>
     <w:pPr>
       <w:pBdr/>
@@ -15287,9 +15904,9 @@
       </w:tcPr>
     </w:tblStylePr>
   </w:style>
-  <w:style w:type="table" w:styleId="793">
+  <w:style w:type="table" w:styleId="794">
     <w:name w:val="Grid Table 5 Dark - Accent 3"/>
-    <w:basedOn w:val="754"/>
+    <w:basedOn w:val="755"/>
     <w:uiPriority w:val="99"/>
     <w:pPr>
       <w:pBdr/>
@@ -15515,9 +16132,9 @@
       </w:tcPr>
     </w:tblStylePr>
   </w:style>
-  <w:style w:type="table" w:styleId="794">
+  <w:style w:type="table" w:styleId="795">
     <w:name w:val="Grid Table 5 Dark- Accent 4"/>
-    <w:basedOn w:val="754"/>
+    <w:basedOn w:val="755"/>
     <w:uiPriority w:val="99"/>
     <w:pPr>
       <w:pBdr/>
@@ -15743,9 +16360,9 @@
       </w:tcPr>
     </w:tblStylePr>
   </w:style>
-  <w:style w:type="table" w:styleId="795">
+  <w:style w:type="table" w:styleId="796">
     <w:name w:val="Grid Table 5 Dark - Accent 5"/>
-    <w:basedOn w:val="754"/>
+    <w:basedOn w:val="755"/>
     <w:uiPriority w:val="99"/>
     <w:pPr>
       <w:pBdr/>
@@ -15971,9 +16588,9 @@
       </w:tcPr>
     </w:tblStylePr>
   </w:style>
-  <w:style w:type="table" w:styleId="796">
+  <w:style w:type="table" w:styleId="797">
     <w:name w:val="Grid Table 5 Dark - Accent 6"/>
-    <w:basedOn w:val="754"/>
+    <w:basedOn w:val="755"/>
     <w:uiPriority w:val="99"/>
     <w:pPr>
       <w:pBdr/>
@@ -16199,9 +16816,9 @@
       </w:tcPr>
     </w:tblStylePr>
   </w:style>
-  <w:style w:type="table" w:styleId="797">
+  <w:style w:type="table" w:styleId="798">
     <w:name w:val="Grid Table 6 Colorful"/>
-    <w:basedOn w:val="754"/>
+    <w:basedOn w:val="755"/>
     <w:uiPriority w:val="99"/>
     <w:pPr>
       <w:pBdr/>
@@ -16429,9 +17046,9 @@
       </w:tcPr>
     </w:tblStylePr>
   </w:style>
-  <w:style w:type="table" w:styleId="798">
+  <w:style w:type="table" w:styleId="799">
     <w:name w:val="Grid Table 6 Colorful - Accent 1"/>
-    <w:basedOn w:val="754"/>
+    <w:basedOn w:val="755"/>
     <w:uiPriority w:val="99"/>
     <w:pPr>
       <w:pBdr/>
@@ -16659,9 +17276,9 @@
       </w:tcPr>
     </w:tblStylePr>
   </w:style>
-  <w:style w:type="table" w:styleId="799">
+  <w:style w:type="table" w:styleId="800">
     <w:name w:val="Grid Table 6 Colorful - Accent 2"/>
-    <w:basedOn w:val="754"/>
+    <w:basedOn w:val="755"/>
     <w:uiPriority w:val="99"/>
     <w:pPr>
       <w:pBdr/>
@@ -16889,9 +17506,9 @@
       </w:tcPr>
     </w:tblStylePr>
   </w:style>
-  <w:style w:type="table" w:styleId="800">
+  <w:style w:type="table" w:styleId="801">
     <w:name w:val="Grid Table 6 Colorful - Accent 3"/>
-    <w:basedOn w:val="754"/>
+    <w:basedOn w:val="755"/>
     <w:uiPriority w:val="99"/>
     <w:pPr>
       <w:pBdr/>
@@ -17119,9 +17736,9 @@
       </w:tcPr>
     </w:tblStylePr>
   </w:style>
-  <w:style w:type="table" w:styleId="801">
+  <w:style w:type="table" w:styleId="802">
     <w:name w:val="Grid Table 6 Colorful - Accent 4"/>
-    <w:basedOn w:val="754"/>
+    <w:basedOn w:val="755"/>
     <w:uiPriority w:val="99"/>
     <w:pPr>
       <w:pBdr/>
@@ -17349,9 +17966,9 @@
       </w:tcPr>
     </w:tblStylePr>
   </w:style>
-  <w:style w:type="table" w:styleId="802">
+  <w:style w:type="table" w:styleId="803">
     <w:name w:val="Grid Table 6 Colorful - Accent 5"/>
-    <w:basedOn w:val="754"/>
+    <w:basedOn w:val="755"/>
     <w:uiPriority w:val="99"/>
     <w:pPr>
       <w:pBdr/>
@@ -17579,9 +18196,9 @@
       </w:tcPr>
     </w:tblStylePr>
   </w:style>
-  <w:style w:type="table" w:styleId="803">
+  <w:style w:type="table" w:styleId="804">
     <w:name w:val="Grid Table 6 Colorful - Accent 6"/>
-    <w:basedOn w:val="754"/>
+    <w:basedOn w:val="755"/>
     <w:uiPriority w:val="99"/>
     <w:pPr>
       <w:pBdr/>
@@ -17809,9 +18426,9 @@
       </w:tcPr>
     </w:tblStylePr>
   </w:style>
-  <w:style w:type="table" w:styleId="804">
+  <w:style w:type="table" w:styleId="805">
     <w:name w:val="Grid Table 7 Colorful"/>
-    <w:basedOn w:val="754"/>
+    <w:basedOn w:val="755"/>
     <w:uiPriority w:val="99"/>
     <w:pPr>
       <w:pBdr/>
@@ -18063,9 +18680,9 @@
       </w:tcPr>
     </w:tblStylePr>
   </w:style>
-  <w:style w:type="table" w:styleId="805">
+  <w:style w:type="table" w:styleId="806">
     <w:name w:val="Grid Table 7 Colorful - Accent 1"/>
-    <w:basedOn w:val="754"/>
+    <w:basedOn w:val="755"/>
     <w:uiPriority w:val="99"/>
     <w:pPr>
       <w:pBdr/>
@@ -18317,9 +18934,9 @@
       </w:tcPr>
     </w:tblStylePr>
   </w:style>
-  <w:style w:type="table" w:styleId="806">
+  <w:style w:type="table" w:styleId="807">
     <w:name w:val="Grid Table 7 Colorful - Accent 2"/>
-    <w:basedOn w:val="754"/>
+    <w:basedOn w:val="755"/>
     <w:uiPriority w:val="99"/>
     <w:pPr>
       <w:pBdr/>
@@ -18571,9 +19188,9 @@
       </w:tcPr>
     </w:tblStylePr>
   </w:style>
-  <w:style w:type="table" w:styleId="807">
+  <w:style w:type="table" w:styleId="808">
     <w:name w:val="Grid Table 7 Colorful - Accent 3"/>
-    <w:basedOn w:val="754"/>
+    <w:basedOn w:val="755"/>
     <w:uiPriority w:val="99"/>
     <w:pPr>
       <w:pBdr/>
@@ -18825,9 +19442,9 @@
       </w:tcPr>
     </w:tblStylePr>
   </w:style>
-  <w:style w:type="table" w:styleId="808">
+  <w:style w:type="table" w:styleId="809">
     <w:name w:val="Grid Table 7 Colorful - Accent 4"/>
-    <w:basedOn w:val="754"/>
+    <w:basedOn w:val="755"/>
     <w:uiPriority w:val="99"/>
     <w:pPr>
       <w:pBdr/>
@@ -19079,9 +19696,9 @@
       </w:tcPr>
     </w:tblStylePr>
   </w:style>
-  <w:style w:type="table" w:styleId="809">
+  <w:style w:type="table" w:styleId="810">
     <w:name w:val="Grid Table 7 Colorful - Accent 5"/>
-    <w:basedOn w:val="754"/>
+    <w:basedOn w:val="755"/>
     <w:uiPriority w:val="99"/>
     <w:pPr>
       <w:pBdr/>
@@ -19333,9 +19950,9 @@
       </w:tcPr>
     </w:tblStylePr>
   </w:style>
-  <w:style w:type="table" w:styleId="810">
+  <w:style w:type="table" w:styleId="811">
     <w:name w:val="Grid Table 7 Colorful - Accent 6"/>
-    <w:basedOn w:val="754"/>
+    <w:basedOn w:val="755"/>
     <w:uiPriority w:val="99"/>
     <w:pPr>
       <w:pBdr/>
@@ -19587,9 +20204,9 @@
       </w:tcPr>
     </w:tblStylePr>
   </w:style>
-  <w:style w:type="table" w:styleId="811">
+  <w:style w:type="table" w:styleId="812">
     <w:name w:val="List Table 1 Light"/>
-    <w:basedOn w:val="754"/>
+    <w:basedOn w:val="755"/>
     <w:uiPriority w:val="99"/>
     <w:pPr>
       <w:pBdr/>
@@ -19803,9 +20420,9 @@
       </w:tcPr>
     </w:tblStylePr>
   </w:style>
-  <w:style w:type="table" w:styleId="812">
+  <w:style w:type="table" w:styleId="813">
     <w:name w:val="List Table 1 Light - Accent 1"/>
-    <w:basedOn w:val="754"/>
+    <w:basedOn w:val="755"/>
     <w:uiPriority w:val="99"/>
     <w:pPr>
       <w:pBdr/>
@@ -20019,9 +20636,9 @@
       </w:tcPr>
     </w:tblStylePr>
   </w:style>
-  <w:style w:type="table" w:styleId="813">
+  <w:style w:type="table" w:styleId="814">
     <w:name w:val="List Table 1 Light - Accent 2"/>
-    <w:basedOn w:val="754"/>
+    <w:basedOn w:val="755"/>
     <w:uiPriority w:val="99"/>
     <w:pPr>
       <w:pBdr/>
@@ -20235,9 +20852,9 @@
       </w:tcPr>
     </w:tblStylePr>
   </w:style>
-  <w:style w:type="table" w:styleId="814">
+  <w:style w:type="table" w:styleId="815">
     <w:name w:val="List Table 1 Light - Accent 3"/>
-    <w:basedOn w:val="754"/>
+    <w:basedOn w:val="755"/>
     <w:uiPriority w:val="99"/>
     <w:pPr>
       <w:pBdr/>
@@ -20451,9 +21068,9 @@
       </w:tcPr>
     </w:tblStylePr>
   </w:style>
-  <w:style w:type="table" w:styleId="815">
+  <w:style w:type="table" w:styleId="816">
     <w:name w:val="List Table 1 Light - Accent 4"/>
-    <w:basedOn w:val="754"/>
+    <w:basedOn w:val="755"/>
     <w:uiPriority w:val="99"/>
     <w:pPr>
       <w:pBdr/>
@@ -20667,9 +21284,9 @@
       </w:tcPr>
     </w:tblStylePr>
   </w:style>
-  <w:style w:type="table" w:styleId="816">
+  <w:style w:type="table" w:styleId="817">
     <w:name w:val="List Table 1 Light - Accent 5"/>
-    <w:basedOn w:val="754"/>
+    <w:basedOn w:val="755"/>
     <w:uiPriority w:val="99"/>
     <w:pPr>
       <w:pBdr/>
@@ -20883,9 +21500,9 @@
       </w:tcPr>
     </w:tblStylePr>
   </w:style>
-  <w:style w:type="table" w:styleId="817">
+  <w:style w:type="table" w:styleId="818">
     <w:name w:val="List Table 1 Light - Accent 6"/>
-    <w:basedOn w:val="754"/>
+    <w:basedOn w:val="755"/>
     <w:uiPriority w:val="99"/>
     <w:pPr>
       <w:pBdr/>
@@ -21099,9 +21716,9 @@
       </w:tcPr>
     </w:tblStylePr>
   </w:style>
-  <w:style w:type="table" w:styleId="818">
+  <w:style w:type="table" w:styleId="819">
     <w:name w:val="List Table 2"/>
-    <w:basedOn w:val="754"/>
+    <w:basedOn w:val="755"/>
     <w:uiPriority w:val="99"/>
     <w:pPr>
       <w:pBdr/>
@@ -21337,9 +21954,9 @@
       </w:tcPr>
     </w:tblStylePr>
   </w:style>
-  <w:style w:type="table" w:styleId="819">
+  <w:style w:type="table" w:styleId="820">
     <w:name w:val="List Table 2 - Accent 1"/>
-    <w:basedOn w:val="754"/>
+    <w:basedOn w:val="755"/>
     <w:uiPriority w:val="99"/>
     <w:pPr>
       <w:pBdr/>
@@ -21575,9 +22192,9 @@
       </w:tcPr>
     </w:tblStylePr>
   </w:style>
-  <w:style w:type="table" w:styleId="820">
+  <w:style w:type="table" w:styleId="821">
     <w:name w:val="List Table 2 - Accent 2"/>
-    <w:basedOn w:val="754"/>
+    <w:basedOn w:val="755"/>
     <w:uiPriority w:val="99"/>
     <w:pPr>
       <w:pBdr/>
@@ -21813,9 +22430,9 @@
       </w:tcPr>
     </w:tblStylePr>
   </w:style>
-  <w:style w:type="table" w:styleId="821">
+  <w:style w:type="table" w:styleId="822">
     <w:name w:val="List Table 2 - Accent 3"/>
-    <w:basedOn w:val="754"/>
+    <w:basedOn w:val="755"/>
     <w:uiPriority w:val="99"/>
     <w:pPr>
       <w:pBdr/>
@@ -22051,9 +22668,9 @@
       </w:tcPr>
     </w:tblStylePr>
   </w:style>
-  <w:style w:type="table" w:styleId="822">
+  <w:style w:type="table" w:styleId="823">
     <w:name w:val="List Table 2 - Accent 4"/>
-    <w:basedOn w:val="754"/>
+    <w:basedOn w:val="755"/>
     <w:uiPriority w:val="99"/>
     <w:pPr>
       <w:pBdr/>
@@ -22289,9 +22906,9 @@
       </w:tcPr>
     </w:tblStylePr>
   </w:style>
-  <w:style w:type="table" w:styleId="823">
+  <w:style w:type="table" w:styleId="824">
     <w:name w:val="List Table 2 - Accent 5"/>
-    <w:basedOn w:val="754"/>
+    <w:basedOn w:val="755"/>
     <w:uiPriority w:val="99"/>
     <w:pPr>
       <w:pBdr/>
@@ -22527,9 +23144,9 @@
       </w:tcPr>
     </w:tblStylePr>
   </w:style>
-  <w:style w:type="table" w:styleId="824">
+  <w:style w:type="table" w:styleId="825">
     <w:name w:val="List Table 2 - Accent 6"/>
-    <w:basedOn w:val="754"/>
+    <w:basedOn w:val="755"/>
     <w:uiPriority w:val="99"/>
     <w:pPr>
       <w:pBdr/>
@@ -22765,9 +23382,9 @@
       </w:tcPr>
     </w:tblStylePr>
   </w:style>
-  <w:style w:type="table" w:styleId="825">
+  <w:style w:type="table" w:styleId="826">
     <w:name w:val="List Table 3"/>
-    <w:basedOn w:val="754"/>
+    <w:basedOn w:val="755"/>
     <w:uiPriority w:val="99"/>
     <w:pPr>
       <w:pBdr/>
@@ -22993,9 +23610,9 @@
       </w:tcPr>
     </w:tblStylePr>
   </w:style>
-  <w:style w:type="table" w:styleId="826">
+  <w:style w:type="table" w:styleId="827">
     <w:name w:val="List Table 3 - Accent 1"/>
-    <w:basedOn w:val="754"/>
+    <w:basedOn w:val="755"/>
     <w:uiPriority w:val="99"/>
     <w:pPr>
       <w:pBdr/>
@@ -23221,9 +23838,9 @@
       </w:tcPr>
     </w:tblStylePr>
   </w:style>
-  <w:style w:type="table" w:styleId="827">
+  <w:style w:type="table" w:styleId="828">
     <w:name w:val="List Table 3 - Accent 2"/>
-    <w:basedOn w:val="754"/>
+    <w:basedOn w:val="755"/>
     <w:uiPriority w:val="99"/>
     <w:pPr>
       <w:pBdr/>
@@ -23449,9 +24066,9 @@
       </w:tcPr>
     </w:tblStylePr>
   </w:style>
-  <w:style w:type="table" w:styleId="828">
+  <w:style w:type="table" w:styleId="829">
     <w:name w:val="List Table 3 - Accent 3"/>
-    <w:basedOn w:val="754"/>
+    <w:basedOn w:val="755"/>
     <w:uiPriority w:val="99"/>
     <w:pPr>
       <w:pBdr/>
@@ -23677,9 +24294,9 @@
       </w:tcPr>
     </w:tblStylePr>
   </w:style>
-  <w:style w:type="table" w:styleId="829">
+  <w:style w:type="table" w:styleId="830">
     <w:name w:val="List Table 3 - Accent 4"/>
-    <w:basedOn w:val="754"/>
+    <w:basedOn w:val="755"/>
     <w:uiPriority w:val="99"/>
     <w:pPr>
       <w:pBdr/>
@@ -23905,9 +24522,9 @@
       </w:tcPr>
     </w:tblStylePr>
   </w:style>
-  <w:style w:type="table" w:styleId="830">
+  <w:style w:type="table" w:styleId="831">
     <w:name w:val="List Table 3 - Accent 5"/>
-    <w:basedOn w:val="754"/>
+    <w:basedOn w:val="755"/>
     <w:uiPriority w:val="99"/>
     <w:pPr>
       <w:pBdr/>
@@ -24133,9 +24750,9 @@
       </w:tcPr>
     </w:tblStylePr>
   </w:style>
-  <w:style w:type="table" w:styleId="831">
+  <w:style w:type="table" w:styleId="832">
     <w:name w:val="List Table 3 - Accent 6"/>
-    <w:basedOn w:val="754"/>
+    <w:basedOn w:val="755"/>
     <w:uiPriority w:val="99"/>
     <w:pPr>
       <w:pBdr/>
@@ -24361,9 +24978,9 @@
       </w:tcPr>
     </w:tblStylePr>
   </w:style>
-  <w:style w:type="table" w:styleId="832">
+  <w:style w:type="table" w:styleId="833">
     <w:name w:val="List Table 4"/>
-    <w:basedOn w:val="754"/>
+    <w:basedOn w:val="755"/>
     <w:uiPriority w:val="99"/>
     <w:pPr>
       <w:pBdr/>
@@ -24586,9 +25203,9 @@
       </w:tcPr>
     </w:tblStylePr>
   </w:style>
-  <w:style w:type="table" w:styleId="833">
+  <w:style w:type="table" w:styleId="834">
     <w:name w:val="List Table 4 - Accent 1"/>
-    <w:basedOn w:val="754"/>
+    <w:basedOn w:val="755"/>
     <w:uiPriority w:val="99"/>
     <w:pPr>
       <w:pBdr/>
@@ -24811,9 +25428,9 @@
       </w:tcPr>
     </w:tblStylePr>
   </w:style>
-  <w:style w:type="table" w:styleId="834">
+  <w:style w:type="table" w:styleId="835">
     <w:name w:val="List Table 4 - Accent 2"/>
-    <w:basedOn w:val="754"/>
+    <w:basedOn w:val="755"/>
     <w:uiPriority w:val="99"/>
     <w:pPr>
       <w:pBdr/>
@@ -25036,9 +25653,9 @@
       </w:tcPr>
     </w:tblStylePr>
   </w:style>
-  <w:style w:type="table" w:styleId="835">
+  <w:style w:type="table" w:styleId="836">
     <w:name w:val="List Table 4 - Accent 3"/>
-    <w:basedOn w:val="754"/>
+    <w:basedOn w:val="755"/>
     <w:uiPriority w:val="99"/>
     <w:pPr>
       <w:pBdr/>
@@ -25261,9 +25878,9 @@
       </w:tcPr>
     </w:tblStylePr>
   </w:style>
-  <w:style w:type="table" w:styleId="836">
+  <w:style w:type="table" w:styleId="837">
     <w:name w:val="List Table 4 - Accent 4"/>
-    <w:basedOn w:val="754"/>
+    <w:basedOn w:val="755"/>
     <w:uiPriority w:val="99"/>
     <w:pPr>
       <w:pBdr/>
@@ -25486,9 +26103,9 @@
       </w:tcPr>
     </w:tblStylePr>
   </w:style>
-  <w:style w:type="table" w:styleId="837">
+  <w:style w:type="table" w:styleId="838">
     <w:name w:val="List Table 4 - Accent 5"/>
-    <w:basedOn w:val="754"/>
+    <w:basedOn w:val="755"/>
     <w:uiPriority w:val="99"/>
     <w:pPr>
       <w:pBdr/>
@@ -25711,9 +26328,9 @@
       </w:tcPr>
     </w:tblStylePr>
   </w:style>
-  <w:style w:type="table" w:styleId="838">
+  <w:style w:type="table" w:styleId="839">
     <w:name w:val="List Table 4 - Accent 6"/>
-    <w:basedOn w:val="754"/>
+    <w:basedOn w:val="755"/>
     <w:uiPriority w:val="99"/>
     <w:pPr>
       <w:pBdr/>
@@ -25936,9 +26553,9 @@
       </w:tcPr>
     </w:tblStylePr>
   </w:style>
-  <w:style w:type="table" w:styleId="839">
+  <w:style w:type="table" w:styleId="840">
     <w:name w:val="List Table 5 Dark"/>
-    <w:basedOn w:val="754"/>
+    <w:basedOn w:val="755"/>
     <w:uiPriority w:val="99"/>
     <w:pPr>
       <w:pBdr/>
@@ -26178,9 +26795,9 @@
       </w:tcPr>
     </w:tblStylePr>
   </w:style>
-  <w:style w:type="table" w:styleId="840">
+  <w:style w:type="table" w:styleId="841">
     <w:name w:val="List Table 5 Dark - Accent 1"/>
-    <w:basedOn w:val="754"/>
+    <w:basedOn w:val="755"/>
     <w:uiPriority w:val="99"/>
     <w:pPr>
       <w:pBdr/>
@@ -26420,9 +27037,9 @@
       </w:tcPr>
     </w:tblStylePr>
   </w:style>
-  <w:style w:type="table" w:styleId="841">
+  <w:style w:type="table" w:styleId="842">
     <w:name w:val="List Table 5 Dark - Accent 2"/>
-    <w:basedOn w:val="754"/>
+    <w:basedOn w:val="755"/>
     <w:uiPriority w:val="99"/>
     <w:pPr>
       <w:pBdr/>
@@ -26662,9 +27279,9 @@
       </w:tcPr>
     </w:tblStylePr>
   </w:style>
-  <w:style w:type="table" w:styleId="842">
+  <w:style w:type="table" w:styleId="843">
     <w:name w:val="List Table 5 Dark - Accent 3"/>
-    <w:basedOn w:val="754"/>
+    <w:basedOn w:val="755"/>
     <w:uiPriority w:val="99"/>
     <w:pPr>
       <w:pBdr/>
@@ -26904,9 +27521,9 @@
       </w:tcPr>
     </w:tblStylePr>
   </w:style>
-  <w:style w:type="table" w:styleId="843">
+  <w:style w:type="table" w:styleId="844">
     <w:name w:val="List Table 5 Dark - Accent 4"/>
-    <w:basedOn w:val="754"/>
+    <w:basedOn w:val="755"/>
     <w:uiPriority w:val="99"/>
     <w:pPr>
       <w:pBdr/>
@@ -27146,9 +27763,9 @@
       </w:tcPr>
     </w:tblStylePr>
   </w:style>
-  <w:style w:type="table" w:styleId="844">
+  <w:style w:type="table" w:styleId="845">
     <w:name w:val="List Table 5 Dark - Accent 5"/>
-    <w:basedOn w:val="754"/>
+    <w:basedOn w:val="755"/>
     <w:uiPriority w:val="99"/>
     <w:pPr>
       <w:pBdr/>
@@ -27388,9 +28005,9 @@
       </w:tcPr>
     </w:tblStylePr>
   </w:style>
-  <w:style w:type="table" w:styleId="845">
+  <w:style w:type="table" w:styleId="846">
     <w:name w:val="List Table 5 Dark - Accent 6"/>
-    <w:basedOn w:val="754"/>
+    <w:basedOn w:val="755"/>
     <w:uiPriority w:val="99"/>
     <w:pPr>
       <w:pBdr/>
@@ -27630,9 +28247,9 @@
       </w:tcPr>
     </w:tblStylePr>
   </w:style>
-  <w:style w:type="table" w:styleId="846">
+  <w:style w:type="table" w:styleId="847">
     <w:name w:val="List Table 6 Colorful"/>
-    <w:basedOn w:val="754"/>
+    <w:basedOn w:val="755"/>
     <w:uiPriority w:val="99"/>
     <w:pPr>
       <w:pBdr/>
@@ -27853,9 +28470,9 @@
       </w:tcPr>
     </w:tblStylePr>
   </w:style>
-  <w:style w:type="table" w:styleId="847">
+  <w:style w:type="table" w:styleId="848">
     <w:name w:val="List Table 6 Colorful - Accent 1"/>
-    <w:basedOn w:val="754"/>
+    <w:basedOn w:val="755"/>
     <w:uiPriority w:val="99"/>
     <w:pPr>
       <w:pBdr/>
@@ -28076,9 +28693,9 @@
       </w:tcPr>
     </w:tblStylePr>
   </w:style>
-  <w:style w:type="table" w:styleId="848">
+  <w:style w:type="table" w:styleId="849">
     <w:name w:val="List Table 6 Colorful - Accent 2"/>
-    <w:basedOn w:val="754"/>
+    <w:basedOn w:val="755"/>
     <w:uiPriority w:val="99"/>
     <w:pPr>
       <w:pBdr/>
@@ -28299,9 +28916,9 @@
       </w:tcPr>
     </w:tblStylePr>
   </w:style>
-  <w:style w:type="table" w:styleId="849">
+  <w:style w:type="table" w:styleId="850">
     <w:name w:val="List Table 6 Colorful - Accent 3"/>
-    <w:basedOn w:val="754"/>
+    <w:basedOn w:val="755"/>
     <w:uiPriority w:val="99"/>
     <w:pPr>
       <w:pBdr/>
@@ -28522,9 +29139,9 @@
       </w:tcPr>
     </w:tblStylePr>
   </w:style>
-  <w:style w:type="table" w:styleId="850">
+  <w:style w:type="table" w:styleId="851">
     <w:name w:val="List Table 6 Colorful - Accent 4"/>
-    <w:basedOn w:val="754"/>
+    <w:basedOn w:val="755"/>
     <w:uiPriority w:val="99"/>
     <w:pPr>
       <w:pBdr/>
@@ -28745,9 +29362,9 @@
       </w:tcPr>
     </w:tblStylePr>
   </w:style>
-  <w:style w:type="table" w:styleId="851">
+  <w:style w:type="table" w:styleId="852">
     <w:name w:val="List Table 6 Colorful - Accent 5"/>
-    <w:basedOn w:val="754"/>
+    <w:basedOn w:val="755"/>
     <w:uiPriority w:val="99"/>
     <w:pPr>
       <w:pBdr/>
@@ -28968,9 +29585,9 @@
       </w:tcPr>
     </w:tblStylePr>
   </w:style>
-  <w:style w:type="table" w:styleId="852">
+  <w:style w:type="table" w:styleId="853">
     <w:name w:val="List Table 6 Colorful - Accent 6"/>
-    <w:basedOn w:val="754"/>
+    <w:basedOn w:val="755"/>
     <w:uiPriority w:val="99"/>
     <w:pPr>
       <w:pBdr/>
@@ -29191,9 +29808,9 @@
       </w:tcPr>
     </w:tblStylePr>
   </w:style>
-  <w:style w:type="table" w:styleId="853">
+  <w:style w:type="table" w:styleId="854">
     <w:name w:val="List Table 7 Colorful"/>
-    <w:basedOn w:val="754"/>
+    <w:basedOn w:val="755"/>
     <w:uiPriority w:val="99"/>
     <w:pPr>
       <w:pBdr/>
@@ -29447,9 +30064,9 @@
       </w:tcPr>
     </w:tblStylePr>
   </w:style>
-  <w:style w:type="table" w:styleId="854">
+  <w:style w:type="table" w:styleId="855">
     <w:name w:val="List Table 7 Colorful - Accent 1"/>
-    <w:basedOn w:val="754"/>
+    <w:basedOn w:val="755"/>
     <w:uiPriority w:val="99"/>
     <w:pPr>
       <w:pBdr/>
@@ -29703,9 +30320,9 @@
       </w:tcPr>
     </w:tblStylePr>
   </w:style>
-  <w:style w:type="table" w:styleId="855">
+  <w:style w:type="table" w:styleId="856">
     <w:name w:val="List Table 7 Colorful - Accent 2"/>
-    <w:basedOn w:val="754"/>
+    <w:basedOn w:val="755"/>
     <w:uiPriority w:val="99"/>
     <w:pPr>
       <w:pBdr/>
@@ -29959,9 +30576,9 @@
       </w:tcPr>
     </w:tblStylePr>
   </w:style>
-  <w:style w:type="table" w:styleId="856">
+  <w:style w:type="table" w:styleId="857">
     <w:name w:val="List Table 7 Colorful - Accent 3"/>
-    <w:basedOn w:val="754"/>
+    <w:basedOn w:val="755"/>
     <w:uiPriority w:val="99"/>
     <w:pPr>
       <w:pBdr/>
@@ -30215,9 +30832,9 @@
       </w:tcPr>
     </w:tblStylePr>
   </w:style>
-  <w:style w:type="table" w:styleId="857">
+  <w:style w:type="table" w:styleId="858">
     <w:name w:val="List Table 7 Colorful - Accent 4"/>
-    <w:basedOn w:val="754"/>
+    <w:basedOn w:val="755"/>
     <w:uiPriority w:val="99"/>
     <w:pPr>
       <w:pBdr/>
@@ -30471,9 +31088,9 @@
       </w:tcPr>
     </w:tblStylePr>
   </w:style>
-  <w:style w:type="table" w:styleId="858">
+  <w:style w:type="table" w:styleId="859">
     <w:name w:val="List Table 7 Colorful - Accent 5"/>
-    <w:basedOn w:val="754"/>
+    <w:basedOn w:val="755"/>
     <w:uiPriority w:val="99"/>
     <w:pPr>
       <w:pBdr/>
@@ -30727,9 +31344,9 @@
       </w:tcPr>
     </w:tblStylePr>
   </w:style>
-  <w:style w:type="table" w:styleId="859">
+  <w:style w:type="table" w:styleId="860">
     <w:name w:val="List Table 7 Colorful - Accent 6"/>
-    <w:basedOn w:val="754"/>
+    <w:basedOn w:val="755"/>
     <w:uiPriority w:val="99"/>
     <w:pPr>
       <w:pBdr/>
@@ -30983,9 +31600,9 @@
       </w:tcPr>
     </w:tblStylePr>
   </w:style>
-  <w:style w:type="table" w:styleId="860">
+  <w:style w:type="table" w:styleId="861">
     <w:name w:val="Lined - Accent"/>
-    <w:basedOn w:val="754"/>
+    <w:basedOn w:val="755"/>
     <w:uiPriority w:val="99"/>
     <w:pPr>
       <w:pBdr/>
@@ -31220,9 +31837,9 @@
       </w:tcPr>
     </w:tblStylePr>
   </w:style>
-  <w:style w:type="table" w:styleId="861">
+  <w:style w:type="table" w:styleId="862">
     <w:name w:val="Lined - Accent 1"/>
-    <w:basedOn w:val="754"/>
+    <w:basedOn w:val="755"/>
     <w:uiPriority w:val="99"/>
     <w:pPr>
       <w:pBdr/>
@@ -31457,9 +32074,9 @@
       </w:tcPr>
     </w:tblStylePr>
   </w:style>
-  <w:style w:type="table" w:styleId="862">
+  <w:style w:type="table" w:styleId="863">
     <w:name w:val="Lined - Accent 2"/>
-    <w:basedOn w:val="754"/>
+    <w:basedOn w:val="755"/>
     <w:uiPriority w:val="99"/>
     <w:pPr>
       <w:pBdr/>
@@ -31694,9 +32311,9 @@
       </w:tcPr>
     </w:tblStylePr>
   </w:style>
-  <w:style w:type="table" w:styleId="863">
+  <w:style w:type="table" w:styleId="864">
     <w:name w:val="Lined - Accent 3"/>
-    <w:basedOn w:val="754"/>
+    <w:basedOn w:val="755"/>
     <w:uiPriority w:val="99"/>
     <w:pPr>
       <w:pBdr/>
@@ -31931,9 +32548,9 @@
       </w:tcPr>
     </w:tblStylePr>
   </w:style>
-  <w:style w:type="table" w:styleId="864">
+  <w:style w:type="table" w:styleId="865">
     <w:name w:val="Lined - Accent 4"/>
-    <w:basedOn w:val="754"/>
+    <w:basedOn w:val="755"/>
     <w:uiPriority w:val="99"/>
     <w:pPr>
       <w:pBdr/>
@@ -32168,9 +32785,9 @@
       </w:tcPr>
     </w:tblStylePr>
   </w:style>
-  <w:style w:type="table" w:styleId="865">
+  <w:style w:type="table" w:styleId="866">
     <w:name w:val="Lined - Accent 5"/>
-    <w:basedOn w:val="754"/>
+    <w:basedOn w:val="755"/>
     <w:uiPriority w:val="99"/>
     <w:pPr>
       <w:pBdr/>
@@ -32405,9 +33022,9 @@
       </w:tcPr>
     </w:tblStylePr>
   </w:style>
-  <w:style w:type="table" w:styleId="866">
+  <w:style w:type="table" w:styleId="867">
     <w:name w:val="Lined - Accent 6"/>
-    <w:basedOn w:val="754"/>
+    <w:basedOn w:val="755"/>
     <w:uiPriority w:val="99"/>
     <w:pPr>
       <w:pBdr/>
@@ -32642,9 +33259,9 @@
       </w:tcPr>
     </w:tblStylePr>
   </w:style>
-  <w:style w:type="table" w:styleId="867">
+  <w:style w:type="table" w:styleId="868">
     <w:name w:val="Bordered &amp; Lined - Accent"/>
-    <w:basedOn w:val="754"/>
+    <w:basedOn w:val="755"/>
     <w:uiPriority w:val="99"/>
     <w:pPr>
       <w:pBdr/>
@@ -32886,9 +33503,9 @@
       </w:tcPr>
     </w:tblStylePr>
   </w:style>
-  <w:style w:type="table" w:styleId="868">
+  <w:style w:type="table" w:styleId="869">
     <w:name w:val="Bordered &amp; Lined - Accent 1"/>
-    <w:basedOn w:val="754"/>
+    <w:basedOn w:val="755"/>
     <w:uiPriority w:val="99"/>
     <w:pPr>
       <w:pBdr/>
@@ -33130,9 +33747,9 @@
       </w:tcPr>
     </w:tblStylePr>
   </w:style>
-  <w:style w:type="table" w:styleId="869">
+  <w:style w:type="table" w:styleId="870">
     <w:name w:val="Bordered &amp; Lined - Accent 2"/>
-    <w:basedOn w:val="754"/>
+    <w:basedOn w:val="755"/>
     <w:uiPriority w:val="99"/>
     <w:pPr>
       <w:pBdr/>
@@ -33374,9 +33991,9 @@
       </w:tcPr>
     </w:tblStylePr>
   </w:style>
-  <w:style w:type="table" w:styleId="870">
+  <w:style w:type="table" w:styleId="871">
     <w:name w:val="Bordered &amp; Lined - Accent 3"/>
-    <w:basedOn w:val="754"/>
+    <w:basedOn w:val="755"/>
     <w:uiPriority w:val="99"/>
     <w:pPr>
       <w:pBdr/>
@@ -33618,9 +34235,9 @@
       </w:tcPr>
     </w:tblStylePr>
   </w:style>
-  <w:style w:type="table" w:styleId="871">
+  <w:style w:type="table" w:styleId="872">
     <w:name w:val="Bordered &amp; Lined - Accent 4"/>
-    <w:basedOn w:val="754"/>
+    <w:basedOn w:val="755"/>
     <w:uiPriority w:val="99"/>
     <w:pPr>
       <w:pBdr/>
@@ -33862,9 +34479,9 @@
       </w:tcPr>
     </w:tblStylePr>
   </w:style>
-  <w:style w:type="table" w:styleId="872">
+  <w:style w:type="table" w:styleId="873">
     <w:name w:val="Bordered &amp; Lined - Accent 5"/>
-    <w:basedOn w:val="754"/>
+    <w:basedOn w:val="755"/>
     <w:uiPriority w:val="99"/>
     <w:pPr>
       <w:pBdr/>
@@ -34106,9 +34723,9 @@
       </w:tcPr>
     </w:tblStylePr>
   </w:style>
-  <w:style w:type="table" w:styleId="873">
+  <w:style w:type="table" w:styleId="874">
     <w:name w:val="Bordered &amp; Lined - Accent 6"/>
-    <w:basedOn w:val="754"/>
+    <w:basedOn w:val="755"/>
     <w:uiPriority w:val="99"/>
     <w:pPr>
       <w:pBdr/>
@@ -34350,9 +34967,9 @@
       </w:tcPr>
     </w:tblStylePr>
   </w:style>
-  <w:style w:type="table" w:styleId="874">
+  <w:style w:type="table" w:styleId="875">
     <w:name w:val="Bordered"/>
-    <w:basedOn w:val="754"/>
+    <w:basedOn w:val="755"/>
     <w:uiPriority w:val="99"/>
     <w:pPr>
       <w:pBdr/>
@@ -34581,9 +35198,9 @@
       </w:tcPr>
     </w:tblStylePr>
   </w:style>
-  <w:style w:type="table" w:styleId="875">
+  <w:style w:type="table" w:styleId="876">
     <w:name w:val="Bordered - Accent 1"/>
-    <w:basedOn w:val="754"/>
+    <w:basedOn w:val="755"/>
     <w:uiPriority w:val="99"/>
     <w:pPr>
       <w:pBdr/>
@@ -34812,9 +35429,9 @@
       </w:tcPr>
     </w:tblStylePr>
   </w:style>
-  <w:style w:type="table" w:styleId="876">
+  <w:style w:type="table" w:styleId="877">
     <w:name w:val="Bordered - Accent 2"/>
-    <w:basedOn w:val="754"/>
+    <w:basedOn w:val="755"/>
     <w:uiPriority w:val="99"/>
     <w:pPr>
       <w:pBdr/>
@@ -35043,9 +35660,9 @@
       </w:tcPr>
     </w:tblStylePr>
   </w:style>
-  <w:style w:type="table" w:styleId="877">
+  <w:style w:type="table" w:styleId="878">
     <w:name w:val="Bordered - Accent 3"/>
-    <w:basedOn w:val="754"/>
+    <w:basedOn w:val="755"/>
     <w:uiPriority w:val="99"/>
     <w:pPr>
       <w:pBdr/>
@@ -35274,9 +35891,9 @@
       </w:tcPr>
     </w:tblStylePr>
   </w:style>
-  <w:style w:type="table" w:styleId="878">
+  <w:style w:type="table" w:styleId="879">
     <w:name w:val="Bordered - Accent 4"/>
-    <w:basedOn w:val="754"/>
+    <w:basedOn w:val="755"/>
     <w:uiPriority w:val="99"/>
     <w:pPr>
       <w:pBdr/>
@@ -35505,9 +36122,9 @@
       </w:tcPr>
     </w:tblStylePr>
   </w:style>
-  <w:style w:type="table" w:styleId="879">
+  <w:style w:type="table" w:styleId="880">
     <w:name w:val="Bordered - Accent 5"/>
-    <w:basedOn w:val="754"/>
+    <w:basedOn w:val="755"/>
     <w:uiPriority w:val="99"/>
     <w:pPr>
       <w:pBdr/>
@@ -35736,9 +36353,9 @@
       </w:tcPr>
     </w:tblStylePr>
   </w:style>
-  <w:style w:type="table" w:styleId="880">
+  <w:style w:type="table" w:styleId="881">
     <w:name w:val="Bordered - Accent 6"/>
-    <w:basedOn w:val="754"/>
+    <w:basedOn w:val="755"/>
     <w:uiPriority w:val="99"/>
     <w:pPr>
       <w:pBdr/>
@@ -35967,11 +36584,11 @@
       </w:tcPr>
     </w:tblStylePr>
   </w:style>
-  <w:style w:type="paragraph" w:styleId="881">
+  <w:style w:type="paragraph" w:styleId="882">
     <w:name w:val="Heading 7"/>
-    <w:basedOn w:val="936"/>
-    <w:next w:val="936"/>
-    <w:link w:val="892"/>
+    <w:basedOn w:val="937"/>
+    <w:next w:val="937"/>
+    <w:link w:val="893"/>
     <w:uiPriority w:val="9"/>
     <w:unhideWhenUsed/>
     <w:qFormat/>
@@ -35988,11 +36605,11 @@
       <w:color w:val="595959" w:themeColor="text1" w:themeTint="A6"/>
     </w:rPr>
   </w:style>
-  <w:style w:type="paragraph" w:styleId="882">
+  <w:style w:type="paragraph" w:styleId="883">
     <w:name w:val="Heading 8"/>
-    <w:basedOn w:val="936"/>
-    <w:next w:val="936"/>
-    <w:link w:val="893"/>
+    <w:basedOn w:val="937"/>
+    <w:next w:val="937"/>
+    <w:link w:val="894"/>
     <w:uiPriority w:val="9"/>
     <w:unhideWhenUsed/>
     <w:qFormat/>
@@ -36011,11 +36628,11 @@
       <w:color w:val="272727" w:themeColor="text1" w:themeTint="D8"/>
     </w:rPr>
   </w:style>
-  <w:style w:type="paragraph" w:styleId="883">
+  <w:style w:type="paragraph" w:styleId="884">
     <w:name w:val="Heading 9"/>
-    <w:basedOn w:val="936"/>
-    <w:next w:val="936"/>
-    <w:link w:val="894"/>
+    <w:basedOn w:val="937"/>
+    <w:next w:val="937"/>
+    <w:link w:val="895"/>
     <w:uiPriority w:val="9"/>
     <w:unhideWhenUsed/>
     <w:qFormat/>
@@ -36034,7 +36651,7 @@
       <w:color w:val="272727" w:themeColor="text1" w:themeTint="D8"/>
     </w:rPr>
   </w:style>
-  <w:style w:type="character" w:styleId="884" w:default="1">
+  <w:style w:type="character" w:styleId="885" w:default="1">
     <w:name w:val="Default Paragraph Font"/>
     <w:uiPriority w:val="1"/>
     <w:semiHidden/>
@@ -36045,7 +36662,7 @@
       <w:ind/>
     </w:pPr>
   </w:style>
-  <w:style w:type="numbering" w:styleId="885" w:default="1">
+  <w:style w:type="numbering" w:styleId="886" w:default="1">
     <w:name w:val="No List"/>
     <w:uiPriority w:val="99"/>
     <w:semiHidden/>
@@ -36056,10 +36673,10 @@
       <w:ind/>
     </w:pPr>
   </w:style>
-  <w:style w:type="character" w:styleId="886">
+  <w:style w:type="character" w:styleId="887">
     <w:name w:val="Heading 1 Char"/>
-    <w:basedOn w:val="884"/>
-    <w:link w:val="937"/>
+    <w:basedOn w:val="885"/>
+    <w:link w:val="938"/>
     <w:uiPriority w:val="9"/>
     <w:pPr>
       <w:pBdr/>
@@ -36073,10 +36690,10 @@
       <w:szCs w:val="40"/>
     </w:rPr>
   </w:style>
-  <w:style w:type="character" w:styleId="887">
+  <w:style w:type="character" w:styleId="888">
     <w:name w:val="Heading 2 Char"/>
-    <w:basedOn w:val="884"/>
-    <w:link w:val="938"/>
+    <w:basedOn w:val="885"/>
+    <w:link w:val="939"/>
     <w:uiPriority w:val="9"/>
     <w:pPr>
       <w:pBdr/>
@@ -36090,10 +36707,10 @@
       <w:szCs w:val="32"/>
     </w:rPr>
   </w:style>
-  <w:style w:type="character" w:styleId="888">
+  <w:style w:type="character" w:styleId="889">
     <w:name w:val="Heading 3 Char"/>
-    <w:basedOn w:val="884"/>
-    <w:link w:val="939"/>
+    <w:basedOn w:val="885"/>
+    <w:link w:val="940"/>
     <w:uiPriority w:val="9"/>
     <w:pPr>
       <w:pBdr/>
@@ -36107,10 +36724,10 @@
       <w:szCs w:val="28"/>
     </w:rPr>
   </w:style>
-  <w:style w:type="character" w:styleId="889">
+  <w:style w:type="character" w:styleId="890">
     <w:name w:val="Heading 4 Char"/>
-    <w:basedOn w:val="884"/>
-    <w:link w:val="940"/>
+    <w:basedOn w:val="885"/>
+    <w:link w:val="941"/>
     <w:uiPriority w:val="9"/>
     <w:pPr>
       <w:pBdr/>
@@ -36124,10 +36741,10 @@
       <w:color w:val="0f4761" w:themeColor="accent1" w:themeShade="BF"/>
     </w:rPr>
   </w:style>
-  <w:style w:type="character" w:styleId="890">
+  <w:style w:type="character" w:styleId="891">
     <w:name w:val="Heading 5 Char"/>
-    <w:basedOn w:val="884"/>
-    <w:link w:val="941"/>
+    <w:basedOn w:val="885"/>
+    <w:link w:val="942"/>
     <w:uiPriority w:val="9"/>
     <w:pPr>
       <w:pBdr/>
@@ -36139,10 +36756,10 @@
       <w:color w:val="0f4761" w:themeColor="accent1" w:themeShade="BF"/>
     </w:rPr>
   </w:style>
-  <w:style w:type="character" w:styleId="891">
+  <w:style w:type="character" w:styleId="892">
     <w:name w:val="Heading 6 Char"/>
-    <w:basedOn w:val="884"/>
-    <w:link w:val="942"/>
+    <w:basedOn w:val="885"/>
+    <w:link w:val="943"/>
     <w:uiPriority w:val="9"/>
     <w:pPr>
       <w:pBdr/>
@@ -36156,10 +36773,10 @@
       <w:color w:val="595959" w:themeColor="text1" w:themeTint="A6"/>
     </w:rPr>
   </w:style>
-  <w:style w:type="character" w:styleId="892">
+  <w:style w:type="character" w:styleId="893">
     <w:name w:val="Heading 7 Char"/>
-    <w:basedOn w:val="884"/>
-    <w:link w:val="881"/>
+    <w:basedOn w:val="885"/>
+    <w:link w:val="882"/>
     <w:uiPriority w:val="9"/>
     <w:pPr>
       <w:pBdr/>
@@ -36171,26 +36788,9 @@
       <w:color w:val="595959" w:themeColor="text1" w:themeTint="A6"/>
     </w:rPr>
   </w:style>
-  <w:style w:type="character" w:styleId="893">
+  <w:style w:type="character" w:styleId="894">
     <w:name w:val="Heading 8 Char"/>
-    <w:basedOn w:val="884"/>
-    <w:link w:val="882"/>
-    <w:uiPriority w:val="9"/>
-    <w:pPr>
-      <w:pBdr/>
-      <w:spacing/>
-      <w:ind/>
-    </w:pPr>
-    <w:rPr>
-      <w:rFonts w:ascii="Arial" w:hAnsi="Arial" w:eastAsia="Arial" w:cs="Arial"/>
-      <w:i/>
-      <w:iCs/>
-      <w:color w:val="272727" w:themeColor="text1" w:themeTint="D8"/>
-    </w:rPr>
-  </w:style>
-  <w:style w:type="character" w:styleId="894">
-    <w:name w:val="Heading 9 Char"/>
-    <w:basedOn w:val="884"/>
+    <w:basedOn w:val="885"/>
     <w:link w:val="883"/>
     <w:uiPriority w:val="9"/>
     <w:pPr>
@@ -36206,9 +36806,26 @@
     </w:rPr>
   </w:style>
   <w:style w:type="character" w:styleId="895">
+    <w:name w:val="Heading 9 Char"/>
+    <w:basedOn w:val="885"/>
+    <w:link w:val="884"/>
+    <w:uiPriority w:val="9"/>
+    <w:pPr>
+      <w:pBdr/>
+      <w:spacing/>
+      <w:ind/>
+    </w:pPr>
+    <w:rPr>
+      <w:rFonts w:ascii="Arial" w:hAnsi="Arial" w:eastAsia="Arial" w:cs="Arial"/>
+      <w:i/>
+      <w:iCs/>
+      <w:color w:val="272727" w:themeColor="text1" w:themeTint="D8"/>
+    </w:rPr>
+  </w:style>
+  <w:style w:type="character" w:styleId="896">
     <w:name w:val="Title Char"/>
-    <w:basedOn w:val="884"/>
-    <w:link w:val="943"/>
+    <w:basedOn w:val="885"/>
+    <w:link w:val="944"/>
     <w:uiPriority w:val="10"/>
     <w:pPr>
       <w:pBdr/>
@@ -36222,10 +36839,10 @@
       <w:szCs w:val="56"/>
     </w:rPr>
   </w:style>
-  <w:style w:type="character" w:styleId="896">
+  <w:style w:type="character" w:styleId="897">
     <w:name w:val="Subtitle Char"/>
-    <w:basedOn w:val="884"/>
-    <w:link w:val="944"/>
+    <w:basedOn w:val="885"/>
+    <w:link w:val="945"/>
     <w:uiPriority w:val="11"/>
     <w:pPr>
       <w:pBdr/>
@@ -36239,11 +36856,11 @@
       <w:szCs w:val="28"/>
     </w:rPr>
   </w:style>
-  <w:style w:type="paragraph" w:styleId="897">
+  <w:style w:type="paragraph" w:styleId="898">
     <w:name w:val="Quote"/>
-    <w:basedOn w:val="936"/>
-    <w:next w:val="936"/>
-    <w:link w:val="898"/>
+    <w:basedOn w:val="937"/>
+    <w:next w:val="937"/>
+    <w:link w:val="899"/>
     <w:uiPriority w:val="29"/>
     <w:qFormat/>
     <w:pPr>
@@ -36258,10 +36875,10 @@
       <w:color w:val="404040" w:themeColor="text1" w:themeTint="BF"/>
     </w:rPr>
   </w:style>
-  <w:style w:type="character" w:styleId="898">
+  <w:style w:type="character" w:styleId="899">
     <w:name w:val="Quote Char"/>
-    <w:basedOn w:val="884"/>
-    <w:link w:val="897"/>
+    <w:basedOn w:val="885"/>
+    <w:link w:val="898"/>
     <w:uiPriority w:val="29"/>
     <w:pPr>
       <w:pBdr/>
@@ -36274,9 +36891,9 @@
       <w:color w:val="404040" w:themeColor="text1" w:themeTint="BF"/>
     </w:rPr>
   </w:style>
-  <w:style w:type="paragraph" w:styleId="899">
+  <w:style w:type="paragraph" w:styleId="900">
     <w:name w:val="List Paragraph"/>
-    <w:basedOn w:val="936"/>
+    <w:basedOn w:val="937"/>
     <w:uiPriority w:val="34"/>
     <w:qFormat/>
     <w:pPr>
@@ -36286,9 +36903,9 @@
       <w:contextualSpacing w:val="true"/>
     </w:pPr>
   </w:style>
-  <w:style w:type="character" w:styleId="900">
+  <w:style w:type="character" w:styleId="901">
     <w:name w:val="Intense Emphasis"/>
-    <w:basedOn w:val="884"/>
+    <w:basedOn w:val="885"/>
     <w:uiPriority w:val="21"/>
     <w:qFormat/>
     <w:pPr>
@@ -36302,11 +36919,11 @@
       <w:color w:val="0f4761" w:themeColor="accent1" w:themeShade="BF"/>
     </w:rPr>
   </w:style>
-  <w:style w:type="paragraph" w:styleId="901">
+  <w:style w:type="paragraph" w:styleId="902">
     <w:name w:val="Intense Quote"/>
-    <w:basedOn w:val="936"/>
-    <w:next w:val="936"/>
-    <w:link w:val="902"/>
+    <w:basedOn w:val="937"/>
+    <w:next w:val="937"/>
+    <w:link w:val="903"/>
     <w:uiPriority w:val="30"/>
     <w:qFormat/>
     <w:pPr>
@@ -36324,10 +36941,10 @@
       <w:color w:val="0f4761" w:themeColor="accent1" w:themeShade="BF"/>
     </w:rPr>
   </w:style>
-  <w:style w:type="character" w:styleId="902">
+  <w:style w:type="character" w:styleId="903">
     <w:name w:val="Intense Quote Char"/>
-    <w:basedOn w:val="884"/>
-    <w:link w:val="901"/>
+    <w:basedOn w:val="885"/>
+    <w:link w:val="902"/>
     <w:uiPriority w:val="30"/>
     <w:pPr>
       <w:pBdr/>
@@ -36340,9 +36957,9 @@
       <w:color w:val="0f4761" w:themeColor="accent1" w:themeShade="BF"/>
     </w:rPr>
   </w:style>
-  <w:style w:type="character" w:styleId="903">
+  <w:style w:type="character" w:styleId="904">
     <w:name w:val="Intense Reference"/>
-    <w:basedOn w:val="884"/>
+    <w:basedOn w:val="885"/>
     <w:uiPriority w:val="32"/>
     <w:qFormat/>
     <w:pPr>
@@ -36358,9 +36975,9 @@
       <w:spacing w:val="5"/>
     </w:rPr>
   </w:style>
-  <w:style w:type="paragraph" w:styleId="904">
+  <w:style w:type="paragraph" w:styleId="905">
     <w:name w:val="No Spacing"/>
-    <w:basedOn w:val="936"/>
+    <w:basedOn w:val="937"/>
     <w:uiPriority w:val="1"/>
     <w:qFormat/>
     <w:pPr>
@@ -36369,9 +36986,9 @@
       <w:ind/>
     </w:pPr>
   </w:style>
-  <w:style w:type="character" w:styleId="905">
+  <w:style w:type="character" w:styleId="906">
     <w:name w:val="Subtle Emphasis"/>
-    <w:basedOn w:val="884"/>
+    <w:basedOn w:val="885"/>
     <w:uiPriority w:val="19"/>
     <w:qFormat/>
     <w:pPr>
@@ -36385,9 +37002,9 @@
       <w:color w:val="404040" w:themeColor="text1" w:themeTint="BF"/>
     </w:rPr>
   </w:style>
-  <w:style w:type="character" w:styleId="906">
+  <w:style w:type="character" w:styleId="907">
     <w:name w:val="Emphasis"/>
-    <w:basedOn w:val="884"/>
+    <w:basedOn w:val="885"/>
     <w:uiPriority w:val="20"/>
     <w:qFormat/>
     <w:pPr>
@@ -36400,9 +37017,9 @@
       <w:iCs/>
     </w:rPr>
   </w:style>
-  <w:style w:type="character" w:styleId="907">
+  <w:style w:type="character" w:styleId="908">
     <w:name w:val="Strong"/>
-    <w:basedOn w:val="884"/>
+    <w:basedOn w:val="885"/>
     <w:uiPriority w:val="22"/>
     <w:qFormat/>
     <w:pPr>
@@ -36415,9 +37032,9 @@
       <w:bCs/>
     </w:rPr>
   </w:style>
-  <w:style w:type="character" w:styleId="908">
+  <w:style w:type="character" w:styleId="909">
     <w:name w:val="Subtle Reference"/>
-    <w:basedOn w:val="884"/>
+    <w:basedOn w:val="885"/>
     <w:uiPriority w:val="31"/>
     <w:qFormat/>
     <w:pPr>
@@ -36430,9 +37047,9 @@
       <w:color w:val="5a5a5a" w:themeColor="text1" w:themeTint="A5"/>
     </w:rPr>
   </w:style>
-  <w:style w:type="character" w:styleId="909">
+  <w:style w:type="character" w:styleId="910">
     <w:name w:val="Book Title"/>
-    <w:basedOn w:val="884"/>
+    <w:basedOn w:val="885"/>
     <w:uiPriority w:val="33"/>
     <w:qFormat/>
     <w:pPr>
@@ -36448,10 +37065,10 @@
       <w:spacing w:val="5"/>
     </w:rPr>
   </w:style>
-  <w:style w:type="paragraph" w:styleId="910">
+  <w:style w:type="paragraph" w:styleId="911">
     <w:name w:val="Header"/>
-    <w:basedOn w:val="936"/>
-    <w:link w:val="911"/>
+    <w:basedOn w:val="937"/>
+    <w:link w:val="912"/>
     <w:uiPriority w:val="99"/>
     <w:unhideWhenUsed/>
     <w:pPr>
@@ -36464,10 +37081,10 @@
       <w:ind/>
     </w:pPr>
   </w:style>
-  <w:style w:type="character" w:styleId="911">
+  <w:style w:type="character" w:styleId="912">
     <w:name w:val="Header Char"/>
-    <w:basedOn w:val="884"/>
-    <w:link w:val="910"/>
+    <w:basedOn w:val="885"/>
+    <w:link w:val="911"/>
     <w:uiPriority w:val="99"/>
     <w:pPr>
       <w:pBdr/>
@@ -36475,10 +37092,10 @@
       <w:ind/>
     </w:pPr>
   </w:style>
-  <w:style w:type="paragraph" w:styleId="912">
+  <w:style w:type="paragraph" w:styleId="913">
     <w:name w:val="Footer"/>
-    <w:basedOn w:val="936"/>
-    <w:link w:val="913"/>
+    <w:basedOn w:val="937"/>
+    <w:link w:val="914"/>
     <w:uiPriority w:val="99"/>
     <w:unhideWhenUsed/>
     <w:pPr>
@@ -36491,10 +37108,10 @@
       <w:ind/>
     </w:pPr>
   </w:style>
-  <w:style w:type="character" w:styleId="913">
+  <w:style w:type="character" w:styleId="914">
     <w:name w:val="Footer Char"/>
-    <w:basedOn w:val="884"/>
-    <w:link w:val="912"/>
+    <w:basedOn w:val="885"/>
+    <w:link w:val="913"/>
     <w:uiPriority w:val="99"/>
     <w:pPr>
       <w:pBdr/>
@@ -36502,10 +37119,10 @@
       <w:ind/>
     </w:pPr>
   </w:style>
-  <w:style w:type="paragraph" w:styleId="914">
+  <w:style w:type="paragraph" w:styleId="915">
     <w:name w:val="Caption"/>
-    <w:basedOn w:val="936"/>
-    <w:next w:val="936"/>
+    <w:basedOn w:val="937"/>
+    <w:next w:val="937"/>
     <w:uiPriority w:val="35"/>
     <w:unhideWhenUsed/>
     <w:qFormat/>
@@ -36522,10 +37139,10 @@
       <w:szCs w:val="18"/>
     </w:rPr>
   </w:style>
-  <w:style w:type="paragraph" w:styleId="915">
+  <w:style w:type="paragraph" w:styleId="916">
     <w:name w:val="footnote text"/>
-    <w:basedOn w:val="936"/>
-    <w:link w:val="916"/>
+    <w:basedOn w:val="937"/>
+    <w:link w:val="917"/>
     <w:uiPriority w:val="99"/>
     <w:semiHidden/>
     <w:unhideWhenUsed/>
@@ -36539,10 +37156,10 @@
       <w:szCs w:val="20"/>
     </w:rPr>
   </w:style>
-  <w:style w:type="character" w:styleId="916">
+  <w:style w:type="character" w:styleId="917">
     <w:name w:val="Footnote Text Char"/>
-    <w:basedOn w:val="884"/>
-    <w:link w:val="915"/>
+    <w:basedOn w:val="885"/>
+    <w:link w:val="916"/>
     <w:uiPriority w:val="99"/>
     <w:semiHidden/>
     <w:pPr>
@@ -36555,9 +37172,9 @@
       <w:szCs w:val="20"/>
     </w:rPr>
   </w:style>
-  <w:style w:type="character" w:styleId="917">
+  <w:style w:type="character" w:styleId="918">
     <w:name w:val="footnote reference"/>
-    <w:basedOn w:val="884"/>
+    <w:basedOn w:val="885"/>
     <w:uiPriority w:val="99"/>
     <w:semiHidden/>
     <w:unhideWhenUsed/>
@@ -36570,10 +37187,10 @@
       <w:vertAlign w:val="superscript"/>
     </w:rPr>
   </w:style>
-  <w:style w:type="paragraph" w:styleId="918">
+  <w:style w:type="paragraph" w:styleId="919">
     <w:name w:val="endnote text"/>
-    <w:basedOn w:val="936"/>
-    <w:link w:val="919"/>
+    <w:basedOn w:val="937"/>
+    <w:link w:val="920"/>
     <w:uiPriority w:val="99"/>
     <w:semiHidden/>
     <w:unhideWhenUsed/>
@@ -36587,10 +37204,10 @@
       <w:szCs w:val="20"/>
     </w:rPr>
   </w:style>
-  <w:style w:type="character" w:styleId="919">
+  <w:style w:type="character" w:styleId="920">
     <w:name w:val="Endnote Text Char"/>
-    <w:basedOn w:val="884"/>
-    <w:link w:val="918"/>
+    <w:basedOn w:val="885"/>
+    <w:link w:val="919"/>
     <w:uiPriority w:val="99"/>
     <w:semiHidden/>
     <w:pPr>
@@ -36603,9 +37220,9 @@
       <w:szCs w:val="20"/>
     </w:rPr>
   </w:style>
-  <w:style w:type="character" w:styleId="920">
+  <w:style w:type="character" w:styleId="921">
     <w:name w:val="endnote reference"/>
-    <w:basedOn w:val="884"/>
+    <w:basedOn w:val="885"/>
     <w:uiPriority w:val="99"/>
     <w:semiHidden/>
     <w:unhideWhenUsed/>
@@ -36618,9 +37235,9 @@
       <w:vertAlign w:val="superscript"/>
     </w:rPr>
   </w:style>
-  <w:style w:type="character" w:styleId="921">
+  <w:style w:type="character" w:styleId="922">
     <w:name w:val="Hyperlink"/>
-    <w:basedOn w:val="884"/>
+    <w:basedOn w:val="885"/>
     <w:uiPriority w:val="99"/>
     <w:unhideWhenUsed/>
     <w:pPr>
@@ -36633,9 +37250,9 @@
       <w:u w:val="single"/>
     </w:rPr>
   </w:style>
-  <w:style w:type="character" w:styleId="922">
+  <w:style w:type="character" w:styleId="923">
     <w:name w:val="FollowedHyperlink"/>
-    <w:basedOn w:val="884"/>
+    <w:basedOn w:val="885"/>
     <w:uiPriority w:val="99"/>
     <w:semiHidden/>
     <w:unhideWhenUsed/>
@@ -36649,10 +37266,10 @@
       <w:u w:val="single"/>
     </w:rPr>
   </w:style>
-  <w:style w:type="paragraph" w:styleId="923">
+  <w:style w:type="paragraph" w:styleId="924">
     <w:name w:val="toc 1"/>
-    <w:basedOn w:val="936"/>
-    <w:next w:val="936"/>
+    <w:basedOn w:val="937"/>
+    <w:next w:val="937"/>
     <w:uiPriority w:val="39"/>
     <w:unhideWhenUsed/>
     <w:pPr>
@@ -36661,10 +37278,10 @@
       <w:ind/>
     </w:pPr>
   </w:style>
-  <w:style w:type="paragraph" w:styleId="924">
+  <w:style w:type="paragraph" w:styleId="925">
     <w:name w:val="toc 2"/>
-    <w:basedOn w:val="936"/>
-    <w:next w:val="936"/>
+    <w:basedOn w:val="937"/>
+    <w:next w:val="937"/>
     <w:uiPriority w:val="39"/>
     <w:unhideWhenUsed/>
     <w:pPr>
@@ -36673,10 +37290,10 @@
       <w:ind w:left="220"/>
     </w:pPr>
   </w:style>
-  <w:style w:type="paragraph" w:styleId="925">
+  <w:style w:type="paragraph" w:styleId="926">
     <w:name w:val="toc 3"/>
-    <w:basedOn w:val="936"/>
-    <w:next w:val="936"/>
+    <w:basedOn w:val="937"/>
+    <w:next w:val="937"/>
     <w:uiPriority w:val="39"/>
     <w:unhideWhenUsed/>
     <w:pPr>
@@ -36685,10 +37302,10 @@
       <w:ind w:left="440"/>
     </w:pPr>
   </w:style>
-  <w:style w:type="paragraph" w:styleId="926">
+  <w:style w:type="paragraph" w:styleId="927">
     <w:name w:val="toc 4"/>
-    <w:basedOn w:val="936"/>
-    <w:next w:val="936"/>
+    <w:basedOn w:val="937"/>
+    <w:next w:val="937"/>
     <w:uiPriority w:val="39"/>
     <w:unhideWhenUsed/>
     <w:pPr>
@@ -36697,10 +37314,10 @@
       <w:ind w:left="660"/>
     </w:pPr>
   </w:style>
-  <w:style w:type="paragraph" w:styleId="927">
+  <w:style w:type="paragraph" w:styleId="928">
     <w:name w:val="toc 5"/>
-    <w:basedOn w:val="936"/>
-    <w:next w:val="936"/>
+    <w:basedOn w:val="937"/>
+    <w:next w:val="937"/>
     <w:uiPriority w:val="39"/>
     <w:unhideWhenUsed/>
     <w:pPr>
@@ -36709,10 +37326,10 @@
       <w:ind w:left="880"/>
     </w:pPr>
   </w:style>
-  <w:style w:type="paragraph" w:styleId="928">
+  <w:style w:type="paragraph" w:styleId="929">
     <w:name w:val="toc 6"/>
-    <w:basedOn w:val="936"/>
-    <w:next w:val="936"/>
+    <w:basedOn w:val="937"/>
+    <w:next w:val="937"/>
     <w:uiPriority w:val="39"/>
     <w:unhideWhenUsed/>
     <w:pPr>
@@ -36721,10 +37338,10 @@
       <w:ind w:left="1100"/>
     </w:pPr>
   </w:style>
-  <w:style w:type="paragraph" w:styleId="929">
+  <w:style w:type="paragraph" w:styleId="930">
     <w:name w:val="toc 7"/>
-    <w:basedOn w:val="936"/>
-    <w:next w:val="936"/>
+    <w:basedOn w:val="937"/>
+    <w:next w:val="937"/>
     <w:uiPriority w:val="39"/>
     <w:unhideWhenUsed/>
     <w:pPr>
@@ -36733,10 +37350,10 @@
       <w:ind w:left="1320"/>
     </w:pPr>
   </w:style>
-  <w:style w:type="paragraph" w:styleId="930">
+  <w:style w:type="paragraph" w:styleId="931">
     <w:name w:val="toc 8"/>
-    <w:basedOn w:val="936"/>
-    <w:next w:val="936"/>
+    <w:basedOn w:val="937"/>
+    <w:next w:val="937"/>
     <w:uiPriority w:val="39"/>
     <w:unhideWhenUsed/>
     <w:pPr>
@@ -36745,10 +37362,10 @@
       <w:ind w:left="1540"/>
     </w:pPr>
   </w:style>
-  <w:style w:type="paragraph" w:styleId="931">
+  <w:style w:type="paragraph" w:styleId="932">
     <w:name w:val="toc 9"/>
-    <w:basedOn w:val="936"/>
-    <w:next w:val="936"/>
+    <w:basedOn w:val="937"/>
+    <w:next w:val="937"/>
     <w:uiPriority w:val="39"/>
     <w:unhideWhenUsed/>
     <w:pPr>
@@ -36757,9 +37374,9 @@
       <w:ind w:left="1760"/>
     </w:pPr>
   </w:style>
-  <w:style w:type="character" w:styleId="932">
+  <w:style w:type="character" w:styleId="933">
     <w:name w:val="Placeholder Text"/>
-    <w:basedOn w:val="884"/>
+    <w:basedOn w:val="885"/>
     <w:uiPriority w:val="99"/>
     <w:semiHidden/>
     <w:pPr>
@@ -36771,7 +37388,7 @@
       <w:color w:val="666666"/>
     </w:rPr>
   </w:style>
-  <w:style w:type="paragraph" w:styleId="933">
+  <w:style w:type="paragraph" w:styleId="934">
     <w:name w:val="TOC Heading"/>
     <w:uiPriority w:val="39"/>
     <w:unhideWhenUsed/>
@@ -36781,10 +37398,10 @@
       <w:ind/>
     </w:pPr>
   </w:style>
-  <w:style w:type="paragraph" w:styleId="934">
+  <w:style w:type="paragraph" w:styleId="935">
     <w:name w:val="table of figures"/>
-    <w:basedOn w:val="936"/>
-    <w:next w:val="936"/>
+    <w:basedOn w:val="937"/>
+    <w:next w:val="937"/>
     <w:uiPriority w:val="99"/>
     <w:unhideWhenUsed/>
     <w:pPr>
@@ -36793,7 +37410,7 @@
       <w:ind/>
     </w:pPr>
   </w:style>
-  <w:style w:type="table" w:styleId="935">
+  <w:style w:type="table" w:styleId="936">
     <w:name w:val="TableNormal"/>
     <w:pPr>
       <w:pBdr/>
@@ -36982,7 +37599,7 @@
       </w:tcPr>
     </w:tblStylePr>
   </w:style>
-  <w:style w:type="paragraph" w:styleId="936" w:default="1">
+  <w:style w:type="paragraph" w:styleId="937" w:default="1">
     <w:name w:val="Normal"/>
     <w:pPr>
       <w:pBdr/>
@@ -36990,10 +37607,10 @@
       <w:ind/>
     </w:pPr>
   </w:style>
-  <w:style w:type="paragraph" w:styleId="937">
+  <w:style w:type="paragraph" w:styleId="938">
     <w:name w:val="Heading 1"/>
-    <w:basedOn w:val="936"/>
-    <w:next w:val="936"/>
+    <w:basedOn w:val="937"/>
+    <w:next w:val="937"/>
     <w:pPr>
       <w:keepNext w:val="true"/>
       <w:pageBreakBefore w:val="true"/>
@@ -37010,10 +37627,10 @@
       <w:szCs w:val="32"/>
     </w:rPr>
   </w:style>
-  <w:style w:type="paragraph" w:styleId="938">
+  <w:style w:type="paragraph" w:styleId="939">
     <w:name w:val="Heading 2"/>
-    <w:basedOn w:val="936"/>
-    <w:next w:val="936"/>
+    <w:basedOn w:val="937"/>
+    <w:next w:val="937"/>
     <w:pPr>
       <w:keepNext w:val="true"/>
       <w:pBdr/>
@@ -37027,10 +37644,10 @@
       <w:color w:val="000000"/>
     </w:rPr>
   </w:style>
-  <w:style w:type="paragraph" w:styleId="939">
+  <w:style w:type="paragraph" w:styleId="940">
     <w:name w:val="Heading 3"/>
-    <w:basedOn w:val="936"/>
-    <w:next w:val="936"/>
+    <w:basedOn w:val="937"/>
+    <w:next w:val="937"/>
     <w:pPr>
       <w:keepNext w:val="true"/>
       <w:keepLines w:val="true"/>
@@ -37046,10 +37663,10 @@
       <w:szCs w:val="28"/>
     </w:rPr>
   </w:style>
-  <w:style w:type="paragraph" w:styleId="940">
+  <w:style w:type="paragraph" w:styleId="941">
     <w:name w:val="Heading 4"/>
-    <w:basedOn w:val="936"/>
-    <w:next w:val="936"/>
+    <w:basedOn w:val="937"/>
+    <w:next w:val="937"/>
     <w:pPr>
       <w:keepNext w:val="true"/>
       <w:keepLines w:val="true"/>
@@ -37065,10 +37682,10 @@
       <w:szCs w:val="24"/>
     </w:rPr>
   </w:style>
-  <w:style w:type="paragraph" w:styleId="941">
+  <w:style w:type="paragraph" w:styleId="942">
     <w:name w:val="Heading 5"/>
-    <w:basedOn w:val="936"/>
-    <w:next w:val="936"/>
+    <w:basedOn w:val="937"/>
+    <w:next w:val="937"/>
     <w:pPr>
       <w:keepNext w:val="true"/>
       <w:keepLines w:val="true"/>
@@ -37084,10 +37701,10 @@
       <w:szCs w:val="22"/>
     </w:rPr>
   </w:style>
-  <w:style w:type="paragraph" w:styleId="942">
+  <w:style w:type="paragraph" w:styleId="943">
     <w:name w:val="Heading 6"/>
-    <w:basedOn w:val="936"/>
-    <w:next w:val="936"/>
+    <w:basedOn w:val="937"/>
+    <w:next w:val="937"/>
     <w:pPr>
       <w:keepNext w:val="true"/>
       <w:keepLines w:val="true"/>
@@ -37103,10 +37720,10 @@
       <w:szCs w:val="20"/>
     </w:rPr>
   </w:style>
-  <w:style w:type="paragraph" w:styleId="943">
+  <w:style w:type="paragraph" w:styleId="944">
     <w:name w:val="Title"/>
-    <w:basedOn w:val="936"/>
-    <w:next w:val="936"/>
+    <w:basedOn w:val="937"/>
+    <w:next w:val="937"/>
     <w:pPr>
       <w:pBdr/>
       <w:spacing w:line="360" w:lineRule="auto"/>
@@ -37118,10 +37735,10 @@
       <w:bCs/>
     </w:rPr>
   </w:style>
-  <w:style w:type="paragraph" w:styleId="944">
+  <w:style w:type="paragraph" w:styleId="945">
     <w:name w:val="Subtitle"/>
-    <w:basedOn w:val="936"/>
-    <w:next w:val="936"/>
+    <w:basedOn w:val="937"/>
+    <w:next w:val="937"/>
     <w:pPr>
       <w:keepNext w:val="true"/>
       <w:keepLines w:val="true"/>

--- a/ВМА_отчет_л1.docx
+++ b/ВМА_отчет_л1.docx
@@ -261,25 +261,30 @@
       </w:r>
       <w:r>
         <w:rPr>
+          <w:rFonts w:ascii="Times New Roman" w:hAnsi="Times New Roman" w:cs="Times New Roman"/>
+        </w:rPr>
+      </w:r>
+    </w:p>
+    <w:p>
+      <w:pPr>
+        <w:pBdr/>
+        <w:spacing/>
+        <w:ind w:firstLine="0"/>
+        <w:jc w:val="right"/>
+        <w:rPr>
+          <w:rFonts w:ascii="Times New Roman" w:hAnsi="Times New Roman" w:eastAsia="Times New Roman" w:cs="Times New Roman"/>
+          <w:highlight w:val="none"/>
+          <w:lang w:val="ru-RU"/>
+        </w:rPr>
+      </w:pPr>
+      <w:r>
+        <w:rPr>
           <w:rFonts w:ascii="Times New Roman" w:hAnsi="Times New Roman" w:eastAsia="Times New Roman" w:cs="Times New Roman"/>
           <w:highlight w:val="none"/>
           <w:rtl w:val="0"/>
           <w:lang w:val="ru-RU"/>
         </w:rPr>
       </w:r>
-    </w:p>
-    <w:p>
-      <w:pPr>
-        <w:pBdr/>
-        <w:spacing/>
-        <w:ind w:firstLine="0"/>
-        <w:jc w:val="right"/>
-        <w:rPr>
-          <w:rFonts w:ascii="Times New Roman" w:hAnsi="Times New Roman" w:eastAsia="Times New Roman" w:cs="Times New Roman"/>
-          <w:highlight w:val="none"/>
-          <w:lang w:val="ru-RU"/>
-        </w:rPr>
-      </w:pPr>
       <w:r>
         <w:rPr>
           <w:rFonts w:ascii="Times New Roman" w:hAnsi="Times New Roman" w:eastAsia="Times New Roman" w:cs="Times New Roman"/>
@@ -292,10 +297,22 @@
         <w:rPr>
           <w:rFonts w:ascii="Times New Roman" w:hAnsi="Times New Roman" w:eastAsia="Times New Roman" w:cs="Times New Roman"/>
           <w:highlight w:val="none"/>
-          <w:rtl w:val="0"/>
           <w:lang w:val="ru-RU"/>
         </w:rPr>
       </w:r>
+    </w:p>
+    <w:p>
+      <w:pPr>
+        <w:pBdr/>
+        <w:spacing/>
+        <w:ind w:firstLine="0"/>
+        <w:jc w:val="right"/>
+        <w:rPr>
+          <w:rFonts w:ascii="Times New Roman" w:hAnsi="Times New Roman" w:eastAsia="Times New Roman" w:cs="Times New Roman"/>
+          <w:highlight w:val="none"/>
+          <w:lang w:val="ru-RU"/>
+        </w:rPr>
+      </w:pPr>
       <w:r>
         <w:rPr>
           <w:rFonts w:ascii="Times New Roman" w:hAnsi="Times New Roman" w:eastAsia="Times New Roman" w:cs="Times New Roman"/>
@@ -304,19 +321,6 @@
           <w:lang w:val="ru-RU"/>
         </w:rPr>
       </w:r>
-    </w:p>
-    <w:p>
-      <w:pPr>
-        <w:pBdr/>
-        <w:spacing/>
-        <w:ind w:firstLine="0"/>
-        <w:jc w:val="right"/>
-        <w:rPr>
-          <w:rFonts w:ascii="Times New Roman" w:hAnsi="Times New Roman" w:eastAsia="Times New Roman" w:cs="Times New Roman"/>
-          <w:highlight w:val="none"/>
-          <w:lang w:val="ru-RU"/>
-        </w:rPr>
-      </w:pPr>
       <w:r>
         <w:rPr>
           <w:rFonts w:ascii="Times New Roman" w:hAnsi="Times New Roman" w:eastAsia="Times New Roman" w:cs="Times New Roman"/>
@@ -329,10 +333,22 @@
         <w:rPr>
           <w:rFonts w:ascii="Times New Roman" w:hAnsi="Times New Roman" w:eastAsia="Times New Roman" w:cs="Times New Roman"/>
           <w:highlight w:val="none"/>
-          <w:rtl w:val="0"/>
           <w:lang w:val="ru-RU"/>
         </w:rPr>
       </w:r>
+    </w:p>
+    <w:p>
+      <w:pPr>
+        <w:pBdr/>
+        <w:spacing/>
+        <w:ind w:firstLine="0"/>
+        <w:jc w:val="right"/>
+        <w:rPr>
+          <w:rFonts w:ascii="Times New Roman" w:hAnsi="Times New Roman" w:eastAsia="Times New Roman" w:cs="Times New Roman"/>
+          <w:highlight w:val="none"/>
+          <w:lang w:val="ru-RU"/>
+        </w:rPr>
+      </w:pPr>
       <w:r>
         <w:rPr>
           <w:rFonts w:ascii="Times New Roman" w:hAnsi="Times New Roman" w:eastAsia="Times New Roman" w:cs="Times New Roman"/>
@@ -341,19 +357,6 @@
           <w:lang w:val="ru-RU"/>
         </w:rPr>
       </w:r>
-    </w:p>
-    <w:p>
-      <w:pPr>
-        <w:pBdr/>
-        <w:spacing/>
-        <w:ind w:firstLine="0"/>
-        <w:jc w:val="right"/>
-        <w:rPr>
-          <w:rFonts w:ascii="Times New Roman" w:hAnsi="Times New Roman" w:eastAsia="Times New Roman" w:cs="Times New Roman"/>
-          <w:highlight w:val="none"/>
-          <w:lang w:val="ru-RU"/>
-        </w:rPr>
-      </w:pPr>
       <w:r>
         <w:rPr>
           <w:rFonts w:ascii="Times New Roman" w:hAnsi="Times New Roman" w:eastAsia="Times New Roman" w:cs="Times New Roman"/>
@@ -366,10 +369,22 @@
         <w:rPr>
           <w:rFonts w:ascii="Times New Roman" w:hAnsi="Times New Roman" w:eastAsia="Times New Roman" w:cs="Times New Roman"/>
           <w:highlight w:val="none"/>
-          <w:rtl w:val="0"/>
           <w:lang w:val="ru-RU"/>
         </w:rPr>
       </w:r>
+    </w:p>
+    <w:p>
+      <w:pPr>
+        <w:pBdr/>
+        <w:spacing/>
+        <w:ind w:firstLine="0"/>
+        <w:jc w:val="right"/>
+        <w:rPr>
+          <w:rFonts w:ascii="Times New Roman" w:hAnsi="Times New Roman" w:eastAsia="Times New Roman" w:cs="Times New Roman"/>
+          <w:highlight w:val="none"/>
+          <w:lang w:val="ru-RU"/>
+        </w:rPr>
+      </w:pPr>
       <w:r>
         <w:rPr>
           <w:rFonts w:ascii="Times New Roman" w:hAnsi="Times New Roman" w:eastAsia="Times New Roman" w:cs="Times New Roman"/>
@@ -378,19 +393,6 @@
           <w:lang w:val="ru-RU"/>
         </w:rPr>
       </w:r>
-    </w:p>
-    <w:p>
-      <w:pPr>
-        <w:pBdr/>
-        <w:spacing/>
-        <w:ind w:firstLine="0"/>
-        <w:jc w:val="right"/>
-        <w:rPr>
-          <w:rFonts w:ascii="Times New Roman" w:hAnsi="Times New Roman" w:eastAsia="Times New Roman" w:cs="Times New Roman"/>
-          <w:highlight w:val="none"/>
-          <w:lang w:val="ru-RU"/>
-        </w:rPr>
-      </w:pPr>
       <w:r>
         <w:rPr>
           <w:rFonts w:ascii="Times New Roman" w:hAnsi="Times New Roman" w:eastAsia="Times New Roman" w:cs="Times New Roman"/>
@@ -403,10 +405,22 @@
         <w:rPr>
           <w:rFonts w:ascii="Times New Roman" w:hAnsi="Times New Roman" w:eastAsia="Times New Roman" w:cs="Times New Roman"/>
           <w:highlight w:val="none"/>
-          <w:rtl w:val="0"/>
           <w:lang w:val="ru-RU"/>
         </w:rPr>
       </w:r>
+    </w:p>
+    <w:p>
+      <w:pPr>
+        <w:pBdr/>
+        <w:spacing/>
+        <w:ind w:firstLine="0"/>
+        <w:jc w:val="right"/>
+        <w:rPr>
+          <w:rFonts w:ascii="Times New Roman" w:hAnsi="Times New Roman" w:eastAsia="Times New Roman" w:cs="Times New Roman"/>
+          <w:highlight w:val="none"/>
+          <w:lang w:val="ru-RU"/>
+        </w:rPr>
+      </w:pPr>
       <w:r>
         <w:rPr>
           <w:rFonts w:ascii="Times New Roman" w:hAnsi="Times New Roman" w:eastAsia="Times New Roman" w:cs="Times New Roman"/>
@@ -415,19 +429,6 @@
           <w:lang w:val="ru-RU"/>
         </w:rPr>
       </w:r>
-    </w:p>
-    <w:p>
-      <w:pPr>
-        <w:pBdr/>
-        <w:spacing/>
-        <w:ind w:firstLine="0"/>
-        <w:jc w:val="right"/>
-        <w:rPr>
-          <w:rFonts w:ascii="Times New Roman" w:hAnsi="Times New Roman" w:eastAsia="Times New Roman" w:cs="Times New Roman"/>
-          <w:highlight w:val="none"/>
-          <w:lang w:val="ru-RU"/>
-        </w:rPr>
-      </w:pPr>
       <w:r>
         <w:rPr>
           <w:rFonts w:ascii="Times New Roman" w:hAnsi="Times New Roman" w:eastAsia="Times New Roman" w:cs="Times New Roman"/>
@@ -440,10 +441,22 @@
         <w:rPr>
           <w:rFonts w:ascii="Times New Roman" w:hAnsi="Times New Roman" w:eastAsia="Times New Roman" w:cs="Times New Roman"/>
           <w:highlight w:val="none"/>
-          <w:rtl w:val="0"/>
           <w:lang w:val="ru-RU"/>
         </w:rPr>
       </w:r>
+    </w:p>
+    <w:p>
+      <w:pPr>
+        <w:pBdr/>
+        <w:spacing/>
+        <w:ind w:firstLine="0"/>
+        <w:jc w:val="right"/>
+        <w:rPr>
+          <w:rFonts w:ascii="Times New Roman" w:hAnsi="Times New Roman" w:eastAsia="Times New Roman" w:cs="Times New Roman"/>
+          <w:highlight w:val="none"/>
+          <w:lang w:val="ru-RU"/>
+        </w:rPr>
+      </w:pPr>
       <w:r>
         <w:rPr>
           <w:rFonts w:ascii="Times New Roman" w:hAnsi="Times New Roman" w:eastAsia="Times New Roman" w:cs="Times New Roman"/>
@@ -452,19 +465,6 @@
           <w:lang w:val="ru-RU"/>
         </w:rPr>
       </w:r>
-    </w:p>
-    <w:p>
-      <w:pPr>
-        <w:pBdr/>
-        <w:spacing/>
-        <w:ind w:firstLine="0"/>
-        <w:jc w:val="right"/>
-        <w:rPr>
-          <w:rFonts w:ascii="Times New Roman" w:hAnsi="Times New Roman" w:eastAsia="Times New Roman" w:cs="Times New Roman"/>
-          <w:highlight w:val="none"/>
-          <w:lang w:val="ru-RU"/>
-        </w:rPr>
-      </w:pPr>
       <w:r>
         <w:rPr>
           <w:rFonts w:ascii="Times New Roman" w:hAnsi="Times New Roman" w:eastAsia="Times New Roman" w:cs="Times New Roman"/>
@@ -477,10 +477,22 @@
         <w:rPr>
           <w:rFonts w:ascii="Times New Roman" w:hAnsi="Times New Roman" w:eastAsia="Times New Roman" w:cs="Times New Roman"/>
           <w:highlight w:val="none"/>
-          <w:rtl w:val="0"/>
           <w:lang w:val="ru-RU"/>
         </w:rPr>
       </w:r>
+    </w:p>
+    <w:p>
+      <w:pPr>
+        <w:pBdr/>
+        <w:spacing/>
+        <w:ind w:firstLine="0"/>
+        <w:jc w:val="right"/>
+        <w:rPr>
+          <w:rFonts w:ascii="Times New Roman" w:hAnsi="Times New Roman" w:eastAsia="Times New Roman" w:cs="Times New Roman"/>
+          <w:highlight w:val="none"/>
+          <w:lang w:val="ru-RU"/>
+        </w:rPr>
+      </w:pPr>
       <w:r>
         <w:rPr>
           <w:rFonts w:ascii="Times New Roman" w:hAnsi="Times New Roman" w:eastAsia="Times New Roman" w:cs="Times New Roman"/>
@@ -489,19 +501,6 @@
           <w:lang w:val="ru-RU"/>
         </w:rPr>
       </w:r>
-    </w:p>
-    <w:p>
-      <w:pPr>
-        <w:pBdr/>
-        <w:spacing/>
-        <w:ind w:firstLine="0"/>
-        <w:jc w:val="right"/>
-        <w:rPr>
-          <w:rFonts w:ascii="Times New Roman" w:hAnsi="Times New Roman" w:eastAsia="Times New Roman" w:cs="Times New Roman"/>
-          <w:highlight w:val="none"/>
-          <w:lang w:val="ru-RU"/>
-        </w:rPr>
-      </w:pPr>
       <w:r>
         <w:rPr>
           <w:rFonts w:ascii="Times New Roman" w:hAnsi="Times New Roman" w:eastAsia="Times New Roman" w:cs="Times New Roman"/>
@@ -514,10 +513,22 @@
         <w:rPr>
           <w:rFonts w:ascii="Times New Roman" w:hAnsi="Times New Roman" w:eastAsia="Times New Roman" w:cs="Times New Roman"/>
           <w:highlight w:val="none"/>
-          <w:rtl w:val="0"/>
           <w:lang w:val="ru-RU"/>
         </w:rPr>
       </w:r>
+    </w:p>
+    <w:p>
+      <w:pPr>
+        <w:pBdr/>
+        <w:spacing/>
+        <w:ind w:firstLine="0"/>
+        <w:jc w:val="right"/>
+        <w:rPr>
+          <w:rFonts w:ascii="Times New Roman" w:hAnsi="Times New Roman" w:eastAsia="Times New Roman" w:cs="Times New Roman"/>
+          <w:highlight w:val="none"/>
+          <w:lang w:val="ru-RU"/>
+        </w:rPr>
+      </w:pPr>
       <w:r>
         <w:rPr>
           <w:rFonts w:ascii="Times New Roman" w:hAnsi="Times New Roman" w:eastAsia="Times New Roman" w:cs="Times New Roman"/>
@@ -526,19 +537,6 @@
           <w:lang w:val="ru-RU"/>
         </w:rPr>
       </w:r>
-    </w:p>
-    <w:p>
-      <w:pPr>
-        <w:pBdr/>
-        <w:spacing/>
-        <w:ind w:firstLine="0"/>
-        <w:jc w:val="right"/>
-        <w:rPr>
-          <w:rFonts w:ascii="Times New Roman" w:hAnsi="Times New Roman" w:eastAsia="Times New Roman" w:cs="Times New Roman"/>
-          <w:highlight w:val="none"/>
-          <w:lang w:val="ru-RU"/>
-        </w:rPr>
-      </w:pPr>
       <w:r>
         <w:rPr>
           <w:rFonts w:ascii="Times New Roman" w:hAnsi="Times New Roman" w:eastAsia="Times New Roman" w:cs="Times New Roman"/>
@@ -551,10 +549,22 @@
         <w:rPr>
           <w:rFonts w:ascii="Times New Roman" w:hAnsi="Times New Roman" w:eastAsia="Times New Roman" w:cs="Times New Roman"/>
           <w:highlight w:val="none"/>
-          <w:rtl w:val="0"/>
           <w:lang w:val="ru-RU"/>
         </w:rPr>
       </w:r>
+    </w:p>
+    <w:p>
+      <w:pPr>
+        <w:pBdr/>
+        <w:spacing/>
+        <w:ind w:firstLine="0"/>
+        <w:jc w:val="right"/>
+        <w:rPr>
+          <w:rFonts w:ascii="Times New Roman" w:hAnsi="Times New Roman" w:eastAsia="Times New Roman" w:cs="Times New Roman"/>
+          <w:highlight w:val="none"/>
+          <w:lang w:val="ru-RU"/>
+        </w:rPr>
+      </w:pPr>
       <w:r>
         <w:rPr>
           <w:rFonts w:ascii="Times New Roman" w:hAnsi="Times New Roman" w:eastAsia="Times New Roman" w:cs="Times New Roman"/>
@@ -563,19 +573,6 @@
           <w:lang w:val="ru-RU"/>
         </w:rPr>
       </w:r>
-    </w:p>
-    <w:p>
-      <w:pPr>
-        <w:pBdr/>
-        <w:spacing/>
-        <w:ind w:firstLine="0"/>
-        <w:jc w:val="right"/>
-        <w:rPr>
-          <w:rFonts w:ascii="Times New Roman" w:hAnsi="Times New Roman" w:eastAsia="Times New Roman" w:cs="Times New Roman"/>
-          <w:highlight w:val="none"/>
-          <w:lang w:val="ru-RU"/>
-        </w:rPr>
-      </w:pPr>
       <w:r>
         <w:rPr>
           <w:rFonts w:ascii="Times New Roman" w:hAnsi="Times New Roman" w:eastAsia="Times New Roman" w:cs="Times New Roman"/>
@@ -588,10 +585,22 @@
         <w:rPr>
           <w:rFonts w:ascii="Times New Roman" w:hAnsi="Times New Roman" w:eastAsia="Times New Roman" w:cs="Times New Roman"/>
           <w:highlight w:val="none"/>
-          <w:rtl w:val="0"/>
           <w:lang w:val="ru-RU"/>
         </w:rPr>
       </w:r>
+    </w:p>
+    <w:p>
+      <w:pPr>
+        <w:pBdr/>
+        <w:spacing/>
+        <w:ind w:firstLine="0"/>
+        <w:jc w:val="right"/>
+        <w:rPr>
+          <w:rFonts w:ascii="Times New Roman" w:hAnsi="Times New Roman" w:eastAsia="Times New Roman" w:cs="Times New Roman"/>
+          <w:highlight w:val="none"/>
+          <w:lang w:val="ru-RU"/>
+        </w:rPr>
+      </w:pPr>
       <w:r>
         <w:rPr>
           <w:rFonts w:ascii="Times New Roman" w:hAnsi="Times New Roman" w:eastAsia="Times New Roman" w:cs="Times New Roman"/>
@@ -600,19 +609,6 @@
           <w:lang w:val="ru-RU"/>
         </w:rPr>
       </w:r>
-    </w:p>
-    <w:p>
-      <w:pPr>
-        <w:pBdr/>
-        <w:spacing/>
-        <w:ind w:firstLine="0"/>
-        <w:jc w:val="right"/>
-        <w:rPr>
-          <w:rFonts w:ascii="Times New Roman" w:hAnsi="Times New Roman" w:eastAsia="Times New Roman" w:cs="Times New Roman"/>
-          <w:highlight w:val="none"/>
-          <w:lang w:val="ru-RU"/>
-        </w:rPr>
-      </w:pPr>
       <w:r>
         <w:rPr>
           <w:rFonts w:ascii="Times New Roman" w:hAnsi="Times New Roman" w:eastAsia="Times New Roman" w:cs="Times New Roman"/>
@@ -625,10 +621,22 @@
         <w:rPr>
           <w:rFonts w:ascii="Times New Roman" w:hAnsi="Times New Roman" w:eastAsia="Times New Roman" w:cs="Times New Roman"/>
           <w:highlight w:val="none"/>
-          <w:rtl w:val="0"/>
           <w:lang w:val="ru-RU"/>
         </w:rPr>
       </w:r>
+    </w:p>
+    <w:p>
+      <w:pPr>
+        <w:pBdr/>
+        <w:spacing/>
+        <w:ind w:firstLine="0"/>
+        <w:jc w:val="right"/>
+        <w:rPr>
+          <w:rFonts w:ascii="Times New Roman" w:hAnsi="Times New Roman" w:eastAsia="Times New Roman" w:cs="Times New Roman"/>
+          <w:highlight w:val="none"/>
+          <w:lang w:val="ru-RU"/>
+        </w:rPr>
+      </w:pPr>
       <w:r>
         <w:rPr>
           <w:rFonts w:ascii="Times New Roman" w:hAnsi="Times New Roman" w:eastAsia="Times New Roman" w:cs="Times New Roman"/>
@@ -637,19 +645,6 @@
           <w:lang w:val="ru-RU"/>
         </w:rPr>
       </w:r>
-    </w:p>
-    <w:p>
-      <w:pPr>
-        <w:pBdr/>
-        <w:spacing/>
-        <w:ind w:firstLine="0"/>
-        <w:jc w:val="right"/>
-        <w:rPr>
-          <w:rFonts w:ascii="Times New Roman" w:hAnsi="Times New Roman" w:eastAsia="Times New Roman" w:cs="Times New Roman"/>
-          <w:highlight w:val="none"/>
-          <w:lang w:val="ru-RU"/>
-        </w:rPr>
-      </w:pPr>
       <w:r>
         <w:rPr>
           <w:rFonts w:ascii="Times New Roman" w:hAnsi="Times New Roman" w:eastAsia="Times New Roman" w:cs="Times New Roman"/>
@@ -662,15 +657,6 @@
         <w:rPr>
           <w:rFonts w:ascii="Times New Roman" w:hAnsi="Times New Roman" w:eastAsia="Times New Roman" w:cs="Times New Roman"/>
           <w:highlight w:val="none"/>
-          <w:rtl w:val="0"/>
-          <w:lang w:val="ru-RU"/>
-        </w:rPr>
-      </w:r>
-      <w:r>
-        <w:rPr>
-          <w:rFonts w:ascii="Times New Roman" w:hAnsi="Times New Roman" w:eastAsia="Times New Roman" w:cs="Times New Roman"/>
-          <w:highlight w:val="none"/>
-          <w:rtl w:val="0"/>
           <w:lang w:val="ru-RU"/>
         </w:rPr>
       </w:r>
@@ -732,7 +718,9 @@
       </w:r>
       <w:r>
         <w:rPr>
-          <w:rFonts w:ascii="Times New Roman" w:hAnsi="Times New Roman" w:cs="Times New Roman"/>
+          <w:rFonts w:ascii="Times New Roman" w:hAnsi="Times New Roman" w:eastAsia="Times New Roman" w:cs="Times New Roman"/>
+          <w:highlight w:val="none"/>
+          <w:lang w:val="ru-RU"/>
         </w:rPr>
       </w:r>
     </w:p>
@@ -907,31 +895,6 @@
           <w:color w:val="000000"/>
         </w:rPr>
       </w:r>
-      <w:r>
-        <w:rPr>
-          <w:rtl w:val="0"/>
-        </w:rPr>
-      </w:r>
-      <w:r>
-        <w:rPr>
-          <w:color w:val="000000"/>
-          <w:sz w:val="480"/>
-          <w:szCs w:val="480"/>
-        </w:rPr>
-      </w:r>
-      <w:r>
-        <w:rPr>
-          <w:color w:val="000000"/>
-          <w:sz w:val="480"/>
-          <w:szCs w:val="480"/>
-        </w:rPr>
-      </w:r>
-      <w:r>
-        <w:rPr>
-          <w:rFonts w:ascii="Times New Roman" w:hAnsi="Times New Roman" w:cs="Times New Roman"/>
-          <w:color w:val="000000"/>
-        </w:rPr>
-      </w:r>
     </w:p>
     <w:p>
       <w:pPr>
@@ -957,6 +920,20 @@
           <w:lang w:val="ru-RU"/>
         </w:rPr>
       </w:r>
+      <w:r/>
+    </w:p>
+    <w:p>
+      <w:pPr>
+        <w:pBdr/>
+        <w:spacing/>
+        <w:ind w:firstLine="0"/>
+        <w:jc w:val="left"/>
+        <w:rPr>
+          <w:color w:val="000000"/>
+          <w:highlight w:val="none"/>
+          <w:lang w:val="ru-RU"/>
+        </w:rPr>
+      </w:pPr>
       <w:r>
         <w:rPr>
           <w:color w:val="000000"/>
@@ -965,19 +942,6 @@
           <w:lang w:val="ru-RU"/>
         </w:rPr>
       </w:r>
-    </w:p>
-    <w:p>
-      <w:pPr>
-        <w:pBdr/>
-        <w:spacing/>
-        <w:ind w:firstLine="0"/>
-        <w:jc w:val="left"/>
-        <w:rPr>
-          <w:color w:val="000000"/>
-          <w:highlight w:val="none"/>
-          <w:lang w:val="ru-RU"/>
-        </w:rPr>
-      </w:pPr>
       <w:r>
         <w:rPr>
           <w:color w:val="000000"/>
@@ -990,10 +954,22 @@
         <w:rPr>
           <w:color w:val="000000"/>
           <w:highlight w:val="none"/>
-          <w:rtl w:val="0"/>
           <w:lang w:val="ru-RU"/>
         </w:rPr>
       </w:r>
+    </w:p>
+    <w:p>
+      <w:pPr>
+        <w:pBdr/>
+        <w:spacing/>
+        <w:ind w:firstLine="142"/>
+        <w:jc w:val="center"/>
+        <w:rPr>
+          <w:color w:val="000000"/>
+          <w:highlight w:val="none"/>
+          <w:lang w:val="ru-RU"/>
+        </w:rPr>
+      </w:pPr>
       <w:r>
         <w:rPr>
           <w:color w:val="000000"/>
@@ -1002,19 +978,6 @@
           <w:lang w:val="ru-RU"/>
         </w:rPr>
       </w:r>
-    </w:p>
-    <w:p>
-      <w:pPr>
-        <w:pBdr/>
-        <w:spacing/>
-        <w:ind w:firstLine="142"/>
-        <w:jc w:val="center"/>
-        <w:rPr>
-          <w:color w:val="000000"/>
-          <w:highlight w:val="none"/>
-          <w:lang w:val="ru-RU"/>
-        </w:rPr>
-      </w:pPr>
       <w:r>
         <w:rPr>
           <w:color w:val="000000"/>
@@ -1027,10 +990,22 @@
         <w:rPr>
           <w:color w:val="000000"/>
           <w:highlight w:val="none"/>
-          <w:rtl w:val="0"/>
           <w:lang w:val="ru-RU"/>
         </w:rPr>
       </w:r>
+    </w:p>
+    <w:p>
+      <w:pPr>
+        <w:pBdr/>
+        <w:spacing/>
+        <w:ind w:firstLine="142"/>
+        <w:jc w:val="center"/>
+        <w:rPr>
+          <w:color w:val="000000"/>
+          <w:highlight w:val="none"/>
+          <w:lang w:val="ru-RU"/>
+        </w:rPr>
+      </w:pPr>
       <w:r>
         <w:rPr>
           <w:color w:val="000000"/>
@@ -1039,19 +1014,6 @@
           <w:lang w:val="ru-RU"/>
         </w:rPr>
       </w:r>
-    </w:p>
-    <w:p>
-      <w:pPr>
-        <w:pBdr/>
-        <w:spacing/>
-        <w:ind w:firstLine="142"/>
-        <w:jc w:val="center"/>
-        <w:rPr>
-          <w:color w:val="000000"/>
-          <w:highlight w:val="none"/>
-          <w:lang w:val="ru-RU"/>
-        </w:rPr>
-      </w:pPr>
       <w:r>
         <w:rPr>
           <w:color w:val="000000"/>
@@ -1064,10 +1026,22 @@
         <w:rPr>
           <w:color w:val="000000"/>
           <w:highlight w:val="none"/>
-          <w:rtl w:val="0"/>
           <w:lang w:val="ru-RU"/>
         </w:rPr>
       </w:r>
+    </w:p>
+    <w:p>
+      <w:pPr>
+        <w:pBdr/>
+        <w:spacing/>
+        <w:ind w:firstLine="142"/>
+        <w:jc w:val="center"/>
+        <w:rPr>
+          <w:color w:val="000000"/>
+          <w:highlight w:val="none"/>
+          <w:lang w:val="ru-RU"/>
+        </w:rPr>
+      </w:pPr>
       <w:r>
         <w:rPr>
           <w:color w:val="000000"/>
@@ -1076,19 +1050,6 @@
           <w:lang w:val="ru-RU"/>
         </w:rPr>
       </w:r>
-    </w:p>
-    <w:p>
-      <w:pPr>
-        <w:pBdr/>
-        <w:spacing/>
-        <w:ind w:firstLine="142"/>
-        <w:jc w:val="center"/>
-        <w:rPr>
-          <w:color w:val="000000"/>
-          <w:highlight w:val="none"/>
-          <w:lang w:val="ru-RU"/>
-        </w:rPr>
-      </w:pPr>
       <w:r>
         <w:rPr>
           <w:color w:val="000000"/>
@@ -1101,15 +1062,6 @@
         <w:rPr>
           <w:color w:val="000000"/>
           <w:highlight w:val="none"/>
-          <w:rtl w:val="0"/>
-          <w:lang w:val="ru-RU"/>
-        </w:rPr>
-      </w:r>
-      <w:r>
-        <w:rPr>
-          <w:color w:val="000000"/>
-          <w:highlight w:val="none"/>
-          <w:rtl w:val="0"/>
           <w:lang w:val="ru-RU"/>
         </w:rPr>
       </w:r>
@@ -1146,7 +1098,13 @@
           <w:rtl w:val="0"/>
         </w:rPr>
       </w:r>
-      <w:r/>
+      <w:r>
+        <w:rPr>
+          <w:color w:val="000000"/>
+          <w:highlight w:val="none"/>
+          <w:lang w:val="ru-RU"/>
+        </w:rPr>
+      </w:r>
     </w:p>
     <w:p>
       <w:pPr>
@@ -1156,6 +1114,7 @@
         <w:ind/>
         <w:jc w:val="left"/>
         <w:rPr>
+          <w:rFonts w:ascii="Times New Roman" w:hAnsi="Times New Roman" w:cs="Times New Roman"/>
           <w:b/>
           <w:bCs/>
           <w:highlight w:val="none"/>
@@ -1163,6 +1122,7 @@
       </w:pPr>
       <w:r>
         <w:rPr>
+          <w:rFonts w:ascii="Times New Roman" w:hAnsi="Times New Roman" w:eastAsia="Times New Roman" w:cs="Times New Roman"/>
           <w:b/>
           <w:bCs/>
           <w:color w:val="1f1f1f"/>
@@ -1172,6 +1132,7 @@
       </w:r>
       <w:r>
         <w:rPr>
+          <w:rFonts w:ascii="Times New Roman" w:hAnsi="Times New Roman" w:eastAsia="Times New Roman" w:cs="Times New Roman"/>
           <w:b/>
           <w:bCs/>
           <w:highlight w:val="none"/>
@@ -1179,6 +1140,7 @@
       </w:r>
       <w:r>
         <w:rPr>
+          <w:rFonts w:ascii="Times New Roman" w:hAnsi="Times New Roman" w:eastAsia="Times New Roman" w:cs="Times New Roman"/>
           <w:b/>
           <w:bCs/>
           <w:highlight w:val="none"/>
@@ -5003,6 +4965,2161 @@
           <w:sz w:val="28"/>
           <w:szCs w:val="28"/>
           <w:highlight w:val="none"/>
+        </w:rPr>
+      </w:r>
+    </w:p>
+    <w:p>
+      <w:pPr>
+        <w:pBdr>
+          <w:top w:val="none" w:color="000000" w:sz="0" w:space="0"/>
+          <w:bottom w:val="none" w:color="000000" w:sz="0" w:space="0"/>
+          <w:right w:val="none" w:color="000000" w:sz="0" w:space="0"/>
+          <w:between w:val="none" w:color="000000" w:sz="0" w:space="0"/>
+        </w:pBdr>
+        <w:tabs>
+          <w:tab w:val="left" w:leader="none" w:pos="1194"/>
+          <w:tab w:val="left" w:leader="none" w:pos="1195"/>
+        </w:tabs>
+        <w:spacing w:line="276" w:lineRule="auto"/>
+        <w:ind w:right="0" w:firstLine="709" w:left="0"/>
+        <w:jc w:val="left"/>
+        <w:rPr>
+          <w:b w:val="0"/>
+          <w:bCs w:val="0"/>
+          <w:sz w:val="28"/>
+          <w:szCs w:val="28"/>
+          <w:highlight w:val="none"/>
+        </w:rPr>
+      </w:pPr>
+      <w:r>
+        <w:rPr>
+          <w:b w:val="0"/>
+          <w:bCs w:val="0"/>
+          <w:sz w:val="28"/>
+          <w:szCs w:val="28"/>
+          <w:highlight w:val="none"/>
+        </w:rPr>
+      </w:r>
+      <w:r>
+        <w:rPr>
+          <w:b w:val="0"/>
+          <w:bCs w:val="0"/>
+          <w:sz w:val="28"/>
+          <w:szCs w:val="28"/>
+          <w:highlight w:val="none"/>
+        </w:rPr>
+      </w:r>
+      <w:r>
+        <w:rPr>
+          <w:b w:val="0"/>
+          <w:bCs w:val="0"/>
+          <w:sz w:val="28"/>
+          <w:szCs w:val="28"/>
+          <w:highlight w:val="none"/>
+        </w:rPr>
+      </w:r>
+    </w:p>
+    <w:p>
+      <w:pPr>
+        <w:pBdr>
+          <w:top w:val="none" w:color="000000" w:sz="0" w:space="0"/>
+          <w:bottom w:val="none" w:color="000000" w:sz="0" w:space="0"/>
+          <w:right w:val="none" w:color="000000" w:sz="0" w:space="0"/>
+          <w:between w:val="none" w:color="000000" w:sz="0" w:space="0"/>
+        </w:pBdr>
+        <w:tabs>
+          <w:tab w:val="left" w:leader="none" w:pos="1194"/>
+          <w:tab w:val="left" w:leader="none" w:pos="1195"/>
+        </w:tabs>
+        <w:spacing w:line="276" w:lineRule="auto"/>
+        <w:ind w:right="0" w:firstLine="709" w:left="0"/>
+        <w:jc w:val="left"/>
+        <w:rPr>
+          <w:b w:val="0"/>
+          <w:bCs w:val="0"/>
+          <w:sz w:val="28"/>
+          <w:szCs w:val="28"/>
+          <w:highlight w:val="none"/>
+        </w:rPr>
+      </w:pPr>
+      <w:r>
+        <w:rPr>
+          <w:b w:val="0"/>
+          <w:bCs w:val="0"/>
+          <w:sz w:val="28"/>
+          <w:szCs w:val="28"/>
+          <w:highlight w:val="none"/>
+        </w:rPr>
+      </w:r>
+      <w:r>
+        <w:rPr>
+          <w:b w:val="0"/>
+          <w:bCs w:val="0"/>
+          <w:sz w:val="28"/>
+          <w:szCs w:val="28"/>
+          <w:highlight w:val="none"/>
+        </w:rPr>
+      </w:r>
+      <w:r>
+        <w:rPr>
+          <w:b w:val="0"/>
+          <w:bCs w:val="0"/>
+          <w:sz w:val="28"/>
+          <w:szCs w:val="28"/>
+          <w:highlight w:val="none"/>
+        </w:rPr>
+      </w:r>
+    </w:p>
+    <w:p>
+      <w:pPr>
+        <w:pBdr>
+          <w:top w:val="none" w:color="000000" w:sz="0" w:space="0"/>
+          <w:bottom w:val="none" w:color="000000" w:sz="0" w:space="0"/>
+          <w:right w:val="none" w:color="000000" w:sz="0" w:space="0"/>
+          <w:between w:val="none" w:color="000000" w:sz="0" w:space="0"/>
+        </w:pBdr>
+        <w:tabs>
+          <w:tab w:val="left" w:leader="none" w:pos="1194"/>
+          <w:tab w:val="left" w:leader="none" w:pos="1195"/>
+        </w:tabs>
+        <w:spacing w:line="276" w:lineRule="auto"/>
+        <w:ind w:right="0" w:firstLine="709" w:left="0"/>
+        <w:jc w:val="left"/>
+        <w:rPr>
+          <w:b w:val="0"/>
+          <w:bCs w:val="0"/>
+          <w:sz w:val="28"/>
+          <w:szCs w:val="28"/>
+          <w:highlight w:val="none"/>
+        </w:rPr>
+      </w:pPr>
+      <w:r>
+        <w:rPr>
+          <w:b w:val="0"/>
+          <w:bCs w:val="0"/>
+          <w:sz w:val="28"/>
+          <w:szCs w:val="28"/>
+          <w:highlight w:val="none"/>
+        </w:rPr>
+      </w:r>
+      <w:r>
+        <w:rPr>
+          <w:b w:val="0"/>
+          <w:bCs w:val="0"/>
+          <w:sz w:val="28"/>
+          <w:szCs w:val="28"/>
+          <w:highlight w:val="none"/>
+        </w:rPr>
+      </w:r>
+      <w:r>
+        <w:rPr>
+          <w:b w:val="0"/>
+          <w:bCs w:val="0"/>
+          <w:sz w:val="28"/>
+          <w:szCs w:val="28"/>
+          <w:highlight w:val="none"/>
+        </w:rPr>
+      </w:r>
+    </w:p>
+    <w:p>
+      <w:pPr>
+        <w:pBdr>
+          <w:top w:val="none" w:color="000000" w:sz="0" w:space="0"/>
+          <w:bottom w:val="none" w:color="000000" w:sz="0" w:space="0"/>
+          <w:right w:val="none" w:color="000000" w:sz="0" w:space="0"/>
+          <w:between w:val="none" w:color="000000" w:sz="0" w:space="0"/>
+        </w:pBdr>
+        <w:tabs>
+          <w:tab w:val="left" w:leader="none" w:pos="1194"/>
+          <w:tab w:val="left" w:leader="none" w:pos="1195"/>
+        </w:tabs>
+        <w:spacing w:line="276" w:lineRule="auto"/>
+        <w:ind w:right="0" w:firstLine="709" w:left="0"/>
+        <w:jc w:val="left"/>
+        <w:rPr>
+          <w:b w:val="0"/>
+          <w:bCs w:val="0"/>
+          <w:sz w:val="28"/>
+          <w:szCs w:val="28"/>
+          <w:highlight w:val="none"/>
+        </w:rPr>
+      </w:pPr>
+      <w:r>
+        <w:rPr>
+          <w:b w:val="0"/>
+          <w:bCs w:val="0"/>
+          <w:sz w:val="28"/>
+          <w:szCs w:val="28"/>
+          <w:highlight w:val="none"/>
+        </w:rPr>
+      </w:r>
+      <w:r>
+        <w:rPr>
+          <w:b w:val="0"/>
+          <w:bCs w:val="0"/>
+          <w:sz w:val="28"/>
+          <w:szCs w:val="28"/>
+          <w:highlight w:val="none"/>
+        </w:rPr>
+      </w:r>
+      <w:r>
+        <w:rPr>
+          <w:b w:val="0"/>
+          <w:bCs w:val="0"/>
+          <w:sz w:val="28"/>
+          <w:szCs w:val="28"/>
+          <w:highlight w:val="none"/>
+        </w:rPr>
+      </w:r>
+    </w:p>
+    <w:p>
+      <w:pPr>
+        <w:pBdr>
+          <w:top w:val="none" w:color="000000" w:sz="0" w:space="0"/>
+          <w:bottom w:val="none" w:color="000000" w:sz="0" w:space="0"/>
+          <w:right w:val="none" w:color="000000" w:sz="0" w:space="0"/>
+          <w:between w:val="none" w:color="000000" w:sz="0" w:space="0"/>
+        </w:pBdr>
+        <w:tabs>
+          <w:tab w:val="left" w:leader="none" w:pos="1194"/>
+          <w:tab w:val="left" w:leader="none" w:pos="1195"/>
+        </w:tabs>
+        <w:spacing w:line="276" w:lineRule="auto"/>
+        <w:ind w:right="0" w:firstLine="709" w:left="0"/>
+        <w:jc w:val="center"/>
+        <w:rPr>
+          <w:b/>
+          <w:bCs/>
+          <w:sz w:val="28"/>
+          <w:szCs w:val="28"/>
+          <w:highlight w:val="none"/>
+          <w:lang w:val="ru-RU"/>
+        </w:rPr>
+      </w:pPr>
+      <w:r>
+        <w:rPr>
+          <w:b/>
+          <w:bCs/>
+          <w:sz w:val="28"/>
+          <w:szCs w:val="28"/>
+          <w:highlight w:val="none"/>
+          <w:lang w:val="ru-RU"/>
+        </w:rPr>
+        <w:t xml:space="preserve">Лабораторная работа </w:t>
+      </w:r>
+      <w:r>
+        <w:rPr>
+          <w:b/>
+          <w:bCs/>
+          <w:sz w:val="28"/>
+          <w:szCs w:val="28"/>
+          <w:highlight w:val="none"/>
+          <w:lang w:val="ru-RU"/>
+        </w:rPr>
+        <w:t xml:space="preserve">№2</w:t>
+      </w:r>
+      <w:r>
+        <w:rPr>
+          <w:b/>
+          <w:bCs/>
+          <w:sz w:val="28"/>
+          <w:szCs w:val="28"/>
+          <w:highlight w:val="none"/>
+          <w:lang w:val="ru-RU"/>
+        </w:rPr>
+      </w:r>
+      <w:r>
+        <w:rPr>
+          <w:b/>
+          <w:bCs/>
+          <w:sz w:val="28"/>
+          <w:szCs w:val="28"/>
+          <w:highlight w:val="none"/>
+          <w:lang w:val="ru-RU" w:bidi="ru-RU"/>
+        </w:rPr>
+      </w:r>
+      <w:r>
+        <w:rPr>
+          <w:b/>
+          <w:bCs/>
+          <w:sz w:val="28"/>
+          <w:szCs w:val="28"/>
+          <w:highlight w:val="none"/>
+          <w:lang w:val="ru-RU" w:bidi="ru-RU"/>
+        </w:rPr>
+      </w:r>
+      <w:r>
+        <w:rPr>
+          <w:b/>
+          <w:bCs/>
+          <w:sz w:val="28"/>
+          <w:szCs w:val="28"/>
+          <w:highlight w:val="none"/>
+          <w:lang w:val="ru-RU"/>
+        </w:rPr>
+      </w:r>
+      <w:r>
+        <w:rPr>
+          <w:b/>
+          <w:bCs/>
+          <w:sz w:val="28"/>
+          <w:szCs w:val="28"/>
+          <w:highlight w:val="none"/>
+          <w:lang w:val="ru-RU"/>
+        </w:rPr>
+      </w:r>
+    </w:p>
+    <w:p>
+      <w:pPr>
+        <w:pBdr>
+          <w:top w:val="none" w:color="000000" w:sz="0" w:space="0"/>
+          <w:bottom w:val="none" w:color="000000" w:sz="0" w:space="0"/>
+          <w:right w:val="none" w:color="000000" w:sz="0" w:space="0"/>
+          <w:between w:val="none" w:color="000000" w:sz="0" w:space="0"/>
+        </w:pBdr>
+        <w:tabs>
+          <w:tab w:val="left" w:leader="none" w:pos="1194"/>
+          <w:tab w:val="left" w:leader="none" w:pos="1195"/>
+        </w:tabs>
+        <w:spacing w:line="276" w:lineRule="auto"/>
+        <w:ind w:right="0" w:firstLine="709" w:left="0"/>
+        <w:jc w:val="center"/>
+        <w:rPr>
+          <w:b/>
+          <w:bCs/>
+          <w:sz w:val="28"/>
+          <w:szCs w:val="28"/>
+          <w:highlight w:val="none"/>
+          <w:lang w:val="ru-RU"/>
+        </w:rPr>
+      </w:pPr>
+      <w:r>
+        <w:rPr>
+          <w:b/>
+          <w:bCs/>
+          <w:sz w:val="28"/>
+          <w:szCs w:val="28"/>
+          <w:highlight w:val="none"/>
+          <w:lang w:val="ru-RU" w:bidi="ru-RU"/>
+        </w:rPr>
+      </w:r>
+      <w:r>
+        <w:rPr>
+          <w:b/>
+          <w:bCs/>
+          <w:sz w:val="28"/>
+          <w:szCs w:val="28"/>
+          <w:highlight w:val="none"/>
+          <w:lang w:val="ru-RU" w:bidi="ru-RU"/>
+        </w:rPr>
+      </w:r>
+      <w:r>
+        <w:rPr>
+          <w:b/>
+          <w:bCs/>
+          <w:sz w:val="28"/>
+          <w:szCs w:val="28"/>
+          <w:highlight w:val="none"/>
+          <w:lang w:val="ru-RU"/>
+        </w:rPr>
+      </w:r>
+    </w:p>
+    <w:p>
+      <w:pPr>
+        <w:pBdr>
+          <w:top w:val="none" w:color="000000" w:sz="0" w:space="0"/>
+          <w:bottom w:val="none" w:color="000000" w:sz="0" w:space="0"/>
+          <w:right w:val="none" w:color="000000" w:sz="0" w:space="0"/>
+          <w:between w:val="none" w:color="000000" w:sz="0" w:space="0"/>
+        </w:pBdr>
+        <w:tabs>
+          <w:tab w:val="left" w:leader="none" w:pos="1194"/>
+          <w:tab w:val="left" w:leader="none" w:pos="1195"/>
+        </w:tabs>
+        <w:spacing w:line="276" w:lineRule="auto"/>
+        <w:ind w:right="0" w:firstLine="709" w:left="0"/>
+        <w:jc w:val="center"/>
+        <w:rPr>
+          <w:b/>
+          <w:bCs/>
+          <w:sz w:val="28"/>
+          <w:szCs w:val="28"/>
+          <w:highlight w:val="none"/>
+          <w:lang w:val="ru-RU"/>
+        </w:rPr>
+      </w:pPr>
+      <w:r>
+        <w:rPr>
+          <w:b/>
+          <w:bCs/>
+          <w:sz w:val="28"/>
+          <w:szCs w:val="28"/>
+          <w:highlight w:val="none"/>
+          <w:lang w:val="ru-RU"/>
+        </w:rPr>
+        <w:t xml:space="preserve">Метод правой прогонки</w:t>
+      </w:r>
+      <w:r>
+        <w:rPr>
+          <w:b/>
+          <w:bCs/>
+          <w:sz w:val="28"/>
+          <w:szCs w:val="28"/>
+          <w:highlight w:val="none"/>
+        </w:rPr>
+      </w:r>
+    </w:p>
+    <w:p>
+      <w:pPr>
+        <w:pBdr>
+          <w:top w:val="none" w:color="000000" w:sz="0" w:space="0"/>
+          <w:bottom w:val="none" w:color="000000" w:sz="0" w:space="0"/>
+          <w:right w:val="none" w:color="000000" w:sz="0" w:space="0"/>
+          <w:between w:val="none" w:color="000000" w:sz="0" w:space="0"/>
+        </w:pBdr>
+        <w:tabs>
+          <w:tab w:val="left" w:leader="none" w:pos="1194"/>
+          <w:tab w:val="left" w:leader="none" w:pos="1195"/>
+        </w:tabs>
+        <w:spacing w:line="276" w:lineRule="auto"/>
+        <w:ind w:right="0" w:firstLine="709" w:left="0"/>
+        <w:jc w:val="both"/>
+        <w:rPr>
+          <w:b w:val="0"/>
+          <w:bCs w:val="0"/>
+          <w:sz w:val="28"/>
+          <w:szCs w:val="28"/>
+          <w:highlight w:val="none"/>
+          <w:lang w:val="ru-RU"/>
+        </w:rPr>
+      </w:pPr>
+      <w:r>
+        <w:rPr>
+          <w:b/>
+          <w:bCs/>
+          <w:sz w:val="28"/>
+          <w:szCs w:val="28"/>
+          <w:highlight w:val="none"/>
+          <w:lang w:val="ru-RU"/>
+        </w:rPr>
+        <w:t xml:space="preserve">Задача: </w:t>
+      </w:r>
+      <w:r>
+        <w:rPr>
+          <w:b w:val="0"/>
+          <w:bCs w:val="0"/>
+          <w:sz w:val="28"/>
+          <w:szCs w:val="28"/>
+          <w:highlight w:val="none"/>
+          <w:lang w:val="ru-RU"/>
+        </w:rPr>
+        <w:t xml:space="preserve">решить СЛАУ методом правой прогонки, найти невязку, оценить результаты</w:t>
+      </w:r>
+      <w:r>
+        <w:rPr>
+          <w:b w:val="0"/>
+          <w:bCs w:val="0"/>
+          <w:sz w:val="28"/>
+          <w:szCs w:val="28"/>
+          <w:highlight w:val="none"/>
+        </w:rPr>
+      </w:r>
+    </w:p>
+    <w:p>
+      <w:pPr>
+        <w:pBdr>
+          <w:top w:val="none" w:color="000000" w:sz="0" w:space="0"/>
+          <w:bottom w:val="none" w:color="000000" w:sz="0" w:space="0"/>
+          <w:right w:val="none" w:color="000000" w:sz="0" w:space="0"/>
+          <w:between w:val="none" w:color="000000" w:sz="0" w:space="0"/>
+        </w:pBdr>
+        <w:tabs>
+          <w:tab w:val="left" w:leader="none" w:pos="1194"/>
+          <w:tab w:val="left" w:leader="none" w:pos="1195"/>
+        </w:tabs>
+        <w:spacing w:line="276" w:lineRule="auto"/>
+        <w:ind w:right="0" w:firstLine="0" w:left="0"/>
+        <w:jc w:val="left"/>
+        <w:rPr/>
+      </w:pPr>
+      <w:r>
+        <w:rPr>
+          <w:highlight w:val="none"/>
+        </w:rPr>
+      </w:r>
+      <w:r>
+        <w:rPr>
+          <w:highlight w:val="none"/>
+        </w:rPr>
+      </w:r>
+      <w:r>
+        <w:rPr>
+          <w:highlight w:val="none"/>
+        </w:rPr>
+      </w:r>
+    </w:p>
+    <w:p>
+      <w:pPr>
+        <w:pBdr>
+          <w:top w:val="none" w:color="000000" w:sz="0" w:space="0"/>
+          <w:bottom w:val="none" w:color="000000" w:sz="0" w:space="0"/>
+          <w:right w:val="none" w:color="000000" w:sz="0" w:space="0"/>
+          <w:between w:val="none" w:color="000000" w:sz="0" w:space="0"/>
+        </w:pBdr>
+        <w:tabs>
+          <w:tab w:val="left" w:leader="none" w:pos="1194"/>
+          <w:tab w:val="left" w:leader="none" w:pos="1195"/>
+        </w:tabs>
+        <w:spacing w:line="276" w:lineRule="auto"/>
+        <w:ind w:right="0" w:firstLine="0" w:left="0"/>
+        <w:jc w:val="left"/>
+        <w:rPr>
+          <w:highlight w:val="none"/>
+        </w:rPr>
+      </w:pPr>
+      <w:r>
+        <w:rPr>
+          <w:lang w:val="en-US"/>
+        </w:rPr>
+        <w:t xml:space="preserve">              </w:t>
+      </w:r>
+      <w:r>
+        <w:t xml:space="preserve">[ 0.4974   0.0000  </w:t>
+      </w:r>
+      <w:r>
+        <w:t xml:space="preserve">0.0000</w:t>
+      </w:r>
+      <w:r/>
+      <w:r>
+        <w:t xml:space="preserve">   </w:t>
+      </w:r>
+      <w:r>
+        <w:t xml:space="preserve">0.0000</w:t>
+      </w:r>
+      <w:r>
+        <w:t xml:space="preserve">   </w:t>
+      </w:r>
+      <w:r>
+        <w:t xml:space="preserve">0.0000</w:t>
+      </w:r>
+      <w:r/>
+      <w:r>
+        <w:t xml:space="preserve"> ]         [  1.5875 ]</w:t>
+      </w:r>
+      <w:r/>
+      <w:r/>
+    </w:p>
+    <w:p>
+      <w:pPr>
+        <w:pBdr>
+          <w:top w:val="none" w:color="000000" w:sz="0" w:space="0"/>
+          <w:bottom w:val="none" w:color="000000" w:sz="0" w:space="0"/>
+          <w:right w:val="none" w:color="000000" w:sz="0" w:space="0"/>
+          <w:between w:val="none" w:color="000000" w:sz="0" w:space="0"/>
+        </w:pBdr>
+        <w:tabs>
+          <w:tab w:val="left" w:leader="none" w:pos="1194"/>
+          <w:tab w:val="left" w:leader="none" w:pos="1195"/>
+        </w:tabs>
+        <w:spacing w:line="276" w:lineRule="auto"/>
+        <w:ind w:right="0" w:firstLine="709" w:left="0"/>
+        <w:jc w:val="left"/>
+        <w:rPr/>
+      </w:pPr>
+      <w:r>
+        <w:t xml:space="preserve">    [-0.0305   0.3248   0.0000  </w:t>
+      </w:r>
+      <w:r>
+        <w:t xml:space="preserve">0.0000</w:t>
+      </w:r>
+      <w:r>
+        <w:t xml:space="preserve">   0.</w:t>
+      </w:r>
+      <w:r>
+        <w:rPr>
+          <w:lang w:val="en-US"/>
+        </w:rPr>
+        <w:t xml:space="preserve">0000</w:t>
+      </w:r>
+      <w:r>
+        <w:t xml:space="preserve"> ]         [ -1.7590 ]</w:t>
+      </w:r>
+      <w:r/>
+      <w:r/>
+    </w:p>
+    <w:p>
+      <w:pPr>
+        <w:pBdr>
+          <w:top w:val="none" w:color="000000" w:sz="0" w:space="0"/>
+          <w:bottom w:val="none" w:color="000000" w:sz="0" w:space="0"/>
+          <w:right w:val="none" w:color="000000" w:sz="0" w:space="0"/>
+          <w:between w:val="none" w:color="000000" w:sz="0" w:space="0"/>
+        </w:pBdr>
+        <w:tabs>
+          <w:tab w:val="left" w:leader="none" w:pos="1194"/>
+          <w:tab w:val="left" w:leader="none" w:pos="1195"/>
+        </w:tabs>
+        <w:spacing w:line="276" w:lineRule="auto"/>
+        <w:ind w:right="0" w:firstLine="709" w:left="0"/>
+        <w:jc w:val="left"/>
+        <w:rPr/>
+      </w:pPr>
+      <w:r>
+        <w:t xml:space="preserve">A [ 0.0</w:t>
+      </w:r>
+      <w:r>
+        <w:rPr>
+          <w:lang w:val="en-US"/>
+        </w:rPr>
+        <w:t xml:space="preserve">000</w:t>
+      </w:r>
+      <w:r>
+        <w:t xml:space="preserve">  -0.0914   0.5887   0.0112   0.0</w:t>
+      </w:r>
+      <w:r>
+        <w:rPr>
+          <w:lang w:val="en-US"/>
+        </w:rPr>
+        <w:t xml:space="preserve">000</w:t>
+      </w:r>
+      <w:r>
+        <w:t xml:space="preserve"> ]     </w:t>
+      </w:r>
+      <w:r>
+        <w:rPr>
+          <w:lang w:val="en-US"/>
+        </w:rPr>
+        <w:t xml:space="preserve">f</w:t>
+      </w:r>
+      <w:r>
+        <w:t xml:space="preserve"> [  1.4139 ]</w:t>
+      </w:r>
+      <w:r/>
+      <w:r/>
+    </w:p>
+    <w:p>
+      <w:pPr>
+        <w:pBdr>
+          <w:top w:val="none" w:color="000000" w:sz="0" w:space="0"/>
+          <w:bottom w:val="none" w:color="000000" w:sz="0" w:space="0"/>
+          <w:right w:val="none" w:color="000000" w:sz="0" w:space="0"/>
+          <w:between w:val="none" w:color="000000" w:sz="0" w:space="0"/>
+        </w:pBdr>
+        <w:tabs>
+          <w:tab w:val="left" w:leader="none" w:pos="1194"/>
+          <w:tab w:val="left" w:leader="none" w:pos="1195"/>
+        </w:tabs>
+        <w:spacing w:line="276" w:lineRule="auto"/>
+        <w:ind w:right="0" w:firstLine="709" w:left="0"/>
+        <w:jc w:val="left"/>
+        <w:rPr/>
+      </w:pPr>
+      <w:r>
+        <w:t xml:space="preserve">    [ 0.0</w:t>
+      </w:r>
+      <w:r>
+        <w:rPr>
+          <w:lang w:val="en-US"/>
+        </w:rPr>
+        <w:t xml:space="preserve">000</w:t>
+      </w:r>
+      <w:r>
+        <w:t xml:space="preserve">   0.0000  -0.0741   0.5887   0.0000 ]         [  1.7702 ]</w:t>
+      </w:r>
+      <w:r/>
+      <w:r/>
+    </w:p>
+    <w:p>
+      <w:pPr>
+        <w:pBdr>
+          <w:top w:val="none" w:color="000000" w:sz="0" w:space="0"/>
+          <w:bottom w:val="none" w:color="000000" w:sz="0" w:space="0"/>
+          <w:right w:val="none" w:color="000000" w:sz="0" w:space="0"/>
+          <w:between w:val="none" w:color="000000" w:sz="0" w:space="0"/>
+        </w:pBdr>
+        <w:tabs>
+          <w:tab w:val="left" w:leader="none" w:pos="1194"/>
+          <w:tab w:val="left" w:leader="none" w:pos="1195"/>
+        </w:tabs>
+        <w:spacing w:line="276" w:lineRule="auto"/>
+        <w:ind w:right="0" w:firstLine="709" w:left="0"/>
+        <w:jc w:val="left"/>
+        <w:rPr>
+          <w:highlight w:val="none"/>
+        </w:rPr>
+      </w:pPr>
+      <w:r>
+        <w:t xml:space="preserve">    [ 0.0</w:t>
+      </w:r>
+      <w:r>
+        <w:rPr>
+          <w:lang w:val="en-US"/>
+        </w:rPr>
+        <w:t xml:space="preserve">000</w:t>
+      </w:r>
+      <w:r>
+        <w:t xml:space="preserve">  </w:t>
+      </w:r>
+      <w:r>
+        <w:rPr>
+          <w:lang w:val="en-US"/>
+        </w:rPr>
+        <w:t xml:space="preserve"> </w:t>
+      </w:r>
+      <w:r>
+        <w:t xml:space="preserve">0.0000</w:t>
+      </w:r>
+      <w:r/>
+      <w:r>
+        <w:t xml:space="preserve">   0.</w:t>
+      </w:r>
+      <w:r>
+        <w:rPr>
+          <w:lang w:val="en-US"/>
+        </w:rPr>
+        <w:t xml:space="preserve">0000</w:t>
+      </w:r>
+      <w:r>
+        <w:t xml:space="preserve">  -0.0122   0.4263 ]         [ -2.0767 ]</w:t>
+      </w:r>
+      <w:r>
+        <w:rPr>
+          <w:highlight w:val="none"/>
+        </w:rPr>
+      </w:r>
+      <w:r>
+        <w:rPr>
+          <w:highlight w:val="none"/>
+        </w:rPr>
+      </w:r>
+    </w:p>
+    <w:p>
+      <w:pPr>
+        <w:pBdr>
+          <w:top w:val="none" w:color="000000" w:sz="4" w:space="0"/>
+          <w:left w:val="none" w:color="000000" w:sz="4" w:space="0"/>
+          <w:bottom w:val="none" w:color="000000" w:sz="4" w:space="0"/>
+          <w:right w:val="none" w:color="000000" w:sz="4" w:space="0"/>
+        </w:pBdr>
+        <w:shd w:val="clear" w:color="ffffff" w:fill="ffffff"/>
+        <w:spacing w:line="285" w:lineRule="atLeast"/>
+        <w:ind w:right="0" w:firstLine="0" w:left="0"/>
+        <w:jc w:val="left"/>
+        <w:rPr>
+          <w:rFonts w:ascii="Times New Roman" w:hAnsi="Times New Roman" w:cs="Times New Roman"/>
+          <w:color w:val="000000" w:themeColor="text1"/>
+          <w:sz w:val="28"/>
+          <w:szCs w:val="28"/>
+        </w:rPr>
+      </w:pPr>
+      <w:r>
+        <w:rPr>
+          <w:rFonts w:ascii="Consolas" w:hAnsi="Consolas" w:eastAsia="Consolas" w:cs="Consolas"/>
+          <w:color w:val="202020"/>
+          <w:sz w:val="21"/>
+          <w:lang w:val="en-US"/>
+        </w:rPr>
+      </w:r>
+      <w:r>
+        <w:rPr>
+          <w:rFonts w:ascii="Times New Roman" w:hAnsi="Times New Roman" w:eastAsia="Times New Roman" w:cs="Times New Roman"/>
+          <w:color w:val="000000" w:themeColor="text1"/>
+          <w:sz w:val="28"/>
+          <w:szCs w:val="28"/>
+        </w:rPr>
+      </w:r>
+      <w:r/>
+    </w:p>
+    <w:p>
+      <w:pPr>
+        <w:pBdr>
+          <w:top w:val="none" w:color="000000" w:sz="0" w:space="0"/>
+          <w:bottom w:val="none" w:color="000000" w:sz="0" w:space="0"/>
+          <w:right w:val="none" w:color="000000" w:sz="0" w:space="0"/>
+          <w:between w:val="none" w:color="000000" w:sz="0" w:space="0"/>
+        </w:pBdr>
+        <w:tabs>
+          <w:tab w:val="left" w:leader="none" w:pos="1194"/>
+          <w:tab w:val="left" w:leader="none" w:pos="1195"/>
+        </w:tabs>
+        <w:spacing w:line="276" w:lineRule="auto"/>
+        <w:ind w:right="0" w:firstLine="709" w:left="0"/>
+        <w:jc w:val="both"/>
+        <w:rPr>
+          <w:b w:val="0"/>
+          <w:bCs w:val="0"/>
+          <w:sz w:val="28"/>
+          <w:szCs w:val="28"/>
+          <w:highlight w:val="none"/>
+          <w:lang w:val="ru-RU"/>
+        </w:rPr>
+      </w:pPr>
+      <w:r>
+        <w:rPr>
+          <w:b w:val="0"/>
+          <w:bCs w:val="0"/>
+          <w:sz w:val="28"/>
+          <w:szCs w:val="28"/>
+          <w:highlight w:val="none"/>
+          <w:lang w:val="ru-RU"/>
+        </w:rPr>
+      </w:r>
+      <w:r>
+        <w:rPr>
+          <w:b w:val="0"/>
+          <w:bCs w:val="0"/>
+          <w:sz w:val="28"/>
+          <w:szCs w:val="28"/>
+          <w:highlight w:val="none"/>
+          <w:lang w:val="ru-RU"/>
+        </w:rPr>
+        <w:t xml:space="preserve">Прямая прогонка:</w:t>
+      </w:r>
+      <w:r>
+        <w:rPr>
+          <w:b w:val="0"/>
+          <w:bCs w:val="0"/>
+          <w:sz w:val="28"/>
+          <w:szCs w:val="28"/>
+          <w:highlight w:val="none"/>
+        </w:rPr>
+      </w:r>
+    </w:p>
+    <w:p>
+      <w:pPr>
+        <w:pBdr>
+          <w:top w:val="none" w:color="000000" w:sz="0" w:space="0"/>
+          <w:bottom w:val="none" w:color="000000" w:sz="0" w:space="0"/>
+          <w:right w:val="none" w:color="000000" w:sz="0" w:space="0"/>
+          <w:between w:val="none" w:color="000000" w:sz="0" w:space="0"/>
+        </w:pBdr>
+        <w:tabs>
+          <w:tab w:val="left" w:leader="none" w:pos="1194"/>
+          <w:tab w:val="left" w:leader="none" w:pos="1195"/>
+        </w:tabs>
+        <w:spacing w:line="276" w:lineRule="auto"/>
+        <w:ind w:right="0" w:firstLine="709" w:left="0"/>
+        <w:jc w:val="both"/>
+        <w:rPr>
+          <w:b w:val="0"/>
+          <w:bCs w:val="0"/>
+          <w:sz w:val="28"/>
+          <w:szCs w:val="28"/>
+          <w:highlight w:val="none"/>
+        </w:rPr>
+      </w:pPr>
+      <w:r>
+        <w:rPr>
+          <w:b w:val="0"/>
+          <w:bCs w:val="0"/>
+          <w:sz w:val="28"/>
+          <w:szCs w:val="28"/>
+          <w:highlight w:val="none"/>
+          <w:lang w:val="ru-RU"/>
+        </w:rPr>
+      </w:r>
+      <w:r>
+        <w:rPr>
+          <w:b w:val="0"/>
+          <w:bCs w:val="0"/>
+          <w:sz w:val="28"/>
+          <w:szCs w:val="28"/>
+          <w:highlight w:val="none"/>
+          <w:lang w:val="ru-RU"/>
+        </w:rPr>
+      </w:r>
+      <w:r>
+        <w:rPr>
+          <w:b w:val="0"/>
+          <w:bCs w:val="0"/>
+          <w:sz w:val="28"/>
+          <w:szCs w:val="28"/>
+          <w:highlight w:val="none"/>
+          <w:lang w:val="ru-RU"/>
+        </w:rPr>
+      </w:r>
+      <w:r>
+        <w:rPr>
+          <w:b w:val="0"/>
+          <w:bCs w:val="0"/>
+          <w:sz w:val="28"/>
+          <w:szCs w:val="28"/>
+          <w:highlight w:val="none"/>
+        </w:rPr>
+      </w:r>
+      <m:oMathPara>
+        <m:oMathParaPr/>
+        <m:oMath>
+          <m:m>
+            <m:mPr>
+              <m:baseJc m:val="center"/>
+              <m:cGp/>
+              <m:cGpRule/>
+              <m:cSp/>
+              <m:mcs>
+                <m:mc>
+                  <m:mcPr>
+                    <m:mcJc m:val="center"/>
+                    <m:count m:val="1"/>
+                  </m:mcPr>
+                </m:mc>
+              </m:mcs>
+              <m:plcHide m:val="off"/>
+              <m:rSp/>
+              <m:rSpRule/>
+              <m:ctrlPr>
+                <w:rPr>
+                  <w:rFonts w:ascii="Cambria Math" w:hAnsi="Cambria Math" w:eastAsia="Cambria Math" w:cs="Cambria Math"/>
+                </w:rPr>
+              </m:ctrlPr>
+            </m:mPr>
+            <m:mr>
+              <m:e>
+                <m:sSub>
+                  <m:sSubPr>
+                    <m:ctrlPr>
+                      <w:rPr>
+                        <w:rFonts w:ascii="Cambria Math" w:hAnsi="Cambria Math" w:eastAsia="Cambria Math" w:cs="Cambria Math"/>
+                      </w:rPr>
+                    </m:ctrlPr>
+                  </m:sSubPr>
+                  <m:e>
+                    <m:r>
+                      <w:rPr>
+                        <w:rFonts w:ascii="Cambria Math" w:hAnsi="Cambria Math" w:eastAsia="Cambria Math" w:cs="Cambria Math"/>
+                      </w:rPr>
+                      <m:rPr/>
+                      <m:t>α</m:t>
+                    </m:r>
+                  </m:e>
+                  <m:sub>
+                    <m:r>
+                      <w:rPr>
+                        <w:rFonts w:ascii="Cambria Math" w:hAnsi="Cambria Math" w:eastAsia="Cambria Math" w:cs="Cambria Math"/>
+                      </w:rPr>
+                      <m:rPr/>
+                      <m:t>1</m:t>
+                    </m:r>
+                  </m:sub>
+                </m:sSub>
+                <m:r>
+                  <w:rPr>
+                    <w:rFonts w:ascii="Cambria Math" w:hAnsi="Cambria Math" w:eastAsia="Cambria Math" w:cs="Cambria Math"/>
+                  </w:rPr>
+                  <m:rPr/>
+                  <m:t>=-</m:t>
+                </m:r>
+                <m:f>
+                  <m:fPr>
+                    <m:ctrlPr>
+                      <w:rPr>
+                        <w:rFonts w:ascii="Cambria Math" w:hAnsi="Cambria Math" w:eastAsia="Cambria Math" w:cs="Cambria Math"/>
+                      </w:rPr>
+                    </m:ctrlPr>
+                  </m:fPr>
+                  <m:num>
+                    <m:sSub>
+                      <m:sSubPr>
+                        <m:ctrlPr>
+                          <w:rPr>
+                            <w:rFonts w:ascii="Cambria Math" w:hAnsi="Cambria Math" w:eastAsia="Cambria Math" w:cs="Cambria Math"/>
+                          </w:rPr>
+                        </m:ctrlPr>
+                      </m:sSubPr>
+                      <m:e>
+                        <m:r>
+                          <w:rPr>
+                            <w:rFonts w:ascii="Cambria Math" w:hAnsi="Cambria Math" w:eastAsia="Cambria Math" w:cs="Cambria Math"/>
+                          </w:rPr>
+                          <m:rPr/>
+                          <m:t>A</m:t>
+                        </m:r>
+                      </m:e>
+                      <m:sub>
+                        <m:r>
+                          <w:rPr>
+                            <w:rFonts w:ascii="Cambria Math" w:hAnsi="Cambria Math" w:eastAsia="Cambria Math" w:cs="Cambria Math"/>
+                          </w:rPr>
+                          <m:rPr/>
+                          <m:t>0,1</m:t>
+                        </m:r>
+                      </m:sub>
+                    </m:sSub>
+                  </m:num>
+                  <m:den>
+                    <m:sSub>
+                      <m:sSubPr>
+                        <m:ctrlPr>
+                          <w:rPr>
+                            <w:rFonts w:ascii="Cambria Math" w:hAnsi="Cambria Math" w:eastAsia="Cambria Math" w:cs="Cambria Math"/>
+                          </w:rPr>
+                        </m:ctrlPr>
+                      </m:sSubPr>
+                      <m:e>
+                        <m:r>
+                          <w:rPr>
+                            <w:rFonts w:ascii="Cambria Math" w:hAnsi="Cambria Math" w:eastAsia="Cambria Math" w:cs="Cambria Math"/>
+                          </w:rPr>
+                          <m:rPr/>
+                          <m:t>A</m:t>
+                        </m:r>
+                      </m:e>
+                      <m:sub>
+                        <m:r>
+                          <w:rPr>
+                            <w:rFonts w:ascii="Cambria Math" w:hAnsi="Cambria Math" w:eastAsia="Cambria Math" w:cs="Cambria Math"/>
+                          </w:rPr>
+                          <m:rPr/>
+                          <m:t>0,0</m:t>
+                        </m:r>
+                      </m:sub>
+                    </m:sSub>
+                  </m:den>
+                </m:f>
+              </m:e>
+            </m:mr>
+            <m:mr>
+              <m:e>
+                <m:sSub>
+                  <m:sSubPr>
+                    <m:ctrlPr>
+                      <w:rPr>
+                        <w:rFonts w:ascii="Cambria Math" w:hAnsi="Cambria Math" w:eastAsia="Cambria Math" w:cs="Cambria Math"/>
+                      </w:rPr>
+                    </m:ctrlPr>
+                  </m:sSubPr>
+                  <m:e>
+                    <m:r>
+                      <w:rPr>
+                        <w:rFonts w:ascii="Cambria Math" w:hAnsi="Cambria Math" w:eastAsia="Cambria Math" w:cs="Cambria Math"/>
+                      </w:rPr>
+                      <m:rPr/>
+                      <m:t>β</m:t>
+                    </m:r>
+                  </m:e>
+                  <m:sub>
+                    <m:r>
+                      <w:rPr>
+                        <w:rFonts w:ascii="Cambria Math" w:hAnsi="Cambria Math" w:eastAsia="Cambria Math" w:cs="Cambria Math"/>
+                      </w:rPr>
+                      <m:rPr/>
+                      <m:t>1</m:t>
+                    </m:r>
+                  </m:sub>
+                </m:sSub>
+                <m:r>
+                  <w:rPr>
+                    <w:rFonts w:ascii="Cambria Math" w:hAnsi="Cambria Math" w:eastAsia="Cambria Math" w:cs="Cambria Math"/>
+                  </w:rPr>
+                  <m:rPr/>
+                  <m:t>=</m:t>
+                </m:r>
+                <m:f>
+                  <m:fPr>
+                    <m:ctrlPr>
+                      <w:rPr>
+                        <w:rFonts w:ascii="Cambria Math" w:hAnsi="Cambria Math" w:eastAsia="Cambria Math" w:cs="Cambria Math"/>
+                      </w:rPr>
+                    </m:ctrlPr>
+                  </m:fPr>
+                  <m:num>
+                    <m:sSub>
+                      <m:sSubPr>
+                        <m:ctrlPr>
+                          <w:rPr>
+                            <w:rFonts w:ascii="Cambria Math" w:hAnsi="Cambria Math" w:eastAsia="Cambria Math" w:cs="Cambria Math"/>
+                          </w:rPr>
+                        </m:ctrlPr>
+                      </m:sSubPr>
+                      <m:e>
+                        <m:r>
+                          <w:rPr>
+                            <w:rFonts w:ascii="Cambria Math" w:hAnsi="Cambria Math" w:eastAsia="Cambria Math" w:cs="Cambria Math"/>
+                          </w:rPr>
+                          <m:rPr/>
+                          <m:t>f</m:t>
+                        </m:r>
+                      </m:e>
+                      <m:sub>
+                        <m:r>
+                          <w:rPr>
+                            <w:rFonts w:ascii="Cambria Math" w:hAnsi="Cambria Math" w:eastAsia="Cambria Math" w:cs="Cambria Math"/>
+                          </w:rPr>
+                          <m:rPr/>
+                          <m:t>0</m:t>
+                        </m:r>
+                      </m:sub>
+                    </m:sSub>
+                  </m:num>
+                  <m:den>
+                    <m:sSub>
+                      <m:sSubPr>
+                        <m:ctrlPr>
+                          <w:rPr>
+                            <w:rFonts w:ascii="Cambria Math" w:hAnsi="Cambria Math" w:eastAsia="Cambria Math" w:cs="Cambria Math"/>
+                          </w:rPr>
+                        </m:ctrlPr>
+                      </m:sSubPr>
+                      <m:e>
+                        <m:r>
+                          <w:rPr>
+                            <w:rFonts w:ascii="Cambria Math" w:hAnsi="Cambria Math" w:eastAsia="Cambria Math" w:cs="Cambria Math"/>
+                          </w:rPr>
+                          <m:rPr/>
+                          <m:t>A</m:t>
+                        </m:r>
+                      </m:e>
+                      <m:sub>
+                        <m:r>
+                          <w:rPr>
+                            <w:rFonts w:ascii="Cambria Math" w:hAnsi="Cambria Math" w:eastAsia="Cambria Math" w:cs="Cambria Math"/>
+                          </w:rPr>
+                          <m:rPr/>
+                          <m:t>0,0</m:t>
+                        </m:r>
+                      </m:sub>
+                    </m:sSub>
+                  </m:den>
+                </m:f>
+              </m:e>
+            </m:mr>
+            <m:mr>
+              <m:e>
+                <m:sSub>
+                  <m:sSubPr>
+                    <m:ctrlPr>
+                      <w:rPr>
+                        <w:rFonts w:ascii="Cambria Math" w:hAnsi="Cambria Math" w:eastAsia="Cambria Math" w:cs="Cambria Math"/>
+                      </w:rPr>
+                    </m:ctrlPr>
+                  </m:sSubPr>
+                  <m:e>
+                    <m:r>
+                      <w:rPr>
+                        <w:rFonts w:ascii="Cambria Math" w:hAnsi="Cambria Math" w:eastAsia="Cambria Math" w:cs="Cambria Math"/>
+                      </w:rPr>
+                      <m:rPr/>
+                      <m:t>α</m:t>
+                    </m:r>
+                  </m:e>
+                  <m:sub>
+                    <m:r>
+                      <w:rPr>
+                        <w:rFonts w:ascii="Cambria Math" w:hAnsi="Cambria Math" w:eastAsia="Cambria Math" w:cs="Cambria Math"/>
+                      </w:rPr>
+                      <m:rPr/>
+                      <m:t>i+1</m:t>
+                    </m:r>
+                  </m:sub>
+                </m:sSub>
+                <m:r>
+                  <w:rPr>
+                    <w:rFonts w:ascii="Cambria Math" w:hAnsi="Cambria Math" w:eastAsia="Cambria Math" w:cs="Cambria Math"/>
+                  </w:rPr>
+                  <m:rPr/>
+                  <m:t>=-</m:t>
+                </m:r>
+                <m:f>
+                  <m:fPr>
+                    <m:ctrlPr>
+                      <w:rPr>
+                        <w:rFonts w:ascii="Cambria Math" w:hAnsi="Cambria Math" w:eastAsia="Cambria Math" w:cs="Cambria Math"/>
+                      </w:rPr>
+                    </m:ctrlPr>
+                  </m:fPr>
+                  <m:num>
+                    <m:sSub>
+                      <m:sSubPr>
+                        <m:ctrlPr>
+                          <w:rPr>
+                            <w:rFonts w:ascii="Cambria Math" w:hAnsi="Cambria Math" w:eastAsia="Cambria Math" w:cs="Cambria Math"/>
+                          </w:rPr>
+                        </m:ctrlPr>
+                      </m:sSubPr>
+                      <m:e>
+                        <m:r>
+                          <w:rPr>
+                            <w:rFonts w:ascii="Cambria Math" w:hAnsi="Cambria Math" w:eastAsia="Cambria Math" w:cs="Cambria Math"/>
+                          </w:rPr>
+                          <m:rPr/>
+                          <m:t>A</m:t>
+                        </m:r>
+                      </m:e>
+                      <m:sub>
+                        <m:r>
+                          <w:rPr>
+                            <w:rFonts w:ascii="Cambria Math" w:hAnsi="Cambria Math" w:eastAsia="Cambria Math" w:cs="Cambria Math"/>
+                          </w:rPr>
+                          <m:rPr/>
+                          <m:t>i,i+1</m:t>
+                        </m:r>
+                      </m:sub>
+                    </m:sSub>
+                  </m:num>
+                  <m:den>
+                    <m:sSub>
+                      <m:sSubPr>
+                        <m:ctrlPr>
+                          <w:rPr>
+                            <w:rFonts w:ascii="Cambria Math" w:hAnsi="Cambria Math" w:eastAsia="Cambria Math" w:cs="Cambria Math"/>
+                          </w:rPr>
+                        </m:ctrlPr>
+                      </m:sSubPr>
+                      <m:e>
+                        <m:r>
+                          <w:rPr>
+                            <w:rFonts w:ascii="Cambria Math" w:hAnsi="Cambria Math" w:eastAsia="Cambria Math" w:cs="Cambria Math"/>
+                          </w:rPr>
+                          <m:rPr/>
+                          <m:t>A</m:t>
+                        </m:r>
+                      </m:e>
+                      <m:sub>
+                        <m:r>
+                          <w:rPr>
+                            <w:rFonts w:ascii="Cambria Math" w:hAnsi="Cambria Math" w:eastAsia="Cambria Math" w:cs="Cambria Math"/>
+                          </w:rPr>
+                          <m:rPr/>
+                          <m:t>i,i</m:t>
+                        </m:r>
+                      </m:sub>
+                    </m:sSub>
+                    <m:r>
+                      <w:rPr>
+                        <w:rFonts w:ascii="Cambria Math" w:hAnsi="Cambria Math" w:eastAsia="Cambria Math" w:cs="Cambria Math"/>
+                      </w:rPr>
+                      <m:rPr/>
+                      <m:t>+</m:t>
+                    </m:r>
+                    <m:sSub>
+                      <m:sSubPr>
+                        <m:ctrlPr>
+                          <w:rPr>
+                            <w:rFonts w:ascii="Cambria Math" w:hAnsi="Cambria Math" w:eastAsia="Cambria Math" w:cs="Cambria Math"/>
+                          </w:rPr>
+                        </m:ctrlPr>
+                      </m:sSubPr>
+                      <m:e>
+                        <m:r>
+                          <w:rPr>
+                            <w:rFonts w:ascii="Cambria Math" w:hAnsi="Cambria Math" w:eastAsia="Cambria Math" w:cs="Cambria Math"/>
+                          </w:rPr>
+                          <m:rPr/>
+                          <m:t>A</m:t>
+                        </m:r>
+                      </m:e>
+                      <m:sub>
+                        <m:r>
+                          <w:rPr>
+                            <w:rFonts w:ascii="Cambria Math" w:hAnsi="Cambria Math" w:eastAsia="Cambria Math" w:cs="Cambria Math"/>
+                          </w:rPr>
+                          <m:rPr/>
+                          <m:t>i,i-1</m:t>
+                        </m:r>
+                      </m:sub>
+                    </m:sSub>
+                    <m:r>
+                      <w:rPr>
+                        <w:rFonts w:ascii="Cambria Math" w:hAnsi="Cambria Math" w:eastAsia="Cambria Math" w:cs="Cambria Math"/>
+                      </w:rPr>
+                      <m:rPr/>
+                      <m:t>⋅</m:t>
+                    </m:r>
+                    <m:sSub>
+                      <m:sSubPr>
+                        <m:ctrlPr>
+                          <w:rPr>
+                            <w:rFonts w:ascii="Cambria Math" w:hAnsi="Cambria Math" w:eastAsia="Cambria Math" w:cs="Cambria Math"/>
+                          </w:rPr>
+                        </m:ctrlPr>
+                      </m:sSubPr>
+                      <m:e>
+                        <m:r>
+                          <w:rPr>
+                            <w:rFonts w:ascii="Cambria Math" w:hAnsi="Cambria Math" w:eastAsia="Cambria Math" w:cs="Cambria Math"/>
+                          </w:rPr>
+                          <m:rPr/>
+                          <m:t>α</m:t>
+                        </m:r>
+                      </m:e>
+                      <m:sub>
+                        <m:r>
+                          <w:rPr>
+                            <w:rFonts w:ascii="Cambria Math" w:hAnsi="Cambria Math" w:eastAsia="Cambria Math" w:cs="Cambria Math"/>
+                          </w:rPr>
+                          <m:rPr/>
+                          <m:t>i</m:t>
+                        </m:r>
+                      </m:sub>
+                    </m:sSub>
+                  </m:den>
+                </m:f>
+                <m:r>
+                  <w:rPr>
+                    <w:rFonts w:ascii="Cambria Math" w:hAnsi="Cambria Math" w:eastAsia="Cambria Math" w:cs="Cambria Math"/>
+                  </w:rPr>
+                  <m:rPr/>
+                  <m:t>, i=1,2,…,N-1</m:t>
+                </m:r>
+              </m:e>
+            </m:mr>
+            <m:mr>
+              <m:e>
+                <m:sSub>
+                  <m:sSubPr>
+                    <m:ctrlPr>
+                      <w:rPr>
+                        <w:rFonts w:ascii="Cambria Math" w:hAnsi="Cambria Math" w:eastAsia="Cambria Math" w:cs="Cambria Math"/>
+                      </w:rPr>
+                    </m:ctrlPr>
+                  </m:sSubPr>
+                  <m:e>
+                    <m:r>
+                      <w:rPr>
+                        <w:rFonts w:ascii="Cambria Math" w:hAnsi="Cambria Math" w:eastAsia="Cambria Math" w:cs="Cambria Math"/>
+                      </w:rPr>
+                      <m:rPr/>
+                      <m:t>β</m:t>
+                    </m:r>
+                  </m:e>
+                  <m:sub>
+                    <m:r>
+                      <w:rPr>
+                        <w:rFonts w:ascii="Cambria Math" w:hAnsi="Cambria Math" w:eastAsia="Cambria Math" w:cs="Cambria Math"/>
+                      </w:rPr>
+                      <m:rPr/>
+                      <m:t>i+1</m:t>
+                    </m:r>
+                  </m:sub>
+                </m:sSub>
+                <m:r>
+                  <w:rPr>
+                    <w:rFonts w:ascii="Cambria Math" w:hAnsi="Cambria Math" w:eastAsia="Cambria Math" w:cs="Cambria Math"/>
+                  </w:rPr>
+                  <m:rPr/>
+                  <m:t>=</m:t>
+                </m:r>
+                <m:f>
+                  <m:fPr>
+                    <m:ctrlPr>
+                      <w:rPr>
+                        <w:rFonts w:ascii="Cambria Math" w:hAnsi="Cambria Math" w:eastAsia="Cambria Math" w:cs="Cambria Math"/>
+                      </w:rPr>
+                    </m:ctrlPr>
+                  </m:fPr>
+                  <m:num>
+                    <m:sSub>
+                      <m:sSubPr>
+                        <m:ctrlPr>
+                          <w:rPr>
+                            <w:rFonts w:ascii="Cambria Math" w:hAnsi="Cambria Math" w:eastAsia="Cambria Math" w:cs="Cambria Math"/>
+                          </w:rPr>
+                        </m:ctrlPr>
+                      </m:sSubPr>
+                      <m:e>
+                        <m:r>
+                          <w:rPr>
+                            <w:rFonts w:ascii="Cambria Math" w:hAnsi="Cambria Math" w:eastAsia="Cambria Math" w:cs="Cambria Math"/>
+                          </w:rPr>
+                          <m:rPr/>
+                          <m:t>f</m:t>
+                        </m:r>
+                      </m:e>
+                      <m:sub>
+                        <m:r>
+                          <w:rPr>
+                            <w:rFonts w:ascii="Cambria Math" w:hAnsi="Cambria Math" w:eastAsia="Cambria Math" w:cs="Cambria Math"/>
+                          </w:rPr>
+                          <m:rPr/>
+                          <m:t>i</m:t>
+                        </m:r>
+                      </m:sub>
+                    </m:sSub>
+                    <m:r>
+                      <w:rPr>
+                        <w:rFonts w:ascii="Cambria Math" w:hAnsi="Cambria Math" w:eastAsia="Cambria Math" w:cs="Cambria Math"/>
+                      </w:rPr>
+                      <m:rPr/>
+                      <m:t>-</m:t>
+                    </m:r>
+                    <m:sSub>
+                      <m:sSubPr>
+                        <m:ctrlPr>
+                          <w:rPr>
+                            <w:rFonts w:ascii="Cambria Math" w:hAnsi="Cambria Math" w:eastAsia="Cambria Math" w:cs="Cambria Math"/>
+                          </w:rPr>
+                        </m:ctrlPr>
+                      </m:sSubPr>
+                      <m:e>
+                        <m:r>
+                          <w:rPr>
+                            <w:rFonts w:ascii="Cambria Math" w:hAnsi="Cambria Math" w:eastAsia="Cambria Math" w:cs="Cambria Math"/>
+                          </w:rPr>
+                          <m:rPr/>
+                          <m:t>A</m:t>
+                        </m:r>
+                      </m:e>
+                      <m:sub>
+                        <m:r>
+                          <w:rPr>
+                            <w:rFonts w:ascii="Cambria Math" w:hAnsi="Cambria Math" w:eastAsia="Cambria Math" w:cs="Cambria Math"/>
+                          </w:rPr>
+                          <m:rPr/>
+                          <m:t>i,i-1</m:t>
+                        </m:r>
+                      </m:sub>
+                    </m:sSub>
+                    <m:r>
+                      <w:rPr>
+                        <w:rFonts w:ascii="Cambria Math" w:hAnsi="Cambria Math" w:eastAsia="Cambria Math" w:cs="Cambria Math"/>
+                      </w:rPr>
+                      <m:rPr/>
+                      <m:t>⋅</m:t>
+                    </m:r>
+                    <m:sSub>
+                      <m:sSubPr>
+                        <m:ctrlPr>
+                          <w:rPr>
+                            <w:rFonts w:ascii="Cambria Math" w:hAnsi="Cambria Math" w:eastAsia="Cambria Math" w:cs="Cambria Math"/>
+                          </w:rPr>
+                        </m:ctrlPr>
+                      </m:sSubPr>
+                      <m:e>
+                        <m:r>
+                          <w:rPr>
+                            <w:rFonts w:ascii="Cambria Math" w:hAnsi="Cambria Math" w:eastAsia="Cambria Math" w:cs="Cambria Math"/>
+                          </w:rPr>
+                          <m:rPr/>
+                          <m:t>β</m:t>
+                        </m:r>
+                      </m:e>
+                      <m:sub>
+                        <m:r>
+                          <w:rPr>
+                            <w:rFonts w:ascii="Cambria Math" w:hAnsi="Cambria Math" w:eastAsia="Cambria Math" w:cs="Cambria Math"/>
+                          </w:rPr>
+                          <m:rPr/>
+                          <m:t>i</m:t>
+                        </m:r>
+                      </m:sub>
+                    </m:sSub>
+                  </m:num>
+                  <m:den>
+                    <m:sSub>
+                      <m:sSubPr>
+                        <m:ctrlPr>
+                          <w:rPr>
+                            <w:rFonts w:ascii="Cambria Math" w:hAnsi="Cambria Math" w:eastAsia="Cambria Math" w:cs="Cambria Math"/>
+                          </w:rPr>
+                        </m:ctrlPr>
+                      </m:sSubPr>
+                      <m:e>
+                        <m:r>
+                          <w:rPr>
+                            <w:rFonts w:ascii="Cambria Math" w:hAnsi="Cambria Math" w:eastAsia="Cambria Math" w:cs="Cambria Math"/>
+                          </w:rPr>
+                          <m:rPr/>
+                          <m:t>A</m:t>
+                        </m:r>
+                      </m:e>
+                      <m:sub>
+                        <m:r>
+                          <w:rPr>
+                            <w:rFonts w:ascii="Cambria Math" w:hAnsi="Cambria Math" w:eastAsia="Cambria Math" w:cs="Cambria Math"/>
+                          </w:rPr>
+                          <m:rPr/>
+                          <m:t>i,i</m:t>
+                        </m:r>
+                      </m:sub>
+                    </m:sSub>
+                    <m:r>
+                      <w:rPr>
+                        <w:rFonts w:ascii="Cambria Math" w:hAnsi="Cambria Math" w:eastAsia="Cambria Math" w:cs="Cambria Math"/>
+                      </w:rPr>
+                      <m:rPr/>
+                      <m:t>+</m:t>
+                    </m:r>
+                    <m:sSub>
+                      <m:sSubPr>
+                        <m:ctrlPr>
+                          <w:rPr>
+                            <w:rFonts w:ascii="Cambria Math" w:hAnsi="Cambria Math" w:eastAsia="Cambria Math" w:cs="Cambria Math"/>
+                          </w:rPr>
+                        </m:ctrlPr>
+                      </m:sSubPr>
+                      <m:e>
+                        <m:r>
+                          <w:rPr>
+                            <w:rFonts w:ascii="Cambria Math" w:hAnsi="Cambria Math" w:eastAsia="Cambria Math" w:cs="Cambria Math"/>
+                          </w:rPr>
+                          <m:rPr/>
+                          <m:t>A</m:t>
+                        </m:r>
+                      </m:e>
+                      <m:sub>
+                        <m:r>
+                          <w:rPr>
+                            <w:rFonts w:ascii="Cambria Math" w:hAnsi="Cambria Math" w:eastAsia="Cambria Math" w:cs="Cambria Math"/>
+                          </w:rPr>
+                          <m:rPr/>
+                          <m:t>i,i-1</m:t>
+                        </m:r>
+                      </m:sub>
+                    </m:sSub>
+                    <m:r>
+                      <w:rPr>
+                        <w:rFonts w:ascii="Cambria Math" w:hAnsi="Cambria Math" w:eastAsia="Cambria Math" w:cs="Cambria Math"/>
+                      </w:rPr>
+                      <m:rPr/>
+                      <m:t>⋅</m:t>
+                    </m:r>
+                    <m:sSub>
+                      <m:sSubPr>
+                        <m:ctrlPr>
+                          <w:rPr>
+                            <w:rFonts w:ascii="Cambria Math" w:hAnsi="Cambria Math" w:eastAsia="Cambria Math" w:cs="Cambria Math"/>
+                          </w:rPr>
+                        </m:ctrlPr>
+                      </m:sSubPr>
+                      <m:e>
+                        <m:r>
+                          <w:rPr>
+                            <w:rFonts w:ascii="Cambria Math" w:hAnsi="Cambria Math" w:eastAsia="Cambria Math" w:cs="Cambria Math"/>
+                          </w:rPr>
+                          <m:rPr/>
+                          <m:t>α</m:t>
+                        </m:r>
+                      </m:e>
+                      <m:sub>
+                        <m:r>
+                          <w:rPr>
+                            <w:rFonts w:ascii="Cambria Math" w:hAnsi="Cambria Math" w:eastAsia="Cambria Math" w:cs="Cambria Math"/>
+                          </w:rPr>
+                          <m:rPr/>
+                          <m:t>i</m:t>
+                        </m:r>
+                      </m:sub>
+                    </m:sSub>
+                  </m:den>
+                </m:f>
+                <m:r>
+                  <w:rPr>
+                    <w:rFonts w:ascii="Cambria Math" w:hAnsi="Cambria Math" w:eastAsia="Cambria Math" w:cs="Cambria Math"/>
+                  </w:rPr>
+                  <m:rPr/>
+                  <m:t>, i=1,2,…,N</m:t>
+                </m:r>
+              </m:e>
+            </m:mr>
+            <m:mr>
+              <m:e>
+                <m:sSub>
+                  <m:sSubPr>
+                    <m:ctrlPr>
+                      <w:rPr>
+                        <w:rFonts w:ascii="Cambria Math" w:hAnsi="Cambria Math" w:eastAsia="Cambria Math" w:cs="Cambria Math"/>
+                      </w:rPr>
+                    </m:ctrlPr>
+                  </m:sSubPr>
+                  <m:e>
+                    <m:r>
+                      <w:rPr>
+                        <w:rFonts w:ascii="Cambria Math" w:hAnsi="Cambria Math" w:eastAsia="Cambria Math" w:cs="Cambria Math"/>
+                      </w:rPr>
+                      <m:rPr/>
+                      <m:t>x</m:t>
+                    </m:r>
+                  </m:e>
+                  <m:sub>
+                    <m:r>
+                      <w:rPr>
+                        <w:rFonts w:ascii="Cambria Math" w:hAnsi="Cambria Math" w:eastAsia="Cambria Math" w:cs="Cambria Math"/>
+                      </w:rPr>
+                      <m:rPr/>
+                      <m:t>N</m:t>
+                    </m:r>
+                  </m:sub>
+                </m:sSub>
+                <m:r>
+                  <w:rPr>
+                    <w:rFonts w:ascii="Cambria Math" w:hAnsi="Cambria Math" w:eastAsia="Cambria Math" w:cs="Cambria Math"/>
+                  </w:rPr>
+                  <m:rPr/>
+                  <m:t>=</m:t>
+                </m:r>
+                <m:sSub>
+                  <m:sSubPr>
+                    <m:ctrlPr>
+                      <w:rPr>
+                        <w:rFonts w:ascii="Cambria Math" w:hAnsi="Cambria Math" w:eastAsia="Cambria Math" w:cs="Cambria Math"/>
+                      </w:rPr>
+                    </m:ctrlPr>
+                  </m:sSubPr>
+                  <m:e>
+                    <m:r>
+                      <w:rPr>
+                        <w:rFonts w:ascii="Cambria Math" w:hAnsi="Cambria Math" w:eastAsia="Cambria Math" w:cs="Cambria Math"/>
+                      </w:rPr>
+                      <m:rPr/>
+                      <m:t>β</m:t>
+                    </m:r>
+                  </m:e>
+                  <m:sub>
+                    <m:r>
+                      <w:rPr>
+                        <w:rFonts w:ascii="Cambria Math" w:hAnsi="Cambria Math" w:eastAsia="Cambria Math" w:cs="Cambria Math"/>
+                      </w:rPr>
+                      <m:rPr/>
+                      <m:t>N+1</m:t>
+                    </m:r>
+                  </m:sub>
+                </m:sSub>
+              </m:e>
+            </m:mr>
+            <m:mr>
+              <m:e>
+                <m:sSub>
+                  <m:sSubPr>
+                    <m:ctrlPr>
+                      <w:rPr>
+                        <w:rFonts w:ascii="Cambria Math" w:hAnsi="Cambria Math" w:eastAsia="Cambria Math" w:cs="Cambria Math"/>
+                      </w:rPr>
+                    </m:ctrlPr>
+                  </m:sSubPr>
+                  <m:e>
+                    <m:r>
+                      <w:rPr>
+                        <w:rFonts w:ascii="Cambria Math" w:hAnsi="Cambria Math" w:eastAsia="Cambria Math" w:cs="Cambria Math"/>
+                      </w:rPr>
+                      <m:rPr/>
+                      <m:t>x</m:t>
+                    </m:r>
+                  </m:e>
+                  <m:sub>
+                    <m:r>
+                      <w:rPr>
+                        <w:rFonts w:ascii="Cambria Math" w:hAnsi="Cambria Math" w:eastAsia="Cambria Math" w:cs="Cambria Math"/>
+                      </w:rPr>
+                      <m:rPr/>
+                      <m:t>i</m:t>
+                    </m:r>
+                  </m:sub>
+                </m:sSub>
+                <m:r>
+                  <w:rPr>
+                    <w:rFonts w:ascii="Cambria Math" w:hAnsi="Cambria Math" w:eastAsia="Cambria Math" w:cs="Cambria Math"/>
+                  </w:rPr>
+                  <m:rPr/>
+                  <m:t>=</m:t>
+                </m:r>
+                <m:sSub>
+                  <m:sSubPr>
+                    <m:ctrlPr>
+                      <w:rPr>
+                        <w:rFonts w:ascii="Cambria Math" w:hAnsi="Cambria Math" w:eastAsia="Cambria Math" w:cs="Cambria Math"/>
+                      </w:rPr>
+                    </m:ctrlPr>
+                  </m:sSubPr>
+                  <m:e>
+                    <m:r>
+                      <w:rPr>
+                        <w:rFonts w:ascii="Cambria Math" w:hAnsi="Cambria Math" w:eastAsia="Cambria Math" w:cs="Cambria Math"/>
+                      </w:rPr>
+                      <m:rPr/>
+                      <m:t>α</m:t>
+                    </m:r>
+                  </m:e>
+                  <m:sub>
+                    <m:r>
+                      <w:rPr>
+                        <w:rFonts w:ascii="Cambria Math" w:hAnsi="Cambria Math" w:eastAsia="Cambria Math" w:cs="Cambria Math"/>
+                      </w:rPr>
+                      <m:rPr/>
+                      <m:t>i+1</m:t>
+                    </m:r>
+                  </m:sub>
+                </m:sSub>
+                <m:r>
+                  <w:rPr>
+                    <w:rFonts w:ascii="Cambria Math" w:hAnsi="Cambria Math" w:eastAsia="Cambria Math" w:cs="Cambria Math"/>
+                  </w:rPr>
+                  <m:rPr/>
+                  <m:t>⋅</m:t>
+                </m:r>
+                <m:sSub>
+                  <m:sSubPr>
+                    <m:ctrlPr>
+                      <w:rPr>
+                        <w:rFonts w:ascii="Cambria Math" w:hAnsi="Cambria Math" w:eastAsia="Cambria Math" w:cs="Cambria Math"/>
+                      </w:rPr>
+                    </m:ctrlPr>
+                  </m:sSubPr>
+                  <m:e>
+                    <m:r>
+                      <w:rPr>
+                        <w:rFonts w:ascii="Cambria Math" w:hAnsi="Cambria Math" w:eastAsia="Cambria Math" w:cs="Cambria Math"/>
+                      </w:rPr>
+                      <m:rPr/>
+                      <m:t>x</m:t>
+                    </m:r>
+                  </m:e>
+                  <m:sub>
+                    <m:r>
+                      <w:rPr>
+                        <w:rFonts w:ascii="Cambria Math" w:hAnsi="Cambria Math" w:eastAsia="Cambria Math" w:cs="Cambria Math"/>
+                      </w:rPr>
+                      <m:rPr/>
+                      <m:t>i+1</m:t>
+                    </m:r>
+                  </m:sub>
+                </m:sSub>
+                <m:r>
+                  <w:rPr>
+                    <w:rFonts w:ascii="Cambria Math" w:hAnsi="Cambria Math" w:eastAsia="Cambria Math" w:cs="Cambria Math"/>
+                  </w:rPr>
+                  <m:rPr/>
+                  <m:t>+</m:t>
+                </m:r>
+                <m:sSub>
+                  <m:sSubPr>
+                    <m:ctrlPr>
+                      <w:rPr>
+                        <w:rFonts w:ascii="Cambria Math" w:hAnsi="Cambria Math" w:eastAsia="Cambria Math" w:cs="Cambria Math"/>
+                      </w:rPr>
+                    </m:ctrlPr>
+                  </m:sSubPr>
+                  <m:e>
+                    <m:r>
+                      <w:rPr>
+                        <w:rFonts w:ascii="Cambria Math" w:hAnsi="Cambria Math" w:eastAsia="Cambria Math" w:cs="Cambria Math"/>
+                      </w:rPr>
+                      <m:rPr/>
+                      <m:t>β</m:t>
+                    </m:r>
+                  </m:e>
+                  <m:sub>
+                    <m:r>
+                      <w:rPr>
+                        <w:rFonts w:ascii="Cambria Math" w:hAnsi="Cambria Math" w:eastAsia="Cambria Math" w:cs="Cambria Math"/>
+                      </w:rPr>
+                      <m:rPr/>
+                      <m:t>i+1</m:t>
+                    </m:r>
+                  </m:sub>
+                </m:sSub>
+                <m:r>
+                  <w:rPr>
+                    <w:rFonts w:ascii="Cambria Math" w:hAnsi="Cambria Math" w:eastAsia="Cambria Math" w:cs="Cambria Math"/>
+                  </w:rPr>
+                  <m:rPr/>
+                  <m:t>, i=N-1,…,0</m:t>
+                </m:r>
+              </m:e>
+            </m:mr>
+          </m:m>
+        </m:oMath>
+      </m:oMathPara>
+      <w:r>
+        <w:rPr>
+          <w:b w:val="0"/>
+          <w:bCs w:val="0"/>
+          <w:sz w:val="28"/>
+          <w:szCs w:val="28"/>
+          <w:highlight w:val="none"/>
+        </w:rPr>
+      </w:r>
+      <w:r>
+        <w:rPr>
+          <w:b w:val="0"/>
+          <w:bCs w:val="0"/>
+          <w:sz w:val="28"/>
+          <w:szCs w:val="28"/>
+          <w:highlight w:val="none"/>
+        </w:rPr>
+      </w:r>
+    </w:p>
+    <w:p>
+      <w:pPr>
+        <w:pBdr>
+          <w:top w:val="none" w:color="000000" w:sz="0" w:space="0"/>
+          <w:bottom w:val="none" w:color="000000" w:sz="0" w:space="0"/>
+          <w:right w:val="none" w:color="000000" w:sz="0" w:space="0"/>
+          <w:between w:val="none" w:color="000000" w:sz="0" w:space="0"/>
+        </w:pBdr>
+        <w:tabs>
+          <w:tab w:val="left" w:leader="none" w:pos="1194"/>
+          <w:tab w:val="left" w:leader="none" w:pos="1195"/>
+        </w:tabs>
+        <w:spacing w:line="276" w:lineRule="auto"/>
+        <w:ind w:right="0" w:firstLine="709" w:left="0"/>
+        <w:jc w:val="both"/>
+        <w:rPr>
+          <w:b/>
+          <w:bCs/>
+          <w:sz w:val="28"/>
+          <w:szCs w:val="28"/>
+          <w:highlight w:val="none"/>
+          <w:lang w:val="ru-RU"/>
+        </w:rPr>
+      </w:pPr>
+      <w:r>
+        <w:rPr>
+          <w:b/>
+          <w:bCs/>
+          <w:sz w:val="28"/>
+          <w:szCs w:val="28"/>
+          <w:highlight w:val="none"/>
+          <w:lang w:val="ru-RU"/>
+        </w:rPr>
+        <w:t xml:space="preserve">Полученные результаты</w:t>
+      </w:r>
+      <w:r>
+        <w:rPr>
+          <w:b/>
+          <w:bCs/>
+          <w:sz w:val="28"/>
+          <w:szCs w:val="28"/>
+          <w:highlight w:val="none"/>
+        </w:rPr>
+      </w:r>
+    </w:p>
+    <w:p>
+      <w:pPr>
+        <w:pBdr>
+          <w:top w:val="none" w:color="000000" w:sz="0" w:space="0"/>
+          <w:bottom w:val="none" w:color="000000" w:sz="0" w:space="0"/>
+          <w:right w:val="none" w:color="000000" w:sz="0" w:space="0"/>
+          <w:between w:val="none" w:color="000000" w:sz="0" w:space="0"/>
+        </w:pBdr>
+        <w:tabs>
+          <w:tab w:val="left" w:leader="none" w:pos="1194"/>
+          <w:tab w:val="left" w:leader="none" w:pos="1195"/>
+        </w:tabs>
+        <w:spacing w:line="276" w:lineRule="auto"/>
+        <w:ind w:right="0" w:firstLine="709" w:left="0"/>
+        <w:jc w:val="both"/>
+        <w:rPr>
+          <w:rFonts w:ascii="Times New Roman" w:hAnsi="Times New Roman" w:cs="Times New Roman"/>
+          <w:b w:val="0"/>
+          <w:bCs w:val="0"/>
+          <w:sz w:val="28"/>
+          <w:szCs w:val="28"/>
+          <w:highlight w:val="none"/>
+        </w:rPr>
+      </w:pPr>
+      <w:r>
+        <w:rPr>
+          <w:rFonts w:ascii="Times New Roman" w:hAnsi="Times New Roman" w:eastAsia="Times New Roman" w:cs="Times New Roman"/>
+          <w:b w:val="0"/>
+          <w:bCs w:val="0"/>
+          <w:sz w:val="28"/>
+          <w:szCs w:val="28"/>
+          <w:highlight w:val="none"/>
+          <w:lang w:val="ru-RU"/>
+        </w:rPr>
+        <w:t xml:space="preserve">Х: </w:t>
+      </w:r>
+      <w:r>
+        <w:rPr>
+          <w:rFonts w:ascii="Times New Roman" w:hAnsi="Times New Roman" w:eastAsia="Times New Roman" w:cs="Times New Roman"/>
+          <w:b w:val="0"/>
+          <w:bCs w:val="0"/>
+          <w:sz w:val="28"/>
+          <w:szCs w:val="28"/>
+          <w:highlight w:val="none"/>
+        </w:rPr>
+      </w:r>
+    </w:p>
+    <w:p>
+      <w:pPr>
+        <w:pBdr>
+          <w:top w:val="none" w:color="000000" w:sz="0" w:space="0"/>
+          <w:bottom w:val="none" w:color="000000" w:sz="0" w:space="0"/>
+          <w:right w:val="none" w:color="000000" w:sz="0" w:space="0"/>
+          <w:between w:val="none" w:color="000000" w:sz="0" w:space="0"/>
+        </w:pBdr>
+        <w:tabs>
+          <w:tab w:val="left" w:leader="none" w:pos="1194"/>
+          <w:tab w:val="left" w:leader="none" w:pos="1195"/>
+        </w:tabs>
+        <w:spacing w:line="276" w:lineRule="auto"/>
+        <w:ind w:right="0" w:firstLine="709" w:left="0"/>
+        <w:jc w:val="both"/>
+        <w:rPr>
+          <w:rFonts w:ascii="Times New Roman" w:hAnsi="Times New Roman" w:cs="Times New Roman"/>
+          <w:color w:val="202020"/>
+          <w:sz w:val="28"/>
+          <w:szCs w:val="28"/>
+          <w:highlight w:val="none"/>
+        </w:rPr>
+      </w:pPr>
+      <w:r>
+        <w:rPr>
+          <w:rFonts w:ascii="Times New Roman" w:hAnsi="Times New Roman" w:eastAsia="Times New Roman" w:cs="Times New Roman"/>
+          <w:b w:val="0"/>
+          <w:bCs w:val="0"/>
+          <w:sz w:val="28"/>
+          <w:szCs w:val="28"/>
+          <w:highlight w:val="none"/>
+          <w:lang w:val="ru-RU"/>
+        </w:rPr>
+      </w:r>
+      <w:r>
+        <w:rPr>
+          <w:rFonts w:ascii="Times New Roman" w:hAnsi="Times New Roman" w:eastAsia="Times New Roman" w:cs="Times New Roman"/>
+          <w:color w:val="202020"/>
+          <w:sz w:val="28"/>
+          <w:szCs w:val="28"/>
+        </w:rPr>
+        <w:t xml:space="preserve">[3.19160 -5.11594 1.54653 3.20163 -4.77983]</w:t>
+      </w:r>
+      <w:r>
+        <w:rPr>
+          <w:rFonts w:ascii="Times New Roman" w:hAnsi="Times New Roman" w:eastAsia="Times New Roman" w:cs="Times New Roman"/>
+          <w:color w:val="202020"/>
+          <w:sz w:val="28"/>
+          <w:szCs w:val="28"/>
+        </w:rPr>
+      </w:r>
+      <w:r>
+        <w:rPr>
+          <w:rFonts w:ascii="Times New Roman" w:hAnsi="Times New Roman" w:eastAsia="Times New Roman" w:cs="Times New Roman"/>
+          <w:b w:val="0"/>
+          <w:bCs w:val="0"/>
+          <w:sz w:val="28"/>
+          <w:szCs w:val="28"/>
+          <w:highlight w:val="none"/>
+        </w:rPr>
+      </w:r>
+    </w:p>
+    <w:p>
+      <w:pPr>
+        <w:pBdr>
+          <w:top w:val="none" w:color="000000" w:sz="0" w:space="0"/>
+          <w:bottom w:val="none" w:color="000000" w:sz="0" w:space="0"/>
+          <w:right w:val="none" w:color="000000" w:sz="0" w:space="0"/>
+          <w:between w:val="none" w:color="000000" w:sz="0" w:space="0"/>
+        </w:pBdr>
+        <w:tabs>
+          <w:tab w:val="left" w:leader="none" w:pos="1194"/>
+          <w:tab w:val="left" w:leader="none" w:pos="1195"/>
+        </w:tabs>
+        <w:spacing w:line="276" w:lineRule="auto"/>
+        <w:ind w:right="0" w:firstLine="709" w:left="0"/>
+        <w:jc w:val="both"/>
+        <w:rPr>
+          <w:rFonts w:ascii="Times New Roman" w:hAnsi="Times New Roman" w:cs="Times New Roman"/>
+          <w:color w:val="202020"/>
+          <w:sz w:val="28"/>
+          <w:szCs w:val="28"/>
+          <w:highlight w:val="none"/>
+        </w:rPr>
+      </w:pPr>
+      <w:r>
+        <w:rPr>
+          <w:rFonts w:ascii="Times New Roman" w:hAnsi="Times New Roman" w:eastAsia="Times New Roman" w:cs="Times New Roman"/>
+          <w:color w:val="202020"/>
+          <w:sz w:val="28"/>
+          <w:szCs w:val="28"/>
+          <w:highlight w:val="none"/>
+          <w:lang w:val="en-US"/>
+        </w:rPr>
+        <w:t xml:space="preserve">r:</w:t>
+      </w:r>
+      <w:r>
+        <w:rPr>
+          <w:rFonts w:ascii="Times New Roman" w:hAnsi="Times New Roman" w:eastAsia="Times New Roman" w:cs="Times New Roman"/>
+          <w:color w:val="202020"/>
+          <w:sz w:val="28"/>
+          <w:szCs w:val="28"/>
+          <w:highlight w:val="none"/>
+          <w:lang w:val="en-US"/>
+        </w:rPr>
+      </w:r>
+    </w:p>
+    <w:p>
+      <w:pPr>
+        <w:pBdr>
+          <w:top w:val="none" w:color="000000" w:sz="0" w:space="0"/>
+          <w:bottom w:val="none" w:color="000000" w:sz="0" w:space="0"/>
+          <w:right w:val="none" w:color="000000" w:sz="0" w:space="0"/>
+          <w:between w:val="none" w:color="000000" w:sz="0" w:space="0"/>
+        </w:pBdr>
+        <w:tabs>
+          <w:tab w:val="left" w:leader="none" w:pos="1194"/>
+          <w:tab w:val="left" w:leader="none" w:pos="1195"/>
+        </w:tabs>
+        <w:spacing w:line="276" w:lineRule="auto"/>
+        <w:ind w:right="0" w:firstLine="709" w:left="0"/>
+        <w:jc w:val="both"/>
+        <w:rPr>
+          <w:rFonts w:ascii="Times New Roman" w:hAnsi="Times New Roman" w:cs="Times New Roman"/>
+          <w:color w:val="202020"/>
+          <w:sz w:val="28"/>
+          <w:szCs w:val="28"/>
+          <w:highlight w:val="none"/>
+        </w:rPr>
+      </w:pPr>
+      <w:r>
+        <w:rPr>
+          <w:rFonts w:ascii="Times New Roman" w:hAnsi="Times New Roman" w:eastAsia="Times New Roman" w:cs="Times New Roman"/>
+          <w:color w:val="202020"/>
+          <w:sz w:val="28"/>
+          <w:szCs w:val="28"/>
+          <w:highlight w:val="none"/>
+          <w:lang w:val="en-US" w:bidi="en-US"/>
+        </w:rPr>
+      </w:r>
+      <w:r>
+        <w:rPr>
+          <w:rFonts w:ascii="Times New Roman" w:hAnsi="Times New Roman" w:eastAsia="Times New Roman" w:cs="Times New Roman"/>
+          <w:color w:val="202020"/>
+          <w:sz w:val="28"/>
+          <w:szCs w:val="28"/>
+        </w:rPr>
+        <w:t xml:space="preserve">[0.00000e+00 -2.22045e-16 0.00000e+00 0.00000e+00 0.00000e+00]</w:t>
+      </w:r>
+      <w:r>
+        <w:rPr>
+          <w:rFonts w:ascii="Times New Roman" w:hAnsi="Times New Roman" w:eastAsia="Times New Roman" w:cs="Times New Roman"/>
+          <w:color w:val="202020"/>
+          <w:sz w:val="28"/>
+          <w:szCs w:val="28"/>
+          <w:highlight w:val="none"/>
+          <w:lang w:val="en-US" w:bidi="en-US"/>
+        </w:rPr>
+      </w:r>
+      <w:r>
+        <w:rPr>
+          <w:rFonts w:ascii="Times New Roman" w:hAnsi="Times New Roman" w:eastAsia="Times New Roman" w:cs="Times New Roman"/>
+          <w:color w:val="202020"/>
+          <w:sz w:val="28"/>
+          <w:szCs w:val="28"/>
+          <w:highlight w:val="none"/>
+          <w:lang w:val="en-US"/>
+        </w:rPr>
+      </w:r>
+    </w:p>
+    <w:p>
+      <w:pPr>
+        <w:pBdr>
+          <w:top w:val="none" w:color="000000" w:sz="0" w:space="0"/>
+          <w:bottom w:val="none" w:color="000000" w:sz="0" w:space="0"/>
+          <w:right w:val="none" w:color="000000" w:sz="0" w:space="0"/>
+          <w:between w:val="none" w:color="000000" w:sz="0" w:space="0"/>
+        </w:pBdr>
+        <w:tabs>
+          <w:tab w:val="left" w:leader="none" w:pos="1194"/>
+          <w:tab w:val="left" w:leader="none" w:pos="1195"/>
+        </w:tabs>
+        <w:spacing w:line="276" w:lineRule="auto"/>
+        <w:ind w:right="0" w:firstLine="709" w:left="0"/>
+        <w:jc w:val="both"/>
+        <w:rPr>
+          <w:rFonts w:ascii="Times New Roman" w:hAnsi="Times New Roman" w:cs="Times New Roman"/>
+          <w:b w:val="0"/>
+          <w:bCs w:val="0"/>
+          <w:sz w:val="28"/>
+          <w:szCs w:val="28"/>
+          <w:highlight w:val="none"/>
+        </w:rPr>
+      </w:pPr>
+      <w:r>
+        <w:rPr>
+          <w:rFonts w:ascii="Times New Roman" w:hAnsi="Times New Roman" w:cs="Times New Roman"/>
+          <w:b w:val="0"/>
+          <w:bCs w:val="0"/>
+          <w:sz w:val="28"/>
+          <w:szCs w:val="28"/>
+          <w:highlight w:val="none"/>
+        </w:rPr>
+      </w:r>
+      <w:r>
+        <w:rPr>
+          <w:rFonts w:ascii="Times New Roman" w:hAnsi="Times New Roman" w:cs="Times New Roman"/>
+          <w:b w:val="0"/>
+          <w:bCs w:val="0"/>
+          <w:sz w:val="28"/>
+          <w:szCs w:val="28"/>
+          <w:highlight w:val="none"/>
+        </w:rPr>
+      </w:r>
+      <w:r>
+        <w:rPr>
+          <w:rFonts w:ascii="Times New Roman" w:hAnsi="Times New Roman" w:cs="Times New Roman"/>
+          <w:b w:val="0"/>
+          <w:bCs w:val="0"/>
+          <w:sz w:val="28"/>
+          <w:szCs w:val="28"/>
+          <w:highlight w:val="none"/>
+        </w:rPr>
+      </w:r>
+    </w:p>
+    <w:p>
+      <w:pPr>
+        <w:pBdr>
+          <w:top w:val="none" w:color="000000" w:sz="0" w:space="0"/>
+          <w:bottom w:val="none" w:color="000000" w:sz="0" w:space="0"/>
+          <w:right w:val="none" w:color="000000" w:sz="0" w:space="0"/>
+          <w:between w:val="none" w:color="000000" w:sz="0" w:space="0"/>
+        </w:pBdr>
+        <w:tabs>
+          <w:tab w:val="left" w:leader="none" w:pos="1194"/>
+          <w:tab w:val="left" w:leader="none" w:pos="1195"/>
+        </w:tabs>
+        <w:spacing w:line="276" w:lineRule="auto"/>
+        <w:ind w:right="0" w:firstLine="709" w:left="0"/>
+        <w:jc w:val="both"/>
+        <w:rPr>
+          <w:rFonts w:ascii="Times New Roman" w:hAnsi="Times New Roman" w:cs="Times New Roman"/>
+          <w:b w:val="0"/>
+          <w:bCs w:val="0"/>
+          <w:sz w:val="28"/>
+          <w:szCs w:val="28"/>
+          <w:highlight w:val="none"/>
+        </w:rPr>
+      </w:pPr>
+      <w:r>
+        <w:rPr>
+          <w:rFonts w:ascii="Times New Roman" w:hAnsi="Times New Roman" w:eastAsia="Times New Roman" w:cs="Times New Roman"/>
+          <w:color w:val="202020"/>
+          <w:sz w:val="28"/>
+          <w:szCs w:val="28"/>
+          <w:highlight w:val="none"/>
+          <w:lang w:val="ru-RU"/>
+        </w:rPr>
+        <w:t xml:space="preserve">Вектор невязки имеет большее количество нулевых элементов по сравнению с методом Гаусса, потому что из-за линейной сложности алгоритма </w:t>
+      </w:r>
+      <w:r>
+        <w:rPr>
+          <w:rFonts w:ascii="Times New Roman" w:hAnsi="Times New Roman" w:eastAsia="Times New Roman" w:cs="Times New Roman"/>
+          <w:color w:val="202020"/>
+          <w:sz w:val="28"/>
+          <w:szCs w:val="28"/>
+          <w:highlight w:val="none"/>
+          <w:lang w:val="en-US"/>
+        </w:rPr>
+        <w:t xml:space="preserve">O(8N - 1) </w:t>
+      </w:r>
+      <w:r>
+        <w:rPr>
+          <w:rFonts w:ascii="Times New Roman" w:hAnsi="Times New Roman" w:eastAsia="Times New Roman" w:cs="Times New Roman"/>
+          <w:color w:val="202020"/>
+          <w:sz w:val="28"/>
+          <w:szCs w:val="28"/>
+          <w:highlight w:val="none"/>
+          <w:lang w:val="ru-RU"/>
+        </w:rPr>
+        <w:t xml:space="preserve">количество операций в методе правой прогонки меньше и погрешность соответственно из-за этого накапливается медленнее</w:t>
+      </w:r>
+      <w:r>
+        <w:rPr>
+          <w:rFonts w:ascii="Times New Roman" w:hAnsi="Times New Roman" w:eastAsia="Times New Roman" w:cs="Times New Roman"/>
+          <w:color w:val="202020"/>
+          <w:sz w:val="28"/>
+          <w:szCs w:val="28"/>
+          <w:highlight w:val="none"/>
+          <w:lang w:val="en-US"/>
         </w:rPr>
       </w:r>
     </w:p>

--- a/ВМА_отчет_л1.docx
+++ b/ВМА_отчет_л1.docx
@@ -253,6 +253,29 @@
       </w:r>
       <w:r>
         <w:rPr>
+          <w:rFonts w:ascii="Times New Roman" w:hAnsi="Times New Roman" w:cs="Times New Roman"/>
+        </w:rPr>
+      </w:r>
+      <w:r>
+        <w:rPr>
+          <w:rFonts w:ascii="Times New Roman" w:hAnsi="Times New Roman" w:cs="Times New Roman"/>
+        </w:rPr>
+      </w:r>
+    </w:p>
+    <w:p>
+      <w:pPr>
+        <w:pBdr/>
+        <w:spacing/>
+        <w:ind w:firstLine="0"/>
+        <w:jc w:val="right"/>
+        <w:rPr>
+          <w:rFonts w:ascii="Times New Roman" w:hAnsi="Times New Roman" w:eastAsia="Times New Roman" w:cs="Times New Roman"/>
+          <w:highlight w:val="none"/>
+          <w:lang w:val="ru-RU"/>
+        </w:rPr>
+      </w:pPr>
+      <w:r>
+        <w:rPr>
           <w:rFonts w:ascii="Times New Roman" w:hAnsi="Times New Roman" w:eastAsia="Times New Roman" w:cs="Times New Roman"/>
           <w:highlight w:val="none"/>
           <w:rtl w:val="0"/>
@@ -261,7 +284,16 @@
       </w:r>
       <w:r>
         <w:rPr>
-          <w:rFonts w:ascii="Times New Roman" w:hAnsi="Times New Roman" w:cs="Times New Roman"/>
+          <w:rFonts w:ascii="Times New Roman" w:hAnsi="Times New Roman" w:eastAsia="Times New Roman" w:cs="Times New Roman"/>
+          <w:highlight w:val="none"/>
+          <w:lang w:val="ru-RU"/>
+        </w:rPr>
+      </w:r>
+      <w:r>
+        <w:rPr>
+          <w:rFonts w:ascii="Times New Roman" w:hAnsi="Times New Roman" w:eastAsia="Times New Roman" w:cs="Times New Roman"/>
+          <w:highlight w:val="none"/>
+          <w:lang w:val="ru-RU"/>
         </w:rPr>
       </w:r>
     </w:p>
@@ -289,7 +321,6 @@
         <w:rPr>
           <w:rFonts w:ascii="Times New Roman" w:hAnsi="Times New Roman" w:eastAsia="Times New Roman" w:cs="Times New Roman"/>
           <w:highlight w:val="none"/>
-          <w:rtl w:val="0"/>
           <w:lang w:val="ru-RU"/>
         </w:rPr>
       </w:r>
@@ -325,7 +356,6 @@
         <w:rPr>
           <w:rFonts w:ascii="Times New Roman" w:hAnsi="Times New Roman" w:eastAsia="Times New Roman" w:cs="Times New Roman"/>
           <w:highlight w:val="none"/>
-          <w:rtl w:val="0"/>
           <w:lang w:val="ru-RU"/>
         </w:rPr>
       </w:r>
@@ -361,7 +391,6 @@
         <w:rPr>
           <w:rFonts w:ascii="Times New Roman" w:hAnsi="Times New Roman" w:eastAsia="Times New Roman" w:cs="Times New Roman"/>
           <w:highlight w:val="none"/>
-          <w:rtl w:val="0"/>
           <w:lang w:val="ru-RU"/>
         </w:rPr>
       </w:r>
@@ -397,7 +426,6 @@
         <w:rPr>
           <w:rFonts w:ascii="Times New Roman" w:hAnsi="Times New Roman" w:eastAsia="Times New Roman" w:cs="Times New Roman"/>
           <w:highlight w:val="none"/>
-          <w:rtl w:val="0"/>
           <w:lang w:val="ru-RU"/>
         </w:rPr>
       </w:r>
@@ -433,7 +461,6 @@
         <w:rPr>
           <w:rFonts w:ascii="Times New Roman" w:hAnsi="Times New Roman" w:eastAsia="Times New Roman" w:cs="Times New Roman"/>
           <w:highlight w:val="none"/>
-          <w:rtl w:val="0"/>
           <w:lang w:val="ru-RU"/>
         </w:rPr>
       </w:r>
@@ -469,7 +496,6 @@
         <w:rPr>
           <w:rFonts w:ascii="Times New Roman" w:hAnsi="Times New Roman" w:eastAsia="Times New Roman" w:cs="Times New Roman"/>
           <w:highlight w:val="none"/>
-          <w:rtl w:val="0"/>
           <w:lang w:val="ru-RU"/>
         </w:rPr>
       </w:r>
@@ -505,7 +531,6 @@
         <w:rPr>
           <w:rFonts w:ascii="Times New Roman" w:hAnsi="Times New Roman" w:eastAsia="Times New Roman" w:cs="Times New Roman"/>
           <w:highlight w:val="none"/>
-          <w:rtl w:val="0"/>
           <w:lang w:val="ru-RU"/>
         </w:rPr>
       </w:r>
@@ -541,7 +566,6 @@
         <w:rPr>
           <w:rFonts w:ascii="Times New Roman" w:hAnsi="Times New Roman" w:eastAsia="Times New Roman" w:cs="Times New Roman"/>
           <w:highlight w:val="none"/>
-          <w:rtl w:val="0"/>
           <w:lang w:val="ru-RU"/>
         </w:rPr>
       </w:r>
@@ -577,7 +601,6 @@
         <w:rPr>
           <w:rFonts w:ascii="Times New Roman" w:hAnsi="Times New Roman" w:eastAsia="Times New Roman" w:cs="Times New Roman"/>
           <w:highlight w:val="none"/>
-          <w:rtl w:val="0"/>
           <w:lang w:val="ru-RU"/>
         </w:rPr>
       </w:r>
@@ -613,7 +636,6 @@
         <w:rPr>
           <w:rFonts w:ascii="Times New Roman" w:hAnsi="Times New Roman" w:eastAsia="Times New Roman" w:cs="Times New Roman"/>
           <w:highlight w:val="none"/>
-          <w:rtl w:val="0"/>
           <w:lang w:val="ru-RU"/>
         </w:rPr>
       </w:r>
@@ -640,80 +662,46 @@
       <w:r>
         <w:rPr>
           <w:rFonts w:ascii="Times New Roman" w:hAnsi="Times New Roman" w:eastAsia="Times New Roman" w:cs="Times New Roman"/>
-          <w:highlight w:val="none"/>
           <w:rtl w:val="0"/>
           <w:lang w:val="ru-RU"/>
         </w:rPr>
+        <w:t xml:space="preserve">Жавнера</w:t>
       </w:r>
       <w:r>
         <w:rPr>
           <w:rFonts w:ascii="Times New Roman" w:hAnsi="Times New Roman" w:eastAsia="Times New Roman" w:cs="Times New Roman"/>
-          <w:highlight w:val="none"/>
+          <w:rtl w:val="0"/>
+        </w:rPr>
+        <w:t xml:space="preserve"> </w:t>
+      </w:r>
+      <w:r>
+        <w:rPr>
+          <w:rFonts w:ascii="Times New Roman" w:hAnsi="Times New Roman" w:eastAsia="Times New Roman" w:cs="Times New Roman"/>
           <w:rtl w:val="0"/>
           <w:lang w:val="ru-RU"/>
         </w:rPr>
+        <w:t xml:space="preserve">Ивана</w:t>
+      </w:r>
+      <w:r>
+        <w:rPr>
+          <w:rFonts w:ascii="Times New Roman" w:hAnsi="Times New Roman" w:eastAsia="Times New Roman" w:cs="Times New Roman"/>
+          <w:rtl w:val="0"/>
+        </w:rPr>
+        <w:t xml:space="preserve"> </w:t>
+      </w:r>
+      <w:r>
+        <w:rPr>
+          <w:rFonts w:ascii="Times New Roman" w:hAnsi="Times New Roman" w:eastAsia="Times New Roman" w:cs="Times New Roman"/>
+          <w:rtl w:val="0"/>
+          <w:lang w:val="ru-RU"/>
+        </w:rPr>
+        <w:t xml:space="preserve">Юрьевича</w:t>
       </w:r>
       <w:r>
         <w:rPr>
           <w:rFonts w:ascii="Times New Roman" w:hAnsi="Times New Roman" w:eastAsia="Times New Roman" w:cs="Times New Roman"/>
           <w:highlight w:val="none"/>
           <w:lang w:val="ru-RU"/>
-        </w:rPr>
-      </w:r>
-    </w:p>
-    <w:p>
-      <w:pPr>
-        <w:pBdr/>
-        <w:spacing/>
-        <w:ind w:firstLine="0"/>
-        <w:jc w:val="right"/>
-        <w:rPr>
-          <w:rFonts w:ascii="Times New Roman" w:hAnsi="Times New Roman" w:eastAsia="Times New Roman" w:cs="Times New Roman"/>
-          <w:highlight w:val="none"/>
-          <w:lang w:val="ru-RU"/>
-        </w:rPr>
-      </w:pPr>
-      <w:r>
-        <w:rPr>
-          <w:rFonts w:ascii="Times New Roman" w:hAnsi="Times New Roman" w:eastAsia="Times New Roman" w:cs="Times New Roman"/>
-          <w:rtl w:val="0"/>
-          <w:lang w:val="ru-RU"/>
-        </w:rPr>
-        <w:t xml:space="preserve">Жавнера</w:t>
-      </w:r>
-      <w:r>
-        <w:rPr>
-          <w:rFonts w:ascii="Times New Roman" w:hAnsi="Times New Roman" w:eastAsia="Times New Roman" w:cs="Times New Roman"/>
-          <w:rtl w:val="0"/>
-        </w:rPr>
-        <w:t xml:space="preserve"> </w:t>
-      </w:r>
-      <w:r>
-        <w:rPr>
-          <w:rFonts w:ascii="Times New Roman" w:hAnsi="Times New Roman" w:eastAsia="Times New Roman" w:cs="Times New Roman"/>
-          <w:rtl w:val="0"/>
-          <w:lang w:val="ru-RU"/>
-        </w:rPr>
-        <w:t xml:space="preserve">Ивана</w:t>
-      </w:r>
-      <w:r>
-        <w:rPr>
-          <w:rFonts w:ascii="Times New Roman" w:hAnsi="Times New Roman" w:eastAsia="Times New Roman" w:cs="Times New Roman"/>
-          <w:rtl w:val="0"/>
-        </w:rPr>
-        <w:t xml:space="preserve"> </w:t>
-      </w:r>
-      <w:r>
-        <w:rPr>
-          <w:rFonts w:ascii="Times New Roman" w:hAnsi="Times New Roman" w:eastAsia="Times New Roman" w:cs="Times New Roman"/>
-          <w:rtl w:val="0"/>
-          <w:lang w:val="ru-RU"/>
-        </w:rPr>
-        <w:t xml:space="preserve">Юрьевича</w:t>
-      </w:r>
-      <w:r>
-        <w:rPr>
-          <w:rFonts w:ascii="Times New Roman" w:hAnsi="Times New Roman" w:cs="Times New Roman"/>
         </w:rPr>
       </w:r>
       <w:r>
@@ -946,7 +934,6 @@
         <w:rPr>
           <w:color w:val="000000"/>
           <w:highlight w:val="none"/>
-          <w:rtl w:val="0"/>
           <w:lang w:val="ru-RU"/>
         </w:rPr>
       </w:r>
@@ -982,7 +969,6 @@
         <w:rPr>
           <w:color w:val="000000"/>
           <w:highlight w:val="none"/>
-          <w:rtl w:val="0"/>
           <w:lang w:val="ru-RU"/>
         </w:rPr>
       </w:r>
@@ -1018,7 +1004,6 @@
         <w:rPr>
           <w:color w:val="000000"/>
           <w:highlight w:val="none"/>
-          <w:rtl w:val="0"/>
           <w:lang w:val="ru-RU"/>
         </w:rPr>
       </w:r>
@@ -1054,7 +1039,6 @@
         <w:rPr>
           <w:color w:val="000000"/>
           <w:highlight w:val="none"/>
-          <w:rtl w:val="0"/>
           <w:lang w:val="ru-RU"/>
         </w:rPr>
       </w:r>
@@ -1095,7 +1079,9 @@
       </w:r>
       <w:r>
         <w:rPr>
-          <w:rtl w:val="0"/>
+          <w:color w:val="000000"/>
+          <w:highlight w:val="none"/>
+          <w:lang w:val="ru-RU"/>
         </w:rPr>
       </w:r>
       <w:r>
@@ -1140,7 +1126,7 @@
       </w:r>
       <w:r>
         <w:rPr>
-          <w:rFonts w:ascii="Times New Roman" w:hAnsi="Times New Roman" w:eastAsia="Times New Roman" w:cs="Times New Roman"/>
+          <w:rFonts w:ascii="Times New Roman" w:hAnsi="Times New Roman" w:cs="Times New Roman"/>
           <w:b/>
           <w:bCs/>
           <w:highlight w:val="none"/>
@@ -5235,36 +5221,6 @@
           <w:sz w:val="28"/>
           <w:szCs w:val="28"/>
           <w:highlight w:val="none"/>
-          <w:lang w:val="ru-RU" w:bidi="ru-RU"/>
-        </w:rPr>
-      </w:r>
-      <w:r>
-        <w:rPr>
-          <w:b/>
-          <w:bCs/>
-          <w:sz w:val="28"/>
-          <w:szCs w:val="28"/>
-          <w:highlight w:val="none"/>
-          <w:lang w:val="ru-RU" w:bidi="ru-RU"/>
-        </w:rPr>
-      </w:r>
-      <w:r>
-        <w:rPr>
-          <w:b/>
-          <w:bCs/>
-          <w:sz w:val="28"/>
-          <w:szCs w:val="28"/>
-          <w:highlight w:val="none"/>
-          <w:lang w:val="ru-RU"/>
-        </w:rPr>
-      </w:r>
-      <w:r>
-        <w:rPr>
-          <w:b/>
-          <w:bCs/>
-          <w:sz w:val="28"/>
-          <w:szCs w:val="28"/>
-          <w:highlight w:val="none"/>
           <w:lang w:val="ru-RU"/>
         </w:rPr>
       </w:r>
@@ -5310,7 +5266,7 @@
           <w:sz w:val="28"/>
           <w:szCs w:val="28"/>
           <w:highlight w:val="none"/>
-          <w:lang w:val="ru-RU" w:bidi="ru-RU"/>
+          <w:lang w:val="ru-RU"/>
         </w:rPr>
       </w:r>
       <w:r>
@@ -5368,6 +5324,16 @@
           <w:highlight w:val="none"/>
         </w:rPr>
       </w:r>
+      <w:r>
+        <w:rPr>
+          <w:b/>
+          <w:bCs/>
+          <w:sz w:val="28"/>
+          <w:szCs w:val="28"/>
+          <w:highlight w:val="none"/>
+          <w:lang w:val="ru-RU"/>
+        </w:rPr>
+      </w:r>
     </w:p>
     <w:p>
       <w:pPr>
@@ -5422,6 +5388,16 @@
           <w:sz w:val="28"/>
           <w:szCs w:val="28"/>
           <w:highlight w:val="none"/>
+        </w:rPr>
+      </w:r>
+      <w:r>
+        <w:rPr>
+          <w:b w:val="0"/>
+          <w:bCs w:val="0"/>
+          <w:sz w:val="28"/>
+          <w:szCs w:val="28"/>
+          <w:highlight w:val="none"/>
+          <w:lang w:val="ru-RU"/>
         </w:rPr>
       </w:r>
     </w:p>
@@ -5452,11 +5428,7 @@
           <w:highlight w:val="none"/>
         </w:rPr>
       </w:r>
-      <w:r>
-        <w:rPr>
-          <w:highlight w:val="none"/>
-        </w:rPr>
-      </w:r>
+      <w:r/>
     </w:p>
     <w:p>
       <w:pPr>
@@ -5489,7 +5461,6 @@
       <w:r>
         <w:t xml:space="preserve">0.0000</w:t>
       </w:r>
-      <w:r/>
       <w:r>
         <w:t xml:space="preserve">   </w:t>
       </w:r>
@@ -5502,12 +5473,14 @@
       <w:r>
         <w:t xml:space="preserve">0.0000</w:t>
       </w:r>
-      <w:r/>
       <w:r>
         <w:t xml:space="preserve"> ]         [  1.5875 ]</w:t>
       </w:r>
-      <w:r/>
-      <w:r/>
+      <w:r>
+        <w:rPr>
+          <w:highlight w:val="none"/>
+        </w:rPr>
+      </w:r>
     </w:p>
     <w:p>
       <w:pPr>
@@ -5545,7 +5518,6 @@
         <w:t xml:space="preserve"> ]         [ -1.7590 ]</w:t>
       </w:r>
       <w:r/>
-      <w:r/>
     </w:p>
     <w:p>
       <w:pPr>
@@ -5595,7 +5567,6 @@
         <w:t xml:space="preserve"> [  1.4139 ]</w:t>
       </w:r>
       <w:r/>
-      <w:r/>
     </w:p>
     <w:p>
       <w:pPr>
@@ -5627,7 +5598,6 @@
         <w:t xml:space="preserve">   0.0000  -0.0741   0.5887   0.0000 ]         [  1.7702 ]</w:t>
       </w:r>
       <w:r/>
-      <w:r/>
     </w:p>
     <w:p>
       <w:pPr>
@@ -5669,7 +5639,6 @@
       <w:r>
         <w:t xml:space="preserve">0.0000</w:t>
       </w:r>
-      <w:r/>
       <w:r>
         <w:t xml:space="preserve">   0.</w:t>
       </w:r>
@@ -5728,7 +5697,14 @@
           <w:szCs w:val="28"/>
         </w:rPr>
       </w:r>
-      <w:r/>
+      <w:r>
+        <w:rPr>
+          <w:rFonts w:ascii="Times New Roman" w:hAnsi="Times New Roman" w:cs="Times New Roman"/>
+          <w:color w:val="000000" w:themeColor="text1"/>
+          <w:sz w:val="28"/>
+          <w:szCs w:val="28"/>
+        </w:rPr>
+      </w:r>
     </w:p>
     <w:p>
       <w:pPr>
@@ -5784,6 +5760,16 @@
           <w:highlight w:val="none"/>
         </w:rPr>
       </w:r>
+      <w:r>
+        <w:rPr>
+          <w:b w:val="0"/>
+          <w:bCs w:val="0"/>
+          <w:sz w:val="28"/>
+          <w:szCs w:val="28"/>
+          <w:highlight w:val="none"/>
+          <w:lang w:val="ru-RU"/>
+        </w:rPr>
+      </w:r>
     </w:p>
     <w:p>
       <w:pPr>
@@ -5808,26 +5794,6 @@
           <w:highlight w:val="none"/>
         </w:rPr>
       </w:pPr>
-      <w:r>
-        <w:rPr>
-          <w:b w:val="0"/>
-          <w:bCs w:val="0"/>
-          <w:sz w:val="28"/>
-          <w:szCs w:val="28"/>
-          <w:highlight w:val="none"/>
-          <w:lang w:val="ru-RU"/>
-        </w:rPr>
-      </w:r>
-      <w:r>
-        <w:rPr>
-          <w:b w:val="0"/>
-          <w:bCs w:val="0"/>
-          <w:sz w:val="28"/>
-          <w:szCs w:val="28"/>
-          <w:highlight w:val="none"/>
-          <w:lang w:val="ru-RU"/>
-        </w:rPr>
-      </w:r>
       <w:r>
         <w:rPr>
           <w:b w:val="0"/>
@@ -5941,7 +5907,7 @@
                             <w:rFonts w:ascii="Cambria Math" w:hAnsi="Cambria Math" w:eastAsia="Cambria Math" w:cs="Cambria Math"/>
                           </w:rPr>
                           <m:rPr/>
-                          <m:t>0,1</m:t>
+                          <m:t>01</m:t>
                         </m:r>
                       </m:sub>
                     </m:sSub>
@@ -5970,7 +5936,7 @@
                             <w:rFonts w:ascii="Cambria Math" w:hAnsi="Cambria Math" w:eastAsia="Cambria Math" w:cs="Cambria Math"/>
                           </w:rPr>
                           <m:rPr/>
-                          <m:t>0,0</m:t>
+                          <m:t>00</m:t>
                         </m:r>
                       </m:sub>
                     </m:sSub>
@@ -6075,7 +6041,7 @@
                             <w:rFonts w:ascii="Cambria Math" w:hAnsi="Cambria Math" w:eastAsia="Cambria Math" w:cs="Cambria Math"/>
                           </w:rPr>
                           <m:rPr/>
-                          <m:t>0,0</m:t>
+                          <m:t>00</m:t>
                         </m:r>
                       </m:sub>
                     </m:sSub>
@@ -6151,7 +6117,7 @@
                             <w:rFonts w:ascii="Cambria Math" w:hAnsi="Cambria Math" w:eastAsia="Cambria Math" w:cs="Cambria Math"/>
                           </w:rPr>
                           <m:rPr/>
-                          <m:t>i,i+1</m:t>
+                          <m:t>ii+1</m:t>
                         </m:r>
                       </m:sub>
                     </m:sSub>
@@ -6180,7 +6146,7 @@
                             <w:rFonts w:ascii="Cambria Math" w:hAnsi="Cambria Math" w:eastAsia="Cambria Math" w:cs="Cambria Math"/>
                           </w:rPr>
                           <m:rPr/>
-                          <m:t>i,i</m:t>
+                          <m:t>ii</m:t>
                         </m:r>
                       </m:sub>
                     </m:sSub>
@@ -6214,7 +6180,7 @@
                             <w:rFonts w:ascii="Cambria Math" w:hAnsi="Cambria Math" w:eastAsia="Cambria Math" w:cs="Cambria Math"/>
                           </w:rPr>
                           <m:rPr/>
-                          <m:t>i,i-1</m:t>
+                          <m:t>ii-1</m:t>
                         </m:r>
                       </m:sub>
                     </m:sSub>
@@ -6365,7 +6331,7 @@
                             <w:rFonts w:ascii="Cambria Math" w:hAnsi="Cambria Math" w:eastAsia="Cambria Math" w:cs="Cambria Math"/>
                           </w:rPr>
                           <m:rPr/>
-                          <m:t>i,i-1</m:t>
+                          <m:t>ii-1</m:t>
                         </m:r>
                       </m:sub>
                     </m:sSub>
@@ -6428,7 +6394,7 @@
                             <w:rFonts w:ascii="Cambria Math" w:hAnsi="Cambria Math" w:eastAsia="Cambria Math" w:cs="Cambria Math"/>
                           </w:rPr>
                           <m:rPr/>
-                          <m:t>i,i</m:t>
+                          <m:t>ii</m:t>
                         </m:r>
                       </m:sub>
                     </m:sSub>
@@ -6462,7 +6428,7 @@
                             <w:rFonts w:ascii="Cambria Math" w:hAnsi="Cambria Math" w:eastAsia="Cambria Math" w:cs="Cambria Math"/>
                           </w:rPr>
                           <m:rPr/>
-                          <m:t>i,i-1</m:t>
+                          <m:t>ii-1</m:t>
                         </m:r>
                       </m:sub>
                     </m:sSub>
@@ -6782,6 +6748,16 @@
           <w:highlight w:val="none"/>
         </w:rPr>
       </w:r>
+      <w:r>
+        <w:rPr>
+          <w:b/>
+          <w:bCs/>
+          <w:sz w:val="28"/>
+          <w:szCs w:val="28"/>
+          <w:highlight w:val="none"/>
+          <w:lang w:val="ru-RU"/>
+        </w:rPr>
+      </w:r>
     </w:p>
     <w:p>
       <w:pPr>
@@ -6829,6 +6805,16 @@
           <w:highlight w:val="none"/>
         </w:rPr>
       </w:r>
+      <w:r>
+        <w:rPr>
+          <w:rFonts w:ascii="Times New Roman" w:hAnsi="Times New Roman" w:cs="Times New Roman"/>
+          <w:b w:val="0"/>
+          <w:bCs w:val="0"/>
+          <w:sz w:val="28"/>
+          <w:szCs w:val="28"/>
+          <w:highlight w:val="none"/>
+        </w:rPr>
+      </w:r>
     </w:p>
     <w:p>
       <w:pPr>
@@ -6876,16 +6862,17 @@
       <w:r>
         <w:rPr>
           <w:rFonts w:ascii="Times New Roman" w:hAnsi="Times New Roman" w:eastAsia="Times New Roman" w:cs="Times New Roman"/>
-          <w:color w:val="202020"/>
+          <w:b w:val="0"/>
+          <w:bCs w:val="0"/>
           <w:sz w:val="28"/>
           <w:szCs w:val="28"/>
+          <w:highlight w:val="none"/>
         </w:rPr>
       </w:r>
       <w:r>
         <w:rPr>
-          <w:rFonts w:ascii="Times New Roman" w:hAnsi="Times New Roman" w:eastAsia="Times New Roman" w:cs="Times New Roman"/>
-          <w:b w:val="0"/>
-          <w:bCs w:val="0"/>
+          <w:rFonts w:ascii="Times New Roman" w:hAnsi="Times New Roman" w:cs="Times New Roman"/>
+          <w:color w:val="202020"/>
           <w:sz w:val="28"/>
           <w:szCs w:val="28"/>
           <w:highlight w:val="none"/>
@@ -6936,6 +6923,15 @@
           <w:lang w:val="en-US"/>
         </w:rPr>
       </w:r>
+      <w:r>
+        <w:rPr>
+          <w:rFonts w:ascii="Times New Roman" w:hAnsi="Times New Roman" w:cs="Times New Roman"/>
+          <w:color w:val="202020"/>
+          <w:sz w:val="28"/>
+          <w:szCs w:val="28"/>
+          <w:highlight w:val="none"/>
+        </w:rPr>
+      </w:r>
     </w:p>
     <w:p>
       <w:pPr>
@@ -6986,17 +6982,16 @@
           <w:sz w:val="28"/>
           <w:szCs w:val="28"/>
           <w:highlight w:val="none"/>
-          <w:lang w:val="en-US" w:bidi="en-US"/>
+          <w:lang w:val="en-US"/>
         </w:rPr>
       </w:r>
       <w:r>
         <w:rPr>
-          <w:rFonts w:ascii="Times New Roman" w:hAnsi="Times New Roman" w:eastAsia="Times New Roman" w:cs="Times New Roman"/>
+          <w:rFonts w:ascii="Times New Roman" w:hAnsi="Times New Roman" w:cs="Times New Roman"/>
           <w:color w:val="202020"/>
           <w:sz w:val="28"/>
           <w:szCs w:val="28"/>
           <w:highlight w:val="none"/>
-          <w:lang w:val="en-US"/>
         </w:rPr>
       </w:r>
     </w:p>
@@ -7120,6 +7115,16 @@
           <w:szCs w:val="28"/>
           <w:highlight w:val="none"/>
           <w:lang w:val="en-US"/>
+        </w:rPr>
+      </w:r>
+      <w:r>
+        <w:rPr>
+          <w:rFonts w:ascii="Times New Roman" w:hAnsi="Times New Roman" w:cs="Times New Roman"/>
+          <w:b w:val="0"/>
+          <w:bCs w:val="0"/>
+          <w:sz w:val="28"/>
+          <w:szCs w:val="28"/>
+          <w:highlight w:val="none"/>
         </w:rPr>
       </w:r>
     </w:p>

--- a/ВМА_отчет_л1.docx
+++ b/ВМА_отчет_л1.docx
@@ -1118,7 +1118,7 @@
       </w:r>
       <w:r>
         <w:rPr>
-          <w:rFonts w:ascii="Times New Roman" w:hAnsi="Times New Roman" w:eastAsia="Times New Roman" w:cs="Times New Roman"/>
+          <w:rFonts w:ascii="Times New Roman" w:hAnsi="Times New Roman" w:cs="Times New Roman"/>
           <w:b/>
           <w:bCs/>
           <w:highlight w:val="none"/>
@@ -5322,6 +5322,7 @@
           <w:sz w:val="28"/>
           <w:szCs w:val="28"/>
           <w:highlight w:val="none"/>
+          <w:lang w:val="ru-RU"/>
         </w:rPr>
       </w:r>
       <w:r>
@@ -5388,6 +5389,7 @@
           <w:sz w:val="28"/>
           <w:szCs w:val="28"/>
           <w:highlight w:val="none"/>
+          <w:lang w:val="ru-RU"/>
         </w:rPr>
       </w:r>
       <w:r>
@@ -5481,6 +5483,11 @@
           <w:highlight w:val="none"/>
         </w:rPr>
       </w:r>
+      <w:r>
+        <w:rPr>
+          <w:highlight w:val="none"/>
+        </w:rPr>
+      </w:r>
     </w:p>
     <w:p>
       <w:pPr>
@@ -5665,6 +5672,945 @@
     <w:p>
       <w:pPr>
         <w:pBdr>
+          <w:top w:val="none" w:color="000000" w:sz="0" w:space="0"/>
+          <w:bottom w:val="none" w:color="000000" w:sz="0" w:space="0"/>
+          <w:right w:val="none" w:color="000000" w:sz="0" w:space="0"/>
+          <w:between w:val="none" w:color="000000" w:sz="0" w:space="0"/>
+        </w:pBdr>
+        <w:tabs>
+          <w:tab w:val="left" w:leader="none" w:pos="1194"/>
+          <w:tab w:val="left" w:leader="none" w:pos="1195"/>
+        </w:tabs>
+        <w:spacing w:line="276" w:lineRule="auto"/>
+        <w:ind w:right="0" w:firstLine="709" w:left="0"/>
+        <w:jc w:val="left"/>
+        <w:rPr>
+          <w:highlight w:val="none"/>
+        </w:rPr>
+      </w:pPr>
+      <w:r>
+        <w:rPr>
+          <w:highlight w:val="none"/>
+          <w:lang w:val="ru-RU"/>
+        </w:rPr>
+      </w:r>
+      <w:r>
+        <w:rPr>
+          <w:highlight w:val="none"/>
+          <w:lang w:val="ru-RU"/>
+        </w:rPr>
+      </w:r>
+      <w:r>
+        <w:rPr>
+          <w:highlight w:val="none"/>
+          <w:lang w:val="ru-RU"/>
+        </w:rPr>
+      </w:r>
+    </w:p>
+    <w:p>
+      <w:pPr>
+        <w:pBdr>
+          <w:top w:val="none" w:color="000000" w:sz="0" w:space="0"/>
+          <w:bottom w:val="none" w:color="000000" w:sz="0" w:space="0"/>
+          <w:right w:val="none" w:color="000000" w:sz="0" w:space="0"/>
+          <w:between w:val="none" w:color="000000" w:sz="0" w:space="0"/>
+        </w:pBdr>
+        <w:tabs>
+          <w:tab w:val="left" w:leader="none" w:pos="1194"/>
+          <w:tab w:val="left" w:leader="none" w:pos="1195"/>
+        </w:tabs>
+        <w:spacing w:line="276" w:lineRule="auto"/>
+        <w:ind w:right="0" w:firstLine="709" w:left="0"/>
+        <w:jc w:val="left"/>
+        <w:rPr>
+          <w:highlight w:val="none"/>
+          <w:lang w:val="ru-RU"/>
+        </w:rPr>
+      </w:pPr>
+      <w:r>
+        <w:rPr>
+          <w:highlight w:val="none"/>
+          <w:lang w:val="ru-RU"/>
+        </w:rPr>
+        <w:t xml:space="preserve">Будем использовать следующие обозначения элементов в матрице </w:t>
+      </w:r>
+      <w:r>
+        <w:rPr>
+          <w:highlight w:val="none"/>
+          <w:lang w:val="en-US"/>
+        </w:rPr>
+        <w:t xml:space="preserve">A </w:t>
+      </w:r>
+      <w:r>
+        <w:rPr>
+          <w:highlight w:val="none"/>
+          <w:lang w:val="ru-RU"/>
+        </w:rPr>
+        <w:t xml:space="preserve">для более удобной записи формул: </w:t>
+      </w:r>
+      <w:r>
+        <w:rPr>
+          <w:b/>
+          <w:bCs/>
+          <w:highlight w:val="none"/>
+          <w:lang w:val="en-US"/>
+        </w:rPr>
+        <w:t xml:space="preserve">a </w:t>
+      </w:r>
+      <w:r>
+        <w:rPr>
+          <w:highlight w:val="none"/>
+          <w:lang w:val="ru-RU"/>
+        </w:rPr>
+        <w:t xml:space="preserve">– элементы под главной диагональю, </w:t>
+      </w:r>
+      <w:r>
+        <w:rPr>
+          <w:b/>
+          <w:bCs/>
+          <w:highlight w:val="none"/>
+          <w:lang w:val="en-US"/>
+        </w:rPr>
+        <w:t xml:space="preserve">c </w:t>
+      </w:r>
+      <w:r>
+        <w:rPr>
+          <w:highlight w:val="none"/>
+          <w:lang w:val="en-US"/>
+        </w:rPr>
+        <w:t xml:space="preserve">– </w:t>
+      </w:r>
+      <w:r>
+        <w:rPr>
+          <w:highlight w:val="none"/>
+          <w:lang w:val="ru-RU"/>
+        </w:rPr>
+        <w:t xml:space="preserve">диагональные</w:t>
+      </w:r>
+      <w:r>
+        <w:rPr>
+          <w:highlight w:val="none"/>
+          <w:lang w:val="en-US"/>
+        </w:rPr>
+        <w:t xml:space="preserve"> </w:t>
+      </w:r>
+      <w:r>
+        <w:rPr>
+          <w:highlight w:val="none"/>
+          <w:lang w:val="ru-RU"/>
+        </w:rPr>
+        <w:t xml:space="preserve">элементы, </w:t>
+      </w:r>
+      <w:r>
+        <w:rPr>
+          <w:b/>
+          <w:bCs/>
+          <w:highlight w:val="none"/>
+          <w:lang w:val="en-US"/>
+        </w:rPr>
+        <w:t xml:space="preserve">b </w:t>
+      </w:r>
+      <w:r>
+        <w:rPr>
+          <w:highlight w:val="none"/>
+          <w:lang w:val="en-US"/>
+        </w:rPr>
+        <w:t xml:space="preserve">– </w:t>
+      </w:r>
+      <w:r>
+        <w:rPr>
+          <w:highlight w:val="none"/>
+          <w:lang w:val="ru-RU"/>
+        </w:rPr>
+        <w:t xml:space="preserve">элементы над главной диагональю</w:t>
+      </w:r>
+      <w:r>
+        <w:rPr>
+          <w:highlight w:val="none"/>
+          <w:lang w:val="ru-RU"/>
+        </w:rPr>
+      </w:r>
+    </w:p>
+    <w:p>
+      <w:pPr>
+        <w:pBdr>
+          <w:top w:val="none" w:color="000000" w:sz="0" w:space="0"/>
+          <w:bottom w:val="none" w:color="000000" w:sz="0" w:space="0"/>
+          <w:right w:val="none" w:color="000000" w:sz="0" w:space="0"/>
+          <w:between w:val="none" w:color="000000" w:sz="0" w:space="0"/>
+        </w:pBdr>
+        <w:tabs>
+          <w:tab w:val="left" w:leader="none" w:pos="1194"/>
+          <w:tab w:val="left" w:leader="none" w:pos="1195"/>
+        </w:tabs>
+        <w:spacing w:line="276" w:lineRule="auto"/>
+        <w:ind w:right="0" w:firstLine="709" w:left="0"/>
+        <w:jc w:val="left"/>
+        <w:rPr>
+          <w:highlight w:val="none"/>
+          <w:lang w:val="ru-RU" w:bidi="ru-RU"/>
+        </w:rPr>
+      </w:pPr>
+      <w:r>
+        <w:rPr>
+          <w:highlight w:val="none"/>
+          <w:lang w:val="ru-RU" w:bidi="ru-RU"/>
+        </w:rPr>
+        <w:t xml:space="preserve">Тогда для использования метода прогонки достаточные условия выглядят следующим образом:</w:t>
+      </w:r>
+      <w:r>
+        <w:rPr>
+          <w:highlight w:val="none"/>
+          <w:lang w:val="ru-RU"/>
+        </w:rPr>
+      </w:r>
+    </w:p>
+    <w:p>
+      <w:pPr>
+        <w:pBdr>
+          <w:top w:val="none" w:color="000000" w:sz="0" w:space="0"/>
+          <w:bottom w:val="none" w:color="000000" w:sz="0" w:space="0"/>
+          <w:right w:val="none" w:color="000000" w:sz="0" w:space="0"/>
+          <w:between w:val="none" w:color="000000" w:sz="0" w:space="0"/>
+        </w:pBdr>
+        <w:tabs>
+          <w:tab w:val="left" w:leader="none" w:pos="1194"/>
+          <w:tab w:val="left" w:leader="none" w:pos="1195"/>
+        </w:tabs>
+        <w:spacing w:line="276" w:lineRule="auto"/>
+        <w:ind w:right="0" w:firstLine="709" w:left="0"/>
+        <w:jc w:val="left"/>
+        <w:rPr>
+          <w:highlight w:val="none"/>
+          <w:lang w:val="ru-RU" w:bidi="ru-RU"/>
+        </w:rPr>
+      </w:pPr>
+      <w:r>
+        <w:rPr>
+          <w:highlight w:val="none"/>
+          <w:lang w:val="ru-RU" w:bidi="ru-RU"/>
+        </w:rPr>
+      </w:r>
+      <m:oMathPara>
+        <m:oMathParaPr/>
+        <m:oMath>
+          <m:m>
+            <m:mPr>
+              <m:baseJc m:val="center"/>
+              <m:cGp/>
+              <m:cGpRule/>
+              <m:cSp/>
+              <m:mcs>
+                <m:mc>
+                  <m:mcPr>
+                    <m:mcJc m:val="center"/>
+                    <m:count m:val="1"/>
+                  </m:mcPr>
+                </m:mc>
+              </m:mcs>
+              <m:plcHide m:val="off"/>
+              <m:rSp/>
+              <m:rSpRule/>
+              <m:ctrlPr>
+                <w:rPr>
+                  <w:rFonts w:ascii="Cambria Math" w:hAnsi="Cambria Math" w:eastAsia="Cambria Math" w:cs="Cambria Math"/>
+                </w:rPr>
+              </m:ctrlPr>
+            </m:mPr>
+            <m:mr>
+              <m:e>
+                <m:d>
+                  <m:dPr>
+                    <m:begChr m:val="|"/>
+                    <m:endChr m:val="|"/>
+                    <m:ctrlPr>
+                      <w:rPr>
+                        <w:rFonts w:ascii="Cambria Math" w:hAnsi="Cambria Math" w:eastAsia="Cambria Math" w:cs="Cambria Math"/>
+                      </w:rPr>
+                    </m:ctrlPr>
+                  </m:dPr>
+                  <m:e>
+                    <m:sSub>
+                      <m:sSubPr>
+                        <m:ctrlPr>
+                          <w:rPr>
+                            <w:rFonts w:ascii="Cambria Math" w:hAnsi="Cambria Math" w:eastAsia="Cambria Math" w:cs="Cambria Math"/>
+                          </w:rPr>
+                        </m:ctrlPr>
+                      </m:sSubPr>
+                      <m:e>
+                        <m:r>
+                          <w:rPr>
+                            <w:rFonts w:ascii="Cambria Math" w:hAnsi="Cambria Math" w:eastAsia="Cambria Math" w:cs="Cambria Math"/>
+                          </w:rPr>
+                          <m:rPr/>
+                          <m:t>c</m:t>
+                        </m:r>
+                      </m:e>
+                      <m:sub>
+                        <m:r>
+                          <w:rPr>
+                            <w:rFonts w:ascii="Cambria Math" w:hAnsi="Cambria Math" w:eastAsia="Cambria Math" w:cs="Cambria Math"/>
+                          </w:rPr>
+                          <m:rPr/>
+                          <m:t>0</m:t>
+                        </m:r>
+                      </m:sub>
+                    </m:sSub>
+                  </m:e>
+                </m:d>
+                <m:r>
+                  <w:rPr>
+                    <w:rFonts w:ascii="Cambria Math" w:hAnsi="Cambria Math" w:eastAsia="Cambria Math" w:cs="Cambria Math"/>
+                  </w:rPr>
+                  <m:rPr/>
+                  <m:t>&gt;0, </m:t>
+                </m:r>
+                <m:d>
+                  <m:dPr>
+                    <m:begChr m:val="|"/>
+                    <m:endChr m:val="|"/>
+                    <m:ctrlPr>
+                      <w:rPr>
+                        <w:rFonts w:ascii="Cambria Math" w:hAnsi="Cambria Math" w:eastAsia="Cambria Math" w:cs="Cambria Math"/>
+                      </w:rPr>
+                    </m:ctrlPr>
+                  </m:dPr>
+                  <m:e>
+                    <m:sSub>
+                      <m:sSubPr>
+                        <m:ctrlPr>
+                          <w:rPr>
+                            <w:rFonts w:ascii="Cambria Math" w:hAnsi="Cambria Math" w:eastAsia="Cambria Math" w:cs="Cambria Math"/>
+                          </w:rPr>
+                        </m:ctrlPr>
+                      </m:sSubPr>
+                      <m:e>
+                        <m:r>
+                          <w:rPr>
+                            <w:rFonts w:ascii="Cambria Math" w:hAnsi="Cambria Math" w:eastAsia="Cambria Math" w:cs="Cambria Math"/>
+                          </w:rPr>
+                          <m:rPr/>
+                          <m:t>c</m:t>
+                        </m:r>
+                      </m:e>
+                      <m:sub>
+                        <m:r>
+                          <w:rPr>
+                            <w:rFonts w:ascii="Cambria Math" w:hAnsi="Cambria Math" w:eastAsia="Cambria Math" w:cs="Cambria Math"/>
+                          </w:rPr>
+                          <m:rPr/>
+                          <m:t>N</m:t>
+                        </m:r>
+                      </m:sub>
+                    </m:sSub>
+                  </m:e>
+                </m:d>
+                <m:r>
+                  <w:rPr>
+                    <w:rFonts w:ascii="Cambria Math" w:hAnsi="Cambria Math" w:eastAsia="Cambria Math" w:cs="Cambria Math"/>
+                  </w:rPr>
+                  <m:rPr/>
+                  <m:t>&gt;0,</m:t>
+                </m:r>
+              </m:e>
+            </m:mr>
+            <m:mr>
+              <m:e>
+                <m:d>
+                  <m:dPr>
+                    <m:begChr m:val="|"/>
+                    <m:endChr m:val="|"/>
+                    <m:ctrlPr>
+                      <w:rPr>
+                        <w:rFonts w:ascii="Cambria Math" w:hAnsi="Cambria Math" w:eastAsia="Cambria Math" w:cs="Cambria Math"/>
+                      </w:rPr>
+                    </m:ctrlPr>
+                  </m:dPr>
+                  <m:e>
+                    <m:sSub>
+                      <m:sSubPr>
+                        <m:ctrlPr>
+                          <w:rPr>
+                            <w:rFonts w:ascii="Cambria Math" w:hAnsi="Cambria Math" w:eastAsia="Cambria Math" w:cs="Cambria Math"/>
+                          </w:rPr>
+                        </m:ctrlPr>
+                      </m:sSubPr>
+                      <m:e>
+                        <m:r>
+                          <w:rPr>
+                            <w:rFonts w:ascii="Cambria Math" w:hAnsi="Cambria Math" w:eastAsia="Cambria Math" w:cs="Cambria Math"/>
+                          </w:rPr>
+                          <m:rPr/>
+                          <m:t>a</m:t>
+                        </m:r>
+                      </m:e>
+                      <m:sub>
+                        <m:r>
+                          <w:rPr>
+                            <w:rFonts w:ascii="Cambria Math" w:hAnsi="Cambria Math" w:eastAsia="Cambria Math" w:cs="Cambria Math"/>
+                          </w:rPr>
+                          <m:rPr/>
+                          <m:t>i</m:t>
+                        </m:r>
+                      </m:sub>
+                    </m:sSub>
+                  </m:e>
+                </m:d>
+                <m:r>
+                  <w:rPr>
+                    <w:rFonts w:ascii="Cambria Math" w:hAnsi="Cambria Math" w:eastAsia="Cambria Math" w:cs="Cambria Math"/>
+                  </w:rPr>
+                  <m:rPr/>
+                  <m:t>&gt;0, </m:t>
+                </m:r>
+                <m:d>
+                  <m:dPr>
+                    <m:begChr m:val="|"/>
+                    <m:endChr m:val="|"/>
+                    <m:ctrlPr>
+                      <w:rPr>
+                        <w:rFonts w:ascii="Cambria Math" w:hAnsi="Cambria Math" w:eastAsia="Cambria Math" w:cs="Cambria Math"/>
+                      </w:rPr>
+                    </m:ctrlPr>
+                  </m:dPr>
+                  <m:e>
+                    <m:sSub>
+                      <m:sSubPr>
+                        <m:ctrlPr>
+                          <w:rPr>
+                            <w:rFonts w:ascii="Cambria Math" w:hAnsi="Cambria Math" w:eastAsia="Cambria Math" w:cs="Cambria Math"/>
+                          </w:rPr>
+                        </m:ctrlPr>
+                      </m:sSubPr>
+                      <m:e>
+                        <m:r>
+                          <w:rPr>
+                            <w:rFonts w:ascii="Cambria Math" w:hAnsi="Cambria Math" w:eastAsia="Cambria Math" w:cs="Cambria Math"/>
+                          </w:rPr>
+                          <m:rPr/>
+                          <m:t>b</m:t>
+                        </m:r>
+                      </m:e>
+                      <m:sub>
+                        <m:r>
+                          <w:rPr>
+                            <w:rFonts w:ascii="Cambria Math" w:hAnsi="Cambria Math" w:eastAsia="Cambria Math" w:cs="Cambria Math"/>
+                          </w:rPr>
+                          <m:rPr/>
+                          <m:t>i</m:t>
+                        </m:r>
+                      </m:sub>
+                    </m:sSub>
+                  </m:e>
+                </m:d>
+                <m:r>
+                  <w:rPr>
+                    <w:rFonts w:ascii="Cambria Math" w:hAnsi="Cambria Math" w:eastAsia="Cambria Math" w:cs="Cambria Math"/>
+                  </w:rPr>
+                  <m:rPr/>
+                  <m:t>&gt;0, i=1,2,...,N-1,</m:t>
+                </m:r>
+              </m:e>
+            </m:mr>
+            <m:mr>
+              <m:e>
+                <m:d>
+                  <m:dPr>
+                    <m:begChr m:val="|"/>
+                    <m:endChr m:val="|"/>
+                    <m:ctrlPr>
+                      <w:rPr>
+                        <w:rFonts w:ascii="Cambria Math" w:hAnsi="Cambria Math" w:eastAsia="Cambria Math" w:cs="Cambria Math"/>
+                      </w:rPr>
+                    </m:ctrlPr>
+                  </m:dPr>
+                  <m:e>
+                    <m:sSub>
+                      <m:sSubPr>
+                        <m:ctrlPr>
+                          <w:rPr>
+                            <w:rFonts w:ascii="Cambria Math" w:hAnsi="Cambria Math" w:eastAsia="Cambria Math" w:cs="Cambria Math"/>
+                          </w:rPr>
+                        </m:ctrlPr>
+                      </m:sSubPr>
+                      <m:e>
+                        <m:r>
+                          <w:rPr>
+                            <w:rFonts w:ascii="Cambria Math" w:hAnsi="Cambria Math" w:eastAsia="Cambria Math" w:cs="Cambria Math"/>
+                          </w:rPr>
+                          <m:rPr/>
+                          <m:t>c</m:t>
+                        </m:r>
+                      </m:e>
+                      <m:sub>
+                        <m:r>
+                          <w:rPr>
+                            <w:rFonts w:ascii="Cambria Math" w:hAnsi="Cambria Math" w:eastAsia="Cambria Math" w:cs="Cambria Math"/>
+                          </w:rPr>
+                          <m:rPr/>
+                          <m:t>i</m:t>
+                        </m:r>
+                      </m:sub>
+                    </m:sSub>
+                  </m:e>
+                </m:d>
+                <m:r>
+                  <w:rPr>
+                    <w:rFonts w:ascii="Cambria Math" w:hAnsi="Cambria Math" w:eastAsia="Cambria Math" w:cs="Cambria Math"/>
+                  </w:rPr>
+                  <m:rPr/>
+                  <m:t>≥</m:t>
+                </m:r>
+                <m:d>
+                  <m:dPr>
+                    <m:begChr m:val="|"/>
+                    <m:endChr m:val="|"/>
+                    <m:ctrlPr>
+                      <w:rPr>
+                        <w:rFonts w:ascii="Cambria Math" w:hAnsi="Cambria Math" w:eastAsia="Cambria Math" w:cs="Cambria Math"/>
+                      </w:rPr>
+                    </m:ctrlPr>
+                  </m:dPr>
+                  <m:e>
+                    <m:sSub>
+                      <m:sSubPr>
+                        <m:ctrlPr>
+                          <w:rPr>
+                            <w:rFonts w:ascii="Cambria Math" w:hAnsi="Cambria Math" w:eastAsia="Cambria Math" w:cs="Cambria Math"/>
+                          </w:rPr>
+                        </m:ctrlPr>
+                      </m:sSubPr>
+                      <m:e>
+                        <m:r>
+                          <w:rPr>
+                            <w:rFonts w:ascii="Cambria Math" w:hAnsi="Cambria Math" w:eastAsia="Cambria Math" w:cs="Cambria Math"/>
+                          </w:rPr>
+                          <m:rPr/>
+                          <m:t>a</m:t>
+                        </m:r>
+                      </m:e>
+                      <m:sub>
+                        <m:r>
+                          <w:rPr>
+                            <w:rFonts w:ascii="Cambria Math" w:hAnsi="Cambria Math" w:eastAsia="Cambria Math" w:cs="Cambria Math"/>
+                          </w:rPr>
+                          <m:rPr/>
+                          <m:t>i</m:t>
+                        </m:r>
+                      </m:sub>
+                    </m:sSub>
+                  </m:e>
+                </m:d>
+                <m:r>
+                  <w:rPr>
+                    <w:rFonts w:ascii="Cambria Math" w:hAnsi="Cambria Math" w:eastAsia="Cambria Math" w:cs="Cambria Math"/>
+                  </w:rPr>
+                  <m:rPr/>
+                  <m:t>+</m:t>
+                </m:r>
+                <m:d>
+                  <m:dPr>
+                    <m:begChr m:val="|"/>
+                    <m:endChr m:val="|"/>
+                    <m:ctrlPr>
+                      <w:rPr>
+                        <w:rFonts w:ascii="Cambria Math" w:hAnsi="Cambria Math" w:eastAsia="Cambria Math" w:cs="Cambria Math"/>
+                      </w:rPr>
+                    </m:ctrlPr>
+                  </m:dPr>
+                  <m:e>
+                    <m:sSub>
+                      <m:sSubPr>
+                        <m:ctrlPr>
+                          <w:rPr>
+                            <w:rFonts w:ascii="Cambria Math" w:hAnsi="Cambria Math" w:eastAsia="Cambria Math" w:cs="Cambria Math"/>
+                          </w:rPr>
+                        </m:ctrlPr>
+                      </m:sSubPr>
+                      <m:e>
+                        <m:r>
+                          <w:rPr>
+                            <w:rFonts w:ascii="Cambria Math" w:hAnsi="Cambria Math" w:eastAsia="Cambria Math" w:cs="Cambria Math"/>
+                          </w:rPr>
+                          <m:rPr/>
+                          <m:t>b</m:t>
+                        </m:r>
+                      </m:e>
+                      <m:sub>
+                        <m:r>
+                          <w:rPr>
+                            <w:rFonts w:ascii="Cambria Math" w:hAnsi="Cambria Math" w:eastAsia="Cambria Math" w:cs="Cambria Math"/>
+                          </w:rPr>
+                          <m:rPr/>
+                          <m:t>i</m:t>
+                        </m:r>
+                      </m:sub>
+                    </m:sSub>
+                  </m:e>
+                </m:d>
+                <m:r>
+                  <w:rPr>
+                    <w:rFonts w:ascii="Cambria Math" w:hAnsi="Cambria Math" w:eastAsia="Cambria Math" w:cs="Cambria Math"/>
+                  </w:rPr>
+                  <m:rPr/>
+                  <m:t>, i=1,...,N-1, </m:t>
+                </m:r>
+                <m:d>
+                  <m:dPr>
+                    <m:begChr m:val="("/>
+                    <m:endChr m:val=")"/>
+                    <m:ctrlPr>
+                      <w:rPr>
+                        <w:rFonts w:ascii="Cambria Math" w:hAnsi="Cambria Math" w:eastAsia="Cambria Math" w:cs="Cambria Math"/>
+                      </w:rPr>
+                    </m:ctrlPr>
+                  </m:dPr>
+                  <m:e>
+                    <m:r>
+                      <w:rPr>
+                        <w:rFonts w:ascii="Cambria Math" w:hAnsi="Cambria Math" w:eastAsia="Cambria Math" w:cs="Cambria Math"/>
+                      </w:rPr>
+                      <m:rPr/>
+                      <m:t>3.14</m:t>
+                    </m:r>
+                  </m:e>
+                </m:d>
+              </m:e>
+            </m:mr>
+            <m:mr>
+              <m:e>
+                <m:d>
+                  <m:dPr>
+                    <m:begChr m:val="|"/>
+                    <m:endChr m:val="|"/>
+                    <m:ctrlPr>
+                      <w:rPr>
+                        <w:rFonts w:ascii="Cambria Math" w:hAnsi="Cambria Math" w:eastAsia="Cambria Math" w:cs="Cambria Math"/>
+                      </w:rPr>
+                    </m:ctrlPr>
+                  </m:dPr>
+                  <m:e>
+                    <m:sSub>
+                      <m:sSubPr>
+                        <m:ctrlPr>
+                          <w:rPr>
+                            <w:rFonts w:ascii="Cambria Math" w:hAnsi="Cambria Math" w:eastAsia="Cambria Math" w:cs="Cambria Math"/>
+                          </w:rPr>
+                        </m:ctrlPr>
+                      </m:sSubPr>
+                      <m:e>
+                        <m:r>
+                          <w:rPr>
+                            <w:rFonts w:ascii="Cambria Math" w:hAnsi="Cambria Math" w:eastAsia="Cambria Math" w:cs="Cambria Math"/>
+                          </w:rPr>
+                          <m:rPr/>
+                          <m:t>c</m:t>
+                        </m:r>
+                      </m:e>
+                      <m:sub>
+                        <m:r>
+                          <w:rPr>
+                            <w:rFonts w:ascii="Cambria Math" w:hAnsi="Cambria Math" w:eastAsia="Cambria Math" w:cs="Cambria Math"/>
+                          </w:rPr>
+                          <m:rPr/>
+                          <m:t>0</m:t>
+                        </m:r>
+                      </m:sub>
+                    </m:sSub>
+                  </m:e>
+                </m:d>
+                <m:r>
+                  <w:rPr>
+                    <w:rFonts w:ascii="Cambria Math" w:hAnsi="Cambria Math" w:eastAsia="Cambria Math" w:cs="Cambria Math"/>
+                  </w:rPr>
+                  <m:rPr/>
+                  <m:t>≥</m:t>
+                </m:r>
+                <m:d>
+                  <m:dPr>
+                    <m:begChr m:val="|"/>
+                    <m:endChr m:val="|"/>
+                    <m:ctrlPr>
+                      <w:rPr>
+                        <w:rFonts w:ascii="Cambria Math" w:hAnsi="Cambria Math" w:eastAsia="Cambria Math" w:cs="Cambria Math"/>
+                      </w:rPr>
+                    </m:ctrlPr>
+                  </m:dPr>
+                  <m:e>
+                    <m:sSub>
+                      <m:sSubPr>
+                        <m:ctrlPr>
+                          <w:rPr>
+                            <w:rFonts w:ascii="Cambria Math" w:hAnsi="Cambria Math" w:eastAsia="Cambria Math" w:cs="Cambria Math"/>
+                          </w:rPr>
+                        </m:ctrlPr>
+                      </m:sSubPr>
+                      <m:e>
+                        <m:r>
+                          <w:rPr>
+                            <w:rFonts w:ascii="Cambria Math" w:hAnsi="Cambria Math" w:eastAsia="Cambria Math" w:cs="Cambria Math"/>
+                          </w:rPr>
+                          <m:rPr/>
+                          <m:t>b</m:t>
+                        </m:r>
+                      </m:e>
+                      <m:sub>
+                        <m:r>
+                          <w:rPr>
+                            <w:rFonts w:ascii="Cambria Math" w:hAnsi="Cambria Math" w:eastAsia="Cambria Math" w:cs="Cambria Math"/>
+                          </w:rPr>
+                          <m:rPr/>
+                          <m:t>0</m:t>
+                        </m:r>
+                      </m:sub>
+                    </m:sSub>
+                  </m:e>
+                </m:d>
+                <m:r>
+                  <w:rPr>
+                    <w:rFonts w:ascii="Cambria Math" w:hAnsi="Cambria Math" w:eastAsia="Cambria Math" w:cs="Cambria Math"/>
+                  </w:rPr>
+                  <m:rPr/>
+                  <m:t>, </m:t>
+                </m:r>
+                <m:d>
+                  <m:dPr>
+                    <m:begChr m:val="|"/>
+                    <m:endChr m:val="|"/>
+                    <m:ctrlPr>
+                      <w:rPr>
+                        <w:rFonts w:ascii="Cambria Math" w:hAnsi="Cambria Math" w:eastAsia="Cambria Math" w:cs="Cambria Math"/>
+                      </w:rPr>
+                    </m:ctrlPr>
+                  </m:dPr>
+                  <m:e>
+                    <m:sSub>
+                      <m:sSubPr>
+                        <m:ctrlPr>
+                          <w:rPr>
+                            <w:rFonts w:ascii="Cambria Math" w:hAnsi="Cambria Math" w:eastAsia="Cambria Math" w:cs="Cambria Math"/>
+                          </w:rPr>
+                        </m:ctrlPr>
+                      </m:sSubPr>
+                      <m:e>
+                        <m:r>
+                          <w:rPr>
+                            <w:rFonts w:ascii="Cambria Math" w:hAnsi="Cambria Math" w:eastAsia="Cambria Math" w:cs="Cambria Math"/>
+                          </w:rPr>
+                          <m:rPr/>
+                          <m:t>c</m:t>
+                        </m:r>
+                      </m:e>
+                      <m:sub>
+                        <m:r>
+                          <w:rPr>
+                            <w:rFonts w:ascii="Cambria Math" w:hAnsi="Cambria Math" w:eastAsia="Cambria Math" w:cs="Cambria Math"/>
+                          </w:rPr>
+                          <m:rPr/>
+                          <m:t>N</m:t>
+                        </m:r>
+                      </m:sub>
+                    </m:sSub>
+                  </m:e>
+                </m:d>
+                <m:r>
+                  <w:rPr>
+                    <w:rFonts w:ascii="Cambria Math" w:hAnsi="Cambria Math" w:eastAsia="Cambria Math" w:cs="Cambria Math"/>
+                  </w:rPr>
+                  <m:rPr/>
+                  <m:t>≥</m:t>
+                </m:r>
+                <m:d>
+                  <m:dPr>
+                    <m:begChr m:val="|"/>
+                    <m:endChr m:val="|"/>
+                    <m:ctrlPr>
+                      <w:rPr>
+                        <w:rFonts w:ascii="Cambria Math" w:hAnsi="Cambria Math" w:eastAsia="Cambria Math" w:cs="Cambria Math"/>
+                      </w:rPr>
+                    </m:ctrlPr>
+                  </m:dPr>
+                  <m:e>
+                    <m:sSub>
+                      <m:sSubPr>
+                        <m:ctrlPr>
+                          <w:rPr>
+                            <w:rFonts w:ascii="Cambria Math" w:hAnsi="Cambria Math" w:eastAsia="Cambria Math" w:cs="Cambria Math"/>
+                          </w:rPr>
+                        </m:ctrlPr>
+                      </m:sSubPr>
+                      <m:e>
+                        <m:r>
+                          <w:rPr>
+                            <w:rFonts w:ascii="Cambria Math" w:hAnsi="Cambria Math" w:eastAsia="Cambria Math" w:cs="Cambria Math"/>
+                          </w:rPr>
+                          <m:rPr/>
+                          <m:t>a</m:t>
+                        </m:r>
+                      </m:e>
+                      <m:sub>
+                        <m:r>
+                          <w:rPr>
+                            <w:rFonts w:ascii="Cambria Math" w:hAnsi="Cambria Math" w:eastAsia="Cambria Math" w:cs="Cambria Math"/>
+                          </w:rPr>
+                          <m:rPr/>
+                          <m:t>N</m:t>
+                        </m:r>
+                      </m:sub>
+                    </m:sSub>
+                  </m:e>
+                </m:d>
+                <m:r>
+                  <w:rPr>
+                    <w:rFonts w:ascii="Cambria Math" w:hAnsi="Cambria Math" w:eastAsia="Cambria Math" w:cs="Cambria Math"/>
+                  </w:rPr>
+                  <m:rPr/>
+                  <m:t>, </m:t>
+                </m:r>
+                <m:d>
+                  <m:dPr>
+                    <m:begChr m:val="("/>
+                    <m:endChr m:val=")"/>
+                    <m:ctrlPr>
+                      <w:rPr>
+                        <w:rFonts w:ascii="Cambria Math" w:hAnsi="Cambria Math" w:eastAsia="Cambria Math" w:cs="Cambria Math"/>
+                      </w:rPr>
+                    </m:ctrlPr>
+                  </m:dPr>
+                  <m:e>
+                    <m:r>
+                      <w:rPr>
+                        <w:rFonts w:ascii="Cambria Math" w:hAnsi="Cambria Math" w:eastAsia="Cambria Math" w:cs="Cambria Math"/>
+                      </w:rPr>
+                      <m:rPr/>
+                      <m:t>3.15</m:t>
+                    </m:r>
+                  </m:e>
+                </m:d>
+              </m:e>
+            </m:mr>
+          </m:m>
+        </m:oMath>
+      </m:oMathPara>
+      <w:r>
+        <w:rPr>
+          <w:highlight w:val="none"/>
+          <w:lang w:val="ru-RU" w:bidi="ru-RU"/>
+        </w:rPr>
+      </w:r>
+      <w:r>
+        <w:rPr>
+          <w:highlight w:val="none"/>
+          <w:lang w:val="ru-RU"/>
+        </w:rPr>
+      </w:r>
+    </w:p>
+    <w:p>
+      <w:pPr>
+        <w:pBdr>
+          <w:top w:val="none" w:color="000000" w:sz="0" w:space="0"/>
+          <w:bottom w:val="none" w:color="000000" w:sz="0" w:space="0"/>
+          <w:right w:val="none" w:color="000000" w:sz="0" w:space="0"/>
+          <w:between w:val="none" w:color="000000" w:sz="0" w:space="0"/>
+        </w:pBdr>
+        <w:tabs>
+          <w:tab w:val="left" w:leader="none" w:pos="1194"/>
+          <w:tab w:val="left" w:leader="none" w:pos="1195"/>
+        </w:tabs>
+        <w:spacing w:line="276" w:lineRule="auto"/>
+        <w:ind w:right="0" w:firstLine="709" w:left="0"/>
+        <w:jc w:val="left"/>
+        <w:rPr>
+          <w:highlight w:val="none"/>
+          <w:lang w:val="ru-RU" w:bidi="ru-RU"/>
+        </w:rPr>
+      </w:pPr>
+      <w:r>
+        <w:rPr>
+          <w:highlight w:val="none"/>
+          <w:lang w:val="ru-RU" w:bidi="ru-RU"/>
+        </w:rPr>
+        <w:t xml:space="preserve">причем хотя бы в одном из условий (3.14) – (3.15) выполняется строгое неравенство.</w:t>
+      </w:r>
+      <w:r>
+        <w:rPr>
+          <w:highlight w:val="none"/>
+          <w:lang w:val="ru-RU" w:bidi="ru-RU"/>
+        </w:rPr>
+      </w:r>
+    </w:p>
+    <w:p>
+      <w:pPr>
+        <w:pBdr>
+          <w:top w:val="none" w:color="000000" w:sz="0" w:space="0"/>
+          <w:bottom w:val="none" w:color="000000" w:sz="0" w:space="0"/>
+          <w:right w:val="none" w:color="000000" w:sz="0" w:space="0"/>
+          <w:between w:val="none" w:color="000000" w:sz="0" w:space="0"/>
+        </w:pBdr>
+        <w:tabs>
+          <w:tab w:val="left" w:leader="none" w:pos="1194"/>
+          <w:tab w:val="left" w:leader="none" w:pos="1195"/>
+        </w:tabs>
+        <w:spacing w:line="276" w:lineRule="auto"/>
+        <w:ind w:right="0" w:firstLine="709" w:left="0"/>
+        <w:jc w:val="left"/>
+        <w:rPr>
+          <w:highlight w:val="none"/>
+          <w:lang w:val="ru-RU" w:bidi="ru-RU"/>
+        </w:rPr>
+      </w:pPr>
+      <w:r>
+        <w:rPr>
+          <w:highlight w:val="none"/>
+          <w:lang w:val="ru-RU" w:bidi="ru-RU"/>
+        </w:rPr>
+        <w:t xml:space="preserve">Но эти условия являются достаточными, но не необходимыми. Их можно ослабить разрешив некоторым коэффициентам </w:t>
+      </w:r>
+      <w:r>
+        <w:rPr>
+          <w:highlight w:val="none"/>
+          <w:lang w:val="en-US"/>
+        </w:rPr>
+        <w:t xml:space="preserve">a </w:t>
+      </w:r>
+      <w:r>
+        <w:rPr>
+          <w:highlight w:val="none"/>
+          <w:lang w:val="ru-RU"/>
+        </w:rPr>
+        <w:t xml:space="preserve">или </w:t>
+      </w:r>
+      <w:r>
+        <w:rPr>
+          <w:highlight w:val="none"/>
+          <w:lang w:val="en-US"/>
+        </w:rPr>
+        <w:t xml:space="preserve">b </w:t>
+      </w:r>
+      <w:r>
+        <w:rPr>
+          <w:highlight w:val="none"/>
+          <w:lang w:val="ru-RU"/>
+        </w:rPr>
+        <w:t xml:space="preserve">обращаться в нуль, и тогда система распадется на несколько подсистем, к которым применяется метод прогонки</w:t>
+      </w:r>
+      <w:r>
+        <w:rPr>
+          <w:highlight w:val="none"/>
+          <w:lang w:val="ru-RU" w:bidi="ru-RU"/>
+        </w:rPr>
+      </w:r>
+      <w:r>
+        <w:rPr>
+          <w:highlight w:val="none"/>
+          <w:lang w:val="ru-RU" w:bidi="ru-RU"/>
+        </w:rPr>
+      </w:r>
+    </w:p>
+    <w:p>
+      <w:pPr>
+        <w:pBdr>
           <w:top w:val="none" w:color="000000" w:sz="4" w:space="0"/>
           <w:left w:val="none" w:color="000000" w:sz="4" w:space="0"/>
           <w:bottom w:val="none" w:color="000000" w:sz="4" w:space="0"/>
@@ -5691,20 +6637,130 @@
       </w:r>
       <w:r>
         <w:rPr>
-          <w:rFonts w:ascii="Times New Roman" w:hAnsi="Times New Roman" w:eastAsia="Times New Roman" w:cs="Times New Roman"/>
-          <w:color w:val="000000" w:themeColor="text1"/>
-          <w:sz w:val="28"/>
-          <w:szCs w:val="28"/>
-        </w:rPr>
-      </w:r>
-      <w:r>
-        <w:rPr>
           <w:rFonts w:ascii="Times New Roman" w:hAnsi="Times New Roman" w:cs="Times New Roman"/>
           <w:color w:val="000000" w:themeColor="text1"/>
           <w:sz w:val="28"/>
           <w:szCs w:val="28"/>
         </w:rPr>
       </w:r>
+      <w:r>
+        <w:rPr>
+          <w:rFonts w:ascii="Times New Roman" w:hAnsi="Times New Roman" w:cs="Times New Roman"/>
+          <w:color w:val="000000" w:themeColor="text1"/>
+          <w:sz w:val="28"/>
+          <w:szCs w:val="28"/>
+        </w:rPr>
+      </w:r>
+    </w:p>
+    <w:p>
+      <w:pPr>
+        <w:pBdr>
+          <w:top w:val="none" w:color="000000" w:sz="4" w:space="0"/>
+          <w:left w:val="none" w:color="000000" w:sz="4" w:space="0"/>
+          <w:bottom w:val="none" w:color="000000" w:sz="4" w:space="0"/>
+          <w:right w:val="none" w:color="000000" w:sz="4" w:space="0"/>
+        </w:pBdr>
+        <w:spacing/>
+        <w:ind w:right="0" w:firstLine="709" w:left="0"/>
+        <w:rPr/>
+      </w:pPr>
+      <w:r>
+        <w:rPr>
+          <w:rFonts w:ascii="Consolas" w:hAnsi="Consolas" w:eastAsia="Consolas" w:cs="Consolas"/>
+          <w:color w:val="000000"/>
+          <w:sz w:val="21"/>
+        </w:rPr>
+        <w:t xml:space="preserve">A[0][0] &gt; 0 - True</w:t>
+      </w:r>
+      <w:r/>
+    </w:p>
+    <w:p>
+      <w:pPr>
+        <w:pBdr>
+          <w:top w:val="none" w:color="000000" w:sz="4" w:space="0"/>
+          <w:left w:val="none" w:color="000000" w:sz="4" w:space="0"/>
+          <w:bottom w:val="none" w:color="000000" w:sz="4" w:space="0"/>
+          <w:right w:val="none" w:color="000000" w:sz="4" w:space="0"/>
+        </w:pBdr>
+        <w:spacing/>
+        <w:ind w:right="0" w:firstLine="709" w:left="0"/>
+        <w:rPr/>
+      </w:pPr>
+      <w:r>
+        <w:rPr>
+          <w:rFonts w:ascii="Consolas" w:hAnsi="Consolas" w:eastAsia="Consolas" w:cs="Consolas"/>
+          <w:color w:val="000000"/>
+          <w:sz w:val="21"/>
+        </w:rPr>
+        <w:t xml:space="preserve">A[4][4] &gt; 0 - True</w:t>
+      </w:r>
+      <w:r/>
+    </w:p>
+    <w:p>
+      <w:pPr>
+        <w:pBdr>
+          <w:top w:val="none" w:color="000000" w:sz="4" w:space="0"/>
+          <w:left w:val="none" w:color="000000" w:sz="4" w:space="0"/>
+          <w:bottom w:val="none" w:color="000000" w:sz="4" w:space="0"/>
+          <w:right w:val="none" w:color="000000" w:sz="4" w:space="0"/>
+        </w:pBdr>
+        <w:spacing/>
+        <w:ind w:right="0" w:firstLine="709" w:left="0"/>
+        <w:rPr/>
+      </w:pPr>
+      <w:r>
+        <w:rPr>
+          <w:rFonts w:ascii="Consolas" w:hAnsi="Consolas" w:eastAsia="Consolas" w:cs="Consolas"/>
+          <w:color w:val="000000"/>
+          <w:sz w:val="21"/>
+        </w:rPr>
+        <w:t xml:space="preserve">|ai| &gt; 0 i = 1,...,N-1 - True</w:t>
+      </w:r>
+      <w:r/>
+    </w:p>
+    <w:p>
+      <w:pPr>
+        <w:pBdr>
+          <w:top w:val="none" w:color="000000" w:sz="4" w:space="0"/>
+          <w:left w:val="none" w:color="000000" w:sz="4" w:space="0"/>
+          <w:bottom w:val="none" w:color="000000" w:sz="4" w:space="0"/>
+          <w:right w:val="none" w:color="000000" w:sz="4" w:space="0"/>
+        </w:pBdr>
+        <w:spacing/>
+        <w:ind w:right="0" w:firstLine="709" w:left="0"/>
+        <w:rPr/>
+      </w:pPr>
+      <w:r>
+        <w:rPr>
+          <w:rFonts w:ascii="Consolas" w:hAnsi="Consolas" w:eastAsia="Consolas" w:cs="Consolas"/>
+          <w:color w:val="000000"/>
+          <w:sz w:val="21"/>
+        </w:rPr>
+        <w:t xml:space="preserve">|bi| &gt; 0 i = 1,...,N-1 - False</w:t>
+      </w:r>
+      <w:r/>
+    </w:p>
+    <w:p>
+      <w:pPr>
+        <w:pBdr>
+          <w:top w:val="none" w:color="000000" w:sz="4" w:space="0"/>
+          <w:left w:val="none" w:color="000000" w:sz="4" w:space="0"/>
+          <w:bottom w:val="none" w:color="000000" w:sz="4" w:space="0"/>
+          <w:right w:val="none" w:color="000000" w:sz="4" w:space="0"/>
+        </w:pBdr>
+        <w:spacing/>
+        <w:ind w:right="0" w:firstLine="709" w:left="0"/>
+        <w:rPr/>
+      </w:pPr>
+      <w:r>
+        <w:rPr>
+          <w:rFonts w:ascii="Consolas" w:hAnsi="Consolas" w:eastAsia="Consolas" w:cs="Consolas"/>
+          <w:color w:val="000000"/>
+          <w:sz w:val="21"/>
+        </w:rPr>
+        <w:t xml:space="preserve">|ci| &gt;= |ai| + |bi| и |c0| &gt;= |b0| и |cn| &gt;= |an| - True</w:t>
+      </w:r>
+      <w:r/>
     </w:p>
     <w:p>
       <w:pPr>
@@ -5732,6 +6788,15 @@
       </w:pPr>
       <w:r>
         <w:rPr>
+          <w:rFonts w:ascii="Consolas" w:hAnsi="Consolas" w:eastAsia="Consolas" w:cs="Consolas"/>
+          <w:color w:val="000000"/>
+          <w:sz w:val="21"/>
+        </w:rPr>
+        <w:t xml:space="preserve">Был строгий знак - True</w:t>
+      </w:r>
+      <w:r/>
+      <w:r>
+        <w:rPr>
           <w:b w:val="0"/>
           <w:bCs w:val="0"/>
           <w:sz w:val="28"/>
@@ -5749,7 +6814,6 @@
           <w:highlight w:val="none"/>
           <w:lang w:val="ru-RU"/>
         </w:rPr>
-        <w:t xml:space="preserve">Прямая прогонка:</w:t>
       </w:r>
       <w:r>
         <w:rPr>
@@ -5758,6 +6822,394 @@
           <w:sz w:val="28"/>
           <w:szCs w:val="28"/>
           <w:highlight w:val="none"/>
+          <w:lang w:val="ru-RU"/>
+        </w:rPr>
+      </w:r>
+    </w:p>
+    <w:p>
+      <w:pPr>
+        <w:pBdr>
+          <w:top w:val="none" w:color="000000" w:sz="0" w:space="0"/>
+          <w:bottom w:val="none" w:color="000000" w:sz="0" w:space="0"/>
+          <w:right w:val="none" w:color="000000" w:sz="0" w:space="0"/>
+          <w:between w:val="none" w:color="000000" w:sz="0" w:space="0"/>
+        </w:pBdr>
+        <w:tabs>
+          <w:tab w:val="left" w:leader="none" w:pos="1194"/>
+          <w:tab w:val="left" w:leader="none" w:pos="1195"/>
+        </w:tabs>
+        <w:spacing w:line="276" w:lineRule="auto"/>
+        <w:ind w:right="0" w:firstLine="709" w:left="0"/>
+        <w:jc w:val="both"/>
+        <w:rPr>
+          <w:b w:val="0"/>
+          <w:bCs w:val="0"/>
+          <w:sz w:val="28"/>
+          <w:szCs w:val="28"/>
+          <w:highlight w:val="none"/>
+          <w:lang w:val="ru-RU"/>
+        </w:rPr>
+      </w:pPr>
+      <w:r>
+        <w:rPr>
+          <w:b w:val="0"/>
+          <w:bCs w:val="0"/>
+          <w:sz w:val="28"/>
+          <w:szCs w:val="28"/>
+          <w:highlight w:val="none"/>
+          <w:lang w:val="ru-RU"/>
+        </w:rPr>
+      </w:r>
+      <w:r>
+        <w:rPr>
+          <w:b w:val="0"/>
+          <w:bCs w:val="0"/>
+          <w:sz w:val="28"/>
+          <w:szCs w:val="28"/>
+          <w:highlight w:val="none"/>
+          <w:lang w:val="ru-RU"/>
+        </w:rPr>
+      </w:r>
+      <w:r>
+        <w:rPr>
+          <w:b w:val="0"/>
+          <w:bCs w:val="0"/>
+          <w:sz w:val="28"/>
+          <w:szCs w:val="28"/>
+          <w:highlight w:val="none"/>
+          <w:lang w:val="ru-RU"/>
+        </w:rPr>
+      </w:r>
+    </w:p>
+    <w:p>
+      <w:pPr>
+        <w:pBdr>
+          <w:top w:val="none" w:color="000000" w:sz="0" w:space="0"/>
+          <w:bottom w:val="none" w:color="000000" w:sz="0" w:space="0"/>
+          <w:right w:val="none" w:color="000000" w:sz="0" w:space="0"/>
+          <w:between w:val="none" w:color="000000" w:sz="0" w:space="0"/>
+        </w:pBdr>
+        <w:tabs>
+          <w:tab w:val="left" w:leader="none" w:pos="1194"/>
+          <w:tab w:val="left" w:leader="none" w:pos="1195"/>
+        </w:tabs>
+        <w:spacing w:line="276" w:lineRule="auto"/>
+        <w:ind w:right="0" w:firstLine="709" w:left="0"/>
+        <w:jc w:val="both"/>
+        <w:rPr>
+          <w:b w:val="0"/>
+          <w:bCs w:val="0"/>
+          <w:sz w:val="28"/>
+          <w:szCs w:val="28"/>
+          <w:highlight w:val="none"/>
+          <w:lang w:val="ru-RU"/>
+        </w:rPr>
+      </w:pPr>
+      <w:r>
+        <w:rPr>
+          <w:b w:val="0"/>
+          <w:bCs w:val="0"/>
+          <w:sz w:val="28"/>
+          <w:szCs w:val="28"/>
+          <w:highlight w:val="none"/>
+          <w:lang w:val="ru-RU"/>
+        </w:rPr>
+      </w:r>
+      <w:r>
+        <w:rPr>
+          <w:b w:val="0"/>
+          <w:bCs w:val="0"/>
+          <w:sz w:val="28"/>
+          <w:szCs w:val="28"/>
+          <w:highlight w:val="none"/>
+          <w:lang w:val="ru-RU"/>
+        </w:rPr>
+        <w:t xml:space="preserve">Как мы можем заметить: достаточные условия не выполнены, но система содержит нулевые элементы над главной диагональю, поэтому метод правой прогонки к данной системе применим.</w:t>
+      </w:r>
+      <w:r>
+        <w:rPr>
+          <w:b w:val="0"/>
+          <w:bCs w:val="0"/>
+          <w:sz w:val="28"/>
+          <w:szCs w:val="28"/>
+          <w:highlight w:val="none"/>
+          <w:lang w:val="ru-RU"/>
+        </w:rPr>
+      </w:r>
+      <w:r>
+        <w:rPr>
+          <w:b w:val="0"/>
+          <w:bCs w:val="0"/>
+          <w:sz w:val="28"/>
+          <w:szCs w:val="28"/>
+          <w:highlight w:val="none"/>
+          <w:lang w:val="ru-RU"/>
+        </w:rPr>
+      </w:r>
+    </w:p>
+    <w:p>
+      <w:pPr>
+        <w:pBdr>
+          <w:top w:val="none" w:color="000000" w:sz="0" w:space="0"/>
+          <w:bottom w:val="none" w:color="000000" w:sz="0" w:space="0"/>
+          <w:right w:val="none" w:color="000000" w:sz="0" w:space="0"/>
+          <w:between w:val="none" w:color="000000" w:sz="0" w:space="0"/>
+        </w:pBdr>
+        <w:tabs>
+          <w:tab w:val="left" w:leader="none" w:pos="1194"/>
+          <w:tab w:val="left" w:leader="none" w:pos="1195"/>
+        </w:tabs>
+        <w:spacing w:line="276" w:lineRule="auto"/>
+        <w:ind w:right="0" w:firstLine="709" w:left="0"/>
+        <w:jc w:val="both"/>
+        <w:rPr>
+          <w:b w:val="0"/>
+          <w:bCs w:val="0"/>
+          <w:sz w:val="28"/>
+          <w:szCs w:val="28"/>
+          <w:highlight w:val="none"/>
+          <w:lang w:val="ru-RU"/>
+        </w:rPr>
+      </w:pPr>
+      <w:r>
+        <w:rPr>
+          <w:b w:val="0"/>
+          <w:bCs w:val="0"/>
+          <w:sz w:val="28"/>
+          <w:szCs w:val="28"/>
+          <w:highlight w:val="none"/>
+          <w:lang w:val="ru-RU"/>
+        </w:rPr>
+      </w:r>
+      <w:r>
+        <w:rPr>
+          <w:b w:val="0"/>
+          <w:bCs w:val="0"/>
+          <w:sz w:val="28"/>
+          <w:szCs w:val="28"/>
+          <w:highlight w:val="none"/>
+          <w:lang w:val="ru-RU"/>
+        </w:rPr>
+      </w:r>
+      <w:r>
+        <w:rPr>
+          <w:b w:val="0"/>
+          <w:bCs w:val="0"/>
+          <w:sz w:val="28"/>
+          <w:szCs w:val="28"/>
+          <w:highlight w:val="none"/>
+          <w:lang w:val="ru-RU"/>
+        </w:rPr>
+      </w:r>
+    </w:p>
+    <w:p>
+      <w:pPr>
+        <w:pBdr>
+          <w:top w:val="none" w:color="000000" w:sz="0" w:space="0"/>
+          <w:bottom w:val="none" w:color="000000" w:sz="0" w:space="0"/>
+          <w:right w:val="none" w:color="000000" w:sz="0" w:space="0"/>
+          <w:between w:val="none" w:color="000000" w:sz="0" w:space="0"/>
+        </w:pBdr>
+        <w:tabs>
+          <w:tab w:val="left" w:leader="none" w:pos="1194"/>
+          <w:tab w:val="left" w:leader="none" w:pos="1195"/>
+        </w:tabs>
+        <w:spacing w:line="276" w:lineRule="auto"/>
+        <w:ind w:right="0" w:firstLine="709" w:left="0"/>
+        <w:jc w:val="both"/>
+        <w:rPr>
+          <w:b w:val="0"/>
+          <w:bCs w:val="0"/>
+          <w:sz w:val="28"/>
+          <w:szCs w:val="28"/>
+          <w:highlight w:val="none"/>
+          <w:lang w:val="ru-RU"/>
+        </w:rPr>
+      </w:pPr>
+      <w:r>
+        <w:rPr>
+          <w:b w:val="0"/>
+          <w:bCs w:val="0"/>
+          <w:sz w:val="28"/>
+          <w:szCs w:val="28"/>
+          <w:highlight w:val="none"/>
+          <w:lang w:val="ru-RU"/>
+        </w:rPr>
+      </w:r>
+      <w:r>
+        <w:rPr>
+          <w:b w:val="0"/>
+          <w:bCs w:val="0"/>
+          <w:sz w:val="28"/>
+          <w:szCs w:val="28"/>
+          <w:highlight w:val="none"/>
+          <w:lang w:val="ru-RU"/>
+        </w:rPr>
+      </w:r>
+      <w:r>
+        <w:rPr>
+          <w:b w:val="0"/>
+          <w:bCs w:val="0"/>
+          <w:sz w:val="28"/>
+          <w:szCs w:val="28"/>
+          <w:highlight w:val="none"/>
+          <w:lang w:val="ru-RU"/>
+        </w:rPr>
+      </w:r>
+    </w:p>
+    <w:p>
+      <w:pPr>
+        <w:pBdr>
+          <w:top w:val="none" w:color="000000" w:sz="0" w:space="0"/>
+          <w:bottom w:val="none" w:color="000000" w:sz="0" w:space="0"/>
+          <w:right w:val="none" w:color="000000" w:sz="0" w:space="0"/>
+          <w:between w:val="none" w:color="000000" w:sz="0" w:space="0"/>
+        </w:pBdr>
+        <w:tabs>
+          <w:tab w:val="left" w:leader="none" w:pos="1194"/>
+          <w:tab w:val="left" w:leader="none" w:pos="1195"/>
+        </w:tabs>
+        <w:spacing w:line="276" w:lineRule="auto"/>
+        <w:ind w:right="0" w:firstLine="709" w:left="0"/>
+        <w:jc w:val="both"/>
+        <w:rPr>
+          <w:b w:val="0"/>
+          <w:bCs w:val="0"/>
+          <w:sz w:val="28"/>
+          <w:szCs w:val="28"/>
+          <w:highlight w:val="none"/>
+          <w:lang w:val="ru-RU"/>
+        </w:rPr>
+      </w:pPr>
+      <w:r>
+        <w:rPr>
+          <w:b w:val="0"/>
+          <w:bCs w:val="0"/>
+          <w:sz w:val="28"/>
+          <w:szCs w:val="28"/>
+          <w:highlight w:val="none"/>
+          <w:lang w:val="ru-RU"/>
+        </w:rPr>
+      </w:r>
+      <w:r>
+        <w:rPr>
+          <w:b w:val="0"/>
+          <w:bCs w:val="0"/>
+          <w:sz w:val="28"/>
+          <w:szCs w:val="28"/>
+          <w:highlight w:val="none"/>
+          <w:lang w:val="ru-RU"/>
+        </w:rPr>
+      </w:r>
+      <w:r>
+        <w:rPr>
+          <w:b w:val="0"/>
+          <w:bCs w:val="0"/>
+          <w:sz w:val="28"/>
+          <w:szCs w:val="28"/>
+          <w:highlight w:val="none"/>
+          <w:lang w:val="ru-RU"/>
+        </w:rPr>
+      </w:r>
+    </w:p>
+    <w:p>
+      <w:pPr>
+        <w:pBdr>
+          <w:top w:val="none" w:color="000000" w:sz="0" w:space="0"/>
+          <w:bottom w:val="none" w:color="000000" w:sz="0" w:space="0"/>
+          <w:right w:val="none" w:color="000000" w:sz="0" w:space="0"/>
+          <w:between w:val="none" w:color="000000" w:sz="0" w:space="0"/>
+        </w:pBdr>
+        <w:tabs>
+          <w:tab w:val="left" w:leader="none" w:pos="1194"/>
+          <w:tab w:val="left" w:leader="none" w:pos="1195"/>
+        </w:tabs>
+        <w:spacing w:line="276" w:lineRule="auto"/>
+        <w:ind w:right="0" w:firstLine="709" w:left="0"/>
+        <w:jc w:val="both"/>
+        <w:rPr>
+          <w:b w:val="0"/>
+          <w:bCs w:val="0"/>
+          <w:sz w:val="28"/>
+          <w:szCs w:val="28"/>
+          <w:highlight w:val="none"/>
+          <w:lang w:val="ru-RU"/>
+        </w:rPr>
+      </w:pPr>
+      <w:r>
+        <w:rPr>
+          <w:b w:val="0"/>
+          <w:bCs w:val="0"/>
+          <w:sz w:val="28"/>
+          <w:szCs w:val="28"/>
+          <w:highlight w:val="none"/>
+          <w:lang w:val="ru-RU"/>
+        </w:rPr>
+      </w:r>
+      <w:r>
+        <w:rPr>
+          <w:b w:val="0"/>
+          <w:bCs w:val="0"/>
+          <w:sz w:val="28"/>
+          <w:szCs w:val="28"/>
+          <w:highlight w:val="none"/>
+          <w:lang w:val="ru-RU"/>
+        </w:rPr>
+      </w:r>
+      <w:r>
+        <w:rPr>
+          <w:b w:val="0"/>
+          <w:bCs w:val="0"/>
+          <w:sz w:val="28"/>
+          <w:szCs w:val="28"/>
+          <w:highlight w:val="none"/>
+          <w:lang w:val="ru-RU"/>
+        </w:rPr>
+      </w:r>
+    </w:p>
+    <w:p>
+      <w:pPr>
+        <w:pBdr>
+          <w:top w:val="none" w:color="000000" w:sz="0" w:space="0"/>
+          <w:bottom w:val="none" w:color="000000" w:sz="0" w:space="0"/>
+          <w:right w:val="none" w:color="000000" w:sz="0" w:space="0"/>
+          <w:between w:val="none" w:color="000000" w:sz="0" w:space="0"/>
+        </w:pBdr>
+        <w:tabs>
+          <w:tab w:val="left" w:leader="none" w:pos="1194"/>
+          <w:tab w:val="left" w:leader="none" w:pos="1195"/>
+        </w:tabs>
+        <w:spacing w:line="276" w:lineRule="auto"/>
+        <w:ind w:right="0" w:firstLine="709" w:left="0"/>
+        <w:jc w:val="both"/>
+        <w:rPr>
+          <w:b w:val="0"/>
+          <w:bCs w:val="0"/>
+          <w:sz w:val="28"/>
+          <w:szCs w:val="28"/>
+          <w:highlight w:val="none"/>
+          <w:lang w:val="ru-RU"/>
+        </w:rPr>
+      </w:pPr>
+      <w:r>
+        <w:rPr>
+          <w:b w:val="0"/>
+          <w:bCs w:val="0"/>
+          <w:sz w:val="28"/>
+          <w:szCs w:val="28"/>
+          <w:highlight w:val="none"/>
+          <w:lang w:val="ru-RU"/>
+        </w:rPr>
+        <w:t xml:space="preserve">Прямая прогонка:</w:t>
+      </w:r>
+      <w:r>
+        <w:rPr>
+          <w:b w:val="0"/>
+          <w:bCs w:val="0"/>
+          <w:sz w:val="28"/>
+          <w:szCs w:val="28"/>
+          <w:highlight w:val="none"/>
+          <w:lang w:val="ru-RU"/>
         </w:rPr>
       </w:r>
       <w:r>
@@ -5895,19 +7347,19 @@
                       <m:e>
                         <m:r>
                           <w:rPr>
-                            <w:rFonts w:ascii="Cambria Math" w:hAnsi="Cambria Math" w:eastAsia="Cambria Math" w:cs="Cambria Math"/>
+                            <w:rFonts w:hint="default" w:ascii="Cambria Math" w:hAnsi="Cambria Math" w:eastAsia="Cambria Math" w:cs="Cambria Math"/>
                           </w:rPr>
                           <m:rPr/>
-                          <m:t>A</m:t>
+                          <m:t>b</m:t>
                         </m:r>
                       </m:e>
                       <m:sub>
                         <m:r>
                           <w:rPr>
-                            <w:rFonts w:ascii="Cambria Math" w:hAnsi="Cambria Math" w:eastAsia="Cambria Math" w:cs="Cambria Math"/>
+                            <w:rFonts w:hint="default" w:ascii="Cambria Math" w:hAnsi="Cambria Math" w:eastAsia="Cambria Math" w:cs="Cambria Math"/>
                           </w:rPr>
                           <m:rPr/>
-                          <m:t>01</m:t>
+                          <m:t>0</m:t>
                         </m:r>
                       </m:sub>
                     </m:sSub>
@@ -5924,10 +7376,10 @@
                       <m:e>
                         <m:r>
                           <w:rPr>
-                            <w:rFonts w:ascii="Cambria Math" w:hAnsi="Cambria Math" w:eastAsia="Cambria Math" w:cs="Cambria Math"/>
+                            <w:rFonts w:hint="default" w:ascii="Cambria Math" w:hAnsi="Cambria Math" w:eastAsia="Cambria Math" w:cs="Cambria Math"/>
                           </w:rPr>
                           <m:rPr/>
-                          <m:t>A</m:t>
+                          <m:t>c</m:t>
                         </m:r>
                       </m:e>
                       <m:sub>
@@ -5936,7 +7388,7 @@
                             <w:rFonts w:ascii="Cambria Math" w:hAnsi="Cambria Math" w:eastAsia="Cambria Math" w:cs="Cambria Math"/>
                           </w:rPr>
                           <m:rPr/>
-                          <m:t>00</m:t>
+                          <m:t>0</m:t>
                         </m:r>
                       </m:sub>
                     </m:sSub>
@@ -6032,7 +7484,7 @@
                             <w:rFonts w:ascii="Cambria Math" w:hAnsi="Cambria Math" w:eastAsia="Cambria Math" w:cs="Cambria Math"/>
                           </w:rPr>
                           <m:rPr/>
-                          <m:t>A</m:t>
+                          <m:t>c</m:t>
                         </m:r>
                       </m:e>
                       <m:sub>
@@ -6041,7 +7493,7 @@
                             <w:rFonts w:ascii="Cambria Math" w:hAnsi="Cambria Math" w:eastAsia="Cambria Math" w:cs="Cambria Math"/>
                           </w:rPr>
                           <m:rPr/>
-                          <m:t>00</m:t>
+                          <m:t>0</m:t>
                         </m:r>
                       </m:sub>
                     </m:sSub>
@@ -6105,19 +7557,19 @@
                       <m:e>
                         <m:r>
                           <w:rPr>
-                            <w:rFonts w:ascii="Cambria Math" w:hAnsi="Cambria Math" w:eastAsia="Cambria Math" w:cs="Cambria Math"/>
+                            <w:rFonts w:hint="default" w:ascii="Cambria Math" w:hAnsi="Cambria Math" w:eastAsia="Cambria Math" w:cs="Cambria Math"/>
                           </w:rPr>
                           <m:rPr/>
-                          <m:t>A</m:t>
+                          <m:t>b</m:t>
                         </m:r>
                       </m:e>
                       <m:sub>
                         <m:r>
                           <w:rPr>
-                            <w:rFonts w:ascii="Cambria Math" w:hAnsi="Cambria Math" w:eastAsia="Cambria Math" w:cs="Cambria Math"/>
+                            <w:rFonts w:hint="default" w:ascii="Cambria Math" w:hAnsi="Cambria Math" w:eastAsia="Cambria Math" w:cs="Cambria Math"/>
                           </w:rPr>
                           <m:rPr/>
-                          <m:t>ii+1</m:t>
+                          <m:t>i</m:t>
                         </m:r>
                       </m:sub>
                     </m:sSub>
@@ -6137,7 +7589,7 @@
                             <w:rFonts w:ascii="Cambria Math" w:hAnsi="Cambria Math" w:eastAsia="Cambria Math" w:cs="Cambria Math"/>
                           </w:rPr>
                           <m:rPr/>
-                          <m:t>A</m:t>
+                          <m:t>c</m:t>
                         </m:r>
                       </m:e>
                       <m:sub>
@@ -6146,7 +7598,7 @@
                             <w:rFonts w:ascii="Cambria Math" w:hAnsi="Cambria Math" w:eastAsia="Cambria Math" w:cs="Cambria Math"/>
                           </w:rPr>
                           <m:rPr/>
-                          <m:t>ii</m:t>
+                          <m:t>i</m:t>
                         </m:r>
                       </m:sub>
                     </m:sSub>
@@ -6171,7 +7623,7 @@
                             <w:rFonts w:ascii="Cambria Math" w:hAnsi="Cambria Math" w:eastAsia="Cambria Math" w:cs="Cambria Math"/>
                           </w:rPr>
                           <m:rPr/>
-                          <m:t>A</m:t>
+                          <m:t>a</m:t>
                         </m:r>
                       </m:e>
                       <m:sub>
@@ -6180,7 +7632,7 @@
                             <w:rFonts w:ascii="Cambria Math" w:hAnsi="Cambria Math" w:eastAsia="Cambria Math" w:cs="Cambria Math"/>
                           </w:rPr>
                           <m:rPr/>
-                          <m:t>ii-1</m:t>
+                          <m:t>i</m:t>
                         </m:r>
                       </m:sub>
                     </m:sSub>
@@ -6322,7 +7774,7 @@
                             <w:rFonts w:ascii="Cambria Math" w:hAnsi="Cambria Math" w:eastAsia="Cambria Math" w:cs="Cambria Math"/>
                           </w:rPr>
                           <m:rPr/>
-                          <m:t>A</m:t>
+                          <m:t>a</m:t>
                         </m:r>
                       </m:e>
                       <m:sub>
@@ -6331,7 +7783,7 @@
                             <w:rFonts w:ascii="Cambria Math" w:hAnsi="Cambria Math" w:eastAsia="Cambria Math" w:cs="Cambria Math"/>
                           </w:rPr>
                           <m:rPr/>
-                          <m:t>ii-1</m:t>
+                          <m:t>i</m:t>
                         </m:r>
                       </m:sub>
                     </m:sSub>
@@ -6385,7 +7837,7 @@
                             <w:rFonts w:ascii="Cambria Math" w:hAnsi="Cambria Math" w:eastAsia="Cambria Math" w:cs="Cambria Math"/>
                           </w:rPr>
                           <m:rPr/>
-                          <m:t>A</m:t>
+                          <m:t>c</m:t>
                         </m:r>
                       </m:e>
                       <m:sub>
@@ -6394,7 +7846,7 @@
                             <w:rFonts w:ascii="Cambria Math" w:hAnsi="Cambria Math" w:eastAsia="Cambria Math" w:cs="Cambria Math"/>
                           </w:rPr>
                           <m:rPr/>
-                          <m:t>ii</m:t>
+                          <m:t>i</m:t>
                         </m:r>
                       </m:sub>
                     </m:sSub>
@@ -6419,7 +7871,7 @@
                             <w:rFonts w:ascii="Cambria Math" w:hAnsi="Cambria Math" w:eastAsia="Cambria Math" w:cs="Cambria Math"/>
                           </w:rPr>
                           <m:rPr/>
-                          <m:t>A</m:t>
+                          <m:t>a</m:t>
                         </m:r>
                       </m:e>
                       <m:sub>
@@ -6428,7 +7880,7 @@
                             <w:rFonts w:ascii="Cambria Math" w:hAnsi="Cambria Math" w:eastAsia="Cambria Math" w:cs="Cambria Math"/>
                           </w:rPr>
                           <m:rPr/>
-                          <m:t>ii-1</m:t>
+                          <m:t>i</m:t>
                         </m:r>
                       </m:sub>
                     </m:sSub>
@@ -6746,6 +8198,7 @@
           <w:sz w:val="28"/>
           <w:szCs w:val="28"/>
           <w:highlight w:val="none"/>
+          <w:lang w:val="ru-RU"/>
         </w:rPr>
       </w:r>
       <w:r>
@@ -6797,7 +8250,7 @@
       </w:r>
       <w:r>
         <w:rPr>
-          <w:rFonts w:ascii="Times New Roman" w:hAnsi="Times New Roman" w:eastAsia="Times New Roman" w:cs="Times New Roman"/>
+          <w:rFonts w:ascii="Times New Roman" w:hAnsi="Times New Roman" w:cs="Times New Roman"/>
           <w:b w:val="0"/>
           <w:bCs w:val="0"/>
           <w:sz w:val="28"/>
@@ -6861,9 +8314,8 @@
       </w:r>
       <w:r>
         <w:rPr>
-          <w:rFonts w:ascii="Times New Roman" w:hAnsi="Times New Roman" w:eastAsia="Times New Roman" w:cs="Times New Roman"/>
-          <w:b w:val="0"/>
-          <w:bCs w:val="0"/>
+          <w:rFonts w:ascii="Times New Roman" w:hAnsi="Times New Roman" w:cs="Times New Roman"/>
+          <w:color w:val="202020"/>
           <w:sz w:val="28"/>
           <w:szCs w:val="28"/>
           <w:highlight w:val="none"/>
@@ -6915,12 +8367,11 @@
       </w:r>
       <w:r>
         <w:rPr>
-          <w:rFonts w:ascii="Times New Roman" w:hAnsi="Times New Roman" w:eastAsia="Times New Roman" w:cs="Times New Roman"/>
+          <w:rFonts w:ascii="Times New Roman" w:hAnsi="Times New Roman" w:cs="Times New Roman"/>
           <w:color w:val="202020"/>
           <w:sz w:val="28"/>
           <w:szCs w:val="28"/>
           <w:highlight w:val="none"/>
-          <w:lang w:val="en-US"/>
         </w:rPr>
       </w:r>
       <w:r>
@@ -6977,12 +8428,11 @@
       </w:r>
       <w:r>
         <w:rPr>
-          <w:rFonts w:ascii="Times New Roman" w:hAnsi="Times New Roman" w:eastAsia="Times New Roman" w:cs="Times New Roman"/>
+          <w:rFonts w:ascii="Times New Roman" w:hAnsi="Times New Roman" w:cs="Times New Roman"/>
           <w:color w:val="202020"/>
           <w:sz w:val="28"/>
           <w:szCs w:val="28"/>
           <w:highlight w:val="none"/>
-          <w:lang w:val="en-US"/>
         </w:rPr>
       </w:r>
       <w:r>
@@ -7105,7 +8555,7 @@
           <w:highlight w:val="none"/>
           <w:lang w:val="ru-RU"/>
         </w:rPr>
-        <w:t xml:space="preserve">количество операций в методе правой прогонки меньше и погрешность соответственно из-за этого накапливается медленнее</w:t>
+        <w:t xml:space="preserve">количество операций в методе правой прогонки меньше</w:t>
       </w:r>
       <w:r>
         <w:rPr>
@@ -7115,6 +8565,28 @@
           <w:szCs w:val="28"/>
           <w:highlight w:val="none"/>
           <w:lang w:val="en-US"/>
+        </w:rPr>
+        <w:t xml:space="preserve">.</w:t>
+      </w:r>
+      <w:r>
+        <w:rPr>
+          <w:rFonts w:ascii="Times New Roman" w:hAnsi="Times New Roman" w:eastAsia="Times New Roman" w:cs="Times New Roman"/>
+          <w:color w:val="202020"/>
+          <w:sz w:val="28"/>
+          <w:szCs w:val="28"/>
+          <w:highlight w:val="none"/>
+          <w:lang w:val="ru-RU"/>
+        </w:rPr>
+        <w:t xml:space="preserve"> и погрешность соответственно из-за этого накапливается медленнее</w:t>
+      </w:r>
+      <w:r>
+        <w:rPr>
+          <w:rFonts w:ascii="Times New Roman" w:hAnsi="Times New Roman" w:cs="Times New Roman"/>
+          <w:b w:val="0"/>
+          <w:bCs w:val="0"/>
+          <w:sz w:val="28"/>
+          <w:szCs w:val="28"/>
+          <w:highlight w:val="none"/>
         </w:rPr>
       </w:r>
       <w:r>

--- a/ВМА_отчет_л1.docx
+++ b/ВМА_отчет_л1.docx
@@ -5856,7 +5856,7 @@
           <w:highlight w:val="none"/>
           <w:lang w:val="ru-RU" w:bidi="ru-RU"/>
         </w:rPr>
-        <w:t xml:space="preserve">Тогда для использования метода прогонки достаточные условия выглядят следующим образом:</w:t>
+        <w:t xml:space="preserve">Тогда для использования метода прогонки достаточные условия имеют следующий вид:</w:t>
       </w:r>
       <w:r>
         <w:rPr>
@@ -6531,7 +6531,7 @@
           <w:highlight w:val="none"/>
           <w:lang w:val="ru-RU" w:bidi="ru-RU"/>
         </w:rPr>
-        <w:t xml:space="preserve">причем хотя бы в одном из условий (3.14) – (3.15) выполняется строгое неравенство.</w:t>
+        <w:t xml:space="preserve">Причем хотя бы в одном из условий (3.14) – (3.15) выполняется строгое неравенство.</w:t>
       </w:r>
       <w:r>
         <w:rPr>
@@ -6565,7 +6565,7 @@
           <w:highlight w:val="none"/>
           <w:lang w:val="ru-RU" w:bidi="ru-RU"/>
         </w:rPr>
-        <w:t xml:space="preserve">Но эти условия являются достаточными, но не необходимыми. Их можно ослабить разрешив некоторым коэффициентам </w:t>
+        <w:t xml:space="preserve">Эти условия являются достаточными, но не необходимыми. Их можно ослабить разрешив некоторым коэффициентам </w:t>
       </w:r>
       <w:r>
         <w:rPr>

--- a/ВМА_отчет_л1.docx
+++ b/ВМА_отчет_л1.docx
@@ -5380,6 +5380,28 @@
           <w:highlight w:val="none"/>
           <w:lang w:val="ru-RU"/>
         </w:rPr>
+        <w:t xml:space="preserve">оценить применимость метода правой прогонки для решения,</w:t>
+      </w:r>
+      <w:r>
+        <w:rPr>
+          <w:b/>
+          <w:bCs/>
+          <w:sz w:val="28"/>
+          <w:szCs w:val="28"/>
+          <w:highlight w:val="none"/>
+          <w:lang w:val="ru-RU"/>
+        </w:rPr>
+        <w:t xml:space="preserve"> </w:t>
+      </w:r>
+      <w:r>
+        <w:rPr>
+          <w:b w:val="0"/>
+          <w:bCs w:val="0"/>
+          <w:sz w:val="28"/>
+          <w:szCs w:val="28"/>
+          <w:highlight w:val="none"/>
+          <w:lang w:val="ru-RU"/>
+        </w:rPr>
         <w:t xml:space="preserve">решить СЛАУ методом правой прогонки, найти невязку, оценить результаты</w:t>
       </w:r>
       <w:r>
@@ -5703,7 +5725,6 @@
       <w:r>
         <w:rPr>
           <w:highlight w:val="none"/>
-          <w:lang w:val="ru-RU"/>
         </w:rPr>
       </w:r>
     </w:p>
@@ -5830,6 +5851,12 @@
           <w:lang w:val="ru-RU"/>
         </w:rPr>
       </w:r>
+      <w:r>
+        <w:rPr>
+          <w:highlight w:val="none"/>
+          <w:lang w:val="ru-RU"/>
+        </w:rPr>
+      </w:r>
     </w:p>
     <w:p>
       <w:pPr>
@@ -5862,6 +5889,12 @@
         <w:rPr>
           <w:highlight w:val="none"/>
           <w:lang w:val="ru-RU"/>
+        </w:rPr>
+      </w:r>
+      <w:r>
+        <w:rPr>
+          <w:highlight w:val="none"/>
+          <w:lang w:val="ru-RU" w:bidi="ru-RU"/>
         </w:rPr>
       </w:r>
     </w:p>
@@ -6496,13 +6529,13 @@
       <w:r>
         <w:rPr>
           <w:highlight w:val="none"/>
+          <w:lang w:val="ru-RU"/>
+        </w:rPr>
+      </w:r>
+      <w:r>
+        <w:rPr>
+          <w:highlight w:val="none"/>
           <w:lang w:val="ru-RU" w:bidi="ru-RU"/>
-        </w:rPr>
-      </w:r>
-      <w:r>
-        <w:rPr>
-          <w:highlight w:val="none"/>
-          <w:lang w:val="ru-RU"/>
         </w:rPr>
       </w:r>
     </w:p>
@@ -6539,6 +6572,12 @@
           <w:lang w:val="ru-RU" w:bidi="ru-RU"/>
         </w:rPr>
       </w:r>
+      <w:r>
+        <w:rPr>
+          <w:highlight w:val="none"/>
+          <w:lang w:val="ru-RU" w:bidi="ru-RU"/>
+        </w:rPr>
+      </w:r>
     </w:p>
     <w:p>
       <w:pPr>
@@ -6793,17 +6832,6 @@
           <w:sz w:val="21"/>
         </w:rPr>
         <w:t xml:space="preserve">Был строгий знак - True</w:t>
-      </w:r>
-      <w:r/>
-      <w:r>
-        <w:rPr>
-          <w:b w:val="0"/>
-          <w:bCs w:val="0"/>
-          <w:sz w:val="28"/>
-          <w:szCs w:val="28"/>
-          <w:highlight w:val="none"/>
-          <w:lang w:val="ru-RU"/>
-        </w:rPr>
       </w:r>
       <w:r>
         <w:rPr>
@@ -8600,6 +8628,4479 @@
         </w:rPr>
       </w:r>
     </w:p>
+    <w:p>
+      <w:pPr>
+        <w:pBdr/>
+        <w:shd w:val="nil"/>
+        <w:spacing/>
+        <w:ind/>
+        <w:rPr>
+          <w:rFonts w:ascii="Times New Roman" w:hAnsi="Times New Roman" w:cs="Times New Roman"/>
+          <w:b w:val="0"/>
+          <w:bCs w:val="0"/>
+          <w:sz w:val="28"/>
+          <w:szCs w:val="28"/>
+          <w:highlight w:val="none"/>
+        </w:rPr>
+      </w:pPr>
+      <w:r>
+        <w:rPr>
+          <w:rFonts w:ascii="Times New Roman" w:hAnsi="Times New Roman" w:cs="Times New Roman"/>
+          <w:b w:val="0"/>
+          <w:bCs w:val="0"/>
+          <w:sz w:val="28"/>
+          <w:szCs w:val="28"/>
+          <w:highlight w:val="none"/>
+        </w:rPr>
+        <w:br w:type="page" w:clear="all"/>
+      </w:r>
+      <w:r>
+        <w:rPr>
+          <w:rFonts w:ascii="Times New Roman" w:hAnsi="Times New Roman" w:cs="Times New Roman"/>
+          <w:b w:val="0"/>
+          <w:bCs w:val="0"/>
+          <w:sz w:val="28"/>
+          <w:szCs w:val="28"/>
+          <w:highlight w:val="none"/>
+        </w:rPr>
+      </w:r>
+      <w:r>
+        <w:rPr>
+          <w:rFonts w:ascii="Times New Roman" w:hAnsi="Times New Roman" w:cs="Times New Roman"/>
+          <w:b w:val="0"/>
+          <w:bCs w:val="0"/>
+          <w:sz w:val="28"/>
+          <w:szCs w:val="28"/>
+          <w:highlight w:val="none"/>
+        </w:rPr>
+      </w:r>
+    </w:p>
+    <w:p>
+      <w:pPr>
+        <w:pBdr>
+          <w:top w:val="none" w:color="000000" w:sz="0" w:space="0"/>
+          <w:bottom w:val="none" w:color="000000" w:sz="0" w:space="0"/>
+          <w:right w:val="none" w:color="000000" w:sz="0" w:space="0"/>
+          <w:between w:val="none" w:color="000000" w:sz="0" w:space="0"/>
+        </w:pBdr>
+        <w:tabs>
+          <w:tab w:val="left" w:leader="none" w:pos="1194"/>
+          <w:tab w:val="left" w:leader="none" w:pos="1195"/>
+        </w:tabs>
+        <w:spacing w:line="276" w:lineRule="auto"/>
+        <w:ind w:right="0" w:firstLine="709" w:left="0"/>
+        <w:jc w:val="center"/>
+        <w:rPr>
+          <w:b/>
+          <w:bCs/>
+          <w:sz w:val="28"/>
+          <w:szCs w:val="28"/>
+          <w:highlight w:val="none"/>
+          <w:lang w:val="ru-RU"/>
+        </w:rPr>
+      </w:pPr>
+      <w:r>
+        <w:rPr>
+          <w:b/>
+          <w:bCs/>
+          <w:sz w:val="28"/>
+          <w:szCs w:val="28"/>
+          <w:highlight w:val="none"/>
+          <w:lang w:val="ru-RU"/>
+        </w:rPr>
+        <w:t xml:space="preserve">Лабораторная работа </w:t>
+      </w:r>
+      <w:r>
+        <w:rPr>
+          <w:b/>
+          <w:bCs/>
+          <w:sz w:val="28"/>
+          <w:szCs w:val="28"/>
+          <w:highlight w:val="none"/>
+          <w:lang w:val="ru-RU"/>
+        </w:rPr>
+        <w:t xml:space="preserve">№3</w:t>
+      </w:r>
+      <w:r>
+        <w:rPr>
+          <w:b/>
+          <w:bCs/>
+          <w:sz w:val="28"/>
+          <w:szCs w:val="28"/>
+          <w:highlight w:val="none"/>
+          <w:lang w:val="ru-RU"/>
+        </w:rPr>
+      </w:r>
+      <w:r>
+        <w:rPr>
+          <w:b/>
+          <w:bCs/>
+          <w:sz w:val="28"/>
+          <w:szCs w:val="28"/>
+          <w:highlight w:val="none"/>
+          <w:lang w:val="ru-RU"/>
+        </w:rPr>
+      </w:r>
+    </w:p>
+    <w:p>
+      <w:pPr>
+        <w:pBdr>
+          <w:top w:val="none" w:color="000000" w:sz="0" w:space="0"/>
+          <w:bottom w:val="none" w:color="000000" w:sz="0" w:space="0"/>
+          <w:right w:val="none" w:color="000000" w:sz="0" w:space="0"/>
+          <w:between w:val="none" w:color="000000" w:sz="0" w:space="0"/>
+        </w:pBdr>
+        <w:tabs>
+          <w:tab w:val="left" w:leader="none" w:pos="1194"/>
+          <w:tab w:val="left" w:leader="none" w:pos="1195"/>
+        </w:tabs>
+        <w:spacing w:line="276" w:lineRule="auto"/>
+        <w:ind w:right="0" w:firstLine="709" w:left="0"/>
+        <w:jc w:val="center"/>
+        <w:rPr>
+          <w:b/>
+          <w:bCs/>
+          <w:sz w:val="28"/>
+          <w:szCs w:val="28"/>
+          <w:highlight w:val="none"/>
+          <w:lang w:val="ru-RU"/>
+        </w:rPr>
+      </w:pPr>
+      <w:r>
+        <w:rPr>
+          <w:b/>
+          <w:bCs/>
+          <w:sz w:val="28"/>
+          <w:szCs w:val="28"/>
+          <w:highlight w:val="none"/>
+          <w:lang w:val="ru-RU" w:bidi="ru-RU"/>
+        </w:rPr>
+      </w:r>
+      <w:r>
+        <w:rPr>
+          <w:b/>
+          <w:bCs/>
+          <w:sz w:val="28"/>
+          <w:szCs w:val="28"/>
+          <w:highlight w:val="none"/>
+          <w:lang w:val="ru-RU"/>
+        </w:rPr>
+      </w:r>
+      <w:r>
+        <w:rPr>
+          <w:b/>
+          <w:bCs/>
+          <w:sz w:val="28"/>
+          <w:szCs w:val="28"/>
+          <w:highlight w:val="none"/>
+          <w:lang w:val="ru-RU"/>
+        </w:rPr>
+      </w:r>
+    </w:p>
+    <w:p>
+      <w:pPr>
+        <w:pBdr>
+          <w:top w:val="none" w:color="000000" w:sz="0" w:space="0"/>
+          <w:bottom w:val="none" w:color="000000" w:sz="0" w:space="0"/>
+          <w:right w:val="none" w:color="000000" w:sz="0" w:space="0"/>
+          <w:between w:val="none" w:color="000000" w:sz="0" w:space="0"/>
+        </w:pBdr>
+        <w:tabs>
+          <w:tab w:val="left" w:leader="none" w:pos="1194"/>
+          <w:tab w:val="left" w:leader="none" w:pos="1195"/>
+        </w:tabs>
+        <w:spacing w:line="276" w:lineRule="auto"/>
+        <w:ind w:right="0" w:firstLine="709" w:left="0"/>
+        <w:jc w:val="center"/>
+        <w:rPr>
+          <w:b/>
+          <w:bCs/>
+          <w:sz w:val="28"/>
+          <w:szCs w:val="28"/>
+          <w:highlight w:val="none"/>
+          <w:lang w:val="ru-RU"/>
+        </w:rPr>
+      </w:pPr>
+      <w:r>
+        <w:rPr>
+          <w:b/>
+          <w:bCs/>
+          <w:sz w:val="28"/>
+          <w:szCs w:val="28"/>
+          <w:highlight w:val="none"/>
+          <w:lang w:val="ru-RU"/>
+        </w:rPr>
+        <w:t xml:space="preserve">Метод Гаусса-Зейделя</w:t>
+      </w:r>
+      <w:r>
+        <w:rPr>
+          <w:b/>
+          <w:bCs/>
+          <w:sz w:val="28"/>
+          <w:szCs w:val="28"/>
+          <w:highlight w:val="none"/>
+          <w:lang w:val="ru-RU"/>
+        </w:rPr>
+      </w:r>
+    </w:p>
+    <w:p>
+      <w:pPr>
+        <w:pBdr>
+          <w:top w:val="none" w:color="000000" w:sz="0" w:space="0"/>
+          <w:bottom w:val="none" w:color="000000" w:sz="0" w:space="0"/>
+          <w:right w:val="none" w:color="000000" w:sz="0" w:space="0"/>
+          <w:between w:val="none" w:color="000000" w:sz="0" w:space="0"/>
+        </w:pBdr>
+        <w:tabs>
+          <w:tab w:val="left" w:leader="none" w:pos="1194"/>
+          <w:tab w:val="left" w:leader="none" w:pos="1195"/>
+        </w:tabs>
+        <w:spacing w:line="276" w:lineRule="auto"/>
+        <w:ind w:right="0" w:firstLine="709" w:left="0"/>
+        <w:jc w:val="both"/>
+        <w:rPr>
+          <w:b w:val="0"/>
+          <w:bCs w:val="0"/>
+          <w:sz w:val="28"/>
+          <w:szCs w:val="28"/>
+          <w:highlight w:val="none"/>
+          <w:lang w:val="ru-RU"/>
+        </w:rPr>
+      </w:pPr>
+      <w:r>
+        <w:rPr>
+          <w:b/>
+          <w:bCs/>
+          <w:sz w:val="28"/>
+          <w:szCs w:val="28"/>
+          <w:highlight w:val="none"/>
+          <w:lang w:val="ru-RU"/>
+        </w:rPr>
+        <w:t xml:space="preserve">Задача: </w:t>
+      </w:r>
+      <w:r>
+        <w:rPr>
+          <w:b w:val="0"/>
+          <w:bCs w:val="0"/>
+          <w:sz w:val="28"/>
+          <w:szCs w:val="28"/>
+          <w:highlight w:val="none"/>
+          <w:lang w:val="ru-RU"/>
+        </w:rPr>
+        <w:t xml:space="preserve">обосновать сходимость метода, решить СЛАУ методом Гаусса-Зейделя достигнув заданной точности, найти невязку, вычислить количество итераций, оценить результаты</w:t>
+      </w:r>
+      <w:r>
+        <w:rPr>
+          <w:b w:val="0"/>
+          <w:bCs w:val="0"/>
+          <w:sz w:val="28"/>
+          <w:szCs w:val="28"/>
+          <w:highlight w:val="none"/>
+          <w:lang w:val="ru-RU"/>
+        </w:rPr>
+        <w:t xml:space="preserve">.</w:t>
+      </w:r>
+      <w:r>
+        <w:rPr>
+          <w:b w:val="0"/>
+          <w:bCs w:val="0"/>
+          <w:sz w:val="28"/>
+          <w:szCs w:val="28"/>
+          <w:highlight w:val="none"/>
+          <w:lang w:val="ru-RU"/>
+        </w:rPr>
+      </w:r>
+    </w:p>
+    <w:p>
+      <w:pPr>
+        <w:pBdr>
+          <w:top w:val="none" w:color="000000" w:sz="0" w:space="0"/>
+          <w:bottom w:val="none" w:color="000000" w:sz="0" w:space="0"/>
+          <w:right w:val="none" w:color="000000" w:sz="0" w:space="0"/>
+          <w:between w:val="none" w:color="000000" w:sz="0" w:space="0"/>
+        </w:pBdr>
+        <w:tabs>
+          <w:tab w:val="left" w:leader="none" w:pos="1194"/>
+          <w:tab w:val="left" w:leader="none" w:pos="1195"/>
+        </w:tabs>
+        <w:spacing w:line="276" w:lineRule="auto"/>
+        <w:ind w:right="0" w:firstLine="709" w:left="0"/>
+        <w:jc w:val="both"/>
+        <w:rPr>
+          <w:b w:val="0"/>
+          <w:bCs w:val="0"/>
+          <w:sz w:val="28"/>
+          <w:szCs w:val="28"/>
+          <w:highlight w:val="none"/>
+          <w:lang w:val="ru-RU" w:bidi="ru-RU"/>
+        </w:rPr>
+      </w:pPr>
+      <w:r>
+        <w:rPr>
+          <w:b w:val="0"/>
+          <w:bCs w:val="0"/>
+          <w:sz w:val="28"/>
+          <w:szCs w:val="28"/>
+          <w:highlight w:val="none"/>
+          <w:lang w:val="ru-RU" w:bidi="ru-RU"/>
+        </w:rPr>
+      </w:r>
+      <w:r>
+        <w:rPr>
+          <w:b w:val="0"/>
+          <w:bCs w:val="0"/>
+          <w:sz w:val="28"/>
+          <w:szCs w:val="28"/>
+          <w:highlight w:val="none"/>
+          <w:lang w:val="ru-RU" w:bidi="ru-RU"/>
+        </w:rPr>
+      </w:r>
+    </w:p>
+    <w:p>
+      <w:pPr>
+        <w:pBdr>
+          <w:top w:val="none" w:color="000000" w:sz="0" w:space="0"/>
+          <w:bottom w:val="none" w:color="000000" w:sz="0" w:space="0"/>
+          <w:right w:val="none" w:color="000000" w:sz="0" w:space="0"/>
+          <w:between w:val="none" w:color="000000" w:sz="0" w:space="0"/>
+        </w:pBdr>
+        <w:tabs>
+          <w:tab w:val="left" w:leader="none" w:pos="1194"/>
+          <w:tab w:val="left" w:leader="none" w:pos="1195"/>
+        </w:tabs>
+        <w:spacing w:line="276" w:lineRule="auto"/>
+        <w:ind w:right="0" w:firstLine="709" w:left="0"/>
+        <w:jc w:val="left"/>
+        <w:rPr/>
+      </w:pPr>
+      <w:r>
+        <w:t xml:space="preserve">    [ 0.4974   0.0000  -0.1299   0.0914   0.1523 ]         [  1.5875 ]</w:t>
+      </w:r>
+      <w:r/>
+      <w:r/>
+    </w:p>
+    <w:p>
+      <w:pPr>
+        <w:pBdr>
+          <w:top w:val="none" w:color="000000" w:sz="0" w:space="0"/>
+          <w:bottom w:val="none" w:color="000000" w:sz="0" w:space="0"/>
+          <w:right w:val="none" w:color="000000" w:sz="0" w:space="0"/>
+          <w:between w:val="none" w:color="000000" w:sz="0" w:space="0"/>
+        </w:pBdr>
+        <w:tabs>
+          <w:tab w:val="left" w:leader="none" w:pos="1194"/>
+          <w:tab w:val="left" w:leader="none" w:pos="1195"/>
+        </w:tabs>
+        <w:spacing w:line="276" w:lineRule="auto"/>
+        <w:ind w:right="0" w:firstLine="709" w:left="0"/>
+        <w:jc w:val="left"/>
+        <w:rPr/>
+      </w:pPr>
+      <w:r>
+        <w:t xml:space="preserve">    [-0.0305   0.3248   0.0000  -0.0619   0.0203 ]         [ -1.7590 ]</w:t>
+      </w:r>
+      <w:r/>
+      <w:r/>
+    </w:p>
+    <w:p>
+      <w:pPr>
+        <w:pBdr>
+          <w:top w:val="none" w:color="000000" w:sz="0" w:space="0"/>
+          <w:bottom w:val="none" w:color="000000" w:sz="0" w:space="0"/>
+          <w:right w:val="none" w:color="000000" w:sz="0" w:space="0"/>
+          <w:between w:val="none" w:color="000000" w:sz="0" w:space="0"/>
+        </w:pBdr>
+        <w:tabs>
+          <w:tab w:val="left" w:leader="none" w:pos="1194"/>
+          <w:tab w:val="left" w:leader="none" w:pos="1195"/>
+        </w:tabs>
+        <w:spacing w:line="276" w:lineRule="auto"/>
+        <w:ind w:right="0" w:firstLine="709" w:left="0"/>
+        <w:jc w:val="left"/>
+        <w:rPr/>
+      </w:pPr>
+      <w:r>
+        <w:t xml:space="preserve">A [ 0.0102  -0.0914   0.5887   0.0112   0.0355 ]     </w:t>
+      </w:r>
+      <w:r>
+        <w:rPr>
+          <w:lang w:val="en-US"/>
+        </w:rPr>
+        <w:t xml:space="preserve">f</w:t>
+      </w:r>
+      <w:r>
+        <w:t xml:space="preserve"> [  1.4139 ]</w:t>
+      </w:r>
+      <w:r/>
+      <w:r/>
+    </w:p>
+    <w:p>
+      <w:pPr>
+        <w:pBdr>
+          <w:top w:val="none" w:color="000000" w:sz="0" w:space="0"/>
+          <w:bottom w:val="none" w:color="000000" w:sz="0" w:space="0"/>
+          <w:right w:val="none" w:color="000000" w:sz="0" w:space="0"/>
+          <w:between w:val="none" w:color="000000" w:sz="0" w:space="0"/>
+        </w:pBdr>
+        <w:tabs>
+          <w:tab w:val="left" w:leader="none" w:pos="1194"/>
+          <w:tab w:val="left" w:leader="none" w:pos="1195"/>
+        </w:tabs>
+        <w:spacing w:line="276" w:lineRule="auto"/>
+        <w:ind w:right="0" w:firstLine="709" w:left="0"/>
+        <w:jc w:val="left"/>
+        <w:rPr/>
+      </w:pPr>
+      <w:r>
+        <w:t xml:space="preserve">    [ 0.0305   0.0000  -0.0741   0.5887   0.0000 ]         [  1.7702 ]</w:t>
+      </w:r>
+      <w:r/>
+      <w:r/>
+    </w:p>
+    <w:p>
+      <w:pPr>
+        <w:pBdr>
+          <w:top w:val="none" w:color="000000" w:sz="0" w:space="0"/>
+          <w:bottom w:val="none" w:color="000000" w:sz="0" w:space="0"/>
+          <w:right w:val="none" w:color="000000" w:sz="0" w:space="0"/>
+          <w:between w:val="none" w:color="000000" w:sz="0" w:space="0"/>
+        </w:pBdr>
+        <w:tabs>
+          <w:tab w:val="left" w:leader="none" w:pos="1194"/>
+          <w:tab w:val="left" w:leader="none" w:pos="1195"/>
+        </w:tabs>
+        <w:spacing w:line="276" w:lineRule="auto"/>
+        <w:ind w:right="0" w:firstLine="709" w:left="0"/>
+        <w:jc w:val="left"/>
+        <w:rPr>
+          <w:highlight w:val="none"/>
+        </w:rPr>
+      </w:pPr>
+      <w:r>
+        <w:t xml:space="preserve">    [ 0.0203  -0.0305   0.1472  -0.0122   0.4263 ]         [ -2.0767 ]</w:t>
+      </w:r>
+      <w:r>
+        <w:rPr>
+          <w:highlight w:val="none"/>
+        </w:rPr>
+      </w:r>
+      <w:r>
+        <w:rPr>
+          <w:highlight w:val="none"/>
+        </w:rPr>
+      </w:r>
+    </w:p>
+    <w:p>
+      <w:pPr>
+        <w:pBdr>
+          <w:top w:val="none" w:color="000000" w:sz="0" w:space="0"/>
+          <w:bottom w:val="none" w:color="000000" w:sz="0" w:space="0"/>
+          <w:right w:val="none" w:color="000000" w:sz="0" w:space="0"/>
+          <w:between w:val="none" w:color="000000" w:sz="0" w:space="0"/>
+        </w:pBdr>
+        <w:tabs>
+          <w:tab w:val="left" w:leader="none" w:pos="1194"/>
+          <w:tab w:val="left" w:leader="none" w:pos="1195"/>
+        </w:tabs>
+        <w:spacing w:line="276" w:lineRule="auto"/>
+        <w:ind w:right="0" w:firstLine="709" w:left="0"/>
+        <w:jc w:val="left"/>
+        <w:rPr>
+          <w:highlight w:val="none"/>
+          <w:lang w:val="ru-RU"/>
+        </w:rPr>
+      </w:pPr>
+      <w:r>
+        <w:rPr>
+          <w:highlight w:val="none"/>
+          <w:lang w:val="ru-RU"/>
+        </w:rPr>
+        <w:t xml:space="preserve">Матрица А имеет диагональное доминирование, поэтому метод Гаусса-Зейделя будет сходиться.</w:t>
+      </w:r>
+      <w:r>
+        <w:rPr>
+          <w:highlight w:val="none"/>
+        </w:rPr>
+      </w:r>
+    </w:p>
+    <w:p>
+      <w:pPr>
+        <w:pBdr>
+          <w:top w:val="none" w:color="000000" w:sz="0" w:space="0"/>
+          <w:bottom w:val="none" w:color="000000" w:sz="0" w:space="0"/>
+          <w:right w:val="none" w:color="000000" w:sz="0" w:space="0"/>
+          <w:between w:val="none" w:color="000000" w:sz="0" w:space="0"/>
+        </w:pBdr>
+        <w:tabs>
+          <w:tab w:val="left" w:leader="none" w:pos="1194"/>
+          <w:tab w:val="left" w:leader="none" w:pos="1195"/>
+        </w:tabs>
+        <w:spacing w:line="276" w:lineRule="auto"/>
+        <w:ind w:right="0" w:firstLine="709" w:left="0"/>
+        <w:jc w:val="left"/>
+        <w:rPr>
+          <w:highlight w:val="none"/>
+          <w:lang w:val="ru-RU"/>
+        </w:rPr>
+      </w:pPr>
+      <w:r>
+        <w:rPr>
+          <w:highlight w:val="none"/>
+          <w:lang w:val="ru-RU"/>
+        </w:rPr>
+        <w:t xml:space="preserve">Метод Гаусса-Зейделя на </w:t>
+      </w:r>
+      <w:r>
+        <w:rPr>
+          <w:highlight w:val="none"/>
+          <w:lang w:val="en-US"/>
+        </w:rPr>
+        <w:t xml:space="preserve">(</w:t>
+      </w:r>
+      <w:r>
+        <w:rPr>
+          <w:highlight w:val="none"/>
+          <w:lang w:val="en-US"/>
+        </w:rPr>
+        <w:t xml:space="preserve">k + 1)</w:t>
+      </w:r>
+      <w:r>
+        <w:rPr>
+          <w:highlight w:val="none"/>
+          <w:lang w:val="ru-RU"/>
+        </w:rPr>
+        <w:t xml:space="preserve">-ом шаге</w:t>
+      </w:r>
+      <w:r>
+        <w:rPr>
+          <w:highlight w:val="none"/>
+        </w:rPr>
+      </w:r>
+    </w:p>
+    <w:p>
+      <w:pPr>
+        <w:pBdr>
+          <w:top w:val="none" w:color="000000" w:sz="0" w:space="0"/>
+          <w:bottom w:val="none" w:color="000000" w:sz="0" w:space="0"/>
+          <w:right w:val="none" w:color="000000" w:sz="0" w:space="0"/>
+          <w:between w:val="none" w:color="000000" w:sz="0" w:space="0"/>
+        </w:pBdr>
+        <w:tabs>
+          <w:tab w:val="left" w:leader="none" w:pos="1194"/>
+          <w:tab w:val="left" w:leader="none" w:pos="1195"/>
+        </w:tabs>
+        <w:spacing w:line="276" w:lineRule="auto"/>
+        <w:ind w:right="0" w:firstLine="709" w:left="0"/>
+        <w:jc w:val="left"/>
+        <w:rPr>
+          <w:highlight w:val="none"/>
+          <w:lang w:val="ru-RU"/>
+        </w:rPr>
+      </w:pPr>
+      <w:r>
+        <w:rPr>
+          <w:highlight w:val="none"/>
+          <w:lang w:val="ru-RU"/>
+        </w:rPr>
+      </w:r>
+      <m:oMathPara>
+        <m:oMathParaPr/>
+        <m:oMath>
+          <m:d>
+            <m:dPr>
+              <m:begChr m:val="{"/>
+              <m:endChr m:val=""/>
+              <m:ctrlPr>
+                <w:rPr>
+                  <w:rFonts w:ascii="Cambria Math" w:hAnsi="Cambria Math" w:eastAsia="Cambria Math" w:cs="Cambria Math"/>
+                </w:rPr>
+              </m:ctrlPr>
+            </m:dPr>
+            <m:e>
+              <m:m>
+                <m:mPr>
+                  <m:baseJc m:val="center"/>
+                  <m:cGp/>
+                  <m:cGpRule/>
+                  <m:cSp/>
+                  <m:mcs>
+                    <m:mc>
+                      <m:mcPr>
+                        <m:mcJc m:val="center"/>
+                        <m:count m:val="1"/>
+                      </m:mcPr>
+                    </m:mc>
+                  </m:mcs>
+                  <m:plcHide m:val="off"/>
+                  <m:rSp/>
+                  <m:rSpRule/>
+                  <m:ctrlPr>
+                    <w:rPr>
+                      <w:rFonts w:ascii="Cambria Math" w:hAnsi="Cambria Math" w:eastAsia="Cambria Math" w:cs="Cambria Math"/>
+                    </w:rPr>
+                  </m:ctrlPr>
+                </m:mPr>
+                <m:mr>
+                  <m:e>
+                    <m:sSubSup>
+                      <m:sSubSupPr>
+                        <m:alnScr m:val="off"/>
+                        <m:ctrlPr>
+                          <w:rPr>
+                            <w:rFonts w:ascii="Cambria Math" w:hAnsi="Cambria Math" w:eastAsia="Cambria Math" w:cs="Cambria Math"/>
+                          </w:rPr>
+                        </m:ctrlPr>
+                      </m:sSubSupPr>
+                      <m:e>
+                        <m:r>
+                          <w:rPr>
+                            <w:rFonts w:ascii="Cambria Math" w:hAnsi="Cambria Math" w:eastAsia="Cambria Math" w:cs="Cambria Math"/>
+                          </w:rPr>
+                          <m:rPr/>
+                          <m:t>x</m:t>
+                        </m:r>
+                      </m:e>
+                      <m:sub>
+                        <m:r>
+                          <w:rPr>
+                            <w:rFonts w:ascii="Cambria Math" w:hAnsi="Cambria Math" w:eastAsia="Cambria Math" w:cs="Cambria Math"/>
+                          </w:rPr>
+                          <m:rPr/>
+                          <m:t>1</m:t>
+                        </m:r>
+                      </m:sub>
+                      <m:sup>
+                        <m:d>
+                          <m:dPr>
+                            <m:begChr m:val="("/>
+                            <m:endChr m:val=")"/>
+                            <m:ctrlPr>
+                              <w:rPr>
+                                <w:rFonts w:ascii="Cambria Math" w:hAnsi="Cambria Math" w:eastAsia="Cambria Math" w:cs="Cambria Math"/>
+                              </w:rPr>
+                            </m:ctrlPr>
+                          </m:dPr>
+                          <m:e>
+                            <m:r>
+                              <w:rPr>
+                                <w:rFonts w:ascii="Cambria Math" w:hAnsi="Cambria Math" w:eastAsia="Cambria Math" w:cs="Cambria Math"/>
+                              </w:rPr>
+                              <m:rPr/>
+                              <m:t>k+1</m:t>
+                            </m:r>
+                          </m:e>
+                        </m:d>
+                      </m:sup>
+                    </m:sSubSup>
+                    <m:r>
+                      <w:rPr>
+                        <w:rFonts w:ascii="Cambria Math" w:hAnsi="Cambria Math" w:eastAsia="Cambria Math" w:cs="Cambria Math"/>
+                      </w:rPr>
+                      <m:rPr/>
+                      <m:t>=</m:t>
+                    </m:r>
+                    <m:f>
+                      <m:fPr>
+                        <m:ctrlPr>
+                          <w:rPr>
+                            <w:rFonts w:ascii="Cambria Math" w:hAnsi="Cambria Math" w:eastAsia="Cambria Math" w:cs="Cambria Math"/>
+                          </w:rPr>
+                        </m:ctrlPr>
+                      </m:fPr>
+                      <m:num>
+                        <m:sSub>
+                          <m:sSubPr>
+                            <m:ctrlPr>
+                              <w:rPr>
+                                <w:rFonts w:ascii="Cambria Math" w:hAnsi="Cambria Math" w:eastAsia="Cambria Math" w:cs="Cambria Math"/>
+                              </w:rPr>
+                            </m:ctrlPr>
+                          </m:sSubPr>
+                          <m:e>
+                            <m:r>
+                              <w:rPr>
+                                <w:rFonts w:ascii="Cambria Math" w:hAnsi="Cambria Math" w:eastAsia="Cambria Math" w:cs="Cambria Math"/>
+                              </w:rPr>
+                              <m:rPr/>
+                              <m:t>f</m:t>
+                            </m:r>
+                          </m:e>
+                          <m:sub>
+                            <m:r>
+                              <w:rPr>
+                                <w:rFonts w:ascii="Cambria Math" w:hAnsi="Cambria Math" w:eastAsia="Cambria Math" w:cs="Cambria Math"/>
+                              </w:rPr>
+                              <m:rPr/>
+                              <m:t>1</m:t>
+                            </m:r>
+                          </m:sub>
+                        </m:sSub>
+                      </m:num>
+                      <m:den>
+                        <m:sSub>
+                          <m:sSubPr>
+                            <m:ctrlPr>
+                              <w:rPr>
+                                <w:rFonts w:ascii="Cambria Math" w:hAnsi="Cambria Math" w:eastAsia="Cambria Math" w:cs="Cambria Math"/>
+                              </w:rPr>
+                            </m:ctrlPr>
+                          </m:sSubPr>
+                          <m:e>
+                            <m:r>
+                              <w:rPr>
+                                <w:rFonts w:ascii="Cambria Math" w:hAnsi="Cambria Math" w:eastAsia="Cambria Math" w:cs="Cambria Math"/>
+                              </w:rPr>
+                              <m:rPr/>
+                              <m:t>a</m:t>
+                            </m:r>
+                          </m:e>
+                          <m:sub>
+                            <m:r>
+                              <w:rPr>
+                                <w:rFonts w:ascii="Cambria Math" w:hAnsi="Cambria Math" w:eastAsia="Cambria Math" w:cs="Cambria Math"/>
+                              </w:rPr>
+                              <m:rPr/>
+                              <m:t>11</m:t>
+                            </m:r>
+                          </m:sub>
+                        </m:sSub>
+                      </m:den>
+                    </m:f>
+                    <m:r>
+                      <w:rPr>
+                        <w:rFonts w:ascii="Cambria Math" w:hAnsi="Cambria Math" w:eastAsia="Cambria Math" w:cs="Cambria Math"/>
+                      </w:rPr>
+                      <m:rPr/>
+                      <m:t>-</m:t>
+                    </m:r>
+                    <m:f>
+                      <m:fPr>
+                        <m:ctrlPr>
+                          <w:rPr>
+                            <w:rFonts w:ascii="Cambria Math" w:hAnsi="Cambria Math" w:eastAsia="Cambria Math" w:cs="Cambria Math"/>
+                          </w:rPr>
+                        </m:ctrlPr>
+                      </m:fPr>
+                      <m:num>
+                        <m:sSub>
+                          <m:sSubPr>
+                            <m:ctrlPr>
+                              <w:rPr>
+                                <w:rFonts w:ascii="Cambria Math" w:hAnsi="Cambria Math" w:eastAsia="Cambria Math" w:cs="Cambria Math"/>
+                              </w:rPr>
+                            </m:ctrlPr>
+                          </m:sSubPr>
+                          <m:e>
+                            <m:r>
+                              <w:rPr>
+                                <w:rFonts w:ascii="Cambria Math" w:hAnsi="Cambria Math" w:eastAsia="Cambria Math" w:cs="Cambria Math"/>
+                              </w:rPr>
+                              <m:rPr/>
+                              <m:t>a</m:t>
+                            </m:r>
+                          </m:e>
+                          <m:sub>
+                            <m:r>
+                              <w:rPr>
+                                <w:rFonts w:ascii="Cambria Math" w:hAnsi="Cambria Math" w:eastAsia="Cambria Math" w:cs="Cambria Math"/>
+                              </w:rPr>
+                              <m:rPr/>
+                              <m:t>12</m:t>
+                            </m:r>
+                          </m:sub>
+                        </m:sSub>
+                      </m:num>
+                      <m:den>
+                        <m:sSub>
+                          <m:sSubPr>
+                            <m:ctrlPr>
+                              <w:rPr>
+                                <w:rFonts w:ascii="Cambria Math" w:hAnsi="Cambria Math" w:eastAsia="Cambria Math" w:cs="Cambria Math"/>
+                              </w:rPr>
+                            </m:ctrlPr>
+                          </m:sSubPr>
+                          <m:e>
+                            <m:r>
+                              <w:rPr>
+                                <w:rFonts w:ascii="Cambria Math" w:hAnsi="Cambria Math" w:eastAsia="Cambria Math" w:cs="Cambria Math"/>
+                              </w:rPr>
+                              <m:rPr/>
+                              <m:t>a</m:t>
+                            </m:r>
+                          </m:e>
+                          <m:sub>
+                            <m:r>
+                              <w:rPr>
+                                <w:rFonts w:ascii="Cambria Math" w:hAnsi="Cambria Math" w:eastAsia="Cambria Math" w:cs="Cambria Math"/>
+                              </w:rPr>
+                              <m:rPr/>
+                              <m:t>11</m:t>
+                            </m:r>
+                          </m:sub>
+                        </m:sSub>
+                      </m:den>
+                    </m:f>
+                    <m:sSubSup>
+                      <m:sSubSupPr>
+                        <m:alnScr m:val="off"/>
+                        <m:ctrlPr>
+                          <w:rPr>
+                            <w:rFonts w:ascii="Cambria Math" w:hAnsi="Cambria Math" w:eastAsia="Cambria Math" w:cs="Cambria Math"/>
+                          </w:rPr>
+                        </m:ctrlPr>
+                      </m:sSubSupPr>
+                      <m:e>
+                        <m:r>
+                          <w:rPr>
+                            <w:rFonts w:ascii="Cambria Math" w:hAnsi="Cambria Math" w:eastAsia="Cambria Math" w:cs="Cambria Math"/>
+                          </w:rPr>
+                          <m:rPr/>
+                          <m:t>x</m:t>
+                        </m:r>
+                      </m:e>
+                      <m:sub>
+                        <m:r>
+                          <w:rPr>
+                            <w:rFonts w:ascii="Cambria Math" w:hAnsi="Cambria Math" w:eastAsia="Cambria Math" w:cs="Cambria Math"/>
+                          </w:rPr>
+                          <m:rPr/>
+                          <m:t>2</m:t>
+                        </m:r>
+                      </m:sub>
+                      <m:sup>
+                        <m:d>
+                          <m:dPr>
+                            <m:begChr m:val="("/>
+                            <m:endChr m:val=")"/>
+                            <m:ctrlPr>
+                              <w:rPr>
+                                <w:rFonts w:ascii="Cambria Math" w:hAnsi="Cambria Math" w:eastAsia="Cambria Math" w:cs="Cambria Math"/>
+                              </w:rPr>
+                            </m:ctrlPr>
+                          </m:dPr>
+                          <m:e>
+                            <m:r>
+                              <w:rPr>
+                                <w:rFonts w:ascii="Cambria Math" w:hAnsi="Cambria Math" w:eastAsia="Cambria Math" w:cs="Cambria Math"/>
+                              </w:rPr>
+                              <m:rPr/>
+                              <m:t>k</m:t>
+                            </m:r>
+                          </m:e>
+                        </m:d>
+                      </m:sup>
+                    </m:sSubSup>
+                    <m:r>
+                      <w:rPr>
+                        <w:rFonts w:ascii="Cambria Math" w:hAnsi="Cambria Math" w:eastAsia="Cambria Math" w:cs="Cambria Math"/>
+                      </w:rPr>
+                      <m:rPr/>
+                      <m:t>-</m:t>
+                    </m:r>
+                    <m:f>
+                      <m:fPr>
+                        <m:ctrlPr>
+                          <w:rPr>
+                            <w:rFonts w:ascii="Cambria Math" w:hAnsi="Cambria Math" w:eastAsia="Cambria Math" w:cs="Cambria Math"/>
+                          </w:rPr>
+                        </m:ctrlPr>
+                      </m:fPr>
+                      <m:num>
+                        <m:sSub>
+                          <m:sSubPr>
+                            <m:ctrlPr>
+                              <w:rPr>
+                                <w:rFonts w:ascii="Cambria Math" w:hAnsi="Cambria Math" w:eastAsia="Cambria Math" w:cs="Cambria Math"/>
+                              </w:rPr>
+                            </m:ctrlPr>
+                          </m:sSubPr>
+                          <m:e>
+                            <m:r>
+                              <w:rPr>
+                                <w:rFonts w:ascii="Cambria Math" w:hAnsi="Cambria Math" w:eastAsia="Cambria Math" w:cs="Cambria Math"/>
+                              </w:rPr>
+                              <m:rPr/>
+                              <m:t>a</m:t>
+                            </m:r>
+                          </m:e>
+                          <m:sub>
+                            <m:r>
+                              <w:rPr>
+                                <w:rFonts w:ascii="Cambria Math" w:hAnsi="Cambria Math" w:eastAsia="Cambria Math" w:cs="Cambria Math"/>
+                              </w:rPr>
+                              <m:rPr/>
+                              <m:t>13</m:t>
+                            </m:r>
+                          </m:sub>
+                        </m:sSub>
+                      </m:num>
+                      <m:den>
+                        <m:sSub>
+                          <m:sSubPr>
+                            <m:ctrlPr>
+                              <w:rPr>
+                                <w:rFonts w:ascii="Cambria Math" w:hAnsi="Cambria Math" w:eastAsia="Cambria Math" w:cs="Cambria Math"/>
+                              </w:rPr>
+                            </m:ctrlPr>
+                          </m:sSubPr>
+                          <m:e>
+                            <m:r>
+                              <w:rPr>
+                                <w:rFonts w:ascii="Cambria Math" w:hAnsi="Cambria Math" w:eastAsia="Cambria Math" w:cs="Cambria Math"/>
+                              </w:rPr>
+                              <m:rPr/>
+                              <m:t>a</m:t>
+                            </m:r>
+                          </m:e>
+                          <m:sub>
+                            <m:r>
+                              <w:rPr>
+                                <w:rFonts w:ascii="Cambria Math" w:hAnsi="Cambria Math" w:eastAsia="Cambria Math" w:cs="Cambria Math"/>
+                              </w:rPr>
+                              <m:rPr/>
+                              <m:t>11</m:t>
+                            </m:r>
+                          </m:sub>
+                        </m:sSub>
+                      </m:den>
+                    </m:f>
+                    <m:sSubSup>
+                      <m:sSubSupPr>
+                        <m:alnScr m:val="off"/>
+                        <m:ctrlPr>
+                          <w:rPr>
+                            <w:rFonts w:ascii="Cambria Math" w:hAnsi="Cambria Math" w:eastAsia="Cambria Math" w:cs="Cambria Math"/>
+                          </w:rPr>
+                        </m:ctrlPr>
+                      </m:sSubSupPr>
+                      <m:e>
+                        <m:r>
+                          <w:rPr>
+                            <w:rFonts w:ascii="Cambria Math" w:hAnsi="Cambria Math" w:eastAsia="Cambria Math" w:cs="Cambria Math"/>
+                          </w:rPr>
+                          <m:rPr/>
+                          <m:t>x</m:t>
+                        </m:r>
+                      </m:e>
+                      <m:sub>
+                        <m:r>
+                          <w:rPr>
+                            <w:rFonts w:ascii="Cambria Math" w:hAnsi="Cambria Math" w:eastAsia="Cambria Math" w:cs="Cambria Math"/>
+                          </w:rPr>
+                          <m:rPr/>
+                          <m:t>3</m:t>
+                        </m:r>
+                      </m:sub>
+                      <m:sup>
+                        <m:d>
+                          <m:dPr>
+                            <m:begChr m:val="("/>
+                            <m:endChr m:val=")"/>
+                            <m:ctrlPr>
+                              <w:rPr>
+                                <w:rFonts w:ascii="Cambria Math" w:hAnsi="Cambria Math" w:eastAsia="Cambria Math" w:cs="Cambria Math"/>
+                              </w:rPr>
+                            </m:ctrlPr>
+                          </m:dPr>
+                          <m:e>
+                            <m:r>
+                              <w:rPr>
+                                <w:rFonts w:ascii="Cambria Math" w:hAnsi="Cambria Math" w:eastAsia="Cambria Math" w:cs="Cambria Math"/>
+                              </w:rPr>
+                              <m:rPr/>
+                              <m:t>k</m:t>
+                            </m:r>
+                          </m:e>
+                        </m:d>
+                      </m:sup>
+                    </m:sSubSup>
+                    <m:r>
+                      <w:rPr>
+                        <w:rFonts w:ascii="Cambria Math" w:hAnsi="Cambria Math" w:eastAsia="Cambria Math" w:cs="Cambria Math"/>
+                      </w:rPr>
+                      <m:rPr/>
+                      <m:t>-…-</m:t>
+                    </m:r>
+                    <m:f>
+                      <m:fPr>
+                        <m:ctrlPr>
+                          <w:rPr>
+                            <w:rFonts w:ascii="Cambria Math" w:hAnsi="Cambria Math" w:eastAsia="Cambria Math" w:cs="Cambria Math"/>
+                          </w:rPr>
+                        </m:ctrlPr>
+                      </m:fPr>
+                      <m:num>
+                        <m:sSub>
+                          <m:sSubPr>
+                            <m:ctrlPr>
+                              <w:rPr>
+                                <w:rFonts w:ascii="Cambria Math" w:hAnsi="Cambria Math" w:eastAsia="Cambria Math" w:cs="Cambria Math"/>
+                              </w:rPr>
+                            </m:ctrlPr>
+                          </m:sSubPr>
+                          <m:e>
+                            <m:r>
+                              <w:rPr>
+                                <w:rFonts w:ascii="Cambria Math" w:hAnsi="Cambria Math" w:eastAsia="Cambria Math" w:cs="Cambria Math"/>
+                              </w:rPr>
+                              <m:rPr/>
+                              <m:t>a</m:t>
+                            </m:r>
+                          </m:e>
+                          <m:sub>
+                            <m:r>
+                              <w:rPr>
+                                <w:rFonts w:ascii="Cambria Math" w:hAnsi="Cambria Math" w:eastAsia="Cambria Math" w:cs="Cambria Math"/>
+                              </w:rPr>
+                              <m:rPr/>
+                              <m:t>1n</m:t>
+                            </m:r>
+                          </m:sub>
+                        </m:sSub>
+                      </m:num>
+                      <m:den>
+                        <m:sSub>
+                          <m:sSubPr>
+                            <m:ctrlPr>
+                              <w:rPr>
+                                <w:rFonts w:ascii="Cambria Math" w:hAnsi="Cambria Math" w:eastAsia="Cambria Math" w:cs="Cambria Math"/>
+                              </w:rPr>
+                            </m:ctrlPr>
+                          </m:sSubPr>
+                          <m:e>
+                            <m:r>
+                              <w:rPr>
+                                <w:rFonts w:ascii="Cambria Math" w:hAnsi="Cambria Math" w:eastAsia="Cambria Math" w:cs="Cambria Math"/>
+                              </w:rPr>
+                              <m:rPr/>
+                              <m:t>a</m:t>
+                            </m:r>
+                          </m:e>
+                          <m:sub>
+                            <m:r>
+                              <w:rPr>
+                                <w:rFonts w:ascii="Cambria Math" w:hAnsi="Cambria Math" w:eastAsia="Cambria Math" w:cs="Cambria Math"/>
+                              </w:rPr>
+                              <m:rPr/>
+                              <m:t>11</m:t>
+                            </m:r>
+                          </m:sub>
+                        </m:sSub>
+                      </m:den>
+                    </m:f>
+                    <m:sSubSup>
+                      <m:sSubSupPr>
+                        <m:alnScr m:val="off"/>
+                        <m:ctrlPr>
+                          <w:rPr>
+                            <w:rFonts w:ascii="Cambria Math" w:hAnsi="Cambria Math" w:eastAsia="Cambria Math" w:cs="Cambria Math"/>
+                          </w:rPr>
+                        </m:ctrlPr>
+                      </m:sSubSupPr>
+                      <m:e>
+                        <m:r>
+                          <w:rPr>
+                            <w:rFonts w:ascii="Cambria Math" w:hAnsi="Cambria Math" w:eastAsia="Cambria Math" w:cs="Cambria Math"/>
+                          </w:rPr>
+                          <m:rPr/>
+                          <m:t>x</m:t>
+                        </m:r>
+                      </m:e>
+                      <m:sub>
+                        <m:r>
+                          <w:rPr>
+                            <w:rFonts w:ascii="Cambria Math" w:hAnsi="Cambria Math" w:eastAsia="Cambria Math" w:cs="Cambria Math"/>
+                          </w:rPr>
+                          <m:rPr/>
+                          <m:t>n</m:t>
+                        </m:r>
+                      </m:sub>
+                      <m:sup>
+                        <m:d>
+                          <m:dPr>
+                            <m:begChr m:val="("/>
+                            <m:endChr m:val=")"/>
+                            <m:ctrlPr>
+                              <w:rPr>
+                                <w:rFonts w:ascii="Cambria Math" w:hAnsi="Cambria Math" w:eastAsia="Cambria Math" w:cs="Cambria Math"/>
+                              </w:rPr>
+                            </m:ctrlPr>
+                          </m:dPr>
+                          <m:e>
+                            <m:r>
+                              <w:rPr>
+                                <w:rFonts w:ascii="Cambria Math" w:hAnsi="Cambria Math" w:eastAsia="Cambria Math" w:cs="Cambria Math"/>
+                              </w:rPr>
+                              <m:rPr/>
+                              <m:t>k</m:t>
+                            </m:r>
+                          </m:e>
+                        </m:d>
+                      </m:sup>
+                    </m:sSubSup>
+                  </m:e>
+                </m:mr>
+                <m:mr>
+                  <m:e>
+                    <m:sSubSup>
+                      <m:sSubSupPr>
+                        <m:alnScr m:val="off"/>
+                        <m:ctrlPr>
+                          <w:rPr>
+                            <w:rFonts w:ascii="Cambria Math" w:hAnsi="Cambria Math" w:eastAsia="Cambria Math" w:cs="Cambria Math"/>
+                          </w:rPr>
+                        </m:ctrlPr>
+                      </m:sSubSupPr>
+                      <m:e>
+                        <m:r>
+                          <w:rPr>
+                            <w:rFonts w:ascii="Cambria Math" w:hAnsi="Cambria Math" w:eastAsia="Cambria Math" w:cs="Cambria Math"/>
+                          </w:rPr>
+                          <m:rPr/>
+                          <m:t>x</m:t>
+                        </m:r>
+                      </m:e>
+                      <m:sub>
+                        <m:r>
+                          <w:rPr>
+                            <w:rFonts w:ascii="Cambria Math" w:hAnsi="Cambria Math" w:eastAsia="Cambria Math" w:cs="Cambria Math"/>
+                          </w:rPr>
+                          <m:rPr/>
+                          <m:t>2</m:t>
+                        </m:r>
+                      </m:sub>
+                      <m:sup>
+                        <m:d>
+                          <m:dPr>
+                            <m:begChr m:val="("/>
+                            <m:endChr m:val=")"/>
+                            <m:ctrlPr>
+                              <w:rPr>
+                                <w:rFonts w:ascii="Cambria Math" w:hAnsi="Cambria Math" w:eastAsia="Cambria Math" w:cs="Cambria Math"/>
+                              </w:rPr>
+                            </m:ctrlPr>
+                          </m:dPr>
+                          <m:e>
+                            <m:r>
+                              <w:rPr>
+                                <w:rFonts w:ascii="Cambria Math" w:hAnsi="Cambria Math" w:eastAsia="Cambria Math" w:cs="Cambria Math"/>
+                              </w:rPr>
+                              <m:rPr/>
+                              <m:t>k+1</m:t>
+                            </m:r>
+                          </m:e>
+                        </m:d>
+                      </m:sup>
+                    </m:sSubSup>
+                    <m:r>
+                      <w:rPr>
+                        <w:rFonts w:ascii="Cambria Math" w:hAnsi="Cambria Math" w:eastAsia="Cambria Math" w:cs="Cambria Math"/>
+                      </w:rPr>
+                      <m:rPr/>
+                      <m:t>=</m:t>
+                    </m:r>
+                    <m:f>
+                      <m:fPr>
+                        <m:ctrlPr>
+                          <w:rPr>
+                            <w:rFonts w:ascii="Cambria Math" w:hAnsi="Cambria Math" w:eastAsia="Cambria Math" w:cs="Cambria Math"/>
+                          </w:rPr>
+                        </m:ctrlPr>
+                      </m:fPr>
+                      <m:num>
+                        <m:sSub>
+                          <m:sSubPr>
+                            <m:ctrlPr>
+                              <w:rPr>
+                                <w:rFonts w:ascii="Cambria Math" w:hAnsi="Cambria Math" w:eastAsia="Cambria Math" w:cs="Cambria Math"/>
+                              </w:rPr>
+                            </m:ctrlPr>
+                          </m:sSubPr>
+                          <m:e>
+                            <m:r>
+                              <w:rPr>
+                                <w:rFonts w:ascii="Cambria Math" w:hAnsi="Cambria Math" w:eastAsia="Cambria Math" w:cs="Cambria Math"/>
+                              </w:rPr>
+                              <m:rPr/>
+                              <m:t>f</m:t>
+                            </m:r>
+                          </m:e>
+                          <m:sub>
+                            <m:r>
+                              <w:rPr>
+                                <w:rFonts w:ascii="Cambria Math" w:hAnsi="Cambria Math" w:eastAsia="Cambria Math" w:cs="Cambria Math"/>
+                              </w:rPr>
+                              <m:rPr/>
+                              <m:t>2</m:t>
+                            </m:r>
+                          </m:sub>
+                        </m:sSub>
+                      </m:num>
+                      <m:den>
+                        <m:sSub>
+                          <m:sSubPr>
+                            <m:ctrlPr>
+                              <w:rPr>
+                                <w:rFonts w:ascii="Cambria Math" w:hAnsi="Cambria Math" w:eastAsia="Cambria Math" w:cs="Cambria Math"/>
+                              </w:rPr>
+                            </m:ctrlPr>
+                          </m:sSubPr>
+                          <m:e>
+                            <m:r>
+                              <w:rPr>
+                                <w:rFonts w:ascii="Cambria Math" w:hAnsi="Cambria Math" w:eastAsia="Cambria Math" w:cs="Cambria Math"/>
+                              </w:rPr>
+                              <m:rPr/>
+                              <m:t>a</m:t>
+                            </m:r>
+                          </m:e>
+                          <m:sub>
+                            <m:r>
+                              <w:rPr>
+                                <w:rFonts w:ascii="Cambria Math" w:hAnsi="Cambria Math" w:eastAsia="Cambria Math" w:cs="Cambria Math"/>
+                              </w:rPr>
+                              <m:rPr/>
+                              <m:t>22</m:t>
+                            </m:r>
+                          </m:sub>
+                        </m:sSub>
+                      </m:den>
+                    </m:f>
+                    <m:r>
+                      <w:rPr>
+                        <w:rFonts w:ascii="Cambria Math" w:hAnsi="Cambria Math" w:eastAsia="Cambria Math" w:cs="Cambria Math"/>
+                      </w:rPr>
+                      <m:rPr/>
+                      <m:t>-</m:t>
+                    </m:r>
+                    <m:f>
+                      <m:fPr>
+                        <m:ctrlPr>
+                          <w:rPr>
+                            <w:rFonts w:ascii="Cambria Math" w:hAnsi="Cambria Math" w:eastAsia="Cambria Math" w:cs="Cambria Math"/>
+                          </w:rPr>
+                        </m:ctrlPr>
+                      </m:fPr>
+                      <m:num>
+                        <m:sSub>
+                          <m:sSubPr>
+                            <m:ctrlPr>
+                              <w:rPr>
+                                <w:rFonts w:ascii="Cambria Math" w:hAnsi="Cambria Math" w:eastAsia="Cambria Math" w:cs="Cambria Math"/>
+                              </w:rPr>
+                            </m:ctrlPr>
+                          </m:sSubPr>
+                          <m:e>
+                            <m:r>
+                              <w:rPr>
+                                <w:rFonts w:ascii="Cambria Math" w:hAnsi="Cambria Math" w:eastAsia="Cambria Math" w:cs="Cambria Math"/>
+                              </w:rPr>
+                              <m:rPr/>
+                              <m:t>a</m:t>
+                            </m:r>
+                          </m:e>
+                          <m:sub>
+                            <m:r>
+                              <w:rPr>
+                                <w:rFonts w:ascii="Cambria Math" w:hAnsi="Cambria Math" w:eastAsia="Cambria Math" w:cs="Cambria Math"/>
+                              </w:rPr>
+                              <m:rPr/>
+                              <m:t>21</m:t>
+                            </m:r>
+                          </m:sub>
+                        </m:sSub>
+                      </m:num>
+                      <m:den>
+                        <m:sSub>
+                          <m:sSubPr>
+                            <m:ctrlPr>
+                              <w:rPr>
+                                <w:rFonts w:ascii="Cambria Math" w:hAnsi="Cambria Math" w:eastAsia="Cambria Math" w:cs="Cambria Math"/>
+                              </w:rPr>
+                            </m:ctrlPr>
+                          </m:sSubPr>
+                          <m:e>
+                            <m:r>
+                              <w:rPr>
+                                <w:rFonts w:ascii="Cambria Math" w:hAnsi="Cambria Math" w:eastAsia="Cambria Math" w:cs="Cambria Math"/>
+                              </w:rPr>
+                              <m:rPr/>
+                              <m:t>a</m:t>
+                            </m:r>
+                          </m:e>
+                          <m:sub>
+                            <m:r>
+                              <w:rPr>
+                                <w:rFonts w:ascii="Cambria Math" w:hAnsi="Cambria Math" w:eastAsia="Cambria Math" w:cs="Cambria Math"/>
+                              </w:rPr>
+                              <m:rPr/>
+                              <m:t>22</m:t>
+                            </m:r>
+                          </m:sub>
+                        </m:sSub>
+                      </m:den>
+                    </m:f>
+                    <m:sSubSup>
+                      <m:sSubSupPr>
+                        <m:alnScr m:val="off"/>
+                        <m:ctrlPr>
+                          <w:rPr>
+                            <w:rFonts w:ascii="Cambria Math" w:hAnsi="Cambria Math" w:eastAsia="Cambria Math" w:cs="Cambria Math"/>
+                          </w:rPr>
+                        </m:ctrlPr>
+                      </m:sSubSupPr>
+                      <m:e>
+                        <m:r>
+                          <w:rPr>
+                            <w:rFonts w:ascii="Cambria Math" w:hAnsi="Cambria Math" w:eastAsia="Cambria Math" w:cs="Cambria Math"/>
+                          </w:rPr>
+                          <m:rPr/>
+                          <m:t>x</m:t>
+                        </m:r>
+                      </m:e>
+                      <m:sub>
+                        <m:r>
+                          <w:rPr>
+                            <w:rFonts w:ascii="Cambria Math" w:hAnsi="Cambria Math" w:eastAsia="Cambria Math" w:cs="Cambria Math"/>
+                          </w:rPr>
+                          <m:rPr/>
+                          <m:t>1</m:t>
+                        </m:r>
+                      </m:sub>
+                      <m:sup>
+                        <m:d>
+                          <m:dPr>
+                            <m:begChr m:val="("/>
+                            <m:endChr m:val=")"/>
+                            <m:ctrlPr>
+                              <w:rPr>
+                                <w:rFonts w:ascii="Cambria Math" w:hAnsi="Cambria Math" w:eastAsia="Cambria Math" w:cs="Cambria Math"/>
+                              </w:rPr>
+                            </m:ctrlPr>
+                          </m:dPr>
+                          <m:e>
+                            <m:r>
+                              <w:rPr>
+                                <w:rFonts w:ascii="Cambria Math" w:hAnsi="Cambria Math" w:eastAsia="Cambria Math" w:cs="Cambria Math"/>
+                              </w:rPr>
+                              <m:rPr/>
+                              <m:t>k+1</m:t>
+                            </m:r>
+                          </m:e>
+                        </m:d>
+                      </m:sup>
+                    </m:sSubSup>
+                    <m:r>
+                      <w:rPr>
+                        <w:rFonts w:ascii="Cambria Math" w:hAnsi="Cambria Math" w:eastAsia="Cambria Math" w:cs="Cambria Math"/>
+                      </w:rPr>
+                      <m:rPr/>
+                      <m:t>-</m:t>
+                    </m:r>
+                    <m:f>
+                      <m:fPr>
+                        <m:ctrlPr>
+                          <w:rPr>
+                            <w:rFonts w:ascii="Cambria Math" w:hAnsi="Cambria Math" w:eastAsia="Cambria Math" w:cs="Cambria Math"/>
+                          </w:rPr>
+                        </m:ctrlPr>
+                      </m:fPr>
+                      <m:num>
+                        <m:sSub>
+                          <m:sSubPr>
+                            <m:ctrlPr>
+                              <w:rPr>
+                                <w:rFonts w:ascii="Cambria Math" w:hAnsi="Cambria Math" w:eastAsia="Cambria Math" w:cs="Cambria Math"/>
+                              </w:rPr>
+                            </m:ctrlPr>
+                          </m:sSubPr>
+                          <m:e>
+                            <m:r>
+                              <w:rPr>
+                                <w:rFonts w:ascii="Cambria Math" w:hAnsi="Cambria Math" w:eastAsia="Cambria Math" w:cs="Cambria Math"/>
+                              </w:rPr>
+                              <m:rPr/>
+                              <m:t>a</m:t>
+                            </m:r>
+                          </m:e>
+                          <m:sub>
+                            <m:r>
+                              <w:rPr>
+                                <w:rFonts w:ascii="Cambria Math" w:hAnsi="Cambria Math" w:eastAsia="Cambria Math" w:cs="Cambria Math"/>
+                              </w:rPr>
+                              <m:rPr/>
+                              <m:t>23</m:t>
+                            </m:r>
+                          </m:sub>
+                        </m:sSub>
+                      </m:num>
+                      <m:den>
+                        <m:sSub>
+                          <m:sSubPr>
+                            <m:ctrlPr>
+                              <w:rPr>
+                                <w:rFonts w:ascii="Cambria Math" w:hAnsi="Cambria Math" w:eastAsia="Cambria Math" w:cs="Cambria Math"/>
+                              </w:rPr>
+                            </m:ctrlPr>
+                          </m:sSubPr>
+                          <m:e>
+                            <m:r>
+                              <w:rPr>
+                                <w:rFonts w:ascii="Cambria Math" w:hAnsi="Cambria Math" w:eastAsia="Cambria Math" w:cs="Cambria Math"/>
+                              </w:rPr>
+                              <m:rPr/>
+                              <m:t>a</m:t>
+                            </m:r>
+                          </m:e>
+                          <m:sub>
+                            <m:r>
+                              <w:rPr>
+                                <w:rFonts w:ascii="Cambria Math" w:hAnsi="Cambria Math" w:eastAsia="Cambria Math" w:cs="Cambria Math"/>
+                              </w:rPr>
+                              <m:rPr/>
+                              <m:t>22</m:t>
+                            </m:r>
+                          </m:sub>
+                        </m:sSub>
+                      </m:den>
+                    </m:f>
+                    <m:sSubSup>
+                      <m:sSubSupPr>
+                        <m:alnScr m:val="off"/>
+                        <m:ctrlPr>
+                          <w:rPr>
+                            <w:rFonts w:ascii="Cambria Math" w:hAnsi="Cambria Math" w:eastAsia="Cambria Math" w:cs="Cambria Math"/>
+                          </w:rPr>
+                        </m:ctrlPr>
+                      </m:sSubSupPr>
+                      <m:e>
+                        <m:r>
+                          <w:rPr>
+                            <w:rFonts w:ascii="Cambria Math" w:hAnsi="Cambria Math" w:eastAsia="Cambria Math" w:cs="Cambria Math"/>
+                          </w:rPr>
+                          <m:rPr/>
+                          <m:t>x</m:t>
+                        </m:r>
+                      </m:e>
+                      <m:sub>
+                        <m:r>
+                          <w:rPr>
+                            <w:rFonts w:ascii="Cambria Math" w:hAnsi="Cambria Math" w:eastAsia="Cambria Math" w:cs="Cambria Math"/>
+                          </w:rPr>
+                          <m:rPr/>
+                          <m:t>3</m:t>
+                        </m:r>
+                      </m:sub>
+                      <m:sup>
+                        <m:d>
+                          <m:dPr>
+                            <m:begChr m:val="("/>
+                            <m:endChr m:val=")"/>
+                            <m:ctrlPr>
+                              <w:rPr>
+                                <w:rFonts w:ascii="Cambria Math" w:hAnsi="Cambria Math" w:eastAsia="Cambria Math" w:cs="Cambria Math"/>
+                              </w:rPr>
+                            </m:ctrlPr>
+                          </m:dPr>
+                          <m:e>
+                            <m:r>
+                              <w:rPr>
+                                <w:rFonts w:ascii="Cambria Math" w:hAnsi="Cambria Math" w:eastAsia="Cambria Math" w:cs="Cambria Math"/>
+                              </w:rPr>
+                              <m:rPr/>
+                              <m:t>k</m:t>
+                            </m:r>
+                          </m:e>
+                        </m:d>
+                      </m:sup>
+                    </m:sSubSup>
+                    <m:r>
+                      <w:rPr>
+                        <w:rFonts w:ascii="Cambria Math" w:hAnsi="Cambria Math" w:eastAsia="Cambria Math" w:cs="Cambria Math"/>
+                      </w:rPr>
+                      <m:rPr/>
+                      <m:t>-…-</m:t>
+                    </m:r>
+                    <m:f>
+                      <m:fPr>
+                        <m:ctrlPr>
+                          <w:rPr>
+                            <w:rFonts w:ascii="Cambria Math" w:hAnsi="Cambria Math" w:eastAsia="Cambria Math" w:cs="Cambria Math"/>
+                          </w:rPr>
+                        </m:ctrlPr>
+                      </m:fPr>
+                      <m:num>
+                        <m:sSub>
+                          <m:sSubPr>
+                            <m:ctrlPr>
+                              <w:rPr>
+                                <w:rFonts w:ascii="Cambria Math" w:hAnsi="Cambria Math" w:eastAsia="Cambria Math" w:cs="Cambria Math"/>
+                              </w:rPr>
+                            </m:ctrlPr>
+                          </m:sSubPr>
+                          <m:e>
+                            <m:r>
+                              <w:rPr>
+                                <w:rFonts w:ascii="Cambria Math" w:hAnsi="Cambria Math" w:eastAsia="Cambria Math" w:cs="Cambria Math"/>
+                              </w:rPr>
+                              <m:rPr/>
+                              <m:t>a</m:t>
+                            </m:r>
+                          </m:e>
+                          <m:sub>
+                            <m:r>
+                              <w:rPr>
+                                <w:rFonts w:ascii="Cambria Math" w:hAnsi="Cambria Math" w:eastAsia="Cambria Math" w:cs="Cambria Math"/>
+                              </w:rPr>
+                              <m:rPr/>
+                              <m:t>2n</m:t>
+                            </m:r>
+                          </m:sub>
+                        </m:sSub>
+                      </m:num>
+                      <m:den>
+                        <m:sSub>
+                          <m:sSubPr>
+                            <m:ctrlPr>
+                              <w:rPr>
+                                <w:rFonts w:ascii="Cambria Math" w:hAnsi="Cambria Math" w:eastAsia="Cambria Math" w:cs="Cambria Math"/>
+                              </w:rPr>
+                            </m:ctrlPr>
+                          </m:sSubPr>
+                          <m:e>
+                            <m:r>
+                              <w:rPr>
+                                <w:rFonts w:ascii="Cambria Math" w:hAnsi="Cambria Math" w:eastAsia="Cambria Math" w:cs="Cambria Math"/>
+                              </w:rPr>
+                              <m:rPr/>
+                              <m:t>a</m:t>
+                            </m:r>
+                          </m:e>
+                          <m:sub>
+                            <m:r>
+                              <w:rPr>
+                                <w:rFonts w:ascii="Cambria Math" w:hAnsi="Cambria Math" w:eastAsia="Cambria Math" w:cs="Cambria Math"/>
+                              </w:rPr>
+                              <m:rPr/>
+                              <m:t>22</m:t>
+                            </m:r>
+                          </m:sub>
+                        </m:sSub>
+                      </m:den>
+                    </m:f>
+                    <m:sSubSup>
+                      <m:sSubSupPr>
+                        <m:alnScr m:val="off"/>
+                        <m:ctrlPr>
+                          <w:rPr>
+                            <w:rFonts w:ascii="Cambria Math" w:hAnsi="Cambria Math" w:eastAsia="Cambria Math" w:cs="Cambria Math"/>
+                          </w:rPr>
+                        </m:ctrlPr>
+                      </m:sSubSupPr>
+                      <m:e>
+                        <m:r>
+                          <w:rPr>
+                            <w:rFonts w:ascii="Cambria Math" w:hAnsi="Cambria Math" w:eastAsia="Cambria Math" w:cs="Cambria Math"/>
+                          </w:rPr>
+                          <m:rPr/>
+                          <m:t>x</m:t>
+                        </m:r>
+                      </m:e>
+                      <m:sub>
+                        <m:r>
+                          <w:rPr>
+                            <w:rFonts w:ascii="Cambria Math" w:hAnsi="Cambria Math" w:eastAsia="Cambria Math" w:cs="Cambria Math"/>
+                          </w:rPr>
+                          <m:rPr/>
+                          <m:t>n</m:t>
+                        </m:r>
+                      </m:sub>
+                      <m:sup>
+                        <m:d>
+                          <m:dPr>
+                            <m:begChr m:val="("/>
+                            <m:endChr m:val=")"/>
+                            <m:ctrlPr>
+                              <w:rPr>
+                                <w:rFonts w:ascii="Cambria Math" w:hAnsi="Cambria Math" w:eastAsia="Cambria Math" w:cs="Cambria Math"/>
+                              </w:rPr>
+                            </m:ctrlPr>
+                          </m:dPr>
+                          <m:e>
+                            <m:r>
+                              <w:rPr>
+                                <w:rFonts w:ascii="Cambria Math" w:hAnsi="Cambria Math" w:eastAsia="Cambria Math" w:cs="Cambria Math"/>
+                              </w:rPr>
+                              <m:rPr/>
+                              <m:t>k</m:t>
+                            </m:r>
+                          </m:e>
+                        </m:d>
+                      </m:sup>
+                    </m:sSubSup>
+                  </m:e>
+                </m:mr>
+                <m:mr>
+                  <m:e>
+                    <m:r>
+                      <w:rPr>
+                        <w:rFonts w:ascii="Cambria Math" w:hAnsi="Cambria Math" w:eastAsia="Cambria Math" w:cs="Cambria Math"/>
+                      </w:rPr>
+                      <m:rPr/>
+                      <m:t>⋮</m:t>
+                    </m:r>
+                  </m:e>
+                </m:mr>
+                <m:mr>
+                  <m:e>
+                    <m:sSubSup>
+                      <m:sSubSupPr>
+                        <m:alnScr m:val="off"/>
+                        <m:ctrlPr>
+                          <w:rPr>
+                            <w:rFonts w:ascii="Cambria Math" w:hAnsi="Cambria Math" w:eastAsia="Cambria Math" w:cs="Cambria Math"/>
+                          </w:rPr>
+                        </m:ctrlPr>
+                      </m:sSubSupPr>
+                      <m:e>
+                        <m:r>
+                          <w:rPr>
+                            <w:rFonts w:ascii="Cambria Math" w:hAnsi="Cambria Math" w:eastAsia="Cambria Math" w:cs="Cambria Math"/>
+                          </w:rPr>
+                          <m:rPr/>
+                          <m:t>x</m:t>
+                        </m:r>
+                      </m:e>
+                      <m:sub>
+                        <m:r>
+                          <w:rPr>
+                            <w:rFonts w:ascii="Cambria Math" w:hAnsi="Cambria Math" w:eastAsia="Cambria Math" w:cs="Cambria Math"/>
+                          </w:rPr>
+                          <m:rPr/>
+                          <m:t>n</m:t>
+                        </m:r>
+                      </m:sub>
+                      <m:sup>
+                        <m:d>
+                          <m:dPr>
+                            <m:begChr m:val="("/>
+                            <m:endChr m:val=")"/>
+                            <m:ctrlPr>
+                              <w:rPr>
+                                <w:rFonts w:ascii="Cambria Math" w:hAnsi="Cambria Math" w:eastAsia="Cambria Math" w:cs="Cambria Math"/>
+                              </w:rPr>
+                            </m:ctrlPr>
+                          </m:dPr>
+                          <m:e>
+                            <m:r>
+                              <w:rPr>
+                                <w:rFonts w:ascii="Cambria Math" w:hAnsi="Cambria Math" w:eastAsia="Cambria Math" w:cs="Cambria Math"/>
+                              </w:rPr>
+                              <m:rPr/>
+                              <m:t>k+1</m:t>
+                            </m:r>
+                          </m:e>
+                        </m:d>
+                      </m:sup>
+                    </m:sSubSup>
+                    <m:r>
+                      <w:rPr>
+                        <w:rFonts w:ascii="Cambria Math" w:hAnsi="Cambria Math" w:eastAsia="Cambria Math" w:cs="Cambria Math"/>
+                      </w:rPr>
+                      <m:rPr/>
+                      <m:t>=</m:t>
+                    </m:r>
+                    <m:f>
+                      <m:fPr>
+                        <m:ctrlPr>
+                          <w:rPr>
+                            <w:rFonts w:ascii="Cambria Math" w:hAnsi="Cambria Math" w:eastAsia="Cambria Math" w:cs="Cambria Math"/>
+                          </w:rPr>
+                        </m:ctrlPr>
+                      </m:fPr>
+                      <m:num>
+                        <m:sSub>
+                          <m:sSubPr>
+                            <m:ctrlPr>
+                              <w:rPr>
+                                <w:rFonts w:ascii="Cambria Math" w:hAnsi="Cambria Math" w:eastAsia="Cambria Math" w:cs="Cambria Math"/>
+                              </w:rPr>
+                            </m:ctrlPr>
+                          </m:sSubPr>
+                          <m:e>
+                            <m:r>
+                              <w:rPr>
+                                <w:rFonts w:ascii="Cambria Math" w:hAnsi="Cambria Math" w:eastAsia="Cambria Math" w:cs="Cambria Math"/>
+                              </w:rPr>
+                              <m:rPr/>
+                              <m:t>f</m:t>
+                            </m:r>
+                          </m:e>
+                          <m:sub>
+                            <m:r>
+                              <w:rPr>
+                                <w:rFonts w:ascii="Cambria Math" w:hAnsi="Cambria Math" w:eastAsia="Cambria Math" w:cs="Cambria Math"/>
+                              </w:rPr>
+                              <m:rPr/>
+                              <m:t>n</m:t>
+                            </m:r>
+                          </m:sub>
+                        </m:sSub>
+                      </m:num>
+                      <m:den>
+                        <m:sSub>
+                          <m:sSubPr>
+                            <m:ctrlPr>
+                              <w:rPr>
+                                <w:rFonts w:ascii="Cambria Math" w:hAnsi="Cambria Math" w:eastAsia="Cambria Math" w:cs="Cambria Math"/>
+                              </w:rPr>
+                            </m:ctrlPr>
+                          </m:sSubPr>
+                          <m:e>
+                            <m:r>
+                              <w:rPr>
+                                <w:rFonts w:ascii="Cambria Math" w:hAnsi="Cambria Math" w:eastAsia="Cambria Math" w:cs="Cambria Math"/>
+                              </w:rPr>
+                              <m:rPr/>
+                              <m:t>a</m:t>
+                            </m:r>
+                          </m:e>
+                          <m:sub>
+                            <m:r>
+                              <w:rPr>
+                                <w:rFonts w:ascii="Cambria Math" w:hAnsi="Cambria Math" w:eastAsia="Cambria Math" w:cs="Cambria Math"/>
+                              </w:rPr>
+                              <m:rPr/>
+                              <m:t>nn</m:t>
+                            </m:r>
+                          </m:sub>
+                        </m:sSub>
+                      </m:den>
+                    </m:f>
+                    <m:r>
+                      <w:rPr>
+                        <w:rFonts w:ascii="Cambria Math" w:hAnsi="Cambria Math" w:eastAsia="Cambria Math" w:cs="Cambria Math"/>
+                      </w:rPr>
+                      <m:rPr/>
+                      <m:t>-</m:t>
+                    </m:r>
+                    <m:f>
+                      <m:fPr>
+                        <m:ctrlPr>
+                          <w:rPr>
+                            <w:rFonts w:ascii="Cambria Math" w:hAnsi="Cambria Math" w:eastAsia="Cambria Math" w:cs="Cambria Math"/>
+                          </w:rPr>
+                        </m:ctrlPr>
+                      </m:fPr>
+                      <m:num>
+                        <m:sSub>
+                          <m:sSubPr>
+                            <m:ctrlPr>
+                              <w:rPr>
+                                <w:rFonts w:ascii="Cambria Math" w:hAnsi="Cambria Math" w:eastAsia="Cambria Math" w:cs="Cambria Math"/>
+                              </w:rPr>
+                            </m:ctrlPr>
+                          </m:sSubPr>
+                          <m:e>
+                            <m:r>
+                              <w:rPr>
+                                <w:rFonts w:ascii="Cambria Math" w:hAnsi="Cambria Math" w:eastAsia="Cambria Math" w:cs="Cambria Math"/>
+                              </w:rPr>
+                              <m:rPr/>
+                              <m:t>a</m:t>
+                            </m:r>
+                          </m:e>
+                          <m:sub>
+                            <m:r>
+                              <w:rPr>
+                                <w:rFonts w:ascii="Cambria Math" w:hAnsi="Cambria Math" w:eastAsia="Cambria Math" w:cs="Cambria Math"/>
+                              </w:rPr>
+                              <m:rPr/>
+                              <m:t>n1</m:t>
+                            </m:r>
+                          </m:sub>
+                        </m:sSub>
+                      </m:num>
+                      <m:den>
+                        <m:sSub>
+                          <m:sSubPr>
+                            <m:ctrlPr>
+                              <w:rPr>
+                                <w:rFonts w:ascii="Cambria Math" w:hAnsi="Cambria Math" w:eastAsia="Cambria Math" w:cs="Cambria Math"/>
+                              </w:rPr>
+                            </m:ctrlPr>
+                          </m:sSubPr>
+                          <m:e>
+                            <m:r>
+                              <w:rPr>
+                                <w:rFonts w:ascii="Cambria Math" w:hAnsi="Cambria Math" w:eastAsia="Cambria Math" w:cs="Cambria Math"/>
+                              </w:rPr>
+                              <m:rPr/>
+                              <m:t>a</m:t>
+                            </m:r>
+                          </m:e>
+                          <m:sub>
+                            <m:r>
+                              <w:rPr>
+                                <w:rFonts w:ascii="Cambria Math" w:hAnsi="Cambria Math" w:eastAsia="Cambria Math" w:cs="Cambria Math"/>
+                              </w:rPr>
+                              <m:rPr/>
+                              <m:t>nn</m:t>
+                            </m:r>
+                          </m:sub>
+                        </m:sSub>
+                      </m:den>
+                    </m:f>
+                    <m:sSubSup>
+                      <m:sSubSupPr>
+                        <m:alnScr m:val="off"/>
+                        <m:ctrlPr>
+                          <w:rPr>
+                            <w:rFonts w:ascii="Cambria Math" w:hAnsi="Cambria Math" w:eastAsia="Cambria Math" w:cs="Cambria Math"/>
+                          </w:rPr>
+                        </m:ctrlPr>
+                      </m:sSubSupPr>
+                      <m:e>
+                        <m:r>
+                          <w:rPr>
+                            <w:rFonts w:ascii="Cambria Math" w:hAnsi="Cambria Math" w:eastAsia="Cambria Math" w:cs="Cambria Math"/>
+                          </w:rPr>
+                          <m:rPr/>
+                          <m:t>x</m:t>
+                        </m:r>
+                      </m:e>
+                      <m:sub>
+                        <m:r>
+                          <w:rPr>
+                            <w:rFonts w:ascii="Cambria Math" w:hAnsi="Cambria Math" w:eastAsia="Cambria Math" w:cs="Cambria Math"/>
+                          </w:rPr>
+                          <m:rPr/>
+                          <m:t>1</m:t>
+                        </m:r>
+                      </m:sub>
+                      <m:sup>
+                        <m:d>
+                          <m:dPr>
+                            <m:begChr m:val="("/>
+                            <m:endChr m:val=")"/>
+                            <m:ctrlPr>
+                              <w:rPr>
+                                <w:rFonts w:ascii="Cambria Math" w:hAnsi="Cambria Math" w:eastAsia="Cambria Math" w:cs="Cambria Math"/>
+                              </w:rPr>
+                            </m:ctrlPr>
+                          </m:dPr>
+                          <m:e>
+                            <m:r>
+                              <w:rPr>
+                                <w:rFonts w:ascii="Cambria Math" w:hAnsi="Cambria Math" w:eastAsia="Cambria Math" w:cs="Cambria Math"/>
+                              </w:rPr>
+                              <m:rPr/>
+                              <m:t>k+1</m:t>
+                            </m:r>
+                          </m:e>
+                        </m:d>
+                      </m:sup>
+                    </m:sSubSup>
+                    <m:r>
+                      <w:rPr>
+                        <w:rFonts w:ascii="Cambria Math" w:hAnsi="Cambria Math" w:eastAsia="Cambria Math" w:cs="Cambria Math"/>
+                      </w:rPr>
+                      <m:rPr/>
+                      <m:t>-</m:t>
+                    </m:r>
+                    <m:f>
+                      <m:fPr>
+                        <m:ctrlPr>
+                          <w:rPr>
+                            <w:rFonts w:ascii="Cambria Math" w:hAnsi="Cambria Math" w:eastAsia="Cambria Math" w:cs="Cambria Math"/>
+                          </w:rPr>
+                        </m:ctrlPr>
+                      </m:fPr>
+                      <m:num>
+                        <m:sSub>
+                          <m:sSubPr>
+                            <m:ctrlPr>
+                              <w:rPr>
+                                <w:rFonts w:ascii="Cambria Math" w:hAnsi="Cambria Math" w:eastAsia="Cambria Math" w:cs="Cambria Math"/>
+                              </w:rPr>
+                            </m:ctrlPr>
+                          </m:sSubPr>
+                          <m:e>
+                            <m:r>
+                              <w:rPr>
+                                <w:rFonts w:ascii="Cambria Math" w:hAnsi="Cambria Math" w:eastAsia="Cambria Math" w:cs="Cambria Math"/>
+                              </w:rPr>
+                              <m:rPr/>
+                              <m:t>a</m:t>
+                            </m:r>
+                          </m:e>
+                          <m:sub>
+                            <m:r>
+                              <w:rPr>
+                                <w:rFonts w:ascii="Cambria Math" w:hAnsi="Cambria Math" w:eastAsia="Cambria Math" w:cs="Cambria Math"/>
+                              </w:rPr>
+                              <m:rPr/>
+                              <m:t>n2</m:t>
+                            </m:r>
+                          </m:sub>
+                        </m:sSub>
+                      </m:num>
+                      <m:den>
+                        <m:sSub>
+                          <m:sSubPr>
+                            <m:ctrlPr>
+                              <w:rPr>
+                                <w:rFonts w:ascii="Cambria Math" w:hAnsi="Cambria Math" w:eastAsia="Cambria Math" w:cs="Cambria Math"/>
+                              </w:rPr>
+                            </m:ctrlPr>
+                          </m:sSubPr>
+                          <m:e>
+                            <m:r>
+                              <w:rPr>
+                                <w:rFonts w:ascii="Cambria Math" w:hAnsi="Cambria Math" w:eastAsia="Cambria Math" w:cs="Cambria Math"/>
+                              </w:rPr>
+                              <m:rPr/>
+                              <m:t>a</m:t>
+                            </m:r>
+                          </m:e>
+                          <m:sub>
+                            <m:r>
+                              <w:rPr>
+                                <w:rFonts w:ascii="Cambria Math" w:hAnsi="Cambria Math" w:eastAsia="Cambria Math" w:cs="Cambria Math"/>
+                              </w:rPr>
+                              <m:rPr/>
+                              <m:t>nn</m:t>
+                            </m:r>
+                          </m:sub>
+                        </m:sSub>
+                      </m:den>
+                    </m:f>
+                    <m:sSubSup>
+                      <m:sSubSupPr>
+                        <m:alnScr m:val="off"/>
+                        <m:ctrlPr>
+                          <w:rPr>
+                            <w:rFonts w:ascii="Cambria Math" w:hAnsi="Cambria Math" w:eastAsia="Cambria Math" w:cs="Cambria Math"/>
+                          </w:rPr>
+                        </m:ctrlPr>
+                      </m:sSubSupPr>
+                      <m:e>
+                        <m:r>
+                          <w:rPr>
+                            <w:rFonts w:ascii="Cambria Math" w:hAnsi="Cambria Math" w:eastAsia="Cambria Math" w:cs="Cambria Math"/>
+                          </w:rPr>
+                          <m:rPr/>
+                          <m:t>x</m:t>
+                        </m:r>
+                      </m:e>
+                      <m:sub>
+                        <m:r>
+                          <w:rPr>
+                            <w:rFonts w:ascii="Cambria Math" w:hAnsi="Cambria Math" w:eastAsia="Cambria Math" w:cs="Cambria Math"/>
+                          </w:rPr>
+                          <m:rPr/>
+                          <m:t>2</m:t>
+                        </m:r>
+                      </m:sub>
+                      <m:sup>
+                        <m:d>
+                          <m:dPr>
+                            <m:begChr m:val="("/>
+                            <m:endChr m:val=")"/>
+                            <m:ctrlPr>
+                              <w:rPr>
+                                <w:rFonts w:ascii="Cambria Math" w:hAnsi="Cambria Math" w:eastAsia="Cambria Math" w:cs="Cambria Math"/>
+                              </w:rPr>
+                            </m:ctrlPr>
+                          </m:dPr>
+                          <m:e>
+                            <m:r>
+                              <w:rPr>
+                                <w:rFonts w:ascii="Cambria Math" w:hAnsi="Cambria Math" w:eastAsia="Cambria Math" w:cs="Cambria Math"/>
+                              </w:rPr>
+                              <m:rPr/>
+                              <m:t>k+1</m:t>
+                            </m:r>
+                          </m:e>
+                        </m:d>
+                      </m:sup>
+                    </m:sSubSup>
+                    <m:r>
+                      <w:rPr>
+                        <w:rFonts w:ascii="Cambria Math" w:hAnsi="Cambria Math" w:eastAsia="Cambria Math" w:cs="Cambria Math"/>
+                      </w:rPr>
+                      <m:rPr/>
+                      <m:t>-…-</m:t>
+                    </m:r>
+                    <m:f>
+                      <m:fPr>
+                        <m:ctrlPr>
+                          <w:rPr>
+                            <w:rFonts w:ascii="Cambria Math" w:hAnsi="Cambria Math" w:eastAsia="Cambria Math" w:cs="Cambria Math"/>
+                          </w:rPr>
+                        </m:ctrlPr>
+                      </m:fPr>
+                      <m:num>
+                        <m:sSub>
+                          <m:sSubPr>
+                            <m:ctrlPr>
+                              <w:rPr>
+                                <w:rFonts w:ascii="Cambria Math" w:hAnsi="Cambria Math" w:eastAsia="Cambria Math" w:cs="Cambria Math"/>
+                              </w:rPr>
+                            </m:ctrlPr>
+                          </m:sSubPr>
+                          <m:e>
+                            <m:r>
+                              <w:rPr>
+                                <w:rFonts w:ascii="Cambria Math" w:hAnsi="Cambria Math" w:eastAsia="Cambria Math" w:cs="Cambria Math"/>
+                              </w:rPr>
+                              <m:rPr/>
+                              <m:t>a</m:t>
+                            </m:r>
+                          </m:e>
+                          <m:sub>
+                            <m:r>
+                              <w:rPr>
+                                <w:rFonts w:ascii="Cambria Math" w:hAnsi="Cambria Math" w:eastAsia="Cambria Math" w:cs="Cambria Math"/>
+                              </w:rPr>
+                              <m:rPr/>
+                              <m:t>n,n-1</m:t>
+                            </m:r>
+                          </m:sub>
+                        </m:sSub>
+                      </m:num>
+                      <m:den>
+                        <m:sSub>
+                          <m:sSubPr>
+                            <m:ctrlPr>
+                              <w:rPr>
+                                <w:rFonts w:ascii="Cambria Math" w:hAnsi="Cambria Math" w:eastAsia="Cambria Math" w:cs="Cambria Math"/>
+                              </w:rPr>
+                            </m:ctrlPr>
+                          </m:sSubPr>
+                          <m:e>
+                            <m:r>
+                              <w:rPr>
+                                <w:rFonts w:ascii="Cambria Math" w:hAnsi="Cambria Math" w:eastAsia="Cambria Math" w:cs="Cambria Math"/>
+                              </w:rPr>
+                              <m:rPr/>
+                              <m:t>a</m:t>
+                            </m:r>
+                          </m:e>
+                          <m:sub>
+                            <m:r>
+                              <w:rPr>
+                                <w:rFonts w:ascii="Cambria Math" w:hAnsi="Cambria Math" w:eastAsia="Cambria Math" w:cs="Cambria Math"/>
+                              </w:rPr>
+                              <m:rPr/>
+                              <m:t>nn</m:t>
+                            </m:r>
+                          </m:sub>
+                        </m:sSub>
+                      </m:den>
+                    </m:f>
+                    <m:sSubSup>
+                      <m:sSubSupPr>
+                        <m:alnScr m:val="off"/>
+                        <m:ctrlPr>
+                          <w:rPr>
+                            <w:rFonts w:ascii="Cambria Math" w:hAnsi="Cambria Math" w:eastAsia="Cambria Math" w:cs="Cambria Math"/>
+                          </w:rPr>
+                        </m:ctrlPr>
+                      </m:sSubSupPr>
+                      <m:e>
+                        <m:r>
+                          <w:rPr>
+                            <w:rFonts w:ascii="Cambria Math" w:hAnsi="Cambria Math" w:eastAsia="Cambria Math" w:cs="Cambria Math"/>
+                          </w:rPr>
+                          <m:rPr/>
+                          <m:t>x</m:t>
+                        </m:r>
+                      </m:e>
+                      <m:sub>
+                        <m:r>
+                          <w:rPr>
+                            <w:rFonts w:ascii="Cambria Math" w:hAnsi="Cambria Math" w:eastAsia="Cambria Math" w:cs="Cambria Math"/>
+                          </w:rPr>
+                          <m:rPr/>
+                          <m:t>n-1</m:t>
+                        </m:r>
+                      </m:sub>
+                      <m:sup>
+                        <m:d>
+                          <m:dPr>
+                            <m:begChr m:val="("/>
+                            <m:endChr m:val=")"/>
+                            <m:ctrlPr>
+                              <w:rPr>
+                                <w:rFonts w:ascii="Cambria Math" w:hAnsi="Cambria Math" w:eastAsia="Cambria Math" w:cs="Cambria Math"/>
+                              </w:rPr>
+                            </m:ctrlPr>
+                          </m:dPr>
+                          <m:e>
+                            <m:r>
+                              <w:rPr>
+                                <w:rFonts w:ascii="Cambria Math" w:hAnsi="Cambria Math" w:eastAsia="Cambria Math" w:cs="Cambria Math"/>
+                              </w:rPr>
+                              <m:rPr/>
+                              <m:t>k+1</m:t>
+                            </m:r>
+                          </m:e>
+                        </m:d>
+                      </m:sup>
+                    </m:sSubSup>
+                  </m:e>
+                </m:mr>
+              </m:m>
+            </m:e>
+          </m:d>
+        </m:oMath>
+      </m:oMathPara>
+      <w:r>
+        <w:rPr>
+          <w:highlight w:val="none"/>
+          <w:lang w:val="ru-RU"/>
+        </w:rPr>
+      </w:r>
+      <w:r>
+        <w:rPr>
+          <w:highlight w:val="none"/>
+        </w:rPr>
+      </w:r>
+    </w:p>
+    <w:p>
+      <w:pPr>
+        <w:pBdr>
+          <w:top w:val="none" w:color="000000" w:sz="0" w:space="0"/>
+          <w:bottom w:val="none" w:color="000000" w:sz="0" w:space="0"/>
+          <w:right w:val="none" w:color="000000" w:sz="0" w:space="0"/>
+          <w:between w:val="none" w:color="000000" w:sz="0" w:space="0"/>
+        </w:pBdr>
+        <w:tabs>
+          <w:tab w:val="left" w:leader="none" w:pos="1194"/>
+          <w:tab w:val="left" w:leader="none" w:pos="1195"/>
+        </w:tabs>
+        <w:spacing w:line="276" w:lineRule="auto"/>
+        <w:ind w:right="0" w:firstLine="709" w:left="0"/>
+        <w:jc w:val="left"/>
+        <w:rPr>
+          <w:highlight w:val="none"/>
+          <w:lang w:val="ru-RU"/>
+        </w:rPr>
+      </w:pPr>
+      <w:r>
+        <w:rPr>
+          <w:highlight w:val="none"/>
+          <w:lang w:val="ru-RU"/>
+        </w:rPr>
+      </w:r>
+      <m:oMathPara>
+        <m:oMathParaPr/>
+        <m:oMath>
+          <m:r>
+            <w:rPr>
+              <w:rFonts w:ascii="Cambria Math" w:hAnsi="Cambria Math" w:eastAsia="Cambria Math" w:cs="Cambria Math"/>
+            </w:rPr>
+            <m:rPr/>
+            <m:t>B=</m:t>
+          </m:r>
+          <m:d>
+            <m:dPr>
+              <m:begChr m:val="("/>
+              <m:endChr m:val=")"/>
+              <m:ctrlPr/>
+            </m:dPr>
+            <m:e>
+              <m:m>
+                <m:mPr>
+                  <m:baseJc m:val="center"/>
+                  <m:cGp/>
+                  <m:cGpRule/>
+                  <m:cSp/>
+                  <m:mcs>
+                    <m:mc>
+                      <m:mcPr>
+                        <m:mcJc m:val="center"/>
+                        <m:count m:val="5"/>
+                      </m:mcPr>
+                    </m:mc>
+                  </m:mcs>
+                  <m:plcHide m:val="off"/>
+                  <m:rSp/>
+                  <m:rSpRule/>
+                  <m:ctrlPr>
+                    <w:rPr>
+                      <w:rFonts w:ascii="Cambria Math" w:hAnsi="Cambria Math" w:eastAsia="Cambria Math" w:cs="Cambria Math"/>
+                    </w:rPr>
+                  </m:ctrlPr>
+                </m:mPr>
+                <m:mr>
+                  <m:e>
+                    <m:r>
+                      <w:rPr>
+                        <w:rFonts w:ascii="Cambria Math" w:hAnsi="Cambria Math" w:eastAsia="Cambria Math" w:cs="Cambria Math"/>
+                      </w:rPr>
+                      <m:rPr/>
+                      <m:t>0</m:t>
+                    </m:r>
+                  </m:e>
+                  <m:e>
+                    <m:r>
+                      <w:rPr>
+                        <w:rFonts w:ascii="Cambria Math" w:hAnsi="Cambria Math" w:eastAsia="Cambria Math" w:cs="Cambria Math"/>
+                      </w:rPr>
+                      <m:rPr/>
+                      <m:t>-</m:t>
+                    </m:r>
+                    <m:f>
+                      <m:fPr>
+                        <m:ctrlPr>
+                          <w:rPr>
+                            <w:rFonts w:ascii="Cambria Math" w:hAnsi="Cambria Math" w:eastAsia="Cambria Math" w:cs="Cambria Math"/>
+                          </w:rPr>
+                        </m:ctrlPr>
+                      </m:fPr>
+                      <m:num>
+                        <m:sSub>
+                          <m:sSubPr>
+                            <m:ctrlPr>
+                              <w:rPr>
+                                <w:rFonts w:ascii="Cambria Math" w:hAnsi="Cambria Math" w:eastAsia="Cambria Math" w:cs="Cambria Math"/>
+                              </w:rPr>
+                            </m:ctrlPr>
+                          </m:sSubPr>
+                          <m:e>
+                            <m:r>
+                              <w:rPr>
+                                <w:rFonts w:ascii="Cambria Math" w:hAnsi="Cambria Math" w:eastAsia="Cambria Math" w:cs="Cambria Math"/>
+                              </w:rPr>
+                              <m:rPr/>
+                              <m:t>a</m:t>
+                            </m:r>
+                          </m:e>
+                          <m:sub>
+                            <m:r>
+                              <w:rPr>
+                                <w:rFonts w:ascii="Cambria Math" w:hAnsi="Cambria Math" w:eastAsia="Cambria Math" w:cs="Cambria Math"/>
+                              </w:rPr>
+                              <m:rPr/>
+                              <m:t>12</m:t>
+                            </m:r>
+                          </m:sub>
+                        </m:sSub>
+                      </m:num>
+                      <m:den>
+                        <m:sSub>
+                          <m:sSubPr>
+                            <m:ctrlPr>
+                              <w:rPr>
+                                <w:rFonts w:ascii="Cambria Math" w:hAnsi="Cambria Math" w:eastAsia="Cambria Math" w:cs="Cambria Math"/>
+                              </w:rPr>
+                            </m:ctrlPr>
+                          </m:sSubPr>
+                          <m:e>
+                            <m:r>
+                              <w:rPr>
+                                <w:rFonts w:ascii="Cambria Math" w:hAnsi="Cambria Math" w:eastAsia="Cambria Math" w:cs="Cambria Math"/>
+                              </w:rPr>
+                              <m:rPr/>
+                              <m:t>a</m:t>
+                            </m:r>
+                          </m:e>
+                          <m:sub>
+                            <m:r>
+                              <w:rPr>
+                                <w:rFonts w:ascii="Cambria Math" w:hAnsi="Cambria Math" w:eastAsia="Cambria Math" w:cs="Cambria Math"/>
+                              </w:rPr>
+                              <m:rPr/>
+                              <m:t>11</m:t>
+                            </m:r>
+                          </m:sub>
+                        </m:sSub>
+                      </m:den>
+                    </m:f>
+                  </m:e>
+                  <m:e>
+                    <m:r>
+                      <w:rPr>
+                        <w:rFonts w:ascii="Cambria Math" w:hAnsi="Cambria Math" w:eastAsia="Cambria Math" w:cs="Cambria Math"/>
+                      </w:rPr>
+                      <m:rPr/>
+                      <m:t>-</m:t>
+                    </m:r>
+                    <m:f>
+                      <m:fPr>
+                        <m:ctrlPr>
+                          <w:rPr>
+                            <w:rFonts w:ascii="Cambria Math" w:hAnsi="Cambria Math" w:eastAsia="Cambria Math" w:cs="Cambria Math"/>
+                          </w:rPr>
+                        </m:ctrlPr>
+                      </m:fPr>
+                      <m:num>
+                        <m:sSub>
+                          <m:sSubPr>
+                            <m:ctrlPr>
+                              <w:rPr>
+                                <w:rFonts w:ascii="Cambria Math" w:hAnsi="Cambria Math" w:eastAsia="Cambria Math" w:cs="Cambria Math"/>
+                              </w:rPr>
+                            </m:ctrlPr>
+                          </m:sSubPr>
+                          <m:e>
+                            <m:r>
+                              <w:rPr>
+                                <w:rFonts w:ascii="Cambria Math" w:hAnsi="Cambria Math" w:eastAsia="Cambria Math" w:cs="Cambria Math"/>
+                              </w:rPr>
+                              <m:rPr/>
+                              <m:t>a</m:t>
+                            </m:r>
+                          </m:e>
+                          <m:sub>
+                            <m:r>
+                              <w:rPr>
+                                <w:rFonts w:ascii="Cambria Math" w:hAnsi="Cambria Math" w:eastAsia="Cambria Math" w:cs="Cambria Math"/>
+                              </w:rPr>
+                              <m:rPr/>
+                              <m:t>13</m:t>
+                            </m:r>
+                          </m:sub>
+                        </m:sSub>
+                      </m:num>
+                      <m:den>
+                        <m:sSub>
+                          <m:sSubPr>
+                            <m:ctrlPr>
+                              <w:rPr>
+                                <w:rFonts w:ascii="Cambria Math" w:hAnsi="Cambria Math" w:eastAsia="Cambria Math" w:cs="Cambria Math"/>
+                              </w:rPr>
+                            </m:ctrlPr>
+                          </m:sSubPr>
+                          <m:e>
+                            <m:r>
+                              <w:rPr>
+                                <w:rFonts w:ascii="Cambria Math" w:hAnsi="Cambria Math" w:eastAsia="Cambria Math" w:cs="Cambria Math"/>
+                              </w:rPr>
+                              <m:rPr/>
+                              <m:t>a</m:t>
+                            </m:r>
+                          </m:e>
+                          <m:sub>
+                            <m:r>
+                              <w:rPr>
+                                <w:rFonts w:ascii="Cambria Math" w:hAnsi="Cambria Math" w:eastAsia="Cambria Math" w:cs="Cambria Math"/>
+                              </w:rPr>
+                              <m:rPr/>
+                              <m:t>11</m:t>
+                            </m:r>
+                          </m:sub>
+                        </m:sSub>
+                      </m:den>
+                    </m:f>
+                  </m:e>
+                  <m:e>
+                    <m:r>
+                      <w:rPr>
+                        <w:rFonts w:ascii="Cambria Math" w:hAnsi="Cambria Math" w:eastAsia="Cambria Math" w:cs="Cambria Math"/>
+                      </w:rPr>
+                      <m:rPr/>
+                      <m:t>…</m:t>
+                    </m:r>
+                  </m:e>
+                  <m:e>
+                    <m:r>
+                      <w:rPr>
+                        <w:rFonts w:ascii="Cambria Math" w:hAnsi="Cambria Math" w:eastAsia="Cambria Math" w:cs="Cambria Math"/>
+                      </w:rPr>
+                      <m:rPr/>
+                      <m:t>-</m:t>
+                    </m:r>
+                    <m:f>
+                      <m:fPr>
+                        <m:ctrlPr>
+                          <w:rPr>
+                            <w:rFonts w:ascii="Cambria Math" w:hAnsi="Cambria Math" w:eastAsia="Cambria Math" w:cs="Cambria Math"/>
+                          </w:rPr>
+                        </m:ctrlPr>
+                      </m:fPr>
+                      <m:num>
+                        <m:sSub>
+                          <m:sSubPr>
+                            <m:ctrlPr>
+                              <w:rPr>
+                                <w:rFonts w:ascii="Cambria Math" w:hAnsi="Cambria Math" w:eastAsia="Cambria Math" w:cs="Cambria Math"/>
+                              </w:rPr>
+                            </m:ctrlPr>
+                          </m:sSubPr>
+                          <m:e>
+                            <m:r>
+                              <w:rPr>
+                                <w:rFonts w:ascii="Cambria Math" w:hAnsi="Cambria Math" w:eastAsia="Cambria Math" w:cs="Cambria Math"/>
+                              </w:rPr>
+                              <m:rPr/>
+                              <m:t>a</m:t>
+                            </m:r>
+                          </m:e>
+                          <m:sub>
+                            <m:r>
+                              <w:rPr>
+                                <w:rFonts w:ascii="Cambria Math" w:hAnsi="Cambria Math" w:eastAsia="Cambria Math" w:cs="Cambria Math"/>
+                              </w:rPr>
+                              <m:rPr/>
+                              <m:t>1n</m:t>
+                            </m:r>
+                          </m:sub>
+                        </m:sSub>
+                      </m:num>
+                      <m:den>
+                        <m:sSub>
+                          <m:sSubPr>
+                            <m:ctrlPr>
+                              <w:rPr>
+                                <w:rFonts w:ascii="Cambria Math" w:hAnsi="Cambria Math" w:eastAsia="Cambria Math" w:cs="Cambria Math"/>
+                              </w:rPr>
+                            </m:ctrlPr>
+                          </m:sSubPr>
+                          <m:e>
+                            <m:r>
+                              <w:rPr>
+                                <w:rFonts w:ascii="Cambria Math" w:hAnsi="Cambria Math" w:eastAsia="Cambria Math" w:cs="Cambria Math"/>
+                              </w:rPr>
+                              <m:rPr/>
+                              <m:t>a</m:t>
+                            </m:r>
+                          </m:e>
+                          <m:sub>
+                            <m:r>
+                              <w:rPr>
+                                <w:rFonts w:ascii="Cambria Math" w:hAnsi="Cambria Math" w:eastAsia="Cambria Math" w:cs="Cambria Math"/>
+                              </w:rPr>
+                              <m:rPr/>
+                              <m:t>11</m:t>
+                            </m:r>
+                          </m:sub>
+                        </m:sSub>
+                      </m:den>
+                    </m:f>
+                  </m:e>
+                </m:mr>
+                <m:mr>
+                  <m:e>
+                    <m:r>
+                      <w:rPr>
+                        <w:rFonts w:ascii="Cambria Math" w:hAnsi="Cambria Math" w:eastAsia="Cambria Math" w:cs="Cambria Math"/>
+                      </w:rPr>
+                      <m:rPr/>
+                      <m:t>-</m:t>
+                    </m:r>
+                    <m:f>
+                      <m:fPr>
+                        <m:ctrlPr>
+                          <w:rPr>
+                            <w:rFonts w:ascii="Cambria Math" w:hAnsi="Cambria Math" w:eastAsia="Cambria Math" w:cs="Cambria Math"/>
+                          </w:rPr>
+                        </m:ctrlPr>
+                      </m:fPr>
+                      <m:num>
+                        <m:sSub>
+                          <m:sSubPr>
+                            <m:ctrlPr>
+                              <w:rPr>
+                                <w:rFonts w:ascii="Cambria Math" w:hAnsi="Cambria Math" w:eastAsia="Cambria Math" w:cs="Cambria Math"/>
+                              </w:rPr>
+                            </m:ctrlPr>
+                          </m:sSubPr>
+                          <m:e>
+                            <m:r>
+                              <w:rPr>
+                                <w:rFonts w:ascii="Cambria Math" w:hAnsi="Cambria Math" w:eastAsia="Cambria Math" w:cs="Cambria Math"/>
+                              </w:rPr>
+                              <m:rPr/>
+                              <m:t>a</m:t>
+                            </m:r>
+                          </m:e>
+                          <m:sub>
+                            <m:r>
+                              <w:rPr>
+                                <w:rFonts w:ascii="Cambria Math" w:hAnsi="Cambria Math" w:eastAsia="Cambria Math" w:cs="Cambria Math"/>
+                              </w:rPr>
+                              <m:rPr/>
+                              <m:t>21</m:t>
+                            </m:r>
+                          </m:sub>
+                        </m:sSub>
+                      </m:num>
+                      <m:den>
+                        <m:sSub>
+                          <m:sSubPr>
+                            <m:ctrlPr>
+                              <w:rPr>
+                                <w:rFonts w:ascii="Cambria Math" w:hAnsi="Cambria Math" w:eastAsia="Cambria Math" w:cs="Cambria Math"/>
+                              </w:rPr>
+                            </m:ctrlPr>
+                          </m:sSubPr>
+                          <m:e>
+                            <m:r>
+                              <w:rPr>
+                                <w:rFonts w:ascii="Cambria Math" w:hAnsi="Cambria Math" w:eastAsia="Cambria Math" w:cs="Cambria Math"/>
+                              </w:rPr>
+                              <m:rPr/>
+                              <m:t>a</m:t>
+                            </m:r>
+                          </m:e>
+                          <m:sub>
+                            <m:r>
+                              <w:rPr>
+                                <w:rFonts w:ascii="Cambria Math" w:hAnsi="Cambria Math" w:eastAsia="Cambria Math" w:cs="Cambria Math"/>
+                              </w:rPr>
+                              <m:rPr/>
+                              <m:t>22</m:t>
+                            </m:r>
+                          </m:sub>
+                        </m:sSub>
+                      </m:den>
+                    </m:f>
+                  </m:e>
+                  <m:e>
+                    <m:r>
+                      <w:rPr>
+                        <w:rFonts w:ascii="Cambria Math" w:hAnsi="Cambria Math" w:eastAsia="Cambria Math" w:cs="Cambria Math"/>
+                      </w:rPr>
+                      <m:rPr/>
+                      <m:t>0</m:t>
+                    </m:r>
+                  </m:e>
+                  <m:e>
+                    <m:r>
+                      <w:rPr>
+                        <w:rFonts w:ascii="Cambria Math" w:hAnsi="Cambria Math" w:eastAsia="Cambria Math" w:cs="Cambria Math"/>
+                      </w:rPr>
+                      <m:rPr/>
+                      <m:t>-</m:t>
+                    </m:r>
+                    <m:f>
+                      <m:fPr>
+                        <m:ctrlPr>
+                          <w:rPr>
+                            <w:rFonts w:ascii="Cambria Math" w:hAnsi="Cambria Math" w:eastAsia="Cambria Math" w:cs="Cambria Math"/>
+                          </w:rPr>
+                        </m:ctrlPr>
+                      </m:fPr>
+                      <m:num>
+                        <m:sSub>
+                          <m:sSubPr>
+                            <m:ctrlPr>
+                              <w:rPr>
+                                <w:rFonts w:ascii="Cambria Math" w:hAnsi="Cambria Math" w:eastAsia="Cambria Math" w:cs="Cambria Math"/>
+                              </w:rPr>
+                            </m:ctrlPr>
+                          </m:sSubPr>
+                          <m:e>
+                            <m:r>
+                              <w:rPr>
+                                <w:rFonts w:ascii="Cambria Math" w:hAnsi="Cambria Math" w:eastAsia="Cambria Math" w:cs="Cambria Math"/>
+                              </w:rPr>
+                              <m:rPr/>
+                              <m:t>a</m:t>
+                            </m:r>
+                          </m:e>
+                          <m:sub>
+                            <m:r>
+                              <w:rPr>
+                                <w:rFonts w:ascii="Cambria Math" w:hAnsi="Cambria Math" w:eastAsia="Cambria Math" w:cs="Cambria Math"/>
+                              </w:rPr>
+                              <m:rPr/>
+                              <m:t>23</m:t>
+                            </m:r>
+                          </m:sub>
+                        </m:sSub>
+                      </m:num>
+                      <m:den>
+                        <m:sSub>
+                          <m:sSubPr>
+                            <m:ctrlPr>
+                              <w:rPr>
+                                <w:rFonts w:ascii="Cambria Math" w:hAnsi="Cambria Math" w:eastAsia="Cambria Math" w:cs="Cambria Math"/>
+                              </w:rPr>
+                            </m:ctrlPr>
+                          </m:sSubPr>
+                          <m:e>
+                            <m:r>
+                              <w:rPr>
+                                <w:rFonts w:ascii="Cambria Math" w:hAnsi="Cambria Math" w:eastAsia="Cambria Math" w:cs="Cambria Math"/>
+                              </w:rPr>
+                              <m:rPr/>
+                              <m:t>a</m:t>
+                            </m:r>
+                          </m:e>
+                          <m:sub>
+                            <m:r>
+                              <w:rPr>
+                                <w:rFonts w:ascii="Cambria Math" w:hAnsi="Cambria Math" w:eastAsia="Cambria Math" w:cs="Cambria Math"/>
+                              </w:rPr>
+                              <m:rPr/>
+                              <m:t>22</m:t>
+                            </m:r>
+                          </m:sub>
+                        </m:sSub>
+                      </m:den>
+                    </m:f>
+                  </m:e>
+                  <m:e>
+                    <m:r>
+                      <w:rPr>
+                        <w:rFonts w:ascii="Cambria Math" w:hAnsi="Cambria Math" w:eastAsia="Cambria Math" w:cs="Cambria Math"/>
+                      </w:rPr>
+                      <m:rPr/>
+                      <m:t>…</m:t>
+                    </m:r>
+                  </m:e>
+                  <m:e>
+                    <m:r>
+                      <w:rPr>
+                        <w:rFonts w:ascii="Cambria Math" w:hAnsi="Cambria Math" w:eastAsia="Cambria Math" w:cs="Cambria Math"/>
+                      </w:rPr>
+                      <m:rPr/>
+                      <m:t>-</m:t>
+                    </m:r>
+                    <m:f>
+                      <m:fPr>
+                        <m:ctrlPr>
+                          <w:rPr>
+                            <w:rFonts w:ascii="Cambria Math" w:hAnsi="Cambria Math" w:eastAsia="Cambria Math" w:cs="Cambria Math"/>
+                          </w:rPr>
+                        </m:ctrlPr>
+                      </m:fPr>
+                      <m:num>
+                        <m:sSub>
+                          <m:sSubPr>
+                            <m:ctrlPr>
+                              <w:rPr>
+                                <w:rFonts w:ascii="Cambria Math" w:hAnsi="Cambria Math" w:eastAsia="Cambria Math" w:cs="Cambria Math"/>
+                              </w:rPr>
+                            </m:ctrlPr>
+                          </m:sSubPr>
+                          <m:e>
+                            <m:r>
+                              <w:rPr>
+                                <w:rFonts w:ascii="Cambria Math" w:hAnsi="Cambria Math" w:eastAsia="Cambria Math" w:cs="Cambria Math"/>
+                              </w:rPr>
+                              <m:rPr/>
+                              <m:t>a</m:t>
+                            </m:r>
+                          </m:e>
+                          <m:sub>
+                            <m:r>
+                              <w:rPr>
+                                <w:rFonts w:ascii="Cambria Math" w:hAnsi="Cambria Math" w:eastAsia="Cambria Math" w:cs="Cambria Math"/>
+                              </w:rPr>
+                              <m:rPr/>
+                              <m:t>2n</m:t>
+                            </m:r>
+                          </m:sub>
+                        </m:sSub>
+                      </m:num>
+                      <m:den>
+                        <m:sSub>
+                          <m:sSubPr>
+                            <m:ctrlPr>
+                              <w:rPr>
+                                <w:rFonts w:ascii="Cambria Math" w:hAnsi="Cambria Math" w:eastAsia="Cambria Math" w:cs="Cambria Math"/>
+                              </w:rPr>
+                            </m:ctrlPr>
+                          </m:sSubPr>
+                          <m:e>
+                            <m:r>
+                              <w:rPr>
+                                <w:rFonts w:ascii="Cambria Math" w:hAnsi="Cambria Math" w:eastAsia="Cambria Math" w:cs="Cambria Math"/>
+                              </w:rPr>
+                              <m:rPr/>
+                              <m:t>a</m:t>
+                            </m:r>
+                          </m:e>
+                          <m:sub>
+                            <m:r>
+                              <w:rPr>
+                                <w:rFonts w:ascii="Cambria Math" w:hAnsi="Cambria Math" w:eastAsia="Cambria Math" w:cs="Cambria Math"/>
+                              </w:rPr>
+                              <m:rPr/>
+                              <m:t>22</m:t>
+                            </m:r>
+                          </m:sub>
+                        </m:sSub>
+                      </m:den>
+                    </m:f>
+                  </m:e>
+                </m:mr>
+                <m:mr>
+                  <m:e>
+                    <m:r>
+                      <w:rPr>
+                        <w:rFonts w:ascii="Cambria Math" w:hAnsi="Cambria Math" w:eastAsia="Cambria Math" w:cs="Cambria Math"/>
+                      </w:rPr>
+                      <m:rPr/>
+                      <m:t>⋮</m:t>
+                    </m:r>
+                  </m:e>
+                  <m:e>
+                    <m:r>
+                      <w:rPr>
+                        <w:rFonts w:ascii="Cambria Math" w:hAnsi="Cambria Math" w:eastAsia="Cambria Math" w:cs="Cambria Math"/>
+                      </w:rPr>
+                      <m:rPr/>
+                      <m:t>⋮</m:t>
+                    </m:r>
+                  </m:e>
+                  <m:e>
+                    <m:r>
+                      <w:rPr>
+                        <w:rFonts w:ascii="Cambria Math" w:hAnsi="Cambria Math" w:eastAsia="Cambria Math" w:cs="Cambria Math"/>
+                      </w:rPr>
+                      <m:rPr/>
+                      <m:t>⋮</m:t>
+                    </m:r>
+                  </m:e>
+                  <m:e>
+                    <m:r>
+                      <w:rPr>
+                        <w:rFonts w:ascii="Cambria Math" w:hAnsi="Cambria Math" w:eastAsia="Cambria Math" w:cs="Cambria Math"/>
+                      </w:rPr>
+                      <m:rPr/>
+                      <m:t>⋱</m:t>
+                    </m:r>
+                  </m:e>
+                  <m:e>
+                    <m:r>
+                      <w:rPr>
+                        <w:rFonts w:ascii="Cambria Math" w:hAnsi="Cambria Math" w:eastAsia="Cambria Math" w:cs="Cambria Math"/>
+                      </w:rPr>
+                      <m:rPr/>
+                      <m:t>⋮</m:t>
+                    </m:r>
+                  </m:e>
+                </m:mr>
+                <m:mr>
+                  <m:e>
+                    <m:r>
+                      <w:rPr>
+                        <w:rFonts w:ascii="Cambria Math" w:hAnsi="Cambria Math" w:eastAsia="Cambria Math" w:cs="Cambria Math"/>
+                      </w:rPr>
+                      <m:rPr/>
+                      <m:t>-</m:t>
+                    </m:r>
+                    <m:f>
+                      <m:fPr>
+                        <m:ctrlPr>
+                          <w:rPr>
+                            <w:rFonts w:ascii="Cambria Math" w:hAnsi="Cambria Math" w:eastAsia="Cambria Math" w:cs="Cambria Math"/>
+                          </w:rPr>
+                        </m:ctrlPr>
+                      </m:fPr>
+                      <m:num>
+                        <m:sSub>
+                          <m:sSubPr>
+                            <m:ctrlPr>
+                              <w:rPr>
+                                <w:rFonts w:ascii="Cambria Math" w:hAnsi="Cambria Math" w:eastAsia="Cambria Math" w:cs="Cambria Math"/>
+                              </w:rPr>
+                            </m:ctrlPr>
+                          </m:sSubPr>
+                          <m:e>
+                            <m:r>
+                              <w:rPr>
+                                <w:rFonts w:ascii="Cambria Math" w:hAnsi="Cambria Math" w:eastAsia="Cambria Math" w:cs="Cambria Math"/>
+                              </w:rPr>
+                              <m:rPr/>
+                              <m:t>a</m:t>
+                            </m:r>
+                          </m:e>
+                          <m:sub>
+                            <m:r>
+                              <w:rPr>
+                                <w:rFonts w:ascii="Cambria Math" w:hAnsi="Cambria Math" w:eastAsia="Cambria Math" w:cs="Cambria Math"/>
+                              </w:rPr>
+                              <m:rPr/>
+                              <m:t>n1</m:t>
+                            </m:r>
+                          </m:sub>
+                        </m:sSub>
+                      </m:num>
+                      <m:den>
+                        <m:sSub>
+                          <m:sSubPr>
+                            <m:ctrlPr>
+                              <w:rPr>
+                                <w:rFonts w:ascii="Cambria Math" w:hAnsi="Cambria Math" w:eastAsia="Cambria Math" w:cs="Cambria Math"/>
+                              </w:rPr>
+                            </m:ctrlPr>
+                          </m:sSubPr>
+                          <m:e>
+                            <m:r>
+                              <w:rPr>
+                                <w:rFonts w:ascii="Cambria Math" w:hAnsi="Cambria Math" w:eastAsia="Cambria Math" w:cs="Cambria Math"/>
+                              </w:rPr>
+                              <m:rPr/>
+                              <m:t>a</m:t>
+                            </m:r>
+                          </m:e>
+                          <m:sub>
+                            <m:r>
+                              <w:rPr>
+                                <w:rFonts w:ascii="Cambria Math" w:hAnsi="Cambria Math" w:eastAsia="Cambria Math" w:cs="Cambria Math"/>
+                              </w:rPr>
+                              <m:rPr/>
+                              <m:t>nn</m:t>
+                            </m:r>
+                          </m:sub>
+                        </m:sSub>
+                      </m:den>
+                    </m:f>
+                  </m:e>
+                  <m:e>
+                    <m:r>
+                      <w:rPr>
+                        <w:rFonts w:ascii="Cambria Math" w:hAnsi="Cambria Math" w:eastAsia="Cambria Math" w:cs="Cambria Math"/>
+                      </w:rPr>
+                      <m:rPr/>
+                      <m:t>-</m:t>
+                    </m:r>
+                    <m:f>
+                      <m:fPr>
+                        <m:ctrlPr>
+                          <w:rPr>
+                            <w:rFonts w:ascii="Cambria Math" w:hAnsi="Cambria Math" w:eastAsia="Cambria Math" w:cs="Cambria Math"/>
+                          </w:rPr>
+                        </m:ctrlPr>
+                      </m:fPr>
+                      <m:num>
+                        <m:sSub>
+                          <m:sSubPr>
+                            <m:ctrlPr>
+                              <w:rPr>
+                                <w:rFonts w:ascii="Cambria Math" w:hAnsi="Cambria Math" w:eastAsia="Cambria Math" w:cs="Cambria Math"/>
+                              </w:rPr>
+                            </m:ctrlPr>
+                          </m:sSubPr>
+                          <m:e>
+                            <m:r>
+                              <w:rPr>
+                                <w:rFonts w:ascii="Cambria Math" w:hAnsi="Cambria Math" w:eastAsia="Cambria Math" w:cs="Cambria Math"/>
+                              </w:rPr>
+                              <m:rPr/>
+                              <m:t>a</m:t>
+                            </m:r>
+                          </m:e>
+                          <m:sub>
+                            <m:r>
+                              <w:rPr>
+                                <w:rFonts w:ascii="Cambria Math" w:hAnsi="Cambria Math" w:eastAsia="Cambria Math" w:cs="Cambria Math"/>
+                              </w:rPr>
+                              <m:rPr/>
+                              <m:t>n2</m:t>
+                            </m:r>
+                          </m:sub>
+                        </m:sSub>
+                      </m:num>
+                      <m:den>
+                        <m:sSub>
+                          <m:sSubPr>
+                            <m:ctrlPr>
+                              <w:rPr>
+                                <w:rFonts w:ascii="Cambria Math" w:hAnsi="Cambria Math" w:eastAsia="Cambria Math" w:cs="Cambria Math"/>
+                              </w:rPr>
+                            </m:ctrlPr>
+                          </m:sSubPr>
+                          <m:e>
+                            <m:r>
+                              <w:rPr>
+                                <w:rFonts w:ascii="Cambria Math" w:hAnsi="Cambria Math" w:eastAsia="Cambria Math" w:cs="Cambria Math"/>
+                              </w:rPr>
+                              <m:rPr/>
+                              <m:t>a</m:t>
+                            </m:r>
+                          </m:e>
+                          <m:sub>
+                            <m:r>
+                              <w:rPr>
+                                <w:rFonts w:ascii="Cambria Math" w:hAnsi="Cambria Math" w:eastAsia="Cambria Math" w:cs="Cambria Math"/>
+                              </w:rPr>
+                              <m:rPr/>
+                              <m:t>nn</m:t>
+                            </m:r>
+                          </m:sub>
+                        </m:sSub>
+                      </m:den>
+                    </m:f>
+                  </m:e>
+                  <m:e>
+                    <m:r>
+                      <w:rPr>
+                        <w:rFonts w:ascii="Cambria Math" w:hAnsi="Cambria Math" w:eastAsia="Cambria Math" w:cs="Cambria Math"/>
+                      </w:rPr>
+                      <m:rPr/>
+                      <m:t>-</m:t>
+                    </m:r>
+                    <m:f>
+                      <m:fPr>
+                        <m:ctrlPr>
+                          <w:rPr>
+                            <w:rFonts w:ascii="Cambria Math" w:hAnsi="Cambria Math" w:eastAsia="Cambria Math" w:cs="Cambria Math"/>
+                          </w:rPr>
+                        </m:ctrlPr>
+                      </m:fPr>
+                      <m:num>
+                        <m:sSub>
+                          <m:sSubPr>
+                            <m:ctrlPr>
+                              <w:rPr>
+                                <w:rFonts w:ascii="Cambria Math" w:hAnsi="Cambria Math" w:eastAsia="Cambria Math" w:cs="Cambria Math"/>
+                              </w:rPr>
+                            </m:ctrlPr>
+                          </m:sSubPr>
+                          <m:e>
+                            <m:r>
+                              <w:rPr>
+                                <w:rFonts w:ascii="Cambria Math" w:hAnsi="Cambria Math" w:eastAsia="Cambria Math" w:cs="Cambria Math"/>
+                              </w:rPr>
+                              <m:rPr/>
+                              <m:t>a</m:t>
+                            </m:r>
+                          </m:e>
+                          <m:sub>
+                            <m:r>
+                              <w:rPr>
+                                <w:rFonts w:ascii="Cambria Math" w:hAnsi="Cambria Math" w:eastAsia="Cambria Math" w:cs="Cambria Math"/>
+                              </w:rPr>
+                              <m:rPr/>
+                              <m:t>n3</m:t>
+                            </m:r>
+                          </m:sub>
+                        </m:sSub>
+                      </m:num>
+                      <m:den>
+                        <m:sSub>
+                          <m:sSubPr>
+                            <m:ctrlPr>
+                              <w:rPr>
+                                <w:rFonts w:ascii="Cambria Math" w:hAnsi="Cambria Math" w:eastAsia="Cambria Math" w:cs="Cambria Math"/>
+                              </w:rPr>
+                            </m:ctrlPr>
+                          </m:sSubPr>
+                          <m:e>
+                            <m:r>
+                              <w:rPr>
+                                <w:rFonts w:ascii="Cambria Math" w:hAnsi="Cambria Math" w:eastAsia="Cambria Math" w:cs="Cambria Math"/>
+                              </w:rPr>
+                              <m:rPr/>
+                              <m:t>a</m:t>
+                            </m:r>
+                          </m:e>
+                          <m:sub>
+                            <m:r>
+                              <w:rPr>
+                                <w:rFonts w:ascii="Cambria Math" w:hAnsi="Cambria Math" w:eastAsia="Cambria Math" w:cs="Cambria Math"/>
+                              </w:rPr>
+                              <m:rPr/>
+                              <m:t>nn</m:t>
+                            </m:r>
+                          </m:sub>
+                        </m:sSub>
+                      </m:den>
+                    </m:f>
+                  </m:e>
+                  <m:e>
+                    <m:r>
+                      <w:rPr>
+                        <w:rFonts w:ascii="Cambria Math" w:hAnsi="Cambria Math" w:eastAsia="Cambria Math" w:cs="Cambria Math"/>
+                      </w:rPr>
+                      <m:rPr/>
+                      <m:t>…</m:t>
+                    </m:r>
+                  </m:e>
+                  <m:e>
+                    <m:r>
+                      <w:rPr>
+                        <w:rFonts w:ascii="Cambria Math" w:hAnsi="Cambria Math" w:eastAsia="Cambria Math" w:cs="Cambria Math"/>
+                      </w:rPr>
+                      <m:rPr/>
+                      <m:t>0</m:t>
+                    </m:r>
+                  </m:e>
+                </m:mr>
+              </m:m>
+            </m:e>
+          </m:d>
+        </m:oMath>
+      </m:oMathPara>
+      <w:r>
+        <w:rPr>
+          <w:highlight w:val="none"/>
+          <w:lang w:val="ru-RU"/>
+        </w:rPr>
+      </w:r>
+      <w:r>
+        <w:rPr>
+          <w:highlight w:val="none"/>
+        </w:rPr>
+      </w:r>
+    </w:p>
+    <w:p>
+      <w:pPr>
+        <w:pBdr>
+          <w:top w:val="none" w:color="000000" w:sz="0" w:space="0"/>
+          <w:bottom w:val="none" w:color="000000" w:sz="0" w:space="0"/>
+          <w:right w:val="none" w:color="000000" w:sz="0" w:space="0"/>
+          <w:between w:val="none" w:color="000000" w:sz="0" w:space="0"/>
+        </w:pBdr>
+        <w:tabs>
+          <w:tab w:val="left" w:leader="none" w:pos="1194"/>
+          <w:tab w:val="left" w:leader="none" w:pos="1195"/>
+        </w:tabs>
+        <w:spacing w:line="276" w:lineRule="auto"/>
+        <w:ind w:right="0" w:firstLine="709" w:left="0"/>
+        <w:jc w:val="left"/>
+        <w:rPr>
+          <w:highlight w:val="none"/>
+          <w:lang w:val="ru-RU"/>
+        </w:rPr>
+      </w:pPr>
+      <w:r>
+        <w:rPr>
+          <w:highlight w:val="none"/>
+          <w:lang w:val="ru-RU"/>
+        </w:rPr>
+      </w:r>
+      <m:oMathPara>
+        <m:oMathParaPr/>
+        <m:oMath>
+          <m:r>
+            <w:rPr>
+              <w:rFonts w:ascii="Cambria Math" w:hAnsi="Cambria Math" w:eastAsia="Cambria Math" w:cs="Cambria Math"/>
+            </w:rPr>
+            <m:rPr/>
+            <m:t>b=</m:t>
+          </m:r>
+          <m:d>
+            <m:dPr>
+              <m:begChr m:val="("/>
+              <m:endChr m:val=")"/>
+              <m:ctrlPr/>
+            </m:dPr>
+            <m:e>
+              <m:m>
+                <m:mPr>
+                  <m:baseJc m:val="center"/>
+                  <m:cGp/>
+                  <m:cGpRule/>
+                  <m:cSp/>
+                  <m:mcs>
+                    <m:mc>
+                      <m:mcPr>
+                        <m:mcJc m:val="center"/>
+                        <m:count m:val="1"/>
+                      </m:mcPr>
+                    </m:mc>
+                  </m:mcs>
+                  <m:plcHide m:val="off"/>
+                  <m:rSp/>
+                  <m:rSpRule/>
+                  <m:ctrlPr>
+                    <w:rPr>
+                      <w:rFonts w:ascii="Cambria Math" w:hAnsi="Cambria Math" w:eastAsia="Cambria Math" w:cs="Cambria Math"/>
+                    </w:rPr>
+                  </m:ctrlPr>
+                </m:mPr>
+                <m:mr>
+                  <m:e>
+                    <m:f>
+                      <m:fPr>
+                        <m:ctrlPr>
+                          <w:rPr>
+                            <w:rFonts w:ascii="Cambria Math" w:hAnsi="Cambria Math" w:eastAsia="Cambria Math" w:cs="Cambria Math"/>
+                          </w:rPr>
+                        </m:ctrlPr>
+                      </m:fPr>
+                      <m:num>
+                        <m:sSub>
+                          <m:sSubPr>
+                            <m:ctrlPr>
+                              <w:rPr>
+                                <w:rFonts w:ascii="Cambria Math" w:hAnsi="Cambria Math" w:eastAsia="Cambria Math" w:cs="Cambria Math"/>
+                              </w:rPr>
+                            </m:ctrlPr>
+                          </m:sSubPr>
+                          <m:e>
+                            <m:r>
+                              <w:rPr>
+                                <w:rFonts w:ascii="Cambria Math" w:hAnsi="Cambria Math" w:eastAsia="Cambria Math" w:cs="Cambria Math"/>
+                              </w:rPr>
+                              <m:rPr/>
+                              <m:t>f</m:t>
+                            </m:r>
+                          </m:e>
+                          <m:sub>
+                            <m:r>
+                              <w:rPr>
+                                <w:rFonts w:ascii="Cambria Math" w:hAnsi="Cambria Math" w:eastAsia="Cambria Math" w:cs="Cambria Math"/>
+                              </w:rPr>
+                              <m:rPr/>
+                              <m:t>1</m:t>
+                            </m:r>
+                          </m:sub>
+                        </m:sSub>
+                      </m:num>
+                      <m:den>
+                        <m:sSub>
+                          <m:sSubPr>
+                            <m:ctrlPr>
+                              <w:rPr>
+                                <w:rFonts w:ascii="Cambria Math" w:hAnsi="Cambria Math" w:eastAsia="Cambria Math" w:cs="Cambria Math"/>
+                              </w:rPr>
+                            </m:ctrlPr>
+                          </m:sSubPr>
+                          <m:e>
+                            <m:r>
+                              <w:rPr>
+                                <w:rFonts w:ascii="Cambria Math" w:hAnsi="Cambria Math" w:eastAsia="Cambria Math" w:cs="Cambria Math"/>
+                              </w:rPr>
+                              <m:rPr/>
+                              <m:t>a</m:t>
+                            </m:r>
+                          </m:e>
+                          <m:sub>
+                            <m:r>
+                              <w:rPr>
+                                <w:rFonts w:ascii="Cambria Math" w:hAnsi="Cambria Math" w:eastAsia="Cambria Math" w:cs="Cambria Math"/>
+                              </w:rPr>
+                              <m:rPr/>
+                              <m:t>11</m:t>
+                            </m:r>
+                          </m:sub>
+                        </m:sSub>
+                      </m:den>
+                    </m:f>
+                  </m:e>
+                </m:mr>
+                <m:mr>
+                  <m:e>
+                    <m:f>
+                      <m:fPr>
+                        <m:ctrlPr>
+                          <w:rPr>
+                            <w:rFonts w:ascii="Cambria Math" w:hAnsi="Cambria Math" w:eastAsia="Cambria Math" w:cs="Cambria Math"/>
+                          </w:rPr>
+                        </m:ctrlPr>
+                      </m:fPr>
+                      <m:num>
+                        <m:sSub>
+                          <m:sSubPr>
+                            <m:ctrlPr>
+                              <w:rPr>
+                                <w:rFonts w:ascii="Cambria Math" w:hAnsi="Cambria Math" w:eastAsia="Cambria Math" w:cs="Cambria Math"/>
+                              </w:rPr>
+                            </m:ctrlPr>
+                          </m:sSubPr>
+                          <m:e>
+                            <m:r>
+                              <w:rPr>
+                                <w:rFonts w:ascii="Cambria Math" w:hAnsi="Cambria Math" w:eastAsia="Cambria Math" w:cs="Cambria Math"/>
+                              </w:rPr>
+                              <m:rPr/>
+                              <m:t>f</m:t>
+                            </m:r>
+                          </m:e>
+                          <m:sub>
+                            <m:r>
+                              <w:rPr>
+                                <w:rFonts w:ascii="Cambria Math" w:hAnsi="Cambria Math" w:eastAsia="Cambria Math" w:cs="Cambria Math"/>
+                              </w:rPr>
+                              <m:rPr/>
+                              <m:t>2</m:t>
+                            </m:r>
+                          </m:sub>
+                        </m:sSub>
+                      </m:num>
+                      <m:den>
+                        <m:sSub>
+                          <m:sSubPr>
+                            <m:ctrlPr>
+                              <w:rPr>
+                                <w:rFonts w:ascii="Cambria Math" w:hAnsi="Cambria Math" w:eastAsia="Cambria Math" w:cs="Cambria Math"/>
+                              </w:rPr>
+                            </m:ctrlPr>
+                          </m:sSubPr>
+                          <m:e>
+                            <m:r>
+                              <w:rPr>
+                                <w:rFonts w:ascii="Cambria Math" w:hAnsi="Cambria Math" w:eastAsia="Cambria Math" w:cs="Cambria Math"/>
+                              </w:rPr>
+                              <m:rPr/>
+                              <m:t>a</m:t>
+                            </m:r>
+                          </m:e>
+                          <m:sub>
+                            <m:r>
+                              <w:rPr>
+                                <w:rFonts w:ascii="Cambria Math" w:hAnsi="Cambria Math" w:eastAsia="Cambria Math" w:cs="Cambria Math"/>
+                              </w:rPr>
+                              <m:rPr/>
+                              <m:t>22</m:t>
+                            </m:r>
+                          </m:sub>
+                        </m:sSub>
+                      </m:den>
+                    </m:f>
+                  </m:e>
+                </m:mr>
+                <m:mr>
+                  <m:e>
+                    <m:r>
+                      <w:rPr>
+                        <w:rFonts w:ascii="Cambria Math" w:hAnsi="Cambria Math" w:eastAsia="Cambria Math" w:cs="Cambria Math"/>
+                      </w:rPr>
+                      <m:rPr/>
+                      <m:t>⋮</m:t>
+                    </m:r>
+                  </m:e>
+                </m:mr>
+                <m:mr>
+                  <m:e>
+                    <m:f>
+                      <m:fPr>
+                        <m:ctrlPr>
+                          <w:rPr>
+                            <w:rFonts w:ascii="Cambria Math" w:hAnsi="Cambria Math" w:eastAsia="Cambria Math" w:cs="Cambria Math"/>
+                          </w:rPr>
+                        </m:ctrlPr>
+                      </m:fPr>
+                      <m:num>
+                        <m:sSub>
+                          <m:sSubPr>
+                            <m:ctrlPr>
+                              <w:rPr>
+                                <w:rFonts w:ascii="Cambria Math" w:hAnsi="Cambria Math" w:eastAsia="Cambria Math" w:cs="Cambria Math"/>
+                              </w:rPr>
+                            </m:ctrlPr>
+                          </m:sSubPr>
+                          <m:e>
+                            <m:r>
+                              <w:rPr>
+                                <w:rFonts w:ascii="Cambria Math" w:hAnsi="Cambria Math" w:eastAsia="Cambria Math" w:cs="Cambria Math"/>
+                              </w:rPr>
+                              <m:rPr/>
+                              <m:t>f</m:t>
+                            </m:r>
+                          </m:e>
+                          <m:sub>
+                            <m:r>
+                              <w:rPr>
+                                <w:rFonts w:ascii="Cambria Math" w:hAnsi="Cambria Math" w:eastAsia="Cambria Math" w:cs="Cambria Math"/>
+                              </w:rPr>
+                              <m:rPr/>
+                              <m:t>n</m:t>
+                            </m:r>
+                          </m:sub>
+                        </m:sSub>
+                      </m:num>
+                      <m:den>
+                        <m:sSub>
+                          <m:sSubPr>
+                            <m:ctrlPr>
+                              <w:rPr>
+                                <w:rFonts w:ascii="Cambria Math" w:hAnsi="Cambria Math" w:eastAsia="Cambria Math" w:cs="Cambria Math"/>
+                              </w:rPr>
+                            </m:ctrlPr>
+                          </m:sSubPr>
+                          <m:e>
+                            <m:r>
+                              <w:rPr>
+                                <w:rFonts w:ascii="Cambria Math" w:hAnsi="Cambria Math" w:eastAsia="Cambria Math" w:cs="Cambria Math"/>
+                              </w:rPr>
+                              <m:rPr/>
+                              <m:t>a</m:t>
+                            </m:r>
+                          </m:e>
+                          <m:sub>
+                            <m:r>
+                              <w:rPr>
+                                <w:rFonts w:ascii="Cambria Math" w:hAnsi="Cambria Math" w:eastAsia="Cambria Math" w:cs="Cambria Math"/>
+                              </w:rPr>
+                              <m:rPr/>
+                              <m:t>nn</m:t>
+                            </m:r>
+                          </m:sub>
+                        </m:sSub>
+                      </m:den>
+                    </m:f>
+                  </m:e>
+                </m:mr>
+              </m:m>
+            </m:e>
+          </m:d>
+        </m:oMath>
+      </m:oMathPara>
+      <w:r>
+        <w:rPr>
+          <w:highlight w:val="none"/>
+          <w:lang w:val="ru-RU"/>
+        </w:rPr>
+      </w:r>
+      <w:r>
+        <w:rPr>
+          <w:highlight w:val="none"/>
+        </w:rPr>
+      </w:r>
+    </w:p>
+    <w:p>
+      <w:pPr>
+        <w:pBdr>
+          <w:top w:val="none" w:color="000000" w:sz="0" w:space="0"/>
+          <w:bottom w:val="none" w:color="000000" w:sz="0" w:space="0"/>
+          <w:right w:val="none" w:color="000000" w:sz="0" w:space="0"/>
+          <w:between w:val="none" w:color="000000" w:sz="0" w:space="0"/>
+        </w:pBdr>
+        <w:tabs>
+          <w:tab w:val="left" w:leader="none" w:pos="1194"/>
+          <w:tab w:val="left" w:leader="none" w:pos="1195"/>
+        </w:tabs>
+        <w:spacing w:line="276" w:lineRule="auto"/>
+        <w:ind w:right="0" w:firstLine="709" w:left="0"/>
+        <w:jc w:val="left"/>
+        <w:rPr>
+          <w:highlight w:val="none"/>
+          <w:lang w:val="ru-RU"/>
+        </w:rPr>
+      </w:pPr>
+      <w:r>
+        <w:rPr>
+          <w:highlight w:val="none"/>
+          <w:lang w:val="ru-RU"/>
+        </w:rPr>
+        <w:t xml:space="preserve">В качестве начального приближения берем </w:t>
+      </w:r>
+      <w:r>
+        <w:rPr>
+          <w:highlight w:val="none"/>
+          <w:lang w:val="ru-RU"/>
+        </w:rPr>
+      </w:r>
+      <m:oMath>
+        <m:sSub>
+          <m:sSubPr>
+            <m:ctrlPr>
+              <w:rPr>
+                <w:rFonts w:ascii="Cambria Math" w:hAnsi="Cambria Math" w:eastAsia="Cambria Math" w:cs="Cambria Math"/>
+                <w:highlight w:val="none"/>
+                <w:lang w:val="ru-RU" w:bidi="ru-RU"/>
+              </w:rPr>
+            </m:ctrlPr>
+          </m:sSubPr>
+          <m:e>
+            <m:r>
+              <w:rPr>
+                <w:rFonts w:hint="default" w:ascii="Cambria Math" w:hAnsi="Cambria Math" w:eastAsia="Cambria Math" w:cs="Cambria Math"/>
+                <w:highlight w:val="none"/>
+                <w:lang w:val="ru-RU" w:bidi="ru-RU"/>
+              </w:rPr>
+              <m:rPr>
+                <m:sty m:val="i"/>
+              </m:rPr>
+              <m:t>x</m:t>
+            </m:r>
+          </m:e>
+          <m:sub>
+            <m:r>
+              <w:rPr>
+                <w:rFonts w:hint="default" w:ascii="Cambria Math" w:hAnsi="Cambria Math" w:eastAsia="Cambria Math" w:cs="Cambria Math"/>
+                <w:highlight w:val="none"/>
+                <w:lang w:val="ru-RU" w:bidi="ru-RU"/>
+              </w:rPr>
+              <m:rPr>
+                <m:sty m:val="i"/>
+              </m:rPr>
+              <m:t>0</m:t>
+            </m:r>
+          </m:sub>
+        </m:sSub>
+        <m:r>
+          <w:rPr>
+            <w:rFonts w:hint="default" w:ascii="Cambria Math" w:hAnsi="Cambria Math" w:eastAsia="Cambria Math" w:cs="Cambria Math"/>
+            <w:highlight w:val="none"/>
+            <w:lang w:val="ru-RU" w:bidi="ru-RU"/>
+          </w:rPr>
+          <m:rPr>
+            <m:sty m:val="i"/>
+          </m:rPr>
+          <m:t>=f</m:t>
+        </m:r>
+      </m:oMath>
+      <w:r>
+        <w:rPr>
+          <w:highlight w:val="none"/>
+          <w:lang w:val="en-US"/>
+        </w:rPr>
+        <w:t xml:space="preserve">.</w:t>
+      </w:r>
+      <w:r>
+        <w:rPr>
+          <w:highlight w:val="none"/>
+          <w:lang w:val="ru-RU"/>
+        </w:rPr>
+        <w:t xml:space="preserve"> Для заданной точности </w:t>
+      </w:r>
+      <m:oMath>
+        <m:r>
+          <w:rPr>
+            <w:rFonts w:hint="default" w:ascii="Cambria Math" w:hAnsi="Cambria Math" w:eastAsia="Cambria Math" w:cs="Cambria Math"/>
+            <w:highlight w:val="none"/>
+            <w:lang w:val="ru-RU" w:bidi="ru-RU"/>
+          </w:rPr>
+          <m:rPr>
+            <m:sty m:val="i"/>
+          </m:rPr>
+          <m:t>ε=</m:t>
+        </m:r>
+        <m:sSup>
+          <m:sSupPr>
+            <m:ctrlPr>
+              <w:rPr>
+                <w:rFonts w:ascii="Cambria Math" w:hAnsi="Cambria Math" w:eastAsia="Cambria Math" w:cs="Cambria Math"/>
+                <w:highlight w:val="none"/>
+                <w:lang w:val="ru-RU" w:bidi="ru-RU"/>
+              </w:rPr>
+            </m:ctrlPr>
+          </m:sSupPr>
+          <m:e>
+            <m:r>
+              <w:rPr>
+                <w:rFonts w:hint="default" w:ascii="Cambria Math" w:hAnsi="Cambria Math" w:eastAsia="Cambria Math" w:cs="Cambria Math"/>
+                <w:highlight w:val="none"/>
+                <w:lang w:val="ru-RU" w:bidi="ru-RU"/>
+              </w:rPr>
+              <m:rPr>
+                <m:sty m:val="i"/>
+              </m:rPr>
+              <m:t>10</m:t>
+            </m:r>
+          </m:e>
+          <m:sup>
+            <m:r>
+              <w:rPr>
+                <w:rFonts w:ascii="Cambria Math" w:hAnsi="Cambria Math" w:eastAsia="Cambria Math" w:cs="Cambria Math"/>
+                <w:highlight w:val="none"/>
+                <w:lang w:val="ru-RU" w:bidi="ru-RU"/>
+              </w:rPr>
+              <m:rPr/>
+              <m:t>-5</m:t>
+            </m:r>
+          </m:sup>
+        </m:sSup>
+      </m:oMath>
+      <w:r>
+        <w:rPr>
+          <w:highlight w:val="none"/>
+          <w:lang w:val="en-US"/>
+        </w:rPr>
+        <w:t xml:space="preserve"> </w:t>
+      </w:r>
+      <w:r>
+        <w:rPr>
+          <w:highlight w:val="none"/>
+          <w:lang w:val="ru-RU"/>
+        </w:rPr>
+        <w:t xml:space="preserve">априорное количество итераций находится по формуле</w:t>
+      </w:r>
+      <w:r>
+        <w:rPr>
+          <w:highlight w:val="none"/>
+          <w:lang w:val="en-US"/>
+        </w:rPr>
+      </w:r>
+    </w:p>
+    <w:p>
+      <w:pPr>
+        <w:pBdr>
+          <w:top w:val="none" w:color="000000" w:sz="0" w:space="0"/>
+          <w:bottom w:val="none" w:color="000000" w:sz="0" w:space="0"/>
+          <w:right w:val="none" w:color="000000" w:sz="0" w:space="0"/>
+          <w:between w:val="none" w:color="000000" w:sz="0" w:space="0"/>
+        </w:pBdr>
+        <w:tabs>
+          <w:tab w:val="left" w:leader="none" w:pos="1194"/>
+          <w:tab w:val="left" w:leader="none" w:pos="1195"/>
+        </w:tabs>
+        <w:spacing w:line="276" w:lineRule="auto"/>
+        <w:ind w:right="0" w:firstLine="709" w:left="0"/>
+        <w:jc w:val="left"/>
+        <w:rPr>
+          <w:highlight w:val="none"/>
+          <w:lang w:val="en-US" w:bidi="en-US"/>
+        </w:rPr>
+      </w:pPr>
+      <w:r>
+        <w:rPr>
+          <w:highlight w:val="none"/>
+          <w:lang w:val="en-US" w:bidi="en-US"/>
+        </w:rPr>
+      </w:r>
+      <m:oMathPara>
+        <m:oMathParaPr/>
+        <m:oMath>
+          <m:r>
+            <w:rPr>
+              <w:rFonts w:ascii="Cambria Math" w:hAnsi="Cambria Math" w:eastAsia="Cambria Math" w:cs="Cambria Math"/>
+            </w:rPr>
+            <m:rPr/>
+            <m:t>k≥</m:t>
+          </m:r>
+          <m:f>
+            <m:fPr>
+              <m:ctrlPr>
+                <w:rPr>
+                  <w:rFonts w:ascii="Cambria Math" w:hAnsi="Cambria Math" w:eastAsia="Cambria Math" w:cs="Cambria Math"/>
+                </w:rPr>
+              </m:ctrlPr>
+            </m:fPr>
+            <m:num>
+              <m:func>
+                <m:funcPr>
+                  <m:ctrlPr>
+                    <w:rPr>
+                      <w:rFonts w:ascii="Cambria Math" w:hAnsi="Cambria Math" w:eastAsia="Cambria Math" w:cs="Cambria Math"/>
+                    </w:rPr>
+                  </m:ctrlPr>
+                </m:funcPr>
+                <m:fName>
+                  <m:r>
+                    <w:rPr>
+                      <w:rFonts w:ascii="Cambria Math" w:hAnsi="Cambria Math" w:eastAsia="Cambria Math" w:cs="Cambria Math"/>
+                    </w:rPr>
+                    <m:rPr/>
+                    <m:t>ln</m:t>
+                  </m:r>
+                </m:fName>
+                <m:e>
+                  <m:d>
+                    <m:dPr>
+                      <m:begChr m:val="("/>
+                      <m:endChr m:val=")"/>
+                      <m:ctrlPr>
+                        <w:rPr>
+                          <w:rFonts w:ascii="Cambria Math" w:hAnsi="Cambria Math" w:eastAsia="Cambria Math" w:cs="Cambria Math"/>
+                        </w:rPr>
+                      </m:ctrlPr>
+                    </m:dPr>
+                    <m:e>
+                      <m:f>
+                        <m:fPr>
+                          <m:ctrlPr>
+                            <w:rPr>
+                              <w:rFonts w:ascii="Cambria Math" w:hAnsi="Cambria Math" w:eastAsia="Cambria Math" w:cs="Cambria Math"/>
+                            </w:rPr>
+                          </m:ctrlPr>
+                        </m:fPr>
+                        <m:num>
+                          <m:r>
+                            <w:rPr>
+                              <w:rFonts w:ascii="Cambria Math" w:hAnsi="Cambria Math" w:eastAsia="Cambria Math" w:cs="Cambria Math"/>
+                            </w:rPr>
+                            <m:rPr/>
+                            <m:t>ε</m:t>
+                          </m:r>
+                          <m:d>
+                            <m:dPr>
+                              <m:begChr m:val="("/>
+                              <m:endChr m:val=")"/>
+                              <m:ctrlPr>
+                                <w:rPr>
+                                  <w:rFonts w:ascii="Cambria Math" w:hAnsi="Cambria Math" w:eastAsia="Cambria Math" w:cs="Cambria Math"/>
+                                </w:rPr>
+                              </m:ctrlPr>
+                            </m:dPr>
+                            <m:e>
+                              <m:r>
+                                <w:rPr>
+                                  <w:rFonts w:ascii="Cambria Math" w:hAnsi="Cambria Math" w:eastAsia="Cambria Math" w:cs="Cambria Math"/>
+                                </w:rPr>
+                                <m:rPr/>
+                                <m:t>1-</m:t>
+                              </m:r>
+                              <m:d>
+                                <m:dPr>
+                                  <m:begChr m:val="|"/>
+                                  <m:endChr m:val="|"/>
+                                  <m:ctrlPr>
+                                    <w:rPr>
+                                      <w:rFonts w:ascii="Cambria Math" w:hAnsi="Cambria Math" w:eastAsia="Cambria Math" w:cs="Cambria Math"/>
+                                    </w:rPr>
+                                  </m:ctrlPr>
+                                </m:dPr>
+                                <m:e>
+                                  <m:r>
+                                    <w:rPr>
+                                      <w:rFonts w:ascii="Cambria Math" w:hAnsi="Cambria Math" w:eastAsia="Cambria Math" w:cs="Cambria Math"/>
+                                    </w:rPr>
+                                    <m:rPr/>
+                                    <m:t>B</m:t>
+                                  </m:r>
+                                </m:e>
+                              </m:d>
+                            </m:e>
+                          </m:d>
+                        </m:num>
+                        <m:den>
+                          <m:d>
+                            <m:dPr>
+                              <m:begChr m:val="|"/>
+                              <m:endChr m:val="|"/>
+                              <m:ctrlPr>
+                                <w:rPr>
+                                  <w:rFonts w:ascii="Cambria Math" w:hAnsi="Cambria Math" w:eastAsia="Cambria Math" w:cs="Cambria Math"/>
+                                </w:rPr>
+                              </m:ctrlPr>
+                            </m:dPr>
+                            <m:e>
+                              <m:sSup>
+                                <m:sSupPr>
+                                  <m:ctrlPr>
+                                    <w:rPr>
+                                      <w:rFonts w:ascii="Cambria Math" w:hAnsi="Cambria Math" w:eastAsia="Cambria Math" w:cs="Cambria Math"/>
+                                    </w:rPr>
+                                  </m:ctrlPr>
+                                </m:sSupPr>
+                                <m:e>
+                                  <m:r>
+                                    <w:rPr>
+                                      <w:rFonts w:ascii="Cambria Math" w:hAnsi="Cambria Math" w:eastAsia="Cambria Math" w:cs="Cambria Math"/>
+                                    </w:rPr>
+                                    <m:rPr/>
+                                    <m:t>x</m:t>
+                                  </m:r>
+                                </m:e>
+                                <m:sup>
+                                  <m:d>
+                                    <m:dPr>
+                                      <m:begChr m:val="("/>
+                                      <m:endChr m:val=")"/>
+                                      <m:ctrlPr>
+                                        <w:rPr>
+                                          <w:rFonts w:ascii="Cambria Math" w:hAnsi="Cambria Math" w:eastAsia="Cambria Math" w:cs="Cambria Math"/>
+                                        </w:rPr>
+                                      </m:ctrlPr>
+                                    </m:dPr>
+                                    <m:e>
+                                      <m:r>
+                                        <w:rPr>
+                                          <w:rFonts w:ascii="Cambria Math" w:hAnsi="Cambria Math" w:eastAsia="Cambria Math" w:cs="Cambria Math"/>
+                                        </w:rPr>
+                                        <m:rPr/>
+                                        <m:t>1</m:t>
+                                      </m:r>
+                                    </m:e>
+                                  </m:d>
+                                </m:sup>
+                              </m:sSup>
+                              <m:r>
+                                <w:rPr>
+                                  <w:rFonts w:ascii="Cambria Math" w:hAnsi="Cambria Math" w:eastAsia="Cambria Math" w:cs="Cambria Math"/>
+                                </w:rPr>
+                                <m:rPr/>
+                                <m:t>-</m:t>
+                              </m:r>
+                              <m:sSup>
+                                <m:sSupPr>
+                                  <m:ctrlPr>
+                                    <w:rPr>
+                                      <w:rFonts w:ascii="Cambria Math" w:hAnsi="Cambria Math" w:eastAsia="Cambria Math" w:cs="Cambria Math"/>
+                                    </w:rPr>
+                                  </m:ctrlPr>
+                                </m:sSupPr>
+                                <m:e>
+                                  <m:r>
+                                    <w:rPr>
+                                      <w:rFonts w:ascii="Cambria Math" w:hAnsi="Cambria Math" w:eastAsia="Cambria Math" w:cs="Cambria Math"/>
+                                    </w:rPr>
+                                    <m:rPr/>
+                                    <m:t>x</m:t>
+                                  </m:r>
+                                </m:e>
+                                <m:sup>
+                                  <m:d>
+                                    <m:dPr>
+                                      <m:begChr m:val="("/>
+                                      <m:endChr m:val=")"/>
+                                      <m:ctrlPr>
+                                        <w:rPr>
+                                          <w:rFonts w:ascii="Cambria Math" w:hAnsi="Cambria Math" w:eastAsia="Cambria Math" w:cs="Cambria Math"/>
+                                        </w:rPr>
+                                      </m:ctrlPr>
+                                    </m:dPr>
+                                    <m:e>
+                                      <m:r>
+                                        <w:rPr>
+                                          <w:rFonts w:ascii="Cambria Math" w:hAnsi="Cambria Math" w:eastAsia="Cambria Math" w:cs="Cambria Math"/>
+                                        </w:rPr>
+                                        <m:rPr/>
+                                        <m:t>0</m:t>
+                                      </m:r>
+                                    </m:e>
+                                  </m:d>
+                                </m:sup>
+                              </m:sSup>
+                            </m:e>
+                          </m:d>
+                        </m:den>
+                      </m:f>
+                    </m:e>
+                  </m:d>
+                </m:e>
+              </m:func>
+            </m:num>
+            <m:den>
+              <m:func>
+                <m:funcPr>
+                  <m:ctrlPr>
+                    <w:rPr>
+                      <w:rFonts w:ascii="Cambria Math" w:hAnsi="Cambria Math" w:eastAsia="Cambria Math" w:cs="Cambria Math"/>
+                    </w:rPr>
+                  </m:ctrlPr>
+                </m:funcPr>
+                <m:fName>
+                  <m:r>
+                    <w:rPr>
+                      <w:rFonts w:ascii="Cambria Math" w:hAnsi="Cambria Math" w:eastAsia="Cambria Math" w:cs="Cambria Math"/>
+                    </w:rPr>
+                    <m:rPr/>
+                    <m:t>ln</m:t>
+                  </m:r>
+                </m:fName>
+                <m:e>
+                  <m:d>
+                    <m:dPr>
+                      <m:begChr m:val="("/>
+                      <m:endChr m:val=")"/>
+                      <m:ctrlPr>
+                        <w:rPr>
+                          <w:rFonts w:ascii="Cambria Math" w:hAnsi="Cambria Math" w:eastAsia="Cambria Math" w:cs="Cambria Math"/>
+                        </w:rPr>
+                      </m:ctrlPr>
+                    </m:dPr>
+                    <m:e>
+                      <m:d>
+                        <m:dPr>
+                          <m:begChr m:val="|"/>
+                          <m:endChr m:val="|"/>
+                          <m:ctrlPr>
+                            <w:rPr>
+                              <w:rFonts w:ascii="Cambria Math" w:hAnsi="Cambria Math" w:eastAsia="Cambria Math" w:cs="Cambria Math"/>
+                            </w:rPr>
+                          </m:ctrlPr>
+                        </m:dPr>
+                        <m:e>
+                          <m:r>
+                            <w:rPr>
+                              <w:rFonts w:ascii="Cambria Math" w:hAnsi="Cambria Math" w:eastAsia="Cambria Math" w:cs="Cambria Math"/>
+                            </w:rPr>
+                            <m:rPr/>
+                            <m:t>B</m:t>
+                          </m:r>
+                        </m:e>
+                      </m:d>
+                    </m:e>
+                  </m:d>
+                </m:e>
+              </m:func>
+            </m:den>
+          </m:f>
+        </m:oMath>
+      </m:oMathPara>
+      <w:r>
+        <w:rPr>
+          <w:highlight w:val="none"/>
+          <w:lang w:val="en-US" w:bidi="en-US"/>
+        </w:rPr>
+      </w:r>
+      <w:r>
+        <w:rPr>
+          <w:highlight w:val="none"/>
+          <w:lang w:val="en-US" w:bidi="en-US"/>
+        </w:rPr>
+      </w:r>
+      <w:r>
+        <w:rPr>
+          <w:highlight w:val="none"/>
+          <w:lang w:val="en-US"/>
+        </w:rPr>
+      </w:r>
+    </w:p>
+    <w:p>
+      <w:pPr>
+        <w:pBdr>
+          <w:top w:val="none" w:color="000000" w:sz="0" w:space="0"/>
+          <w:bottom w:val="none" w:color="000000" w:sz="0" w:space="0"/>
+          <w:right w:val="none" w:color="000000" w:sz="0" w:space="0"/>
+          <w:between w:val="none" w:color="000000" w:sz="0" w:space="0"/>
+        </w:pBdr>
+        <w:tabs>
+          <w:tab w:val="left" w:leader="none" w:pos="1194"/>
+          <w:tab w:val="left" w:leader="none" w:pos="1195"/>
+        </w:tabs>
+        <w:spacing w:line="276" w:lineRule="auto"/>
+        <w:ind w:right="0" w:firstLine="709" w:left="0"/>
+        <w:jc w:val="left"/>
+        <w:rPr>
+          <w:highlight w:val="none"/>
+          <w:lang w:val="en-US"/>
+        </w:rPr>
+      </w:pPr>
+      <w:r>
+        <w:rPr>
+          <w:highlight w:val="none"/>
+          <w:lang w:val="ru-RU"/>
+        </w:rPr>
+        <w:t xml:space="preserve">Критерий остановки итерационного процесса: </w:t>
+      </w:r>
+      <m:oMath>
+        <m:d>
+          <m:dPr>
+            <m:begChr m:val="|"/>
+            <m:endChr m:val="|"/>
+            <m:ctrlPr/>
+          </m:dPr>
+          <m:e>
+            <m:sSup>
+              <m:sSupPr>
+                <m:ctrlPr/>
+              </m:sSupPr>
+              <m:e>
+                <m:r>
+                  <w:rPr>
+                    <w:rFonts w:ascii="Cambria Math" w:hAnsi="Cambria Math" w:eastAsia="Cambria Math" w:cs="Cambria Math"/>
+                  </w:rPr>
+                  <m:rPr/>
+                  <m:t>x</m:t>
+                </m:r>
+              </m:e>
+              <m:sup>
+                <m:r>
+                  <w:rPr>
+                    <w:rFonts w:ascii="Cambria Math" w:hAnsi="Cambria Math" w:eastAsia="Cambria Math" w:cs="Cambria Math"/>
+                  </w:rPr>
+                  <m:rPr/>
+                  <m:t>k+1</m:t>
+                </m:r>
+              </m:sup>
+            </m:sSup>
+            <m:r>
+              <w:rPr>
+                <w:rFonts w:ascii="Cambria Math" w:hAnsi="Cambria Math" w:eastAsia="Cambria Math" w:cs="Cambria Math"/>
+              </w:rPr>
+              <m:rPr/>
+              <m:t>-</m:t>
+            </m:r>
+            <m:sSup>
+              <m:sSupPr>
+                <m:ctrlPr>
+                  <w:rPr>
+                    <w:rFonts w:ascii="Cambria Math" w:hAnsi="Cambria Math" w:eastAsia="Cambria Math" w:cs="Cambria Math"/>
+                  </w:rPr>
+                </m:ctrlPr>
+              </m:sSupPr>
+              <m:e>
+                <m:r>
+                  <w:rPr>
+                    <w:rFonts w:ascii="Cambria Math" w:hAnsi="Cambria Math" w:eastAsia="Cambria Math" w:cs="Cambria Math"/>
+                  </w:rPr>
+                  <m:rPr/>
+                  <m:t>x</m:t>
+                </m:r>
+              </m:e>
+              <m:sup>
+                <m:r>
+                  <w:rPr>
+                    <w:rFonts w:ascii="Cambria Math" w:hAnsi="Cambria Math" w:eastAsia="Cambria Math" w:cs="Cambria Math"/>
+                  </w:rPr>
+                  <m:rPr/>
+                  <m:t>k</m:t>
+                </m:r>
+              </m:sup>
+            </m:sSup>
+          </m:e>
+        </m:d>
+        <m:r>
+          <w:rPr>
+            <w:rFonts w:ascii="Cambria Math" w:hAnsi="Cambria Math" w:eastAsia="Cambria Math" w:cs="Cambria Math"/>
+          </w:rPr>
+          <m:rPr/>
+          <m:t>≤ε</m:t>
+        </m:r>
+      </m:oMath>
+      <w:r>
+        <w:rPr>
+          <w:highlight w:val="none"/>
+          <w:lang w:val="ru-RU"/>
+        </w:rPr>
+      </w:r>
+      <w:r>
+        <w:rPr>
+          <w:highlight w:val="none"/>
+          <w:lang w:val="en-US"/>
+        </w:rPr>
+      </w:r>
+      <w:r>
+        <w:rPr>
+          <w:highlight w:val="none"/>
+          <w:lang w:val="en-US" w:bidi="en-US"/>
+        </w:rPr>
+      </w:r>
+      <w:r>
+        <w:rPr>
+          <w:highlight w:val="none"/>
+          <w:lang w:val="en-US" w:bidi="en-US"/>
+        </w:rPr>
+      </w:r>
+      <w:r>
+        <w:rPr>
+          <w:highlight w:val="none"/>
+          <w:lang w:val="en-US"/>
+        </w:rPr>
+      </w:r>
+      <w:r>
+        <w:rPr>
+          <w:highlight w:val="none"/>
+          <w:lang w:val="ru-RU"/>
+        </w:rPr>
+      </w:r>
+    </w:p>
+    <w:p>
+      <w:pPr>
+        <w:pBdr>
+          <w:top w:val="none" w:color="000000" w:sz="0" w:space="0"/>
+          <w:bottom w:val="none" w:color="000000" w:sz="0" w:space="0"/>
+          <w:right w:val="none" w:color="000000" w:sz="0" w:space="0"/>
+          <w:between w:val="none" w:color="000000" w:sz="0" w:space="0"/>
+        </w:pBdr>
+        <w:tabs>
+          <w:tab w:val="left" w:leader="none" w:pos="1194"/>
+          <w:tab w:val="left" w:leader="none" w:pos="1195"/>
+        </w:tabs>
+        <w:spacing w:line="276" w:lineRule="auto"/>
+        <w:ind w:right="0" w:firstLine="709" w:left="0"/>
+        <w:jc w:val="left"/>
+        <w:rPr>
+          <w:b/>
+          <w:bCs/>
+          <w:highlight w:val="none"/>
+          <w:lang w:val="ru-RU" w:bidi="ru-RU"/>
+        </w:rPr>
+      </w:pPr>
+      <w:r>
+        <w:rPr>
+          <w:b/>
+          <w:bCs/>
+          <w:highlight w:val="none"/>
+          <w:lang w:val="ru-RU" w:bidi="ru-RU"/>
+        </w:rPr>
+        <w:t xml:space="preserve">Полученные результаты:</w:t>
+      </w:r>
+      <w:r>
+        <w:rPr>
+          <w:b/>
+          <w:bCs/>
+          <w:highlight w:val="none"/>
+        </w:rPr>
+      </w:r>
+    </w:p>
+    <w:p>
+      <w:pPr>
+        <w:pBdr>
+          <w:top w:val="none" w:color="000000" w:sz="4" w:space="0"/>
+          <w:left w:val="none" w:color="000000" w:sz="4" w:space="0"/>
+          <w:bottom w:val="none" w:color="000000" w:sz="4" w:space="0"/>
+          <w:right w:val="none" w:color="000000" w:sz="4" w:space="0"/>
+        </w:pBdr>
+        <w:spacing/>
+        <w:ind w:right="0" w:firstLine="709" w:left="0"/>
+        <w:rPr>
+          <w:rFonts w:ascii="Times New Roman" w:hAnsi="Times New Roman" w:cs="Times New Roman"/>
+          <w:sz w:val="28"/>
+          <w:szCs w:val="28"/>
+        </w:rPr>
+      </w:pPr>
+      <w:r>
+        <w:rPr>
+          <w:rFonts w:ascii="Times New Roman" w:hAnsi="Times New Roman" w:eastAsia="Times New Roman" w:cs="Times New Roman"/>
+          <w:color w:val="202020"/>
+          <w:sz w:val="28"/>
+          <w:szCs w:val="28"/>
+        </w:rPr>
+        <w:t xml:space="preserve">число итераций априорное: 50</w:t>
+      </w:r>
+      <w:r>
+        <w:rPr>
+          <w:rFonts w:ascii="Times New Roman" w:hAnsi="Times New Roman" w:eastAsia="Times New Roman" w:cs="Times New Roman"/>
+          <w:sz w:val="28"/>
+          <w:szCs w:val="28"/>
+        </w:rPr>
+      </w:r>
+    </w:p>
+    <w:p>
+      <w:pPr>
+        <w:pBdr>
+          <w:top w:val="none" w:color="000000" w:sz="4" w:space="0"/>
+          <w:left w:val="none" w:color="000000" w:sz="4" w:space="0"/>
+          <w:bottom w:val="none" w:color="000000" w:sz="4" w:space="0"/>
+          <w:right w:val="none" w:color="000000" w:sz="4" w:space="0"/>
+        </w:pBdr>
+        <w:spacing/>
+        <w:ind w:right="0" w:firstLine="709" w:left="0"/>
+        <w:rPr>
+          <w:rFonts w:ascii="Times New Roman" w:hAnsi="Times New Roman" w:cs="Times New Roman"/>
+          <w:sz w:val="28"/>
+          <w:szCs w:val="28"/>
+        </w:rPr>
+      </w:pPr>
+      <w:r>
+        <w:rPr>
+          <w:rFonts w:ascii="Times New Roman" w:hAnsi="Times New Roman" w:eastAsia="Times New Roman" w:cs="Times New Roman"/>
+          <w:color w:val="202020"/>
+          <w:sz w:val="28"/>
+          <w:szCs w:val="28"/>
+        </w:rPr>
+        <w:t xml:space="preserve">число итераций: 7</w:t>
+      </w:r>
+      <w:r>
+        <w:rPr>
+          <w:rFonts w:ascii="Times New Roman" w:hAnsi="Times New Roman" w:eastAsia="Times New Roman" w:cs="Times New Roman"/>
+          <w:sz w:val="28"/>
+          <w:szCs w:val="28"/>
+        </w:rPr>
+      </w:r>
+    </w:p>
+    <w:p>
+      <w:pPr>
+        <w:pBdr>
+          <w:top w:val="none" w:color="000000" w:sz="4" w:space="0"/>
+          <w:left w:val="none" w:color="000000" w:sz="4" w:space="0"/>
+          <w:bottom w:val="none" w:color="000000" w:sz="4" w:space="0"/>
+          <w:right w:val="none" w:color="000000" w:sz="4" w:space="0"/>
+        </w:pBdr>
+        <w:spacing/>
+        <w:ind w:right="0" w:firstLine="709" w:left="0"/>
+        <w:rPr>
+          <w:rFonts w:ascii="Times New Roman" w:hAnsi="Times New Roman" w:cs="Times New Roman"/>
+          <w:sz w:val="28"/>
+          <w:szCs w:val="28"/>
+        </w:rPr>
+      </w:pPr>
+      <w:r>
+        <w:rPr>
+          <w:rFonts w:ascii="Times New Roman" w:hAnsi="Times New Roman" w:eastAsia="Times New Roman" w:cs="Times New Roman"/>
+          <w:color w:val="202020"/>
+          <w:sz w:val="28"/>
+          <w:szCs w:val="28"/>
+        </w:rPr>
+        <w:t xml:space="preserve">X: </w:t>
+      </w:r>
+      <w:r>
+        <w:rPr>
+          <w:rFonts w:ascii="Times New Roman" w:hAnsi="Times New Roman" w:eastAsia="Times New Roman" w:cs="Times New Roman"/>
+          <w:sz w:val="28"/>
+          <w:szCs w:val="28"/>
+        </w:rPr>
+      </w:r>
+    </w:p>
+    <w:p>
+      <w:pPr>
+        <w:pBdr>
+          <w:top w:val="none" w:color="000000" w:sz="4" w:space="0"/>
+          <w:left w:val="none" w:color="000000" w:sz="4" w:space="0"/>
+          <w:bottom w:val="none" w:color="000000" w:sz="4" w:space="0"/>
+          <w:right w:val="none" w:color="000000" w:sz="4" w:space="0"/>
+        </w:pBdr>
+        <w:spacing/>
+        <w:ind w:right="0" w:firstLine="709" w:left="0"/>
+        <w:rPr>
+          <w:rFonts w:ascii="Times New Roman" w:hAnsi="Times New Roman" w:cs="Times New Roman"/>
+          <w:sz w:val="28"/>
+          <w:szCs w:val="28"/>
+        </w:rPr>
+      </w:pPr>
+      <w:r>
+        <w:rPr>
+          <w:rFonts w:ascii="Times New Roman" w:hAnsi="Times New Roman" w:eastAsia="Times New Roman" w:cs="Times New Roman"/>
+          <w:color w:val="202020"/>
+          <w:sz w:val="28"/>
+          <w:szCs w:val="28"/>
+        </w:rPr>
+        <w:t xml:space="preserve">[4.99961 -3.99950 1.99891 2.99954 -6.00005]</w:t>
+      </w:r>
+      <w:r>
+        <w:rPr>
+          <w:rFonts w:ascii="Times New Roman" w:hAnsi="Times New Roman" w:eastAsia="Times New Roman" w:cs="Times New Roman"/>
+          <w:sz w:val="28"/>
+          <w:szCs w:val="28"/>
+        </w:rPr>
+      </w:r>
+    </w:p>
+    <w:p>
+      <w:pPr>
+        <w:pBdr>
+          <w:top w:val="none" w:color="000000" w:sz="4" w:space="0"/>
+          <w:left w:val="none" w:color="000000" w:sz="4" w:space="0"/>
+          <w:bottom w:val="none" w:color="000000" w:sz="4" w:space="0"/>
+          <w:right w:val="none" w:color="000000" w:sz="4" w:space="0"/>
+        </w:pBdr>
+        <w:spacing/>
+        <w:ind w:right="0" w:firstLine="709" w:left="0"/>
+        <w:rPr>
+          <w:rFonts w:ascii="Times New Roman" w:hAnsi="Times New Roman" w:cs="Times New Roman"/>
+          <w:sz w:val="28"/>
+          <w:szCs w:val="28"/>
+        </w:rPr>
+      </w:pPr>
+      <w:r>
+        <w:rPr>
+          <w:rFonts w:ascii="Times New Roman" w:hAnsi="Times New Roman" w:eastAsia="Times New Roman" w:cs="Times New Roman"/>
+          <w:color w:val="202020"/>
+          <w:sz w:val="28"/>
+          <w:szCs w:val="28"/>
+        </w:rPr>
+        <w:t xml:space="preserve">r:</w:t>
+      </w:r>
+      <w:r>
+        <w:rPr>
+          <w:rFonts w:ascii="Times New Roman" w:hAnsi="Times New Roman" w:eastAsia="Times New Roman" w:cs="Times New Roman"/>
+          <w:sz w:val="28"/>
+          <w:szCs w:val="28"/>
+        </w:rPr>
+      </w:r>
+    </w:p>
+    <w:p>
+      <w:pPr>
+        <w:pBdr>
+          <w:top w:val="none" w:color="000000" w:sz="0" w:space="0"/>
+          <w:bottom w:val="none" w:color="000000" w:sz="0" w:space="0"/>
+          <w:right w:val="none" w:color="000000" w:sz="0" w:space="0"/>
+          <w:between w:val="none" w:color="000000" w:sz="0" w:space="0"/>
+        </w:pBdr>
+        <w:tabs>
+          <w:tab w:val="left" w:leader="none" w:pos="1194"/>
+          <w:tab w:val="left" w:leader="none" w:pos="1195"/>
+        </w:tabs>
+        <w:spacing w:line="276" w:lineRule="auto"/>
+        <w:ind w:right="0" w:firstLine="709" w:left="0"/>
+        <w:jc w:val="left"/>
+        <w:rPr>
+          <w:rFonts w:ascii="Times New Roman" w:hAnsi="Times New Roman" w:cs="Times New Roman"/>
+          <w:b w:val="0"/>
+          <w:bCs w:val="0"/>
+          <w:sz w:val="28"/>
+          <w:szCs w:val="28"/>
+          <w:highlight w:val="none"/>
+        </w:rPr>
+      </w:pPr>
+      <w:r>
+        <w:rPr>
+          <w:rFonts w:ascii="Times New Roman" w:hAnsi="Times New Roman" w:eastAsia="Times New Roman" w:cs="Times New Roman"/>
+          <w:color w:val="202020"/>
+          <w:sz w:val="28"/>
+          <w:szCs w:val="28"/>
+        </w:rPr>
+        <w:t xml:space="preserve">[-2.01528e-08 7.23375e-10 -2.38140e-09 0.00000e+00 0.00000e+00]</w:t>
+      </w:r>
+      <w:r>
+        <w:rPr>
+          <w:rFonts w:ascii="Times New Roman" w:hAnsi="Times New Roman" w:eastAsia="Times New Roman" w:cs="Times New Roman"/>
+          <w:b/>
+          <w:bCs/>
+          <w:sz w:val="28"/>
+          <w:szCs w:val="28"/>
+          <w:highlight w:val="none"/>
+          <w:lang w:val="ru-RU" w:bidi="ru-RU"/>
+        </w:rPr>
+      </w:r>
+      <w:r>
+        <w:rPr>
+          <w:rFonts w:ascii="Times New Roman" w:hAnsi="Times New Roman" w:eastAsia="Times New Roman" w:cs="Times New Roman"/>
+          <w:b w:val="0"/>
+          <w:bCs w:val="0"/>
+          <w:sz w:val="28"/>
+          <w:szCs w:val="28"/>
+          <w:highlight w:val="none"/>
+        </w:rPr>
+      </w:r>
+    </w:p>
+    <w:p>
+      <w:pPr>
+        <w:pBdr>
+          <w:top w:val="none" w:color="000000" w:sz="0" w:space="0"/>
+          <w:bottom w:val="none" w:color="000000" w:sz="0" w:space="0"/>
+          <w:right w:val="none" w:color="000000" w:sz="0" w:space="0"/>
+          <w:between w:val="none" w:color="000000" w:sz="0" w:space="0"/>
+        </w:pBdr>
+        <w:tabs>
+          <w:tab w:val="left" w:leader="none" w:pos="1194"/>
+          <w:tab w:val="left" w:leader="none" w:pos="1195"/>
+        </w:tabs>
+        <w:spacing w:line="276" w:lineRule="auto"/>
+        <w:ind w:right="0" w:firstLine="709" w:left="0"/>
+        <w:jc w:val="left"/>
+        <w:rPr>
+          <w:highlight w:val="none"/>
+          <w:lang w:val="ru-RU"/>
+        </w:rPr>
+      </w:pPr>
+      <w:r>
+        <w:rPr>
+          <w:highlight w:val="none"/>
+          <w:lang w:val="ru-RU"/>
+        </w:rPr>
+      </w:r>
+      <w:r>
+        <w:rPr>
+          <w:highlight w:val="none"/>
+          <w:lang w:val="ru-RU"/>
+        </w:rPr>
+      </w:r>
+      <w:r>
+        <w:rPr>
+          <w:highlight w:val="none"/>
+          <w:lang w:val="ru-RU"/>
+        </w:rPr>
+      </w:r>
+    </w:p>
+    <w:p>
+      <w:pPr>
+        <w:pBdr>
+          <w:top w:val="none" w:color="000000" w:sz="0" w:space="0"/>
+          <w:bottom w:val="none" w:color="000000" w:sz="0" w:space="0"/>
+          <w:right w:val="none" w:color="000000" w:sz="0" w:space="0"/>
+          <w:between w:val="none" w:color="000000" w:sz="0" w:space="0"/>
+        </w:pBdr>
+        <w:tabs>
+          <w:tab w:val="left" w:leader="none" w:pos="1194"/>
+          <w:tab w:val="left" w:leader="none" w:pos="1195"/>
+        </w:tabs>
+        <w:spacing w:line="276" w:lineRule="auto"/>
+        <w:ind w:right="0" w:firstLine="709" w:left="0"/>
+        <w:jc w:val="left"/>
+        <w:rPr>
+          <w:b w:val="0"/>
+          <w:bCs w:val="0"/>
+          <w:highlight w:val="none"/>
+        </w:rPr>
+      </w:pPr>
+      <w:r>
+        <w:rPr>
+          <w:b/>
+          <w:bCs/>
+          <w:highlight w:val="none"/>
+          <w:lang w:val="ru-RU" w:bidi="ru-RU"/>
+        </w:rPr>
+        <w:t xml:space="preserve">Вывод: </w:t>
+      </w:r>
+      <w:r>
+        <w:rPr>
+          <w:b w:val="0"/>
+          <w:bCs w:val="0"/>
+          <w:highlight w:val="none"/>
+          <w:lang w:val="ru-RU" w:bidi="ru-RU"/>
+        </w:rPr>
+        <w:t xml:space="preserve">Невязка в методе Гаусса-Зейделя оказалась больше, чем в методе Гаусса из-за заданного вручную требуемого шага итерации </w:t>
+      </w:r>
+      <m:oMath>
+        <m:sSup>
+          <m:sSupPr>
+            <m:ctrlPr>
+              <w:rPr>
+                <w:rFonts w:ascii="Cambria Math" w:hAnsi="Cambria Math" w:eastAsia="Cambria Math" w:cs="Cambria Math"/>
+                <w:highlight w:val="none"/>
+                <w:lang w:val="ru-RU" w:bidi="ru-RU"/>
+              </w:rPr>
+            </m:ctrlPr>
+          </m:sSupPr>
+          <m:e>
+            <m:r>
+              <w:rPr>
+                <w:rFonts w:hint="default" w:ascii="Cambria Math" w:hAnsi="Cambria Math" w:eastAsia="Cambria Math" w:cs="Cambria Math"/>
+                <w:highlight w:val="none"/>
+                <w:lang w:val="ru-RU" w:bidi="ru-RU"/>
+              </w:rPr>
+              <m:rPr>
+                <m:sty m:val="i"/>
+              </m:rPr>
+              <m:t>10</m:t>
+            </m:r>
+          </m:e>
+          <m:sup>
+            <m:r>
+              <w:rPr>
+                <w:rFonts w:hint="default" w:ascii="Cambria Math" w:hAnsi="Cambria Math" w:eastAsia="Cambria Math" w:cs="Cambria Math"/>
+                <w:highlight w:val="none"/>
+                <w:lang w:val="ru-RU" w:bidi="ru-RU"/>
+              </w:rPr>
+              <m:rPr>
+                <m:sty m:val="i"/>
+              </m:rPr>
+              <m:t>-5</m:t>
+            </m:r>
+          </m:sup>
+        </m:sSup>
+      </m:oMath>
+      <w:r>
+        <w:rPr>
+          <w:b w:val="0"/>
+          <w:bCs w:val="0"/>
+          <w:highlight w:val="none"/>
+          <w:lang w:val="ru-RU"/>
+        </w:rPr>
+        <w:t xml:space="preserve">, если мы зададим шаг еще меньше, то приблизимся к более точному ответу, и невязка будет еще меньше, чем текущая. Сложность метода Гаусса-Зейделя </w:t>
+      </w:r>
+      <w:r>
+        <w:rPr>
+          <w:b w:val="0"/>
+          <w:bCs w:val="0"/>
+          <w:highlight w:val="none"/>
+          <w:lang w:val="ru-RU"/>
+        </w:rPr>
+      </w:r>
+      <m:oMath>
+        <m:r>
+          <w:rPr>
+            <w:rFonts w:hint="default" w:ascii="Cambria Math" w:hAnsi="Cambria Math" w:eastAsia="Cambria Math" w:cs="Cambria Math"/>
+            <w:highlight w:val="none"/>
+            <w:lang w:val="ru-RU" w:bidi="ru-RU"/>
+          </w:rPr>
+          <m:rPr>
+            <m:sty m:val="i"/>
+          </m:rPr>
+          <m:t>O</m:t>
+        </m:r>
+        <m:d>
+          <m:dPr>
+            <m:begChr m:val="("/>
+            <m:endChr m:val=")"/>
+            <m:ctrlPr>
+              <w:rPr>
+                <w:rFonts w:ascii="Cambria Math" w:hAnsi="Cambria Math" w:eastAsia="Cambria Math" w:cs="Cambria Math"/>
+                <w:highlight w:val="none"/>
+                <w:lang w:val="ru-RU" w:bidi="ru-RU"/>
+              </w:rPr>
+            </m:ctrlPr>
+          </m:dPr>
+          <m:e>
+            <m:sSup>
+              <m:sSupPr>
+                <m:ctrlPr>
+                  <w:rPr>
+                    <w:rFonts w:ascii="Cambria Math" w:hAnsi="Cambria Math" w:eastAsia="Cambria Math" w:cs="Cambria Math"/>
+                    <w:highlight w:val="none"/>
+                    <w:lang w:val="ru-RU" w:bidi="ru-RU"/>
+                  </w:rPr>
+                </m:ctrlPr>
+              </m:sSupPr>
+              <m:e>
+                <m:r>
+                  <w:rPr>
+                    <w:rFonts w:hint="default" w:ascii="Cambria Math" w:hAnsi="Cambria Math" w:eastAsia="Cambria Math" w:cs="Cambria Math"/>
+                    <w:highlight w:val="none"/>
+                    <w:lang w:val="ru-RU" w:bidi="ru-RU"/>
+                  </w:rPr>
+                  <m:rPr>
+                    <m:sty m:val="i"/>
+                  </m:rPr>
+                  <m:t>kN</m:t>
+                </m:r>
+              </m:e>
+              <m:sup>
+                <m:r>
+                  <w:rPr>
+                    <w:rFonts w:hint="default" w:ascii="Cambria Math" w:hAnsi="Cambria Math" w:eastAsia="Cambria Math" w:cs="Cambria Math"/>
+                    <w:highlight w:val="none"/>
+                    <w:lang w:val="ru-RU" w:bidi="ru-RU"/>
+                  </w:rPr>
+                  <m:rPr>
+                    <m:sty m:val="i"/>
+                  </m:rPr>
+                  <m:t>2</m:t>
+                </m:r>
+              </m:sup>
+            </m:sSup>
+          </m:e>
+        </m:d>
+      </m:oMath>
+      <w:r>
+        <w:rPr>
+          <w:b w:val="0"/>
+          <w:bCs w:val="0"/>
+          <w:highlight w:val="none"/>
+          <w:lang w:val="ru-RU"/>
+        </w:rPr>
+        <w:t xml:space="preserve">, где </w:t>
+      </w:r>
+      <w:r>
+        <w:rPr>
+          <w:b w:val="0"/>
+          <w:bCs w:val="0"/>
+          <w:highlight w:val="none"/>
+          <w:lang w:val="en-US"/>
+        </w:rPr>
+        <w:t xml:space="preserve">k – </w:t>
+      </w:r>
+      <w:r>
+        <w:rPr>
+          <w:b w:val="0"/>
+          <w:bCs w:val="0"/>
+          <w:highlight w:val="none"/>
+          <w:lang w:val="ru-RU"/>
+        </w:rPr>
+        <w:t xml:space="preserve">количество итераций. Для моей задачи метод Гаусса справился за 84 операции, а метод Гаусса-Зейделя за 175 операций и получил невязку больше. Отсюда можно сделать вывод, что для малых размерностей итерационные методы не дают преимущества, но на больших матрицах, на которых метод Гаусса накопил бы большую погрешность в ходе вычислений, итерационный методы не имеют такой проблемы. При выполнении условий сходимости ошибка на каждом шаге умножается на число меньшее 1 и соответственно становится все меньше</w:t>
+      </w:r>
+      <w:r>
+        <w:rPr>
+          <w:b w:val="0"/>
+          <w:bCs w:val="0"/>
+          <w:highlight w:val="none"/>
+        </w:rPr>
+      </w:r>
+    </w:p>
+    <w:p>
+      <w:pPr>
+        <w:pBdr>
+          <w:top w:val="none" w:color="000000" w:sz="0" w:space="0"/>
+          <w:bottom w:val="none" w:color="000000" w:sz="0" w:space="0"/>
+          <w:right w:val="none" w:color="000000" w:sz="0" w:space="0"/>
+          <w:between w:val="none" w:color="000000" w:sz="0" w:space="0"/>
+        </w:pBdr>
+        <w:tabs>
+          <w:tab w:val="left" w:leader="none" w:pos="1194"/>
+          <w:tab w:val="left" w:leader="none" w:pos="1195"/>
+        </w:tabs>
+        <w:spacing w:line="276" w:lineRule="auto"/>
+        <w:ind w:right="0" w:firstLine="709" w:left="0"/>
+        <w:jc w:val="left"/>
+        <w:rPr>
+          <w:highlight w:val="none"/>
+        </w:rPr>
+      </w:pPr>
+      <w:r>
+        <w:rPr>
+          <w:highlight w:val="none"/>
+          <w:lang w:val="en-US"/>
+        </w:rPr>
+      </w:r>
+      <w:r>
+        <w:rPr>
+          <w:highlight w:val="none"/>
+          <w:lang w:val="en-US"/>
+        </w:rPr>
+      </w:r>
+      <w:r>
+        <w:rPr>
+          <w:highlight w:val="none"/>
+          <w:lang w:val="en-US"/>
+        </w:rPr>
+      </w:r>
+    </w:p>
     <w:sectPr>
       <w:headerReference w:type="default" r:id="rId9"/>
       <w:footerReference w:type="default" r:id="rId10"/>
